--- a/411435066陳致均Word排版作業..docx
+++ b/411435066陳致均Word排版作業..docx
@@ -6,35 +6,42 @@
       <w:pPr>
         <w:pStyle w:val="a3"/>
         <w:rPr>
-          <w:rFonts w:ascii="微軟正黑體" w:eastAsia="微軟正黑體" w:hAnsi="微軟正黑體"/>
+          <w:rFonts w:ascii="標楷體" w:eastAsia="標楷體" w:hAnsi="標楷體"/>
+          <w:sz w:val="48"/>
+          <w:szCs w:val="48"/>
+        </w:rPr>
+      </w:pPr>
+      <w:r>
+        <w:rPr>
+          <w:rFonts w:ascii="標楷體" w:eastAsia="標楷體" w:hAnsi="標楷體"/>
+          <w:sz w:val="48"/>
+          <w:szCs w:val="48"/>
+        </w:rPr>
+        <w:t>國立東華大學</w:t>
+      </w:r>
+    </w:p>
+    <w:p>
+      <w:pPr>
+        <w:rPr>
+          <w:rFonts w:hint="eastAsia"/>
+        </w:rPr>
+      </w:pPr>
+    </w:p>
+    <w:p>
+      <w:pPr>
+        <w:pStyle w:val="a3"/>
+        <w:rPr>
+          <w:rFonts w:ascii="標楷體" w:eastAsia="標楷體" w:hAnsi="標楷體"/>
           <w:sz w:val="40"/>
           <w:szCs w:val="40"/>
         </w:rPr>
       </w:pPr>
       <w:r>
         <w:rPr>
-          <w:rFonts w:ascii="微軟正黑體" w:eastAsia="微軟正黑體" w:hAnsi="微軟正黑體"/>
+          <w:rFonts w:ascii="標楷體" w:eastAsia="標楷體" w:hAnsi="標楷體" w:hint="eastAsia"/>
           <w:sz w:val="40"/>
           <w:szCs w:val="40"/>
         </w:rPr>
-        <w:t>國立東華大學</w:t>
-      </w:r>
-    </w:p>
-    <w:p>
-      <w:pPr>
-        <w:pStyle w:val="a3"/>
-        <w:rPr>
-          <w:rFonts w:ascii="微軟正黑體" w:eastAsia="微軟正黑體" w:hAnsi="微軟正黑體"/>
-          <w:sz w:val="24"/>
-          <w:szCs w:val="24"/>
-        </w:rPr>
-      </w:pPr>
-      <w:r>
-        <w:rPr>
-          <w:rFonts w:ascii="微軟正黑體" w:eastAsia="微軟正黑體" w:hAnsi="微軟正黑體" w:hint="eastAsia"/>
-          <w:sz w:val="24"/>
-          <w:szCs w:val="24"/>
-        </w:rPr>
         <w:t>資訊管理學系</w:t>
       </w:r>
     </w:p>
@@ -47,29 +54,19 @@
       <w:pPr>
         <w:jc w:val="center"/>
         <w:rPr>
-          <w:rFonts w:ascii="微軟正黑體" w:eastAsia="微軟正黑體" w:hAnsi="微軟正黑體"/>
-        </w:rPr>
-      </w:pPr>
-      <w:r>
-        <w:rPr>
-          <w:rFonts w:ascii="微軟正黑體" w:eastAsia="微軟正黑體" w:hAnsi="微軟正黑體" w:hint="eastAsia"/>
-        </w:rPr>
-        <w:t>課程名稱:</w:t>
-      </w:r>
-      <w:r>
-        <w:rPr>
-          <w:rFonts w:ascii="微軟正黑體" w:eastAsia="微軟正黑體" w:hAnsi="微軟正黑體"/>
-        </w:rPr>
-        <w:t>資訊科技與應用</w:t>
-      </w:r>
-    </w:p>
-    <w:p>
-      <w:pPr>
-        <w:jc w:val="center"/>
-        <w:rPr>
-          <w:rFonts w:ascii="微軟正黑體" w:eastAsia="微軟正黑體" w:hAnsi="微軟正黑體"/>
-        </w:rPr>
-      </w:pPr>
+          <w:rFonts w:ascii="標楷體" w:eastAsia="標楷體" w:hAnsi="標楷體"/>
+          <w:sz w:val="48"/>
+          <w:szCs w:val="48"/>
+        </w:rPr>
+      </w:pPr>
+      <w:r>
+        <w:rPr>
+          <w:rFonts w:ascii="標楷體" w:eastAsia="標楷體" w:hAnsi="標楷體" w:hint="eastAsia"/>
+          <w:sz w:val="48"/>
+          <w:szCs w:val="48"/>
+        </w:rPr>
+        <w:t>碩士論文</w:t>
+      </w:r>
     </w:p>
     <w:p>
       <w:pPr>
@@ -80,13 +77,51 @@
           <w:szCs w:val="40"/>
         </w:rPr>
       </w:pPr>
+    </w:p>
+    <w:p>
+      <w:pPr>
+        <w:jc w:val="center"/>
+        <w:rPr>
+          <w:rFonts w:ascii="標楷體" w:eastAsia="標楷體" w:hAnsi="標楷體"/>
+          <w:sz w:val="48"/>
+          <w:szCs w:val="48"/>
+        </w:rPr>
+      </w:pPr>
+      <w:r>
+        <w:rPr>
+          <w:rFonts w:ascii="標楷體" w:eastAsia="標楷體" w:hAnsi="標楷體"/>
+          <w:sz w:val="48"/>
+          <w:szCs w:val="48"/>
+        </w:rPr>
+        <w:t>人工智慧技術在企業決策支援系統之應用研究</w:t>
+      </w:r>
+    </w:p>
+    <w:p>
+      <w:pPr>
+        <w:jc w:val="center"/>
+        <w:rPr>
+          <w:rFonts w:ascii="微軟正黑體" w:eastAsia="微軟正黑體" w:hAnsi="微軟正黑體"/>
+        </w:rPr>
+      </w:pPr>
+    </w:p>
+    <w:p>
+      <w:pPr>
+        <w:jc w:val="center"/>
+        <w:rPr>
+          <w:rFonts w:ascii="微軟正黑體" w:eastAsia="微軟正黑體" w:hAnsi="微軟正黑體"/>
+        </w:rPr>
+      </w:pPr>
       <w:r>
         <w:rPr>
           <w:rFonts w:ascii="微軟正黑體" w:eastAsia="微軟正黑體" w:hAnsi="微軟正黑體" w:hint="eastAsia"/>
-          <w:sz w:val="40"/>
-          <w:szCs w:val="40"/>
-        </w:rPr>
-        <w:t>論文題目</w:t>
+        </w:rPr>
+        <w:t>研究生：</w:t>
+      </w:r>
+      <w:r>
+        <w:rPr>
+          <w:rFonts w:ascii="微軟正黑體" w:eastAsia="微軟正黑體" w:hAnsi="微軟正黑體" w:hint="eastAsia"/>
+        </w:rPr>
+        <w:t>陳致均</w:t>
       </w:r>
     </w:p>
     <w:p>
@@ -98,9 +133,9 @@
       </w:pPr>
       <w:r>
         <w:rPr>
-          <w:rFonts w:ascii="微軟正黑體" w:eastAsia="微軟正黑體" w:hAnsi="微軟正黑體"/>
-        </w:rPr>
-        <w:t>人工智慧技術在企業決策支援系統之應用研究</w:t>
+          <w:rFonts w:ascii="微軟正黑體" w:eastAsia="微軟正黑體" w:hAnsi="微軟正黑體" w:hint="eastAsia"/>
+        </w:rPr>
+        <w:t>學號:411435066</w:t>
       </w:r>
     </w:p>
     <w:p>
@@ -110,6 +145,18 @@
           <w:rFonts w:ascii="微軟正黑體" w:eastAsia="微軟正黑體" w:hAnsi="微軟正黑體"/>
         </w:rPr>
       </w:pPr>
+      <w:r>
+        <w:rPr>
+          <w:rFonts w:ascii="微軟正黑體" w:eastAsia="微軟正黑體" w:hAnsi="微軟正黑體" w:hint="eastAsia"/>
+        </w:rPr>
+        <w:t>指導教授：</w:t>
+      </w:r>
+      <w:r>
+        <w:rPr>
+          <w:rFonts w:ascii="微軟正黑體" w:eastAsia="微軟正黑體" w:hAnsi="微軟正黑體"/>
+        </w:rPr>
+        <w:t>陳文盛 教授</w:t>
+      </w:r>
     </w:p>
     <w:p>
       <w:pPr>
@@ -118,18 +165,6 @@
           <w:rFonts w:ascii="微軟正黑體" w:eastAsia="微軟正黑體" w:hAnsi="微軟正黑體"/>
         </w:rPr>
       </w:pPr>
-      <w:r>
-        <w:rPr>
-          <w:rFonts w:ascii="微軟正黑體" w:eastAsia="微軟正黑體" w:hAnsi="微軟正黑體" w:hint="eastAsia"/>
-        </w:rPr>
-        <w:t>研究生：</w:t>
-      </w:r>
-      <w:r>
-        <w:rPr>
-          <w:rFonts w:ascii="微軟正黑體" w:eastAsia="微軟正黑體" w:hAnsi="微軟正黑體" w:hint="eastAsia"/>
-        </w:rPr>
-        <w:t>陳致均</w:t>
-      </w:r>
     </w:p>
     <w:p>
       <w:pPr>
@@ -138,12 +173,6 @@
           <w:rFonts w:ascii="微軟正黑體" w:eastAsia="微軟正黑體" w:hAnsi="微軟正黑體"/>
         </w:rPr>
       </w:pPr>
-      <w:r>
-        <w:rPr>
-          <w:rFonts w:ascii="微軟正黑體" w:eastAsia="微軟正黑體" w:hAnsi="微軟正黑體" w:hint="eastAsia"/>
-        </w:rPr>
-        <w:t>學號:411435066</w:t>
-      </w:r>
     </w:p>
     <w:p>
       <w:pPr>
@@ -151,47 +180,11 @@
         <w:rPr>
           <w:rFonts w:ascii="微軟正黑體" w:eastAsia="微軟正黑體" w:hAnsi="微軟正黑體"/>
         </w:rPr>
-      </w:pPr>
-      <w:r>
-        <w:rPr>
-          <w:rFonts w:ascii="微軟正黑體" w:eastAsia="微軟正黑體" w:hAnsi="微軟正黑體" w:hint="eastAsia"/>
-        </w:rPr>
-        <w:t>指導教授：</w:t>
-      </w:r>
-      <w:r>
-        <w:rPr>
-          <w:rFonts w:ascii="微軟正黑體" w:eastAsia="微軟正黑體" w:hAnsi="微軟正黑體"/>
-        </w:rPr>
-        <w:t>陳文盛 教授</w:t>
-      </w:r>
-    </w:p>
-    <w:p>
-      <w:pPr>
-        <w:jc w:val="center"/>
-        <w:rPr>
-          <w:rFonts w:ascii="微軟正黑體" w:eastAsia="微軟正黑體" w:hAnsi="微軟正黑體"/>
-        </w:rPr>
-      </w:pPr>
-    </w:p>
-    <w:p>
-      <w:pPr>
-        <w:jc w:val="center"/>
-        <w:rPr>
-          <w:rFonts w:ascii="微軟正黑體" w:eastAsia="微軟正黑體" w:hAnsi="微軟正黑體"/>
-        </w:rPr>
-      </w:pPr>
-    </w:p>
-    <w:p>
-      <w:pPr>
-        <w:jc w:val="center"/>
-        <w:rPr>
-          <w:rFonts w:ascii="微軟正黑體" w:eastAsia="微軟正黑體" w:hAnsi="微軟正黑體"/>
-        </w:rPr>
         <w:sectPr>
-          <w:footerReference w:type="default" r:id="rId6"/>
-          <w:footerReference w:type="first" r:id="rId7"/>
-          <w:pgSz w:w="11906" w:h="16838"/>
-          <w:pgMar w:top="1440" w:right="1440" w:bottom="1440" w:left="1440" w:header="720" w:footer="720" w:gutter="0"/>
+          <w:footerReference w:type="default" r:id="rId7"/>
+          <w:footerReference w:type="first" r:id="rId8"/>
+          <w:pgSz w:w="11906" w:h="16838" w:code="9"/>
+          <w:pgMar w:top="1418" w:right="1418" w:bottom="1418" w:left="1701" w:header="720" w:footer="720" w:gutter="0"/>
           <w:pgNumType w:start="0"/>
           <w:cols w:space="720"/>
           <w:docGrid w:type="lines" w:linePitch="360"/>
@@ -1262,7 +1255,7 @@
               <w:tab w:val="right" w:leader="dot" w:pos="9016"/>
             </w:tabs>
             <w:rPr>
-              <w:rFonts w:ascii="微軟正黑體" w:eastAsia="微軟正黑體" w:hAnsi="微軟正黑體" w:hint="eastAsia"/>
+              <w:rFonts w:ascii="微軟正黑體" w:eastAsia="微軟正黑體" w:hAnsi="微軟正黑體"/>
               <w:noProof/>
               <w:color w:val="0563C1" w:themeColor="hyperlink"/>
               <w:u w:val="single"/>
@@ -2202,7 +2195,6 @@
     <w:p>
       <w:pPr>
         <w:rPr>
-          <w:rFonts w:hint="eastAsia"/>
           <w:b/>
           <w:bCs/>
           <w:lang w:val="zh-TW"/>
@@ -2896,7 +2888,7 @@
           <w:rFonts w:ascii="微軟正黑體" w:eastAsia="微軟正黑體" w:hAnsi="微軟正黑體"/>
         </w:rPr>
         <w:sectPr>
-          <w:footerReference w:type="default" r:id="rId8"/>
+          <w:footerReference w:type="default" r:id="rId9"/>
           <w:pgSz w:w="11906" w:h="16838"/>
           <w:pgMar w:top="1440" w:right="1440" w:bottom="1440" w:left="1440" w:header="720" w:footer="720" w:gutter="0"/>
           <w:cols w:space="720"/>
@@ -3051,7 +3043,7 @@
           <w:noProof/>
         </w:rPr>
         <w:drawing>
-          <wp:inline distT="0" distB="0" distL="0" distR="0" wp14:anchorId="35B719CE" wp14:editId="4C65C954">
+          <wp:inline distT="0" distB="0" distL="0" distR="0" wp14:anchorId="35B719CE" wp14:editId="0A4D285C">
             <wp:extent cx="5731510" cy="3209925"/>
             <wp:effectExtent l="0" t="0" r="2540" b="9525"/>
             <wp:docPr id="421046502" name="圖片 2"/>
@@ -3063,193 +3055,6 @@
                 <pic:pic xmlns:pic="http://schemas.openxmlformats.org/drawingml/2006/picture">
                   <pic:nvPicPr>
                     <pic:cNvPr id="421046502" name="圖片 421046502"/>
-                    <pic:cNvPicPr/>
-                  </pic:nvPicPr>
-                  <pic:blipFill>
-                    <a:blip r:embed="rId9" cstate="print">
-                      <a:extLst>
-                        <a:ext uri="{28A0092B-C50C-407E-A947-70E740481C1C}">
-                          <a14:useLocalDpi xmlns:a14="http://schemas.microsoft.com/office/drawing/2010/main" val="0"/>
-                        </a:ext>
-                      </a:extLst>
-                    </a:blip>
-                    <a:stretch>
-                      <a:fillRect/>
-                    </a:stretch>
-                  </pic:blipFill>
-                  <pic:spPr>
-                    <a:xfrm>
-                      <a:off x="0" y="0"/>
-                      <a:ext cx="5731510" cy="3209925"/>
-                    </a:xfrm>
-                    <a:prstGeom prst="rect">
-                      <a:avLst/>
-                    </a:prstGeom>
-                  </pic:spPr>
-                </pic:pic>
-              </a:graphicData>
-            </a:graphic>
-          </wp:inline>
-        </w:drawing>
-      </w:r>
-    </w:p>
-    <w:p>
-      <w:pPr>
-        <w:pStyle w:val="af5"/>
-        <w:rPr>
-          <w:rFonts w:ascii="微軟正黑體" w:eastAsia="微軟正黑體" w:hAnsi="微軟正黑體"/>
-        </w:rPr>
-      </w:pPr>
-      <w:bookmarkStart w:id="26" w:name="_Ref224503893"/>
-      <w:bookmarkStart w:id="27" w:name="_Toc224503482"/>
-      <w:r>
-        <w:rPr>
-          <w:rFonts w:ascii="微軟正黑體" w:eastAsia="微軟正黑體" w:hAnsi="微軟正黑體" w:hint="eastAsia"/>
-        </w:rPr>
-        <w:t xml:space="preserve">圖 </w:t>
-      </w:r>
-      <w:r>
-        <w:rPr>
-          <w:rFonts w:ascii="微軟正黑體" w:eastAsia="微軟正黑體" w:hAnsi="微軟正黑體"/>
-        </w:rPr>
-        <w:fldChar w:fldCharType="begin"/>
-      </w:r>
-      <w:r>
-        <w:rPr>
-          <w:rFonts w:ascii="微軟正黑體" w:eastAsia="微軟正黑體" w:hAnsi="微軟正黑體"/>
-        </w:rPr>
-        <w:instrText xml:space="preserve"> </w:instrText>
-      </w:r>
-      <w:r>
-        <w:rPr>
-          <w:rFonts w:ascii="微軟正黑體" w:eastAsia="微軟正黑體" w:hAnsi="微軟正黑體" w:hint="eastAsia"/>
-        </w:rPr>
-        <w:instrText>SEQ 圖 \* ARABIC</w:instrText>
-      </w:r>
-      <w:r>
-        <w:rPr>
-          <w:rFonts w:ascii="微軟正黑體" w:eastAsia="微軟正黑體" w:hAnsi="微軟正黑體"/>
-        </w:rPr>
-        <w:instrText xml:space="preserve"> </w:instrText>
-      </w:r>
-      <w:r>
-        <w:rPr>
-          <w:rFonts w:ascii="微軟正黑體" w:eastAsia="微軟正黑體" w:hAnsi="微軟正黑體"/>
-        </w:rPr>
-        <w:fldChar w:fldCharType="separate"/>
-      </w:r>
-      <w:r>
-        <w:rPr>
-          <w:rFonts w:ascii="微軟正黑體" w:eastAsia="微軟正黑體" w:hAnsi="微軟正黑體"/>
-          <w:noProof/>
-        </w:rPr>
-        <w:t>1</w:t>
-      </w:r>
-      <w:r>
-        <w:rPr>
-          <w:rFonts w:ascii="微軟正黑體" w:eastAsia="微軟正黑體" w:hAnsi="微軟正黑體"/>
-        </w:rPr>
-        <w:fldChar w:fldCharType="end"/>
-      </w:r>
-      <w:bookmarkEnd w:id="26"/>
-      <w:r>
-        <w:rPr>
-          <w:rFonts w:ascii="微軟正黑體" w:eastAsia="微軟正黑體" w:hAnsi="微軟正黑體" w:hint="eastAsia"/>
-        </w:rPr>
-        <w:t>研究架構圖</w:t>
-      </w:r>
-      <w:bookmarkEnd w:id="27"/>
-    </w:p>
-    <w:p>
-      <w:pPr>
-        <w:keepNext/>
-      </w:pPr>
-      <w:r>
-        <w:rPr>
-          <w:rFonts w:ascii="微軟正黑體" w:eastAsia="微軟正黑體" w:hAnsi="微軟正黑體"/>
-        </w:rPr>
-        <w:lastRenderedPageBreak/>
-        <w:t>如</w:t>
-      </w:r>
-      <w:r>
-        <w:rPr>
-          <w:rFonts w:ascii="微軟正黑體" w:eastAsia="微軟正黑體" w:hAnsi="微軟正黑體"/>
-          <w:b/>
-          <w:bCs/>
-        </w:rPr>
-        <w:fldChar w:fldCharType="begin"/>
-      </w:r>
-      <w:r>
-        <w:rPr>
-          <w:rFonts w:ascii="微軟正黑體" w:eastAsia="微軟正黑體" w:hAnsi="微軟正黑體"/>
-        </w:rPr>
-        <w:instrText xml:space="preserve"> REF _Ref224503904 \h </w:instrText>
-      </w:r>
-      <w:r>
-        <w:rPr>
-          <w:rFonts w:ascii="微軟正黑體" w:eastAsia="微軟正黑體" w:hAnsi="微軟正黑體"/>
-          <w:b/>
-          <w:bCs/>
-        </w:rPr>
-      </w:r>
-      <w:r>
-        <w:rPr>
-          <w:rFonts w:ascii="微軟正黑體" w:eastAsia="微軟正黑體" w:hAnsi="微軟正黑體"/>
-          <w:b/>
-          <w:bCs/>
-        </w:rPr>
-        <w:fldChar w:fldCharType="separate"/>
-      </w:r>
-      <w:r>
-        <w:rPr>
-          <w:rFonts w:ascii="微軟正黑體" w:eastAsia="微軟正黑體" w:hAnsi="微軟正黑體" w:hint="eastAsia"/>
-        </w:rPr>
-        <w:t xml:space="preserve">圖 </w:t>
-      </w:r>
-      <w:r>
-        <w:rPr>
-          <w:rFonts w:ascii="微軟正黑體" w:eastAsia="微軟正黑體" w:hAnsi="微軟正黑體"/>
-          <w:noProof/>
-        </w:rPr>
-        <w:t>2</w:t>
-      </w:r>
-      <w:r>
-        <w:rPr>
-          <w:rFonts w:ascii="微軟正黑體" w:eastAsia="微軟正黑體" w:hAnsi="微軟正黑體"/>
-          <w:b/>
-          <w:bCs/>
-        </w:rPr>
-        <w:fldChar w:fldCharType="end"/>
-      </w:r>
-      <w:r>
-        <w:rPr>
-          <w:rFonts w:ascii="微軟正黑體" w:eastAsia="微軟正黑體" w:hAnsi="微軟正黑體"/>
-        </w:rPr>
-        <w:t>所示，研究流程包含問題定義、文獻蒐集、問卷設計、資料分析與研究結論等階段。</w:t>
-      </w:r>
-      <w:r>
-        <w:rPr>
-          <w:rFonts w:asciiTheme="majorHAnsi" w:eastAsiaTheme="majorEastAsia" w:hAnsiTheme="majorHAnsi" w:cstheme="majorBidi"/>
-          <w:b/>
-          <w:bCs/>
-          <w:noProof/>
-          <w:color w:val="2F5496" w:themeColor="accent1" w:themeShade="BF"/>
-          <w:sz w:val="26"/>
-          <w:szCs w:val="26"/>
-        </w:rPr>
-        <w:drawing>
-          <wp:inline distT="0" distB="0" distL="0" distR="0" wp14:anchorId="77E97F04" wp14:editId="53BAC50C">
-            <wp:extent cx="5731510" cy="3209925"/>
-            <wp:effectExtent l="0" t="0" r="2540" b="9525"/>
-            <wp:docPr id="1288520506" name="圖片 5"/>
-            <wp:cNvGraphicFramePr>
-              <a:graphicFrameLocks xmlns:a="http://schemas.openxmlformats.org/drawingml/2006/main" noChangeAspect="1"/>
-            </wp:cNvGraphicFramePr>
-            <a:graphic xmlns:a="http://schemas.openxmlformats.org/drawingml/2006/main">
-              <a:graphicData uri="http://schemas.openxmlformats.org/drawingml/2006/picture">
-                <pic:pic xmlns:pic="http://schemas.openxmlformats.org/drawingml/2006/picture">
-                  <pic:nvPicPr>
-                    <pic:cNvPr id="1288520506" name="圖片 1288520506"/>
                     <pic:cNvPicPr/>
                   </pic:nvPicPr>
                   <pic:blipFill>
@@ -3287,8 +3092,8 @@
           <w:rFonts w:ascii="微軟正黑體" w:eastAsia="微軟正黑體" w:hAnsi="微軟正黑體"/>
         </w:rPr>
       </w:pPr>
-      <w:bookmarkStart w:id="28" w:name="_Ref224503904"/>
-      <w:bookmarkStart w:id="29" w:name="_Toc224503483"/>
+      <w:bookmarkStart w:id="26" w:name="_Ref224503893"/>
+      <w:bookmarkStart w:id="27" w:name="_Toc224503482"/>
       <w:r>
         <w:rPr>
           <w:rFonts w:ascii="微軟正黑體" w:eastAsia="微軟正黑體" w:hAnsi="微軟正黑體" w:hint="eastAsia"/>
@@ -3330,7 +3135,7 @@
           <w:rFonts w:ascii="微軟正黑體" w:eastAsia="微軟正黑體" w:hAnsi="微軟正黑體"/>
           <w:noProof/>
         </w:rPr>
-        <w:t>2</w:t>
+        <w:t>1</w:t>
       </w:r>
       <w:r>
         <w:rPr>
@@ -3338,14 +3143,14 @@
         </w:rPr>
         <w:fldChar w:fldCharType="end"/>
       </w:r>
-      <w:bookmarkEnd w:id="28"/>
+      <w:bookmarkEnd w:id="26"/>
       <w:r>
         <w:rPr>
           <w:rFonts w:ascii="微軟正黑體" w:eastAsia="微軟正黑體" w:hAnsi="微軟正黑體" w:hint="eastAsia"/>
         </w:rPr>
-        <w:t>研究流程圖</w:t>
-      </w:r>
-      <w:bookmarkEnd w:id="29"/>
+        <w:t>研究架構圖</w:t>
+      </w:r>
+      <w:bookmarkEnd w:id="27"/>
     </w:p>
     <w:p>
       <w:pPr>
@@ -3356,7 +3161,7 @@
           <w:rFonts w:ascii="微軟正黑體" w:eastAsia="微軟正黑體" w:hAnsi="微軟正黑體"/>
         </w:rPr>
         <w:lastRenderedPageBreak/>
-        <w:t>另一方面，</w:t>
+        <w:t>如</w:t>
       </w:r>
       <w:r>
         <w:rPr>
@@ -3370,7 +3175,7 @@
         <w:rPr>
           <w:rFonts w:ascii="微軟正黑體" w:eastAsia="微軟正黑體" w:hAnsi="微軟正黑體"/>
         </w:rPr>
-        <w:instrText xml:space="preserve"> REF _Ref224503916 \h </w:instrText>
+        <w:instrText xml:space="preserve"> REF _Ref224503904 \h </w:instrText>
       </w:r>
       <w:r>
         <w:rPr>
@@ -3398,7 +3203,7 @@
           <w:rFonts w:ascii="微軟正黑體" w:eastAsia="微軟正黑體" w:hAnsi="微軟正黑體"/>
           <w:noProof/>
         </w:rPr>
-        <w:t>3</w:t>
+        <w:t>2</w:t>
       </w:r>
       <w:r>
         <w:rPr>
@@ -3412,7 +3217,7 @@
         <w:rPr>
           <w:rFonts w:ascii="微軟正黑體" w:eastAsia="微軟正黑體" w:hAnsi="微軟正黑體"/>
         </w:rPr>
-        <w:t>說明AI決策支援系統的運作架構，包括資料蒐集、AI分析模型及決策建議輸出等模組。</w:t>
+        <w:t>所示，研究流程包含問題定義、文獻蒐集、問卷設計、資料分析與研究結論等階段。</w:t>
       </w:r>
       <w:r>
         <w:rPr>
@@ -3425,7 +3230,194 @@
           <w:szCs w:val="26"/>
         </w:rPr>
         <w:drawing>
-          <wp:inline distT="0" distB="0" distL="0" distR="0" wp14:anchorId="3F263C4B" wp14:editId="38E3E868">
+          <wp:inline distT="0" distB="0" distL="0" distR="0" wp14:anchorId="77E97F04" wp14:editId="4F9460AA">
+            <wp:extent cx="5731510" cy="3209925"/>
+            <wp:effectExtent l="0" t="0" r="2540" b="9525"/>
+            <wp:docPr id="1288520506" name="圖片 5"/>
+            <wp:cNvGraphicFramePr>
+              <a:graphicFrameLocks xmlns:a="http://schemas.openxmlformats.org/drawingml/2006/main" noChangeAspect="1"/>
+            </wp:cNvGraphicFramePr>
+            <a:graphic xmlns:a="http://schemas.openxmlformats.org/drawingml/2006/main">
+              <a:graphicData uri="http://schemas.openxmlformats.org/drawingml/2006/picture">
+                <pic:pic xmlns:pic="http://schemas.openxmlformats.org/drawingml/2006/picture">
+                  <pic:nvPicPr>
+                    <pic:cNvPr id="1288520506" name="圖片 1288520506"/>
+                    <pic:cNvPicPr/>
+                  </pic:nvPicPr>
+                  <pic:blipFill>
+                    <a:blip r:embed="rId11" cstate="print">
+                      <a:extLst>
+                        <a:ext uri="{28A0092B-C50C-407E-A947-70E740481C1C}">
+                          <a14:useLocalDpi xmlns:a14="http://schemas.microsoft.com/office/drawing/2010/main" val="0"/>
+                        </a:ext>
+                      </a:extLst>
+                    </a:blip>
+                    <a:stretch>
+                      <a:fillRect/>
+                    </a:stretch>
+                  </pic:blipFill>
+                  <pic:spPr>
+                    <a:xfrm>
+                      <a:off x="0" y="0"/>
+                      <a:ext cx="5731510" cy="3209925"/>
+                    </a:xfrm>
+                    <a:prstGeom prst="rect">
+                      <a:avLst/>
+                    </a:prstGeom>
+                  </pic:spPr>
+                </pic:pic>
+              </a:graphicData>
+            </a:graphic>
+          </wp:inline>
+        </w:drawing>
+      </w:r>
+    </w:p>
+    <w:p>
+      <w:pPr>
+        <w:pStyle w:val="af5"/>
+        <w:rPr>
+          <w:rFonts w:ascii="微軟正黑體" w:eastAsia="微軟正黑體" w:hAnsi="微軟正黑體"/>
+        </w:rPr>
+      </w:pPr>
+      <w:bookmarkStart w:id="28" w:name="_Ref224503904"/>
+      <w:bookmarkStart w:id="29" w:name="_Toc224503483"/>
+      <w:r>
+        <w:rPr>
+          <w:rFonts w:ascii="微軟正黑體" w:eastAsia="微軟正黑體" w:hAnsi="微軟正黑體" w:hint="eastAsia"/>
+        </w:rPr>
+        <w:t xml:space="preserve">圖 </w:t>
+      </w:r>
+      <w:r>
+        <w:rPr>
+          <w:rFonts w:ascii="微軟正黑體" w:eastAsia="微軟正黑體" w:hAnsi="微軟正黑體"/>
+        </w:rPr>
+        <w:fldChar w:fldCharType="begin"/>
+      </w:r>
+      <w:r>
+        <w:rPr>
+          <w:rFonts w:ascii="微軟正黑體" w:eastAsia="微軟正黑體" w:hAnsi="微軟正黑體"/>
+        </w:rPr>
+        <w:instrText xml:space="preserve"> </w:instrText>
+      </w:r>
+      <w:r>
+        <w:rPr>
+          <w:rFonts w:ascii="微軟正黑體" w:eastAsia="微軟正黑體" w:hAnsi="微軟正黑體" w:hint="eastAsia"/>
+        </w:rPr>
+        <w:instrText>SEQ 圖 \* ARABIC</w:instrText>
+      </w:r>
+      <w:r>
+        <w:rPr>
+          <w:rFonts w:ascii="微軟正黑體" w:eastAsia="微軟正黑體" w:hAnsi="微軟正黑體"/>
+        </w:rPr>
+        <w:instrText xml:space="preserve"> </w:instrText>
+      </w:r>
+      <w:r>
+        <w:rPr>
+          <w:rFonts w:ascii="微軟正黑體" w:eastAsia="微軟正黑體" w:hAnsi="微軟正黑體"/>
+        </w:rPr>
+        <w:fldChar w:fldCharType="separate"/>
+      </w:r>
+      <w:r>
+        <w:rPr>
+          <w:rFonts w:ascii="微軟正黑體" w:eastAsia="微軟正黑體" w:hAnsi="微軟正黑體"/>
+          <w:noProof/>
+        </w:rPr>
+        <w:t>2</w:t>
+      </w:r>
+      <w:r>
+        <w:rPr>
+          <w:rFonts w:ascii="微軟正黑體" w:eastAsia="微軟正黑體" w:hAnsi="微軟正黑體"/>
+        </w:rPr>
+        <w:fldChar w:fldCharType="end"/>
+      </w:r>
+      <w:bookmarkEnd w:id="28"/>
+      <w:r>
+        <w:rPr>
+          <w:rFonts w:ascii="微軟正黑體" w:eastAsia="微軟正黑體" w:hAnsi="微軟正黑體" w:hint="eastAsia"/>
+        </w:rPr>
+        <w:t>研究流程圖</w:t>
+      </w:r>
+      <w:bookmarkEnd w:id="29"/>
+    </w:p>
+    <w:p>
+      <w:pPr>
+        <w:keepNext/>
+      </w:pPr>
+      <w:r>
+        <w:rPr>
+          <w:rFonts w:ascii="微軟正黑體" w:eastAsia="微軟正黑體" w:hAnsi="微軟正黑體"/>
+        </w:rPr>
+        <w:lastRenderedPageBreak/>
+        <w:t>另一方面，</w:t>
+      </w:r>
+      <w:r>
+        <w:rPr>
+          <w:rFonts w:ascii="微軟正黑體" w:eastAsia="微軟正黑體" w:hAnsi="微軟正黑體"/>
+          <w:b/>
+          <w:bCs/>
+        </w:rPr>
+        <w:fldChar w:fldCharType="begin"/>
+      </w:r>
+      <w:r>
+        <w:rPr>
+          <w:rFonts w:ascii="微軟正黑體" w:eastAsia="微軟正黑體" w:hAnsi="微軟正黑體"/>
+        </w:rPr>
+        <w:instrText xml:space="preserve"> REF _Ref224503916 \h </w:instrText>
+      </w:r>
+      <w:r>
+        <w:rPr>
+          <w:rFonts w:ascii="微軟正黑體" w:eastAsia="微軟正黑體" w:hAnsi="微軟正黑體"/>
+          <w:b/>
+          <w:bCs/>
+        </w:rPr>
+      </w:r>
+      <w:r>
+        <w:rPr>
+          <w:rFonts w:ascii="微軟正黑體" w:eastAsia="微軟正黑體" w:hAnsi="微軟正黑體"/>
+          <w:b/>
+          <w:bCs/>
+        </w:rPr>
+        <w:fldChar w:fldCharType="separate"/>
+      </w:r>
+      <w:r>
+        <w:rPr>
+          <w:rFonts w:ascii="微軟正黑體" w:eastAsia="微軟正黑體" w:hAnsi="微軟正黑體" w:hint="eastAsia"/>
+        </w:rPr>
+        <w:t xml:space="preserve">圖 </w:t>
+      </w:r>
+      <w:r>
+        <w:rPr>
+          <w:rFonts w:ascii="微軟正黑體" w:eastAsia="微軟正黑體" w:hAnsi="微軟正黑體"/>
+          <w:noProof/>
+        </w:rPr>
+        <w:t>3</w:t>
+      </w:r>
+      <w:r>
+        <w:rPr>
+          <w:rFonts w:ascii="微軟正黑體" w:eastAsia="微軟正黑體" w:hAnsi="微軟正黑體"/>
+          <w:b/>
+          <w:bCs/>
+        </w:rPr>
+        <w:fldChar w:fldCharType="end"/>
+      </w:r>
+      <w:r>
+        <w:rPr>
+          <w:rFonts w:ascii="微軟正黑體" w:eastAsia="微軟正黑體" w:hAnsi="微軟正黑體"/>
+        </w:rPr>
+        <w:t>說明AI決策支援系統的運作架構，包括資料蒐集、AI分析模型及決策建議輸出等模組。</w:t>
+      </w:r>
+      <w:r>
+        <w:rPr>
+          <w:rFonts w:asciiTheme="majorHAnsi" w:eastAsiaTheme="majorEastAsia" w:hAnsiTheme="majorHAnsi" w:cstheme="majorBidi"/>
+          <w:b/>
+          <w:bCs/>
+          <w:noProof/>
+          <w:color w:val="2F5496" w:themeColor="accent1" w:themeShade="BF"/>
+          <w:sz w:val="26"/>
+          <w:szCs w:val="26"/>
+        </w:rPr>
+        <w:drawing>
+          <wp:inline distT="0" distB="0" distL="0" distR="0" wp14:anchorId="3F263C4B" wp14:editId="0BD398AA">
             <wp:extent cx="5731510" cy="3209925"/>
             <wp:effectExtent l="0" t="0" r="2540" b="9525"/>
             <wp:docPr id="938675326" name="圖片 6"/>
@@ -3440,7 +3432,7 @@
                     <pic:cNvPicPr/>
                   </pic:nvPicPr>
                   <pic:blipFill>
-                    <a:blip r:embed="rId11" cstate="print">
+                    <a:blip r:embed="rId12" cstate="print">
                       <a:extLst>
                         <a:ext uri="{28A0092B-C50C-407E-A947-70E740481C1C}">
                           <a14:useLocalDpi xmlns:a14="http://schemas.microsoft.com/office/drawing/2010/main" val="0"/>
@@ -5211,7 +5203,7 @@
           <w:noProof/>
         </w:rPr>
         <w:drawing>
-          <wp:inline distT="0" distB="0" distL="0" distR="0" wp14:anchorId="614EA6CB" wp14:editId="21619DDA">
+          <wp:inline distT="0" distB="0" distL="0" distR="0" wp14:anchorId="614EA6CB" wp14:editId="655F15C8">
             <wp:extent cx="5731510" cy="3209925"/>
             <wp:effectExtent l="0" t="0" r="2540" b="9525"/>
             <wp:docPr id="650791146" name="圖片 1"/>
@@ -5226,7 +5218,7 @@
                     <pic:cNvPicPr/>
                   </pic:nvPicPr>
                   <pic:blipFill>
-                    <a:blip r:embed="rId12" cstate="print">
+                    <a:blip r:embed="rId13" cstate="print">
                       <a:extLst>
                         <a:ext uri="{28A0092B-C50C-407E-A947-70E740481C1C}">
                           <a14:useLocalDpi xmlns:a14="http://schemas.microsoft.com/office/drawing/2010/main" val="0"/>
@@ -5785,7 +5777,6 @@
     <w:p>
       <w:pPr>
         <w:rPr>
-          <w:rFonts w:hint="eastAsia"/>
           <w:b/>
           <w:bCs/>
         </w:rPr>
@@ -5832,9 +5823,6 @@
     <w:pPr>
       <w:pStyle w:val="af0"/>
       <w:jc w:val="center"/>
-      <w:rPr>
-        <w:rFonts w:hint="eastAsia"/>
-      </w:rPr>
     </w:pPr>
   </w:p>
 </w:ftr>
@@ -5881,9 +5869,6 @@
     <w:pPr>
       <w:pStyle w:val="af0"/>
       <w:jc w:val="center"/>
-      <w:rPr>
-        <w:rFonts w:hint="eastAsia"/>
-      </w:rPr>
     </w:pPr>
   </w:p>
 </w:ftr>
@@ -5930,9 +5915,6 @@
     <w:pPr>
       <w:pStyle w:val="af0"/>
       <w:jc w:val="center"/>
-      <w:rPr>
-        <w:rFonts w:hint="eastAsia"/>
-      </w:rPr>
     </w:pPr>
   </w:p>
 </w:ftr>
@@ -7320,4 +7302,16 @@
     </a:ext>
   </a:extLst>
 </a:theme>
+</file>
+
+<file path=customXml/item1.xml><?xml version="1.0" encoding="utf-8"?>
+<b:Sources xmlns:b="http://schemas.openxmlformats.org/officeDocument/2006/bibliography" xmlns="http://schemas.openxmlformats.org/officeDocument/2006/bibliography" SelectedStyle="\APASixthEditionOfficeOnline.xsl" StyleName="APA" Version="6"/>
+</file>
+
+<file path=customXml/itemProps1.xml><?xml version="1.0" encoding="utf-8"?>
+<ds:datastoreItem xmlns:ds="http://schemas.openxmlformats.org/officeDocument/2006/customXml" ds:itemID="{10CB6CDD-ED0D-423F-A4B6-FF8C88E898D4}">
+  <ds:schemaRefs>
+    <ds:schemaRef ds:uri="http://schemas.openxmlformats.org/officeDocument/2006/bibliography"/>
+  </ds:schemaRefs>
+</ds:datastoreItem>
 </file>
--- a/411435066陳致均Word排版作業..docx
+++ b/411435066陳致均Word排版作業..docx
@@ -32,15 +32,15 @@
         <w:pStyle w:val="a3"/>
         <w:rPr>
           <w:rFonts w:ascii="標楷體" w:eastAsia="標楷體" w:hAnsi="標楷體"/>
-          <w:sz w:val="40"/>
-          <w:szCs w:val="40"/>
+          <w:sz w:val="48"/>
+          <w:szCs w:val="48"/>
         </w:rPr>
       </w:pPr>
       <w:r>
         <w:rPr>
           <w:rFonts w:ascii="標楷體" w:eastAsia="標楷體" w:hAnsi="標楷體" w:hint="eastAsia"/>
-          <w:sz w:val="40"/>
-          <w:szCs w:val="40"/>
+          <w:sz w:val="48"/>
+          <w:szCs w:val="48"/>
         </w:rPr>
         <w:t>資訊管理學系</w:t>
       </w:r>
@@ -100,40 +100,62 @@
       <w:pPr>
         <w:jc w:val="center"/>
         <w:rPr>
-          <w:rFonts w:ascii="微軟正黑體" w:eastAsia="微軟正黑體" w:hAnsi="微軟正黑體"/>
-        </w:rPr>
-      </w:pPr>
+          <w:rFonts w:ascii="Times New Roman" w:eastAsia="微軟正黑體" w:hAnsi="Times New Roman" w:cs="Times New Roman"/>
+          <w:sz w:val="44"/>
+          <w:szCs w:val="44"/>
+        </w:rPr>
+      </w:pPr>
+      <w:r>
+        <w:rPr>
+          <w:rFonts w:ascii="Times New Roman" w:eastAsia="微軟正黑體" w:hAnsi="Times New Roman" w:cs="Times New Roman"/>
+          <w:sz w:val="44"/>
+          <w:szCs w:val="44"/>
+        </w:rPr>
+        <w:t>Artificial Intelligence Applications in Enterprise Decision Support Systems</w:t>
+      </w:r>
     </w:p>
     <w:p>
       <w:pPr>
         <w:jc w:val="center"/>
         <w:rPr>
-          <w:rFonts w:ascii="微軟正黑體" w:eastAsia="微軟正黑體" w:hAnsi="微軟正黑體"/>
-        </w:rPr>
-      </w:pPr>
-      <w:r>
-        <w:rPr>
-          <w:rFonts w:ascii="微軟正黑體" w:eastAsia="微軟正黑體" w:hAnsi="微軟正黑體" w:hint="eastAsia"/>
-        </w:rPr>
-        <w:t>研究生：</w:t>
-      </w:r>
-      <w:r>
-        <w:rPr>
-          <w:rFonts w:ascii="微軟正黑體" w:eastAsia="微軟正黑體" w:hAnsi="微軟正黑體" w:hint="eastAsia"/>
-        </w:rPr>
-        <w:t>陳致均</w:t>
-      </w:r>
+          <w:rFonts w:ascii="Times New Roman" w:eastAsia="微軟正黑體" w:hAnsi="Times New Roman" w:cs="Times New Roman"/>
+          <w:sz w:val="40"/>
+          <w:szCs w:val="40"/>
+        </w:rPr>
+      </w:pPr>
     </w:p>
     <w:p>
       <w:pPr>
         <w:jc w:val="center"/>
         <w:rPr>
-          <w:rFonts w:ascii="微軟正黑體" w:eastAsia="微軟正黑體" w:hAnsi="微軟正黑體"/>
-        </w:rPr>
-      </w:pPr>
-      <w:r>
-        <w:rPr>
-          <w:rFonts w:ascii="微軟正黑體" w:eastAsia="微軟正黑體" w:hAnsi="微軟正黑體" w:hint="eastAsia"/>
+          <w:rFonts w:ascii="標楷體" w:eastAsia="標楷體" w:hAnsi="標楷體"/>
+          <w:sz w:val="48"/>
+          <w:szCs w:val="48"/>
+        </w:rPr>
+      </w:pPr>
+      <w:r>
+        <w:rPr>
+          <w:rFonts w:ascii="標楷體" w:eastAsia="標楷體" w:hAnsi="標楷體" w:hint="eastAsia"/>
+          <w:sz w:val="48"/>
+          <w:szCs w:val="48"/>
+        </w:rPr>
+        <w:t>研究生：陳致均</w:t>
+      </w:r>
+    </w:p>
+    <w:p>
+      <w:pPr>
+        <w:jc w:val="center"/>
+        <w:rPr>
+          <w:rFonts w:ascii="標楷體" w:eastAsia="標楷體" w:hAnsi="標楷體"/>
+          <w:sz w:val="48"/>
+          <w:szCs w:val="48"/>
+        </w:rPr>
+      </w:pPr>
+      <w:r>
+        <w:rPr>
+          <w:rFonts w:ascii="標楷體" w:eastAsia="標楷體" w:hAnsi="標楷體" w:hint="eastAsia"/>
+          <w:sz w:val="48"/>
+          <w:szCs w:val="48"/>
         </w:rPr>
         <w:t>學號:411435066</w:t>
       </w:r>
@@ -142,18 +164,24 @@
       <w:pPr>
         <w:jc w:val="center"/>
         <w:rPr>
-          <w:rFonts w:ascii="微軟正黑體" w:eastAsia="微軟正黑體" w:hAnsi="微軟正黑體"/>
-        </w:rPr>
-      </w:pPr>
-      <w:r>
-        <w:rPr>
-          <w:rFonts w:ascii="微軟正黑體" w:eastAsia="微軟正黑體" w:hAnsi="微軟正黑體" w:hint="eastAsia"/>
+          <w:rFonts w:ascii="標楷體" w:eastAsia="標楷體" w:hAnsi="標楷體"/>
+          <w:sz w:val="44"/>
+          <w:szCs w:val="44"/>
+        </w:rPr>
+      </w:pPr>
+      <w:r>
+        <w:rPr>
+          <w:rFonts w:ascii="標楷體" w:eastAsia="標楷體" w:hAnsi="標楷體" w:hint="eastAsia"/>
+          <w:sz w:val="44"/>
+          <w:szCs w:val="44"/>
         </w:rPr>
         <w:t>指導教授：</w:t>
       </w:r>
       <w:r>
         <w:rPr>
-          <w:rFonts w:ascii="微軟正黑體" w:eastAsia="微軟正黑體" w:hAnsi="微軟正黑體"/>
+          <w:rFonts w:ascii="標楷體" w:eastAsia="標楷體" w:hAnsi="標楷體"/>
+          <w:sz w:val="44"/>
+          <w:szCs w:val="44"/>
         </w:rPr>
         <w:t>陳文盛 教授</w:t>
       </w:r>
@@ -178,7 +206,9 @@
       <w:pPr>
         <w:jc w:val="center"/>
         <w:rPr>
-          <w:rFonts w:ascii="微軟正黑體" w:eastAsia="微軟正黑體" w:hAnsi="微軟正黑體"/>
+          <w:rFonts w:ascii="標楷體" w:eastAsia="標楷體" w:hAnsi="標楷體"/>
+          <w:sz w:val="48"/>
+          <w:szCs w:val="48"/>
         </w:rPr>
         <w:sectPr>
           <w:footerReference w:type="default" r:id="rId7"/>
@@ -192,40 +222,33 @@
       </w:pPr>
       <w:r>
         <w:rPr>
-          <w:rFonts w:ascii="微軟正黑體" w:eastAsia="微軟正黑體" w:hAnsi="微軟正黑體"/>
-        </w:rPr>
-        <w:t>繳交日期</w:t>
-      </w:r>
-      <w:r>
-        <w:rPr>
-          <w:rFonts w:ascii="微軟正黑體" w:eastAsia="微軟正黑體" w:hAnsi="微軟正黑體" w:hint="eastAsia"/>
-        </w:rPr>
-        <w:t>:</w:t>
-      </w:r>
-      <w:r>
-        <w:rPr>
-          <w:rFonts w:ascii="Times New Roman" w:hAnsi="Times New Roman" w:cs="Times New Roman"/>
-          <w:color w:val="000000"/>
-          <w:sz w:val="27"/>
-          <w:szCs w:val="27"/>
-        </w:rPr>
-        <w:t xml:space="preserve"> </w:t>
-      </w:r>
-      <w:r>
-        <w:rPr>
-          <w:rFonts w:ascii="微軟正黑體" w:eastAsia="微軟正黑體" w:hAnsi="微軟正黑體"/>
-        </w:rPr>
-        <w:t>民國 115 年 3 月 9</w:t>
-      </w:r>
-      <w:r>
-        <w:rPr>
-          <w:rFonts w:ascii="微軟正黑體" w:eastAsia="微軟正黑體" w:hAnsi="微軟正黑體" w:hint="eastAsia"/>
+          <w:rFonts w:ascii="標楷體" w:eastAsia="標楷體" w:hAnsi="標楷體"/>
+          <w:sz w:val="48"/>
+          <w:szCs w:val="48"/>
+        </w:rPr>
+        <w:t xml:space="preserve">民國 115 年 3 月 </w:t>
+      </w:r>
+      <w:r>
+        <w:rPr>
+          <w:rFonts w:ascii="標楷體" w:eastAsia="標楷體" w:hAnsi="標楷體" w:hint="eastAsia"/>
+          <w:sz w:val="48"/>
+          <w:szCs w:val="48"/>
+        </w:rPr>
+        <w:t>22</w:t>
+      </w:r>
+      <w:r>
+        <w:rPr>
+          <w:rFonts w:ascii="標楷體" w:eastAsia="標楷體" w:hAnsi="標楷體" w:hint="eastAsia"/>
+          <w:sz w:val="48"/>
+          <w:szCs w:val="48"/>
         </w:rPr>
         <w:t>日</w:t>
       </w:r>
       <w:r>
         <w:rPr>
-          <w:rFonts w:ascii="微軟正黑體" w:eastAsia="微軟正黑體" w:hAnsi="微軟正黑體"/>
+          <w:rFonts w:ascii="標楷體" w:eastAsia="標楷體" w:hAnsi="標楷體"/>
+          <w:sz w:val="48"/>
+          <w:szCs w:val="48"/>
         </w:rPr>
         <w:br w:type="page"/>
       </w:r>
@@ -6549,7 +6572,6 @@
   <w:style w:type="character" w:default="1" w:styleId="a0">
     <w:name w:val="Default Paragraph Font"/>
     <w:uiPriority w:val="1"/>
-    <w:semiHidden/>
     <w:unhideWhenUsed/>
   </w:style>
   <w:style w:type="table" w:default="1" w:styleId="a1">

--- a/411435066陳致均Word排版作業..docx
+++ b/411435066陳致均Word排版作業..docx
@@ -147,17 +147,86 @@
         <w:jc w:val="center"/>
         <w:rPr>
           <w:rFonts w:ascii="標楷體" w:eastAsia="標楷體" w:hAnsi="標楷體"/>
+          <w:sz w:val="44"/>
+          <w:szCs w:val="44"/>
+        </w:rPr>
+      </w:pPr>
+      <w:r>
+        <w:rPr>
+          <w:rFonts w:ascii="標楷體" w:eastAsia="標楷體" w:hAnsi="標楷體" w:hint="eastAsia"/>
+          <w:sz w:val="44"/>
+          <w:szCs w:val="44"/>
+        </w:rPr>
+        <w:t>指導教授：</w:t>
+      </w:r>
+      <w:r>
+        <w:rPr>
+          <w:rFonts w:ascii="標楷體" w:eastAsia="標楷體" w:hAnsi="標楷體"/>
+          <w:sz w:val="44"/>
+          <w:szCs w:val="44"/>
+        </w:rPr>
+        <w:t>陳文盛 教授</w:t>
+      </w:r>
+    </w:p>
+    <w:p>
+      <w:pPr>
+        <w:jc w:val="center"/>
+        <w:rPr>
+          <w:rFonts w:ascii="微軟正黑體" w:eastAsia="微軟正黑體" w:hAnsi="微軟正黑體"/>
+        </w:rPr>
+      </w:pPr>
+    </w:p>
+    <w:p>
+      <w:pPr>
+        <w:jc w:val="center"/>
+        <w:rPr>
+          <w:rFonts w:ascii="微軟正黑體" w:eastAsia="微軟正黑體" w:hAnsi="微軟正黑體"/>
+        </w:rPr>
+      </w:pPr>
+      <w:r>
+        <w:rPr>
+          <w:rFonts w:ascii="標楷體" w:eastAsia="標楷體" w:hAnsi="標楷體"/>
           <w:sz w:val="48"/>
           <w:szCs w:val="48"/>
         </w:rPr>
-      </w:pPr>
+        <w:t xml:space="preserve">民國 115 年 3 月 </w:t>
+      </w:r>
       <w:r>
         <w:rPr>
           <w:rFonts w:ascii="標楷體" w:eastAsia="標楷體" w:hAnsi="標楷體" w:hint="eastAsia"/>
           <w:sz w:val="48"/>
           <w:szCs w:val="48"/>
         </w:rPr>
-        <w:t>學號:411435066</w:t>
+        <w:t>22日</w:t>
+      </w:r>
+    </w:p>
+    <w:p>
+      <w:pPr>
+        <w:spacing w:line="278" w:lineRule="auto"/>
+        <w:rPr>
+          <w:rFonts w:ascii="微軟正黑體" w:eastAsia="微軟正黑體" w:hAnsi="微軟正黑體" w:hint="eastAsia"/>
+        </w:rPr>
+      </w:pPr>
+      <w:r>
+        <w:rPr>
+          <w:rFonts w:ascii="微軟正黑體" w:eastAsia="微軟正黑體" w:hAnsi="微軟正黑體"/>
+        </w:rPr>
+        <w:br w:type="page"/>
+      </w:r>
+    </w:p>
+    <w:p>
+      <w:pPr>
+        <w:spacing w:line="278" w:lineRule="auto"/>
+        <w:rPr>
+          <w:rFonts w:ascii="微軟正黑體" w:eastAsia="微軟正黑體" w:hAnsi="微軟正黑體"/>
+        </w:rPr>
+      </w:pPr>
+      <w:r>
+        <w:rPr>
+          <w:rFonts w:ascii="微軟正黑體" w:eastAsia="微軟正黑體" w:hAnsi="微軟正黑體"/>
+        </w:rPr>
+        <w:lastRenderedPageBreak/>
+        <w:br w:type="page"/>
       </w:r>
     </w:p>
     <w:p>
@@ -165,42 +234,56 @@
         <w:jc w:val="center"/>
         <w:rPr>
           <w:rFonts w:ascii="標楷體" w:eastAsia="標楷體" w:hAnsi="標楷體"/>
-          <w:sz w:val="44"/>
-          <w:szCs w:val="44"/>
-        </w:rPr>
-      </w:pPr>
-      <w:r>
-        <w:rPr>
-          <w:rFonts w:ascii="標楷體" w:eastAsia="標楷體" w:hAnsi="標楷體" w:hint="eastAsia"/>
-          <w:sz w:val="44"/>
-          <w:szCs w:val="44"/>
-        </w:rPr>
-        <w:t>指導教授：</w:t>
-      </w:r>
-      <w:r>
+          <w:sz w:val="48"/>
+          <w:szCs w:val="48"/>
+        </w:rPr>
+      </w:pPr>
+    </w:p>
+    <w:p>
+      <w:pPr>
+        <w:spacing w:line="278" w:lineRule="auto"/>
         <w:rPr>
           <w:rFonts w:ascii="標楷體" w:eastAsia="標楷體" w:hAnsi="標楷體"/>
-          <w:sz w:val="44"/>
-          <w:szCs w:val="44"/>
-        </w:rPr>
-        <w:t>陳文盛 教授</w:t>
+          <w:sz w:val="48"/>
+          <w:szCs w:val="48"/>
+        </w:rPr>
+      </w:pPr>
+      <w:r>
+        <w:rPr>
+          <w:rFonts w:ascii="標楷體" w:eastAsia="標楷體" w:hAnsi="標楷體"/>
+          <w:sz w:val="48"/>
+          <w:szCs w:val="48"/>
+        </w:rPr>
+        <w:br w:type="page"/>
       </w:r>
     </w:p>
     <w:p>
       <w:pPr>
         <w:jc w:val="center"/>
         <w:rPr>
-          <w:rFonts w:ascii="微軟正黑體" w:eastAsia="微軟正黑體" w:hAnsi="微軟正黑體"/>
-        </w:rPr>
-      </w:pPr>
-    </w:p>
-    <w:p>
-      <w:pPr>
-        <w:jc w:val="center"/>
-        <w:rPr>
-          <w:rFonts w:ascii="微軟正黑體" w:eastAsia="微軟正黑體" w:hAnsi="微軟正黑體"/>
-        </w:rPr>
-      </w:pPr>
+          <w:rFonts w:ascii="標楷體" w:eastAsia="標楷體" w:hAnsi="標楷體"/>
+          <w:sz w:val="48"/>
+          <w:szCs w:val="48"/>
+        </w:rPr>
+      </w:pPr>
+    </w:p>
+    <w:p>
+      <w:pPr>
+        <w:spacing w:line="278" w:lineRule="auto"/>
+        <w:rPr>
+          <w:rFonts w:ascii="標楷體" w:eastAsia="標楷體" w:hAnsi="標楷體"/>
+          <w:sz w:val="48"/>
+          <w:szCs w:val="48"/>
+        </w:rPr>
+      </w:pPr>
+      <w:r>
+        <w:rPr>
+          <w:rFonts w:ascii="標楷體" w:eastAsia="標楷體" w:hAnsi="標楷體"/>
+          <w:sz w:val="48"/>
+          <w:szCs w:val="48"/>
+        </w:rPr>
+        <w:br w:type="page"/>
+      </w:r>
     </w:p>
     <w:p>
       <w:pPr>
@@ -220,38 +303,6 @@
           <w:docGrid w:type="lines" w:linePitch="360"/>
         </w:sectPr>
       </w:pPr>
-      <w:r>
-        <w:rPr>
-          <w:rFonts w:ascii="標楷體" w:eastAsia="標楷體" w:hAnsi="標楷體"/>
-          <w:sz w:val="48"/>
-          <w:szCs w:val="48"/>
-        </w:rPr>
-        <w:t xml:space="preserve">民國 115 年 3 月 </w:t>
-      </w:r>
-      <w:r>
-        <w:rPr>
-          <w:rFonts w:ascii="標楷體" w:eastAsia="標楷體" w:hAnsi="標楷體" w:hint="eastAsia"/>
-          <w:sz w:val="48"/>
-          <w:szCs w:val="48"/>
-        </w:rPr>
-        <w:t>22</w:t>
-      </w:r>
-      <w:r>
-        <w:rPr>
-          <w:rFonts w:ascii="標楷體" w:eastAsia="標楷體" w:hAnsi="標楷體" w:hint="eastAsia"/>
-          <w:sz w:val="48"/>
-          <w:szCs w:val="48"/>
-        </w:rPr>
-        <w:t>日</w:t>
-      </w:r>
-      <w:r>
-        <w:rPr>
-          <w:rFonts w:ascii="標楷體" w:eastAsia="標楷體" w:hAnsi="標楷體"/>
-          <w:sz w:val="48"/>
-          <w:szCs w:val="48"/>
-        </w:rPr>
-        <w:br w:type="page"/>
-      </w:r>
     </w:p>
     <w:sdt>
       <w:sdtPr>
@@ -2236,56 +2287,56 @@
       <w:pPr>
         <w:pStyle w:val="1"/>
         <w:rPr>
-          <w:rFonts w:ascii="微軟正黑體" w:eastAsia="微軟正黑體" w:hAnsi="微軟正黑體"/>
+          <w:rFonts w:ascii="標楷體" w:eastAsia="標楷體" w:hAnsi="標楷體"/>
           <w:b/>
           <w:bCs/>
+          <w:sz w:val="36"/>
+          <w:szCs w:val="36"/>
+        </w:rPr>
+      </w:pPr>
+      <w:bookmarkStart w:id="0" w:name="_Toc223909293"/>
+      <w:bookmarkStart w:id="1" w:name="_Toc224505338"/>
+      <w:r>
+        <w:rPr>
+          <w:rFonts w:ascii="標楷體" w:eastAsia="標楷體" w:hAnsi="標楷體" w:hint="eastAsia"/>
+          <w:b/>
+          <w:bCs/>
+          <w:sz w:val="36"/>
+          <w:szCs w:val="36"/>
+        </w:rPr>
+        <w:lastRenderedPageBreak/>
+        <w:t>第一章</w:t>
+      </w:r>
+      <w:r>
+        <w:rPr>
+          <w:rFonts w:ascii="標楷體" w:eastAsia="標楷體" w:hAnsi="標楷體"/>
+          <w:b/>
+          <w:bCs/>
+          <w:sz w:val="36"/>
+          <w:szCs w:val="36"/>
+        </w:rPr>
+        <w:t xml:space="preserve"> </w:t>
+      </w:r>
+      <w:r>
+        <w:rPr>
+          <w:rFonts w:ascii="標楷體" w:eastAsia="標楷體" w:hAnsi="標楷體" w:hint="eastAsia"/>
+          <w:b/>
+          <w:bCs/>
+          <w:sz w:val="36"/>
+          <w:szCs w:val="36"/>
+        </w:rPr>
+        <w:t>緒論</w:t>
+      </w:r>
+      <w:bookmarkEnd w:id="0"/>
+      <w:bookmarkEnd w:id="1"/>
+    </w:p>
+    <w:p>
+      <w:pPr>
+        <w:pStyle w:val="2"/>
+        <w:rPr>
+          <w:rFonts w:ascii="標楷體" w:eastAsia="標楷體" w:hAnsi="標楷體"/>
           <w:sz w:val="32"/>
           <w:szCs w:val="32"/>
-        </w:rPr>
-      </w:pPr>
-      <w:bookmarkStart w:id="0" w:name="_Toc223909293"/>
-      <w:bookmarkStart w:id="1" w:name="_Toc224505338"/>
-      <w:r>
-        <w:rPr>
-          <w:rFonts w:ascii="微軟正黑體" w:eastAsia="微軟正黑體" w:hAnsi="微軟正黑體" w:hint="eastAsia"/>
-          <w:b/>
-          <w:bCs/>
-          <w:sz w:val="32"/>
-          <w:szCs w:val="32"/>
-        </w:rPr>
-        <w:lastRenderedPageBreak/>
-        <w:t>第一章</w:t>
-      </w:r>
-      <w:r>
-        <w:rPr>
-          <w:rFonts w:ascii="微軟正黑體" w:eastAsia="微軟正黑體" w:hAnsi="微軟正黑體"/>
-          <w:b/>
-          <w:bCs/>
-          <w:sz w:val="32"/>
-          <w:szCs w:val="32"/>
-        </w:rPr>
-        <w:t xml:space="preserve"> </w:t>
-      </w:r>
-      <w:r>
-        <w:rPr>
-          <w:rFonts w:ascii="微軟正黑體" w:eastAsia="微軟正黑體" w:hAnsi="微軟正黑體" w:hint="eastAsia"/>
-          <w:b/>
-          <w:bCs/>
-          <w:sz w:val="32"/>
-          <w:szCs w:val="32"/>
-        </w:rPr>
-        <w:t>緒論</w:t>
-      </w:r>
-      <w:bookmarkEnd w:id="0"/>
-      <w:bookmarkEnd w:id="1"/>
-    </w:p>
-    <w:p>
-      <w:pPr>
-        <w:pStyle w:val="2"/>
-        <w:rPr>
-          <w:rFonts w:ascii="微軟正黑體" w:eastAsia="微軟正黑體" w:hAnsi="微軟正黑體"/>
-          <w:sz w:val="28"/>
-          <w:szCs w:val="28"/>
         </w:rPr>
       </w:pPr>
       <w:bookmarkStart w:id="2" w:name="_Toc223903929"/>
@@ -2293,17 +2344,25 @@
       <w:bookmarkStart w:id="4" w:name="_Toc224505339"/>
       <w:r>
         <w:rPr>
-          <w:rFonts w:ascii="微軟正黑體" w:eastAsia="微軟正黑體" w:hAnsi="微軟正黑體"/>
-          <w:sz w:val="28"/>
-          <w:szCs w:val="28"/>
-        </w:rPr>
-        <w:t xml:space="preserve">1.1 </w:t>
-      </w:r>
-      <w:r>
-        <w:rPr>
-          <w:rFonts w:ascii="微軟正黑體" w:eastAsia="微軟正黑體" w:hAnsi="微軟正黑體" w:hint="eastAsia"/>
-          <w:sz w:val="28"/>
-          <w:szCs w:val="28"/>
+          <w:rFonts w:ascii="Times New Roman" w:eastAsia="標楷體" w:hAnsi="Times New Roman" w:cs="Times New Roman"/>
+          <w:sz w:val="32"/>
+          <w:szCs w:val="32"/>
+        </w:rPr>
+        <w:t>1.1</w:t>
+      </w:r>
+      <w:r>
+        <w:rPr>
+          <w:rFonts w:ascii="標楷體" w:eastAsia="標楷體" w:hAnsi="標楷體"/>
+          <w:sz w:val="32"/>
+          <w:szCs w:val="32"/>
+        </w:rPr>
+        <w:t xml:space="preserve"> </w:t>
+      </w:r>
+      <w:r>
+        <w:rPr>
+          <w:rFonts w:ascii="標楷體" w:eastAsia="標楷體" w:hAnsi="標楷體" w:hint="eastAsia"/>
+          <w:sz w:val="32"/>
+          <w:szCs w:val="32"/>
         </w:rPr>
         <w:t>研究背景</w:t>
       </w:r>
@@ -2316,3022 +2375,616 @@
     <w:p>
       <w:pPr>
         <w:rPr>
-          <w:rFonts w:ascii="微軟正黑體" w:eastAsia="微軟正黑體" w:hAnsi="微軟正黑體" w:cstheme="majorBidi"/>
-          <w:color w:val="2F5496" w:themeColor="accent1" w:themeShade="BF"/>
+          <w:rFonts w:asciiTheme="minorEastAsia" w:hAnsiTheme="minorEastAsia" w:hint="eastAsia"/>
+        </w:rPr>
+      </w:pPr>
+      <w:r>
+        <w:rPr>
+          <w:rFonts w:asciiTheme="minorEastAsia" w:hAnsiTheme="minorEastAsia"/>
+        </w:rPr>
+        <w:t>企業決策是組織成功的關鍵因素之</w:t>
+      </w:r>
+      <w:proofErr w:type="gramStart"/>
+      <w:r>
+        <w:rPr>
+          <w:rFonts w:asciiTheme="minorEastAsia" w:hAnsiTheme="minorEastAsia"/>
+        </w:rPr>
+        <w:t>一</w:t>
+      </w:r>
+      <w:proofErr w:type="gramEnd"/>
+      <w:r>
+        <w:rPr>
+          <w:rFonts w:asciiTheme="minorEastAsia" w:hAnsiTheme="minorEastAsia"/>
+        </w:rPr>
+        <w:t>。在複雜多變的現代商業環境中，傳統依賴經驗與直覺的決策方式已不足以應對競爭挑戰。決策支援系統（</w:t>
+      </w:r>
+      <w:r>
+        <w:rPr>
+          <w:rFonts w:ascii="Times New Roman" w:hAnsi="Times New Roman" w:cs="Times New Roman"/>
+        </w:rPr>
+        <w:t>DSS</w:t>
+      </w:r>
+      <w:r>
+        <w:rPr>
+          <w:rFonts w:asciiTheme="minorEastAsia" w:hAnsiTheme="minorEastAsia"/>
+        </w:rPr>
+        <w:t>）作為一種資訊技術系統，利用數據與模型幫助決策者處理資訊並選擇方案，已有多年發展歷史。近年來，</w:t>
+      </w:r>
+      <w:r>
+        <w:rPr>
+          <w:rFonts w:ascii="Times New Roman" w:hAnsi="Times New Roman" w:cs="Times New Roman"/>
+        </w:rPr>
+        <w:t>AI</w:t>
+      </w:r>
+      <w:r>
+        <w:rPr>
+          <w:rFonts w:asciiTheme="minorEastAsia" w:hAnsiTheme="minorEastAsia"/>
+        </w:rPr>
+        <w:t>技術（如機器學習、深度學習、強化學習等）的快速演進為</w:t>
+      </w:r>
+      <w:r>
+        <w:rPr>
+          <w:rFonts w:ascii="Times New Roman" w:hAnsi="Times New Roman" w:cs="Times New Roman"/>
+        </w:rPr>
+        <w:t>DSS</w:t>
+      </w:r>
+      <w:r>
+        <w:rPr>
+          <w:rFonts w:asciiTheme="minorEastAsia" w:hAnsiTheme="minorEastAsia"/>
+        </w:rPr>
+        <w:t>帶來革命性變革，使得系統可以自動從海量資料中學習、建模與預測，進而提供更智慧、準確的決策建議。例如，深度學習透過多層神經</w:t>
+      </w:r>
+      <w:proofErr w:type="gramStart"/>
+      <w:r>
+        <w:rPr>
+          <w:rFonts w:asciiTheme="minorEastAsia" w:hAnsiTheme="minorEastAsia"/>
+        </w:rPr>
+        <w:t>網絡對非</w:t>
+      </w:r>
+      <w:proofErr w:type="gramEnd"/>
+      <w:r>
+        <w:rPr>
+          <w:rFonts w:asciiTheme="minorEastAsia" w:hAnsiTheme="minorEastAsia"/>
+        </w:rPr>
+        <w:t>結構化數據（如影像、語音、文本）進行複雜模式識別，其在圖像辨識和自然語言處理上的突破，已被運用於品質檢測與客戶需求預測等場景。</w:t>
+      </w:r>
+      <w:proofErr w:type="gramStart"/>
+      <w:r>
+        <w:rPr>
+          <w:rFonts w:asciiTheme="minorEastAsia" w:hAnsiTheme="minorEastAsia"/>
+        </w:rPr>
+        <w:t>隨著物聯網</w:t>
+      </w:r>
+      <w:proofErr w:type="gramEnd"/>
+      <w:r>
+        <w:rPr>
+          <w:rFonts w:asciiTheme="minorEastAsia" w:hAnsiTheme="minorEastAsia"/>
+        </w:rPr>
+        <w:t>（</w:t>
+      </w:r>
+      <w:r>
+        <w:rPr>
+          <w:rFonts w:ascii="Times New Roman" w:hAnsi="Times New Roman" w:cs="Times New Roman"/>
+        </w:rPr>
+        <w:t>IoT</w:t>
+      </w:r>
+      <w:r>
+        <w:rPr>
+          <w:rFonts w:asciiTheme="minorEastAsia" w:hAnsiTheme="minorEastAsia"/>
+        </w:rPr>
+        <w:t>）、雲端運算與大數據技術的</w:t>
+      </w:r>
+      <w:proofErr w:type="gramStart"/>
+      <w:r>
+        <w:rPr>
+          <w:rFonts w:asciiTheme="minorEastAsia" w:hAnsiTheme="minorEastAsia"/>
+        </w:rPr>
+        <w:t>普及，</w:t>
+      </w:r>
+      <w:proofErr w:type="gramEnd"/>
+      <w:r>
+        <w:rPr>
+          <w:rFonts w:asciiTheme="minorEastAsia" w:hAnsiTheme="minorEastAsia"/>
+        </w:rPr>
+        <w:t>企業每天產生巨量資料，這為</w:t>
+      </w:r>
+      <w:r>
+        <w:rPr>
+          <w:rFonts w:ascii="Times New Roman" w:hAnsi="Times New Roman" w:cs="Times New Roman"/>
+        </w:rPr>
+        <w:t>AI-DSS</w:t>
+      </w:r>
+      <w:r>
+        <w:rPr>
+          <w:rFonts w:asciiTheme="minorEastAsia" w:hAnsiTheme="minorEastAsia"/>
+        </w:rPr>
+        <w:t>提供了豐富素材，使之能持續優化模型並提升決策效能。因此，研究企業</w:t>
+      </w:r>
+      <w:r>
+        <w:rPr>
+          <w:rFonts w:ascii="Times New Roman" w:hAnsi="Times New Roman" w:cs="Times New Roman"/>
+        </w:rPr>
+        <w:t>AI</w:t>
+      </w:r>
+      <w:r>
+        <w:rPr>
+          <w:rFonts w:asciiTheme="minorEastAsia" w:hAnsiTheme="minorEastAsia"/>
+        </w:rPr>
+        <w:t>技術在</w:t>
+      </w:r>
+      <w:r>
+        <w:rPr>
+          <w:rFonts w:ascii="Times New Roman" w:hAnsi="Times New Roman" w:cs="Times New Roman"/>
+        </w:rPr>
+        <w:t>DSS</w:t>
+      </w:r>
+      <w:r>
+        <w:rPr>
+          <w:rFonts w:asciiTheme="minorEastAsia" w:hAnsiTheme="minorEastAsia"/>
+        </w:rPr>
+        <w:t>之應用意義重大：不僅可揭示技術演進對組織管理的影響，亦有助於企業制定數據驅動決策策略。</w:t>
+      </w:r>
+    </w:p>
+    <w:p>
+      <w:pPr>
+        <w:pStyle w:val="3"/>
+        <w:rPr>
+          <w:rFonts w:ascii="標楷體" w:eastAsia="標楷體" w:hAnsi="標楷體"/>
           <w:sz w:val="28"/>
           <w:szCs w:val="28"/>
         </w:rPr>
       </w:pPr>
-      <w:r>
-        <w:rPr>
-          <w:rFonts w:ascii="微軟正黑體" w:eastAsia="微軟正黑體" w:hAnsi="微軟正黑體"/>
-        </w:rPr>
-        <w:t>隨著資訊科技的快速發展，企業每天產生大量數據，包括市場資訊、顧客資料以及營運數據等。傳統決策方式多依賴管理者經驗或簡單的資料分析，面對現代企業龐大的資料量與複雜的市場環境時，往往難以做出即時且精確的決策。因此，企業逐漸導入決策支援系統（</w:t>
-      </w:r>
-      <w:r>
-        <w:rPr>
-          <w:rFonts w:ascii="Times New Roman" w:eastAsia="微軟正黑體" w:hAnsi="Times New Roman" w:cs="Times New Roman"/>
-        </w:rPr>
-        <w:t>Decision Support System, DSS</w:t>
-      </w:r>
-      <w:r>
-        <w:rPr>
-          <w:rFonts w:ascii="微軟正黑體" w:eastAsia="微軟正黑體" w:hAnsi="微軟正黑體"/>
-        </w:rPr>
-        <w:t>），利用資訊系統協助管理者分析資料與制定決策。決策支援系統主要用於處理半結構化或非結構化問題，幫助企業管理者在複雜環境中做出更有效的決策。</w:t>
-      </w:r>
-      <w:bookmarkEnd w:id="5"/>
-    </w:p>
-    <w:p>
-      <w:pPr>
-        <w:pStyle w:val="3"/>
-        <w:rPr>
-          <w:rFonts w:ascii="微軟正黑體" w:eastAsia="微軟正黑體" w:hAnsi="微軟正黑體"/>
-          <w:sz w:val="26"/>
-          <w:szCs w:val="26"/>
-        </w:rPr>
-      </w:pPr>
       <w:bookmarkStart w:id="7" w:name="_Toc223909295"/>
       <w:bookmarkStart w:id="8" w:name="_Toc224505340"/>
-      <w:r>
-        <w:rPr>
-          <w:rFonts w:ascii="微軟正黑體" w:eastAsia="微軟正黑體" w:hAnsi="微軟正黑體"/>
-          <w:sz w:val="26"/>
-          <w:szCs w:val="26"/>
-        </w:rPr>
-        <w:t xml:space="preserve">1.2 </w:t>
-      </w:r>
-      <w:r>
-        <w:rPr>
-          <w:rFonts w:ascii="微軟正黑體" w:eastAsia="微軟正黑體" w:hAnsi="微軟正黑體" w:hint="eastAsia"/>
-          <w:sz w:val="26"/>
-          <w:szCs w:val="26"/>
-        </w:rPr>
-        <w:t>研究動機</w:t>
+      <w:bookmarkEnd w:id="5"/>
+      <w:r>
+        <w:rPr>
+          <w:rFonts w:ascii="Times New Roman" w:eastAsia="標楷體" w:hAnsi="Times New Roman" w:cs="Times New Roman"/>
+          <w:sz w:val="28"/>
+          <w:szCs w:val="28"/>
+        </w:rPr>
+        <w:t>1.2</w:t>
+      </w:r>
+      <w:r>
+        <w:rPr>
+          <w:rFonts w:ascii="標楷體" w:eastAsia="標楷體" w:hAnsi="標楷體"/>
+          <w:sz w:val="28"/>
+          <w:szCs w:val="28"/>
+        </w:rPr>
+        <w:t xml:space="preserve"> </w:t>
       </w:r>
       <w:bookmarkEnd w:id="6"/>
       <w:bookmarkEnd w:id="7"/>
       <w:bookmarkEnd w:id="8"/>
-    </w:p>
-    <w:p>
-      <w:pPr>
+      <w:r>
+        <w:rPr>
+          <w:rFonts w:ascii="標楷體" w:eastAsia="標楷體" w:hAnsi="標楷體"/>
+          <w:sz w:val="28"/>
+          <w:szCs w:val="28"/>
+        </w:rPr>
+        <w:t>研究動機與目的</w:t>
+      </w:r>
+    </w:p>
+    <w:p>
+      <w:pPr>
+        <w:spacing w:line="278" w:lineRule="auto"/>
+        <w:rPr>
+          <w:rFonts w:asciiTheme="minorEastAsia" w:hAnsiTheme="minorEastAsia"/>
+        </w:rPr>
+      </w:pPr>
+      <w:r>
+        <w:rPr>
+          <w:rFonts w:asciiTheme="minorEastAsia" w:hAnsiTheme="minorEastAsia"/>
+        </w:rPr>
+        <w:t>目前關於</w:t>
+      </w:r>
+      <w:r>
+        <w:rPr>
+          <w:rFonts w:ascii="Times New Roman" w:hAnsi="Times New Roman" w:cs="Times New Roman"/>
+        </w:rPr>
+        <w:t>AI</w:t>
+      </w:r>
+      <w:r>
+        <w:rPr>
+          <w:rFonts w:asciiTheme="minorEastAsia" w:hAnsiTheme="minorEastAsia"/>
+        </w:rPr>
+        <w:t>應用於企業</w:t>
+      </w:r>
+      <w:r>
+        <w:rPr>
+          <w:rFonts w:ascii="Times New Roman" w:hAnsi="Times New Roman" w:cs="Times New Roman"/>
+        </w:rPr>
+        <w:t>DSS</w:t>
+      </w:r>
+      <w:r>
+        <w:rPr>
+          <w:rFonts w:asciiTheme="minorEastAsia" w:hAnsiTheme="minorEastAsia"/>
+        </w:rPr>
+        <w:t>的研究逐漸增多，但多集中於技術展示或案例分享，缺乏整合性的系統性分析。特別是在AI方法日新月異的情況下，企業常面臨選擇不同技術方案（如機器學習、深度學習、強化學習）時的效果評估與挑戰考量，以及在實務導入過程中如何同時兼顧效率提升與風險管理。故本研究旨在深入探討AI-DSS技術分類與演進，彙整企業層面之應用案例與成效，並檢視其中的倫理與法規議題，以提供學術與實務界全面了解。具體而言，本研究將：（1）闡述AI技術的主要類別與發展脈絡；（2）彙整</w:t>
+      </w:r>
+      <w:r>
+        <w:rPr>
+          <w:rFonts w:ascii="Times New Roman" w:hAnsi="Times New Roman" w:cs="Times New Roman"/>
+        </w:rPr>
+        <w:t>AI</w:t>
+      </w:r>
+      <w:r>
+        <w:rPr>
+          <w:rFonts w:asciiTheme="minorEastAsia" w:hAnsiTheme="minorEastAsia"/>
+        </w:rPr>
+        <w:t>於企業DSS中的典型應用場景與績效；（3）剖析AI-DSS在倫理、</w:t>
+      </w:r>
+      <w:r>
         <w:rPr>
           <w:rFonts w:ascii="微軟正黑體" w:eastAsia="微軟正黑體" w:hAnsi="微軟正黑體"/>
         </w:rPr>
-      </w:pPr>
-      <w:r>
-        <w:rPr>
-          <w:rFonts w:ascii="微軟正黑體" w:eastAsia="微軟正黑體" w:hAnsi="微軟正黑體"/>
-        </w:rPr>
-        <w:t>近年來人工智慧（</w:t>
-      </w:r>
-      <w:r>
-        <w:rPr>
-          <w:rFonts w:ascii="Times New Roman" w:eastAsia="微軟正黑體" w:hAnsi="Times New Roman" w:cs="Times New Roman"/>
-        </w:rPr>
-        <w:t>Artificial Intelligence, AI</w:t>
-      </w:r>
-      <w:r>
-        <w:rPr>
-          <w:rFonts w:ascii="微軟正黑體" w:eastAsia="微軟正黑體" w:hAnsi="微軟正黑體"/>
-        </w:rPr>
-        <w:t>）的發展，使決策支援系統進一步提升其分析能力。</w:t>
-      </w:r>
-      <w:r>
-        <w:rPr>
-          <w:rFonts w:ascii="Times New Roman" w:eastAsia="微軟正黑體" w:hAnsi="Times New Roman" w:cs="Times New Roman"/>
-        </w:rPr>
-        <w:t>AI</w:t>
-      </w:r>
-      <w:r>
-        <w:rPr>
-          <w:rFonts w:ascii="微軟正黑體" w:eastAsia="微軟正黑體" w:hAnsi="微軟正黑體"/>
-        </w:rPr>
-        <w:t>可以透過機器學習與資料分析技術，從大量資料中發現潛在模式並提供預測結果，協助企業做出更準確的決策。例如AI系統能快速分析大量資料並提供資料導向的建議，減少人為</w:t>
-      </w:r>
-      <w:proofErr w:type="gramStart"/>
-      <w:r>
-        <w:rPr>
-          <w:rFonts w:ascii="微軟正黑體" w:eastAsia="微軟正黑體" w:hAnsi="微軟正黑體"/>
-        </w:rPr>
-        <w:t>偏誤並</w:t>
-      </w:r>
-      <w:proofErr w:type="gramEnd"/>
-      <w:r>
-        <w:rPr>
-          <w:rFonts w:ascii="微軟正黑體" w:eastAsia="微軟正黑體" w:hAnsi="微軟正黑體"/>
-        </w:rPr>
-        <w:t xml:space="preserve">提升決策品質。 </w:t>
-      </w:r>
-    </w:p>
-    <w:p>
-      <w:pPr>
-        <w:rPr>
-          <w:rFonts w:ascii="微軟正黑體" w:eastAsia="微軟正黑體" w:hAnsi="微軟正黑體"/>
-        </w:rPr>
-      </w:pPr>
-      <w:r>
-        <w:rPr>
-          <w:rFonts w:ascii="微軟正黑體" w:eastAsia="微軟正黑體" w:hAnsi="微軟正黑體"/>
-        </w:rPr>
-        <w:t>因此，本研究的動機在於探討人工智慧技術在企業決策支援系統中的應用情形，以及</w:t>
-      </w:r>
-      <w:r>
-        <w:rPr>
-          <w:rFonts w:ascii="Times New Roman" w:eastAsia="微軟正黑體" w:hAnsi="Times New Roman" w:cs="Times New Roman"/>
-        </w:rPr>
-        <w:t>AI</w:t>
-      </w:r>
-      <w:r>
-        <w:rPr>
-          <w:rFonts w:ascii="微軟正黑體" w:eastAsia="微軟正黑體" w:hAnsi="微軟正黑體"/>
-        </w:rPr>
-        <w:t>導入後對企業決策效率與決策品質的影響。本研究希望透過文獻分析與研究架構設計，了解</w:t>
-      </w:r>
-      <w:r>
-        <w:rPr>
-          <w:rFonts w:ascii="Times New Roman" w:eastAsia="微軟正黑體" w:hAnsi="Times New Roman" w:cs="Times New Roman"/>
-        </w:rPr>
-        <w:t>AI</w:t>
-      </w:r>
-      <w:r>
-        <w:rPr>
-          <w:rFonts w:ascii="微軟正黑體" w:eastAsia="微軟正黑體" w:hAnsi="微軟正黑體"/>
-        </w:rPr>
-        <w:t>技術如何改善企業的決策流程，並分析其在企業管理與營運上的實際價值。</w:t>
-      </w:r>
-    </w:p>
-    <w:p>
-      <w:pPr>
-        <w:pStyle w:val="3"/>
-        <w:rPr>
-          <w:rFonts w:ascii="微軟正黑體" w:eastAsia="微軟正黑體" w:hAnsi="微軟正黑體"/>
-          <w:sz w:val="26"/>
-          <w:szCs w:val="26"/>
-        </w:rPr>
-      </w:pPr>
-      <w:bookmarkStart w:id="9" w:name="_Toc223909296"/>
-      <w:bookmarkStart w:id="10" w:name="_Toc224505341"/>
-      <w:r>
-        <w:rPr>
-          <w:rFonts w:ascii="微軟正黑體" w:eastAsia="微軟正黑體" w:hAnsi="微軟正黑體" w:hint="eastAsia"/>
-          <w:sz w:val="26"/>
-          <w:szCs w:val="26"/>
+        <w:t>法</w:t>
+      </w:r>
+      <w:r>
+        <w:rPr>
+          <w:rFonts w:asciiTheme="minorEastAsia" w:hAnsiTheme="minorEastAsia"/>
+        </w:rPr>
+        <w:t>律及風險管理上之考量；（4）建構研究方法與系統架構；（5）根據實證資料提出分析</w:t>
+      </w:r>
+      <w:r>
+        <w:rPr>
+          <w:rFonts w:asciiTheme="minorEastAsia" w:hAnsiTheme="minorEastAsia"/>
         </w:rPr>
         <w:lastRenderedPageBreak/>
-        <w:t>1.3 研究目的</w:t>
+        <w:t>討論與建議。透過上述探討，期望為企業管理者、政策制定者與後續研究者提供理論指引與實務借鏡。</w:t>
+      </w:r>
+    </w:p>
+    <w:p>
+      <w:pPr>
+        <w:pStyle w:val="1"/>
+        <w:rPr>
+          <w:rFonts w:ascii="標楷體" w:eastAsia="標楷體" w:hAnsi="標楷體"/>
+          <w:sz w:val="36"/>
+          <w:szCs w:val="36"/>
+        </w:rPr>
+      </w:pPr>
+      <w:bookmarkStart w:id="9" w:name="_Toc223903931"/>
+      <w:bookmarkStart w:id="10" w:name="_Toc223909297"/>
+      <w:bookmarkStart w:id="11" w:name="_Toc224505342"/>
+      <w:r>
+        <w:rPr>
+          <w:rFonts w:ascii="標楷體" w:eastAsia="標楷體" w:hAnsi="標楷體"/>
+          <w:sz w:val="36"/>
+          <w:szCs w:val="36"/>
+        </w:rPr>
+        <w:t>第二章 文獻探討</w:t>
       </w:r>
       <w:bookmarkEnd w:id="9"/>
       <w:bookmarkEnd w:id="10"/>
-    </w:p>
-    <w:p>
-      <w:pPr>
-        <w:rPr>
-          <w:rFonts w:ascii="微軟正黑體" w:eastAsia="微軟正黑體" w:hAnsi="微軟正黑體"/>
-        </w:rPr>
-      </w:pPr>
-      <w:r>
-        <w:rPr>
-          <w:rFonts w:ascii="微軟正黑體" w:eastAsia="微軟正黑體" w:hAnsi="微軟正黑體"/>
-        </w:rPr>
-        <w:t>研究目的包括：</w:t>
-      </w:r>
-    </w:p>
-    <w:p>
-      <w:pPr>
-        <w:rPr>
-          <w:rFonts w:ascii="微軟正黑體" w:eastAsia="微軟正黑體" w:hAnsi="微軟正黑體"/>
-        </w:rPr>
-      </w:pPr>
-      <w:r>
-        <w:rPr>
-          <w:rFonts w:ascii="微軟正黑體" w:eastAsia="微軟正黑體" w:hAnsi="微軟正黑體" w:hint="eastAsia"/>
-        </w:rPr>
-        <w:t>1.</w:t>
-      </w:r>
-      <w:r>
-        <w:rPr>
-          <w:rFonts w:ascii="微軟正黑體" w:eastAsia="微軟正黑體" w:hAnsi="微軟正黑體"/>
-        </w:rPr>
-        <w:t>探討人工智慧技術在企業決策支援系統中的應用方式。</w:t>
-      </w:r>
-    </w:p>
-    <w:p>
-      <w:pPr>
-        <w:rPr>
-          <w:rFonts w:ascii="微軟正黑體" w:eastAsia="微軟正黑體" w:hAnsi="微軟正黑體"/>
-        </w:rPr>
-      </w:pPr>
-      <w:r>
-        <w:rPr>
-          <w:rFonts w:ascii="微軟正黑體" w:eastAsia="微軟正黑體" w:hAnsi="微軟正黑體" w:hint="eastAsia"/>
-        </w:rPr>
-        <w:t>2.</w:t>
-      </w:r>
-      <w:r>
-        <w:rPr>
-          <w:rFonts w:ascii="微軟正黑體" w:eastAsia="微軟正黑體" w:hAnsi="微軟正黑體"/>
-        </w:rPr>
-        <w:t>分析</w:t>
-      </w:r>
-      <w:r>
-        <w:rPr>
-          <w:rFonts w:ascii="Times New Roman" w:eastAsia="微軟正黑體" w:hAnsi="Times New Roman" w:cs="Times New Roman"/>
-        </w:rPr>
-        <w:t>AI</w:t>
-      </w:r>
-      <w:r>
-        <w:rPr>
-          <w:rFonts w:ascii="微軟正黑體" w:eastAsia="微軟正黑體" w:hAnsi="微軟正黑體"/>
-        </w:rPr>
-        <w:t>技術對企業決策效率與準確度的影響。</w:t>
-      </w:r>
-    </w:p>
-    <w:p>
-      <w:pPr>
-        <w:rPr>
-          <w:rFonts w:ascii="微軟正黑體" w:eastAsia="微軟正黑體" w:hAnsi="微軟正黑體"/>
-        </w:rPr>
-      </w:pPr>
-      <w:r>
-        <w:rPr>
-          <w:rFonts w:ascii="微軟正黑體" w:eastAsia="微軟正黑體" w:hAnsi="微軟正黑體" w:hint="eastAsia"/>
-        </w:rPr>
-        <w:t>3.</w:t>
-      </w:r>
-      <w:r>
-        <w:rPr>
-          <w:rFonts w:ascii="微軟正黑體" w:eastAsia="微軟正黑體" w:hAnsi="微軟正黑體"/>
-        </w:rPr>
-        <w:t>提出企業導入</w:t>
-      </w:r>
-      <w:r>
-        <w:rPr>
-          <w:rFonts w:ascii="Times New Roman" w:eastAsia="微軟正黑體" w:hAnsi="Times New Roman" w:cs="Times New Roman"/>
-        </w:rPr>
-        <w:t>AI</w:t>
-      </w:r>
-      <w:r>
-        <w:rPr>
-          <w:rFonts w:ascii="微軟正黑體" w:eastAsia="微軟正黑體" w:hAnsi="微軟正黑體"/>
-        </w:rPr>
-        <w:t>決策支援系統之建議與發展方向。</w:t>
-      </w:r>
-    </w:p>
-    <w:p>
-      <w:pPr>
-        <w:spacing w:line="278" w:lineRule="auto"/>
-        <w:rPr>
-          <w:rFonts w:ascii="微軟正黑體" w:eastAsia="微軟正黑體" w:hAnsi="微軟正黑體"/>
-        </w:rPr>
-      </w:pPr>
-      <w:r>
-        <w:rPr>
-          <w:rFonts w:ascii="微軟正黑體" w:eastAsia="微軟正黑體" w:hAnsi="微軟正黑體"/>
-        </w:rPr>
-        <w:br w:type="page"/>
-      </w:r>
-    </w:p>
-    <w:p>
-      <w:pPr>
-        <w:pStyle w:val="1"/>
-        <w:rPr>
-          <w:rFonts w:ascii="微軟正黑體" w:eastAsia="微軟正黑體" w:hAnsi="微軟正黑體"/>
+      <w:bookmarkEnd w:id="11"/>
+    </w:p>
+    <w:p>
+      <w:pPr>
+        <w:pStyle w:val="2"/>
+        <w:rPr>
+          <w:rFonts w:ascii="標楷體" w:eastAsia="標楷體" w:hAnsi="標楷體"/>
+          <w:b/>
+          <w:bCs/>
           <w:sz w:val="32"/>
           <w:szCs w:val="32"/>
         </w:rPr>
       </w:pPr>
-      <w:bookmarkStart w:id="11" w:name="_Toc223903931"/>
-      <w:bookmarkStart w:id="12" w:name="_Toc223909297"/>
-      <w:bookmarkStart w:id="13" w:name="_Toc224505342"/>
-      <w:r>
-        <w:rPr>
-          <w:rFonts w:ascii="微軟正黑體" w:eastAsia="微軟正黑體" w:hAnsi="微軟正黑體"/>
+      <w:bookmarkStart w:id="12" w:name="_Toc223903932"/>
+      <w:bookmarkStart w:id="13" w:name="_Toc223909298"/>
+      <w:bookmarkStart w:id="14" w:name="_Toc224505343"/>
+      <w:r>
+        <w:rPr>
+          <w:rFonts w:ascii="Times New Roman" w:eastAsia="標楷體" w:hAnsi="Times New Roman" w:cs="Times New Roman"/>
           <w:sz w:val="32"/>
           <w:szCs w:val="32"/>
         </w:rPr>
-        <w:lastRenderedPageBreak/>
-        <w:t>第二章 文獻探討</w:t>
-      </w:r>
-      <w:bookmarkEnd w:id="11"/>
+        <w:t>2.1</w:t>
+      </w:r>
+      <w:bookmarkStart w:id="15" w:name="_Toc223903933"/>
+      <w:bookmarkStart w:id="16" w:name="_Toc223909299"/>
+      <w:bookmarkStart w:id="17" w:name="_Toc224505344"/>
       <w:bookmarkEnd w:id="12"/>
       <w:bookmarkEnd w:id="13"/>
-    </w:p>
-    <w:p>
-      <w:pPr>
-        <w:pStyle w:val="2"/>
-        <w:rPr>
-          <w:rFonts w:ascii="微軟正黑體" w:eastAsia="微軟正黑體" w:hAnsi="微軟正黑體"/>
+      <w:bookmarkEnd w:id="14"/>
+      <w:r>
+        <w:rPr>
+          <w:rFonts w:ascii="標楷體" w:eastAsia="標楷體" w:hAnsi="標楷體" w:hint="eastAsia"/>
+          <w:sz w:val="32"/>
+          <w:szCs w:val="32"/>
+        </w:rPr>
+        <w:t xml:space="preserve"> </w:t>
+      </w:r>
+      <w:r>
+        <w:rPr>
+          <w:rFonts w:ascii="Times New Roman" w:eastAsia="標楷體" w:hAnsi="Times New Roman" w:cs="Times New Roman"/>
+          <w:b/>
+          <w:bCs/>
+          <w:sz w:val="32"/>
+          <w:szCs w:val="32"/>
+        </w:rPr>
+        <w:t>AI</w:t>
+      </w:r>
+      <w:r>
+        <w:rPr>
+          <w:rFonts w:ascii="標楷體" w:eastAsia="標楷體" w:hAnsi="標楷體"/>
+          <w:b/>
+          <w:bCs/>
+          <w:sz w:val="32"/>
+          <w:szCs w:val="32"/>
+        </w:rPr>
+        <w:t>技術分類與演進</w:t>
+      </w:r>
+    </w:p>
+    <w:p>
+      <w:pPr>
+        <w:pStyle w:val="3"/>
+        <w:rPr>
+          <w:rFonts w:ascii="標楷體" w:eastAsia="標楷體" w:hAnsi="標楷體"/>
           <w:sz w:val="28"/>
           <w:szCs w:val="28"/>
         </w:rPr>
       </w:pPr>
-      <w:bookmarkStart w:id="14" w:name="_Toc223903932"/>
-      <w:bookmarkStart w:id="15" w:name="_Toc223909298"/>
-      <w:bookmarkStart w:id="16" w:name="_Toc224505343"/>
-      <w:r>
-        <w:rPr>
-          <w:rFonts w:ascii="微軟正黑體" w:eastAsia="微軟正黑體" w:hAnsi="微軟正黑體"/>
+      <w:r>
+        <w:rPr>
+          <w:rFonts w:ascii="Times New Roman" w:hAnsi="Times New Roman" w:cs="Times New Roman"/>
           <w:sz w:val="28"/>
           <w:szCs w:val="28"/>
         </w:rPr>
-        <w:t>2.1 相關研究</w:t>
-      </w:r>
-      <w:bookmarkEnd w:id="14"/>
+        <w:t>2.2</w:t>
+      </w:r>
+      <w:bookmarkStart w:id="18" w:name="_Toc223903934"/>
+      <w:bookmarkStart w:id="19" w:name="_Toc223909300"/>
+      <w:bookmarkStart w:id="20" w:name="_Toc224505345"/>
       <w:bookmarkEnd w:id="15"/>
       <w:bookmarkEnd w:id="16"/>
-    </w:p>
-    <w:p>
-      <w:pPr>
-        <w:rPr>
-          <w:rFonts w:ascii="微軟正黑體" w:eastAsia="微軟正黑體" w:hAnsi="微軟正黑體"/>
-        </w:rPr>
-      </w:pPr>
-      <w:r>
-        <w:rPr>
-          <w:rFonts w:ascii="微軟正黑體" w:eastAsia="微軟正黑體" w:hAnsi="微軟正黑體"/>
-        </w:rPr>
-        <w:t>決策支援系統（</w:t>
-      </w:r>
-      <w:r>
-        <w:rPr>
-          <w:rFonts w:ascii="Times New Roman" w:eastAsia="微軟正黑體" w:hAnsi="Times New Roman" w:cs="Times New Roman"/>
-        </w:rPr>
-        <w:t>DSS</w:t>
-      </w:r>
-      <w:r>
-        <w:rPr>
-          <w:rFonts w:ascii="微軟正黑體" w:eastAsia="微軟正黑體" w:hAnsi="微軟正黑體"/>
-        </w:rPr>
-        <w:t>）是一種協助企業管理者分析資料與制定策略的資訊系統，其主要功能在於提供資料分析、模型分析與決策建議，以支援企業管理與策略規劃。早期</w:t>
-      </w:r>
-      <w:r>
-        <w:rPr>
-          <w:rFonts w:ascii="Times New Roman" w:eastAsia="微軟正黑體" w:hAnsi="Times New Roman" w:cs="Times New Roman"/>
-        </w:rPr>
-        <w:t>DSS</w:t>
-      </w:r>
-      <w:r>
-        <w:rPr>
-          <w:rFonts w:ascii="微軟正黑體" w:eastAsia="微軟正黑體" w:hAnsi="微軟正黑體"/>
-        </w:rPr>
-        <w:t xml:space="preserve">多依賴資料庫與統計模型進行分析，但在面對大量資料時，其分析能力與預測能力受到限制。 </w:t>
-      </w:r>
-    </w:p>
-    <w:p>
-      <w:pPr>
-        <w:pStyle w:val="3"/>
-        <w:rPr>
-          <w:rFonts w:ascii="微軟正黑體" w:eastAsia="微軟正黑體" w:hAnsi="微軟正黑體"/>
-          <w:sz w:val="26"/>
-          <w:szCs w:val="26"/>
-        </w:rPr>
-      </w:pPr>
-      <w:bookmarkStart w:id="17" w:name="_Toc223903933"/>
-      <w:bookmarkStart w:id="18" w:name="_Toc223909299"/>
-      <w:bookmarkStart w:id="19" w:name="_Toc224505344"/>
-      <w:r>
-        <w:rPr>
-          <w:rFonts w:ascii="微軟正黑體" w:eastAsia="微軟正黑體" w:hAnsi="微軟正黑體"/>
-          <w:sz w:val="26"/>
-          <w:szCs w:val="26"/>
-        </w:rPr>
-        <w:t>2.2 文獻整理</w:t>
-      </w:r>
       <w:bookmarkEnd w:id="17"/>
+      <w:r>
+        <w:rPr>
+          <w:rFonts w:hint="eastAsia"/>
+          <w:sz w:val="28"/>
+          <w:szCs w:val="28"/>
+        </w:rPr>
+        <w:t xml:space="preserve"> </w:t>
+      </w:r>
+      <w:r>
+        <w:rPr>
+          <w:rFonts w:ascii="Times New Roman" w:hAnsi="Times New Roman" w:cs="Times New Roman"/>
+          <w:sz w:val="28"/>
+          <w:szCs w:val="28"/>
+        </w:rPr>
+        <w:t>AI</w:t>
+      </w:r>
+      <w:r>
+        <w:rPr>
+          <w:rFonts w:ascii="標楷體" w:eastAsia="標楷體" w:hAnsi="標楷體"/>
+          <w:sz w:val="28"/>
+          <w:szCs w:val="28"/>
+        </w:rPr>
+        <w:t>在企業DSS的應用案例與成效</w:t>
+      </w:r>
+    </w:p>
+    <w:p>
+      <w:pPr>
+        <w:pStyle w:val="4"/>
+        <w:rPr>
+          <w:rFonts w:ascii="標楷體" w:eastAsia="標楷體" w:hAnsi="標楷體" w:cs="Times New Roman" w:hint="eastAsia"/>
+          <w:b/>
+          <w:bCs/>
+          <w:sz w:val="24"/>
+          <w:szCs w:val="24"/>
+        </w:rPr>
+      </w:pPr>
+      <w:r>
+        <w:rPr>
+          <w:rFonts w:ascii="Times New Roman" w:hAnsi="Times New Roman" w:cs="Times New Roman"/>
+          <w:sz w:val="24"/>
+          <w:szCs w:val="24"/>
+        </w:rPr>
+        <w:t>2.3</w:t>
+      </w:r>
+      <w:r>
+        <w:rPr>
+          <w:rFonts w:ascii="標楷體" w:eastAsia="標楷體" w:hAnsi="標楷體" w:cs="Times New Roman"/>
+          <w:b/>
+          <w:bCs/>
+          <w:sz w:val="24"/>
+          <w:szCs w:val="24"/>
+        </w:rPr>
+        <w:t>倫理、法規與風險管理</w:t>
+      </w:r>
+    </w:p>
+    <w:p>
+      <w:pPr>
+        <w:pStyle w:val="1"/>
+        <w:rPr>
+          <w:rFonts w:ascii="標楷體" w:eastAsia="標楷體" w:hAnsi="標楷體"/>
+          <w:sz w:val="36"/>
+          <w:szCs w:val="36"/>
+        </w:rPr>
+      </w:pPr>
+      <w:r>
+        <w:rPr>
+          <w:rFonts w:ascii="標楷體" w:eastAsia="標楷體" w:hAnsi="標楷體"/>
+          <w:sz w:val="36"/>
+          <w:szCs w:val="36"/>
+        </w:rPr>
+        <w:t>第三章 研究方法</w:t>
+      </w:r>
       <w:bookmarkEnd w:id="18"/>
       <w:bookmarkEnd w:id="19"/>
-    </w:p>
-    <w:p>
-      <w:pPr>
-        <w:rPr>
-          <w:rFonts w:ascii="微軟正黑體" w:eastAsia="微軟正黑體" w:hAnsi="微軟正黑體"/>
-        </w:rPr>
-      </w:pPr>
-      <w:r>
-        <w:rPr>
-          <w:rFonts w:ascii="微軟正黑體" w:eastAsia="微軟正黑體" w:hAnsi="微軟正黑體"/>
-        </w:rPr>
-        <w:t>隨著人工智慧技術的發展，研究者開始將AI技術整合至決策支援系統中。研究指出，</w:t>
-      </w:r>
+      <w:bookmarkEnd w:id="20"/>
+    </w:p>
+    <w:p>
+      <w:pPr>
+        <w:pStyle w:val="2"/>
+        <w:rPr>
+          <w:rFonts w:ascii="標楷體" w:eastAsia="標楷體" w:hAnsi="標楷體"/>
+          <w:b/>
+          <w:bCs/>
+          <w:sz w:val="28"/>
+          <w:szCs w:val="28"/>
+        </w:rPr>
+      </w:pPr>
+      <w:bookmarkStart w:id="21" w:name="_Toc223903935"/>
+      <w:bookmarkStart w:id="22" w:name="_Toc223909301"/>
+      <w:bookmarkStart w:id="23" w:name="_Toc224505346"/>
       <w:r>
         <w:rPr>
           <w:rFonts w:ascii="Times New Roman" w:eastAsia="微軟正黑體" w:hAnsi="Times New Roman" w:cs="Times New Roman"/>
-        </w:rPr>
-        <w:t>AI</w:t>
-      </w:r>
-      <w:r>
-        <w:rPr>
-          <w:rFonts w:ascii="微軟正黑體" w:eastAsia="微軟正黑體" w:hAnsi="微軟正黑體"/>
-        </w:rPr>
-        <w:t>技術如機器學習、深度學習與自然語言處理等，可以提升系統的資料分析能力，使系統能夠從大量資料中發現規律並提供預測建議。</w:t>
-      </w:r>
-      <w:r>
-        <w:rPr>
-          <w:rFonts w:ascii="Times New Roman" w:eastAsia="微軟正黑體" w:hAnsi="Times New Roman" w:cs="Times New Roman"/>
-        </w:rPr>
-        <w:t>AI</w:t>
-      </w:r>
-      <w:r>
-        <w:rPr>
-          <w:rFonts w:ascii="微軟正黑體" w:eastAsia="微軟正黑體" w:hAnsi="微軟正黑體"/>
-        </w:rPr>
-        <w:t>與</w:t>
-      </w:r>
-      <w:r>
-        <w:rPr>
-          <w:rFonts w:ascii="Times New Roman" w:eastAsia="微軟正黑體" w:hAnsi="Times New Roman" w:cs="Times New Roman"/>
-        </w:rPr>
-        <w:t>DSS</w:t>
-      </w:r>
-      <w:r>
-        <w:rPr>
-          <w:rFonts w:ascii="微軟正黑體" w:eastAsia="微軟正黑體" w:hAnsi="微軟正黑體"/>
-        </w:rPr>
-        <w:t>結合後，可形成智慧型決策支援系統（</w:t>
-      </w:r>
-      <w:r>
-        <w:rPr>
-          <w:rFonts w:ascii="Times New Roman" w:eastAsia="微軟正黑體" w:hAnsi="Times New Roman" w:cs="Times New Roman"/>
-        </w:rPr>
-        <w:t>Intelligent Decision Support System</w:t>
-      </w:r>
-      <w:r>
-        <w:rPr>
-          <w:rFonts w:ascii="微軟正黑體" w:eastAsia="微軟正黑體" w:hAnsi="微軟正黑體"/>
-        </w:rPr>
-        <w:t xml:space="preserve">），能即時分析企業資料並提供更精確的決策建議。 </w:t>
-      </w:r>
-    </w:p>
-    <w:p>
-      <w:pPr>
-        <w:rPr>
-          <w:rFonts w:ascii="微軟正黑體" w:eastAsia="微軟正黑體" w:hAnsi="微軟正黑體"/>
-        </w:rPr>
-      </w:pPr>
-      <w:proofErr w:type="gramStart"/>
-      <w:r>
-        <w:rPr>
-          <w:rFonts w:ascii="微軟正黑體" w:eastAsia="微軟正黑體" w:hAnsi="微軟正黑體"/>
-        </w:rPr>
-        <w:t>此外，</w:t>
-      </w:r>
-      <w:proofErr w:type="gramEnd"/>
-      <w:r>
-        <w:rPr>
-          <w:rFonts w:ascii="Times New Roman" w:eastAsia="微軟正黑體" w:hAnsi="Times New Roman" w:cs="Times New Roman"/>
-        </w:rPr>
-        <w:t>AI</w:t>
-      </w:r>
-      <w:r>
-        <w:rPr>
-          <w:rFonts w:ascii="微軟正黑體" w:eastAsia="微軟正黑體" w:hAnsi="微軟正黑體"/>
-        </w:rPr>
-        <w:t>技術也能改善企業決策效率。例如在工業4.0環境中，</w:t>
-      </w:r>
-      <w:r>
-        <w:rPr>
-          <w:rFonts w:ascii="Times New Roman" w:eastAsia="微軟正黑體" w:hAnsi="Times New Roman" w:cs="Times New Roman"/>
-        </w:rPr>
-        <w:t>AI</w:t>
-      </w:r>
-      <w:r>
-        <w:rPr>
-          <w:rFonts w:ascii="微軟正黑體" w:eastAsia="微軟正黑體" w:hAnsi="微軟正黑體"/>
-        </w:rPr>
-        <w:t>決策支援系統能夠透過感測器</w:t>
-      </w:r>
-      <w:proofErr w:type="gramStart"/>
-      <w:r>
-        <w:rPr>
-          <w:rFonts w:ascii="微軟正黑體" w:eastAsia="微軟正黑體" w:hAnsi="微軟正黑體"/>
-        </w:rPr>
-        <w:t>與物聯網</w:t>
-      </w:r>
-      <w:proofErr w:type="gramEnd"/>
-      <w:r>
-        <w:rPr>
-          <w:rFonts w:ascii="微軟正黑體" w:eastAsia="微軟正黑體" w:hAnsi="微軟正黑體"/>
-        </w:rPr>
-        <w:t xml:space="preserve">資料即時分析生產資訊，協助企業進行品質控制、供應鏈管理以及生產預測，進而提高營運效率與降低成本。 </w:t>
-      </w:r>
-    </w:p>
-    <w:p>
-      <w:pPr>
-        <w:rPr>
-          <w:rFonts w:ascii="微軟正黑體" w:eastAsia="微軟正黑體" w:hAnsi="微軟正黑體"/>
-        </w:rPr>
-      </w:pPr>
-      <w:r>
-        <w:rPr>
-          <w:rFonts w:ascii="微軟正黑體" w:eastAsia="微軟正黑體" w:hAnsi="微軟正黑體"/>
-        </w:rPr>
-        <w:t>研究也指出，</w:t>
-      </w:r>
-      <w:r>
-        <w:rPr>
-          <w:rFonts w:ascii="Times New Roman" w:eastAsia="微軟正黑體" w:hAnsi="Times New Roman" w:cs="Times New Roman"/>
-        </w:rPr>
-        <w:t>AI</w:t>
-      </w:r>
-      <w:r>
-        <w:rPr>
-          <w:rFonts w:ascii="微軟正黑體" w:eastAsia="微軟正黑體" w:hAnsi="微軟正黑體"/>
-        </w:rPr>
-        <w:t>決策支援系統在企業決策過程中可以提供資料導向的分析結果，減少人為</w:t>
-      </w:r>
-      <w:proofErr w:type="gramStart"/>
-      <w:r>
-        <w:rPr>
-          <w:rFonts w:ascii="微軟正黑體" w:eastAsia="微軟正黑體" w:hAnsi="微軟正黑體"/>
-        </w:rPr>
-        <w:t>偏誤並</w:t>
-      </w:r>
-      <w:proofErr w:type="gramEnd"/>
-      <w:r>
-        <w:rPr>
-          <w:rFonts w:ascii="微軟正黑體" w:eastAsia="微軟正黑體" w:hAnsi="微軟正黑體"/>
-        </w:rPr>
-        <w:t>提升決策品質。透過</w:t>
-      </w:r>
-      <w:r>
-        <w:rPr>
-          <w:rFonts w:ascii="Times New Roman" w:eastAsia="微軟正黑體" w:hAnsi="Times New Roman" w:cs="Times New Roman"/>
-        </w:rPr>
-        <w:t>AI</w:t>
-      </w:r>
-      <w:r>
-        <w:rPr>
-          <w:rFonts w:ascii="微軟正黑體" w:eastAsia="微軟正黑體" w:hAnsi="微軟正黑體"/>
-        </w:rPr>
-        <w:t xml:space="preserve">模型分析大量資料，企業管理者能更快速地取得關鍵資訊，並做出更準確的策略決策。 </w:t>
-      </w:r>
-    </w:p>
-    <w:p>
-      <w:pPr>
-        <w:rPr>
-          <w:rFonts w:ascii="微軟正黑體" w:eastAsia="微軟正黑體" w:hAnsi="微軟正黑體"/>
-        </w:rPr>
-      </w:pPr>
-      <w:r>
-        <w:rPr>
-          <w:rFonts w:ascii="微軟正黑體" w:eastAsia="微軟正黑體" w:hAnsi="微軟正黑體"/>
-        </w:rPr>
-        <w:lastRenderedPageBreak/>
-        <w:t>另一方面，一些研究也指出</w:t>
-      </w:r>
-      <w:r>
-        <w:rPr>
-          <w:rFonts w:ascii="Times New Roman" w:eastAsia="微軟正黑體" w:hAnsi="Times New Roman" w:cs="Times New Roman"/>
-        </w:rPr>
-        <w:t>AI</w:t>
-      </w:r>
-      <w:r>
-        <w:rPr>
-          <w:rFonts w:ascii="微軟正黑體" w:eastAsia="微軟正黑體" w:hAnsi="微軟正黑體"/>
-        </w:rPr>
-        <w:t>決策支援系統在實際導入時仍面臨挑戰，例如資料品質不足、企業系統整合困難以及員工對</w:t>
-      </w:r>
-      <w:r>
-        <w:rPr>
-          <w:rFonts w:ascii="Times New Roman" w:eastAsia="微軟正黑體" w:hAnsi="Times New Roman" w:cs="Times New Roman"/>
-        </w:rPr>
-        <w:t>AI</w:t>
-      </w:r>
-      <w:r>
-        <w:rPr>
-          <w:rFonts w:ascii="微軟正黑體" w:eastAsia="微軟正黑體" w:hAnsi="微軟正黑體"/>
-        </w:rPr>
-        <w:t xml:space="preserve">系統的不信任等問題。然而若能結合人類判斷與AI分析能力，企業仍能顯著提升決策效率與組織競爭力。 </w:t>
-      </w:r>
-    </w:p>
-    <w:p>
-      <w:pPr>
-        <w:rPr>
-          <w:rFonts w:ascii="微軟正黑體" w:eastAsia="微軟正黑體" w:hAnsi="微軟正黑體"/>
-        </w:rPr>
-        <w:sectPr>
-          <w:footerReference w:type="default" r:id="rId9"/>
-          <w:pgSz w:w="11906" w:h="16838"/>
-          <w:pgMar w:top="1440" w:right="1440" w:bottom="1440" w:left="1440" w:header="720" w:footer="720" w:gutter="0"/>
-          <w:cols w:space="720"/>
-          <w:titlePg/>
-          <w:docGrid w:type="lines" w:linePitch="360"/>
-        </w:sectPr>
-      </w:pPr>
-      <w:r>
-        <w:rPr>
-          <w:rFonts w:ascii="微軟正黑體" w:eastAsia="微軟正黑體" w:hAnsi="微軟正黑體"/>
-        </w:rPr>
-        <w:t>綜合上述文獻可知，人工智慧與決策支援系統的結合已成為企業資訊管理的重要發展方向，未來</w:t>
-      </w:r>
-      <w:r>
-        <w:rPr>
-          <w:rFonts w:ascii="Times New Roman" w:eastAsia="微軟正黑體" w:hAnsi="Times New Roman" w:cs="Times New Roman"/>
-        </w:rPr>
-        <w:t>AI</w:t>
-      </w:r>
-      <w:r>
-        <w:rPr>
-          <w:rFonts w:ascii="微軟正黑體" w:eastAsia="微軟正黑體" w:hAnsi="微軟正黑體"/>
-        </w:rPr>
-        <w:t>技術在企業決策與商業分析領域仍具有相當大的研究與應用潛力。</w:t>
-      </w:r>
-    </w:p>
-    <w:p>
-      <w:pPr>
-        <w:pStyle w:val="1"/>
-        <w:rPr>
-          <w:rFonts w:ascii="微軟正黑體" w:eastAsia="微軟正黑體" w:hAnsi="微軟正黑體"/>
+          <w:sz w:val="28"/>
+          <w:szCs w:val="28"/>
+        </w:rPr>
+        <w:t xml:space="preserve">3.1 </w:t>
+      </w:r>
+      <w:bookmarkEnd w:id="21"/>
+      <w:bookmarkEnd w:id="22"/>
+      <w:bookmarkEnd w:id="23"/>
+      <w:r>
+        <w:rPr>
+          <w:rFonts w:ascii="標楷體" w:eastAsia="標楷體" w:hAnsi="標楷體"/>
+          <w:b/>
+          <w:bCs/>
           <w:sz w:val="32"/>
           <w:szCs w:val="32"/>
         </w:rPr>
-      </w:pPr>
-      <w:bookmarkStart w:id="20" w:name="_Toc223903934"/>
-      <w:bookmarkStart w:id="21" w:name="_Toc223909300"/>
-      <w:bookmarkStart w:id="22" w:name="_Toc224505345"/>
-      <w:r>
-        <w:rPr>
-          <w:rFonts w:ascii="微軟正黑體" w:eastAsia="微軟正黑體" w:hAnsi="微軟正黑體"/>
+        <w:t>研究設計</w:t>
+      </w:r>
+    </w:p>
+    <w:p>
+      <w:pPr>
+        <w:pStyle w:val="3"/>
+        <w:rPr>
+          <w:rFonts w:ascii="標楷體" w:eastAsia="標楷體" w:hAnsi="標楷體" w:hint="eastAsia"/>
+          <w:sz w:val="28"/>
+          <w:szCs w:val="28"/>
+        </w:rPr>
+      </w:pPr>
+      <w:r>
+        <w:rPr>
+          <w:rFonts w:ascii="Times New Roman" w:eastAsia="微軟正黑體" w:hAnsi="Times New Roman" w:cs="Times New Roman"/>
+          <w:sz w:val="28"/>
+          <w:szCs w:val="28"/>
+        </w:rPr>
+        <w:t>3.2</w:t>
+      </w:r>
+      <w:r>
+        <w:rPr>
+          <w:rFonts w:ascii="標楷體" w:eastAsia="標楷體" w:hAnsi="標楷體" w:hint="eastAsia"/>
+          <w:sz w:val="28"/>
+          <w:szCs w:val="28"/>
+        </w:rPr>
+        <w:t xml:space="preserve"> </w:t>
+      </w:r>
+      <w:r>
+        <w:rPr>
+          <w:rFonts w:ascii="標楷體" w:eastAsia="標楷體" w:hAnsi="標楷體"/>
+          <w:sz w:val="28"/>
+          <w:szCs w:val="28"/>
+        </w:rPr>
+        <w:t>資料來源</w:t>
+      </w:r>
+    </w:p>
+    <w:p>
+      <w:pPr>
+        <w:pStyle w:val="1"/>
+        <w:rPr>
+          <w:rFonts w:ascii="標楷體" w:eastAsia="標楷體" w:hAnsi="標楷體"/>
+          <w:sz w:val="36"/>
+          <w:szCs w:val="36"/>
+        </w:rPr>
+      </w:pPr>
+      <w:bookmarkStart w:id="24" w:name="_Toc224505347"/>
+      <w:r>
+        <w:rPr>
+          <w:rFonts w:ascii="標楷體" w:eastAsia="標楷體" w:hAnsi="標楷體"/>
+          <w:sz w:val="36"/>
+          <w:szCs w:val="36"/>
+        </w:rPr>
+        <w:t>第四章 研究結果</w:t>
+      </w:r>
+      <w:bookmarkEnd w:id="24"/>
+    </w:p>
+    <w:p>
+      <w:pPr>
+        <w:pStyle w:val="2"/>
+        <w:rPr>
+          <w:rFonts w:ascii="標楷體" w:eastAsia="標楷體" w:hAnsi="標楷體"/>
+          <w:b/>
+          <w:bCs/>
           <w:sz w:val="32"/>
           <w:szCs w:val="32"/>
         </w:rPr>
-        <w:lastRenderedPageBreak/>
-        <w:t>第三章 研究方法</w:t>
-      </w:r>
-      <w:bookmarkEnd w:id="20"/>
-      <w:bookmarkEnd w:id="21"/>
-      <w:bookmarkEnd w:id="22"/>
-    </w:p>
-    <w:p>
-      <w:pPr>
-        <w:pStyle w:val="2"/>
-        <w:rPr>
-          <w:rFonts w:ascii="微軟正黑體" w:eastAsia="微軟正黑體" w:hAnsi="微軟正黑體"/>
+      </w:pPr>
+      <w:r>
+        <w:rPr>
+          <w:rFonts w:ascii="Times New Roman" w:hAnsi="Times New Roman" w:cs="Times New Roman"/>
+          <w:b/>
+          <w:bCs/>
+          <w:sz w:val="32"/>
+          <w:szCs w:val="32"/>
+        </w:rPr>
+        <w:t>4.1</w:t>
+      </w:r>
+      <w:r>
+        <w:rPr>
+          <w:rFonts w:ascii="標楷體" w:eastAsia="標楷體" w:hAnsi="標楷體"/>
+          <w:b/>
+          <w:bCs/>
+          <w:sz w:val="32"/>
+          <w:szCs w:val="32"/>
+        </w:rPr>
+        <w:t>主要發現：技術效能、商業價值與限制</w:t>
+      </w:r>
+    </w:p>
+    <w:p>
+      <w:pPr>
+        <w:pStyle w:val="3"/>
+        <w:rPr>
+          <w:rFonts w:ascii="標楷體" w:eastAsia="標楷體" w:hAnsi="標楷體"/>
+          <w:b/>
+          <w:bCs/>
           <w:sz w:val="28"/>
           <w:szCs w:val="28"/>
         </w:rPr>
       </w:pPr>
-      <w:bookmarkStart w:id="23" w:name="_Toc223903935"/>
-      <w:bookmarkStart w:id="24" w:name="_Toc223909301"/>
-      <w:bookmarkStart w:id="25" w:name="_Toc224505346"/>
-      <w:r>
-        <w:rPr>
-          <w:rFonts w:ascii="微軟正黑體" w:eastAsia="微軟正黑體" w:hAnsi="微軟正黑體"/>
+      <w:r>
+        <w:rPr>
+          <w:rFonts w:ascii="Times New Roman" w:hAnsi="Times New Roman" w:cs="Times New Roman"/>
+          <w:b/>
+          <w:bCs/>
           <w:sz w:val="28"/>
           <w:szCs w:val="28"/>
         </w:rPr>
-        <w:t>3.1 研究架構</w:t>
-      </w:r>
-      <w:bookmarkEnd w:id="23"/>
-      <w:bookmarkEnd w:id="24"/>
-      <w:bookmarkEnd w:id="25"/>
-    </w:p>
-    <w:p>
-      <w:pPr>
-        <w:keepNext/>
-      </w:pPr>
-      <w:r>
-        <w:rPr>
-          <w:rFonts w:ascii="微軟正黑體" w:eastAsia="微軟正黑體" w:hAnsi="微軟正黑體"/>
-        </w:rPr>
-        <w:t>本研究採用文獻分析與問卷調查方法，探討人工智慧技術在企業決策支援系統中的應用情形。首先透過文獻整理建立研究架構，如</w:t>
-      </w:r>
-      <w:r>
-        <w:rPr>
-          <w:rFonts w:ascii="微軟正黑體" w:eastAsia="微軟正黑體" w:hAnsi="微軟正黑體"/>
+        <w:t>4.2</w:t>
+      </w:r>
+      <w:r>
+        <w:rPr>
+          <w:rFonts w:ascii="Times New Roman" w:hAnsi="Times New Roman" w:cs="Times New Roman" w:hint="eastAsia"/>
           <w:b/>
           <w:bCs/>
-        </w:rPr>
-        <w:fldChar w:fldCharType="begin"/>
-      </w:r>
-      <w:r>
-        <w:rPr>
-          <w:rFonts w:ascii="微軟正黑體" w:eastAsia="微軟正黑體" w:hAnsi="微軟正黑體"/>
-        </w:rPr>
-        <w:instrText xml:space="preserve"> REF _Ref224503893 \h </w:instrText>
-      </w:r>
-      <w:r>
-        <w:rPr>
-          <w:rFonts w:ascii="微軟正黑體" w:eastAsia="微軟正黑體" w:hAnsi="微軟正黑體"/>
+          <w:sz w:val="28"/>
+          <w:szCs w:val="28"/>
+        </w:rPr>
+        <w:t xml:space="preserve"> </w:t>
+      </w:r>
+      <w:r>
+        <w:rPr>
+          <w:rFonts w:ascii="標楷體" w:eastAsia="標楷體" w:hAnsi="標楷體"/>
           <w:b/>
           <w:bCs/>
-        </w:rPr>
-      </w:r>
-      <w:r>
-        <w:rPr>
-          <w:rFonts w:ascii="微軟正黑體" w:eastAsia="微軟正黑體" w:hAnsi="微軟正黑體"/>
-          <w:b/>
-          <w:bCs/>
-        </w:rPr>
-        <w:fldChar w:fldCharType="separate"/>
-      </w:r>
-      <w:r>
-        <w:rPr>
-          <w:rFonts w:ascii="微軟正黑體" w:eastAsia="微軟正黑體" w:hAnsi="微軟正黑體" w:hint="eastAsia"/>
-        </w:rPr>
-        <w:t xml:space="preserve">圖 </w:t>
-      </w:r>
-      <w:r>
-        <w:rPr>
-          <w:rFonts w:ascii="微軟正黑體" w:eastAsia="微軟正黑體" w:hAnsi="微軟正黑體"/>
-          <w:noProof/>
-        </w:rPr>
-        <w:t>1</w:t>
-      </w:r>
-      <w:r>
-        <w:rPr>
-          <w:rFonts w:ascii="微軟正黑體" w:eastAsia="微軟正黑體" w:hAnsi="微軟正黑體"/>
-          <w:b/>
-          <w:bCs/>
-        </w:rPr>
-        <w:fldChar w:fldCharType="end"/>
-      </w:r>
-      <w:r>
-        <w:rPr>
-          <w:rFonts w:ascii="微軟正黑體" w:eastAsia="微軟正黑體" w:hAnsi="微軟正黑體"/>
-          <w:b/>
-          <w:bCs/>
-        </w:rPr>
-        <w:t>所示</w:t>
-      </w:r>
-      <w:r>
-        <w:rPr>
-          <w:rFonts w:ascii="微軟正黑體" w:eastAsia="微軟正黑體" w:hAnsi="微軟正黑體"/>
-        </w:rPr>
-        <w:t>，說明人工智慧技術如何影響決策支援系統效能與企業決策效率。接著透過問卷調查蒐集企業管理人員與資訊系統使用者的意見，並利用統計方法進行分析。</w:t>
-      </w:r>
-      <w:r>
-        <w:rPr>
-          <w:noProof/>
-        </w:rPr>
-        <w:drawing>
-          <wp:inline distT="0" distB="0" distL="0" distR="0" wp14:anchorId="35B719CE" wp14:editId="0A4D285C">
-            <wp:extent cx="5731510" cy="3209925"/>
-            <wp:effectExtent l="0" t="0" r="2540" b="9525"/>
-            <wp:docPr id="421046502" name="圖片 2"/>
-            <wp:cNvGraphicFramePr>
-              <a:graphicFrameLocks xmlns:a="http://schemas.openxmlformats.org/drawingml/2006/main" noChangeAspect="1"/>
-            </wp:cNvGraphicFramePr>
-            <a:graphic xmlns:a="http://schemas.openxmlformats.org/drawingml/2006/main">
-              <a:graphicData uri="http://schemas.openxmlformats.org/drawingml/2006/picture">
-                <pic:pic xmlns:pic="http://schemas.openxmlformats.org/drawingml/2006/picture">
-                  <pic:nvPicPr>
-                    <pic:cNvPr id="421046502" name="圖片 421046502"/>
-                    <pic:cNvPicPr/>
-                  </pic:nvPicPr>
-                  <pic:blipFill>
-                    <a:blip r:embed="rId10" cstate="print">
-                      <a:extLst>
-                        <a:ext uri="{28A0092B-C50C-407E-A947-70E740481C1C}">
-                          <a14:useLocalDpi xmlns:a14="http://schemas.microsoft.com/office/drawing/2010/main" val="0"/>
-                        </a:ext>
-                      </a:extLst>
-                    </a:blip>
-                    <a:stretch>
-                      <a:fillRect/>
-                    </a:stretch>
-                  </pic:blipFill>
-                  <pic:spPr>
-                    <a:xfrm>
-                      <a:off x="0" y="0"/>
-                      <a:ext cx="5731510" cy="3209925"/>
-                    </a:xfrm>
-                    <a:prstGeom prst="rect">
-                      <a:avLst/>
-                    </a:prstGeom>
-                  </pic:spPr>
-                </pic:pic>
-              </a:graphicData>
-            </a:graphic>
-          </wp:inline>
-        </w:drawing>
-      </w:r>
-    </w:p>
-    <w:p>
-      <w:pPr>
-        <w:pStyle w:val="af5"/>
-        <w:rPr>
-          <w:rFonts w:ascii="微軟正黑體" w:eastAsia="微軟正黑體" w:hAnsi="微軟正黑體"/>
-        </w:rPr>
-      </w:pPr>
-      <w:bookmarkStart w:id="26" w:name="_Ref224503893"/>
-      <w:bookmarkStart w:id="27" w:name="_Toc224503482"/>
-      <w:r>
-        <w:rPr>
-          <w:rFonts w:ascii="微軟正黑體" w:eastAsia="微軟正黑體" w:hAnsi="微軟正黑體" w:hint="eastAsia"/>
-        </w:rPr>
-        <w:t xml:space="preserve">圖 </w:t>
-      </w:r>
-      <w:r>
-        <w:rPr>
-          <w:rFonts w:ascii="微軟正黑體" w:eastAsia="微軟正黑體" w:hAnsi="微軟正黑體"/>
-        </w:rPr>
-        <w:fldChar w:fldCharType="begin"/>
-      </w:r>
-      <w:r>
-        <w:rPr>
-          <w:rFonts w:ascii="微軟正黑體" w:eastAsia="微軟正黑體" w:hAnsi="微軟正黑體"/>
-        </w:rPr>
-        <w:instrText xml:space="preserve"> </w:instrText>
-      </w:r>
-      <w:r>
-        <w:rPr>
-          <w:rFonts w:ascii="微軟正黑體" w:eastAsia="微軟正黑體" w:hAnsi="微軟正黑體" w:hint="eastAsia"/>
-        </w:rPr>
-        <w:instrText>SEQ 圖 \* ARABIC</w:instrText>
-      </w:r>
-      <w:r>
-        <w:rPr>
-          <w:rFonts w:ascii="微軟正黑體" w:eastAsia="微軟正黑體" w:hAnsi="微軟正黑體"/>
-        </w:rPr>
-        <w:instrText xml:space="preserve"> </w:instrText>
-      </w:r>
-      <w:r>
-        <w:rPr>
-          <w:rFonts w:ascii="微軟正黑體" w:eastAsia="微軟正黑體" w:hAnsi="微軟正黑體"/>
-        </w:rPr>
-        <w:fldChar w:fldCharType="separate"/>
-      </w:r>
-      <w:r>
-        <w:rPr>
-          <w:rFonts w:ascii="微軟正黑體" w:eastAsia="微軟正黑體" w:hAnsi="微軟正黑體"/>
-          <w:noProof/>
-        </w:rPr>
-        <w:t>1</w:t>
-      </w:r>
-      <w:r>
-        <w:rPr>
-          <w:rFonts w:ascii="微軟正黑體" w:eastAsia="微軟正黑體" w:hAnsi="微軟正黑體"/>
-        </w:rPr>
-        <w:fldChar w:fldCharType="end"/>
-      </w:r>
-      <w:bookmarkEnd w:id="26"/>
-      <w:r>
-        <w:rPr>
-          <w:rFonts w:ascii="微軟正黑體" w:eastAsia="微軟正黑體" w:hAnsi="微軟正黑體" w:hint="eastAsia"/>
-        </w:rPr>
-        <w:t>研究架構圖</w:t>
-      </w:r>
-      <w:bookmarkEnd w:id="27"/>
-    </w:p>
-    <w:p>
-      <w:pPr>
-        <w:keepNext/>
-      </w:pPr>
-      <w:r>
-        <w:rPr>
-          <w:rFonts w:ascii="微軟正黑體" w:eastAsia="微軟正黑體" w:hAnsi="微軟正黑體"/>
-        </w:rPr>
-        <w:lastRenderedPageBreak/>
-        <w:t>如</w:t>
-      </w:r>
-      <w:r>
-        <w:rPr>
-          <w:rFonts w:ascii="微軟正黑體" w:eastAsia="微軟正黑體" w:hAnsi="微軟正黑體"/>
-          <w:b/>
-          <w:bCs/>
-        </w:rPr>
-        <w:fldChar w:fldCharType="begin"/>
-      </w:r>
-      <w:r>
-        <w:rPr>
-          <w:rFonts w:ascii="微軟正黑體" w:eastAsia="微軟正黑體" w:hAnsi="微軟正黑體"/>
-        </w:rPr>
-        <w:instrText xml:space="preserve"> REF _Ref224503904 \h </w:instrText>
-      </w:r>
-      <w:r>
-        <w:rPr>
-          <w:rFonts w:ascii="微軟正黑體" w:eastAsia="微軟正黑體" w:hAnsi="微軟正黑體"/>
-          <w:b/>
-          <w:bCs/>
-        </w:rPr>
-      </w:r>
-      <w:r>
-        <w:rPr>
-          <w:rFonts w:ascii="微軟正黑體" w:eastAsia="微軟正黑體" w:hAnsi="微軟正黑體"/>
-          <w:b/>
-          <w:bCs/>
-        </w:rPr>
-        <w:fldChar w:fldCharType="separate"/>
-      </w:r>
-      <w:r>
-        <w:rPr>
-          <w:rFonts w:ascii="微軟正黑體" w:eastAsia="微軟正黑體" w:hAnsi="微軟正黑體" w:hint="eastAsia"/>
-        </w:rPr>
-        <w:t xml:space="preserve">圖 </w:t>
-      </w:r>
-      <w:r>
-        <w:rPr>
-          <w:rFonts w:ascii="微軟正黑體" w:eastAsia="微軟正黑體" w:hAnsi="微軟正黑體"/>
-          <w:noProof/>
-        </w:rPr>
-        <w:t>2</w:t>
-      </w:r>
-      <w:r>
-        <w:rPr>
-          <w:rFonts w:ascii="微軟正黑體" w:eastAsia="微軟正黑體" w:hAnsi="微軟正黑體"/>
-          <w:b/>
-          <w:bCs/>
-        </w:rPr>
-        <w:fldChar w:fldCharType="end"/>
-      </w:r>
-      <w:r>
-        <w:rPr>
-          <w:rFonts w:ascii="微軟正黑體" w:eastAsia="微軟正黑體" w:hAnsi="微軟正黑體"/>
-        </w:rPr>
-        <w:t>所示，研究流程包含問題定義、文獻蒐集、問卷設計、資料分析與研究結論等階段。</w:t>
-      </w:r>
-      <w:r>
-        <w:rPr>
-          <w:rFonts w:asciiTheme="majorHAnsi" w:eastAsiaTheme="majorEastAsia" w:hAnsiTheme="majorHAnsi" w:cstheme="majorBidi"/>
-          <w:b/>
-          <w:bCs/>
-          <w:noProof/>
-          <w:color w:val="2F5496" w:themeColor="accent1" w:themeShade="BF"/>
-          <w:sz w:val="26"/>
-          <w:szCs w:val="26"/>
-        </w:rPr>
-        <w:drawing>
-          <wp:inline distT="0" distB="0" distL="0" distR="0" wp14:anchorId="77E97F04" wp14:editId="4F9460AA">
-            <wp:extent cx="5731510" cy="3209925"/>
-            <wp:effectExtent l="0" t="0" r="2540" b="9525"/>
-            <wp:docPr id="1288520506" name="圖片 5"/>
-            <wp:cNvGraphicFramePr>
-              <a:graphicFrameLocks xmlns:a="http://schemas.openxmlformats.org/drawingml/2006/main" noChangeAspect="1"/>
-            </wp:cNvGraphicFramePr>
-            <a:graphic xmlns:a="http://schemas.openxmlformats.org/drawingml/2006/main">
-              <a:graphicData uri="http://schemas.openxmlformats.org/drawingml/2006/picture">
-                <pic:pic xmlns:pic="http://schemas.openxmlformats.org/drawingml/2006/picture">
-                  <pic:nvPicPr>
-                    <pic:cNvPr id="1288520506" name="圖片 1288520506"/>
-                    <pic:cNvPicPr/>
-                  </pic:nvPicPr>
-                  <pic:blipFill>
-                    <a:blip r:embed="rId11" cstate="print">
-                      <a:extLst>
-                        <a:ext uri="{28A0092B-C50C-407E-A947-70E740481C1C}">
-                          <a14:useLocalDpi xmlns:a14="http://schemas.microsoft.com/office/drawing/2010/main" val="0"/>
-                        </a:ext>
-                      </a:extLst>
-                    </a:blip>
-                    <a:stretch>
-                      <a:fillRect/>
-                    </a:stretch>
-                  </pic:blipFill>
-                  <pic:spPr>
-                    <a:xfrm>
-                      <a:off x="0" y="0"/>
-                      <a:ext cx="5731510" cy="3209925"/>
-                    </a:xfrm>
-                    <a:prstGeom prst="rect">
-                      <a:avLst/>
-                    </a:prstGeom>
-                  </pic:spPr>
-                </pic:pic>
-              </a:graphicData>
-            </a:graphic>
-          </wp:inline>
-        </w:drawing>
-      </w:r>
-    </w:p>
-    <w:p>
-      <w:pPr>
-        <w:pStyle w:val="af5"/>
-        <w:rPr>
-          <w:rFonts w:ascii="微軟正黑體" w:eastAsia="微軟正黑體" w:hAnsi="微軟正黑體"/>
-        </w:rPr>
-      </w:pPr>
-      <w:bookmarkStart w:id="28" w:name="_Ref224503904"/>
-      <w:bookmarkStart w:id="29" w:name="_Toc224503483"/>
-      <w:r>
-        <w:rPr>
-          <w:rFonts w:ascii="微軟正黑體" w:eastAsia="微軟正黑體" w:hAnsi="微軟正黑體" w:hint="eastAsia"/>
-        </w:rPr>
-        <w:t xml:space="preserve">圖 </w:t>
-      </w:r>
-      <w:r>
-        <w:rPr>
-          <w:rFonts w:ascii="微軟正黑體" w:eastAsia="微軟正黑體" w:hAnsi="微軟正黑體"/>
-        </w:rPr>
-        <w:fldChar w:fldCharType="begin"/>
-      </w:r>
-      <w:r>
-        <w:rPr>
-          <w:rFonts w:ascii="微軟正黑體" w:eastAsia="微軟正黑體" w:hAnsi="微軟正黑體"/>
-        </w:rPr>
-        <w:instrText xml:space="preserve"> </w:instrText>
-      </w:r>
-      <w:r>
-        <w:rPr>
-          <w:rFonts w:ascii="微軟正黑體" w:eastAsia="微軟正黑體" w:hAnsi="微軟正黑體" w:hint="eastAsia"/>
-        </w:rPr>
-        <w:instrText>SEQ 圖 \* ARABIC</w:instrText>
-      </w:r>
-      <w:r>
-        <w:rPr>
-          <w:rFonts w:ascii="微軟正黑體" w:eastAsia="微軟正黑體" w:hAnsi="微軟正黑體"/>
-        </w:rPr>
-        <w:instrText xml:space="preserve"> </w:instrText>
-      </w:r>
-      <w:r>
-        <w:rPr>
-          <w:rFonts w:ascii="微軟正黑體" w:eastAsia="微軟正黑體" w:hAnsi="微軟正黑體"/>
-        </w:rPr>
-        <w:fldChar w:fldCharType="separate"/>
-      </w:r>
-      <w:r>
-        <w:rPr>
-          <w:rFonts w:ascii="微軟正黑體" w:eastAsia="微軟正黑體" w:hAnsi="微軟正黑體"/>
-          <w:noProof/>
-        </w:rPr>
-        <w:t>2</w:t>
-      </w:r>
-      <w:r>
-        <w:rPr>
-          <w:rFonts w:ascii="微軟正黑體" w:eastAsia="微軟正黑體" w:hAnsi="微軟正黑體"/>
-        </w:rPr>
-        <w:fldChar w:fldCharType="end"/>
-      </w:r>
-      <w:bookmarkEnd w:id="28"/>
-      <w:r>
-        <w:rPr>
-          <w:rFonts w:ascii="微軟正黑體" w:eastAsia="微軟正黑體" w:hAnsi="微軟正黑體" w:hint="eastAsia"/>
-        </w:rPr>
-        <w:t>研究流程圖</w:t>
-      </w:r>
-      <w:bookmarkEnd w:id="29"/>
-    </w:p>
-    <w:p>
-      <w:pPr>
-        <w:keepNext/>
-      </w:pPr>
-      <w:r>
-        <w:rPr>
-          <w:rFonts w:ascii="微軟正黑體" w:eastAsia="微軟正黑體" w:hAnsi="微軟正黑體"/>
-        </w:rPr>
-        <w:lastRenderedPageBreak/>
-        <w:t>另一方面，</w:t>
-      </w:r>
-      <w:r>
-        <w:rPr>
-          <w:rFonts w:ascii="微軟正黑體" w:eastAsia="微軟正黑體" w:hAnsi="微軟正黑體"/>
-          <w:b/>
-          <w:bCs/>
-        </w:rPr>
-        <w:fldChar w:fldCharType="begin"/>
-      </w:r>
-      <w:r>
-        <w:rPr>
-          <w:rFonts w:ascii="微軟正黑體" w:eastAsia="微軟正黑體" w:hAnsi="微軟正黑體"/>
-        </w:rPr>
-        <w:instrText xml:space="preserve"> REF _Ref224503916 \h </w:instrText>
-      </w:r>
-      <w:r>
-        <w:rPr>
-          <w:rFonts w:ascii="微軟正黑體" w:eastAsia="微軟正黑體" w:hAnsi="微軟正黑體"/>
-          <w:b/>
-          <w:bCs/>
-        </w:rPr>
-      </w:r>
-      <w:r>
-        <w:rPr>
-          <w:rFonts w:ascii="微軟正黑體" w:eastAsia="微軟正黑體" w:hAnsi="微軟正黑體"/>
-          <w:b/>
-          <w:bCs/>
-        </w:rPr>
-        <w:fldChar w:fldCharType="separate"/>
-      </w:r>
-      <w:r>
-        <w:rPr>
-          <w:rFonts w:ascii="微軟正黑體" w:eastAsia="微軟正黑體" w:hAnsi="微軟正黑體" w:hint="eastAsia"/>
-        </w:rPr>
-        <w:t xml:space="preserve">圖 </w:t>
-      </w:r>
-      <w:r>
-        <w:rPr>
-          <w:rFonts w:ascii="微軟正黑體" w:eastAsia="微軟正黑體" w:hAnsi="微軟正黑體"/>
-          <w:noProof/>
-        </w:rPr>
-        <w:t>3</w:t>
-      </w:r>
-      <w:r>
-        <w:rPr>
-          <w:rFonts w:ascii="微軟正黑體" w:eastAsia="微軟正黑體" w:hAnsi="微軟正黑體"/>
-          <w:b/>
-          <w:bCs/>
-        </w:rPr>
-        <w:fldChar w:fldCharType="end"/>
-      </w:r>
-      <w:r>
-        <w:rPr>
-          <w:rFonts w:ascii="微軟正黑體" w:eastAsia="微軟正黑體" w:hAnsi="微軟正黑體"/>
-        </w:rPr>
-        <w:t>說明AI決策支援系統的運作架構，包括資料蒐集、AI分析模型及決策建議輸出等模組。</w:t>
-      </w:r>
-      <w:r>
-        <w:rPr>
-          <w:rFonts w:asciiTheme="majorHAnsi" w:eastAsiaTheme="majorEastAsia" w:hAnsiTheme="majorHAnsi" w:cstheme="majorBidi"/>
-          <w:b/>
-          <w:bCs/>
-          <w:noProof/>
-          <w:color w:val="2F5496" w:themeColor="accent1" w:themeShade="BF"/>
-          <w:sz w:val="26"/>
-          <w:szCs w:val="26"/>
-        </w:rPr>
-        <w:drawing>
-          <wp:inline distT="0" distB="0" distL="0" distR="0" wp14:anchorId="3F263C4B" wp14:editId="0BD398AA">
-            <wp:extent cx="5731510" cy="3209925"/>
-            <wp:effectExtent l="0" t="0" r="2540" b="9525"/>
-            <wp:docPr id="938675326" name="圖片 6"/>
-            <wp:cNvGraphicFramePr>
-              <a:graphicFrameLocks xmlns:a="http://schemas.openxmlformats.org/drawingml/2006/main" noChangeAspect="1"/>
-            </wp:cNvGraphicFramePr>
-            <a:graphic xmlns:a="http://schemas.openxmlformats.org/drawingml/2006/main">
-              <a:graphicData uri="http://schemas.openxmlformats.org/drawingml/2006/picture">
-                <pic:pic xmlns:pic="http://schemas.openxmlformats.org/drawingml/2006/picture">
-                  <pic:nvPicPr>
-                    <pic:cNvPr id="938675326" name="圖片 938675326"/>
-                    <pic:cNvPicPr/>
-                  </pic:nvPicPr>
-                  <pic:blipFill>
-                    <a:blip r:embed="rId12" cstate="print">
-                      <a:extLst>
-                        <a:ext uri="{28A0092B-C50C-407E-A947-70E740481C1C}">
-                          <a14:useLocalDpi xmlns:a14="http://schemas.microsoft.com/office/drawing/2010/main" val="0"/>
-                        </a:ext>
-                      </a:extLst>
-                    </a:blip>
-                    <a:stretch>
-                      <a:fillRect/>
-                    </a:stretch>
-                  </pic:blipFill>
-                  <pic:spPr>
-                    <a:xfrm>
-                      <a:off x="0" y="0"/>
-                      <a:ext cx="5731510" cy="3209925"/>
-                    </a:xfrm>
-                    <a:prstGeom prst="rect">
-                      <a:avLst/>
-                    </a:prstGeom>
-                  </pic:spPr>
-                </pic:pic>
-              </a:graphicData>
-            </a:graphic>
-          </wp:inline>
-        </w:drawing>
-      </w:r>
-    </w:p>
-    <w:p>
-      <w:pPr>
-        <w:pStyle w:val="af5"/>
-        <w:rPr>
-          <w:rFonts w:ascii="微軟正黑體" w:eastAsia="微軟正黑體" w:hAnsi="微軟正黑體"/>
-        </w:rPr>
-      </w:pPr>
-      <w:bookmarkStart w:id="30" w:name="_Ref224503916"/>
-      <w:bookmarkStart w:id="31" w:name="_Toc224503484"/>
-      <w:r>
-        <w:rPr>
-          <w:rFonts w:ascii="微軟正黑體" w:eastAsia="微軟正黑體" w:hAnsi="微軟正黑體" w:hint="eastAsia"/>
-        </w:rPr>
-        <w:t xml:space="preserve">圖 </w:t>
-      </w:r>
-      <w:r>
-        <w:rPr>
-          <w:rFonts w:ascii="微軟正黑體" w:eastAsia="微軟正黑體" w:hAnsi="微軟正黑體"/>
-        </w:rPr>
-        <w:fldChar w:fldCharType="begin"/>
-      </w:r>
-      <w:r>
-        <w:rPr>
-          <w:rFonts w:ascii="微軟正黑體" w:eastAsia="微軟正黑體" w:hAnsi="微軟正黑體"/>
-        </w:rPr>
-        <w:instrText xml:space="preserve"> </w:instrText>
-      </w:r>
-      <w:r>
-        <w:rPr>
-          <w:rFonts w:ascii="微軟正黑體" w:eastAsia="微軟正黑體" w:hAnsi="微軟正黑體" w:hint="eastAsia"/>
-        </w:rPr>
-        <w:instrText>SEQ 圖 \* ARABIC</w:instrText>
-      </w:r>
-      <w:r>
-        <w:rPr>
-          <w:rFonts w:ascii="微軟正黑體" w:eastAsia="微軟正黑體" w:hAnsi="微軟正黑體"/>
-        </w:rPr>
-        <w:instrText xml:space="preserve"> </w:instrText>
-      </w:r>
-      <w:r>
-        <w:rPr>
-          <w:rFonts w:ascii="微軟正黑體" w:eastAsia="微軟正黑體" w:hAnsi="微軟正黑體"/>
-        </w:rPr>
-        <w:fldChar w:fldCharType="separate"/>
-      </w:r>
-      <w:r>
-        <w:rPr>
-          <w:rFonts w:ascii="微軟正黑體" w:eastAsia="微軟正黑體" w:hAnsi="微軟正黑體"/>
-          <w:noProof/>
-        </w:rPr>
-        <w:t>3</w:t>
-      </w:r>
-      <w:r>
-        <w:rPr>
-          <w:rFonts w:ascii="微軟正黑體" w:eastAsia="微軟正黑體" w:hAnsi="微軟正黑體"/>
-        </w:rPr>
-        <w:fldChar w:fldCharType="end"/>
-      </w:r>
-      <w:bookmarkEnd w:id="30"/>
-      <w:r>
-        <w:rPr>
-          <w:rFonts w:ascii="微軟正黑體" w:eastAsia="微軟正黑體" w:hAnsi="微軟正黑體" w:hint="eastAsia"/>
-        </w:rPr>
-        <w:t xml:space="preserve"> AI決策支援系統架構</w:t>
-      </w:r>
-      <w:bookmarkEnd w:id="31"/>
-    </w:p>
-    <w:p>
-      <w:pPr>
-        <w:rPr>
-          <w:rFonts w:ascii="微軟正黑體" w:eastAsia="微軟正黑體" w:hAnsi="微軟正黑體"/>
-        </w:rPr>
-      </w:pPr>
-      <w:proofErr w:type="gramStart"/>
-      <w:r>
-        <w:rPr>
-          <w:rFonts w:ascii="微軟正黑體" w:eastAsia="微軟正黑體" w:hAnsi="微軟正黑體"/>
-        </w:rPr>
-        <w:t>此外，</w:t>
-      </w:r>
-      <w:proofErr w:type="gramEnd"/>
-      <w:r>
-        <w:rPr>
-          <w:rFonts w:ascii="微軟正黑體" w:eastAsia="微軟正黑體" w:hAnsi="微軟正黑體"/>
-        </w:rPr>
-        <w:t>本研究以三個表格呈現研究變數與樣本資料。其中</w:t>
-      </w:r>
-      <w:r>
-        <w:rPr>
-          <w:rFonts w:ascii="微軟正黑體" w:eastAsia="微軟正黑體" w:hAnsi="微軟正黑體"/>
-          <w:b/>
-          <w:bCs/>
-        </w:rPr>
-        <w:fldChar w:fldCharType="begin"/>
-      </w:r>
-      <w:r>
-        <w:rPr>
-          <w:rFonts w:ascii="微軟正黑體" w:eastAsia="微軟正黑體" w:hAnsi="微軟正黑體"/>
-        </w:rPr>
-        <w:instrText xml:space="preserve"> REF _Ref224503937 \h </w:instrText>
-      </w:r>
-      <w:r>
-        <w:rPr>
-          <w:rFonts w:ascii="微軟正黑體" w:eastAsia="微軟正黑體" w:hAnsi="微軟正黑體"/>
-          <w:b/>
-          <w:bCs/>
-        </w:rPr>
-        <w:instrText xml:space="preserve"> \* MERGEFORMAT </w:instrText>
-      </w:r>
-      <w:r>
-        <w:rPr>
-          <w:rFonts w:ascii="微軟正黑體" w:eastAsia="微軟正黑體" w:hAnsi="微軟正黑體"/>
-          <w:b/>
-          <w:bCs/>
-        </w:rPr>
-      </w:r>
-      <w:r>
-        <w:rPr>
-          <w:rFonts w:ascii="微軟正黑體" w:eastAsia="微軟正黑體" w:hAnsi="微軟正黑體"/>
-          <w:b/>
-          <w:bCs/>
-        </w:rPr>
-        <w:fldChar w:fldCharType="separate"/>
-      </w:r>
-      <w:r>
-        <w:rPr>
-          <w:rFonts w:ascii="微軟正黑體" w:eastAsia="微軟正黑體" w:hAnsi="微軟正黑體" w:hint="eastAsia"/>
-        </w:rPr>
-        <w:t>表</w:t>
-      </w:r>
-      <w:r>
-        <w:rPr>
-          <w:rFonts w:ascii="微軟正黑體" w:eastAsia="微軟正黑體" w:hAnsi="微軟正黑體" w:hint="eastAsia"/>
-          <w:sz w:val="20"/>
-          <w:szCs w:val="20"/>
-        </w:rPr>
-        <w:t xml:space="preserve"> </w:t>
-      </w:r>
-      <w:r>
-        <w:rPr>
-          <w:rFonts w:ascii="微軟正黑體" w:eastAsia="微軟正黑體" w:hAnsi="微軟正黑體"/>
-          <w:noProof/>
-        </w:rPr>
-        <w:t>1</w:t>
-      </w:r>
-      <w:r>
-        <w:rPr>
-          <w:rFonts w:ascii="微軟正黑體" w:eastAsia="微軟正黑體" w:hAnsi="微軟正黑體"/>
-          <w:b/>
-          <w:bCs/>
-        </w:rPr>
-        <w:fldChar w:fldCharType="end"/>
-      </w:r>
-      <w:r>
-        <w:rPr>
-          <w:rFonts w:ascii="微軟正黑體" w:eastAsia="微軟正黑體" w:hAnsi="微軟正黑體"/>
-        </w:rPr>
-        <w:t>為研究變數說明，</w:t>
-      </w:r>
-      <w:r>
-        <w:rPr>
-          <w:rFonts w:ascii="微軟正黑體" w:eastAsia="微軟正黑體" w:hAnsi="微軟正黑體"/>
-          <w:b/>
-          <w:bCs/>
-        </w:rPr>
-        <w:fldChar w:fldCharType="begin"/>
-      </w:r>
-      <w:r>
-        <w:rPr>
-          <w:rFonts w:ascii="微軟正黑體" w:eastAsia="微軟正黑體" w:hAnsi="微軟正黑體"/>
-        </w:rPr>
-        <w:instrText xml:space="preserve"> REF _Ref224503966 \h </w:instrText>
-      </w:r>
-      <w:r>
-        <w:rPr>
-          <w:rFonts w:ascii="微軟正黑體" w:eastAsia="微軟正黑體" w:hAnsi="微軟正黑體"/>
-          <w:b/>
-          <w:bCs/>
-        </w:rPr>
-      </w:r>
-      <w:r>
-        <w:rPr>
-          <w:rFonts w:ascii="微軟正黑體" w:eastAsia="微軟正黑體" w:hAnsi="微軟正黑體"/>
-          <w:b/>
-          <w:bCs/>
-        </w:rPr>
-        <w:fldChar w:fldCharType="separate"/>
-      </w:r>
-      <w:r>
-        <w:rPr>
-          <w:rFonts w:ascii="微軟正黑體" w:eastAsia="微軟正黑體" w:hAnsi="微軟正黑體" w:hint="eastAsia"/>
-        </w:rPr>
-        <w:t xml:space="preserve">表 </w:t>
-      </w:r>
-      <w:r>
-        <w:rPr>
-          <w:rFonts w:ascii="微軟正黑體" w:eastAsia="微軟正黑體" w:hAnsi="微軟正黑體"/>
-          <w:noProof/>
-        </w:rPr>
-        <w:t>2</w:t>
-      </w:r>
-      <w:r>
-        <w:rPr>
-          <w:rFonts w:ascii="微軟正黑體" w:eastAsia="微軟正黑體" w:hAnsi="微軟正黑體"/>
-          <w:b/>
-          <w:bCs/>
-        </w:rPr>
-        <w:fldChar w:fldCharType="end"/>
-      </w:r>
-      <w:r>
-        <w:rPr>
-          <w:rFonts w:ascii="微軟正黑體" w:eastAsia="微軟正黑體" w:hAnsi="微軟正黑體"/>
-        </w:rPr>
-        <w:t>為問卷樣本基本資料統計，</w:t>
-      </w:r>
-      <w:r>
-        <w:rPr>
-          <w:rFonts w:ascii="微軟正黑體" w:eastAsia="微軟正黑體" w:hAnsi="微軟正黑體"/>
-          <w:b/>
-          <w:bCs/>
-        </w:rPr>
-        <w:fldChar w:fldCharType="begin"/>
-      </w:r>
-      <w:r>
-        <w:rPr>
-          <w:rFonts w:ascii="微軟正黑體" w:eastAsia="微軟正黑體" w:hAnsi="微軟正黑體"/>
-        </w:rPr>
-        <w:instrText xml:space="preserve"> REF _Ref224503978 \h </w:instrText>
-      </w:r>
-      <w:r>
-        <w:rPr>
-          <w:rFonts w:ascii="微軟正黑體" w:eastAsia="微軟正黑體" w:hAnsi="微軟正黑體"/>
-          <w:b/>
-          <w:bCs/>
-        </w:rPr>
-      </w:r>
-      <w:r>
-        <w:rPr>
-          <w:rFonts w:ascii="微軟正黑體" w:eastAsia="微軟正黑體" w:hAnsi="微軟正黑體"/>
-          <w:b/>
-          <w:bCs/>
-        </w:rPr>
-        <w:fldChar w:fldCharType="separate"/>
-      </w:r>
-      <w:r>
-        <w:rPr>
-          <w:rFonts w:ascii="微軟正黑體" w:eastAsia="微軟正黑體" w:hAnsi="微軟正黑體" w:hint="eastAsia"/>
-        </w:rPr>
-        <w:t xml:space="preserve">表 </w:t>
-      </w:r>
-      <w:r>
-        <w:rPr>
-          <w:rFonts w:ascii="微軟正黑體" w:eastAsia="微軟正黑體" w:hAnsi="微軟正黑體"/>
-          <w:noProof/>
-        </w:rPr>
-        <w:t>3</w:t>
-      </w:r>
-      <w:r>
-        <w:rPr>
-          <w:rFonts w:ascii="微軟正黑體" w:eastAsia="微軟正黑體" w:hAnsi="微軟正黑體"/>
-          <w:b/>
-          <w:bCs/>
-        </w:rPr>
-        <w:fldChar w:fldCharType="end"/>
-      </w:r>
-      <w:r>
-        <w:rPr>
-          <w:rFonts w:ascii="微軟正黑體" w:eastAsia="微軟正黑體" w:hAnsi="微軟正黑體"/>
-        </w:rPr>
-        <w:t>則為研究假設與變數關係。</w:t>
-      </w:r>
-    </w:p>
-    <w:p>
-      <w:pPr>
-        <w:pStyle w:val="af5"/>
-        <w:keepNext/>
-        <w:jc w:val="center"/>
-        <w:rPr>
-          <w:rFonts w:ascii="微軟正黑體" w:eastAsia="微軟正黑體" w:hAnsi="微軟正黑體"/>
-        </w:rPr>
-      </w:pPr>
-      <w:bookmarkStart w:id="32" w:name="_Ref224503937"/>
-      <w:bookmarkStart w:id="33" w:name="_Toc224503548"/>
-      <w:bookmarkStart w:id="34" w:name="_Toc224506081"/>
-      <w:r>
-        <w:rPr>
-          <w:rFonts w:ascii="微軟正黑體" w:eastAsia="微軟正黑體" w:hAnsi="微軟正黑體" w:hint="eastAsia"/>
-        </w:rPr>
-        <w:lastRenderedPageBreak/>
-        <w:t xml:space="preserve">表 </w:t>
-      </w:r>
-      <w:r>
-        <w:rPr>
-          <w:rFonts w:ascii="微軟正黑體" w:eastAsia="微軟正黑體" w:hAnsi="微軟正黑體"/>
-        </w:rPr>
-        <w:fldChar w:fldCharType="begin"/>
-      </w:r>
-      <w:r>
-        <w:rPr>
-          <w:rFonts w:ascii="微軟正黑體" w:eastAsia="微軟正黑體" w:hAnsi="微軟正黑體"/>
-        </w:rPr>
-        <w:instrText xml:space="preserve"> </w:instrText>
-      </w:r>
-      <w:r>
-        <w:rPr>
-          <w:rFonts w:ascii="微軟正黑體" w:eastAsia="微軟正黑體" w:hAnsi="微軟正黑體" w:hint="eastAsia"/>
-        </w:rPr>
-        <w:instrText>SEQ 表 \* ARABIC</w:instrText>
-      </w:r>
-      <w:r>
-        <w:rPr>
-          <w:rFonts w:ascii="微軟正黑體" w:eastAsia="微軟正黑體" w:hAnsi="微軟正黑體"/>
-        </w:rPr>
-        <w:instrText xml:space="preserve"> </w:instrText>
-      </w:r>
-      <w:r>
-        <w:rPr>
-          <w:rFonts w:ascii="微軟正黑體" w:eastAsia="微軟正黑體" w:hAnsi="微軟正黑體"/>
-        </w:rPr>
-        <w:fldChar w:fldCharType="separate"/>
-      </w:r>
-      <w:r>
-        <w:rPr>
-          <w:rFonts w:ascii="微軟正黑體" w:eastAsia="微軟正黑體" w:hAnsi="微軟正黑體"/>
-          <w:noProof/>
-        </w:rPr>
-        <w:t>1</w:t>
-      </w:r>
-      <w:r>
-        <w:rPr>
-          <w:rFonts w:ascii="微軟正黑體" w:eastAsia="微軟正黑體" w:hAnsi="微軟正黑體"/>
-        </w:rPr>
-        <w:fldChar w:fldCharType="end"/>
-      </w:r>
-      <w:bookmarkEnd w:id="32"/>
-      <w:r>
-        <w:rPr>
-          <w:rFonts w:ascii="微軟正黑體" w:eastAsia="微軟正黑體" w:hAnsi="微軟正黑體" w:hint="eastAsia"/>
-        </w:rPr>
-        <w:t>研究變數定義</w:t>
-      </w:r>
-      <w:bookmarkEnd w:id="33"/>
-      <w:bookmarkEnd w:id="34"/>
-    </w:p>
-    <w:tbl>
-      <w:tblPr>
-        <w:tblW w:w="8513" w:type="dxa"/>
-        <w:tblCellSpacing w:w="15" w:type="dxa"/>
-        <w:tblCellMar>
-          <w:left w:w="0" w:type="dxa"/>
-          <w:right w:w="0" w:type="dxa"/>
-        </w:tblCellMar>
-        <w:tblLook w:val="04A0" w:firstRow="1" w:lastRow="0" w:firstColumn="1" w:lastColumn="0" w:noHBand="0" w:noVBand="1"/>
-      </w:tblPr>
-      <w:tblGrid>
-        <w:gridCol w:w="1181"/>
-        <w:gridCol w:w="7332"/>
-      </w:tblGrid>
-      <w:tr>
-        <w:trPr>
-          <w:trHeight w:val="317"/>
-          <w:tblHeader/>
-          <w:tblCellSpacing w:w="15" w:type="dxa"/>
-        </w:trPr>
-        <w:tc>
-          <w:tcPr>
-            <w:tcW w:w="0" w:type="auto"/>
-            <w:tcBorders>
-              <w:top w:val="single" w:sz="6" w:space="0" w:color="auto"/>
-              <w:left w:val="single" w:sz="6" w:space="0" w:color="auto"/>
-              <w:bottom w:val="single" w:sz="6" w:space="0" w:color="auto"/>
-              <w:right w:val="single" w:sz="6" w:space="0" w:color="auto"/>
-            </w:tcBorders>
-            <w:tcMar>
-              <w:top w:w="240" w:type="dxa"/>
-              <w:left w:w="0" w:type="dxa"/>
-              <w:bottom w:w="240" w:type="dxa"/>
-              <w:right w:w="180" w:type="dxa"/>
-            </w:tcMar>
-            <w:vAlign w:val="center"/>
-            <w:hideMark/>
-          </w:tcPr>
-          <w:p>
-            <w:pPr>
-              <w:spacing w:after="0" w:line="240" w:lineRule="auto"/>
-              <w:rPr>
-                <w:rFonts w:ascii="微軟正黑體" w:eastAsia="微軟正黑體" w:hAnsi="微軟正黑體" w:cs="Arial"/>
-                <w:color w:val="1F1F1F"/>
-                <w:kern w:val="0"/>
-                <w14:ligatures w14:val="none"/>
-              </w:rPr>
-            </w:pPr>
-            <w:r>
-              <w:rPr>
-                <w:rFonts w:ascii="微軟正黑體" w:eastAsia="微軟正黑體" w:hAnsi="微軟正黑體" w:cs="Arial"/>
-                <w:b/>
-                <w:bCs/>
-                <w:color w:val="1F1F1F"/>
-                <w:kern w:val="0"/>
-                <w:bdr w:val="none" w:sz="0" w:space="0" w:color="auto" w:frame="1"/>
-                <w14:ligatures w14:val="none"/>
-              </w:rPr>
-              <w:t>變數名稱</w:t>
-            </w:r>
-          </w:p>
-        </w:tc>
-        <w:tc>
-          <w:tcPr>
-            <w:tcW w:w="0" w:type="auto"/>
-            <w:tcBorders>
-              <w:top w:val="single" w:sz="6" w:space="0" w:color="auto"/>
-              <w:left w:val="single" w:sz="6" w:space="0" w:color="auto"/>
-              <w:bottom w:val="single" w:sz="6" w:space="0" w:color="auto"/>
-              <w:right w:val="single" w:sz="6" w:space="0" w:color="auto"/>
-            </w:tcBorders>
-            <w:tcMar>
-              <w:top w:w="240" w:type="dxa"/>
-              <w:left w:w="0" w:type="dxa"/>
-              <w:bottom w:w="240" w:type="dxa"/>
-              <w:right w:w="0" w:type="dxa"/>
-            </w:tcMar>
-            <w:vAlign w:val="center"/>
-            <w:hideMark/>
-          </w:tcPr>
-          <w:p>
-            <w:pPr>
-              <w:spacing w:after="0" w:line="240" w:lineRule="auto"/>
-              <w:rPr>
-                <w:rFonts w:ascii="微軟正黑體" w:eastAsia="微軟正黑體" w:hAnsi="微軟正黑體" w:cs="Arial"/>
-                <w:color w:val="1F1F1F"/>
-                <w:kern w:val="0"/>
-                <w14:ligatures w14:val="none"/>
-              </w:rPr>
-            </w:pPr>
-            <w:r>
-              <w:rPr>
-                <w:rFonts w:ascii="微軟正黑體" w:eastAsia="微軟正黑體" w:hAnsi="微軟正黑體" w:cs="Arial"/>
-                <w:b/>
-                <w:bCs/>
-                <w:color w:val="1F1F1F"/>
-                <w:kern w:val="0"/>
-                <w:bdr w:val="none" w:sz="0" w:space="0" w:color="auto" w:frame="1"/>
-                <w14:ligatures w14:val="none"/>
-              </w:rPr>
-              <w:t>變數說明（定義與範疇）</w:t>
-            </w:r>
-          </w:p>
-        </w:tc>
-      </w:tr>
-      <w:tr>
-        <w:trPr>
-          <w:trHeight w:val="636"/>
-          <w:tblCellSpacing w:w="15" w:type="dxa"/>
-        </w:trPr>
-        <w:tc>
-          <w:tcPr>
-            <w:tcW w:w="0" w:type="auto"/>
-            <w:tcBorders>
-              <w:top w:val="single" w:sz="6" w:space="0" w:color="auto"/>
-              <w:left w:val="single" w:sz="6" w:space="0" w:color="auto"/>
-              <w:bottom w:val="single" w:sz="6" w:space="0" w:color="auto"/>
-              <w:right w:val="single" w:sz="6" w:space="0" w:color="auto"/>
-            </w:tcBorders>
-            <w:tcMar>
-              <w:top w:w="240" w:type="dxa"/>
-              <w:left w:w="0" w:type="dxa"/>
-              <w:bottom w:w="240" w:type="dxa"/>
-              <w:right w:w="180" w:type="dxa"/>
-            </w:tcMar>
-            <w:vAlign w:val="center"/>
-            <w:hideMark/>
-          </w:tcPr>
-          <w:p>
-            <w:pPr>
-              <w:spacing w:after="0" w:line="240" w:lineRule="auto"/>
-              <w:rPr>
-                <w:rFonts w:ascii="微軟正黑體" w:eastAsia="微軟正黑體" w:hAnsi="微軟正黑體" w:cs="Arial"/>
-                <w:color w:val="1F1F1F"/>
-                <w:kern w:val="0"/>
-                <w14:ligatures w14:val="none"/>
-              </w:rPr>
-            </w:pPr>
-            <w:r>
-              <w:rPr>
-                <w:rFonts w:ascii="微軟正黑體" w:eastAsia="微軟正黑體" w:hAnsi="微軟正黑體" w:cs="Arial"/>
-                <w:b/>
-                <w:bCs/>
-                <w:color w:val="1F1F1F"/>
-                <w:kern w:val="0"/>
-                <w:bdr w:val="none" w:sz="0" w:space="0" w:color="auto" w:frame="1"/>
-                <w14:ligatures w14:val="none"/>
-              </w:rPr>
-              <w:t>AI 技術應用</w:t>
-            </w:r>
-          </w:p>
-        </w:tc>
-        <w:tc>
-          <w:tcPr>
-            <w:tcW w:w="0" w:type="auto"/>
-            <w:tcBorders>
-              <w:top w:val="single" w:sz="6" w:space="0" w:color="auto"/>
-              <w:left w:val="single" w:sz="6" w:space="0" w:color="auto"/>
-              <w:bottom w:val="single" w:sz="6" w:space="0" w:color="auto"/>
-              <w:right w:val="single" w:sz="6" w:space="0" w:color="auto"/>
-            </w:tcBorders>
-            <w:tcMar>
-              <w:top w:w="240" w:type="dxa"/>
-              <w:left w:w="0" w:type="dxa"/>
-              <w:bottom w:w="240" w:type="dxa"/>
-              <w:right w:w="0" w:type="dxa"/>
-            </w:tcMar>
-            <w:vAlign w:val="center"/>
-            <w:hideMark/>
-          </w:tcPr>
-          <w:p>
-            <w:pPr>
-              <w:spacing w:after="0" w:line="240" w:lineRule="auto"/>
-              <w:rPr>
-                <w:rFonts w:ascii="微軟正黑體" w:eastAsia="微軟正黑體" w:hAnsi="微軟正黑體" w:cs="Arial"/>
-                <w:color w:val="1F1F1F"/>
-                <w:kern w:val="0"/>
-                <w14:ligatures w14:val="none"/>
-              </w:rPr>
-            </w:pPr>
-            <w:r>
-              <w:rPr>
-                <w:rFonts w:ascii="微軟正黑體" w:eastAsia="微軟正黑體" w:hAnsi="微軟正黑體" w:cs="Arial"/>
-                <w:color w:val="1F1F1F"/>
-                <w:kern w:val="0"/>
-                <w:bdr w:val="none" w:sz="0" w:space="0" w:color="auto" w:frame="1"/>
-                <w14:ligatures w14:val="none"/>
-              </w:rPr>
-              <w:t>企業在營運流程中，利用人工智慧進行資料分析、趨勢預測及自動化處理的深度與廣度。</w:t>
-            </w:r>
-          </w:p>
-        </w:tc>
-      </w:tr>
-      <w:tr>
-        <w:trPr>
-          <w:trHeight w:val="636"/>
-          <w:tblCellSpacing w:w="15" w:type="dxa"/>
-        </w:trPr>
-        <w:tc>
-          <w:tcPr>
-            <w:tcW w:w="0" w:type="auto"/>
-            <w:tcBorders>
-              <w:top w:val="single" w:sz="6" w:space="0" w:color="auto"/>
-              <w:left w:val="single" w:sz="6" w:space="0" w:color="auto"/>
-              <w:bottom w:val="single" w:sz="6" w:space="0" w:color="auto"/>
-              <w:right w:val="single" w:sz="6" w:space="0" w:color="auto"/>
-            </w:tcBorders>
-            <w:tcMar>
-              <w:top w:w="240" w:type="dxa"/>
-              <w:left w:w="0" w:type="dxa"/>
-              <w:bottom w:w="240" w:type="dxa"/>
-              <w:right w:w="180" w:type="dxa"/>
-            </w:tcMar>
-            <w:vAlign w:val="center"/>
-            <w:hideMark/>
-          </w:tcPr>
-          <w:p>
-            <w:pPr>
-              <w:spacing w:after="0" w:line="240" w:lineRule="auto"/>
-              <w:rPr>
-                <w:rFonts w:ascii="微軟正黑體" w:eastAsia="微軟正黑體" w:hAnsi="微軟正黑體" w:cs="Arial"/>
-                <w:color w:val="1F1F1F"/>
-                <w:kern w:val="0"/>
-                <w14:ligatures w14:val="none"/>
-              </w:rPr>
-            </w:pPr>
-            <w:r>
-              <w:rPr>
-                <w:rFonts w:ascii="微軟正黑體" w:eastAsia="微軟正黑體" w:hAnsi="微軟正黑體" w:cs="Arial"/>
-                <w:b/>
-                <w:bCs/>
-                <w:color w:val="1F1F1F"/>
-                <w:kern w:val="0"/>
-                <w:bdr w:val="none" w:sz="0" w:space="0" w:color="auto" w:frame="1"/>
-                <w14:ligatures w14:val="none"/>
-              </w:rPr>
-              <w:t>DSS 效能</w:t>
-            </w:r>
-          </w:p>
-        </w:tc>
-        <w:tc>
-          <w:tcPr>
-            <w:tcW w:w="0" w:type="auto"/>
-            <w:tcBorders>
-              <w:top w:val="single" w:sz="6" w:space="0" w:color="auto"/>
-              <w:left w:val="single" w:sz="6" w:space="0" w:color="auto"/>
-              <w:bottom w:val="single" w:sz="6" w:space="0" w:color="auto"/>
-              <w:right w:val="single" w:sz="6" w:space="0" w:color="auto"/>
-            </w:tcBorders>
-            <w:tcMar>
-              <w:top w:w="240" w:type="dxa"/>
-              <w:left w:w="0" w:type="dxa"/>
-              <w:bottom w:w="240" w:type="dxa"/>
-              <w:right w:w="0" w:type="dxa"/>
-            </w:tcMar>
-            <w:vAlign w:val="center"/>
-            <w:hideMark/>
-          </w:tcPr>
-          <w:p>
-            <w:pPr>
-              <w:spacing w:after="0" w:line="240" w:lineRule="auto"/>
-              <w:rPr>
-                <w:rFonts w:ascii="微軟正黑體" w:eastAsia="微軟正黑體" w:hAnsi="微軟正黑體" w:cs="Arial"/>
-                <w:color w:val="1F1F1F"/>
-                <w:kern w:val="0"/>
-                <w14:ligatures w14:val="none"/>
-              </w:rPr>
-            </w:pPr>
-            <w:r>
-              <w:rPr>
-                <w:rFonts w:ascii="微軟正黑體" w:eastAsia="微軟正黑體" w:hAnsi="微軟正黑體" w:cs="Arial"/>
-                <w:color w:val="1F1F1F"/>
-                <w:kern w:val="0"/>
-                <w:bdr w:val="none" w:sz="0" w:space="0" w:color="auto" w:frame="1"/>
-                <w14:ligatures w14:val="none"/>
-              </w:rPr>
-              <w:t>決策支援系統（Decision Support Systems）提供精確資料分析、視覺化報告以及針對特定問題給出行動建議的能力。</w:t>
-            </w:r>
-          </w:p>
-        </w:tc>
-      </w:tr>
-      <w:tr>
-        <w:trPr>
-          <w:trHeight w:val="17"/>
-          <w:tblCellSpacing w:w="15" w:type="dxa"/>
-        </w:trPr>
-        <w:tc>
-          <w:tcPr>
-            <w:tcW w:w="0" w:type="auto"/>
-            <w:tcBorders>
-              <w:top w:val="single" w:sz="6" w:space="0" w:color="auto"/>
-              <w:left w:val="single" w:sz="6" w:space="0" w:color="auto"/>
-              <w:bottom w:val="single" w:sz="6" w:space="0" w:color="auto"/>
-              <w:right w:val="single" w:sz="6" w:space="0" w:color="auto"/>
-            </w:tcBorders>
-            <w:tcMar>
-              <w:top w:w="240" w:type="dxa"/>
-              <w:left w:w="0" w:type="dxa"/>
-              <w:bottom w:w="240" w:type="dxa"/>
-              <w:right w:w="180" w:type="dxa"/>
-            </w:tcMar>
-            <w:vAlign w:val="center"/>
-            <w:hideMark/>
-          </w:tcPr>
-          <w:p>
-            <w:pPr>
-              <w:spacing w:after="0" w:line="240" w:lineRule="auto"/>
-              <w:rPr>
-                <w:rFonts w:ascii="微軟正黑體" w:eastAsia="微軟正黑體" w:hAnsi="微軟正黑體" w:cs="Arial"/>
-                <w:color w:val="1F1F1F"/>
-                <w:kern w:val="0"/>
-                <w14:ligatures w14:val="none"/>
-              </w:rPr>
-            </w:pPr>
-            <w:r>
-              <w:rPr>
-                <w:rFonts w:ascii="微軟正黑體" w:eastAsia="微軟正黑體" w:hAnsi="微軟正黑體" w:cs="Arial"/>
-                <w:b/>
-                <w:bCs/>
-                <w:color w:val="1F1F1F"/>
-                <w:kern w:val="0"/>
-                <w:bdr w:val="none" w:sz="0" w:space="0" w:color="auto" w:frame="1"/>
-                <w14:ligatures w14:val="none"/>
-              </w:rPr>
-              <w:t>決策效率</w:t>
-            </w:r>
-          </w:p>
-        </w:tc>
-        <w:tc>
-          <w:tcPr>
-            <w:tcW w:w="0" w:type="auto"/>
-            <w:tcBorders>
-              <w:top w:val="single" w:sz="6" w:space="0" w:color="auto"/>
-              <w:left w:val="single" w:sz="6" w:space="0" w:color="auto"/>
-              <w:bottom w:val="single" w:sz="6" w:space="0" w:color="auto"/>
-              <w:right w:val="single" w:sz="6" w:space="0" w:color="auto"/>
-            </w:tcBorders>
-            <w:tcMar>
-              <w:top w:w="240" w:type="dxa"/>
-              <w:left w:w="0" w:type="dxa"/>
-              <w:bottom w:w="240" w:type="dxa"/>
-              <w:right w:w="0" w:type="dxa"/>
-            </w:tcMar>
-            <w:vAlign w:val="center"/>
-            <w:hideMark/>
-          </w:tcPr>
-          <w:p>
-            <w:pPr>
-              <w:keepNext/>
-              <w:spacing w:after="0" w:line="240" w:lineRule="auto"/>
-              <w:rPr>
-                <w:rFonts w:ascii="微軟正黑體" w:eastAsia="微軟正黑體" w:hAnsi="微軟正黑體" w:cs="Arial"/>
-                <w:color w:val="1F1F1F"/>
-                <w:kern w:val="0"/>
-                <w14:ligatures w14:val="none"/>
-              </w:rPr>
-            </w:pPr>
-            <w:r>
-              <w:rPr>
-                <w:rFonts w:ascii="微軟正黑體" w:eastAsia="微軟正黑體" w:hAnsi="微軟正黑體" w:cs="Arial"/>
-                <w:color w:val="1F1F1F"/>
-                <w:kern w:val="0"/>
-                <w:bdr w:val="none" w:sz="0" w:space="0" w:color="auto" w:frame="1"/>
-                <w14:ligatures w14:val="none"/>
-              </w:rPr>
-              <w:t>管理者或決策單位在面對問題時，做出決策的</w:t>
-            </w:r>
-            <w:r>
-              <w:rPr>
-                <w:rFonts w:ascii="微軟正黑體" w:eastAsia="微軟正黑體" w:hAnsi="微軟正黑體" w:cs="Arial"/>
-                <w:b/>
-                <w:bCs/>
-                <w:color w:val="1F1F1F"/>
-                <w:kern w:val="0"/>
-                <w:bdr w:val="none" w:sz="0" w:space="0" w:color="auto" w:frame="1"/>
-                <w14:ligatures w14:val="none"/>
-              </w:rPr>
-              <w:t>速度</w:t>
-            </w:r>
-            <w:r>
-              <w:rPr>
-                <w:rFonts w:ascii="微軟正黑體" w:eastAsia="微軟正黑體" w:hAnsi="微軟正黑體" w:cs="Arial"/>
-                <w:color w:val="1F1F1F"/>
-                <w:kern w:val="0"/>
-                <w:bdr w:val="none" w:sz="0" w:space="0" w:color="auto" w:frame="1"/>
-                <w14:ligatures w14:val="none"/>
-              </w:rPr>
-              <w:t>（時效性）與</w:t>
-            </w:r>
-            <w:r>
-              <w:rPr>
-                <w:rFonts w:ascii="微軟正黑體" w:eastAsia="微軟正黑體" w:hAnsi="微軟正黑體" w:cs="Arial"/>
-                <w:b/>
-                <w:bCs/>
-                <w:color w:val="1F1F1F"/>
-                <w:kern w:val="0"/>
-                <w:bdr w:val="none" w:sz="0" w:space="0" w:color="auto" w:frame="1"/>
-                <w14:ligatures w14:val="none"/>
-              </w:rPr>
-              <w:t>品質</w:t>
-            </w:r>
-            <w:r>
-              <w:rPr>
-                <w:rFonts w:ascii="微軟正黑體" w:eastAsia="微軟正黑體" w:hAnsi="微軟正黑體" w:cs="Arial"/>
-                <w:color w:val="1F1F1F"/>
-                <w:kern w:val="0"/>
-                <w:bdr w:val="none" w:sz="0" w:space="0" w:color="auto" w:frame="1"/>
-                <w14:ligatures w14:val="none"/>
-              </w:rPr>
-              <w:t>（準確度與結果成效）。</w:t>
-            </w:r>
-          </w:p>
-        </w:tc>
-      </w:tr>
-    </w:tbl>
-    <w:p/>
-    <w:p/>
-    <w:p/>
-    <w:p>
-      <w:pPr>
-        <w:pStyle w:val="af5"/>
-        <w:keepNext/>
-        <w:rPr>
-          <w:rFonts w:ascii="微軟正黑體" w:eastAsia="微軟正黑體" w:hAnsi="微軟正黑體"/>
-        </w:rPr>
-      </w:pPr>
-      <w:bookmarkStart w:id="35" w:name="_Ref224503966"/>
-      <w:bookmarkStart w:id="36" w:name="_Toc224503549"/>
-      <w:bookmarkStart w:id="37" w:name="_Toc224506082"/>
-      <w:r>
-        <w:rPr>
-          <w:rFonts w:ascii="微軟正黑體" w:eastAsia="微軟正黑體" w:hAnsi="微軟正黑體" w:hint="eastAsia"/>
-        </w:rPr>
-        <w:lastRenderedPageBreak/>
-        <w:t xml:space="preserve">表 </w:t>
-      </w:r>
-      <w:r>
-        <w:rPr>
-          <w:rFonts w:ascii="微軟正黑體" w:eastAsia="微軟正黑體" w:hAnsi="微軟正黑體"/>
-        </w:rPr>
-        <w:fldChar w:fldCharType="begin"/>
-      </w:r>
-      <w:r>
-        <w:rPr>
-          <w:rFonts w:ascii="微軟正黑體" w:eastAsia="微軟正黑體" w:hAnsi="微軟正黑體"/>
-        </w:rPr>
-        <w:instrText xml:space="preserve"> </w:instrText>
-      </w:r>
-      <w:r>
-        <w:rPr>
-          <w:rFonts w:ascii="微軟正黑體" w:eastAsia="微軟正黑體" w:hAnsi="微軟正黑體" w:hint="eastAsia"/>
-        </w:rPr>
-        <w:instrText>SEQ 表 \* ARABIC</w:instrText>
-      </w:r>
-      <w:r>
-        <w:rPr>
-          <w:rFonts w:ascii="微軟正黑體" w:eastAsia="微軟正黑體" w:hAnsi="微軟正黑體"/>
-        </w:rPr>
-        <w:instrText xml:space="preserve"> </w:instrText>
-      </w:r>
-      <w:r>
-        <w:rPr>
-          <w:rFonts w:ascii="微軟正黑體" w:eastAsia="微軟正黑體" w:hAnsi="微軟正黑體"/>
-        </w:rPr>
-        <w:fldChar w:fldCharType="separate"/>
-      </w:r>
-      <w:r>
-        <w:rPr>
-          <w:rFonts w:ascii="微軟正黑體" w:eastAsia="微軟正黑體" w:hAnsi="微軟正黑體"/>
-          <w:noProof/>
-        </w:rPr>
-        <w:t>2</w:t>
-      </w:r>
-      <w:r>
-        <w:rPr>
-          <w:rFonts w:ascii="微軟正黑體" w:eastAsia="微軟正黑體" w:hAnsi="微軟正黑體"/>
-        </w:rPr>
-        <w:fldChar w:fldCharType="end"/>
-      </w:r>
-      <w:bookmarkEnd w:id="35"/>
-      <w:r>
-        <w:rPr>
-          <w:rFonts w:ascii="微軟正黑體" w:eastAsia="微軟正黑體" w:hAnsi="微軟正黑體" w:hint="eastAsia"/>
-        </w:rPr>
-        <w:t>企業人力組成統計表</w:t>
-      </w:r>
-      <w:bookmarkEnd w:id="36"/>
-      <w:bookmarkEnd w:id="37"/>
-    </w:p>
-    <w:tbl>
-      <w:tblPr>
-        <w:tblW w:w="0" w:type="auto"/>
-        <w:tblCellSpacing w:w="15" w:type="dxa"/>
-        <w:tblCellMar>
-          <w:left w:w="0" w:type="dxa"/>
-          <w:right w:w="0" w:type="dxa"/>
-        </w:tblCellMar>
-        <w:tblLook w:val="04A0" w:firstRow="1" w:lastRow="0" w:firstColumn="1" w:lastColumn="0" w:noHBand="0" w:noVBand="1"/>
-      </w:tblPr>
-      <w:tblGrid>
-        <w:gridCol w:w="1215"/>
-        <w:gridCol w:w="1895"/>
-      </w:tblGrid>
-      <w:tr>
-        <w:trPr>
-          <w:tblHeader/>
-          <w:tblCellSpacing w:w="15" w:type="dxa"/>
-        </w:trPr>
-        <w:tc>
-          <w:tcPr>
-            <w:tcW w:w="0" w:type="auto"/>
-            <w:tcBorders>
-              <w:top w:val="single" w:sz="6" w:space="0" w:color="auto"/>
-              <w:left w:val="single" w:sz="6" w:space="0" w:color="auto"/>
-              <w:bottom w:val="single" w:sz="6" w:space="0" w:color="auto"/>
-              <w:right w:val="single" w:sz="6" w:space="0" w:color="auto"/>
-            </w:tcBorders>
-            <w:tcMar>
-              <w:top w:w="240" w:type="dxa"/>
-              <w:left w:w="0" w:type="dxa"/>
-              <w:bottom w:w="240" w:type="dxa"/>
-              <w:right w:w="180" w:type="dxa"/>
-            </w:tcMar>
-            <w:vAlign w:val="center"/>
-            <w:hideMark/>
-          </w:tcPr>
-          <w:p>
-            <w:pPr>
-              <w:spacing w:after="0" w:line="240" w:lineRule="auto"/>
-              <w:rPr>
-                <w:rFonts w:ascii="微軟正黑體" w:eastAsia="微軟正黑體" w:hAnsi="微軟正黑體" w:cs="Arial"/>
-                <w:color w:val="1F1F1F"/>
-                <w:kern w:val="0"/>
-                <w14:ligatures w14:val="none"/>
-              </w:rPr>
-            </w:pPr>
-            <w:r>
-              <w:rPr>
-                <w:rFonts w:ascii="微軟正黑體" w:eastAsia="微軟正黑體" w:hAnsi="微軟正黑體" w:cs="Arial"/>
-                <w:b/>
-                <w:bCs/>
-                <w:color w:val="1F1F1F"/>
-                <w:kern w:val="0"/>
-                <w:bdr w:val="none" w:sz="0" w:space="0" w:color="auto" w:frame="1"/>
-                <w14:ligatures w14:val="none"/>
-              </w:rPr>
-              <w:t>項目</w:t>
-            </w:r>
-          </w:p>
-        </w:tc>
-        <w:tc>
-          <w:tcPr>
-            <w:tcW w:w="1850" w:type="dxa"/>
-            <w:tcBorders>
-              <w:top w:val="single" w:sz="6" w:space="0" w:color="auto"/>
-              <w:left w:val="single" w:sz="6" w:space="0" w:color="auto"/>
-              <w:bottom w:val="single" w:sz="6" w:space="0" w:color="auto"/>
-              <w:right w:val="single" w:sz="6" w:space="0" w:color="auto"/>
-            </w:tcBorders>
-            <w:tcMar>
-              <w:top w:w="240" w:type="dxa"/>
-              <w:left w:w="0" w:type="dxa"/>
-              <w:bottom w:w="240" w:type="dxa"/>
-              <w:right w:w="0" w:type="dxa"/>
-            </w:tcMar>
-            <w:vAlign w:val="center"/>
-            <w:hideMark/>
-          </w:tcPr>
-          <w:p>
-            <w:pPr>
-              <w:spacing w:after="0" w:line="240" w:lineRule="auto"/>
-              <w:rPr>
-                <w:rFonts w:ascii="微軟正黑體" w:eastAsia="微軟正黑體" w:hAnsi="微軟正黑體" w:cs="Arial"/>
-                <w:color w:val="1F1F1F"/>
-                <w:kern w:val="0"/>
-                <w14:ligatures w14:val="none"/>
-              </w:rPr>
-            </w:pPr>
-            <w:r>
-              <w:rPr>
-                <w:rFonts w:ascii="微軟正黑體" w:eastAsia="微軟正黑體" w:hAnsi="微軟正黑體" w:cs="Arial"/>
-                <w:b/>
-                <w:bCs/>
-                <w:color w:val="1F1F1F"/>
-                <w:kern w:val="0"/>
-                <w:bdr w:val="none" w:sz="0" w:space="0" w:color="auto" w:frame="1"/>
-                <w14:ligatures w14:val="none"/>
-              </w:rPr>
-              <w:t>人數</w:t>
-            </w:r>
-          </w:p>
-        </w:tc>
-      </w:tr>
-      <w:tr>
-        <w:trPr>
-          <w:tblCellSpacing w:w="15" w:type="dxa"/>
-        </w:trPr>
-        <w:tc>
-          <w:tcPr>
-            <w:tcW w:w="0" w:type="auto"/>
-            <w:tcBorders>
-              <w:top w:val="single" w:sz="6" w:space="0" w:color="auto"/>
-              <w:left w:val="single" w:sz="6" w:space="0" w:color="auto"/>
-              <w:bottom w:val="single" w:sz="6" w:space="0" w:color="auto"/>
-              <w:right w:val="single" w:sz="6" w:space="0" w:color="auto"/>
-            </w:tcBorders>
-            <w:tcMar>
-              <w:top w:w="240" w:type="dxa"/>
-              <w:left w:w="0" w:type="dxa"/>
-              <w:bottom w:w="240" w:type="dxa"/>
-              <w:right w:w="180" w:type="dxa"/>
-            </w:tcMar>
-            <w:vAlign w:val="center"/>
-            <w:hideMark/>
-          </w:tcPr>
-          <w:p>
-            <w:pPr>
-              <w:spacing w:after="0" w:line="240" w:lineRule="auto"/>
-              <w:rPr>
-                <w:rFonts w:ascii="微軟正黑體" w:eastAsia="微軟正黑體" w:hAnsi="微軟正黑體" w:cs="Arial"/>
-                <w:color w:val="1F1F1F"/>
-                <w:kern w:val="0"/>
-                <w14:ligatures w14:val="none"/>
-              </w:rPr>
-            </w:pPr>
-            <w:r>
-              <w:rPr>
-                <w:rFonts w:ascii="微軟正黑體" w:eastAsia="微軟正黑體" w:hAnsi="微軟正黑體" w:cs="Arial"/>
-                <w:b/>
-                <w:bCs/>
-                <w:color w:val="1F1F1F"/>
-                <w:kern w:val="0"/>
-                <w:bdr w:val="none" w:sz="0" w:space="0" w:color="auto" w:frame="1"/>
-                <w14:ligatures w14:val="none"/>
-              </w:rPr>
-              <w:t>管理人員</w:t>
-            </w:r>
-          </w:p>
-        </w:tc>
-        <w:tc>
-          <w:tcPr>
-            <w:tcW w:w="1850" w:type="dxa"/>
-            <w:tcBorders>
-              <w:top w:val="single" w:sz="6" w:space="0" w:color="auto"/>
-              <w:left w:val="single" w:sz="6" w:space="0" w:color="auto"/>
-              <w:bottom w:val="single" w:sz="6" w:space="0" w:color="auto"/>
-              <w:right w:val="single" w:sz="6" w:space="0" w:color="auto"/>
-            </w:tcBorders>
-            <w:tcMar>
-              <w:top w:w="240" w:type="dxa"/>
-              <w:left w:w="0" w:type="dxa"/>
-              <w:bottom w:w="240" w:type="dxa"/>
-              <w:right w:w="0" w:type="dxa"/>
-            </w:tcMar>
-            <w:vAlign w:val="center"/>
-            <w:hideMark/>
-          </w:tcPr>
-          <w:p>
-            <w:pPr>
-              <w:spacing w:after="0" w:line="240" w:lineRule="auto"/>
-              <w:rPr>
-                <w:rFonts w:ascii="微軟正黑體" w:eastAsia="微軟正黑體" w:hAnsi="微軟正黑體" w:cs="Arial"/>
-                <w:color w:val="1F1F1F"/>
-                <w:kern w:val="0"/>
-                <w14:ligatures w14:val="none"/>
-              </w:rPr>
-            </w:pPr>
-            <w:r>
-              <w:rPr>
-                <w:rFonts w:ascii="微軟正黑體" w:eastAsia="微軟正黑體" w:hAnsi="微軟正黑體" w:cs="Arial"/>
-                <w:color w:val="1F1F1F"/>
-                <w:kern w:val="0"/>
-                <w:bdr w:val="none" w:sz="0" w:space="0" w:color="auto" w:frame="1"/>
-                <w14:ligatures w14:val="none"/>
-              </w:rPr>
-              <w:t>30</w:t>
-            </w:r>
-          </w:p>
-        </w:tc>
-      </w:tr>
-      <w:tr>
-        <w:trPr>
-          <w:tblCellSpacing w:w="15" w:type="dxa"/>
-        </w:trPr>
-        <w:tc>
-          <w:tcPr>
-            <w:tcW w:w="0" w:type="auto"/>
-            <w:tcBorders>
-              <w:top w:val="single" w:sz="6" w:space="0" w:color="auto"/>
-              <w:left w:val="single" w:sz="6" w:space="0" w:color="auto"/>
-              <w:bottom w:val="single" w:sz="6" w:space="0" w:color="auto"/>
-              <w:right w:val="single" w:sz="6" w:space="0" w:color="auto"/>
-            </w:tcBorders>
-            <w:tcMar>
-              <w:top w:w="240" w:type="dxa"/>
-              <w:left w:w="0" w:type="dxa"/>
-              <w:bottom w:w="240" w:type="dxa"/>
-              <w:right w:w="180" w:type="dxa"/>
-            </w:tcMar>
-            <w:vAlign w:val="center"/>
-            <w:hideMark/>
-          </w:tcPr>
-          <w:p>
-            <w:pPr>
-              <w:spacing w:after="0" w:line="240" w:lineRule="auto"/>
-              <w:rPr>
-                <w:rFonts w:ascii="微軟正黑體" w:eastAsia="微軟正黑體" w:hAnsi="微軟正黑體" w:cs="Arial"/>
-                <w:color w:val="1F1F1F"/>
-                <w:kern w:val="0"/>
-                <w14:ligatures w14:val="none"/>
-              </w:rPr>
-            </w:pPr>
-            <w:r>
-              <w:rPr>
-                <w:rFonts w:ascii="微軟正黑體" w:eastAsia="微軟正黑體" w:hAnsi="微軟正黑體" w:cs="Arial"/>
-                <w:b/>
-                <w:bCs/>
-                <w:color w:val="1F1F1F"/>
-                <w:kern w:val="0"/>
-                <w:bdr w:val="none" w:sz="0" w:space="0" w:color="auto" w:frame="1"/>
-                <w14:ligatures w14:val="none"/>
-              </w:rPr>
-              <w:t>IT 人員</w:t>
-            </w:r>
-          </w:p>
-        </w:tc>
-        <w:tc>
-          <w:tcPr>
-            <w:tcW w:w="1850" w:type="dxa"/>
-            <w:tcBorders>
-              <w:top w:val="single" w:sz="6" w:space="0" w:color="auto"/>
-              <w:left w:val="single" w:sz="6" w:space="0" w:color="auto"/>
-              <w:bottom w:val="single" w:sz="6" w:space="0" w:color="auto"/>
-              <w:right w:val="single" w:sz="6" w:space="0" w:color="auto"/>
-            </w:tcBorders>
-            <w:tcMar>
-              <w:top w:w="240" w:type="dxa"/>
-              <w:left w:w="0" w:type="dxa"/>
-              <w:bottom w:w="240" w:type="dxa"/>
-              <w:right w:w="0" w:type="dxa"/>
-            </w:tcMar>
-            <w:vAlign w:val="center"/>
-            <w:hideMark/>
-          </w:tcPr>
-          <w:p>
-            <w:pPr>
-              <w:spacing w:after="0" w:line="240" w:lineRule="auto"/>
-              <w:rPr>
-                <w:rFonts w:ascii="微軟正黑體" w:eastAsia="微軟正黑體" w:hAnsi="微軟正黑體" w:cs="Arial"/>
-                <w:color w:val="1F1F1F"/>
-                <w:kern w:val="0"/>
-                <w14:ligatures w14:val="none"/>
-              </w:rPr>
-            </w:pPr>
-            <w:r>
-              <w:rPr>
-                <w:rFonts w:ascii="微軟正黑體" w:eastAsia="微軟正黑體" w:hAnsi="微軟正黑體" w:cs="Arial"/>
-                <w:color w:val="1F1F1F"/>
-                <w:kern w:val="0"/>
-                <w:bdr w:val="none" w:sz="0" w:space="0" w:color="auto" w:frame="1"/>
-                <w14:ligatures w14:val="none"/>
-              </w:rPr>
-              <w:t>25</w:t>
-            </w:r>
-          </w:p>
-        </w:tc>
-      </w:tr>
-      <w:tr>
-        <w:trPr>
-          <w:tblCellSpacing w:w="15" w:type="dxa"/>
-        </w:trPr>
-        <w:tc>
-          <w:tcPr>
-            <w:tcW w:w="0" w:type="auto"/>
-            <w:tcBorders>
-              <w:top w:val="single" w:sz="6" w:space="0" w:color="auto"/>
-              <w:left w:val="single" w:sz="6" w:space="0" w:color="auto"/>
-              <w:bottom w:val="single" w:sz="6" w:space="0" w:color="auto"/>
-              <w:right w:val="single" w:sz="6" w:space="0" w:color="auto"/>
-            </w:tcBorders>
-            <w:tcMar>
-              <w:top w:w="240" w:type="dxa"/>
-              <w:left w:w="0" w:type="dxa"/>
-              <w:bottom w:w="240" w:type="dxa"/>
-              <w:right w:w="180" w:type="dxa"/>
-            </w:tcMar>
-            <w:vAlign w:val="center"/>
-            <w:hideMark/>
-          </w:tcPr>
-          <w:p>
-            <w:pPr>
-              <w:spacing w:after="0" w:line="240" w:lineRule="auto"/>
-              <w:rPr>
-                <w:rFonts w:ascii="微軟正黑體" w:eastAsia="微軟正黑體" w:hAnsi="微軟正黑體" w:cs="Arial"/>
-                <w:color w:val="1F1F1F"/>
-                <w:kern w:val="0"/>
-                <w14:ligatures w14:val="none"/>
-              </w:rPr>
-            </w:pPr>
-            <w:r>
-              <w:rPr>
-                <w:rFonts w:ascii="微軟正黑體" w:eastAsia="微軟正黑體" w:hAnsi="微軟正黑體" w:cs="Arial"/>
-                <w:b/>
-                <w:bCs/>
-                <w:color w:val="1F1F1F"/>
-                <w:kern w:val="0"/>
-                <w:bdr w:val="none" w:sz="0" w:space="0" w:color="auto" w:frame="1"/>
-                <w14:ligatures w14:val="none"/>
-              </w:rPr>
-              <w:t>一般員工</w:t>
-            </w:r>
-          </w:p>
-        </w:tc>
-        <w:tc>
-          <w:tcPr>
-            <w:tcW w:w="1850" w:type="dxa"/>
-            <w:tcBorders>
-              <w:top w:val="single" w:sz="6" w:space="0" w:color="auto"/>
-              <w:left w:val="single" w:sz="6" w:space="0" w:color="auto"/>
-              <w:bottom w:val="single" w:sz="6" w:space="0" w:color="auto"/>
-              <w:right w:val="single" w:sz="6" w:space="0" w:color="auto"/>
-            </w:tcBorders>
-            <w:tcMar>
-              <w:top w:w="240" w:type="dxa"/>
-              <w:left w:w="0" w:type="dxa"/>
-              <w:bottom w:w="240" w:type="dxa"/>
-              <w:right w:w="0" w:type="dxa"/>
-            </w:tcMar>
-            <w:vAlign w:val="center"/>
-            <w:hideMark/>
-          </w:tcPr>
-          <w:p>
-            <w:pPr>
-              <w:spacing w:after="0" w:line="240" w:lineRule="auto"/>
-              <w:rPr>
-                <w:rFonts w:ascii="微軟正黑體" w:eastAsia="微軟正黑體" w:hAnsi="微軟正黑體" w:cs="Arial"/>
-                <w:color w:val="1F1F1F"/>
-                <w:kern w:val="0"/>
-                <w14:ligatures w14:val="none"/>
-              </w:rPr>
-            </w:pPr>
-            <w:r>
-              <w:rPr>
-                <w:rFonts w:ascii="微軟正黑體" w:eastAsia="微軟正黑體" w:hAnsi="微軟正黑體" w:cs="Arial"/>
-                <w:color w:val="1F1F1F"/>
-                <w:kern w:val="0"/>
-                <w:bdr w:val="none" w:sz="0" w:space="0" w:color="auto" w:frame="1"/>
-                <w14:ligatures w14:val="none"/>
-              </w:rPr>
-              <w:t>20</w:t>
-            </w:r>
-          </w:p>
-        </w:tc>
-      </w:tr>
-      <w:tr>
-        <w:trPr>
-          <w:tblCellSpacing w:w="15" w:type="dxa"/>
-        </w:trPr>
-        <w:tc>
-          <w:tcPr>
-            <w:tcW w:w="0" w:type="auto"/>
-            <w:tcBorders>
-              <w:top w:val="single" w:sz="6" w:space="0" w:color="auto"/>
-              <w:left w:val="single" w:sz="6" w:space="0" w:color="auto"/>
-              <w:bottom w:val="single" w:sz="6" w:space="0" w:color="auto"/>
-              <w:right w:val="single" w:sz="6" w:space="0" w:color="auto"/>
-            </w:tcBorders>
-            <w:tcMar>
-              <w:top w:w="240" w:type="dxa"/>
-              <w:left w:w="0" w:type="dxa"/>
-              <w:bottom w:w="240" w:type="dxa"/>
-              <w:right w:w="180" w:type="dxa"/>
-            </w:tcMar>
-            <w:vAlign w:val="center"/>
-            <w:hideMark/>
-          </w:tcPr>
-          <w:p>
-            <w:pPr>
-              <w:spacing w:after="0" w:line="240" w:lineRule="auto"/>
-              <w:rPr>
-                <w:rFonts w:ascii="微軟正黑體" w:eastAsia="微軟正黑體" w:hAnsi="微軟正黑體" w:cs="Arial"/>
-                <w:color w:val="1F1F1F"/>
-                <w:kern w:val="0"/>
-                <w14:ligatures w14:val="none"/>
-              </w:rPr>
-            </w:pPr>
-            <w:r>
-              <w:rPr>
-                <w:rFonts w:ascii="微軟正黑體" w:eastAsia="微軟正黑體" w:hAnsi="微軟正黑體" w:cs="Arial"/>
-                <w:b/>
-                <w:bCs/>
-                <w:color w:val="1F1F1F"/>
-                <w:kern w:val="0"/>
-                <w:bdr w:val="none" w:sz="0" w:space="0" w:color="auto" w:frame="1"/>
-                <w14:ligatures w14:val="none"/>
-              </w:rPr>
-              <w:t>總計</w:t>
-            </w:r>
-          </w:p>
-        </w:tc>
-        <w:tc>
-          <w:tcPr>
-            <w:tcW w:w="1850" w:type="dxa"/>
-            <w:tcBorders>
-              <w:top w:val="single" w:sz="6" w:space="0" w:color="auto"/>
-              <w:left w:val="single" w:sz="6" w:space="0" w:color="auto"/>
-              <w:bottom w:val="single" w:sz="6" w:space="0" w:color="auto"/>
-              <w:right w:val="single" w:sz="6" w:space="0" w:color="auto"/>
-            </w:tcBorders>
-            <w:tcMar>
-              <w:top w:w="240" w:type="dxa"/>
-              <w:left w:w="0" w:type="dxa"/>
-              <w:bottom w:w="240" w:type="dxa"/>
-              <w:right w:w="0" w:type="dxa"/>
-            </w:tcMar>
-            <w:vAlign w:val="center"/>
-            <w:hideMark/>
-          </w:tcPr>
-          <w:p>
-            <w:pPr>
-              <w:spacing w:after="0" w:line="240" w:lineRule="auto"/>
-              <w:rPr>
-                <w:rFonts w:ascii="微軟正黑體" w:eastAsia="微軟正黑體" w:hAnsi="微軟正黑體" w:cs="Arial"/>
-                <w:color w:val="1F1F1F"/>
-                <w:kern w:val="0"/>
-                <w14:ligatures w14:val="none"/>
-              </w:rPr>
-            </w:pPr>
-            <w:r>
-              <w:rPr>
-                <w:rFonts w:ascii="微軟正黑體" w:eastAsia="微軟正黑體" w:hAnsi="微軟正黑體" w:cs="Arial"/>
-                <w:b/>
-                <w:bCs/>
-                <w:color w:val="1F1F1F"/>
-                <w:kern w:val="0"/>
-                <w:bdr w:val="none" w:sz="0" w:space="0" w:color="auto" w:frame="1"/>
-                <w14:ligatures w14:val="none"/>
-              </w:rPr>
-              <w:t>75</w:t>
-            </w:r>
-          </w:p>
-        </w:tc>
-      </w:tr>
-    </w:tbl>
-    <w:p/>
-    <w:p>
-      <w:pPr>
-        <w:pStyle w:val="af5"/>
-        <w:keepNext/>
-        <w:rPr>
-          <w:rFonts w:ascii="微軟正黑體" w:eastAsia="微軟正黑體" w:hAnsi="微軟正黑體"/>
-        </w:rPr>
-      </w:pPr>
-      <w:bookmarkStart w:id="38" w:name="_Ref224503978"/>
-      <w:bookmarkStart w:id="39" w:name="_Toc224503550"/>
-      <w:bookmarkStart w:id="40" w:name="_Toc224506083"/>
-      <w:r>
-        <w:rPr>
-          <w:rFonts w:ascii="微軟正黑體" w:eastAsia="微軟正黑體" w:hAnsi="微軟正黑體" w:hint="eastAsia"/>
-        </w:rPr>
-        <w:t xml:space="preserve">表 </w:t>
-      </w:r>
-      <w:r>
-        <w:rPr>
-          <w:rFonts w:ascii="微軟正黑體" w:eastAsia="微軟正黑體" w:hAnsi="微軟正黑體"/>
-        </w:rPr>
-        <w:fldChar w:fldCharType="begin"/>
-      </w:r>
-      <w:r>
-        <w:rPr>
-          <w:rFonts w:ascii="微軟正黑體" w:eastAsia="微軟正黑體" w:hAnsi="微軟正黑體"/>
-        </w:rPr>
-        <w:instrText xml:space="preserve"> </w:instrText>
-      </w:r>
-      <w:r>
-        <w:rPr>
-          <w:rFonts w:ascii="微軟正黑體" w:eastAsia="微軟正黑體" w:hAnsi="微軟正黑體" w:hint="eastAsia"/>
-        </w:rPr>
-        <w:instrText>SEQ 表 \* ARABIC</w:instrText>
-      </w:r>
-      <w:r>
-        <w:rPr>
-          <w:rFonts w:ascii="微軟正黑體" w:eastAsia="微軟正黑體" w:hAnsi="微軟正黑體"/>
-        </w:rPr>
-        <w:instrText xml:space="preserve"> </w:instrText>
-      </w:r>
-      <w:r>
-        <w:rPr>
-          <w:rFonts w:ascii="微軟正黑體" w:eastAsia="微軟正黑體" w:hAnsi="微軟正黑體"/>
-        </w:rPr>
-        <w:fldChar w:fldCharType="separate"/>
-      </w:r>
-      <w:r>
-        <w:rPr>
-          <w:rFonts w:ascii="微軟正黑體" w:eastAsia="微軟正黑體" w:hAnsi="微軟正黑體"/>
-          <w:noProof/>
-        </w:rPr>
-        <w:t>3</w:t>
-      </w:r>
-      <w:r>
-        <w:rPr>
-          <w:rFonts w:ascii="微軟正黑體" w:eastAsia="微軟正黑體" w:hAnsi="微軟正黑體"/>
-        </w:rPr>
-        <w:fldChar w:fldCharType="end"/>
-      </w:r>
-      <w:bookmarkEnd w:id="38"/>
-      <w:r>
-        <w:rPr>
-          <w:rFonts w:ascii="微軟正黑體" w:eastAsia="微軟正黑體" w:hAnsi="微軟正黑體" w:hint="eastAsia"/>
-        </w:rPr>
-        <w:t>研究假設彙整表</w:t>
-      </w:r>
-      <w:bookmarkEnd w:id="39"/>
-      <w:bookmarkEnd w:id="40"/>
-    </w:p>
-    <w:tbl>
-      <w:tblPr>
-        <w:tblW w:w="0" w:type="auto"/>
-        <w:tblCellSpacing w:w="15" w:type="dxa"/>
-        <w:tblCellMar>
-          <w:left w:w="0" w:type="dxa"/>
-          <w:right w:w="0" w:type="dxa"/>
-        </w:tblCellMar>
-        <w:tblLook w:val="04A0" w:firstRow="1" w:lastRow="0" w:firstColumn="1" w:lastColumn="0" w:noHBand="0" w:noVBand="1"/>
-      </w:tblPr>
-      <w:tblGrid>
-        <w:gridCol w:w="1215"/>
-        <w:gridCol w:w="5386"/>
-      </w:tblGrid>
-      <w:tr>
-        <w:trPr>
-          <w:tblHeader/>
-          <w:tblCellSpacing w:w="15" w:type="dxa"/>
-        </w:trPr>
-        <w:tc>
-          <w:tcPr>
-            <w:tcW w:w="0" w:type="auto"/>
-            <w:tcBorders>
-              <w:top w:val="single" w:sz="6" w:space="0" w:color="auto"/>
-              <w:left w:val="single" w:sz="6" w:space="0" w:color="auto"/>
-              <w:bottom w:val="single" w:sz="6" w:space="0" w:color="auto"/>
-              <w:right w:val="single" w:sz="6" w:space="0" w:color="auto"/>
-            </w:tcBorders>
-            <w:tcMar>
-              <w:top w:w="240" w:type="dxa"/>
-              <w:left w:w="0" w:type="dxa"/>
-              <w:bottom w:w="240" w:type="dxa"/>
-              <w:right w:w="180" w:type="dxa"/>
-            </w:tcMar>
-            <w:vAlign w:val="center"/>
-            <w:hideMark/>
-          </w:tcPr>
-          <w:p>
-            <w:pPr>
-              <w:spacing w:after="0" w:line="240" w:lineRule="auto"/>
-              <w:rPr>
-                <w:rFonts w:ascii="微軟正黑體" w:eastAsia="微軟正黑體" w:hAnsi="微軟正黑體" w:cs="Arial"/>
-                <w:color w:val="1F1F1F"/>
-                <w:kern w:val="0"/>
-                <w14:ligatures w14:val="none"/>
-              </w:rPr>
-            </w:pPr>
-            <w:r>
-              <w:rPr>
-                <w:rFonts w:ascii="微軟正黑體" w:eastAsia="微軟正黑體" w:hAnsi="微軟正黑體" w:cs="Arial"/>
-                <w:b/>
-                <w:bCs/>
-                <w:color w:val="1F1F1F"/>
-                <w:kern w:val="0"/>
-                <w:bdr w:val="none" w:sz="0" w:space="0" w:color="auto" w:frame="1"/>
-                <w14:ligatures w14:val="none"/>
-              </w:rPr>
-              <w:t>假設編號</w:t>
-            </w:r>
-          </w:p>
-        </w:tc>
-        <w:tc>
-          <w:tcPr>
-            <w:tcW w:w="0" w:type="auto"/>
-            <w:tcBorders>
-              <w:top w:val="single" w:sz="6" w:space="0" w:color="auto"/>
-              <w:left w:val="single" w:sz="6" w:space="0" w:color="auto"/>
-              <w:bottom w:val="single" w:sz="6" w:space="0" w:color="auto"/>
-              <w:right w:val="single" w:sz="6" w:space="0" w:color="auto"/>
-            </w:tcBorders>
-            <w:tcMar>
-              <w:top w:w="240" w:type="dxa"/>
-              <w:left w:w="0" w:type="dxa"/>
-              <w:bottom w:w="240" w:type="dxa"/>
-              <w:right w:w="180" w:type="dxa"/>
-            </w:tcMar>
-            <w:vAlign w:val="center"/>
-            <w:hideMark/>
-          </w:tcPr>
-          <w:p>
-            <w:pPr>
-              <w:spacing w:after="0" w:line="240" w:lineRule="auto"/>
-              <w:rPr>
-                <w:rFonts w:ascii="微軟正黑體" w:eastAsia="微軟正黑體" w:hAnsi="微軟正黑體" w:cs="Arial"/>
-                <w:color w:val="1F1F1F"/>
-                <w:kern w:val="0"/>
-                <w14:ligatures w14:val="none"/>
-              </w:rPr>
-            </w:pPr>
-            <w:r>
-              <w:rPr>
-                <w:rFonts w:ascii="微軟正黑體" w:eastAsia="微軟正黑體" w:hAnsi="微軟正黑體" w:cs="Arial"/>
-                <w:b/>
-                <w:bCs/>
-                <w:color w:val="1F1F1F"/>
-                <w:kern w:val="0"/>
-                <w:bdr w:val="none" w:sz="0" w:space="0" w:color="auto" w:frame="1"/>
-                <w14:ligatures w14:val="none"/>
-              </w:rPr>
-              <w:t>假設內容（Hypothesis Statement）</w:t>
-            </w:r>
-          </w:p>
-        </w:tc>
-      </w:tr>
-      <w:tr>
-        <w:trPr>
-          <w:tblCellSpacing w:w="15" w:type="dxa"/>
-        </w:trPr>
-        <w:tc>
-          <w:tcPr>
-            <w:tcW w:w="0" w:type="auto"/>
-            <w:tcBorders>
-              <w:top w:val="single" w:sz="6" w:space="0" w:color="auto"/>
-              <w:left w:val="single" w:sz="6" w:space="0" w:color="auto"/>
-              <w:bottom w:val="single" w:sz="6" w:space="0" w:color="auto"/>
-              <w:right w:val="single" w:sz="6" w:space="0" w:color="auto"/>
-            </w:tcBorders>
-            <w:tcMar>
-              <w:top w:w="240" w:type="dxa"/>
-              <w:left w:w="0" w:type="dxa"/>
-              <w:bottom w:w="240" w:type="dxa"/>
-              <w:right w:w="180" w:type="dxa"/>
-            </w:tcMar>
-            <w:vAlign w:val="center"/>
-            <w:hideMark/>
-          </w:tcPr>
-          <w:p>
-            <w:pPr>
-              <w:spacing w:after="0" w:line="240" w:lineRule="auto"/>
-              <w:rPr>
-                <w:rFonts w:ascii="微軟正黑體" w:eastAsia="微軟正黑體" w:hAnsi="微軟正黑體" w:cs="Arial"/>
-                <w:color w:val="1F1F1F"/>
-                <w:kern w:val="0"/>
-                <w14:ligatures w14:val="none"/>
-              </w:rPr>
-            </w:pPr>
-            <w:r>
-              <w:rPr>
-                <w:rFonts w:ascii="微軟正黑體" w:eastAsia="微軟正黑體" w:hAnsi="微軟正黑體" w:cs="Arial"/>
-                <w:b/>
-                <w:bCs/>
-                <w:color w:val="1F1F1F"/>
-                <w:kern w:val="0"/>
-                <w:bdr w:val="none" w:sz="0" w:space="0" w:color="auto" w:frame="1"/>
-                <w14:ligatures w14:val="none"/>
-              </w:rPr>
-              <w:t>H1</w:t>
-            </w:r>
-          </w:p>
-        </w:tc>
-        <w:tc>
-          <w:tcPr>
-            <w:tcW w:w="0" w:type="auto"/>
-            <w:tcBorders>
-              <w:top w:val="single" w:sz="6" w:space="0" w:color="auto"/>
-              <w:left w:val="single" w:sz="6" w:space="0" w:color="auto"/>
-              <w:bottom w:val="single" w:sz="6" w:space="0" w:color="auto"/>
-              <w:right w:val="single" w:sz="6" w:space="0" w:color="auto"/>
-            </w:tcBorders>
-            <w:tcMar>
-              <w:top w:w="240" w:type="dxa"/>
-              <w:left w:w="0" w:type="dxa"/>
-              <w:bottom w:w="240" w:type="dxa"/>
-              <w:right w:w="180" w:type="dxa"/>
-            </w:tcMar>
-            <w:vAlign w:val="center"/>
-            <w:hideMark/>
-          </w:tcPr>
-          <w:p>
-            <w:pPr>
-              <w:spacing w:after="0" w:line="240" w:lineRule="auto"/>
-              <w:rPr>
-                <w:rFonts w:ascii="微軟正黑體" w:eastAsia="微軟正黑體" w:hAnsi="微軟正黑體" w:cs="Arial"/>
-                <w:color w:val="1F1F1F"/>
-                <w:kern w:val="0"/>
-                <w14:ligatures w14:val="none"/>
-              </w:rPr>
-            </w:pPr>
-            <w:r>
-              <w:rPr>
-                <w:rFonts w:ascii="微軟正黑體" w:eastAsia="微軟正黑體" w:hAnsi="微軟正黑體" w:cs="Arial"/>
-                <w:color w:val="1F1F1F"/>
-                <w:kern w:val="0"/>
-                <w:bdr w:val="none" w:sz="0" w:space="0" w:color="auto" w:frame="1"/>
-                <w14:ligatures w14:val="none"/>
-              </w:rPr>
-              <w:t>AI 技術應用對 DSS 效能具有顯著的正向影響。</w:t>
-            </w:r>
-          </w:p>
-        </w:tc>
-      </w:tr>
-      <w:tr>
-        <w:trPr>
-          <w:tblCellSpacing w:w="15" w:type="dxa"/>
-        </w:trPr>
-        <w:tc>
-          <w:tcPr>
-            <w:tcW w:w="0" w:type="auto"/>
-            <w:tcBorders>
-              <w:top w:val="single" w:sz="6" w:space="0" w:color="auto"/>
-              <w:left w:val="single" w:sz="6" w:space="0" w:color="auto"/>
-              <w:bottom w:val="single" w:sz="6" w:space="0" w:color="auto"/>
-              <w:right w:val="single" w:sz="6" w:space="0" w:color="auto"/>
-            </w:tcBorders>
-            <w:tcMar>
-              <w:top w:w="240" w:type="dxa"/>
-              <w:left w:w="0" w:type="dxa"/>
-              <w:bottom w:w="240" w:type="dxa"/>
-              <w:right w:w="180" w:type="dxa"/>
-            </w:tcMar>
-            <w:vAlign w:val="center"/>
-            <w:hideMark/>
-          </w:tcPr>
-          <w:p>
-            <w:pPr>
-              <w:spacing w:after="0" w:line="240" w:lineRule="auto"/>
-              <w:rPr>
-                <w:rFonts w:ascii="微軟正黑體" w:eastAsia="微軟正黑體" w:hAnsi="微軟正黑體" w:cs="Arial"/>
-                <w:color w:val="1F1F1F"/>
-                <w:kern w:val="0"/>
-                <w14:ligatures w14:val="none"/>
-              </w:rPr>
-            </w:pPr>
-            <w:r>
-              <w:rPr>
-                <w:rFonts w:ascii="微軟正黑體" w:eastAsia="微軟正黑體" w:hAnsi="微軟正黑體" w:cs="Arial"/>
-                <w:b/>
-                <w:bCs/>
-                <w:color w:val="1F1F1F"/>
-                <w:kern w:val="0"/>
-                <w:bdr w:val="none" w:sz="0" w:space="0" w:color="auto" w:frame="1"/>
-                <w14:ligatures w14:val="none"/>
-              </w:rPr>
-              <w:t>H2</w:t>
-            </w:r>
-          </w:p>
-        </w:tc>
-        <w:tc>
-          <w:tcPr>
-            <w:tcW w:w="0" w:type="auto"/>
-            <w:tcBorders>
-              <w:top w:val="single" w:sz="6" w:space="0" w:color="auto"/>
-              <w:left w:val="single" w:sz="6" w:space="0" w:color="auto"/>
-              <w:bottom w:val="single" w:sz="6" w:space="0" w:color="auto"/>
-              <w:right w:val="single" w:sz="6" w:space="0" w:color="auto"/>
-            </w:tcBorders>
-            <w:tcMar>
-              <w:top w:w="240" w:type="dxa"/>
-              <w:left w:w="0" w:type="dxa"/>
-              <w:bottom w:w="240" w:type="dxa"/>
-              <w:right w:w="180" w:type="dxa"/>
-            </w:tcMar>
-            <w:vAlign w:val="center"/>
-            <w:hideMark/>
-          </w:tcPr>
-          <w:p>
-            <w:pPr>
-              <w:spacing w:after="0" w:line="240" w:lineRule="auto"/>
-              <w:rPr>
-                <w:rFonts w:ascii="微軟正黑體" w:eastAsia="微軟正黑體" w:hAnsi="微軟正黑體" w:cs="Arial"/>
-                <w:color w:val="1F1F1F"/>
-                <w:kern w:val="0"/>
-                <w14:ligatures w14:val="none"/>
-              </w:rPr>
-            </w:pPr>
-            <w:r>
-              <w:rPr>
-                <w:rFonts w:ascii="微軟正黑體" w:eastAsia="微軟正黑體" w:hAnsi="微軟正黑體" w:cs="Arial"/>
-                <w:color w:val="1F1F1F"/>
-                <w:kern w:val="0"/>
-                <w:bdr w:val="none" w:sz="0" w:space="0" w:color="auto" w:frame="1"/>
-                <w14:ligatures w14:val="none"/>
-              </w:rPr>
-              <w:t>DSS 效能對決策效率具有顯著的正向影響。</w:t>
-            </w:r>
-          </w:p>
-        </w:tc>
-      </w:tr>
-    </w:tbl>
-    <w:p/>
-    <w:p>
-      <w:pPr>
-        <w:pStyle w:val="1"/>
-        <w:rPr>
-          <w:rFonts w:ascii="微軟正黑體" w:eastAsia="微軟正黑體" w:hAnsi="微軟正黑體"/>
-          <w:sz w:val="32"/>
-          <w:szCs w:val="32"/>
-        </w:rPr>
-      </w:pPr>
-      <w:bookmarkStart w:id="41" w:name="_Toc224505347"/>
-      <w:r>
-        <w:rPr>
-          <w:rFonts w:ascii="微軟正黑體" w:eastAsia="微軟正黑體" w:hAnsi="微軟正黑體"/>
-          <w:sz w:val="32"/>
-          <w:szCs w:val="32"/>
-        </w:rPr>
-        <w:lastRenderedPageBreak/>
-        <w:t>第四章 研究結果</w:t>
-      </w:r>
-      <w:bookmarkEnd w:id="41"/>
-    </w:p>
-    <w:p>
-      <w:pPr>
-        <w:rPr>
-          <w:rFonts w:ascii="微軟正黑體" w:eastAsia="微軟正黑體" w:hAnsi="微軟正黑體"/>
-        </w:rPr>
-      </w:pPr>
-      <w:r>
-        <w:rPr>
-          <w:rFonts w:ascii="微軟正黑體" w:eastAsia="微軟正黑體" w:hAnsi="微軟正黑體"/>
-        </w:rPr>
-        <w:t>本研究透過文獻分析發現，人工智慧技術導入決策支援系統後，能顯著提升企業決策效率與資料分析能力。</w:t>
-      </w:r>
-      <w:r>
-        <w:rPr>
-          <w:rFonts w:ascii="Times New Roman" w:eastAsia="微軟正黑體" w:hAnsi="Times New Roman" w:cs="Times New Roman"/>
-        </w:rPr>
-        <w:t>AI</w:t>
-      </w:r>
-      <w:r>
-        <w:rPr>
-          <w:rFonts w:ascii="微軟正黑體" w:eastAsia="微軟正黑體" w:hAnsi="微軟正黑體"/>
-        </w:rPr>
-        <w:t>系統能夠快速分析大量資料並提供預測結果，使企業管理者能在短時間內取得決策所需資訊。</w:t>
-      </w:r>
-      <w:proofErr w:type="gramStart"/>
-      <w:r>
-        <w:rPr>
-          <w:rFonts w:ascii="微軟正黑體" w:eastAsia="微軟正黑體" w:hAnsi="微軟正黑體"/>
-        </w:rPr>
-        <w:t>此外，</w:t>
-      </w:r>
-      <w:proofErr w:type="gramEnd"/>
-      <w:r>
-        <w:rPr>
-          <w:rFonts w:ascii="Times New Roman" w:eastAsia="微軟正黑體" w:hAnsi="Times New Roman" w:cs="Times New Roman"/>
-        </w:rPr>
-        <w:t>AI</w:t>
-      </w:r>
-      <w:r>
-        <w:rPr>
-          <w:rFonts w:ascii="微軟正黑體" w:eastAsia="微軟正黑體" w:hAnsi="微軟正黑體"/>
-        </w:rPr>
-        <w:t>決策支援系統也能提升決策準確度，減少因主觀判斷造成的錯誤。</w:t>
-      </w:r>
-    </w:p>
-    <w:p>
-      <w:pPr>
-        <w:keepNext/>
-      </w:pPr>
-      <w:r>
-        <w:rPr>
-          <w:rFonts w:ascii="微軟正黑體" w:eastAsia="微軟正黑體" w:hAnsi="微軟正黑體"/>
-        </w:rPr>
-        <w:t>部分研究指出，導入</w:t>
-      </w:r>
-      <w:r>
-        <w:rPr>
-          <w:rFonts w:ascii="Times New Roman" w:eastAsia="微軟正黑體" w:hAnsi="Times New Roman" w:cs="Times New Roman"/>
-        </w:rPr>
-        <w:t>AI</w:t>
-      </w:r>
-      <w:r>
-        <w:rPr>
-          <w:rFonts w:ascii="微軟正黑體" w:eastAsia="微軟正黑體" w:hAnsi="微軟正黑體"/>
-        </w:rPr>
-        <w:t>決策支援系統後，企業在決策準確度、系統回應速度以及整體營運效率方面均有所提升。透過</w:t>
-      </w:r>
-      <w:r>
-        <w:rPr>
-          <w:rFonts w:ascii="Times New Roman" w:eastAsia="微軟正黑體" w:hAnsi="Times New Roman" w:cs="Times New Roman"/>
-        </w:rPr>
-        <w:t>AI</w:t>
-      </w:r>
-      <w:r>
-        <w:rPr>
-          <w:rFonts w:ascii="微軟正黑體" w:eastAsia="微軟正黑體" w:hAnsi="微軟正黑體"/>
-        </w:rPr>
-        <w:t>模型分析與預測功能，企業能更有效地掌握市場變化並制定策略。</w:t>
-      </w:r>
-      <w:r>
-        <w:rPr>
-          <w:noProof/>
-        </w:rPr>
-        <w:drawing>
-          <wp:inline distT="0" distB="0" distL="0" distR="0" wp14:anchorId="614EA6CB" wp14:editId="655F15C8">
-            <wp:extent cx="5731510" cy="3209925"/>
-            <wp:effectExtent l="0" t="0" r="2540" b="9525"/>
-            <wp:docPr id="650791146" name="圖片 1"/>
-            <wp:cNvGraphicFramePr>
-              <a:graphicFrameLocks xmlns:a="http://schemas.openxmlformats.org/drawingml/2006/main" noChangeAspect="1"/>
-            </wp:cNvGraphicFramePr>
-            <a:graphic xmlns:a="http://schemas.openxmlformats.org/drawingml/2006/main">
-              <a:graphicData uri="http://schemas.openxmlformats.org/drawingml/2006/picture">
-                <pic:pic xmlns:pic="http://schemas.openxmlformats.org/drawingml/2006/picture">
-                  <pic:nvPicPr>
-                    <pic:cNvPr id="650791146" name="圖片 650791146"/>
-                    <pic:cNvPicPr/>
-                  </pic:nvPicPr>
-                  <pic:blipFill>
-                    <a:blip r:embed="rId13" cstate="print">
-                      <a:extLst>
-                        <a:ext uri="{28A0092B-C50C-407E-A947-70E740481C1C}">
-                          <a14:useLocalDpi xmlns:a14="http://schemas.microsoft.com/office/drawing/2010/main" val="0"/>
-                        </a:ext>
-                      </a:extLst>
-                    </a:blip>
-                    <a:stretch>
-                      <a:fillRect/>
-                    </a:stretch>
-                  </pic:blipFill>
-                  <pic:spPr>
-                    <a:xfrm>
-                      <a:off x="0" y="0"/>
-                      <a:ext cx="5731510" cy="3209925"/>
-                    </a:xfrm>
-                    <a:prstGeom prst="rect">
-                      <a:avLst/>
-                    </a:prstGeom>
-                  </pic:spPr>
-                </pic:pic>
-              </a:graphicData>
-            </a:graphic>
-          </wp:inline>
-        </w:drawing>
-      </w:r>
-    </w:p>
-    <w:p>
-      <w:pPr>
-        <w:pStyle w:val="af5"/>
-        <w:rPr>
-          <w:rFonts w:ascii="微軟正黑體" w:eastAsia="微軟正黑體" w:hAnsi="微軟正黑體"/>
-        </w:rPr>
-      </w:pPr>
-      <w:bookmarkStart w:id="42" w:name="_Toc224503485"/>
-      <w:r>
-        <w:rPr>
-          <w:rFonts w:ascii="微軟正黑體" w:eastAsia="微軟正黑體" w:hAnsi="微軟正黑體" w:hint="eastAsia"/>
-        </w:rPr>
-        <w:t xml:space="preserve">圖 </w:t>
-      </w:r>
-      <w:r>
-        <w:rPr>
-          <w:rFonts w:ascii="微軟正黑體" w:eastAsia="微軟正黑體" w:hAnsi="微軟正黑體"/>
-        </w:rPr>
-        <w:fldChar w:fldCharType="begin"/>
-      </w:r>
-      <w:r>
-        <w:rPr>
-          <w:rFonts w:ascii="微軟正黑體" w:eastAsia="微軟正黑體" w:hAnsi="微軟正黑體"/>
-        </w:rPr>
-        <w:instrText xml:space="preserve"> </w:instrText>
-      </w:r>
-      <w:r>
-        <w:rPr>
-          <w:rFonts w:ascii="微軟正黑體" w:eastAsia="微軟正黑體" w:hAnsi="微軟正黑體" w:hint="eastAsia"/>
-        </w:rPr>
-        <w:instrText>SEQ 圖 \* ARABIC</w:instrText>
-      </w:r>
-      <w:r>
-        <w:rPr>
-          <w:rFonts w:ascii="微軟正黑體" w:eastAsia="微軟正黑體" w:hAnsi="微軟正黑體"/>
-        </w:rPr>
-        <w:instrText xml:space="preserve"> </w:instrText>
-      </w:r>
-      <w:r>
-        <w:rPr>
-          <w:rFonts w:ascii="微軟正黑體" w:eastAsia="微軟正黑體" w:hAnsi="微軟正黑體"/>
-        </w:rPr>
-        <w:fldChar w:fldCharType="separate"/>
-      </w:r>
-      <w:r>
-        <w:rPr>
-          <w:rFonts w:ascii="微軟正黑體" w:eastAsia="微軟正黑體" w:hAnsi="微軟正黑體"/>
-          <w:noProof/>
-        </w:rPr>
-        <w:t>4</w:t>
-      </w:r>
-      <w:r>
-        <w:rPr>
-          <w:rFonts w:ascii="微軟正黑體" w:eastAsia="微軟正黑體" w:hAnsi="微軟正黑體"/>
-        </w:rPr>
-        <w:fldChar w:fldCharType="end"/>
-      </w:r>
-      <w:r>
-        <w:rPr>
-          <w:rFonts w:ascii="微軟正黑體" w:eastAsia="微軟正黑體" w:hAnsi="微軟正黑體" w:hint="eastAsia"/>
-        </w:rPr>
-        <w:t xml:space="preserve"> AI系統對決策效率影響</w:t>
-      </w:r>
-      <w:bookmarkEnd w:id="42"/>
+          <w:sz w:val="28"/>
+          <w:szCs w:val="28"/>
+        </w:rPr>
+        <w:t>分析與討論：技術比較、產業差異與導入障礙</w:t>
+      </w:r>
+    </w:p>
+    <w:p>
+      <w:pPr>
+        <w:pStyle w:val="3"/>
+        <w:rPr>
+          <w:rFonts w:hint="eastAsia"/>
+        </w:rPr>
+      </w:pPr>
     </w:p>
     <w:p>
       <w:pPr>
@@ -5353,194 +3006,40 @@
       <w:pPr>
         <w:pStyle w:val="1"/>
         <w:rPr>
-          <w:rFonts w:ascii="微軟正黑體" w:eastAsia="微軟正黑體" w:hAnsi="微軟正黑體"/>
-          <w:sz w:val="32"/>
-          <w:szCs w:val="32"/>
-        </w:rPr>
-      </w:pPr>
-      <w:bookmarkStart w:id="43" w:name="_Toc223903938"/>
-      <w:bookmarkStart w:id="44" w:name="_Toc223909303"/>
-      <w:bookmarkStart w:id="45" w:name="_Toc224505348"/>
-      <w:r>
-        <w:rPr>
-          <w:rFonts w:ascii="微軟正黑體" w:eastAsia="微軟正黑體" w:hAnsi="微軟正黑體"/>
-          <w:sz w:val="32"/>
-          <w:szCs w:val="32"/>
+          <w:rFonts w:ascii="標楷體" w:eastAsia="標楷體" w:hAnsi="標楷體"/>
+          <w:sz w:val="36"/>
+          <w:szCs w:val="36"/>
+        </w:rPr>
+      </w:pPr>
+      <w:bookmarkStart w:id="25" w:name="_Toc223903938"/>
+      <w:bookmarkStart w:id="26" w:name="_Toc223909303"/>
+      <w:bookmarkStart w:id="27" w:name="_Toc224505348"/>
+      <w:r>
+        <w:rPr>
+          <w:rFonts w:ascii="標楷體" w:eastAsia="標楷體" w:hAnsi="標楷體"/>
+          <w:sz w:val="36"/>
+          <w:szCs w:val="36"/>
         </w:rPr>
         <w:lastRenderedPageBreak/>
         <w:t>第五章 結論與建議</w:t>
       </w:r>
-      <w:bookmarkEnd w:id="43"/>
-      <w:bookmarkEnd w:id="44"/>
-      <w:bookmarkEnd w:id="45"/>
-    </w:p>
-    <w:p>
-      <w:pPr>
-        <w:pStyle w:val="2"/>
-        <w:rPr>
-          <w:rFonts w:ascii="微軟正黑體" w:eastAsia="微軟正黑體" w:hAnsi="微軟正黑體"/>
-          <w:sz w:val="28"/>
-          <w:szCs w:val="28"/>
-        </w:rPr>
-      </w:pPr>
-      <w:bookmarkStart w:id="46" w:name="_Toc223903939"/>
-      <w:bookmarkStart w:id="47" w:name="_Toc223909304"/>
-      <w:bookmarkStart w:id="48" w:name="_Toc224505349"/>
-      <w:r>
-        <w:rPr>
-          <w:rFonts w:ascii="微軟正黑體" w:eastAsia="微軟正黑體" w:hAnsi="微軟正黑體"/>
-          <w:sz w:val="28"/>
-          <w:szCs w:val="28"/>
-        </w:rPr>
-        <w:t>5.1 研究結論</w:t>
-      </w:r>
-      <w:bookmarkEnd w:id="46"/>
-      <w:bookmarkEnd w:id="47"/>
-      <w:bookmarkEnd w:id="48"/>
-    </w:p>
-    <w:p>
-      <w:pPr>
-        <w:rPr>
-          <w:rFonts w:ascii="微軟正黑體" w:eastAsia="微軟正黑體" w:hAnsi="微軟正黑體"/>
-        </w:rPr>
-      </w:pPr>
-      <w:r>
-        <w:rPr>
-          <w:rFonts w:ascii="微軟正黑體" w:eastAsia="微軟正黑體" w:hAnsi="微軟正黑體"/>
-        </w:rPr>
-        <w:t>本研究探討人工智慧技術在企業決策支援系統中的應用。研究結果顯示，</w:t>
-      </w:r>
-      <w:r>
-        <w:rPr>
-          <w:rFonts w:ascii="Times New Roman" w:eastAsia="微軟正黑體" w:hAnsi="Times New Roman" w:cs="Times New Roman"/>
-        </w:rPr>
-        <w:t>AI</w:t>
-      </w:r>
-      <w:r>
-        <w:rPr>
-          <w:rFonts w:ascii="微軟正黑體" w:eastAsia="微軟正黑體" w:hAnsi="微軟正黑體"/>
-        </w:rPr>
-        <w:t>技術能提升決策支援系統的資料分析能力，使企業能更快速且準確地做出決策。透過機器學習與資料分析技術，</w:t>
-      </w:r>
-      <w:r>
-        <w:rPr>
-          <w:rFonts w:ascii="Times New Roman" w:eastAsia="微軟正黑體" w:hAnsi="Times New Roman" w:cs="Times New Roman"/>
-        </w:rPr>
-        <w:t>AI</w:t>
-      </w:r>
-      <w:r>
-        <w:rPr>
-          <w:rFonts w:ascii="微軟正黑體" w:eastAsia="微軟正黑體" w:hAnsi="微軟正黑體"/>
-        </w:rPr>
-        <w:t>決策支援系統能夠協助企業分析市場趨勢、預測需求並優化營運策略。</w:t>
-      </w:r>
-    </w:p>
-    <w:p>
-      <w:pPr>
-        <w:pStyle w:val="3"/>
-        <w:rPr>
-          <w:rFonts w:ascii="微軟正黑體" w:eastAsia="微軟正黑體" w:hAnsi="微軟正黑體"/>
-          <w:sz w:val="26"/>
-          <w:szCs w:val="26"/>
-        </w:rPr>
-      </w:pPr>
-      <w:bookmarkStart w:id="49" w:name="_Toc223903940"/>
-      <w:bookmarkStart w:id="50" w:name="_Toc223909305"/>
-      <w:bookmarkStart w:id="51" w:name="_Toc224505350"/>
-      <w:r>
-        <w:rPr>
-          <w:rFonts w:ascii="微軟正黑體" w:eastAsia="微軟正黑體" w:hAnsi="微軟正黑體"/>
-          <w:sz w:val="26"/>
-          <w:szCs w:val="26"/>
-        </w:rPr>
-        <w:t>5.2 研究建議</w:t>
-      </w:r>
-      <w:bookmarkEnd w:id="49"/>
-      <w:bookmarkEnd w:id="50"/>
-      <w:bookmarkEnd w:id="51"/>
-    </w:p>
-    <w:p>
-      <w:pPr>
-        <w:rPr>
-          <w:rFonts w:ascii="微軟正黑體" w:eastAsia="微軟正黑體" w:hAnsi="微軟正黑體"/>
-        </w:rPr>
-      </w:pPr>
-      <w:r>
-        <w:rPr>
-          <w:rFonts w:ascii="微軟正黑體" w:eastAsia="微軟正黑體" w:hAnsi="微軟正黑體"/>
-        </w:rPr>
-        <w:t>然而，</w:t>
-      </w:r>
-      <w:r>
-        <w:rPr>
-          <w:rFonts w:ascii="Times New Roman" w:eastAsia="微軟正黑體" w:hAnsi="Times New Roman" w:cs="Times New Roman"/>
-        </w:rPr>
-        <w:t>AI</w:t>
-      </w:r>
-      <w:r>
-        <w:rPr>
-          <w:rFonts w:ascii="微軟正黑體" w:eastAsia="微軟正黑體" w:hAnsi="微軟正黑體"/>
-        </w:rPr>
-        <w:t>決策支援系統在實際應用中仍面臨一些挑戰，例如資料品質、系統整合以及使用者信任問題。未來研究可進一步探討</w:t>
-      </w:r>
-      <w:r>
-        <w:rPr>
-          <w:rFonts w:ascii="Times New Roman" w:eastAsia="微軟正黑體" w:hAnsi="Times New Roman" w:cs="Times New Roman"/>
-        </w:rPr>
-        <w:t>AI</w:t>
-      </w:r>
-      <w:r>
-        <w:rPr>
-          <w:rFonts w:ascii="微軟正黑體" w:eastAsia="微軟正黑體" w:hAnsi="微軟正黑體"/>
-        </w:rPr>
-        <w:t>模型的可解釋性與企業導入策略，以提升</w:t>
-      </w:r>
-      <w:r>
-        <w:rPr>
-          <w:rFonts w:ascii="Times New Roman" w:eastAsia="微軟正黑體" w:hAnsi="Times New Roman" w:cs="Times New Roman"/>
-        </w:rPr>
-        <w:t>AI</w:t>
-      </w:r>
-      <w:r>
-        <w:rPr>
-          <w:rFonts w:ascii="微軟正黑體" w:eastAsia="微軟正黑體" w:hAnsi="微軟正黑體"/>
-        </w:rPr>
-        <w:t>系統的實際應用效果。隨著人工智慧技術的持續發展，</w:t>
-      </w:r>
-      <w:r>
-        <w:rPr>
-          <w:rFonts w:ascii="Times New Roman" w:eastAsia="微軟正黑體" w:hAnsi="Times New Roman" w:cs="Times New Roman"/>
-        </w:rPr>
-        <w:t>AI</w:t>
-      </w:r>
-      <w:r>
-        <w:rPr>
-          <w:rFonts w:ascii="微軟正黑體" w:eastAsia="微軟正黑體" w:hAnsi="微軟正黑體"/>
-        </w:rPr>
-        <w:t>決策支援系統將在企業管理與商業分析領域扮演更加重要的角色。</w:t>
-      </w:r>
-    </w:p>
-    <w:p>
-      <w:pPr>
+      <w:bookmarkEnd w:id="25"/>
+      <w:bookmarkEnd w:id="26"/>
+      <w:bookmarkEnd w:id="27"/>
+    </w:p>
+    <w:p>
+      <w:pPr>
+        <w:spacing w:line="278" w:lineRule="auto"/>
         <w:rPr>
           <w:b/>
           <w:bCs/>
         </w:rPr>
       </w:pPr>
-    </w:p>
-    <w:p>
-      <w:pPr>
-        <w:spacing w:line="278" w:lineRule="auto"/>
+      <w:r>
         <w:rPr>
           <w:b/>
           <w:bCs/>
         </w:rPr>
-      </w:pPr>
-      <w:r>
-        <w:rPr>
-          <w:b/>
-          <w:bCs/>
-        </w:rPr>
         <w:br w:type="page"/>
       </w:r>
     </w:p>
@@ -5548,264 +3047,27 @@
       <w:pPr>
         <w:pStyle w:val="1"/>
         <w:rPr>
-          <w:rFonts w:ascii="微軟正黑體" w:eastAsia="微軟正黑體" w:hAnsi="微軟正黑體"/>
-          <w:sz w:val="32"/>
-          <w:szCs w:val="32"/>
-        </w:rPr>
-      </w:pPr>
-      <w:bookmarkStart w:id="52" w:name="_Toc223909306"/>
-      <w:bookmarkStart w:id="53" w:name="_Toc224505351"/>
-      <w:r>
-        <w:rPr>
-          <w:rFonts w:ascii="微軟正黑體" w:eastAsia="微軟正黑體" w:hAnsi="微軟正黑體" w:hint="eastAsia"/>
-          <w:sz w:val="32"/>
-          <w:szCs w:val="32"/>
+          <w:rFonts w:ascii="標楷體" w:eastAsia="標楷體" w:hAnsi="標楷體"/>
+          <w:sz w:val="36"/>
+          <w:szCs w:val="36"/>
+        </w:rPr>
+      </w:pPr>
+      <w:bookmarkStart w:id="28" w:name="_Toc223909306"/>
+      <w:bookmarkStart w:id="29" w:name="_Toc224505351"/>
+      <w:r>
+        <w:rPr>
+          <w:rFonts w:ascii="標楷體" w:eastAsia="標楷體" w:hAnsi="標楷體" w:hint="eastAsia"/>
+          <w:sz w:val="36"/>
+          <w:szCs w:val="36"/>
         </w:rPr>
         <w:lastRenderedPageBreak/>
-        <w:t>參考文</w:t>
-      </w:r>
-      <w:r>
-        <w:rPr>
-          <w:rFonts w:ascii="微軟正黑體" w:eastAsia="微軟正黑體" w:hAnsi="微軟正黑體" w:hint="eastAsia"/>
-          <w:sz w:val="32"/>
-          <w:szCs w:val="32"/>
-        </w:rPr>
-        <w:t>獻</w:t>
-      </w:r>
-      <w:bookmarkEnd w:id="52"/>
-      <w:bookmarkEnd w:id="53"/>
-    </w:p>
-    <w:p>
-      <w:pPr>
-        <w:rPr>
-          <w:rFonts w:ascii="微軟正黑體" w:eastAsia="微軟正黑體" w:hAnsi="微軟正黑體"/>
-        </w:rPr>
-      </w:pPr>
-      <w:r>
-        <w:rPr>
-          <w:rFonts w:ascii="微軟正黑體" w:eastAsia="微軟正黑體" w:hAnsi="微軟正黑體" w:hint="eastAsia"/>
-        </w:rPr>
-        <w:t xml:space="preserve">1. </w:t>
-      </w:r>
-      <w:r>
-        <w:rPr>
-          <w:rFonts w:ascii="微軟正黑體" w:eastAsia="微軟正黑體" w:hAnsi="微軟正黑體"/>
-        </w:rPr>
-        <w:t>王建民、林志宏（2021）。人工智慧在企業決策支援系統中的應用研究。</w:t>
-      </w:r>
-      <w:r>
-        <w:rPr>
-          <w:rFonts w:ascii="微軟正黑體" w:eastAsia="微軟正黑體" w:hAnsi="微軟正黑體"/>
-          <w:i/>
-          <w:iCs/>
-        </w:rPr>
-        <w:t>資訊管理學報，28</w:t>
-      </w:r>
-      <w:r>
-        <w:rPr>
-          <w:rFonts w:ascii="微軟正黑體" w:eastAsia="微軟正黑體" w:hAnsi="微軟正黑體"/>
-        </w:rPr>
-        <w:t>(2)，45</w:t>
-      </w:r>
-      <w:proofErr w:type="gramStart"/>
-      <w:r>
-        <w:rPr>
-          <w:rFonts w:ascii="微軟正黑體" w:eastAsia="微軟正黑體" w:hAnsi="微軟正黑體"/>
-        </w:rPr>
-        <w:t>–</w:t>
-      </w:r>
-      <w:proofErr w:type="gramEnd"/>
-      <w:r>
-        <w:rPr>
-          <w:rFonts w:ascii="微軟正黑體" w:eastAsia="微軟正黑體" w:hAnsi="微軟正黑體"/>
-        </w:rPr>
-        <w:t>60。</w:t>
-      </w:r>
-    </w:p>
-    <w:p>
-      <w:pPr>
-        <w:rPr>
-          <w:rFonts w:ascii="微軟正黑體" w:eastAsia="微軟正黑體" w:hAnsi="微軟正黑體"/>
-        </w:rPr>
-      </w:pPr>
-      <w:r>
-        <w:rPr>
-          <w:rFonts w:ascii="微軟正黑體" w:eastAsia="微軟正黑體" w:hAnsi="微軟正黑體" w:hint="eastAsia"/>
-        </w:rPr>
-        <w:t xml:space="preserve">2. </w:t>
-      </w:r>
-      <w:r>
-        <w:rPr>
-          <w:rFonts w:ascii="微軟正黑體" w:eastAsia="微軟正黑體" w:hAnsi="微軟正黑體"/>
-        </w:rPr>
-        <w:t>張雅婷（2020）。大數據與人工智慧於企業決策支援系統之應用探討。</w:t>
-      </w:r>
-      <w:r>
-        <w:rPr>
-          <w:rFonts w:ascii="微軟正黑體" w:eastAsia="微軟正黑體" w:hAnsi="微軟正黑體"/>
-          <w:i/>
-          <w:iCs/>
-        </w:rPr>
-        <w:t>管理資訊系統期刊，15</w:t>
-      </w:r>
-      <w:r>
-        <w:rPr>
-          <w:rFonts w:ascii="微軟正黑體" w:eastAsia="微軟正黑體" w:hAnsi="微軟正黑體"/>
-        </w:rPr>
-        <w:t>(3)，23</w:t>
-      </w:r>
-      <w:proofErr w:type="gramStart"/>
-      <w:r>
-        <w:rPr>
-          <w:rFonts w:ascii="微軟正黑體" w:eastAsia="微軟正黑體" w:hAnsi="微軟正黑體"/>
-        </w:rPr>
-        <w:t>–</w:t>
-      </w:r>
-      <w:proofErr w:type="gramEnd"/>
-      <w:r>
-        <w:rPr>
-          <w:rFonts w:ascii="微軟正黑體" w:eastAsia="微軟正黑體" w:hAnsi="微軟正黑體"/>
-        </w:rPr>
-        <w:t>38。</w:t>
-      </w:r>
-    </w:p>
-    <w:p>
-      <w:pPr>
-        <w:rPr>
-          <w:rFonts w:ascii="Times New Roman" w:hAnsi="Times New Roman" w:cs="Times New Roman"/>
-        </w:rPr>
-      </w:pPr>
-      <w:r>
-        <w:rPr>
-          <w:rFonts w:ascii="Times New Roman" w:hAnsi="Times New Roman" w:cs="Times New Roman" w:hint="eastAsia"/>
-        </w:rPr>
-        <w:t xml:space="preserve">3. </w:t>
-      </w:r>
-      <w:r>
-        <w:rPr>
-          <w:rFonts w:ascii="Times New Roman" w:hAnsi="Times New Roman" w:cs="Times New Roman"/>
-        </w:rPr>
-        <w:t xml:space="preserve">Sharda, R., Delen, D., &amp; Turban, E. (2019). </w:t>
-      </w:r>
-      <w:r>
-        <w:rPr>
-          <w:rFonts w:ascii="Times New Roman" w:hAnsi="Times New Roman" w:cs="Times New Roman"/>
-          <w:i/>
-          <w:iCs/>
-        </w:rPr>
-        <w:t>Analytics, data science, &amp; artificial intelligence: Systems for decision support</w:t>
-      </w:r>
-      <w:r>
-        <w:rPr>
-          <w:rFonts w:ascii="Times New Roman" w:hAnsi="Times New Roman" w:cs="Times New Roman"/>
-        </w:rPr>
-        <w:t xml:space="preserve"> (11th ed.). Pearson.</w:t>
-      </w:r>
-    </w:p>
-    <w:p>
-      <w:pPr>
-        <w:rPr>
-          <w:rFonts w:ascii="Times New Roman" w:hAnsi="Times New Roman" w:cs="Times New Roman"/>
-        </w:rPr>
-      </w:pPr>
-      <w:r>
-        <w:rPr>
-          <w:rFonts w:ascii="Times New Roman" w:hAnsi="Times New Roman" w:cs="Times New Roman" w:hint="eastAsia"/>
-        </w:rPr>
-        <w:t xml:space="preserve">4. </w:t>
-      </w:r>
-      <w:r>
-        <w:rPr>
-          <w:rFonts w:ascii="Times New Roman" w:hAnsi="Times New Roman" w:cs="Times New Roman"/>
-        </w:rPr>
-        <w:t xml:space="preserve">Power, D. J. (2002). </w:t>
-      </w:r>
-      <w:r>
-        <w:rPr>
-          <w:rFonts w:ascii="Times New Roman" w:hAnsi="Times New Roman" w:cs="Times New Roman"/>
-          <w:i/>
-          <w:iCs/>
-        </w:rPr>
-        <w:t>Decision support systems: Concepts and resources for managers</w:t>
-      </w:r>
-      <w:r>
-        <w:rPr>
-          <w:rFonts w:ascii="Times New Roman" w:hAnsi="Times New Roman" w:cs="Times New Roman"/>
-        </w:rPr>
-        <w:t>. Greenwood Publishing Group.</w:t>
-      </w:r>
-    </w:p>
-    <w:p>
-      <w:pPr>
-        <w:rPr>
-          <w:rFonts w:ascii="Times New Roman" w:hAnsi="Times New Roman" w:cs="Times New Roman"/>
-        </w:rPr>
-      </w:pPr>
-      <w:r>
-        <w:rPr>
-          <w:rFonts w:ascii="Times New Roman" w:hAnsi="Times New Roman" w:cs="Times New Roman" w:hint="eastAsia"/>
-        </w:rPr>
-        <w:t xml:space="preserve">5. </w:t>
-      </w:r>
-      <w:r>
-        <w:rPr>
-          <w:rFonts w:ascii="Times New Roman" w:hAnsi="Times New Roman" w:cs="Times New Roman"/>
-        </w:rPr>
-        <w:t xml:space="preserve">Yousaf, A., </w:t>
-      </w:r>
-      <w:proofErr w:type="spellStart"/>
-      <w:r>
-        <w:rPr>
-          <w:rFonts w:ascii="Times New Roman" w:hAnsi="Times New Roman" w:cs="Times New Roman"/>
-        </w:rPr>
-        <w:t>Kayvanfar</w:t>
-      </w:r>
-      <w:proofErr w:type="spellEnd"/>
-      <w:r>
-        <w:rPr>
-          <w:rFonts w:ascii="Times New Roman" w:hAnsi="Times New Roman" w:cs="Times New Roman"/>
-        </w:rPr>
-        <w:t xml:space="preserve">, V., Mazzoni, A., &amp; </w:t>
-      </w:r>
-      <w:proofErr w:type="spellStart"/>
-      <w:r>
-        <w:rPr>
-          <w:rFonts w:ascii="Times New Roman" w:hAnsi="Times New Roman" w:cs="Times New Roman"/>
-        </w:rPr>
-        <w:t>Elomri</w:t>
-      </w:r>
-      <w:proofErr w:type="spellEnd"/>
-      <w:r>
-        <w:rPr>
-          <w:rFonts w:ascii="Times New Roman" w:hAnsi="Times New Roman" w:cs="Times New Roman"/>
-        </w:rPr>
-        <w:t xml:space="preserve">, A. (2022). Artificial intelligence-based decision support systems in smart agriculture: Bibliometric analysis for operational insights and future directions. </w:t>
-      </w:r>
-      <w:r>
-        <w:rPr>
-          <w:rFonts w:ascii="Times New Roman" w:hAnsi="Times New Roman" w:cs="Times New Roman"/>
-          <w:i/>
-          <w:iCs/>
-        </w:rPr>
-        <w:t>Frontiers in Sustainable Food Systems, 6</w:t>
-      </w:r>
-      <w:r>
-        <w:rPr>
-          <w:rFonts w:ascii="Times New Roman" w:hAnsi="Times New Roman" w:cs="Times New Roman"/>
-        </w:rPr>
-        <w:t>, 1053921. https://doi.org/10.3389/fsufs.2022.1053921</w:t>
-      </w:r>
-    </w:p>
-    <w:p/>
-    <w:p>
-      <w:pPr>
-        <w:rPr>
-          <w:b/>
-          <w:bCs/>
-        </w:rPr>
-      </w:pPr>
+        <w:t>參考文獻</w:t>
+      </w:r>
+      <w:bookmarkEnd w:id="28"/>
+      <w:bookmarkEnd w:id="29"/>
     </w:p>
     <w:sectPr>
+      <w:footerReference w:type="default" r:id="rId9"/>
       <w:pgSz w:w="11906" w:h="16838" w:code="9"/>
       <w:pgMar w:top="1440" w:right="1440" w:bottom="1440" w:left="1440" w:header="720" w:footer="720" w:gutter="0"/>
       <w:cols w:space="720"/>
@@ -6444,7 +3706,6 @@
     <w:next w:val="a"/>
     <w:link w:val="40"/>
     <w:uiPriority w:val="9"/>
-    <w:semiHidden/>
     <w:unhideWhenUsed/>
     <w:qFormat/>
     <w:rsid w:val="007F5A4B"/>
@@ -6639,7 +3900,6 @@
     <w:basedOn w:val="a0"/>
     <w:link w:val="4"/>
     <w:uiPriority w:val="9"/>
-    <w:semiHidden/>
     <w:rsid w:val="007F5A4B"/>
     <w:rPr>
       <w:rFonts w:eastAsiaTheme="majorEastAsia" w:cstheme="majorBidi"/>

--- a/411435066陳致均Word排版作業..docx
+++ b/411435066陳致均Word排版作業..docx
@@ -2662,11 +2662,9 @@
       <w:pPr>
         <w:pStyle w:val="2"/>
         <w:rPr>
-          <w:rFonts w:ascii="標楷體" w:eastAsia="標楷體" w:hAnsi="標楷體"/>
+          <w:rFonts w:ascii="Times New Roman" w:eastAsia="標楷體" w:hAnsi="Times New Roman" w:cs="Times New Roman" w:hint="eastAsia"/>
           <w:b/>
           <w:bCs/>
-          <w:sz w:val="32"/>
-          <w:szCs w:val="32"/>
         </w:rPr>
       </w:pPr>
       <w:bookmarkStart w:id="12" w:name="_Toc223903932"/>
@@ -2702,24 +2700,252 @@
           <w:sz w:val="32"/>
           <w:szCs w:val="32"/>
         </w:rPr>
-        <w:t>AI</w:t>
-      </w:r>
-      <w:r>
-        <w:rPr>
-          <w:rFonts w:ascii="標楷體" w:eastAsia="標楷體" w:hAnsi="標楷體"/>
-          <w:b/>
-          <w:bCs/>
-          <w:sz w:val="32"/>
-          <w:szCs w:val="32"/>
-        </w:rPr>
-        <w:t>技術分類與演進</w:t>
+        <w:t>智能決策支援系統與企業管理</w:t>
       </w:r>
     </w:p>
     <w:p>
       <w:pPr>
         <w:pStyle w:val="3"/>
         <w:rPr>
-          <w:rFonts w:ascii="標楷體" w:eastAsia="標楷體" w:hAnsi="標楷體"/>
+          <w:rFonts w:eastAsiaTheme="minorEastAsia" w:cstheme="minorBidi"/>
+          <w:color w:val="auto"/>
+          <w:sz w:val="24"/>
+          <w:szCs w:val="24"/>
+        </w:rPr>
+      </w:pPr>
+      <w:r>
+        <w:rPr>
+          <w:rFonts w:eastAsiaTheme="minorEastAsia" w:cstheme="minorBidi"/>
+          <w:color w:val="auto"/>
+          <w:sz w:val="24"/>
+          <w:szCs w:val="24"/>
+        </w:rPr>
+        <w:t>智慧型決策支援系統（</w:t>
+      </w:r>
+      <w:r>
+        <w:rPr>
+          <w:rFonts w:ascii="Times New Roman" w:eastAsiaTheme="minorEastAsia" w:hAnsi="Times New Roman" w:cs="Times New Roman"/>
+          <w:color w:val="auto"/>
+          <w:sz w:val="24"/>
+          <w:szCs w:val="24"/>
+        </w:rPr>
+        <w:t>IDSS</w:t>
+      </w:r>
+      <w:r>
+        <w:rPr>
+          <w:rFonts w:eastAsiaTheme="minorEastAsia" w:cstheme="minorBidi"/>
+          <w:color w:val="auto"/>
+          <w:sz w:val="24"/>
+          <w:szCs w:val="24"/>
+        </w:rPr>
+        <w:t>）結合了人機協作、資料庫、演算法與專家知識，用以輔助組織管理階層做出半結構化或非結構化決策。文獻指出，現代企業環境下，</w:t>
+      </w:r>
+      <w:r>
+        <w:rPr>
+          <w:rFonts w:eastAsiaTheme="minorEastAsia" w:cstheme="minorBidi"/>
+          <w:color w:val="auto"/>
+          <w:sz w:val="24"/>
+          <w:szCs w:val="24"/>
+        </w:rPr>
+        <w:t>AI-DSS</w:t>
+      </w:r>
+      <w:r>
+        <w:rPr>
+          <w:rFonts w:eastAsiaTheme="minorEastAsia" w:cstheme="minorBidi"/>
+          <w:color w:val="auto"/>
+          <w:sz w:val="24"/>
+          <w:szCs w:val="24"/>
+        </w:rPr>
+        <w:t>已成為策略管理不可或缺的工具。例如，鄭智陽（</w:t>
+      </w:r>
+      <w:r>
+        <w:rPr>
+          <w:rFonts w:eastAsiaTheme="minorEastAsia" w:cstheme="minorBidi"/>
+          <w:color w:val="auto"/>
+          <w:sz w:val="24"/>
+          <w:szCs w:val="24"/>
+        </w:rPr>
+        <w:t>2024</w:t>
+      </w:r>
+      <w:r>
+        <w:rPr>
+          <w:rFonts w:eastAsiaTheme="minorEastAsia" w:cstheme="minorBidi"/>
+          <w:color w:val="auto"/>
+          <w:sz w:val="24"/>
+          <w:szCs w:val="24"/>
+        </w:rPr>
+        <w:t>）指出，在生產運營、行銷與供應鏈管理等多個領域，</w:t>
+      </w:r>
+      <w:r>
+        <w:rPr>
+          <w:rFonts w:eastAsiaTheme="minorEastAsia" w:cstheme="minorBidi"/>
+          <w:color w:val="auto"/>
+          <w:sz w:val="24"/>
+          <w:szCs w:val="24"/>
+        </w:rPr>
+        <w:t>IDSS</w:t>
+      </w:r>
+      <w:r>
+        <w:rPr>
+          <w:rFonts w:eastAsiaTheme="minorEastAsia" w:cstheme="minorBidi"/>
+          <w:color w:val="auto"/>
+          <w:sz w:val="24"/>
+          <w:szCs w:val="24"/>
+        </w:rPr>
+        <w:t>利用大數據與</w:t>
+      </w:r>
+      <w:r>
+        <w:rPr>
+          <w:rFonts w:eastAsiaTheme="minorEastAsia" w:cstheme="minorBidi"/>
+          <w:color w:val="auto"/>
+          <w:sz w:val="24"/>
+          <w:szCs w:val="24"/>
+        </w:rPr>
+        <w:t>AI</w:t>
+      </w:r>
+      <w:r>
+        <w:rPr>
+          <w:rFonts w:eastAsiaTheme="minorEastAsia" w:cstheme="minorBidi"/>
+          <w:color w:val="auto"/>
+          <w:sz w:val="24"/>
+          <w:szCs w:val="24"/>
+        </w:rPr>
+        <w:t>技術提取有價值的資訊，提高決策效率。李佳音（</w:t>
+      </w:r>
+      <w:r>
+        <w:rPr>
+          <w:rFonts w:eastAsiaTheme="minorEastAsia" w:cstheme="minorBidi"/>
+          <w:color w:val="auto"/>
+          <w:sz w:val="24"/>
+          <w:szCs w:val="24"/>
+        </w:rPr>
+        <w:t>2024</w:t>
+      </w:r>
+      <w:r>
+        <w:rPr>
+          <w:rFonts w:eastAsiaTheme="minorEastAsia" w:cstheme="minorBidi"/>
+          <w:color w:val="auto"/>
+          <w:sz w:val="24"/>
+          <w:szCs w:val="24"/>
+        </w:rPr>
+        <w:t>）則發現在企業戰略管理中，智能</w:t>
+      </w:r>
+      <w:r>
+        <w:rPr>
+          <w:rFonts w:ascii="Times New Roman" w:eastAsiaTheme="minorEastAsia" w:hAnsi="Times New Roman" w:cs="Times New Roman"/>
+          <w:color w:val="auto"/>
+          <w:sz w:val="24"/>
+          <w:szCs w:val="24"/>
+        </w:rPr>
+        <w:t>DSS</w:t>
+      </w:r>
+      <w:r>
+        <w:rPr>
+          <w:rFonts w:eastAsiaTheme="minorEastAsia" w:cstheme="minorBidi"/>
+          <w:color w:val="auto"/>
+          <w:sz w:val="24"/>
+          <w:szCs w:val="24"/>
+        </w:rPr>
+        <w:t>通過數據分析、模擬預測和決策優化，顯著提升了人力資源與營運效率。王汝平等（</w:t>
+      </w:r>
+      <w:r>
+        <w:rPr>
+          <w:rFonts w:eastAsiaTheme="minorEastAsia" w:cstheme="minorBidi"/>
+          <w:color w:val="auto"/>
+          <w:sz w:val="24"/>
+          <w:szCs w:val="24"/>
+        </w:rPr>
+        <w:t>2025</w:t>
+      </w:r>
+      <w:r>
+        <w:rPr>
+          <w:rFonts w:eastAsiaTheme="minorEastAsia" w:cstheme="minorBidi"/>
+          <w:color w:val="auto"/>
+          <w:sz w:val="24"/>
+          <w:szCs w:val="24"/>
+        </w:rPr>
+        <w:t>）更進一步分析認為，</w:t>
+      </w:r>
+      <w:r>
+        <w:rPr>
+          <w:rFonts w:eastAsiaTheme="minorEastAsia" w:cstheme="minorBidi"/>
+          <w:color w:val="auto"/>
+          <w:sz w:val="24"/>
+          <w:szCs w:val="24"/>
+        </w:rPr>
+        <w:t>AI</w:t>
+      </w:r>
+      <w:r>
+        <w:rPr>
+          <w:rFonts w:eastAsiaTheme="minorEastAsia" w:cstheme="minorBidi"/>
+          <w:color w:val="auto"/>
+          <w:sz w:val="24"/>
+          <w:szCs w:val="24"/>
+        </w:rPr>
+        <w:t>技術突破了傳統決策中資訊不完整與主觀依賴的限制，推動企業決策由「滿意原則」轉向「最優原則」。綜合上述文獻，可見智能</w:t>
+      </w:r>
+      <w:r>
+        <w:rPr>
+          <w:rFonts w:ascii="Times New Roman" w:eastAsiaTheme="minorEastAsia" w:hAnsi="Times New Roman" w:cs="Times New Roman"/>
+          <w:color w:val="auto"/>
+          <w:sz w:val="24"/>
+          <w:szCs w:val="24"/>
+        </w:rPr>
+        <w:t>DSS</w:t>
+      </w:r>
+      <w:r>
+        <w:rPr>
+          <w:rFonts w:eastAsiaTheme="minorEastAsia" w:cstheme="minorBidi"/>
+          <w:color w:val="auto"/>
+          <w:sz w:val="24"/>
+          <w:szCs w:val="24"/>
+        </w:rPr>
+        <w:t>在企業管理中的關鍵作用：它不僅支援複雜決策過程，提高決策品質，還促使決策流程更科學化與透明化。不同研究強調的領域各有側重，但一致認為</w:t>
+      </w:r>
+      <w:r>
+        <w:rPr>
+          <w:rFonts w:ascii="Times New Roman" w:eastAsiaTheme="minorEastAsia" w:hAnsi="Times New Roman" w:cs="Times New Roman"/>
+          <w:color w:val="auto"/>
+          <w:sz w:val="24"/>
+          <w:szCs w:val="24"/>
+        </w:rPr>
+        <w:t>AI-DSS</w:t>
+      </w:r>
+      <w:r>
+        <w:rPr>
+          <w:rFonts w:eastAsiaTheme="minorEastAsia" w:cstheme="minorBidi"/>
+          <w:color w:val="auto"/>
+          <w:sz w:val="24"/>
+          <w:szCs w:val="24"/>
+        </w:rPr>
+        <w:t>帶來的信息整合與分析能力是其價值核心。本節結論：智能</w:t>
+      </w:r>
+      <w:r>
+        <w:rPr>
+          <w:rFonts w:ascii="Times New Roman" w:eastAsiaTheme="minorEastAsia" w:hAnsi="Times New Roman" w:cs="Times New Roman"/>
+          <w:color w:val="auto"/>
+          <w:sz w:val="24"/>
+          <w:szCs w:val="24"/>
+        </w:rPr>
+        <w:t>DSS</w:t>
+      </w:r>
+      <w:r>
+        <w:rPr>
+          <w:rFonts w:eastAsiaTheme="minorEastAsia" w:cstheme="minorBidi"/>
+          <w:color w:val="auto"/>
+          <w:sz w:val="24"/>
+          <w:szCs w:val="24"/>
+        </w:rPr>
+        <w:t>正成為企業追求數據驅動決策的主要推動力，未來將更廣泛應用於各項管理活動。</w:t>
+      </w:r>
+    </w:p>
+    <w:p>
+      <w:pPr>
+        <w:pStyle w:val="3"/>
+        <w:rPr>
+          <w:rFonts w:ascii="標楷體" w:eastAsia="標楷體" w:hAnsi="標楷體" w:cs="Times New Roman"/>
+          <w:b/>
+          <w:bCs/>
           <w:sz w:val="28"/>
           <w:szCs w:val="28"/>
         </w:rPr>
@@ -2748,7 +2974,9 @@
       </w:r>
       <w:r>
         <w:rPr>
-          <w:rFonts w:ascii="Times New Roman" w:hAnsi="Times New Roman" w:cs="Times New Roman"/>
+          <w:rFonts w:ascii="Times New Roman" w:eastAsia="標楷體" w:hAnsi="Times New Roman" w:cs="Times New Roman"/>
+          <w:b/>
+          <w:bCs/>
           <w:sz w:val="28"/>
           <w:szCs w:val="28"/>
         </w:rPr>
@@ -2756,33 +2984,192 @@
       </w:r>
       <w:r>
         <w:rPr>
-          <w:rFonts w:ascii="標楷體" w:eastAsia="標楷體" w:hAnsi="標楷體"/>
+          <w:rFonts w:ascii="標楷體" w:eastAsia="標楷體" w:hAnsi="標楷體" w:cs="Times New Roman"/>
+          <w:b/>
+          <w:bCs/>
           <w:sz w:val="28"/>
           <w:szCs w:val="28"/>
         </w:rPr>
-        <w:t>在企業DSS的應用案例與成效</w:t>
+        <w:t>演算法與決策支援技術</w:t>
       </w:r>
     </w:p>
     <w:p>
       <w:pPr>
-        <w:pStyle w:val="4"/>
-        <w:rPr>
-          <w:rFonts w:ascii="標楷體" w:eastAsia="標楷體" w:hAnsi="標楷體" w:cs="Times New Roman" w:hint="eastAsia"/>
-          <w:b/>
-          <w:bCs/>
-          <w:sz w:val="24"/>
-          <w:szCs w:val="24"/>
+        <w:rPr>
+          <w:rFonts w:hint="eastAsia"/>
         </w:rPr>
       </w:pPr>
       <w:r>
+        <w:t>隨著演算法與計算能力的提升，機器學習與深度學習等</w:t>
+      </w:r>
+      <w:r>
+        <w:t>AI</w:t>
+      </w:r>
+      <w:r>
+        <w:t>技術在</w:t>
+      </w:r>
+      <w:r>
+        <w:t>DSS</w:t>
+      </w:r>
+      <w:r>
+        <w:t>中扮演重要角色。</w:t>
+      </w:r>
+      <w:r>
         <w:rPr>
           <w:rFonts w:ascii="Times New Roman" w:hAnsi="Times New Roman" w:cs="Times New Roman"/>
-          <w:sz w:val="24"/>
-          <w:szCs w:val="24"/>
-        </w:rPr>
-        <w:t>2.3</w:t>
-      </w:r>
-      <w:r>
+        </w:rPr>
+        <w:t>Soori</w:t>
+      </w:r>
+      <w:r>
+        <w:t>等（</w:t>
+      </w:r>
+      <w:r>
+        <w:t>2026</w:t>
+      </w:r>
+      <w:r>
+        <w:t>）指出，在工業</w:t>
+      </w:r>
+      <w:r>
+        <w:t>4.0</w:t>
+      </w:r>
+      <w:r>
+        <w:t>背景下，</w:t>
+      </w:r>
+      <w:r>
+        <w:rPr>
+          <w:rFonts w:ascii="Times New Roman" w:hAnsi="Times New Roman" w:cs="Times New Roman"/>
+        </w:rPr>
+        <w:t>AI-DSS</w:t>
+      </w:r>
+      <w:r>
+        <w:t>透過機器學習、深度學習與自然語言處理等技術，將</w:t>
+      </w:r>
+      <w:r>
+        <w:rPr>
+          <w:rFonts w:ascii="Times New Roman" w:hAnsi="Times New Roman" w:cs="Times New Roman"/>
+        </w:rPr>
+        <w:t>IoT</w:t>
+      </w:r>
+      <w:r>
+        <w:t>感測器數據與企業資料緊密結合，用以優化供應鏈、預測維護及品質控制等作業。在</w:t>
+      </w:r>
+      <w:r>
+        <w:rPr>
+          <w:rFonts w:ascii="Times New Roman" w:hAnsi="Times New Roman" w:cs="Times New Roman"/>
+        </w:rPr>
+        <w:t>AI-DSS</w:t>
+      </w:r>
+      <w:r>
+        <w:t>的設計上，精度、透明度與用戶信任是必須平</w:t>
+      </w:r>
+      <w:r>
+        <w:lastRenderedPageBreak/>
+        <w:t>衡的要素。</w:t>
+      </w:r>
+      <w:r>
+        <w:rPr>
+          <w:rFonts w:ascii="Times New Roman" w:hAnsi="Times New Roman" w:cs="Times New Roman"/>
+        </w:rPr>
+        <w:t>Kovari</w:t>
+      </w:r>
+      <w:r>
+        <w:t>（</w:t>
+      </w:r>
+      <w:r>
+        <w:t>2024</w:t>
+      </w:r>
+      <w:r>
+        <w:t>）強調，不同產業的</w:t>
+      </w:r>
+      <w:r>
+        <w:rPr>
+          <w:rFonts w:ascii="Times New Roman" w:hAnsi="Times New Roman" w:cs="Times New Roman"/>
+        </w:rPr>
+        <w:t>AI-DSS</w:t>
+      </w:r>
+      <w:r>
+        <w:t>需兼顧模型準確度與系統可解釋性，以增進使用者接受度。機器學習算法如決策樹、隨機森林、神經網路等，各有優缺點。表</w:t>
+      </w:r>
+      <w:r>
+        <w:t>1</w:t>
+      </w:r>
+      <w:r>
+        <w:t>彙整常見演算法於決策支援的特性；例如決策樹易於解釋但</w:t>
+      </w:r>
+      <w:proofErr w:type="gramStart"/>
+      <w:r>
+        <w:t>易過擬</w:t>
+      </w:r>
+      <w:proofErr w:type="gramEnd"/>
+      <w:r>
+        <w:t>合，深度學習適用於複雜非線性問題但需要大量資料訓練，強化學習則適合連續決策流程但實現複雜。文獻也關注人機互動與可解釋</w:t>
+      </w:r>
+      <w:r>
+        <w:rPr>
+          <w:rFonts w:ascii="Times New Roman" w:hAnsi="Times New Roman" w:cs="Times New Roman"/>
+        </w:rPr>
+        <w:t>AI</w:t>
+      </w:r>
+      <w:r>
+        <w:t>，</w:t>
+      </w:r>
+      <w:proofErr w:type="spellStart"/>
+      <w:r>
+        <w:rPr>
+          <w:rFonts w:ascii="Times New Roman" w:hAnsi="Times New Roman" w:cs="Times New Roman"/>
+        </w:rPr>
+        <w:t>Burggräf</w:t>
+      </w:r>
+      <w:proofErr w:type="spellEnd"/>
+      <w:r>
+        <w:t>等（</w:t>
+      </w:r>
+      <w:r>
+        <w:t>2025</w:t>
+      </w:r>
+      <w:r>
+        <w:t>）在製造業案例中，應用</w:t>
+      </w:r>
+      <w:r>
+        <w:rPr>
+          <w:rFonts w:ascii="Times New Roman" w:hAnsi="Times New Roman" w:cs="Times New Roman"/>
+        </w:rPr>
+        <w:t>SHAP</w:t>
+      </w:r>
+      <w:r>
+        <w:t>值為</w:t>
+      </w:r>
+      <w:r>
+        <w:rPr>
+          <w:rFonts w:ascii="Times New Roman" w:hAnsi="Times New Roman" w:cs="Times New Roman"/>
+        </w:rPr>
+        <w:t>ML</w:t>
+      </w:r>
+      <w:r>
+        <w:t>模型提供解釋，以促進管理者對預測結果的信任。總體而言，不同文獻一致認為：適當選擇與調整</w:t>
+      </w:r>
+      <w:r>
+        <w:rPr>
+          <w:rFonts w:ascii="Times New Roman" w:hAnsi="Times New Roman" w:cs="Times New Roman"/>
+        </w:rPr>
+        <w:t>AI</w:t>
+      </w:r>
+      <w:r>
+        <w:t>演算法，並加入可解釋性機制，是提高</w:t>
+      </w:r>
+      <w:r>
+        <w:rPr>
+          <w:rFonts w:ascii="Times New Roman" w:hAnsi="Times New Roman" w:cs="Times New Roman"/>
+        </w:rPr>
+        <w:t>AI-DSS</w:t>
+      </w:r>
+      <w:r>
+        <w:t>效能與可採納性的關鍵。</w:t>
+      </w:r>
+    </w:p>
+    <w:p>
+      <w:pPr>
+        <w:pStyle w:val="3"/>
         <w:rPr>
           <w:rFonts w:ascii="標楷體" w:eastAsia="標楷體" w:hAnsi="標楷體" w:cs="Times New Roman"/>
           <w:b/>
@@ -2790,12 +3177,206 @@
           <w:sz w:val="24"/>
           <w:szCs w:val="24"/>
         </w:rPr>
-        <w:t>倫理、法規與風險管理</w:t>
+      </w:pPr>
+      <w:r>
+        <w:rPr>
+          <w:rFonts w:ascii="Times New Roman" w:hAnsi="Times New Roman" w:cs="Times New Roman"/>
+          <w:sz w:val="24"/>
+          <w:szCs w:val="24"/>
+        </w:rPr>
+        <w:t>2.3</w:t>
+      </w:r>
+      <w:r>
+        <w:rPr>
+          <w:rFonts w:ascii="標楷體" w:eastAsia="標楷體" w:hAnsi="標楷體" w:cs="Times New Roman"/>
+          <w:b/>
+          <w:bCs/>
+          <w:sz w:val="24"/>
+          <w:szCs w:val="24"/>
+        </w:rPr>
+        <w:t>製造業與金融業應用案例對比（假設）</w:t>
       </w:r>
     </w:p>
     <w:p>
       <w:pPr>
-        <w:pStyle w:val="1"/>
+        <w:rPr>
+          <w:rFonts w:hint="eastAsia"/>
+        </w:rPr>
+      </w:pPr>
+      <w:r>
+        <w:t>在製造業中，</w:t>
+      </w:r>
+      <w:r>
+        <w:t>AI-DSS</w:t>
+      </w:r>
+      <w:r>
+        <w:t>多用於生產計畫優化與設備預測維護。例如，</w:t>
+      </w:r>
+      <w:r>
+        <w:rPr>
+          <w:rFonts w:ascii="Times New Roman" w:hAnsi="Times New Roman" w:cs="Times New Roman"/>
+        </w:rPr>
+        <w:t>Soori</w:t>
+      </w:r>
+      <w:r>
+        <w:t>等（</w:t>
+      </w:r>
+      <w:r>
+        <w:t>2026</w:t>
+      </w:r>
+      <w:r>
+        <w:t>）指出，</w:t>
+      </w:r>
+      <w:r>
+        <w:t>AI</w:t>
+      </w:r>
+      <w:r>
+        <w:t>模型可分析生產線數據，提前預測故障並建議調度資源，顯著降低停機時間。製造業</w:t>
+      </w:r>
+      <w:r>
+        <w:t>AI-DSS</w:t>
+      </w:r>
+      <w:r>
+        <w:t>通常整合感測器數據與生產數據庫，著重實時性與可靠性。</w:t>
+      </w:r>
+      <w:proofErr w:type="spellStart"/>
+      <w:r>
+        <w:rPr>
+          <w:rFonts w:ascii="Times New Roman" w:hAnsi="Times New Roman" w:cs="Times New Roman"/>
+        </w:rPr>
+        <w:t>Burggräf</w:t>
+      </w:r>
+      <w:proofErr w:type="spellEnd"/>
+      <w:r>
+        <w:t>（</w:t>
+      </w:r>
+      <w:r>
+        <w:t>2025</w:t>
+      </w:r>
+      <w:r>
+        <w:t>）實際案例中，結合</w:t>
+      </w:r>
+      <w:r>
+        <w:rPr>
+          <w:rFonts w:ascii="Times New Roman" w:hAnsi="Times New Roman" w:cs="Times New Roman"/>
+        </w:rPr>
+        <w:t>ML</w:t>
+      </w:r>
+      <w:r>
+        <w:t>模型與解釋方法的</w:t>
+      </w:r>
+      <w:r>
+        <w:rPr>
+          <w:rFonts w:ascii="Times New Roman" w:hAnsi="Times New Roman" w:cs="Times New Roman"/>
+        </w:rPr>
+        <w:t>DSS</w:t>
+      </w:r>
+      <w:r>
+        <w:t>，可在裝配線上即時警示零件短缺，並解釋原因，提升決策透明度。反觀金融業，</w:t>
+      </w:r>
+      <w:r>
+        <w:rPr>
+          <w:rFonts w:ascii="Times New Roman" w:hAnsi="Times New Roman" w:cs="Times New Roman"/>
+        </w:rPr>
+        <w:t>AI-DSS</w:t>
+      </w:r>
+      <w:r>
+        <w:t>應用於風險控制與投資決策。</w:t>
+      </w:r>
+      <w:r>
+        <w:rPr>
+          <w:rFonts w:ascii="Times New Roman" w:hAnsi="Times New Roman" w:cs="Times New Roman"/>
+        </w:rPr>
+        <w:t>Zhu</w:t>
+      </w:r>
+      <w:r>
+        <w:t>（</w:t>
+      </w:r>
+      <w:r>
+        <w:t>2026</w:t>
+      </w:r>
+      <w:r>
+        <w:t>）提出一套智慧決策系統整合股票歷史資料、社群情緒與政治事件，使用高效特徵選擇與</w:t>
+      </w:r>
+      <w:r>
+        <w:rPr>
+          <w:rFonts w:ascii="Times New Roman" w:hAnsi="Times New Roman" w:cs="Times New Roman"/>
+        </w:rPr>
+        <w:t>RBLSTM</w:t>
+      </w:r>
+      <w:r>
+        <w:t>模型，達到</w:t>
+      </w:r>
+      <w:r>
+        <w:t>98.42%</w:t>
+      </w:r>
+      <w:r>
+        <w:t>的預測準確度。該研究顯示，</w:t>
+      </w:r>
+      <w:proofErr w:type="gramStart"/>
+      <w:r>
+        <w:t>結合多源數據</w:t>
+      </w:r>
+      <w:proofErr w:type="gramEnd"/>
+      <w:r>
+        <w:t>（如</w:t>
+      </w:r>
+      <w:r>
+        <w:rPr>
+          <w:rFonts w:ascii="Times New Roman" w:eastAsia="標楷體" w:hAnsi="Times New Roman" w:cs="Times New Roman"/>
+        </w:rPr>
+        <w:t>Yahoo Finance</w:t>
+      </w:r>
+      <w:r>
+        <w:t>股價、</w:t>
+      </w:r>
+      <w:r>
+        <w:rPr>
+          <w:rFonts w:ascii="Times New Roman" w:hAnsi="Times New Roman" w:cs="Times New Roman"/>
+        </w:rPr>
+        <w:t>Twitter</w:t>
+      </w:r>
+      <w:r>
+        <w:t>情緒分析等），可提升金融市場趨勢預測的效果。金融</w:t>
+      </w:r>
+      <w:r>
+        <w:rPr>
+          <w:rFonts w:ascii="Times New Roman" w:hAnsi="Times New Roman" w:cs="Times New Roman"/>
+        </w:rPr>
+        <w:t>AI-DSS</w:t>
+      </w:r>
+      <w:r>
+        <w:t>則需兼顧監管要求與解釋性，因決策錯誤風險高，模型透明度尤為重要。總結而言，製造業案例強調實時生產資訊的利用與人機協作，金融業案例則強調跨領域資料</w:t>
+      </w:r>
+      <w:proofErr w:type="gramStart"/>
+      <w:r>
+        <w:t>整合與算法</w:t>
+      </w:r>
+      <w:proofErr w:type="gramEnd"/>
+      <w:r>
+        <w:t>精度。兩者共同發現，</w:t>
+      </w:r>
+      <w:r>
+        <w:rPr>
+          <w:rFonts w:ascii="Times New Roman" w:hAnsi="Times New Roman" w:cs="Times New Roman"/>
+        </w:rPr>
+        <w:t>AI-DSS</w:t>
+      </w:r>
+      <w:r>
+        <w:t>能提升決策品質，</w:t>
+      </w:r>
+      <w:proofErr w:type="gramStart"/>
+      <w:r>
+        <w:t>但均須克服</w:t>
+      </w:r>
+      <w:proofErr w:type="gramEnd"/>
+      <w:r>
+        <w:t>資料品質與解釋性挑戰。</w:t>
+      </w:r>
+    </w:p>
+    <w:p>
+      <w:pPr>
+        <w:pStyle w:val="3"/>
         <w:rPr>
           <w:rFonts w:ascii="標楷體" w:eastAsia="標楷體" w:hAnsi="標楷體"/>
           <w:sz w:val="36"/>
@@ -2808,6 +3389,7 @@
           <w:sz w:val="36"/>
           <w:szCs w:val="36"/>
         </w:rPr>
+        <w:lastRenderedPageBreak/>
         <w:t>第三章 研究方法</w:t>
       </w:r>
       <w:bookmarkEnd w:id="18"/>
@@ -2821,8 +3403,8 @@
           <w:rFonts w:ascii="標楷體" w:eastAsia="標楷體" w:hAnsi="標楷體"/>
           <w:b/>
           <w:bCs/>
-          <w:sz w:val="28"/>
-          <w:szCs w:val="28"/>
+          <w:sz w:val="32"/>
+          <w:szCs w:val="32"/>
         </w:rPr>
       </w:pPr>
       <w:bookmarkStart w:id="21" w:name="_Toc223903935"/>
@@ -2851,6 +3433,199 @@
       </w:r>
     </w:p>
     <w:p>
+      <w:r>
+        <w:t>本研究假設設計一套</w:t>
+      </w:r>
+      <w:r>
+        <w:rPr>
+          <w:rFonts w:ascii="Times New Roman" w:hAnsi="Times New Roman" w:cs="Times New Roman"/>
+        </w:rPr>
+        <w:t>AI</w:t>
+      </w:r>
+      <w:r>
+        <w:t>決策支援系統架構（圖</w:t>
+      </w:r>
+      <w:r>
+        <w:t>1</w:t>
+      </w:r>
+      <w:r>
+        <w:t>），適用於製造與金融兩大場域。系統分為三層：資料層、處理層與應用層。資料層負責蒐集企業內外部資料，包括製造業的設備感測器數據和生產記錄、金融業的市場歷史數據與經濟指標（</w:t>
+      </w:r>
+      <w:r>
+        <w:rPr>
+          <w:b/>
+          <w:bCs/>
+        </w:rPr>
+        <w:t>假設</w:t>
+      </w:r>
+      <w:r>
+        <w:t>採用公開資料集，見表</w:t>
+      </w:r>
+      <w:r>
+        <w:t>3</w:t>
+      </w:r>
+      <w:r>
+        <w:t>）。處理層進行資料前處理（如資料清洗、特徵工程）後，將資料輸入機器學習模型與規則引擎，生成決策建議。應用層則將結果以</w:t>
+      </w:r>
+      <w:proofErr w:type="gramStart"/>
+      <w:r>
+        <w:t>可視化報表</w:t>
+      </w:r>
+      <w:proofErr w:type="gramEnd"/>
+      <w:r>
+        <w:t>與互動介面呈現給使用者，並允許決策者手動調整或再訓練模型。</w:t>
+      </w:r>
+    </w:p>
+    <w:p>
+      <w:r>
+        <w:rPr>
+          <w:rFonts w:hint="eastAsia"/>
+          <w:noProof/>
+        </w:rPr>
+        <w:drawing>
+          <wp:inline distT="0" distB="0" distL="0" distR="0" wp14:anchorId="7F90B9C0" wp14:editId="15A508CA">
+            <wp:extent cx="5731510" cy="3209925"/>
+            <wp:effectExtent l="0" t="0" r="2540" b="9525"/>
+            <wp:docPr id="1616795056" name="圖片 1"/>
+            <wp:cNvGraphicFramePr>
+              <a:graphicFrameLocks xmlns:a="http://schemas.openxmlformats.org/drawingml/2006/main" noChangeAspect="1"/>
+            </wp:cNvGraphicFramePr>
+            <a:graphic xmlns:a="http://schemas.openxmlformats.org/drawingml/2006/main">
+              <a:graphicData uri="http://schemas.openxmlformats.org/drawingml/2006/picture">
+                <pic:pic xmlns:pic="http://schemas.openxmlformats.org/drawingml/2006/picture">
+                  <pic:nvPicPr>
+                    <pic:cNvPr id="1616795056" name="圖片 1616795056"/>
+                    <pic:cNvPicPr/>
+                  </pic:nvPicPr>
+                  <pic:blipFill>
+                    <a:blip r:embed="rId9" cstate="print">
+                      <a:extLst>
+                        <a:ext uri="{28A0092B-C50C-407E-A947-70E740481C1C}">
+                          <a14:useLocalDpi xmlns:a14="http://schemas.microsoft.com/office/drawing/2010/main" val="0"/>
+                        </a:ext>
+                      </a:extLst>
+                    </a:blip>
+                    <a:stretch>
+                      <a:fillRect/>
+                    </a:stretch>
+                  </pic:blipFill>
+                  <pic:spPr>
+                    <a:xfrm>
+                      <a:off x="0" y="0"/>
+                      <a:ext cx="5731510" cy="3209925"/>
+                    </a:xfrm>
+                    <a:prstGeom prst="rect">
+                      <a:avLst/>
+                    </a:prstGeom>
+                  </pic:spPr>
+                </pic:pic>
+              </a:graphicData>
+            </a:graphic>
+          </wp:inline>
+        </w:drawing>
+      </w:r>
+    </w:p>
+    <w:p>
+      <w:pPr>
+        <w:rPr>
+          <w:rFonts w:hint="eastAsia"/>
+        </w:rPr>
+      </w:pPr>
+      <w:proofErr w:type="gramStart"/>
+      <w:r>
+        <w:t>此外，</w:t>
+      </w:r>
+      <w:proofErr w:type="gramEnd"/>
+      <w:r>
+        <w:t>研究流程如圖</w:t>
+      </w:r>
+      <w:r>
+        <w:t>2</w:t>
+      </w:r>
+      <w:r>
+        <w:t>所示。首先</w:t>
+      </w:r>
+      <w:r>
+        <w:rPr>
+          <w:b/>
+          <w:bCs/>
+        </w:rPr>
+        <w:t>假設</w:t>
+      </w:r>
+      <w:r>
+        <w:t>取得公開數據，並針對不同場域進行預處理；接著訓練多種</w:t>
+      </w:r>
+      <w:r>
+        <w:rPr>
+          <w:rFonts w:ascii="Times New Roman" w:hAnsi="Times New Roman" w:cs="Times New Roman"/>
+        </w:rPr>
+        <w:t>AI</w:t>
+      </w:r>
+      <w:r>
+        <w:t>模型（如決策樹、神經網路、增強學習），選出表現最佳的模型；最後將模型部署在</w:t>
+      </w:r>
+      <w:r>
+        <w:rPr>
+          <w:rFonts w:ascii="Times New Roman" w:hAnsi="Times New Roman" w:cs="Times New Roman"/>
+        </w:rPr>
+        <w:t>DSS</w:t>
+      </w:r>
+      <w:r>
+        <w:t>中並收集使用者回饋以評估系統效能。本研究僅聚焦技術架構與</w:t>
+      </w:r>
+      <w:r>
+        <w:lastRenderedPageBreak/>
+        <w:t>模型驗證，不涉及實際部署與使用者實驗，因此透過假設案例進行分析。</w:t>
+      </w:r>
+      <w:r>
+        <w:rPr>
+          <w:rFonts w:hint="eastAsia"/>
+          <w:noProof/>
+        </w:rPr>
+        <w:drawing>
+          <wp:inline distT="0" distB="0" distL="0" distR="0" wp14:anchorId="40192C00" wp14:editId="07424D88">
+            <wp:extent cx="5731510" cy="3209925"/>
+            <wp:effectExtent l="0" t="0" r="2540" b="9525"/>
+            <wp:docPr id="235680758" name="圖片 2"/>
+            <wp:cNvGraphicFramePr>
+              <a:graphicFrameLocks xmlns:a="http://schemas.openxmlformats.org/drawingml/2006/main" noChangeAspect="1"/>
+            </wp:cNvGraphicFramePr>
+            <a:graphic xmlns:a="http://schemas.openxmlformats.org/drawingml/2006/main">
+              <a:graphicData uri="http://schemas.openxmlformats.org/drawingml/2006/picture">
+                <pic:pic xmlns:pic="http://schemas.openxmlformats.org/drawingml/2006/picture">
+                  <pic:nvPicPr>
+                    <pic:cNvPr id="235680758" name="圖片 235680758"/>
+                    <pic:cNvPicPr/>
+                  </pic:nvPicPr>
+                  <pic:blipFill>
+                    <a:blip r:embed="rId10" cstate="print">
+                      <a:extLst>
+                        <a:ext uri="{28A0092B-C50C-407E-A947-70E740481C1C}">
+                          <a14:useLocalDpi xmlns:a14="http://schemas.microsoft.com/office/drawing/2010/main" val="0"/>
+                        </a:ext>
+                      </a:extLst>
+                    </a:blip>
+                    <a:stretch>
+                      <a:fillRect/>
+                    </a:stretch>
+                  </pic:blipFill>
+                  <pic:spPr>
+                    <a:xfrm>
+                      <a:off x="0" y="0"/>
+                      <a:ext cx="5731510" cy="3209925"/>
+                    </a:xfrm>
+                    <a:prstGeom prst="rect">
+                      <a:avLst/>
+                    </a:prstGeom>
+                  </pic:spPr>
+                </pic:pic>
+              </a:graphicData>
+            </a:graphic>
+          </wp:inline>
+        </w:drawing>
+      </w:r>
+    </w:p>
+    <w:p>
       <w:pPr>
         <w:pStyle w:val="3"/>
         <w:rPr>
@@ -2885,6 +3660,1667 @@
       </w:r>
     </w:p>
     <w:p>
+      <w:r>
+        <w:t>本研究</w:t>
+      </w:r>
+      <w:r>
+        <w:rPr>
+          <w:b/>
+          <w:bCs/>
+        </w:rPr>
+        <w:t>假設</w:t>
+      </w:r>
+      <w:r>
+        <w:t>採用公開資料集與政府統計資料為來源（見表</w:t>
+      </w:r>
+      <w:r>
+        <w:t>3</w:t>
+      </w:r>
+      <w:r>
+        <w:t>）。在製造業方面，</w:t>
+      </w:r>
+      <w:r>
+        <w:rPr>
+          <w:b/>
+          <w:bCs/>
+        </w:rPr>
+        <w:t>假設</w:t>
+      </w:r>
+      <w:r>
+        <w:t>使用</w:t>
+      </w:r>
+      <w:r>
+        <w:rPr>
+          <w:rFonts w:ascii="Times New Roman" w:hAnsi="Times New Roman" w:cs="Times New Roman"/>
+        </w:rPr>
+        <w:t>NASA C-MAPSS</w:t>
+      </w:r>
+      <w:proofErr w:type="gramStart"/>
+      <w:r>
+        <w:t>渦</w:t>
+      </w:r>
+      <w:proofErr w:type="gramEnd"/>
+      <w:r>
+        <w:t>扇引擎故障數據集（約</w:t>
+      </w:r>
+      <w:r>
+        <w:t>2,000</w:t>
+      </w:r>
+      <w:r>
+        <w:t>筆飛行周期感測數據，時間範圍涵蓋模擬壽命週期），資料包含多通道振動、溫度等感測器讀數。</w:t>
+      </w:r>
+      <w:r>
+        <w:rPr>
+          <w:b/>
+          <w:bCs/>
+        </w:rPr>
+        <w:t>假設</w:t>
+      </w:r>
+      <w:r>
+        <w:t>資料前處理包括異常值檢測、缺失</w:t>
+      </w:r>
+      <w:proofErr w:type="gramStart"/>
+      <w:r>
+        <w:t>值插補與</w:t>
+      </w:r>
+      <w:proofErr w:type="gramEnd"/>
+      <w:r>
+        <w:t>特徵標準化。金融業方面，</w:t>
+      </w:r>
+      <w:r>
+        <w:rPr>
+          <w:b/>
+          <w:bCs/>
+        </w:rPr>
+        <w:t>假設</w:t>
+      </w:r>
+      <w:r>
+        <w:t>使用公開股市歷史價格與經濟指標資料（例如</w:t>
+      </w:r>
+      <w:r>
+        <w:rPr>
+          <w:rFonts w:ascii="Times New Roman" w:hAnsi="Times New Roman" w:cs="Times New Roman"/>
+        </w:rPr>
+        <w:t>Yahoo Finance</w:t>
+      </w:r>
+      <w:r>
+        <w:t>歷史股價，以及政府公布的利率與通膨數據，總樣本數約數萬筆，時間範圍</w:t>
+      </w:r>
+      <w:r>
+        <w:t>2000</w:t>
+      </w:r>
+      <w:proofErr w:type="gramStart"/>
+      <w:r>
+        <w:t>–</w:t>
+      </w:r>
+      <w:proofErr w:type="gramEnd"/>
+      <w:r>
+        <w:t>2025</w:t>
+      </w:r>
+      <w:r>
+        <w:t>年）。金融數據前處理步驟同樣包括缺失值處理、特徵縮放與類別編碼。兩者皆假設採用分訓練集</w:t>
+      </w:r>
+      <w:r>
+        <w:t>/</w:t>
+      </w:r>
+      <w:r>
+        <w:t>測試集</w:t>
+      </w:r>
+      <w:proofErr w:type="gramStart"/>
+      <w:r>
+        <w:t>（</w:t>
+      </w:r>
+      <w:proofErr w:type="gramEnd"/>
+      <w:r>
+        <w:t>7:3</w:t>
+      </w:r>
+      <w:proofErr w:type="gramStart"/>
+      <w:r>
+        <w:t>）</w:t>
+      </w:r>
+      <w:proofErr w:type="gramEnd"/>
+      <w:r>
+        <w:t>進行模型評估。</w:t>
+      </w:r>
+      <w:r>
+        <w:rPr>
+          <w:b/>
+          <w:bCs/>
+        </w:rPr>
+        <w:t>假設</w:t>
+      </w:r>
+      <w:r>
+        <w:t>該研究未與企業合作，故資料</w:t>
+      </w:r>
+      <w:proofErr w:type="gramStart"/>
+      <w:r>
+        <w:t>來源均為公共</w:t>
+      </w:r>
+      <w:proofErr w:type="gramEnd"/>
+      <w:r>
+        <w:t>管道並已被去識別化。</w:t>
+      </w:r>
+    </w:p>
+    <w:p/>
+    <w:p>
+      <w:pPr>
+        <w:rPr>
+          <w:rFonts w:hint="eastAsia"/>
+        </w:rPr>
+      </w:pPr>
+    </w:p>
+    <w:tbl>
+      <w:tblPr>
+        <w:tblStyle w:val="af6"/>
+        <w:tblW w:w="0" w:type="auto"/>
+        <w:tblLook w:val="04A0" w:firstRow="1" w:lastRow="0" w:firstColumn="1" w:lastColumn="0" w:noHBand="0" w:noVBand="1"/>
+      </w:tblPr>
+      <w:tblGrid>
+        <w:gridCol w:w="1502"/>
+        <w:gridCol w:w="1502"/>
+        <w:gridCol w:w="1503"/>
+        <w:gridCol w:w="1503"/>
+        <w:gridCol w:w="1503"/>
+        <w:gridCol w:w="1503"/>
+      </w:tblGrid>
+      <w:tr>
+        <w:tc>
+          <w:tcPr>
+            <w:tcW w:w="1502" w:type="dxa"/>
+          </w:tcPr>
+          <w:p>
+            <w:pPr>
+              <w:rPr>
+                <w:rFonts w:hint="eastAsia"/>
+              </w:rPr>
+            </w:pPr>
+            <w:r>
+              <w:rPr>
+                <w:rFonts w:hint="eastAsia"/>
+              </w:rPr>
+              <w:lastRenderedPageBreak/>
+              <w:t>範例領域</w:t>
+            </w:r>
+          </w:p>
+        </w:tc>
+        <w:tc>
+          <w:tcPr>
+            <w:tcW w:w="1502" w:type="dxa"/>
+          </w:tcPr>
+          <w:p>
+            <w:pPr>
+              <w:rPr>
+                <w:rFonts w:hint="eastAsia"/>
+              </w:rPr>
+            </w:pPr>
+            <w:r>
+              <w:rPr>
+                <w:rFonts w:hint="eastAsia"/>
+              </w:rPr>
+              <w:t>資料類型</w:t>
+            </w:r>
+          </w:p>
+        </w:tc>
+        <w:tc>
+          <w:tcPr>
+            <w:tcW w:w="1503" w:type="dxa"/>
+          </w:tcPr>
+          <w:p>
+            <w:pPr>
+              <w:rPr>
+                <w:rFonts w:hint="eastAsia"/>
+              </w:rPr>
+            </w:pPr>
+            <w:r>
+              <w:rPr>
+                <w:rFonts w:hint="eastAsia"/>
+              </w:rPr>
+              <w:t>假設資料來源</w:t>
+            </w:r>
+          </w:p>
+        </w:tc>
+        <w:tc>
+          <w:tcPr>
+            <w:tcW w:w="1503" w:type="dxa"/>
+          </w:tcPr>
+          <w:p>
+            <w:pPr>
+              <w:rPr>
+                <w:rFonts w:hint="eastAsia"/>
+              </w:rPr>
+            </w:pPr>
+            <w:r>
+              <w:rPr>
+                <w:rFonts w:hint="eastAsia"/>
+              </w:rPr>
+              <w:t>樣本數</w:t>
+            </w:r>
+            <w:r>
+              <w:rPr>
+                <w:rFonts w:hint="eastAsia"/>
+              </w:rPr>
+              <w:t>(</w:t>
+            </w:r>
+            <w:r>
+              <w:rPr>
+                <w:rFonts w:hint="eastAsia"/>
+              </w:rPr>
+              <w:t>筆</w:t>
+            </w:r>
+            <w:r>
+              <w:rPr>
+                <w:rFonts w:hint="eastAsia"/>
+              </w:rPr>
+              <w:t>)</w:t>
+            </w:r>
+          </w:p>
+        </w:tc>
+        <w:tc>
+          <w:tcPr>
+            <w:tcW w:w="1503" w:type="dxa"/>
+          </w:tcPr>
+          <w:p>
+            <w:pPr>
+              <w:rPr>
+                <w:rFonts w:hint="eastAsia"/>
+              </w:rPr>
+            </w:pPr>
+            <w:r>
+              <w:rPr>
+                <w:rFonts w:hint="eastAsia"/>
+              </w:rPr>
+              <w:t>時間範圍</w:t>
+            </w:r>
+          </w:p>
+        </w:tc>
+        <w:tc>
+          <w:tcPr>
+            <w:tcW w:w="1503" w:type="dxa"/>
+          </w:tcPr>
+          <w:p>
+            <w:pPr>
+              <w:rPr>
+                <w:rFonts w:hint="eastAsia"/>
+              </w:rPr>
+            </w:pPr>
+            <w:r>
+              <w:rPr>
+                <w:rFonts w:hint="eastAsia"/>
+              </w:rPr>
+              <w:t>前處理方法</w:t>
+            </w:r>
+          </w:p>
+        </w:tc>
+      </w:tr>
+      <w:tr>
+        <w:tc>
+          <w:tcPr>
+            <w:tcW w:w="1502" w:type="dxa"/>
+          </w:tcPr>
+          <w:p>
+            <w:pPr>
+              <w:rPr>
+                <w:rFonts w:hint="eastAsia"/>
+              </w:rPr>
+            </w:pPr>
+            <w:r>
+              <w:rPr>
+                <w:rFonts w:hint="eastAsia"/>
+              </w:rPr>
+              <w:t>製造業</w:t>
+            </w:r>
+          </w:p>
+        </w:tc>
+        <w:tc>
+          <w:tcPr>
+            <w:tcW w:w="1502" w:type="dxa"/>
+          </w:tcPr>
+          <w:p>
+            <w:pPr>
+              <w:rPr>
+                <w:rFonts w:hint="eastAsia"/>
+              </w:rPr>
+            </w:pPr>
+            <w:r>
+              <w:rPr>
+                <w:rFonts w:hint="eastAsia"/>
+              </w:rPr>
+              <w:t>飛行器引擎感測數據</w:t>
+            </w:r>
+          </w:p>
+        </w:tc>
+        <w:tc>
+          <w:tcPr>
+            <w:tcW w:w="1503" w:type="dxa"/>
+          </w:tcPr>
+          <w:p>
+            <w:pPr>
+              <w:rPr>
+                <w:rFonts w:hint="eastAsia"/>
+              </w:rPr>
+            </w:pPr>
+            <w:r>
+              <w:rPr>
+                <w:rFonts w:hint="eastAsia"/>
+              </w:rPr>
+              <w:t>NASA C-MAPSS</w:t>
+            </w:r>
+            <w:r>
+              <w:rPr>
+                <w:rFonts w:hint="eastAsia"/>
+              </w:rPr>
+              <w:t>假設</w:t>
+            </w:r>
+          </w:p>
+        </w:tc>
+        <w:tc>
+          <w:tcPr>
+            <w:tcW w:w="1503" w:type="dxa"/>
+          </w:tcPr>
+          <w:p>
+            <w:pPr>
+              <w:rPr>
+                <w:rFonts w:hint="eastAsia"/>
+              </w:rPr>
+            </w:pPr>
+            <w:r>
+              <w:rPr>
+                <w:rFonts w:hint="eastAsia"/>
+              </w:rPr>
+              <w:t>~2,000</w:t>
+            </w:r>
+          </w:p>
+        </w:tc>
+        <w:tc>
+          <w:tcPr>
+            <w:tcW w:w="1503" w:type="dxa"/>
+          </w:tcPr>
+          <w:p>
+            <w:pPr>
+              <w:rPr>
+                <w:rFonts w:hint="eastAsia"/>
+              </w:rPr>
+            </w:pPr>
+            <w:r>
+              <w:rPr>
+                <w:rFonts w:hint="eastAsia"/>
+              </w:rPr>
+              <w:t>模擬壽命週期</w:t>
+            </w:r>
+          </w:p>
+        </w:tc>
+        <w:tc>
+          <w:tcPr>
+            <w:tcW w:w="1503" w:type="dxa"/>
+          </w:tcPr>
+          <w:p>
+            <w:pPr>
+              <w:rPr>
+                <w:rFonts w:hint="eastAsia"/>
+              </w:rPr>
+            </w:pPr>
+            <w:r>
+              <w:rPr>
+                <w:rFonts w:hint="eastAsia"/>
+              </w:rPr>
+              <w:t>異常值剔除、標準化</w:t>
+            </w:r>
+          </w:p>
+        </w:tc>
+      </w:tr>
+      <w:tr>
+        <w:tc>
+          <w:tcPr>
+            <w:tcW w:w="1502" w:type="dxa"/>
+          </w:tcPr>
+          <w:p>
+            <w:pPr>
+              <w:rPr>
+                <w:rFonts w:hint="eastAsia"/>
+              </w:rPr>
+            </w:pPr>
+            <w:r>
+              <w:rPr>
+                <w:rFonts w:hint="eastAsia"/>
+              </w:rPr>
+              <w:t>製造業</w:t>
+            </w:r>
+          </w:p>
+        </w:tc>
+        <w:tc>
+          <w:tcPr>
+            <w:tcW w:w="1502" w:type="dxa"/>
+          </w:tcPr>
+          <w:p>
+            <w:pPr>
+              <w:rPr>
+                <w:rFonts w:hint="eastAsia"/>
+              </w:rPr>
+            </w:pPr>
+            <w:r>
+              <w:rPr>
+                <w:rFonts w:hint="eastAsia"/>
+              </w:rPr>
+              <w:t>生產線日志</w:t>
+            </w:r>
+          </w:p>
+        </w:tc>
+        <w:tc>
+          <w:tcPr>
+            <w:tcW w:w="1503" w:type="dxa"/>
+          </w:tcPr>
+          <w:p>
+            <w:pPr>
+              <w:rPr>
+                <w:rFonts w:hint="eastAsia"/>
+              </w:rPr>
+            </w:pPr>
+            <w:r>
+              <w:rPr>
+                <w:rFonts w:hint="eastAsia"/>
+              </w:rPr>
+              <w:t>公開製造流程資料</w:t>
+            </w:r>
+          </w:p>
+        </w:tc>
+        <w:tc>
+          <w:tcPr>
+            <w:tcW w:w="1503" w:type="dxa"/>
+          </w:tcPr>
+          <w:p>
+            <w:pPr>
+              <w:rPr>
+                <w:rFonts w:hint="eastAsia"/>
+              </w:rPr>
+            </w:pPr>
+            <w:r>
+              <w:rPr>
+                <w:rFonts w:hint="eastAsia"/>
+              </w:rPr>
+              <w:t>~10,000</w:t>
+            </w:r>
+          </w:p>
+        </w:tc>
+        <w:tc>
+          <w:tcPr>
+            <w:tcW w:w="1503" w:type="dxa"/>
+          </w:tcPr>
+          <w:p>
+            <w:pPr>
+              <w:rPr>
+                <w:rFonts w:hint="eastAsia"/>
+              </w:rPr>
+            </w:pPr>
+            <w:r>
+              <w:rPr>
+                <w:rFonts w:hint="eastAsia"/>
+              </w:rPr>
+              <w:t>2020</w:t>
+            </w:r>
+            <w:proofErr w:type="gramStart"/>
+            <w:r>
+              <w:rPr>
+                <w:rFonts w:hint="eastAsia"/>
+              </w:rPr>
+              <w:t>–</w:t>
+            </w:r>
+            <w:proofErr w:type="gramEnd"/>
+            <w:r>
+              <w:rPr>
+                <w:rFonts w:hint="eastAsia"/>
+              </w:rPr>
+              <w:t>2024</w:t>
+            </w:r>
+            <w:r>
+              <w:rPr>
+                <w:rFonts w:hint="eastAsia"/>
+              </w:rPr>
+              <w:t>年</w:t>
+            </w:r>
+          </w:p>
+        </w:tc>
+        <w:tc>
+          <w:tcPr>
+            <w:tcW w:w="1503" w:type="dxa"/>
+          </w:tcPr>
+          <w:p>
+            <w:pPr>
+              <w:rPr>
+                <w:rFonts w:hint="eastAsia"/>
+              </w:rPr>
+            </w:pPr>
+            <w:r>
+              <w:rPr>
+                <w:rFonts w:hint="eastAsia"/>
+              </w:rPr>
+              <w:t>類別編碼、特徵篩選</w:t>
+            </w:r>
+          </w:p>
+        </w:tc>
+      </w:tr>
+      <w:tr>
+        <w:tc>
+          <w:tcPr>
+            <w:tcW w:w="1502" w:type="dxa"/>
+          </w:tcPr>
+          <w:p>
+            <w:pPr>
+              <w:rPr>
+                <w:rFonts w:hint="eastAsia"/>
+              </w:rPr>
+            </w:pPr>
+            <w:r>
+              <w:rPr>
+                <w:rFonts w:hint="eastAsia"/>
+              </w:rPr>
+              <w:t>金融業</w:t>
+            </w:r>
+          </w:p>
+        </w:tc>
+        <w:tc>
+          <w:tcPr>
+            <w:tcW w:w="1502" w:type="dxa"/>
+          </w:tcPr>
+          <w:p>
+            <w:pPr>
+              <w:rPr>
+                <w:rFonts w:hint="eastAsia"/>
+              </w:rPr>
+            </w:pPr>
+            <w:r>
+              <w:rPr>
+                <w:rFonts w:hint="eastAsia"/>
+              </w:rPr>
+              <w:t>股價與經濟指標</w:t>
+            </w:r>
+          </w:p>
+        </w:tc>
+        <w:tc>
+          <w:tcPr>
+            <w:tcW w:w="1503" w:type="dxa"/>
+          </w:tcPr>
+          <w:p>
+            <w:pPr>
+              <w:rPr>
+                <w:rFonts w:hint="eastAsia"/>
+              </w:rPr>
+            </w:pPr>
+            <w:r>
+              <w:rPr>
+                <w:rFonts w:hint="eastAsia"/>
+              </w:rPr>
+              <w:t>Yahoo Finance</w:t>
+            </w:r>
+            <w:r>
+              <w:rPr>
+                <w:rFonts w:hint="eastAsia"/>
+              </w:rPr>
+              <w:t>假設</w:t>
+            </w:r>
+          </w:p>
+        </w:tc>
+        <w:tc>
+          <w:tcPr>
+            <w:tcW w:w="1503" w:type="dxa"/>
+          </w:tcPr>
+          <w:p>
+            <w:pPr>
+              <w:rPr>
+                <w:rFonts w:hint="eastAsia"/>
+              </w:rPr>
+            </w:pPr>
+            <w:r>
+              <w:rPr>
+                <w:rFonts w:hint="eastAsia"/>
+              </w:rPr>
+              <w:t>~20,000</w:t>
+            </w:r>
+          </w:p>
+        </w:tc>
+        <w:tc>
+          <w:tcPr>
+            <w:tcW w:w="1503" w:type="dxa"/>
+          </w:tcPr>
+          <w:p>
+            <w:pPr>
+              <w:rPr>
+                <w:rFonts w:hint="eastAsia"/>
+              </w:rPr>
+            </w:pPr>
+            <w:r>
+              <w:rPr>
+                <w:rFonts w:hint="eastAsia"/>
+              </w:rPr>
+              <w:t>2000</w:t>
+            </w:r>
+            <w:proofErr w:type="gramStart"/>
+            <w:r>
+              <w:rPr>
+                <w:rFonts w:hint="eastAsia"/>
+              </w:rPr>
+              <w:t>–</w:t>
+            </w:r>
+            <w:proofErr w:type="gramEnd"/>
+            <w:r>
+              <w:rPr>
+                <w:rFonts w:hint="eastAsia"/>
+              </w:rPr>
+              <w:t>2025</w:t>
+            </w:r>
+            <w:r>
+              <w:rPr>
+                <w:rFonts w:hint="eastAsia"/>
+              </w:rPr>
+              <w:t>年</w:t>
+            </w:r>
+          </w:p>
+        </w:tc>
+        <w:tc>
+          <w:tcPr>
+            <w:tcW w:w="1503" w:type="dxa"/>
+          </w:tcPr>
+          <w:p>
+            <w:pPr>
+              <w:rPr>
+                <w:rFonts w:hint="eastAsia"/>
+              </w:rPr>
+            </w:pPr>
+            <w:r>
+              <w:rPr>
+                <w:rFonts w:hint="eastAsia"/>
+              </w:rPr>
+              <w:t>缺失</w:t>
+            </w:r>
+            <w:proofErr w:type="gramStart"/>
+            <w:r>
+              <w:rPr>
+                <w:rFonts w:hint="eastAsia"/>
+              </w:rPr>
+              <w:t>值插補</w:t>
+            </w:r>
+            <w:proofErr w:type="gramEnd"/>
+            <w:r>
+              <w:rPr>
+                <w:rFonts w:hint="eastAsia"/>
+              </w:rPr>
+              <w:t>、時間序列平滑</w:t>
+            </w:r>
+          </w:p>
+        </w:tc>
+      </w:tr>
+      <w:tr>
+        <w:tc>
+          <w:tcPr>
+            <w:tcW w:w="1502" w:type="dxa"/>
+          </w:tcPr>
+          <w:p>
+            <w:pPr>
+              <w:rPr>
+                <w:rFonts w:hint="eastAsia"/>
+              </w:rPr>
+            </w:pPr>
+            <w:r>
+              <w:rPr>
+                <w:rFonts w:hint="eastAsia"/>
+              </w:rPr>
+              <w:t>金融業</w:t>
+            </w:r>
+          </w:p>
+        </w:tc>
+        <w:tc>
+          <w:tcPr>
+            <w:tcW w:w="1502" w:type="dxa"/>
+          </w:tcPr>
+          <w:p>
+            <w:pPr>
+              <w:rPr>
+                <w:rFonts w:hint="eastAsia"/>
+              </w:rPr>
+            </w:pPr>
+            <w:r>
+              <w:rPr>
+                <w:rFonts w:hint="eastAsia"/>
+              </w:rPr>
+              <w:t>客戶交易與風險因子</w:t>
+            </w:r>
+          </w:p>
+        </w:tc>
+        <w:tc>
+          <w:tcPr>
+            <w:tcW w:w="1503" w:type="dxa"/>
+          </w:tcPr>
+          <w:p>
+            <w:pPr>
+              <w:rPr>
+                <w:rFonts w:hint="eastAsia"/>
+              </w:rPr>
+            </w:pPr>
+            <w:r>
+              <w:rPr>
+                <w:rFonts w:hint="eastAsia"/>
+              </w:rPr>
+              <w:t>政府統計資料</w:t>
+            </w:r>
+          </w:p>
+        </w:tc>
+        <w:tc>
+          <w:tcPr>
+            <w:tcW w:w="1503" w:type="dxa"/>
+          </w:tcPr>
+          <w:p>
+            <w:pPr>
+              <w:rPr>
+                <w:rFonts w:hint="eastAsia"/>
+              </w:rPr>
+            </w:pPr>
+            <w:r>
+              <w:rPr>
+                <w:rFonts w:hint="eastAsia"/>
+              </w:rPr>
+              <w:t>~15,000</w:t>
+            </w:r>
+          </w:p>
+        </w:tc>
+        <w:tc>
+          <w:tcPr>
+            <w:tcW w:w="1503" w:type="dxa"/>
+          </w:tcPr>
+          <w:p>
+            <w:pPr>
+              <w:rPr>
+                <w:rFonts w:hint="eastAsia"/>
+              </w:rPr>
+            </w:pPr>
+            <w:r>
+              <w:rPr>
+                <w:rFonts w:hint="eastAsia"/>
+              </w:rPr>
+              <w:t>2015</w:t>
+            </w:r>
+            <w:proofErr w:type="gramStart"/>
+            <w:r>
+              <w:rPr>
+                <w:rFonts w:hint="eastAsia"/>
+              </w:rPr>
+              <w:t>–</w:t>
+            </w:r>
+            <w:proofErr w:type="gramEnd"/>
+            <w:r>
+              <w:rPr>
+                <w:rFonts w:hint="eastAsia"/>
+              </w:rPr>
+              <w:t>2025</w:t>
+            </w:r>
+            <w:r>
+              <w:rPr>
+                <w:rFonts w:hint="eastAsia"/>
+              </w:rPr>
+              <w:t>年</w:t>
+            </w:r>
+          </w:p>
+        </w:tc>
+        <w:tc>
+          <w:tcPr>
+            <w:tcW w:w="1503" w:type="dxa"/>
+          </w:tcPr>
+          <w:p>
+            <w:pPr>
+              <w:rPr>
+                <w:rFonts w:hint="eastAsia"/>
+              </w:rPr>
+            </w:pPr>
+            <w:r>
+              <w:rPr>
+                <w:rFonts w:hint="eastAsia"/>
+              </w:rPr>
+              <w:t>特徵縮放、標籤平衡</w:t>
+            </w:r>
+          </w:p>
+        </w:tc>
+      </w:tr>
+    </w:tbl>
+    <w:p>
+      <w:pPr>
+        <w:rPr>
+          <w:rFonts w:hint="eastAsia"/>
+        </w:rPr>
+      </w:pPr>
+      <w:bookmarkStart w:id="24" w:name="_Toc224505347"/>
+      <w:r>
+        <w:t>在模型與演算法選擇方面，本研究將比較不同</w:t>
+      </w:r>
+      <w:proofErr w:type="gramStart"/>
+      <w:r>
+        <w:t>工具與算法</w:t>
+      </w:r>
+      <w:proofErr w:type="gramEnd"/>
+      <w:r>
+        <w:t>在</w:t>
+      </w:r>
+      <w:r>
+        <w:rPr>
+          <w:rFonts w:ascii="Times New Roman" w:hAnsi="Times New Roman" w:cs="Times New Roman"/>
+        </w:rPr>
+        <w:t>DSS</w:t>
+      </w:r>
+      <w:r>
+        <w:t>中的表現（參考文獻）。表</w:t>
+      </w:r>
+      <w:r>
+        <w:t>1</w:t>
+      </w:r>
+      <w:r>
+        <w:t>比較了常用的</w:t>
+      </w:r>
+      <w:r>
+        <w:rPr>
+          <w:rFonts w:ascii="Times New Roman" w:hAnsi="Times New Roman" w:cs="Times New Roman"/>
+        </w:rPr>
+        <w:t>AI</w:t>
+      </w:r>
+      <w:r>
+        <w:t>演算法；表</w:t>
+      </w:r>
+      <w:r>
+        <w:t>2</w:t>
+      </w:r>
+      <w:r>
+        <w:t>則對比了傳統</w:t>
+      </w:r>
+      <w:r>
+        <w:rPr>
+          <w:rFonts w:ascii="Times New Roman" w:hAnsi="Times New Roman" w:cs="Times New Roman"/>
+        </w:rPr>
+        <w:t>DSS</w:t>
+      </w:r>
+      <w:r>
+        <w:t>與</w:t>
+      </w:r>
+      <w:r>
+        <w:rPr>
+          <w:rFonts w:ascii="Times New Roman" w:hAnsi="Times New Roman" w:cs="Times New Roman"/>
+        </w:rPr>
+        <w:t>AI-DSS</w:t>
+      </w:r>
+      <w:r>
+        <w:t>在資料處理方式、決策準確度等方面的差異，強調</w:t>
+      </w:r>
+      <w:r>
+        <w:rPr>
+          <w:rFonts w:ascii="Times New Roman" w:hAnsi="Times New Roman" w:cs="Times New Roman"/>
+        </w:rPr>
+        <w:t>AI-DSS</w:t>
+      </w:r>
+      <w:r>
+        <w:t>在數據處理能力與自適應學習上的優勢。</w:t>
+      </w:r>
+    </w:p>
+    <w:tbl>
+      <w:tblPr>
+        <w:tblStyle w:val="af6"/>
+        <w:tblW w:w="0" w:type="auto"/>
+        <w:tblLook w:val="04A0" w:firstRow="1" w:lastRow="0" w:firstColumn="1" w:lastColumn="0" w:noHBand="0" w:noVBand="1"/>
+      </w:tblPr>
+      <w:tblGrid>
+        <w:gridCol w:w="2254"/>
+        <w:gridCol w:w="751"/>
+        <w:gridCol w:w="1503"/>
+        <w:gridCol w:w="1502"/>
+        <w:gridCol w:w="752"/>
+        <w:gridCol w:w="2254"/>
+      </w:tblGrid>
+      <w:tr>
+        <w:tc>
+          <w:tcPr>
+            <w:tcW w:w="2254" w:type="dxa"/>
+          </w:tcPr>
+          <w:p>
+            <w:pPr>
+              <w:rPr>
+                <w:rFonts w:hint="eastAsia"/>
+              </w:rPr>
+            </w:pPr>
+            <w:r>
+              <w:rPr>
+                <w:rFonts w:hint="eastAsia"/>
+              </w:rPr>
+              <w:t>演算法</w:t>
+            </w:r>
+          </w:p>
+        </w:tc>
+        <w:tc>
+          <w:tcPr>
+            <w:tcW w:w="2254" w:type="dxa"/>
+            <w:gridSpan w:val="2"/>
+          </w:tcPr>
+          <w:p>
+            <w:pPr>
+              <w:rPr>
+                <w:rFonts w:hint="eastAsia"/>
+              </w:rPr>
+            </w:pPr>
+            <w:r>
+              <w:rPr>
+                <w:rFonts w:hint="eastAsia"/>
+              </w:rPr>
+              <w:t>類別</w:t>
+            </w:r>
+          </w:p>
+        </w:tc>
+        <w:tc>
+          <w:tcPr>
+            <w:tcW w:w="2254" w:type="dxa"/>
+            <w:gridSpan w:val="2"/>
+          </w:tcPr>
+          <w:p>
+            <w:pPr>
+              <w:rPr>
+                <w:rFonts w:hint="eastAsia"/>
+              </w:rPr>
+            </w:pPr>
+            <w:r>
+              <w:rPr>
+                <w:rFonts w:hint="eastAsia"/>
+              </w:rPr>
+              <w:t>優點</w:t>
+            </w:r>
+          </w:p>
+        </w:tc>
+        <w:tc>
+          <w:tcPr>
+            <w:tcW w:w="2254" w:type="dxa"/>
+          </w:tcPr>
+          <w:p>
+            <w:pPr>
+              <w:rPr>
+                <w:rFonts w:hint="eastAsia"/>
+              </w:rPr>
+            </w:pPr>
+            <w:r>
+              <w:rPr>
+                <w:rFonts w:hint="eastAsia"/>
+              </w:rPr>
+              <w:t>缺點</w:t>
+            </w:r>
+          </w:p>
+        </w:tc>
+      </w:tr>
+      <w:tr>
+        <w:tc>
+          <w:tcPr>
+            <w:tcW w:w="2254" w:type="dxa"/>
+          </w:tcPr>
+          <w:p>
+            <w:pPr>
+              <w:rPr>
+                <w:rFonts w:hint="eastAsia"/>
+              </w:rPr>
+            </w:pPr>
+            <w:r>
+              <w:rPr>
+                <w:rFonts w:hint="eastAsia"/>
+              </w:rPr>
+              <w:t>決策樹</w:t>
+            </w:r>
+          </w:p>
+        </w:tc>
+        <w:tc>
+          <w:tcPr>
+            <w:tcW w:w="2254" w:type="dxa"/>
+            <w:gridSpan w:val="2"/>
+          </w:tcPr>
+          <w:p>
+            <w:pPr>
+              <w:rPr>
+                <w:rFonts w:hint="eastAsia"/>
+              </w:rPr>
+            </w:pPr>
+            <w:r>
+              <w:rPr>
+                <w:rFonts w:hint="eastAsia"/>
+              </w:rPr>
+              <w:t>監督學習</w:t>
+            </w:r>
+          </w:p>
+        </w:tc>
+        <w:tc>
+          <w:tcPr>
+            <w:tcW w:w="2254" w:type="dxa"/>
+            <w:gridSpan w:val="2"/>
+          </w:tcPr>
+          <w:p>
+            <w:pPr>
+              <w:rPr>
+                <w:rFonts w:hint="eastAsia"/>
+              </w:rPr>
+            </w:pPr>
+            <w:r>
+              <w:rPr>
+                <w:rFonts w:hint="eastAsia"/>
+              </w:rPr>
+              <w:t>易於解釋、運算效率高</w:t>
+            </w:r>
+          </w:p>
+        </w:tc>
+        <w:tc>
+          <w:tcPr>
+            <w:tcW w:w="2254" w:type="dxa"/>
+          </w:tcPr>
+          <w:p>
+            <w:pPr>
+              <w:rPr>
+                <w:rFonts w:hint="eastAsia"/>
+              </w:rPr>
+            </w:pPr>
+            <w:proofErr w:type="gramStart"/>
+            <w:r>
+              <w:rPr>
+                <w:rFonts w:hint="eastAsia"/>
+              </w:rPr>
+              <w:t>易過擬</w:t>
+            </w:r>
+            <w:proofErr w:type="gramEnd"/>
+            <w:r>
+              <w:rPr>
+                <w:rFonts w:hint="eastAsia"/>
+              </w:rPr>
+              <w:t>合、對異常值敏感</w:t>
+            </w:r>
+          </w:p>
+        </w:tc>
+      </w:tr>
+      <w:tr>
+        <w:tc>
+          <w:tcPr>
+            <w:tcW w:w="2254" w:type="dxa"/>
+          </w:tcPr>
+          <w:p>
+            <w:pPr>
+              <w:rPr>
+                <w:rFonts w:hint="eastAsia"/>
+              </w:rPr>
+            </w:pPr>
+            <w:r>
+              <w:rPr>
+                <w:rFonts w:hint="eastAsia"/>
+              </w:rPr>
+              <w:t>隨機森林</w:t>
+            </w:r>
+          </w:p>
+        </w:tc>
+        <w:tc>
+          <w:tcPr>
+            <w:tcW w:w="2254" w:type="dxa"/>
+            <w:gridSpan w:val="2"/>
+          </w:tcPr>
+          <w:p>
+            <w:pPr>
+              <w:rPr>
+                <w:rFonts w:hint="eastAsia"/>
+              </w:rPr>
+            </w:pPr>
+            <w:r>
+              <w:rPr>
+                <w:rFonts w:hint="eastAsia"/>
+              </w:rPr>
+              <w:t>監督學習</w:t>
+            </w:r>
+          </w:p>
+        </w:tc>
+        <w:tc>
+          <w:tcPr>
+            <w:tcW w:w="2254" w:type="dxa"/>
+            <w:gridSpan w:val="2"/>
+          </w:tcPr>
+          <w:p>
+            <w:pPr>
+              <w:rPr>
+                <w:rFonts w:hint="eastAsia"/>
+              </w:rPr>
+            </w:pPr>
+            <w:proofErr w:type="gramStart"/>
+            <w:r>
+              <w:rPr>
+                <w:rFonts w:hint="eastAsia"/>
+              </w:rPr>
+              <w:t>抗過擬</w:t>
+            </w:r>
+            <w:proofErr w:type="gramEnd"/>
+            <w:r>
+              <w:rPr>
+                <w:rFonts w:hint="eastAsia"/>
+              </w:rPr>
+              <w:t>合能力強、精度高</w:t>
+            </w:r>
+          </w:p>
+        </w:tc>
+        <w:tc>
+          <w:tcPr>
+            <w:tcW w:w="2254" w:type="dxa"/>
+          </w:tcPr>
+          <w:p>
+            <w:pPr>
+              <w:rPr>
+                <w:rFonts w:hint="eastAsia"/>
+              </w:rPr>
+            </w:pPr>
+            <w:r>
+              <w:rPr>
+                <w:rFonts w:hint="eastAsia"/>
+              </w:rPr>
+              <w:t>模型複雜度高、可解釋性較差</w:t>
+            </w:r>
+          </w:p>
+        </w:tc>
+      </w:tr>
+      <w:tr>
+        <w:tc>
+          <w:tcPr>
+            <w:tcW w:w="2254" w:type="dxa"/>
+          </w:tcPr>
+          <w:p>
+            <w:pPr>
+              <w:rPr>
+                <w:rFonts w:hint="eastAsia"/>
+              </w:rPr>
+            </w:pPr>
+            <w:r>
+              <w:rPr>
+                <w:rFonts w:hint="eastAsia"/>
+              </w:rPr>
+              <w:t>神經網路</w:t>
+            </w:r>
+            <w:r>
+              <w:rPr>
+                <w:rFonts w:hint="eastAsia"/>
+              </w:rPr>
+              <w:t xml:space="preserve"> (</w:t>
+            </w:r>
+            <w:r>
+              <w:rPr>
+                <w:rFonts w:hint="eastAsia"/>
+              </w:rPr>
+              <w:t>深度學習</w:t>
+            </w:r>
+            <w:r>
+              <w:rPr>
+                <w:rFonts w:hint="eastAsia"/>
+              </w:rPr>
+              <w:t>)</w:t>
+            </w:r>
+          </w:p>
+        </w:tc>
+        <w:tc>
+          <w:tcPr>
+            <w:tcW w:w="2254" w:type="dxa"/>
+            <w:gridSpan w:val="2"/>
+          </w:tcPr>
+          <w:p>
+            <w:pPr>
+              <w:rPr>
+                <w:rFonts w:hint="eastAsia"/>
+              </w:rPr>
+            </w:pPr>
+            <w:r>
+              <w:rPr>
+                <w:rFonts w:hint="eastAsia"/>
+              </w:rPr>
+              <w:t>監督</w:t>
+            </w:r>
+            <w:r>
+              <w:rPr>
+                <w:rFonts w:hint="eastAsia"/>
+              </w:rPr>
+              <w:t>/</w:t>
+            </w:r>
+            <w:r>
+              <w:rPr>
+                <w:rFonts w:hint="eastAsia"/>
+              </w:rPr>
+              <w:t>非監督學習</w:t>
+            </w:r>
+          </w:p>
+        </w:tc>
+        <w:tc>
+          <w:tcPr>
+            <w:tcW w:w="2254" w:type="dxa"/>
+            <w:gridSpan w:val="2"/>
+          </w:tcPr>
+          <w:p>
+            <w:pPr>
+              <w:rPr>
+                <w:rFonts w:hint="eastAsia"/>
+              </w:rPr>
+            </w:pPr>
+            <w:r>
+              <w:rPr>
+                <w:rFonts w:hint="eastAsia"/>
+              </w:rPr>
+              <w:t>處理高維度非線性數據能力優秀</w:t>
+            </w:r>
+          </w:p>
+        </w:tc>
+        <w:tc>
+          <w:tcPr>
+            <w:tcW w:w="2254" w:type="dxa"/>
+          </w:tcPr>
+          <w:p>
+            <w:pPr>
+              <w:rPr>
+                <w:rFonts w:hint="eastAsia"/>
+              </w:rPr>
+            </w:pPr>
+            <w:r>
+              <w:rPr>
+                <w:rFonts w:hint="eastAsia"/>
+              </w:rPr>
+              <w:t>訓練需大量資料、難以解釋</w:t>
+            </w:r>
+          </w:p>
+        </w:tc>
+      </w:tr>
+      <w:tr>
+        <w:tc>
+          <w:tcPr>
+            <w:tcW w:w="3005" w:type="dxa"/>
+            <w:gridSpan w:val="2"/>
+          </w:tcPr>
+          <w:p>
+            <w:pPr>
+              <w:rPr>
+                <w:rFonts w:hint="eastAsia"/>
+              </w:rPr>
+            </w:pPr>
+            <w:r>
+              <w:rPr>
+                <w:rFonts w:hint="eastAsia"/>
+              </w:rPr>
+              <w:lastRenderedPageBreak/>
+              <w:t>特性</w:t>
+            </w:r>
+          </w:p>
+        </w:tc>
+        <w:tc>
+          <w:tcPr>
+            <w:tcW w:w="3005" w:type="dxa"/>
+            <w:gridSpan w:val="2"/>
+          </w:tcPr>
+          <w:p>
+            <w:pPr>
+              <w:rPr>
+                <w:rFonts w:hint="eastAsia"/>
+              </w:rPr>
+            </w:pPr>
+            <w:r>
+              <w:rPr>
+                <w:rFonts w:hint="eastAsia"/>
+              </w:rPr>
+              <w:t>傳統</w:t>
+            </w:r>
+            <w:r>
+              <w:rPr>
+                <w:rFonts w:hint="eastAsia"/>
+              </w:rPr>
+              <w:t>DSS</w:t>
+            </w:r>
+          </w:p>
+        </w:tc>
+        <w:tc>
+          <w:tcPr>
+            <w:tcW w:w="3006" w:type="dxa"/>
+            <w:gridSpan w:val="2"/>
+          </w:tcPr>
+          <w:p>
+            <w:pPr>
+              <w:rPr>
+                <w:rFonts w:hint="eastAsia"/>
+              </w:rPr>
+            </w:pPr>
+            <w:r>
+              <w:rPr>
+                <w:rFonts w:hint="eastAsia"/>
+              </w:rPr>
+              <w:t>AI</w:t>
+            </w:r>
+            <w:r>
+              <w:rPr>
+                <w:rFonts w:hint="eastAsia"/>
+              </w:rPr>
+              <w:t>驅動</w:t>
+            </w:r>
+            <w:r>
+              <w:rPr>
+                <w:rFonts w:hint="eastAsia"/>
+              </w:rPr>
+              <w:t>DSS</w:t>
+            </w:r>
+          </w:p>
+        </w:tc>
+      </w:tr>
+      <w:tr>
+        <w:tc>
+          <w:tcPr>
+            <w:tcW w:w="3005" w:type="dxa"/>
+            <w:gridSpan w:val="2"/>
+          </w:tcPr>
+          <w:p>
+            <w:pPr>
+              <w:rPr>
+                <w:rFonts w:hint="eastAsia"/>
+              </w:rPr>
+            </w:pPr>
+            <w:r>
+              <w:rPr>
+                <w:rFonts w:hint="eastAsia"/>
+              </w:rPr>
+              <w:t>資料來源</w:t>
+            </w:r>
+          </w:p>
+        </w:tc>
+        <w:tc>
+          <w:tcPr>
+            <w:tcW w:w="3005" w:type="dxa"/>
+            <w:gridSpan w:val="2"/>
+          </w:tcPr>
+          <w:p>
+            <w:pPr>
+              <w:rPr>
+                <w:rFonts w:hint="eastAsia"/>
+              </w:rPr>
+            </w:pPr>
+            <w:r>
+              <w:rPr>
+                <w:rFonts w:hint="eastAsia"/>
+              </w:rPr>
+              <w:t>主要使用結構化企業內部資料</w:t>
+            </w:r>
+          </w:p>
+        </w:tc>
+        <w:tc>
+          <w:tcPr>
+            <w:tcW w:w="3006" w:type="dxa"/>
+            <w:gridSpan w:val="2"/>
+          </w:tcPr>
+          <w:p>
+            <w:pPr>
+              <w:rPr>
+                <w:rFonts w:hint="eastAsia"/>
+              </w:rPr>
+            </w:pPr>
+            <w:proofErr w:type="gramStart"/>
+            <w:r>
+              <w:rPr>
+                <w:rFonts w:hint="eastAsia"/>
+              </w:rPr>
+              <w:t>結合多源資料</w:t>
+            </w:r>
+            <w:proofErr w:type="gramEnd"/>
+            <w:r>
+              <w:rPr>
+                <w:rFonts w:hint="eastAsia"/>
+              </w:rPr>
+              <w:t>（大數據、</w:t>
+            </w:r>
+            <w:r>
+              <w:rPr>
+                <w:rFonts w:hint="eastAsia"/>
+              </w:rPr>
+              <w:t>IoT</w:t>
+            </w:r>
+            <w:r>
+              <w:rPr>
+                <w:rFonts w:hint="eastAsia"/>
+              </w:rPr>
+              <w:t>）</w:t>
+            </w:r>
+          </w:p>
+        </w:tc>
+      </w:tr>
+      <w:tr>
+        <w:tc>
+          <w:tcPr>
+            <w:tcW w:w="3005" w:type="dxa"/>
+            <w:gridSpan w:val="2"/>
+          </w:tcPr>
+          <w:p>
+            <w:pPr>
+              <w:rPr>
+                <w:rFonts w:hint="eastAsia"/>
+              </w:rPr>
+            </w:pPr>
+            <w:r>
+              <w:rPr>
+                <w:rFonts w:hint="eastAsia"/>
+              </w:rPr>
+              <w:t>模型更新</w:t>
+            </w:r>
+          </w:p>
+        </w:tc>
+        <w:tc>
+          <w:tcPr>
+            <w:tcW w:w="3005" w:type="dxa"/>
+            <w:gridSpan w:val="2"/>
+          </w:tcPr>
+          <w:p>
+            <w:pPr>
+              <w:rPr>
+                <w:rFonts w:hint="eastAsia"/>
+              </w:rPr>
+            </w:pPr>
+            <w:r>
+              <w:rPr>
+                <w:rFonts w:hint="eastAsia"/>
+              </w:rPr>
+              <w:t>靜態模型、人工更新</w:t>
+            </w:r>
+          </w:p>
+        </w:tc>
+        <w:tc>
+          <w:tcPr>
+            <w:tcW w:w="3006" w:type="dxa"/>
+            <w:gridSpan w:val="2"/>
+          </w:tcPr>
+          <w:p>
+            <w:pPr>
+              <w:rPr>
+                <w:rFonts w:hint="eastAsia"/>
+              </w:rPr>
+            </w:pPr>
+            <w:r>
+              <w:rPr>
+                <w:rFonts w:hint="eastAsia"/>
+              </w:rPr>
+              <w:t>自動學習、動態調整</w:t>
+            </w:r>
+          </w:p>
+        </w:tc>
+      </w:tr>
+      <w:tr>
+        <w:tc>
+          <w:tcPr>
+            <w:tcW w:w="3005" w:type="dxa"/>
+            <w:gridSpan w:val="2"/>
+          </w:tcPr>
+          <w:p>
+            <w:pPr>
+              <w:rPr>
+                <w:rFonts w:hint="eastAsia"/>
+              </w:rPr>
+            </w:pPr>
+            <w:r>
+              <w:rPr>
+                <w:rFonts w:hint="eastAsia"/>
+              </w:rPr>
+              <w:t>決策準確度</w:t>
+            </w:r>
+          </w:p>
+        </w:tc>
+        <w:tc>
+          <w:tcPr>
+            <w:tcW w:w="3005" w:type="dxa"/>
+            <w:gridSpan w:val="2"/>
+          </w:tcPr>
+          <w:p>
+            <w:pPr>
+              <w:rPr>
+                <w:rFonts w:hint="eastAsia"/>
+              </w:rPr>
+            </w:pPr>
+            <w:r>
+              <w:rPr>
+                <w:rFonts w:hint="eastAsia"/>
+              </w:rPr>
+              <w:t>一般較低，依賴專家經驗</w:t>
+            </w:r>
+          </w:p>
+        </w:tc>
+        <w:tc>
+          <w:tcPr>
+            <w:tcW w:w="3006" w:type="dxa"/>
+            <w:gridSpan w:val="2"/>
+          </w:tcPr>
+          <w:p>
+            <w:pPr>
+              <w:rPr>
+                <w:rFonts w:hint="eastAsia"/>
+              </w:rPr>
+            </w:pPr>
+            <w:r>
+              <w:rPr>
+                <w:rFonts w:hint="eastAsia"/>
+              </w:rPr>
+              <w:t>高精度，透過訓練資料優化</w:t>
+            </w:r>
+          </w:p>
+        </w:tc>
+      </w:tr>
+      <w:tr>
+        <w:tc>
+          <w:tcPr>
+            <w:tcW w:w="3005" w:type="dxa"/>
+            <w:gridSpan w:val="2"/>
+          </w:tcPr>
+          <w:p>
+            <w:pPr>
+              <w:rPr>
+                <w:rFonts w:hint="eastAsia"/>
+              </w:rPr>
+            </w:pPr>
+            <w:r>
+              <w:rPr>
+                <w:rFonts w:hint="eastAsia"/>
+              </w:rPr>
+              <w:t>可解釋性</w:t>
+            </w:r>
+          </w:p>
+        </w:tc>
+        <w:tc>
+          <w:tcPr>
+            <w:tcW w:w="3005" w:type="dxa"/>
+            <w:gridSpan w:val="2"/>
+          </w:tcPr>
+          <w:p>
+            <w:pPr>
+              <w:rPr>
+                <w:rFonts w:hint="eastAsia"/>
+              </w:rPr>
+            </w:pPr>
+            <w:r>
+              <w:rPr>
+                <w:rFonts w:hint="eastAsia"/>
+              </w:rPr>
+              <w:t>高（規則可追溯）</w:t>
+            </w:r>
+          </w:p>
+        </w:tc>
+        <w:tc>
+          <w:tcPr>
+            <w:tcW w:w="3006" w:type="dxa"/>
+            <w:gridSpan w:val="2"/>
+          </w:tcPr>
+          <w:p>
+            <w:pPr>
+              <w:rPr>
+                <w:rFonts w:hint="eastAsia"/>
+              </w:rPr>
+            </w:pPr>
+            <w:r>
+              <w:rPr>
+                <w:rFonts w:hint="eastAsia"/>
+              </w:rPr>
+              <w:t>通常較低（需</w:t>
+            </w:r>
+            <w:r>
+              <w:rPr>
+                <w:rFonts w:hint="eastAsia"/>
+              </w:rPr>
+              <w:t>XAI</w:t>
+            </w:r>
+            <w:r>
+              <w:rPr>
+                <w:rFonts w:hint="eastAsia"/>
+              </w:rPr>
+              <w:t>提升）</w:t>
+            </w:r>
+          </w:p>
+        </w:tc>
+      </w:tr>
+      <w:tr>
+        <w:tc>
+          <w:tcPr>
+            <w:tcW w:w="3005" w:type="dxa"/>
+            <w:gridSpan w:val="2"/>
+          </w:tcPr>
+          <w:p>
+            <w:pPr>
+              <w:rPr>
+                <w:rFonts w:hint="eastAsia"/>
+              </w:rPr>
+            </w:pPr>
+            <w:r>
+              <w:rPr>
+                <w:rFonts w:hint="eastAsia"/>
+              </w:rPr>
+              <w:t>運行效率</w:t>
+            </w:r>
+          </w:p>
+        </w:tc>
+        <w:tc>
+          <w:tcPr>
+            <w:tcW w:w="3005" w:type="dxa"/>
+            <w:gridSpan w:val="2"/>
+          </w:tcPr>
+          <w:p>
+            <w:pPr>
+              <w:rPr>
+                <w:rFonts w:hint="eastAsia"/>
+              </w:rPr>
+            </w:pPr>
+            <w:r>
+              <w:rPr>
+                <w:rFonts w:hint="eastAsia"/>
+              </w:rPr>
+              <w:t>快速，流程簡單</w:t>
+            </w:r>
+          </w:p>
+        </w:tc>
+        <w:tc>
+          <w:tcPr>
+            <w:tcW w:w="3006" w:type="dxa"/>
+            <w:gridSpan w:val="2"/>
+          </w:tcPr>
+          <w:p>
+            <w:r>
+              <w:rPr>
+                <w:rFonts w:hint="eastAsia"/>
+              </w:rPr>
+              <w:t>需較高運算資源，多階段處理</w:t>
+            </w:r>
+          </w:p>
+        </w:tc>
+      </w:tr>
+    </w:tbl>
+    <w:p>
       <w:pPr>
         <w:pStyle w:val="1"/>
         <w:rPr>
@@ -2893,7 +5329,6 @@
           <w:szCs w:val="36"/>
         </w:rPr>
       </w:pPr>
-      <w:bookmarkStart w:id="24" w:name="_Toc224505347"/>
       <w:r>
         <w:rPr>
           <w:rFonts w:ascii="標楷體" w:eastAsia="標楷體" w:hAnsi="標楷體"/>
@@ -2933,12 +5368,228 @@
           <w:sz w:val="32"/>
           <w:szCs w:val="32"/>
         </w:rPr>
-        <w:t>主要發現：技術效能、商業價值與限制</w:t>
+        <w:t>主要發現</w:t>
+      </w:r>
+    </w:p>
+    <w:p>
+      <w:pPr>
+        <w:rPr>
+          <w:rFonts w:hint="eastAsia"/>
+        </w:rPr>
+      </w:pPr>
+      <w:r>
+        <w:t>透過假設案例分析，我們得到以下主要結果。</w:t>
+      </w:r>
+      <w:r>
+        <w:rPr>
+          <w:rFonts w:ascii="Times New Roman" w:hAnsi="Times New Roman" w:cs="Times New Roman"/>
+        </w:rPr>
+        <w:t>AI-DSS</w:t>
+      </w:r>
+      <w:r>
+        <w:t>在</w:t>
+      </w:r>
+      <w:proofErr w:type="gramStart"/>
+      <w:r>
+        <w:t>兩個場</w:t>
+      </w:r>
+      <w:proofErr w:type="gramEnd"/>
+      <w:r>
+        <w:t>域均顯著提升了決策準確度和效率：在製造業故障預測任務上，深度學習模型（</w:t>
+      </w:r>
+      <w:r>
+        <w:rPr>
+          <w:rFonts w:ascii="Times New Roman" w:hAnsi="Times New Roman" w:cs="Times New Roman"/>
+        </w:rPr>
+        <w:t>RNN/LSTM</w:t>
+      </w:r>
+      <w:r>
+        <w:t>）達到約</w:t>
+      </w:r>
+      <w:r>
+        <w:t>90%</w:t>
+      </w:r>
+      <w:r>
+        <w:t>的分類準確度；在金融市場趨勢預測任務上，綜合利用股價與輿情資料的</w:t>
+      </w:r>
+      <w:r>
+        <w:t>RBLSTM</w:t>
+      </w:r>
+      <w:r>
+        <w:t>模型達到約</w:t>
+      </w:r>
+      <w:r>
+        <w:t>85%</w:t>
+      </w:r>
+      <w:r>
+        <w:t>的準確度（</w:t>
+      </w:r>
+      <w:r>
+        <w:rPr>
+          <w:b/>
+          <w:bCs/>
+        </w:rPr>
+        <w:t>假設</w:t>
+      </w:r>
+      <w:r>
+        <w:t>數據源如表</w:t>
+      </w:r>
+      <w:r>
+        <w:t>3</w:t>
+      </w:r>
+      <w:r>
+        <w:t>）。如圖</w:t>
+      </w:r>
+      <w:r>
+        <w:t>3</w:t>
+      </w:r>
+      <w:r>
+        <w:t>所示，</w:t>
+      </w:r>
+      <w:r>
+        <w:rPr>
+          <w:rFonts w:ascii="Times New Roman" w:hAnsi="Times New Roman" w:cs="Times New Roman"/>
+        </w:rPr>
+        <w:t>AI-DSS</w:t>
+      </w:r>
+      <w:r>
+        <w:t>在關鍵績效指標上明顯優於傳統方法：平均準確度達到</w:t>
+      </w:r>
+      <w:r>
+        <w:t>90%</w:t>
+      </w:r>
+      <w:r>
+        <w:t>，使用者信任度達</w:t>
+      </w:r>
+      <w:r>
+        <w:t>0.8</w:t>
+      </w:r>
+      <w:r>
+        <w:t>以上（滿分</w:t>
+      </w:r>
+      <w:r>
+        <w:t>1.0</w:t>
+      </w:r>
+      <w:r>
+        <w:t>）。表</w:t>
+      </w:r>
+      <w:r>
+        <w:t>5</w:t>
+      </w:r>
+      <w:r>
+        <w:t>進一步顯示製造業</w:t>
+      </w:r>
+      <w:r>
+        <w:rPr>
+          <w:rFonts w:ascii="Times New Roman" w:hAnsi="Times New Roman" w:cs="Times New Roman"/>
+        </w:rPr>
+        <w:t>AI-DSS</w:t>
+      </w:r>
+      <w:r>
+        <w:t>在召回率上高於金融業（</w:t>
+      </w:r>
+      <w:r>
+        <w:t>88% vs 82%</w:t>
+      </w:r>
+      <w:r>
+        <w:t>），可能因製造數據特徵較為穩定。整體而言，</w:t>
+      </w:r>
+      <w:r>
+        <w:rPr>
+          <w:rFonts w:ascii="Times New Roman" w:hAnsi="Times New Roman" w:cs="Times New Roman"/>
+        </w:rPr>
+        <w:t>AI</w:t>
+      </w:r>
+      <w:r>
+        <w:t>演算法對比基準模型（如傳統回歸或專家系統）均表現出</w:t>
+      </w:r>
+      <w:r>
+        <w:lastRenderedPageBreak/>
+        <w:t>20%</w:t>
+      </w:r>
+      <w:r>
+        <w:t>以上的改善。</w:t>
+      </w:r>
+      <w:r>
+        <w:rPr>
+          <w:rFonts w:hint="eastAsia"/>
+          <w:noProof/>
+        </w:rPr>
+        <w:drawing>
+          <wp:inline distT="0" distB="0" distL="0" distR="0" wp14:anchorId="7C051578" wp14:editId="5CF0A5F6">
+            <wp:extent cx="5731510" cy="3209925"/>
+            <wp:effectExtent l="0" t="0" r="2540" b="9525"/>
+            <wp:docPr id="1139873644" name="圖片 3"/>
+            <wp:cNvGraphicFramePr>
+              <a:graphicFrameLocks xmlns:a="http://schemas.openxmlformats.org/drawingml/2006/main" noChangeAspect="1"/>
+            </wp:cNvGraphicFramePr>
+            <a:graphic xmlns:a="http://schemas.openxmlformats.org/drawingml/2006/main">
+              <a:graphicData uri="http://schemas.openxmlformats.org/drawingml/2006/picture">
+                <pic:pic xmlns:pic="http://schemas.openxmlformats.org/drawingml/2006/picture">
+                  <pic:nvPicPr>
+                    <pic:cNvPr id="1139873644" name="圖片 1139873644"/>
+                    <pic:cNvPicPr/>
+                  </pic:nvPicPr>
+                  <pic:blipFill>
+                    <a:blip r:embed="rId11" cstate="print">
+                      <a:extLst>
+                        <a:ext uri="{28A0092B-C50C-407E-A947-70E740481C1C}">
+                          <a14:useLocalDpi xmlns:a14="http://schemas.microsoft.com/office/drawing/2010/main" val="0"/>
+                        </a:ext>
+                      </a:extLst>
+                    </a:blip>
+                    <a:stretch>
+                      <a:fillRect/>
+                    </a:stretch>
+                  </pic:blipFill>
+                  <pic:spPr>
+                    <a:xfrm>
+                      <a:off x="0" y="0"/>
+                      <a:ext cx="5731510" cy="3209925"/>
+                    </a:xfrm>
+                    <a:prstGeom prst="rect">
+                      <a:avLst/>
+                    </a:prstGeom>
+                  </pic:spPr>
+                </pic:pic>
+              </a:graphicData>
+            </a:graphic>
+          </wp:inline>
+        </w:drawing>
       </w:r>
     </w:p>
     <w:p>
       <w:pPr>
         <w:pStyle w:val="3"/>
+        <w:rPr>
+          <w:rFonts w:ascii="標楷體" w:eastAsia="標楷體" w:hAnsi="標楷體" w:hint="eastAsia"/>
+          <w:b/>
+          <w:bCs/>
+          <w:sz w:val="28"/>
+          <w:szCs w:val="28"/>
+        </w:rPr>
+      </w:pPr>
+      <w:r>
+        <w:rPr>
+          <w:rFonts w:ascii="Times New Roman" w:hAnsi="Times New Roman" w:cs="Times New Roman"/>
+          <w:b/>
+          <w:bCs/>
+          <w:sz w:val="28"/>
+          <w:szCs w:val="28"/>
+        </w:rPr>
+        <w:t>4.2</w:t>
+      </w:r>
+      <w:r>
+        <w:rPr>
+          <w:rFonts w:ascii="Times New Roman" w:hAnsi="Times New Roman" w:cs="Times New Roman" w:hint="eastAsia"/>
+          <w:b/>
+          <w:bCs/>
+          <w:sz w:val="28"/>
+          <w:szCs w:val="28"/>
+        </w:rPr>
+        <w:t xml:space="preserve"> </w:t>
+      </w:r>
+      <w:r>
         <w:rPr>
           <w:rFonts w:ascii="標楷體" w:eastAsia="標楷體" w:hAnsi="標楷體"/>
           <w:b/>
@@ -2946,45 +5597,8 @@
           <w:sz w:val="28"/>
           <w:szCs w:val="28"/>
         </w:rPr>
-      </w:pPr>
-      <w:r>
-        <w:rPr>
-          <w:rFonts w:ascii="Times New Roman" w:hAnsi="Times New Roman" w:cs="Times New Roman"/>
-          <w:b/>
-          <w:bCs/>
-          <w:sz w:val="28"/>
-          <w:szCs w:val="28"/>
-        </w:rPr>
-        <w:t>4.2</w:t>
-      </w:r>
-      <w:r>
-        <w:rPr>
-          <w:rFonts w:ascii="Times New Roman" w:hAnsi="Times New Roman" w:cs="Times New Roman" w:hint="eastAsia"/>
-          <w:b/>
-          <w:bCs/>
-          <w:sz w:val="28"/>
-          <w:szCs w:val="28"/>
-        </w:rPr>
-        <w:t xml:space="preserve"> </w:t>
-      </w:r>
-      <w:r>
-        <w:rPr>
-          <w:rFonts w:ascii="標楷體" w:eastAsia="標楷體" w:hAnsi="標楷體"/>
-          <w:b/>
-          <w:bCs/>
-          <w:sz w:val="28"/>
-          <w:szCs w:val="28"/>
-        </w:rPr>
         <w:t>分析與討論：技術比較、產業差異與導入障礙</w:t>
       </w:r>
-    </w:p>
-    <w:p>
-      <w:pPr>
-        <w:pStyle w:val="3"/>
-        <w:rPr>
-          <w:rFonts w:hint="eastAsia"/>
-        </w:rPr>
-      </w:pPr>
     </w:p>
     <w:p>
       <w:pPr>
@@ -3067,7 +5681,7 @@
       <w:bookmarkEnd w:id="29"/>
     </w:p>
     <w:sectPr>
-      <w:footerReference w:type="default" r:id="rId9"/>
+      <w:footerReference w:type="default" r:id="rId12"/>
       <w:pgSz w:w="11906" w:h="16838" w:code="9"/>
       <w:pgMar w:top="1440" w:right="1440" w:bottom="1440" w:left="1440" w:header="720" w:footer="720" w:gutter="0"/>
       <w:cols w:space="720"/>
@@ -4288,6 +6902,25 @@
       <w:szCs w:val="20"/>
     </w:rPr>
   </w:style>
+  <w:style w:type="table" w:styleId="af6">
+    <w:name w:val="Table Grid"/>
+    <w:basedOn w:val="a1"/>
+    <w:uiPriority w:val="39"/>
+    <w:rsid w:val="003C28A2"/>
+    <w:pPr>
+      <w:spacing w:after="0" w:line="240" w:lineRule="auto"/>
+    </w:pPr>
+    <w:tblPr>
+      <w:tblBorders>
+        <w:top w:val="single" w:sz="4" w:space="0" w:color="auto"/>
+        <w:left w:val="single" w:sz="4" w:space="0" w:color="auto"/>
+        <w:bottom w:val="single" w:sz="4" w:space="0" w:color="auto"/>
+        <w:right w:val="single" w:sz="4" w:space="0" w:color="auto"/>
+        <w:insideH w:val="single" w:sz="4" w:space="0" w:color="auto"/>
+        <w:insideV w:val="single" w:sz="4" w:space="0" w:color="auto"/>
+      </w:tblBorders>
+    </w:tblPr>
+  </w:style>
 </w:styles>
 </file>
 

--- a/411435066陳致均Word排版作業..docx
+++ b/411435066陳致均Word排版作業..docx
@@ -19,35 +19,20 @@
         </w:rPr>
         <w:t>國立東華大學</w:t>
       </w:r>
+      <w:r>
+        <w:rPr>
+          <w:rFonts w:ascii="標楷體" w:eastAsia="標楷體" w:hAnsi="標楷體" w:hint="eastAsia"/>
+          <w:sz w:val="48"/>
+          <w:szCs w:val="48"/>
+        </w:rPr>
+        <w:t>資訊管理學系</w:t>
+      </w:r>
     </w:p>
     <w:p>
       <w:pPr>
         <w:rPr>
           <w:rFonts w:hint="eastAsia"/>
         </w:rPr>
-      </w:pPr>
-    </w:p>
-    <w:p>
-      <w:pPr>
-        <w:pStyle w:val="a3"/>
-        <w:rPr>
-          <w:rFonts w:ascii="標楷體" w:eastAsia="標楷體" w:hAnsi="標楷體"/>
-          <w:sz w:val="48"/>
-          <w:szCs w:val="48"/>
-        </w:rPr>
-      </w:pPr>
-      <w:r>
-        <w:rPr>
-          <w:rFonts w:ascii="標楷體" w:eastAsia="標楷體" w:hAnsi="標楷體" w:hint="eastAsia"/>
-          <w:sz w:val="48"/>
-          <w:szCs w:val="48"/>
-        </w:rPr>
-        <w:t>資訊管理學系</w:t>
-      </w:r>
-    </w:p>
-    <w:p>
-      <w:pPr>
-        <w:jc w:val="center"/>
       </w:pPr>
     </w:p>
     <w:p>
@@ -89,38 +74,25 @@
       </w:pPr>
       <w:r>
         <w:rPr>
+          <w:rFonts w:ascii="標楷體" w:eastAsia="標楷體" w:hAnsi="標楷體" w:hint="eastAsia"/>
+          <w:sz w:val="48"/>
+          <w:szCs w:val="48"/>
+        </w:rPr>
+        <w:t>指導教授：</w:t>
+      </w:r>
+      <w:r>
+        <w:rPr>
           <w:rFonts w:ascii="標楷體" w:eastAsia="標楷體" w:hAnsi="標楷體"/>
           <w:sz w:val="48"/>
           <w:szCs w:val="48"/>
         </w:rPr>
-        <w:t>人工智慧技術在企業決策支援系統之應用研究</w:t>
+        <w:t>陳文盛 教授</w:t>
       </w:r>
     </w:p>
     <w:p>
       <w:pPr>
-        <w:jc w:val="center"/>
-        <w:rPr>
-          <w:rFonts w:ascii="Times New Roman" w:eastAsia="微軟正黑體" w:hAnsi="Times New Roman" w:cs="Times New Roman"/>
-          <w:sz w:val="44"/>
-          <w:szCs w:val="44"/>
-        </w:rPr>
-      </w:pPr>
-      <w:r>
-        <w:rPr>
-          <w:rFonts w:ascii="Times New Roman" w:eastAsia="微軟正黑體" w:hAnsi="Times New Roman" w:cs="Times New Roman"/>
-          <w:sz w:val="44"/>
-          <w:szCs w:val="44"/>
-        </w:rPr>
-        <w:t>Artificial Intelligence Applications in Enterprise Decision Support Systems</w:t>
-      </w:r>
-    </w:p>
-    <w:p>
-      <w:pPr>
-        <w:jc w:val="center"/>
-        <w:rPr>
-          <w:rFonts w:ascii="Times New Roman" w:eastAsia="微軟正黑體" w:hAnsi="Times New Roman" w:cs="Times New Roman"/>
-          <w:sz w:val="40"/>
-          <w:szCs w:val="40"/>
+        <w:rPr>
+          <w:rFonts w:hint="eastAsia"/>
         </w:rPr>
       </w:pPr>
     </w:p>
@@ -135,44 +107,38 @@
       </w:pPr>
       <w:r>
         <w:rPr>
-          <w:rFonts w:ascii="標楷體" w:eastAsia="標楷體" w:hAnsi="標楷體" w:hint="eastAsia"/>
+          <w:rFonts w:ascii="標楷體" w:eastAsia="標楷體" w:hAnsi="標楷體"/>
           <w:sz w:val="48"/>
           <w:szCs w:val="48"/>
         </w:rPr>
-        <w:t>研究生：陳致均</w:t>
+        <w:t>人工智慧技術在企業決策支援系統之應用研究</w:t>
       </w:r>
     </w:p>
     <w:p>
       <w:pPr>
         <w:jc w:val="center"/>
         <w:rPr>
-          <w:rFonts w:ascii="標楷體" w:eastAsia="標楷體" w:hAnsi="標楷體"/>
+          <w:rFonts w:ascii="Times New Roman" w:eastAsia="微軟正黑體" w:hAnsi="Times New Roman" w:cs="Times New Roman"/>
           <w:sz w:val="44"/>
           <w:szCs w:val="44"/>
         </w:rPr>
       </w:pPr>
       <w:r>
         <w:rPr>
-          <w:rFonts w:ascii="標楷體" w:eastAsia="標楷體" w:hAnsi="標楷體" w:hint="eastAsia"/>
+          <w:rFonts w:ascii="Times New Roman" w:eastAsia="微軟正黑體" w:hAnsi="Times New Roman" w:cs="Times New Roman"/>
           <w:sz w:val="44"/>
           <w:szCs w:val="44"/>
         </w:rPr>
-        <w:t>指導教授：</w:t>
-      </w:r>
-      <w:r>
-        <w:rPr>
-          <w:rFonts w:ascii="標楷體" w:eastAsia="標楷體" w:hAnsi="標楷體"/>
-          <w:sz w:val="44"/>
-          <w:szCs w:val="44"/>
-        </w:rPr>
-        <w:t>陳文盛 教授</w:t>
+        <w:t>Artificial Intelligence Applications in Enterprise Decision Support Systems</w:t>
       </w:r>
     </w:p>
     <w:p>
       <w:pPr>
         <w:jc w:val="center"/>
         <w:rPr>
-          <w:rFonts w:ascii="微軟正黑體" w:eastAsia="微軟正黑體" w:hAnsi="微軟正黑體"/>
+          <w:rFonts w:ascii="Times New Roman" w:eastAsia="微軟正黑體" w:hAnsi="Times New Roman" w:cs="Times New Roman"/>
+          <w:sz w:val="40"/>
+          <w:szCs w:val="40"/>
         </w:rPr>
       </w:pPr>
     </w:p>
@@ -180,24 +146,50 @@
       <w:pPr>
         <w:jc w:val="center"/>
         <w:rPr>
-          <w:rFonts w:ascii="微軟正黑體" w:eastAsia="微軟正黑體" w:hAnsi="微軟正黑體"/>
-        </w:rPr>
-      </w:pPr>
-      <w:r>
-        <w:rPr>
           <w:rFonts w:ascii="標楷體" w:eastAsia="標楷體" w:hAnsi="標楷體"/>
           <w:sz w:val="48"/>
           <w:szCs w:val="48"/>
         </w:rPr>
-        <w:t xml:space="preserve">民國 115 年 3 月 </w:t>
-      </w:r>
+      </w:pPr>
       <w:r>
         <w:rPr>
           <w:rFonts w:ascii="標楷體" w:eastAsia="標楷體" w:hAnsi="標楷體" w:hint="eastAsia"/>
           <w:sz w:val="48"/>
           <w:szCs w:val="48"/>
         </w:rPr>
-        <w:t>22日</w:t>
+        <w:t>研究生：陳致均</w:t>
+      </w:r>
+    </w:p>
+    <w:p>
+      <w:pPr>
+        <w:jc w:val="center"/>
+        <w:rPr>
+          <w:rFonts w:ascii="微軟正黑體" w:eastAsia="微軟正黑體" w:hAnsi="微軟正黑體"/>
+        </w:rPr>
+      </w:pPr>
+    </w:p>
+    <w:p>
+      <w:pPr>
+        <w:jc w:val="center"/>
+        <w:rPr>
+          <w:rFonts w:ascii="微軟正黑體" w:eastAsia="微軟正黑體" w:hAnsi="微軟正黑體"/>
+        </w:rPr>
+      </w:pPr>
+      <w:r>
+        <w:rPr>
+          <w:rFonts w:ascii="標楷體" w:eastAsia="標楷體" w:hAnsi="標楷體" w:hint="eastAsia"/>
+          <w:sz w:val="48"/>
+          <w:szCs w:val="48"/>
+        </w:rPr>
+        <w:t>中華</w:t>
+      </w:r>
+      <w:r>
+        <w:rPr>
+          <w:rFonts w:ascii="標楷體" w:eastAsia="標楷體" w:hAnsi="標楷體"/>
+          <w:sz w:val="48"/>
+          <w:szCs w:val="48"/>
+        </w:rPr>
+        <w:t>民國 115 年 3 月</w:t>
       </w:r>
     </w:p>
     <w:p>
@@ -226,6 +218,237 @@
           <w:rFonts w:ascii="微軟正黑體" w:eastAsia="微軟正黑體" w:hAnsi="微軟正黑體"/>
         </w:rPr>
         <w:lastRenderedPageBreak/>
+        <w:br w:type="page"/>
+      </w:r>
+    </w:p>
+    <w:p>
+      <w:pPr>
+        <w:pStyle w:val="1"/>
+        <w:jc w:val="center"/>
+        <w:rPr>
+          <w:sz w:val="36"/>
+          <w:szCs w:val="36"/>
+        </w:rPr>
+      </w:pPr>
+      <w:r>
+        <w:rPr>
+          <w:rFonts w:hint="eastAsia"/>
+          <w:sz w:val="36"/>
+          <w:szCs w:val="36"/>
+        </w:rPr>
+        <w:lastRenderedPageBreak/>
+        <w:t>摘要</w:t>
+      </w:r>
+    </w:p>
+    <w:p>
+      <w:pPr>
+        <w:rPr>
+          <w:rFonts w:hint="eastAsia"/>
+        </w:rPr>
+      </w:pPr>
+      <w:r>
+        <w:t>本研究聚焦於人工智慧（</w:t>
+      </w:r>
+      <w:r>
+        <w:rPr>
+          <w:rFonts w:ascii="Times New Roman" w:hAnsi="Times New Roman" w:cs="Times New Roman"/>
+        </w:rPr>
+        <w:t>AI</w:t>
+      </w:r>
+      <w:r>
+        <w:t>）技術在企業決策支援系統（</w:t>
+      </w:r>
+      <w:r>
+        <w:rPr>
+          <w:rFonts w:ascii="Times New Roman" w:hAnsi="Times New Roman" w:cs="Times New Roman"/>
+        </w:rPr>
+        <w:t>DSS</w:t>
+      </w:r>
+      <w:r>
+        <w:t>）中的應用。首先回顧產業</w:t>
+      </w:r>
+      <w:r>
+        <w:t>4.0</w:t>
+      </w:r>
+      <w:r>
+        <w:t>與資訊技術發展下，</w:t>
+      </w:r>
+      <w:r>
+        <w:rPr>
+          <w:rFonts w:ascii="Times New Roman" w:hAnsi="Times New Roman" w:cs="Times New Roman"/>
+        </w:rPr>
+        <w:t>AI-DSS</w:t>
+      </w:r>
+      <w:r>
+        <w:t>在企業管理與策略決策中的角色。研究指出，</w:t>
+      </w:r>
+      <w:proofErr w:type="gramStart"/>
+      <w:r>
+        <w:t>隨著物聯網</w:t>
+      </w:r>
+      <w:proofErr w:type="gramEnd"/>
+      <w:r>
+        <w:t>（</w:t>
+      </w:r>
+      <w:r>
+        <w:rPr>
+          <w:rFonts w:ascii="Times New Roman" w:hAnsi="Times New Roman" w:cs="Times New Roman"/>
+        </w:rPr>
+        <w:t>IoT</w:t>
+      </w:r>
+      <w:r>
+        <w:t>）、大數據與雲端技術興起，</w:t>
+      </w:r>
+      <w:r>
+        <w:rPr>
+          <w:rFonts w:ascii="Times New Roman" w:hAnsi="Times New Roman" w:cs="Times New Roman"/>
+        </w:rPr>
+        <w:t>AI</w:t>
+      </w:r>
+      <w:r>
+        <w:t>驅動的</w:t>
+      </w:r>
+      <w:r>
+        <w:rPr>
+          <w:rFonts w:ascii="Times New Roman" w:hAnsi="Times New Roman" w:cs="Times New Roman"/>
+        </w:rPr>
+        <w:t>DSS</w:t>
+      </w:r>
+      <w:r>
+        <w:t>已在製造、金融、供應鏈等領域得到廣泛應用，幫助企業從海量數據中提取洞見，提高決策效率與準確度。然而，透明度與信任度亦是關鍵問題。本研究假設以製造業與金融業為案例場域，針對其資料特性與決策需求，設計</w:t>
+      </w:r>
+      <w:r>
+        <w:rPr>
+          <w:rFonts w:ascii="Times New Roman" w:hAnsi="Times New Roman" w:cs="Times New Roman"/>
+        </w:rPr>
+        <w:t>AI-DSS</w:t>
+      </w:r>
+      <w:r>
+        <w:t>系統架構並選取公開資料進行實證分析（假設使用</w:t>
+      </w:r>
+      <w:r>
+        <w:t>NASA</w:t>
+      </w:r>
+      <w:proofErr w:type="gramStart"/>
+      <w:r>
+        <w:t>渦</w:t>
+      </w:r>
+      <w:proofErr w:type="gramEnd"/>
+      <w:r>
+        <w:t>扇引擎故障數據、公開金融市場數據）。系統架構整合資料收集、資料處理（如特徵工程）、</w:t>
+      </w:r>
+      <w:r>
+        <w:rPr>
+          <w:rFonts w:ascii="Times New Roman" w:hAnsi="Times New Roman" w:cs="Times New Roman"/>
+        </w:rPr>
+        <w:t>AI</w:t>
+      </w:r>
+      <w:r>
+        <w:t>模型訓練與人機介面等步驟（圖</w:t>
+      </w:r>
+      <w:r>
+        <w:t>1</w:t>
+      </w:r>
+      <w:r>
+        <w:t>、圖</w:t>
+      </w:r>
+      <w:r>
+        <w:t>2</w:t>
+      </w:r>
+      <w:r>
+        <w:t>）。在演算法比較上，我們彙整常見機器學習方法的優劣（表</w:t>
+      </w:r>
+      <w:r>
+        <w:t>1</w:t>
+      </w:r>
+      <w:r>
+        <w:t>），並比較傳統</w:t>
+      </w:r>
+      <w:r>
+        <w:t>DSS</w:t>
+      </w:r>
+      <w:r>
+        <w:t>與</w:t>
+      </w:r>
+      <w:r>
+        <w:t>AI-DSS</w:t>
+      </w:r>
+      <w:r>
+        <w:t>的特性差異（表</w:t>
+      </w:r>
+      <w:r>
+        <w:t>2</w:t>
+      </w:r>
+      <w:r>
+        <w:t>）。實驗結果顯示，</w:t>
+      </w:r>
+      <w:r>
+        <w:rPr>
+          <w:rFonts w:ascii="Times New Roman" w:hAnsi="Times New Roman" w:cs="Times New Roman"/>
+        </w:rPr>
+        <w:t>AI-DSS</w:t>
+      </w:r>
+      <w:r>
+        <w:t>在製造業的故障預測與金融市場趨勢分析上均大幅提升準確度（假設達</w:t>
+      </w:r>
+      <w:r>
+        <w:t>90%</w:t>
+      </w:r>
+      <w:r>
+        <w:t>以上），且使用者信任度達</w:t>
+      </w:r>
+      <w:r>
+        <w:t>0.8</w:t>
+      </w:r>
+      <w:r>
+        <w:t>以上（見圖</w:t>
+      </w:r>
+      <w:r>
+        <w:t>3</w:t>
+      </w:r>
+      <w:r>
+        <w:t>）。與文獻對比可見，本研究結論與先前發現一致：</w:t>
+      </w:r>
+      <w:r>
+        <w:rPr>
+          <w:rFonts w:ascii="Times New Roman" w:hAnsi="Times New Roman" w:cs="Times New Roman"/>
+        </w:rPr>
+        <w:t>AI</w:t>
+      </w:r>
+      <w:r>
+        <w:t>模型提高了決策精度，但可解釋性和人機協作仍需優化。最後，本報告提出</w:t>
+      </w:r>
+      <w:r>
+        <w:rPr>
+          <w:rFonts w:ascii="Times New Roman" w:hAnsi="Times New Roman" w:cs="Times New Roman"/>
+        </w:rPr>
+        <w:t>AI-DSS</w:t>
+      </w:r>
+      <w:r>
+        <w:t>實施的限制與建議，強調資料品質、算法選擇與組織協調對系統效能的影響，並建議未來發展方向，如</w:t>
+      </w:r>
+      <w:r>
+        <w:t>XAI</w:t>
+      </w:r>
+      <w:r>
+        <w:t>與強化學習在企業決策支援中的應用。</w:t>
+      </w:r>
+    </w:p>
+    <w:p>
+      <w:pPr>
+        <w:spacing w:line="278" w:lineRule="auto"/>
+        <w:rPr>
+          <w:rFonts w:ascii="標楷體" w:eastAsia="標楷體" w:hAnsi="標楷體"/>
+          <w:sz w:val="48"/>
+          <w:szCs w:val="48"/>
+        </w:rPr>
+      </w:pPr>
+      <w:r>
+        <w:rPr>
+          <w:rFonts w:ascii="標楷體" w:eastAsia="標楷體" w:hAnsi="標楷體"/>
+          <w:sz w:val="48"/>
+          <w:szCs w:val="48"/>
+        </w:rPr>
         <w:br w:type="page"/>
       </w:r>
     </w:p>
@@ -265,37 +488,9 @@
           <w:sz w:val="48"/>
           <w:szCs w:val="48"/>
         </w:rPr>
-      </w:pPr>
-    </w:p>
-    <w:p>
-      <w:pPr>
-        <w:spacing w:line="278" w:lineRule="auto"/>
-        <w:rPr>
-          <w:rFonts w:ascii="標楷體" w:eastAsia="標楷體" w:hAnsi="標楷體"/>
-          <w:sz w:val="48"/>
-          <w:szCs w:val="48"/>
-        </w:rPr>
-      </w:pPr>
-      <w:r>
-        <w:rPr>
-          <w:rFonts w:ascii="標楷體" w:eastAsia="標楷體" w:hAnsi="標楷體"/>
-          <w:sz w:val="48"/>
-          <w:szCs w:val="48"/>
-        </w:rPr>
-        <w:br w:type="page"/>
-      </w:r>
-    </w:p>
-    <w:p>
-      <w:pPr>
-        <w:jc w:val="center"/>
-        <w:rPr>
-          <w:rFonts w:ascii="標楷體" w:eastAsia="標楷體" w:hAnsi="標楷體"/>
-          <w:sz w:val="48"/>
-          <w:szCs w:val="48"/>
-        </w:rPr>
         <w:sectPr>
-          <w:footerReference w:type="default" r:id="rId7"/>
-          <w:footerReference w:type="first" r:id="rId8"/>
+          <w:footerReference w:type="default" r:id="rId8"/>
+          <w:footerReference w:type="first" r:id="rId9"/>
           <w:pgSz w:w="11906" w:h="16838" w:code="9"/>
           <w:pgMar w:top="1418" w:right="1418" w:bottom="1418" w:left="1701" w:header="720" w:footer="720" w:gutter="0"/>
           <w:pgNumType w:start="0"/>
@@ -3498,106 +3693,6 @@
                     <pic:cNvPicPr/>
                   </pic:nvPicPr>
                   <pic:blipFill>
-                    <a:blip r:embed="rId9" cstate="print">
-                      <a:extLst>
-                        <a:ext uri="{28A0092B-C50C-407E-A947-70E740481C1C}">
-                          <a14:useLocalDpi xmlns:a14="http://schemas.microsoft.com/office/drawing/2010/main" val="0"/>
-                        </a:ext>
-                      </a:extLst>
-                    </a:blip>
-                    <a:stretch>
-                      <a:fillRect/>
-                    </a:stretch>
-                  </pic:blipFill>
-                  <pic:spPr>
-                    <a:xfrm>
-                      <a:off x="0" y="0"/>
-                      <a:ext cx="5731510" cy="3209925"/>
-                    </a:xfrm>
-                    <a:prstGeom prst="rect">
-                      <a:avLst/>
-                    </a:prstGeom>
-                  </pic:spPr>
-                </pic:pic>
-              </a:graphicData>
-            </a:graphic>
-          </wp:inline>
-        </w:drawing>
-      </w:r>
-    </w:p>
-    <w:p>
-      <w:pPr>
-        <w:rPr>
-          <w:rFonts w:hint="eastAsia"/>
-        </w:rPr>
-      </w:pPr>
-      <w:proofErr w:type="gramStart"/>
-      <w:r>
-        <w:t>此外，</w:t>
-      </w:r>
-      <w:proofErr w:type="gramEnd"/>
-      <w:r>
-        <w:t>研究流程如圖</w:t>
-      </w:r>
-      <w:r>
-        <w:t>2</w:t>
-      </w:r>
-      <w:r>
-        <w:t>所示。首先</w:t>
-      </w:r>
-      <w:r>
-        <w:rPr>
-          <w:b/>
-          <w:bCs/>
-        </w:rPr>
-        <w:t>假設</w:t>
-      </w:r>
-      <w:r>
-        <w:t>取得公開數據，並針對不同場域進行預處理；接著訓練多種</w:t>
-      </w:r>
-      <w:r>
-        <w:rPr>
-          <w:rFonts w:ascii="Times New Roman" w:hAnsi="Times New Roman" w:cs="Times New Roman"/>
-        </w:rPr>
-        <w:t>AI</w:t>
-      </w:r>
-      <w:r>
-        <w:t>模型（如決策樹、神經網路、增強學習），選出表現最佳的模型；最後將模型部署在</w:t>
-      </w:r>
-      <w:r>
-        <w:rPr>
-          <w:rFonts w:ascii="Times New Roman" w:hAnsi="Times New Roman" w:cs="Times New Roman"/>
-        </w:rPr>
-        <w:t>DSS</w:t>
-      </w:r>
-      <w:r>
-        <w:t>中並收集使用者回饋以評估系統效能。本研究僅聚焦技術架構與</w:t>
-      </w:r>
-      <w:r>
-        <w:lastRenderedPageBreak/>
-        <w:t>模型驗證，不涉及實際部署與使用者實驗，因此透過假設案例進行分析。</w:t>
-      </w:r>
-      <w:r>
-        <w:rPr>
-          <w:rFonts w:hint="eastAsia"/>
-          <w:noProof/>
-        </w:rPr>
-        <w:drawing>
-          <wp:inline distT="0" distB="0" distL="0" distR="0" wp14:anchorId="40192C00" wp14:editId="07424D88">
-            <wp:extent cx="5731510" cy="3209925"/>
-            <wp:effectExtent l="0" t="0" r="2540" b="9525"/>
-            <wp:docPr id="235680758" name="圖片 2"/>
-            <wp:cNvGraphicFramePr>
-              <a:graphicFrameLocks xmlns:a="http://schemas.openxmlformats.org/drawingml/2006/main" noChangeAspect="1"/>
-            </wp:cNvGraphicFramePr>
-            <a:graphic xmlns:a="http://schemas.openxmlformats.org/drawingml/2006/main">
-              <a:graphicData uri="http://schemas.openxmlformats.org/drawingml/2006/picture">
-                <pic:pic xmlns:pic="http://schemas.openxmlformats.org/drawingml/2006/picture">
-                  <pic:nvPicPr>
-                    <pic:cNvPr id="235680758" name="圖片 235680758"/>
-                    <pic:cNvPicPr/>
-                  </pic:nvPicPr>
-                  <pic:blipFill>
                     <a:blip r:embed="rId10" cstate="print">
                       <a:extLst>
                         <a:ext uri="{28A0092B-C50C-407E-A947-70E740481C1C}">
@@ -3627,41 +3722,23 @@
     </w:p>
     <w:p>
       <w:pPr>
-        <w:pStyle w:val="3"/>
-        <w:rPr>
-          <w:rFonts w:ascii="標楷體" w:eastAsia="標楷體" w:hAnsi="標楷體" w:hint="eastAsia"/>
-          <w:sz w:val="28"/>
-          <w:szCs w:val="28"/>
+        <w:rPr>
+          <w:rFonts w:hint="eastAsia"/>
         </w:rPr>
       </w:pPr>
-      <w:r>
-        <w:rPr>
-          <w:rFonts w:ascii="Times New Roman" w:eastAsia="微軟正黑體" w:hAnsi="Times New Roman" w:cs="Times New Roman"/>
-          <w:sz w:val="28"/>
-          <w:szCs w:val="28"/>
-        </w:rPr>
-        <w:t>3.2</w:t>
-      </w:r>
-      <w:r>
-        <w:rPr>
-          <w:rFonts w:ascii="標楷體" w:eastAsia="標楷體" w:hAnsi="標楷體" w:hint="eastAsia"/>
-          <w:sz w:val="28"/>
-          <w:szCs w:val="28"/>
-        </w:rPr>
-        <w:t xml:space="preserve"> </w:t>
-      </w:r>
-      <w:r>
-        <w:rPr>
-          <w:rFonts w:ascii="標楷體" w:eastAsia="標楷體" w:hAnsi="標楷體"/>
-          <w:sz w:val="28"/>
-          <w:szCs w:val="28"/>
-        </w:rPr>
-        <w:t>資料來源</w:t>
-      </w:r>
-    </w:p>
-    <w:p>
-      <w:r>
-        <w:t>本研究</w:t>
+      <w:proofErr w:type="gramStart"/>
+      <w:r>
+        <w:t>此外，</w:t>
+      </w:r>
+      <w:proofErr w:type="gramEnd"/>
+      <w:r>
+        <w:t>研究流程如圖</w:t>
+      </w:r>
+      <w:r>
+        <w:t>2</w:t>
+      </w:r>
+      <w:r>
+        <w:t>所示。首先</w:t>
       </w:r>
       <w:r>
         <w:rPr>
@@ -3671,1844 +3748,29 @@
         <w:t>假設</w:t>
       </w:r>
       <w:r>
-        <w:t>採用公開資料集與政府統計資料為來源（見表</w:t>
-      </w:r>
-      <w:r>
-        <w:t>3</w:t>
-      </w:r>
-      <w:r>
-        <w:t>）。在製造業方面，</w:t>
-      </w:r>
-      <w:r>
-        <w:rPr>
-          <w:b/>
-          <w:bCs/>
-        </w:rPr>
-        <w:t>假設</w:t>
-      </w:r>
-      <w:r>
-        <w:t>使用</w:t>
+        <w:t>取得公開數據，並針對不同場域進行預處理；接著訓練多種</w:t>
       </w:r>
       <w:r>
         <w:rPr>
           <w:rFonts w:ascii="Times New Roman" w:hAnsi="Times New Roman" w:cs="Times New Roman"/>
         </w:rPr>
-        <w:t>NASA C-MAPSS</w:t>
-      </w:r>
-      <w:proofErr w:type="gramStart"/>
-      <w:r>
-        <w:t>渦</w:t>
-      </w:r>
-      <w:proofErr w:type="gramEnd"/>
-      <w:r>
-        <w:t>扇引擎故障數據集（約</w:t>
-      </w:r>
-      <w:r>
-        <w:t>2,000</w:t>
-      </w:r>
-      <w:r>
-        <w:t>筆飛行周期感測數據，時間範圍涵蓋模擬壽命週期），資料包含多通道振動、溫度等感測器讀數。</w:t>
-      </w:r>
-      <w:r>
-        <w:rPr>
-          <w:b/>
-          <w:bCs/>
-        </w:rPr>
-        <w:t>假設</w:t>
-      </w:r>
-      <w:r>
-        <w:t>資料前處理包括異常值檢測、缺失</w:t>
-      </w:r>
-      <w:proofErr w:type="gramStart"/>
-      <w:r>
-        <w:t>值插補與</w:t>
-      </w:r>
-      <w:proofErr w:type="gramEnd"/>
-      <w:r>
-        <w:t>特徵標準化。金融業方面，</w:t>
-      </w:r>
-      <w:r>
-        <w:rPr>
-          <w:b/>
-          <w:bCs/>
-        </w:rPr>
-        <w:t>假設</w:t>
-      </w:r>
-      <w:r>
-        <w:t>使用公開股市歷史價格與經濟指標資料（例如</w:t>
+        <w:t>AI</w:t>
+      </w:r>
+      <w:r>
+        <w:t>模型（如決策樹、神經網路、增強學習），選出表現最佳的模型；最後將模型部署在</w:t>
       </w:r>
       <w:r>
         <w:rPr>
           <w:rFonts w:ascii="Times New Roman" w:hAnsi="Times New Roman" w:cs="Times New Roman"/>
         </w:rPr>
-        <w:t>Yahoo Finance</w:t>
-      </w:r>
-      <w:r>
-        <w:t>歷史股價，以及政府公布的利率與通膨數據，總樣本數約數萬筆，時間範圍</w:t>
-      </w:r>
-      <w:r>
-        <w:t>2000</w:t>
-      </w:r>
-      <w:proofErr w:type="gramStart"/>
-      <w:r>
-        <w:t>–</w:t>
-      </w:r>
-      <w:proofErr w:type="gramEnd"/>
-      <w:r>
-        <w:t>2025</w:t>
-      </w:r>
-      <w:r>
-        <w:t>年）。金融數據前處理步驟同樣包括缺失值處理、特徵縮放與類別編碼。兩者皆假設採用分訓練集</w:t>
-      </w:r>
-      <w:r>
-        <w:t>/</w:t>
-      </w:r>
-      <w:r>
-        <w:t>測試集</w:t>
-      </w:r>
-      <w:proofErr w:type="gramStart"/>
-      <w:r>
-        <w:t>（</w:t>
-      </w:r>
-      <w:proofErr w:type="gramEnd"/>
-      <w:r>
-        <w:t>7:3</w:t>
-      </w:r>
-      <w:proofErr w:type="gramStart"/>
-      <w:r>
-        <w:t>）</w:t>
-      </w:r>
-      <w:proofErr w:type="gramEnd"/>
-      <w:r>
-        <w:t>進行模型評估。</w:t>
-      </w:r>
-      <w:r>
-        <w:rPr>
-          <w:b/>
-          <w:bCs/>
-        </w:rPr>
-        <w:t>假設</w:t>
-      </w:r>
-      <w:r>
-        <w:t>該研究未與企業合作，故資料</w:t>
-      </w:r>
-      <w:proofErr w:type="gramStart"/>
-      <w:r>
-        <w:t>來源均為公共</w:t>
-      </w:r>
-      <w:proofErr w:type="gramEnd"/>
-      <w:r>
-        <w:t>管道並已被去識別化。</w:t>
-      </w:r>
-    </w:p>
-    <w:p/>
-    <w:p>
-      <w:pPr>
-        <w:rPr>
-          <w:rFonts w:hint="eastAsia"/>
-        </w:rPr>
-      </w:pPr>
-    </w:p>
-    <w:tbl>
-      <w:tblPr>
-        <w:tblStyle w:val="af6"/>
-        <w:tblW w:w="0" w:type="auto"/>
-        <w:tblLook w:val="04A0" w:firstRow="1" w:lastRow="0" w:firstColumn="1" w:lastColumn="0" w:noHBand="0" w:noVBand="1"/>
-      </w:tblPr>
-      <w:tblGrid>
-        <w:gridCol w:w="1502"/>
-        <w:gridCol w:w="1502"/>
-        <w:gridCol w:w="1503"/>
-        <w:gridCol w:w="1503"/>
-        <w:gridCol w:w="1503"/>
-        <w:gridCol w:w="1503"/>
-      </w:tblGrid>
-      <w:tr>
-        <w:tc>
-          <w:tcPr>
-            <w:tcW w:w="1502" w:type="dxa"/>
-          </w:tcPr>
-          <w:p>
-            <w:pPr>
-              <w:rPr>
-                <w:rFonts w:hint="eastAsia"/>
-              </w:rPr>
-            </w:pPr>
-            <w:r>
-              <w:rPr>
-                <w:rFonts w:hint="eastAsia"/>
-              </w:rPr>
-              <w:lastRenderedPageBreak/>
-              <w:t>範例領域</w:t>
-            </w:r>
-          </w:p>
-        </w:tc>
-        <w:tc>
-          <w:tcPr>
-            <w:tcW w:w="1502" w:type="dxa"/>
-          </w:tcPr>
-          <w:p>
-            <w:pPr>
-              <w:rPr>
-                <w:rFonts w:hint="eastAsia"/>
-              </w:rPr>
-            </w:pPr>
-            <w:r>
-              <w:rPr>
-                <w:rFonts w:hint="eastAsia"/>
-              </w:rPr>
-              <w:t>資料類型</w:t>
-            </w:r>
-          </w:p>
-        </w:tc>
-        <w:tc>
-          <w:tcPr>
-            <w:tcW w:w="1503" w:type="dxa"/>
-          </w:tcPr>
-          <w:p>
-            <w:pPr>
-              <w:rPr>
-                <w:rFonts w:hint="eastAsia"/>
-              </w:rPr>
-            </w:pPr>
-            <w:r>
-              <w:rPr>
-                <w:rFonts w:hint="eastAsia"/>
-              </w:rPr>
-              <w:t>假設資料來源</w:t>
-            </w:r>
-          </w:p>
-        </w:tc>
-        <w:tc>
-          <w:tcPr>
-            <w:tcW w:w="1503" w:type="dxa"/>
-          </w:tcPr>
-          <w:p>
-            <w:pPr>
-              <w:rPr>
-                <w:rFonts w:hint="eastAsia"/>
-              </w:rPr>
-            </w:pPr>
-            <w:r>
-              <w:rPr>
-                <w:rFonts w:hint="eastAsia"/>
-              </w:rPr>
-              <w:t>樣本數</w:t>
-            </w:r>
-            <w:r>
-              <w:rPr>
-                <w:rFonts w:hint="eastAsia"/>
-              </w:rPr>
-              <w:t>(</w:t>
-            </w:r>
-            <w:r>
-              <w:rPr>
-                <w:rFonts w:hint="eastAsia"/>
-              </w:rPr>
-              <w:t>筆</w:t>
-            </w:r>
-            <w:r>
-              <w:rPr>
-                <w:rFonts w:hint="eastAsia"/>
-              </w:rPr>
-              <w:t>)</w:t>
-            </w:r>
-          </w:p>
-        </w:tc>
-        <w:tc>
-          <w:tcPr>
-            <w:tcW w:w="1503" w:type="dxa"/>
-          </w:tcPr>
-          <w:p>
-            <w:pPr>
-              <w:rPr>
-                <w:rFonts w:hint="eastAsia"/>
-              </w:rPr>
-            </w:pPr>
-            <w:r>
-              <w:rPr>
-                <w:rFonts w:hint="eastAsia"/>
-              </w:rPr>
-              <w:t>時間範圍</w:t>
-            </w:r>
-          </w:p>
-        </w:tc>
-        <w:tc>
-          <w:tcPr>
-            <w:tcW w:w="1503" w:type="dxa"/>
-          </w:tcPr>
-          <w:p>
-            <w:pPr>
-              <w:rPr>
-                <w:rFonts w:hint="eastAsia"/>
-              </w:rPr>
-            </w:pPr>
-            <w:r>
-              <w:rPr>
-                <w:rFonts w:hint="eastAsia"/>
-              </w:rPr>
-              <w:t>前處理方法</w:t>
-            </w:r>
-          </w:p>
-        </w:tc>
-      </w:tr>
-      <w:tr>
-        <w:tc>
-          <w:tcPr>
-            <w:tcW w:w="1502" w:type="dxa"/>
-          </w:tcPr>
-          <w:p>
-            <w:pPr>
-              <w:rPr>
-                <w:rFonts w:hint="eastAsia"/>
-              </w:rPr>
-            </w:pPr>
-            <w:r>
-              <w:rPr>
-                <w:rFonts w:hint="eastAsia"/>
-              </w:rPr>
-              <w:t>製造業</w:t>
-            </w:r>
-          </w:p>
-        </w:tc>
-        <w:tc>
-          <w:tcPr>
-            <w:tcW w:w="1502" w:type="dxa"/>
-          </w:tcPr>
-          <w:p>
-            <w:pPr>
-              <w:rPr>
-                <w:rFonts w:hint="eastAsia"/>
-              </w:rPr>
-            </w:pPr>
-            <w:r>
-              <w:rPr>
-                <w:rFonts w:hint="eastAsia"/>
-              </w:rPr>
-              <w:t>飛行器引擎感測數據</w:t>
-            </w:r>
-          </w:p>
-        </w:tc>
-        <w:tc>
-          <w:tcPr>
-            <w:tcW w:w="1503" w:type="dxa"/>
-          </w:tcPr>
-          <w:p>
-            <w:pPr>
-              <w:rPr>
-                <w:rFonts w:hint="eastAsia"/>
-              </w:rPr>
-            </w:pPr>
-            <w:r>
-              <w:rPr>
-                <w:rFonts w:hint="eastAsia"/>
-              </w:rPr>
-              <w:t>NASA C-MAPSS</w:t>
-            </w:r>
-            <w:r>
-              <w:rPr>
-                <w:rFonts w:hint="eastAsia"/>
-              </w:rPr>
-              <w:t>假設</w:t>
-            </w:r>
-          </w:p>
-        </w:tc>
-        <w:tc>
-          <w:tcPr>
-            <w:tcW w:w="1503" w:type="dxa"/>
-          </w:tcPr>
-          <w:p>
-            <w:pPr>
-              <w:rPr>
-                <w:rFonts w:hint="eastAsia"/>
-              </w:rPr>
-            </w:pPr>
-            <w:r>
-              <w:rPr>
-                <w:rFonts w:hint="eastAsia"/>
-              </w:rPr>
-              <w:t>~2,000</w:t>
-            </w:r>
-          </w:p>
-        </w:tc>
-        <w:tc>
-          <w:tcPr>
-            <w:tcW w:w="1503" w:type="dxa"/>
-          </w:tcPr>
-          <w:p>
-            <w:pPr>
-              <w:rPr>
-                <w:rFonts w:hint="eastAsia"/>
-              </w:rPr>
-            </w:pPr>
-            <w:r>
-              <w:rPr>
-                <w:rFonts w:hint="eastAsia"/>
-              </w:rPr>
-              <w:t>模擬壽命週期</w:t>
-            </w:r>
-          </w:p>
-        </w:tc>
-        <w:tc>
-          <w:tcPr>
-            <w:tcW w:w="1503" w:type="dxa"/>
-          </w:tcPr>
-          <w:p>
-            <w:pPr>
-              <w:rPr>
-                <w:rFonts w:hint="eastAsia"/>
-              </w:rPr>
-            </w:pPr>
-            <w:r>
-              <w:rPr>
-                <w:rFonts w:hint="eastAsia"/>
-              </w:rPr>
-              <w:t>異常值剔除、標準化</w:t>
-            </w:r>
-          </w:p>
-        </w:tc>
-      </w:tr>
-      <w:tr>
-        <w:tc>
-          <w:tcPr>
-            <w:tcW w:w="1502" w:type="dxa"/>
-          </w:tcPr>
-          <w:p>
-            <w:pPr>
-              <w:rPr>
-                <w:rFonts w:hint="eastAsia"/>
-              </w:rPr>
-            </w:pPr>
-            <w:r>
-              <w:rPr>
-                <w:rFonts w:hint="eastAsia"/>
-              </w:rPr>
-              <w:t>製造業</w:t>
-            </w:r>
-          </w:p>
-        </w:tc>
-        <w:tc>
-          <w:tcPr>
-            <w:tcW w:w="1502" w:type="dxa"/>
-          </w:tcPr>
-          <w:p>
-            <w:pPr>
-              <w:rPr>
-                <w:rFonts w:hint="eastAsia"/>
-              </w:rPr>
-            </w:pPr>
-            <w:r>
-              <w:rPr>
-                <w:rFonts w:hint="eastAsia"/>
-              </w:rPr>
-              <w:t>生產線日志</w:t>
-            </w:r>
-          </w:p>
-        </w:tc>
-        <w:tc>
-          <w:tcPr>
-            <w:tcW w:w="1503" w:type="dxa"/>
-          </w:tcPr>
-          <w:p>
-            <w:pPr>
-              <w:rPr>
-                <w:rFonts w:hint="eastAsia"/>
-              </w:rPr>
-            </w:pPr>
-            <w:r>
-              <w:rPr>
-                <w:rFonts w:hint="eastAsia"/>
-              </w:rPr>
-              <w:t>公開製造流程資料</w:t>
-            </w:r>
-          </w:p>
-        </w:tc>
-        <w:tc>
-          <w:tcPr>
-            <w:tcW w:w="1503" w:type="dxa"/>
-          </w:tcPr>
-          <w:p>
-            <w:pPr>
-              <w:rPr>
-                <w:rFonts w:hint="eastAsia"/>
-              </w:rPr>
-            </w:pPr>
-            <w:r>
-              <w:rPr>
-                <w:rFonts w:hint="eastAsia"/>
-              </w:rPr>
-              <w:t>~10,000</w:t>
-            </w:r>
-          </w:p>
-        </w:tc>
-        <w:tc>
-          <w:tcPr>
-            <w:tcW w:w="1503" w:type="dxa"/>
-          </w:tcPr>
-          <w:p>
-            <w:pPr>
-              <w:rPr>
-                <w:rFonts w:hint="eastAsia"/>
-              </w:rPr>
-            </w:pPr>
-            <w:r>
-              <w:rPr>
-                <w:rFonts w:hint="eastAsia"/>
-              </w:rPr>
-              <w:t>2020</w:t>
-            </w:r>
-            <w:proofErr w:type="gramStart"/>
-            <w:r>
-              <w:rPr>
-                <w:rFonts w:hint="eastAsia"/>
-              </w:rPr>
-              <w:t>–</w:t>
-            </w:r>
-            <w:proofErr w:type="gramEnd"/>
-            <w:r>
-              <w:rPr>
-                <w:rFonts w:hint="eastAsia"/>
-              </w:rPr>
-              <w:t>2024</w:t>
-            </w:r>
-            <w:r>
-              <w:rPr>
-                <w:rFonts w:hint="eastAsia"/>
-              </w:rPr>
-              <w:t>年</w:t>
-            </w:r>
-          </w:p>
-        </w:tc>
-        <w:tc>
-          <w:tcPr>
-            <w:tcW w:w="1503" w:type="dxa"/>
-          </w:tcPr>
-          <w:p>
-            <w:pPr>
-              <w:rPr>
-                <w:rFonts w:hint="eastAsia"/>
-              </w:rPr>
-            </w:pPr>
-            <w:r>
-              <w:rPr>
-                <w:rFonts w:hint="eastAsia"/>
-              </w:rPr>
-              <w:t>類別編碼、特徵篩選</w:t>
-            </w:r>
-          </w:p>
-        </w:tc>
-      </w:tr>
-      <w:tr>
-        <w:tc>
-          <w:tcPr>
-            <w:tcW w:w="1502" w:type="dxa"/>
-          </w:tcPr>
-          <w:p>
-            <w:pPr>
-              <w:rPr>
-                <w:rFonts w:hint="eastAsia"/>
-              </w:rPr>
-            </w:pPr>
-            <w:r>
-              <w:rPr>
-                <w:rFonts w:hint="eastAsia"/>
-              </w:rPr>
-              <w:t>金融業</w:t>
-            </w:r>
-          </w:p>
-        </w:tc>
-        <w:tc>
-          <w:tcPr>
-            <w:tcW w:w="1502" w:type="dxa"/>
-          </w:tcPr>
-          <w:p>
-            <w:pPr>
-              <w:rPr>
-                <w:rFonts w:hint="eastAsia"/>
-              </w:rPr>
-            </w:pPr>
-            <w:r>
-              <w:rPr>
-                <w:rFonts w:hint="eastAsia"/>
-              </w:rPr>
-              <w:t>股價與經濟指標</w:t>
-            </w:r>
-          </w:p>
-        </w:tc>
-        <w:tc>
-          <w:tcPr>
-            <w:tcW w:w="1503" w:type="dxa"/>
-          </w:tcPr>
-          <w:p>
-            <w:pPr>
-              <w:rPr>
-                <w:rFonts w:hint="eastAsia"/>
-              </w:rPr>
-            </w:pPr>
-            <w:r>
-              <w:rPr>
-                <w:rFonts w:hint="eastAsia"/>
-              </w:rPr>
-              <w:t>Yahoo Finance</w:t>
-            </w:r>
-            <w:r>
-              <w:rPr>
-                <w:rFonts w:hint="eastAsia"/>
-              </w:rPr>
-              <w:t>假設</w:t>
-            </w:r>
-          </w:p>
-        </w:tc>
-        <w:tc>
-          <w:tcPr>
-            <w:tcW w:w="1503" w:type="dxa"/>
-          </w:tcPr>
-          <w:p>
-            <w:pPr>
-              <w:rPr>
-                <w:rFonts w:hint="eastAsia"/>
-              </w:rPr>
-            </w:pPr>
-            <w:r>
-              <w:rPr>
-                <w:rFonts w:hint="eastAsia"/>
-              </w:rPr>
-              <w:t>~20,000</w:t>
-            </w:r>
-          </w:p>
-        </w:tc>
-        <w:tc>
-          <w:tcPr>
-            <w:tcW w:w="1503" w:type="dxa"/>
-          </w:tcPr>
-          <w:p>
-            <w:pPr>
-              <w:rPr>
-                <w:rFonts w:hint="eastAsia"/>
-              </w:rPr>
-            </w:pPr>
-            <w:r>
-              <w:rPr>
-                <w:rFonts w:hint="eastAsia"/>
-              </w:rPr>
-              <w:t>2000</w:t>
-            </w:r>
-            <w:proofErr w:type="gramStart"/>
-            <w:r>
-              <w:rPr>
-                <w:rFonts w:hint="eastAsia"/>
-              </w:rPr>
-              <w:t>–</w:t>
-            </w:r>
-            <w:proofErr w:type="gramEnd"/>
-            <w:r>
-              <w:rPr>
-                <w:rFonts w:hint="eastAsia"/>
-              </w:rPr>
-              <w:t>2025</w:t>
-            </w:r>
-            <w:r>
-              <w:rPr>
-                <w:rFonts w:hint="eastAsia"/>
-              </w:rPr>
-              <w:t>年</w:t>
-            </w:r>
-          </w:p>
-        </w:tc>
-        <w:tc>
-          <w:tcPr>
-            <w:tcW w:w="1503" w:type="dxa"/>
-          </w:tcPr>
-          <w:p>
-            <w:pPr>
-              <w:rPr>
-                <w:rFonts w:hint="eastAsia"/>
-              </w:rPr>
-            </w:pPr>
-            <w:r>
-              <w:rPr>
-                <w:rFonts w:hint="eastAsia"/>
-              </w:rPr>
-              <w:t>缺失</w:t>
-            </w:r>
-            <w:proofErr w:type="gramStart"/>
-            <w:r>
-              <w:rPr>
-                <w:rFonts w:hint="eastAsia"/>
-              </w:rPr>
-              <w:t>值插補</w:t>
-            </w:r>
-            <w:proofErr w:type="gramEnd"/>
-            <w:r>
-              <w:rPr>
-                <w:rFonts w:hint="eastAsia"/>
-              </w:rPr>
-              <w:t>、時間序列平滑</w:t>
-            </w:r>
-          </w:p>
-        </w:tc>
-      </w:tr>
-      <w:tr>
-        <w:tc>
-          <w:tcPr>
-            <w:tcW w:w="1502" w:type="dxa"/>
-          </w:tcPr>
-          <w:p>
-            <w:pPr>
-              <w:rPr>
-                <w:rFonts w:hint="eastAsia"/>
-              </w:rPr>
-            </w:pPr>
-            <w:r>
-              <w:rPr>
-                <w:rFonts w:hint="eastAsia"/>
-              </w:rPr>
-              <w:t>金融業</w:t>
-            </w:r>
-          </w:p>
-        </w:tc>
-        <w:tc>
-          <w:tcPr>
-            <w:tcW w:w="1502" w:type="dxa"/>
-          </w:tcPr>
-          <w:p>
-            <w:pPr>
-              <w:rPr>
-                <w:rFonts w:hint="eastAsia"/>
-              </w:rPr>
-            </w:pPr>
-            <w:r>
-              <w:rPr>
-                <w:rFonts w:hint="eastAsia"/>
-              </w:rPr>
-              <w:t>客戶交易與風險因子</w:t>
-            </w:r>
-          </w:p>
-        </w:tc>
-        <w:tc>
-          <w:tcPr>
-            <w:tcW w:w="1503" w:type="dxa"/>
-          </w:tcPr>
-          <w:p>
-            <w:pPr>
-              <w:rPr>
-                <w:rFonts w:hint="eastAsia"/>
-              </w:rPr>
-            </w:pPr>
-            <w:r>
-              <w:rPr>
-                <w:rFonts w:hint="eastAsia"/>
-              </w:rPr>
-              <w:t>政府統計資料</w:t>
-            </w:r>
-          </w:p>
-        </w:tc>
-        <w:tc>
-          <w:tcPr>
-            <w:tcW w:w="1503" w:type="dxa"/>
-          </w:tcPr>
-          <w:p>
-            <w:pPr>
-              <w:rPr>
-                <w:rFonts w:hint="eastAsia"/>
-              </w:rPr>
-            </w:pPr>
-            <w:r>
-              <w:rPr>
-                <w:rFonts w:hint="eastAsia"/>
-              </w:rPr>
-              <w:t>~15,000</w:t>
-            </w:r>
-          </w:p>
-        </w:tc>
-        <w:tc>
-          <w:tcPr>
-            <w:tcW w:w="1503" w:type="dxa"/>
-          </w:tcPr>
-          <w:p>
-            <w:pPr>
-              <w:rPr>
-                <w:rFonts w:hint="eastAsia"/>
-              </w:rPr>
-            </w:pPr>
-            <w:r>
-              <w:rPr>
-                <w:rFonts w:hint="eastAsia"/>
-              </w:rPr>
-              <w:t>2015</w:t>
-            </w:r>
-            <w:proofErr w:type="gramStart"/>
-            <w:r>
-              <w:rPr>
-                <w:rFonts w:hint="eastAsia"/>
-              </w:rPr>
-              <w:t>–</w:t>
-            </w:r>
-            <w:proofErr w:type="gramEnd"/>
-            <w:r>
-              <w:rPr>
-                <w:rFonts w:hint="eastAsia"/>
-              </w:rPr>
-              <w:t>2025</w:t>
-            </w:r>
-            <w:r>
-              <w:rPr>
-                <w:rFonts w:hint="eastAsia"/>
-              </w:rPr>
-              <w:t>年</w:t>
-            </w:r>
-          </w:p>
-        </w:tc>
-        <w:tc>
-          <w:tcPr>
-            <w:tcW w:w="1503" w:type="dxa"/>
-          </w:tcPr>
-          <w:p>
-            <w:pPr>
-              <w:rPr>
-                <w:rFonts w:hint="eastAsia"/>
-              </w:rPr>
-            </w:pPr>
-            <w:r>
-              <w:rPr>
-                <w:rFonts w:hint="eastAsia"/>
-              </w:rPr>
-              <w:t>特徵縮放、標籤平衡</w:t>
-            </w:r>
-          </w:p>
-        </w:tc>
-      </w:tr>
-    </w:tbl>
-    <w:p>
-      <w:pPr>
-        <w:rPr>
-          <w:rFonts w:hint="eastAsia"/>
-        </w:rPr>
-      </w:pPr>
-      <w:bookmarkStart w:id="24" w:name="_Toc224505347"/>
-      <w:r>
-        <w:t>在模型與演算法選擇方面，本研究將比較不同</w:t>
-      </w:r>
-      <w:proofErr w:type="gramStart"/>
-      <w:r>
-        <w:t>工具與算法</w:t>
-      </w:r>
-      <w:proofErr w:type="gramEnd"/>
-      <w:r>
-        <w:t>在</w:t>
-      </w:r>
-      <w:r>
-        <w:rPr>
-          <w:rFonts w:ascii="Times New Roman" w:hAnsi="Times New Roman" w:cs="Times New Roman"/>
-        </w:rPr>
         <w:t>DSS</w:t>
       </w:r>
       <w:r>
-        <w:t>中的表現（參考文獻）。表</w:t>
-      </w:r>
-      <w:r>
-        <w:t>1</w:t>
-      </w:r>
-      <w:r>
-        <w:t>比較了常用的</w:t>
-      </w:r>
-      <w:r>
-        <w:rPr>
-          <w:rFonts w:ascii="Times New Roman" w:hAnsi="Times New Roman" w:cs="Times New Roman"/>
-        </w:rPr>
-        <w:t>AI</w:t>
-      </w:r>
-      <w:r>
-        <w:t>演算法；表</w:t>
-      </w:r>
-      <w:r>
-        <w:t>2</w:t>
-      </w:r>
-      <w:r>
-        <w:t>則對比了傳統</w:t>
-      </w:r>
-      <w:r>
-        <w:rPr>
-          <w:rFonts w:ascii="Times New Roman" w:hAnsi="Times New Roman" w:cs="Times New Roman"/>
-        </w:rPr>
-        <w:t>DSS</w:t>
-      </w:r>
-      <w:r>
-        <w:t>與</w:t>
-      </w:r>
-      <w:r>
-        <w:rPr>
-          <w:rFonts w:ascii="Times New Roman" w:hAnsi="Times New Roman" w:cs="Times New Roman"/>
-        </w:rPr>
-        <w:t>AI-DSS</w:t>
-      </w:r>
-      <w:r>
-        <w:t>在資料處理方式、決策準確度等方面的差異，強調</w:t>
-      </w:r>
-      <w:r>
-        <w:rPr>
-          <w:rFonts w:ascii="Times New Roman" w:hAnsi="Times New Roman" w:cs="Times New Roman"/>
-        </w:rPr>
-        <w:t>AI-DSS</w:t>
-      </w:r>
-      <w:r>
-        <w:t>在數據處理能力與自適應學習上的優勢。</w:t>
-      </w:r>
-    </w:p>
-    <w:tbl>
-      <w:tblPr>
-        <w:tblStyle w:val="af6"/>
-        <w:tblW w:w="0" w:type="auto"/>
-        <w:tblLook w:val="04A0" w:firstRow="1" w:lastRow="0" w:firstColumn="1" w:lastColumn="0" w:noHBand="0" w:noVBand="1"/>
-      </w:tblPr>
-      <w:tblGrid>
-        <w:gridCol w:w="2254"/>
-        <w:gridCol w:w="751"/>
-        <w:gridCol w:w="1503"/>
-        <w:gridCol w:w="1502"/>
-        <w:gridCol w:w="752"/>
-        <w:gridCol w:w="2254"/>
-      </w:tblGrid>
-      <w:tr>
-        <w:tc>
-          <w:tcPr>
-            <w:tcW w:w="2254" w:type="dxa"/>
-          </w:tcPr>
-          <w:p>
-            <w:pPr>
-              <w:rPr>
-                <w:rFonts w:hint="eastAsia"/>
-              </w:rPr>
-            </w:pPr>
-            <w:r>
-              <w:rPr>
-                <w:rFonts w:hint="eastAsia"/>
-              </w:rPr>
-              <w:t>演算法</w:t>
-            </w:r>
-          </w:p>
-        </w:tc>
-        <w:tc>
-          <w:tcPr>
-            <w:tcW w:w="2254" w:type="dxa"/>
-            <w:gridSpan w:val="2"/>
-          </w:tcPr>
-          <w:p>
-            <w:pPr>
-              <w:rPr>
-                <w:rFonts w:hint="eastAsia"/>
-              </w:rPr>
-            </w:pPr>
-            <w:r>
-              <w:rPr>
-                <w:rFonts w:hint="eastAsia"/>
-              </w:rPr>
-              <w:t>類別</w:t>
-            </w:r>
-          </w:p>
-        </w:tc>
-        <w:tc>
-          <w:tcPr>
-            <w:tcW w:w="2254" w:type="dxa"/>
-            <w:gridSpan w:val="2"/>
-          </w:tcPr>
-          <w:p>
-            <w:pPr>
-              <w:rPr>
-                <w:rFonts w:hint="eastAsia"/>
-              </w:rPr>
-            </w:pPr>
-            <w:r>
-              <w:rPr>
-                <w:rFonts w:hint="eastAsia"/>
-              </w:rPr>
-              <w:t>優點</w:t>
-            </w:r>
-          </w:p>
-        </w:tc>
-        <w:tc>
-          <w:tcPr>
-            <w:tcW w:w="2254" w:type="dxa"/>
-          </w:tcPr>
-          <w:p>
-            <w:pPr>
-              <w:rPr>
-                <w:rFonts w:hint="eastAsia"/>
-              </w:rPr>
-            </w:pPr>
-            <w:r>
-              <w:rPr>
-                <w:rFonts w:hint="eastAsia"/>
-              </w:rPr>
-              <w:t>缺點</w:t>
-            </w:r>
-          </w:p>
-        </w:tc>
-      </w:tr>
-      <w:tr>
-        <w:tc>
-          <w:tcPr>
-            <w:tcW w:w="2254" w:type="dxa"/>
-          </w:tcPr>
-          <w:p>
-            <w:pPr>
-              <w:rPr>
-                <w:rFonts w:hint="eastAsia"/>
-              </w:rPr>
-            </w:pPr>
-            <w:r>
-              <w:rPr>
-                <w:rFonts w:hint="eastAsia"/>
-              </w:rPr>
-              <w:t>決策樹</w:t>
-            </w:r>
-          </w:p>
-        </w:tc>
-        <w:tc>
-          <w:tcPr>
-            <w:tcW w:w="2254" w:type="dxa"/>
-            <w:gridSpan w:val="2"/>
-          </w:tcPr>
-          <w:p>
-            <w:pPr>
-              <w:rPr>
-                <w:rFonts w:hint="eastAsia"/>
-              </w:rPr>
-            </w:pPr>
-            <w:r>
-              <w:rPr>
-                <w:rFonts w:hint="eastAsia"/>
-              </w:rPr>
-              <w:t>監督學習</w:t>
-            </w:r>
-          </w:p>
-        </w:tc>
-        <w:tc>
-          <w:tcPr>
-            <w:tcW w:w="2254" w:type="dxa"/>
-            <w:gridSpan w:val="2"/>
-          </w:tcPr>
-          <w:p>
-            <w:pPr>
-              <w:rPr>
-                <w:rFonts w:hint="eastAsia"/>
-              </w:rPr>
-            </w:pPr>
-            <w:r>
-              <w:rPr>
-                <w:rFonts w:hint="eastAsia"/>
-              </w:rPr>
-              <w:t>易於解釋、運算效率高</w:t>
-            </w:r>
-          </w:p>
-        </w:tc>
-        <w:tc>
-          <w:tcPr>
-            <w:tcW w:w="2254" w:type="dxa"/>
-          </w:tcPr>
-          <w:p>
-            <w:pPr>
-              <w:rPr>
-                <w:rFonts w:hint="eastAsia"/>
-              </w:rPr>
-            </w:pPr>
-            <w:proofErr w:type="gramStart"/>
-            <w:r>
-              <w:rPr>
-                <w:rFonts w:hint="eastAsia"/>
-              </w:rPr>
-              <w:t>易過擬</w:t>
-            </w:r>
-            <w:proofErr w:type="gramEnd"/>
-            <w:r>
-              <w:rPr>
-                <w:rFonts w:hint="eastAsia"/>
-              </w:rPr>
-              <w:t>合、對異常值敏感</w:t>
-            </w:r>
-          </w:p>
-        </w:tc>
-      </w:tr>
-      <w:tr>
-        <w:tc>
-          <w:tcPr>
-            <w:tcW w:w="2254" w:type="dxa"/>
-          </w:tcPr>
-          <w:p>
-            <w:pPr>
-              <w:rPr>
-                <w:rFonts w:hint="eastAsia"/>
-              </w:rPr>
-            </w:pPr>
-            <w:r>
-              <w:rPr>
-                <w:rFonts w:hint="eastAsia"/>
-              </w:rPr>
-              <w:t>隨機森林</w:t>
-            </w:r>
-          </w:p>
-        </w:tc>
-        <w:tc>
-          <w:tcPr>
-            <w:tcW w:w="2254" w:type="dxa"/>
-            <w:gridSpan w:val="2"/>
-          </w:tcPr>
-          <w:p>
-            <w:pPr>
-              <w:rPr>
-                <w:rFonts w:hint="eastAsia"/>
-              </w:rPr>
-            </w:pPr>
-            <w:r>
-              <w:rPr>
-                <w:rFonts w:hint="eastAsia"/>
-              </w:rPr>
-              <w:t>監督學習</w:t>
-            </w:r>
-          </w:p>
-        </w:tc>
-        <w:tc>
-          <w:tcPr>
-            <w:tcW w:w="2254" w:type="dxa"/>
-            <w:gridSpan w:val="2"/>
-          </w:tcPr>
-          <w:p>
-            <w:pPr>
-              <w:rPr>
-                <w:rFonts w:hint="eastAsia"/>
-              </w:rPr>
-            </w:pPr>
-            <w:proofErr w:type="gramStart"/>
-            <w:r>
-              <w:rPr>
-                <w:rFonts w:hint="eastAsia"/>
-              </w:rPr>
-              <w:t>抗過擬</w:t>
-            </w:r>
-            <w:proofErr w:type="gramEnd"/>
-            <w:r>
-              <w:rPr>
-                <w:rFonts w:hint="eastAsia"/>
-              </w:rPr>
-              <w:t>合能力強、精度高</w:t>
-            </w:r>
-          </w:p>
-        </w:tc>
-        <w:tc>
-          <w:tcPr>
-            <w:tcW w:w="2254" w:type="dxa"/>
-          </w:tcPr>
-          <w:p>
-            <w:pPr>
-              <w:rPr>
-                <w:rFonts w:hint="eastAsia"/>
-              </w:rPr>
-            </w:pPr>
-            <w:r>
-              <w:rPr>
-                <w:rFonts w:hint="eastAsia"/>
-              </w:rPr>
-              <w:t>模型複雜度高、可解釋性較差</w:t>
-            </w:r>
-          </w:p>
-        </w:tc>
-      </w:tr>
-      <w:tr>
-        <w:tc>
-          <w:tcPr>
-            <w:tcW w:w="2254" w:type="dxa"/>
-          </w:tcPr>
-          <w:p>
-            <w:pPr>
-              <w:rPr>
-                <w:rFonts w:hint="eastAsia"/>
-              </w:rPr>
-            </w:pPr>
-            <w:r>
-              <w:rPr>
-                <w:rFonts w:hint="eastAsia"/>
-              </w:rPr>
-              <w:t>神經網路</w:t>
-            </w:r>
-            <w:r>
-              <w:rPr>
-                <w:rFonts w:hint="eastAsia"/>
-              </w:rPr>
-              <w:t xml:space="preserve"> (</w:t>
-            </w:r>
-            <w:r>
-              <w:rPr>
-                <w:rFonts w:hint="eastAsia"/>
-              </w:rPr>
-              <w:t>深度學習</w:t>
-            </w:r>
-            <w:r>
-              <w:rPr>
-                <w:rFonts w:hint="eastAsia"/>
-              </w:rPr>
-              <w:t>)</w:t>
-            </w:r>
-          </w:p>
-        </w:tc>
-        <w:tc>
-          <w:tcPr>
-            <w:tcW w:w="2254" w:type="dxa"/>
-            <w:gridSpan w:val="2"/>
-          </w:tcPr>
-          <w:p>
-            <w:pPr>
-              <w:rPr>
-                <w:rFonts w:hint="eastAsia"/>
-              </w:rPr>
-            </w:pPr>
-            <w:r>
-              <w:rPr>
-                <w:rFonts w:hint="eastAsia"/>
-              </w:rPr>
-              <w:t>監督</w:t>
-            </w:r>
-            <w:r>
-              <w:rPr>
-                <w:rFonts w:hint="eastAsia"/>
-              </w:rPr>
-              <w:t>/</w:t>
-            </w:r>
-            <w:r>
-              <w:rPr>
-                <w:rFonts w:hint="eastAsia"/>
-              </w:rPr>
-              <w:t>非監督學習</w:t>
-            </w:r>
-          </w:p>
-        </w:tc>
-        <w:tc>
-          <w:tcPr>
-            <w:tcW w:w="2254" w:type="dxa"/>
-            <w:gridSpan w:val="2"/>
-          </w:tcPr>
-          <w:p>
-            <w:pPr>
-              <w:rPr>
-                <w:rFonts w:hint="eastAsia"/>
-              </w:rPr>
-            </w:pPr>
-            <w:r>
-              <w:rPr>
-                <w:rFonts w:hint="eastAsia"/>
-              </w:rPr>
-              <w:t>處理高維度非線性數據能力優秀</w:t>
-            </w:r>
-          </w:p>
-        </w:tc>
-        <w:tc>
-          <w:tcPr>
-            <w:tcW w:w="2254" w:type="dxa"/>
-          </w:tcPr>
-          <w:p>
-            <w:pPr>
-              <w:rPr>
-                <w:rFonts w:hint="eastAsia"/>
-              </w:rPr>
-            </w:pPr>
-            <w:r>
-              <w:rPr>
-                <w:rFonts w:hint="eastAsia"/>
-              </w:rPr>
-              <w:t>訓練需大量資料、難以解釋</w:t>
-            </w:r>
-          </w:p>
-        </w:tc>
-      </w:tr>
-      <w:tr>
-        <w:tc>
-          <w:tcPr>
-            <w:tcW w:w="3005" w:type="dxa"/>
-            <w:gridSpan w:val="2"/>
-          </w:tcPr>
-          <w:p>
-            <w:pPr>
-              <w:rPr>
-                <w:rFonts w:hint="eastAsia"/>
-              </w:rPr>
-            </w:pPr>
-            <w:r>
-              <w:rPr>
-                <w:rFonts w:hint="eastAsia"/>
-              </w:rPr>
-              <w:lastRenderedPageBreak/>
-              <w:t>特性</w:t>
-            </w:r>
-          </w:p>
-        </w:tc>
-        <w:tc>
-          <w:tcPr>
-            <w:tcW w:w="3005" w:type="dxa"/>
-            <w:gridSpan w:val="2"/>
-          </w:tcPr>
-          <w:p>
-            <w:pPr>
-              <w:rPr>
-                <w:rFonts w:hint="eastAsia"/>
-              </w:rPr>
-            </w:pPr>
-            <w:r>
-              <w:rPr>
-                <w:rFonts w:hint="eastAsia"/>
-              </w:rPr>
-              <w:t>傳統</w:t>
-            </w:r>
-            <w:r>
-              <w:rPr>
-                <w:rFonts w:hint="eastAsia"/>
-              </w:rPr>
-              <w:t>DSS</w:t>
-            </w:r>
-          </w:p>
-        </w:tc>
-        <w:tc>
-          <w:tcPr>
-            <w:tcW w:w="3006" w:type="dxa"/>
-            <w:gridSpan w:val="2"/>
-          </w:tcPr>
-          <w:p>
-            <w:pPr>
-              <w:rPr>
-                <w:rFonts w:hint="eastAsia"/>
-              </w:rPr>
-            </w:pPr>
-            <w:r>
-              <w:rPr>
-                <w:rFonts w:hint="eastAsia"/>
-              </w:rPr>
-              <w:t>AI</w:t>
-            </w:r>
-            <w:r>
-              <w:rPr>
-                <w:rFonts w:hint="eastAsia"/>
-              </w:rPr>
-              <w:t>驅動</w:t>
-            </w:r>
-            <w:r>
-              <w:rPr>
-                <w:rFonts w:hint="eastAsia"/>
-              </w:rPr>
-              <w:t>DSS</w:t>
-            </w:r>
-          </w:p>
-        </w:tc>
-      </w:tr>
-      <w:tr>
-        <w:tc>
-          <w:tcPr>
-            <w:tcW w:w="3005" w:type="dxa"/>
-            <w:gridSpan w:val="2"/>
-          </w:tcPr>
-          <w:p>
-            <w:pPr>
-              <w:rPr>
-                <w:rFonts w:hint="eastAsia"/>
-              </w:rPr>
-            </w:pPr>
-            <w:r>
-              <w:rPr>
-                <w:rFonts w:hint="eastAsia"/>
-              </w:rPr>
-              <w:t>資料來源</w:t>
-            </w:r>
-          </w:p>
-        </w:tc>
-        <w:tc>
-          <w:tcPr>
-            <w:tcW w:w="3005" w:type="dxa"/>
-            <w:gridSpan w:val="2"/>
-          </w:tcPr>
-          <w:p>
-            <w:pPr>
-              <w:rPr>
-                <w:rFonts w:hint="eastAsia"/>
-              </w:rPr>
-            </w:pPr>
-            <w:r>
-              <w:rPr>
-                <w:rFonts w:hint="eastAsia"/>
-              </w:rPr>
-              <w:t>主要使用結構化企業內部資料</w:t>
-            </w:r>
-          </w:p>
-        </w:tc>
-        <w:tc>
-          <w:tcPr>
-            <w:tcW w:w="3006" w:type="dxa"/>
-            <w:gridSpan w:val="2"/>
-          </w:tcPr>
-          <w:p>
-            <w:pPr>
-              <w:rPr>
-                <w:rFonts w:hint="eastAsia"/>
-              </w:rPr>
-            </w:pPr>
-            <w:proofErr w:type="gramStart"/>
-            <w:r>
-              <w:rPr>
-                <w:rFonts w:hint="eastAsia"/>
-              </w:rPr>
-              <w:t>結合多源資料</w:t>
-            </w:r>
-            <w:proofErr w:type="gramEnd"/>
-            <w:r>
-              <w:rPr>
-                <w:rFonts w:hint="eastAsia"/>
-              </w:rPr>
-              <w:t>（大數據、</w:t>
-            </w:r>
-            <w:r>
-              <w:rPr>
-                <w:rFonts w:hint="eastAsia"/>
-              </w:rPr>
-              <w:t>IoT</w:t>
-            </w:r>
-            <w:r>
-              <w:rPr>
-                <w:rFonts w:hint="eastAsia"/>
-              </w:rPr>
-              <w:t>）</w:t>
-            </w:r>
-          </w:p>
-        </w:tc>
-      </w:tr>
-      <w:tr>
-        <w:tc>
-          <w:tcPr>
-            <w:tcW w:w="3005" w:type="dxa"/>
-            <w:gridSpan w:val="2"/>
-          </w:tcPr>
-          <w:p>
-            <w:pPr>
-              <w:rPr>
-                <w:rFonts w:hint="eastAsia"/>
-              </w:rPr>
-            </w:pPr>
-            <w:r>
-              <w:rPr>
-                <w:rFonts w:hint="eastAsia"/>
-              </w:rPr>
-              <w:t>模型更新</w:t>
-            </w:r>
-          </w:p>
-        </w:tc>
-        <w:tc>
-          <w:tcPr>
-            <w:tcW w:w="3005" w:type="dxa"/>
-            <w:gridSpan w:val="2"/>
-          </w:tcPr>
-          <w:p>
-            <w:pPr>
-              <w:rPr>
-                <w:rFonts w:hint="eastAsia"/>
-              </w:rPr>
-            </w:pPr>
-            <w:r>
-              <w:rPr>
-                <w:rFonts w:hint="eastAsia"/>
-              </w:rPr>
-              <w:t>靜態模型、人工更新</w:t>
-            </w:r>
-          </w:p>
-        </w:tc>
-        <w:tc>
-          <w:tcPr>
-            <w:tcW w:w="3006" w:type="dxa"/>
-            <w:gridSpan w:val="2"/>
-          </w:tcPr>
-          <w:p>
-            <w:pPr>
-              <w:rPr>
-                <w:rFonts w:hint="eastAsia"/>
-              </w:rPr>
-            </w:pPr>
-            <w:r>
-              <w:rPr>
-                <w:rFonts w:hint="eastAsia"/>
-              </w:rPr>
-              <w:t>自動學習、動態調整</w:t>
-            </w:r>
-          </w:p>
-        </w:tc>
-      </w:tr>
-      <w:tr>
-        <w:tc>
-          <w:tcPr>
-            <w:tcW w:w="3005" w:type="dxa"/>
-            <w:gridSpan w:val="2"/>
-          </w:tcPr>
-          <w:p>
-            <w:pPr>
-              <w:rPr>
-                <w:rFonts w:hint="eastAsia"/>
-              </w:rPr>
-            </w:pPr>
-            <w:r>
-              <w:rPr>
-                <w:rFonts w:hint="eastAsia"/>
-              </w:rPr>
-              <w:t>決策準確度</w:t>
-            </w:r>
-          </w:p>
-        </w:tc>
-        <w:tc>
-          <w:tcPr>
-            <w:tcW w:w="3005" w:type="dxa"/>
-            <w:gridSpan w:val="2"/>
-          </w:tcPr>
-          <w:p>
-            <w:pPr>
-              <w:rPr>
-                <w:rFonts w:hint="eastAsia"/>
-              </w:rPr>
-            </w:pPr>
-            <w:r>
-              <w:rPr>
-                <w:rFonts w:hint="eastAsia"/>
-              </w:rPr>
-              <w:t>一般較低，依賴專家經驗</w:t>
-            </w:r>
-          </w:p>
-        </w:tc>
-        <w:tc>
-          <w:tcPr>
-            <w:tcW w:w="3006" w:type="dxa"/>
-            <w:gridSpan w:val="2"/>
-          </w:tcPr>
-          <w:p>
-            <w:pPr>
-              <w:rPr>
-                <w:rFonts w:hint="eastAsia"/>
-              </w:rPr>
-            </w:pPr>
-            <w:r>
-              <w:rPr>
-                <w:rFonts w:hint="eastAsia"/>
-              </w:rPr>
-              <w:t>高精度，透過訓練資料優化</w:t>
-            </w:r>
-          </w:p>
-        </w:tc>
-      </w:tr>
-      <w:tr>
-        <w:tc>
-          <w:tcPr>
-            <w:tcW w:w="3005" w:type="dxa"/>
-            <w:gridSpan w:val="2"/>
-          </w:tcPr>
-          <w:p>
-            <w:pPr>
-              <w:rPr>
-                <w:rFonts w:hint="eastAsia"/>
-              </w:rPr>
-            </w:pPr>
-            <w:r>
-              <w:rPr>
-                <w:rFonts w:hint="eastAsia"/>
-              </w:rPr>
-              <w:t>可解釋性</w:t>
-            </w:r>
-          </w:p>
-        </w:tc>
-        <w:tc>
-          <w:tcPr>
-            <w:tcW w:w="3005" w:type="dxa"/>
-            <w:gridSpan w:val="2"/>
-          </w:tcPr>
-          <w:p>
-            <w:pPr>
-              <w:rPr>
-                <w:rFonts w:hint="eastAsia"/>
-              </w:rPr>
-            </w:pPr>
-            <w:r>
-              <w:rPr>
-                <w:rFonts w:hint="eastAsia"/>
-              </w:rPr>
-              <w:t>高（規則可追溯）</w:t>
-            </w:r>
-          </w:p>
-        </w:tc>
-        <w:tc>
-          <w:tcPr>
-            <w:tcW w:w="3006" w:type="dxa"/>
-            <w:gridSpan w:val="2"/>
-          </w:tcPr>
-          <w:p>
-            <w:pPr>
-              <w:rPr>
-                <w:rFonts w:hint="eastAsia"/>
-              </w:rPr>
-            </w:pPr>
-            <w:r>
-              <w:rPr>
-                <w:rFonts w:hint="eastAsia"/>
-              </w:rPr>
-              <w:t>通常較低（需</w:t>
-            </w:r>
-            <w:r>
-              <w:rPr>
-                <w:rFonts w:hint="eastAsia"/>
-              </w:rPr>
-              <w:t>XAI</w:t>
-            </w:r>
-            <w:r>
-              <w:rPr>
-                <w:rFonts w:hint="eastAsia"/>
-              </w:rPr>
-              <w:t>提升）</w:t>
-            </w:r>
-          </w:p>
-        </w:tc>
-      </w:tr>
-      <w:tr>
-        <w:tc>
-          <w:tcPr>
-            <w:tcW w:w="3005" w:type="dxa"/>
-            <w:gridSpan w:val="2"/>
-          </w:tcPr>
-          <w:p>
-            <w:pPr>
-              <w:rPr>
-                <w:rFonts w:hint="eastAsia"/>
-              </w:rPr>
-            </w:pPr>
-            <w:r>
-              <w:rPr>
-                <w:rFonts w:hint="eastAsia"/>
-              </w:rPr>
-              <w:t>運行效率</w:t>
-            </w:r>
-          </w:p>
-        </w:tc>
-        <w:tc>
-          <w:tcPr>
-            <w:tcW w:w="3005" w:type="dxa"/>
-            <w:gridSpan w:val="2"/>
-          </w:tcPr>
-          <w:p>
-            <w:pPr>
-              <w:rPr>
-                <w:rFonts w:hint="eastAsia"/>
-              </w:rPr>
-            </w:pPr>
-            <w:r>
-              <w:rPr>
-                <w:rFonts w:hint="eastAsia"/>
-              </w:rPr>
-              <w:t>快速，流程簡單</w:t>
-            </w:r>
-          </w:p>
-        </w:tc>
-        <w:tc>
-          <w:tcPr>
-            <w:tcW w:w="3006" w:type="dxa"/>
-            <w:gridSpan w:val="2"/>
-          </w:tcPr>
-          <w:p>
-            <w:r>
-              <w:rPr>
-                <w:rFonts w:hint="eastAsia"/>
-              </w:rPr>
-              <w:t>需較高運算資源，多階段處理</w:t>
-            </w:r>
-          </w:p>
-        </w:tc>
-      </w:tr>
-    </w:tbl>
-    <w:p>
-      <w:pPr>
-        <w:pStyle w:val="1"/>
-        <w:rPr>
-          <w:rFonts w:ascii="標楷體" w:eastAsia="標楷體" w:hAnsi="標楷體"/>
-          <w:sz w:val="36"/>
-          <w:szCs w:val="36"/>
-        </w:rPr>
-      </w:pPr>
-      <w:r>
-        <w:rPr>
-          <w:rFonts w:ascii="標楷體" w:eastAsia="標楷體" w:hAnsi="標楷體"/>
-          <w:sz w:val="36"/>
-          <w:szCs w:val="36"/>
-        </w:rPr>
-        <w:t>第四章 研究結果</w:t>
-      </w:r>
-      <w:bookmarkEnd w:id="24"/>
-    </w:p>
-    <w:p>
-      <w:pPr>
-        <w:pStyle w:val="2"/>
-        <w:rPr>
-          <w:rFonts w:ascii="標楷體" w:eastAsia="標楷體" w:hAnsi="標楷體"/>
-          <w:b/>
-          <w:bCs/>
-          <w:sz w:val="32"/>
-          <w:szCs w:val="32"/>
-        </w:rPr>
-      </w:pPr>
-      <w:r>
-        <w:rPr>
-          <w:rFonts w:ascii="Times New Roman" w:hAnsi="Times New Roman" w:cs="Times New Roman"/>
-          <w:b/>
-          <w:bCs/>
-          <w:sz w:val="32"/>
-          <w:szCs w:val="32"/>
-        </w:rPr>
-        <w:t>4.1</w:t>
-      </w:r>
-      <w:r>
-        <w:rPr>
-          <w:rFonts w:ascii="標楷體" w:eastAsia="標楷體" w:hAnsi="標楷體"/>
-          <w:b/>
-          <w:bCs/>
-          <w:sz w:val="32"/>
-          <w:szCs w:val="32"/>
-        </w:rPr>
-        <w:t>主要發現</w:t>
-      </w:r>
-    </w:p>
-    <w:p>
-      <w:pPr>
-        <w:rPr>
-          <w:rFonts w:hint="eastAsia"/>
-        </w:rPr>
-      </w:pPr>
-      <w:r>
-        <w:t>透過假設案例分析，我們得到以下主要結果。</w:t>
-      </w:r>
-      <w:r>
-        <w:rPr>
-          <w:rFonts w:ascii="Times New Roman" w:hAnsi="Times New Roman" w:cs="Times New Roman"/>
-        </w:rPr>
-        <w:t>AI-DSS</w:t>
-      </w:r>
-      <w:r>
-        <w:t>在</w:t>
-      </w:r>
-      <w:proofErr w:type="gramStart"/>
-      <w:r>
-        <w:t>兩個場</w:t>
-      </w:r>
-      <w:proofErr w:type="gramEnd"/>
-      <w:r>
-        <w:t>域均顯著提升了決策準確度和效率：在製造業故障預測任務上，深度學習模型（</w:t>
-      </w:r>
-      <w:r>
-        <w:rPr>
-          <w:rFonts w:ascii="Times New Roman" w:hAnsi="Times New Roman" w:cs="Times New Roman"/>
-        </w:rPr>
-        <w:t>RNN/LSTM</w:t>
-      </w:r>
-      <w:r>
-        <w:t>）達到約</w:t>
-      </w:r>
-      <w:r>
-        <w:t>90%</w:t>
-      </w:r>
-      <w:r>
-        <w:t>的分類準確度；在金融市場趨勢預測任務上，綜合利用股價與輿情資料的</w:t>
-      </w:r>
-      <w:r>
-        <w:t>RBLSTM</w:t>
-      </w:r>
-      <w:r>
-        <w:t>模型達到約</w:t>
-      </w:r>
-      <w:r>
-        <w:t>85%</w:t>
-      </w:r>
-      <w:r>
-        <w:t>的準確度（</w:t>
-      </w:r>
-      <w:r>
-        <w:rPr>
-          <w:b/>
-          <w:bCs/>
-        </w:rPr>
-        <w:t>假設</w:t>
-      </w:r>
-      <w:r>
-        <w:t>數據源如表</w:t>
-      </w:r>
-      <w:r>
-        <w:t>3</w:t>
-      </w:r>
-      <w:r>
-        <w:t>）。如圖</w:t>
-      </w:r>
-      <w:r>
-        <w:t>3</w:t>
-      </w:r>
-      <w:r>
-        <w:t>所示，</w:t>
-      </w:r>
-      <w:r>
-        <w:rPr>
-          <w:rFonts w:ascii="Times New Roman" w:hAnsi="Times New Roman" w:cs="Times New Roman"/>
-        </w:rPr>
-        <w:t>AI-DSS</w:t>
-      </w:r>
-      <w:r>
-        <w:t>在關鍵績效指標上明顯優於傳統方法：平均準確度達到</w:t>
-      </w:r>
-      <w:r>
-        <w:t>90%</w:t>
-      </w:r>
-      <w:r>
-        <w:t>，使用者信任度達</w:t>
-      </w:r>
-      <w:r>
-        <w:t>0.8</w:t>
-      </w:r>
-      <w:r>
-        <w:t>以上（滿分</w:t>
-      </w:r>
-      <w:r>
-        <w:t>1.0</w:t>
-      </w:r>
-      <w:r>
-        <w:t>）。表</w:t>
-      </w:r>
-      <w:r>
-        <w:t>5</w:t>
-      </w:r>
-      <w:r>
-        <w:t>進一步顯示製造業</w:t>
-      </w:r>
-      <w:r>
-        <w:rPr>
-          <w:rFonts w:ascii="Times New Roman" w:hAnsi="Times New Roman" w:cs="Times New Roman"/>
-        </w:rPr>
-        <w:t>AI-DSS</w:t>
-      </w:r>
-      <w:r>
-        <w:t>在召回率上高於金融業（</w:t>
-      </w:r>
-      <w:r>
-        <w:t>88% vs 82%</w:t>
-      </w:r>
-      <w:r>
-        <w:t>），可能因製造數據特徵較為穩定。整體而言，</w:t>
-      </w:r>
-      <w:r>
-        <w:rPr>
-          <w:rFonts w:ascii="Times New Roman" w:hAnsi="Times New Roman" w:cs="Times New Roman"/>
-        </w:rPr>
-        <w:t>AI</w:t>
-      </w:r>
-      <w:r>
-        <w:t>演算法對比基準模型（如傳統回歸或專家系統）均表現出</w:t>
+        <w:t>中並收集使用者回饋以評估系統效能。本研究僅聚焦技術架構與</w:t>
       </w:r>
       <w:r>
         <w:lastRenderedPageBreak/>
-        <w:t>20%</w:t>
-      </w:r>
-      <w:r>
-        <w:t>以上的改善。</w:t>
+        <w:t>模型驗證，不涉及實際部署與使用者實驗，因此透過假設案例進行分析。</w:t>
       </w:r>
       <w:r>
         <w:rPr>
@@ -5516,10 +3778,10 @@
           <w:noProof/>
         </w:rPr>
         <w:drawing>
-          <wp:inline distT="0" distB="0" distL="0" distR="0" wp14:anchorId="7C051578" wp14:editId="5CF0A5F6">
+          <wp:inline distT="0" distB="0" distL="0" distR="0" wp14:anchorId="40192C00" wp14:editId="07424D88">
             <wp:extent cx="5731510" cy="3209925"/>
             <wp:effectExtent l="0" t="0" r="2540" b="9525"/>
-            <wp:docPr id="1139873644" name="圖片 3"/>
+            <wp:docPr id="235680758" name="圖片 2"/>
             <wp:cNvGraphicFramePr>
               <a:graphicFrameLocks xmlns:a="http://schemas.openxmlformats.org/drawingml/2006/main" noChangeAspect="1"/>
             </wp:cNvGraphicFramePr>
@@ -5527,7 +3789,7 @@
               <a:graphicData uri="http://schemas.openxmlformats.org/drawingml/2006/picture">
                 <pic:pic xmlns:pic="http://schemas.openxmlformats.org/drawingml/2006/picture">
                   <pic:nvPicPr>
-                    <pic:cNvPr id="1139873644" name="圖片 1139873644"/>
+                    <pic:cNvPr id="235680758" name="圖片 235680758"/>
                     <pic:cNvPicPr/>
                   </pic:nvPicPr>
                   <pic:blipFill>
@@ -5563,6 +3825,1939 @@
         <w:pStyle w:val="3"/>
         <w:rPr>
           <w:rFonts w:ascii="標楷體" w:eastAsia="標楷體" w:hAnsi="標楷體" w:hint="eastAsia"/>
+          <w:sz w:val="28"/>
+          <w:szCs w:val="28"/>
+        </w:rPr>
+      </w:pPr>
+      <w:r>
+        <w:rPr>
+          <w:rFonts w:ascii="Times New Roman" w:eastAsia="微軟正黑體" w:hAnsi="Times New Roman" w:cs="Times New Roman"/>
+          <w:sz w:val="28"/>
+          <w:szCs w:val="28"/>
+        </w:rPr>
+        <w:t>3.2</w:t>
+      </w:r>
+      <w:r>
+        <w:rPr>
+          <w:rFonts w:ascii="標楷體" w:eastAsia="標楷體" w:hAnsi="標楷體" w:hint="eastAsia"/>
+          <w:sz w:val="28"/>
+          <w:szCs w:val="28"/>
+        </w:rPr>
+        <w:t xml:space="preserve"> </w:t>
+      </w:r>
+      <w:r>
+        <w:rPr>
+          <w:rFonts w:ascii="標楷體" w:eastAsia="標楷體" w:hAnsi="標楷體"/>
+          <w:sz w:val="28"/>
+          <w:szCs w:val="28"/>
+        </w:rPr>
+        <w:t>資料來源</w:t>
+      </w:r>
+    </w:p>
+    <w:p>
+      <w:r>
+        <w:t>本研究</w:t>
+      </w:r>
+      <w:r>
+        <w:rPr>
+          <w:b/>
+          <w:bCs/>
+        </w:rPr>
+        <w:t>假設</w:t>
+      </w:r>
+      <w:r>
+        <w:t>採用公開資料集與政府統計資料為來源（見表</w:t>
+      </w:r>
+      <w:r>
+        <w:t>3</w:t>
+      </w:r>
+      <w:r>
+        <w:t>）。在製造業方面，</w:t>
+      </w:r>
+      <w:r>
+        <w:rPr>
+          <w:b/>
+          <w:bCs/>
+        </w:rPr>
+        <w:t>假設</w:t>
+      </w:r>
+      <w:r>
+        <w:t>使用</w:t>
+      </w:r>
+      <w:r>
+        <w:rPr>
+          <w:rFonts w:ascii="Times New Roman" w:hAnsi="Times New Roman" w:cs="Times New Roman"/>
+        </w:rPr>
+        <w:t>NASA C-MAPSS</w:t>
+      </w:r>
+      <w:proofErr w:type="gramStart"/>
+      <w:r>
+        <w:t>渦</w:t>
+      </w:r>
+      <w:proofErr w:type="gramEnd"/>
+      <w:r>
+        <w:t>扇引擎故障數據集（約</w:t>
+      </w:r>
+      <w:r>
+        <w:t>2,000</w:t>
+      </w:r>
+      <w:r>
+        <w:t>筆飛行周期感測數據，時間範圍涵蓋模擬壽命週期），資料包含多通道振動、溫度等感測器讀數。</w:t>
+      </w:r>
+      <w:r>
+        <w:rPr>
+          <w:b/>
+          <w:bCs/>
+        </w:rPr>
+        <w:t>假設</w:t>
+      </w:r>
+      <w:r>
+        <w:t>資料前處理包括異常值檢測、缺失</w:t>
+      </w:r>
+      <w:proofErr w:type="gramStart"/>
+      <w:r>
+        <w:t>值插補與</w:t>
+      </w:r>
+      <w:proofErr w:type="gramEnd"/>
+      <w:r>
+        <w:t>特徵標準化。金融業方面，</w:t>
+      </w:r>
+      <w:r>
+        <w:rPr>
+          <w:b/>
+          <w:bCs/>
+        </w:rPr>
+        <w:t>假設</w:t>
+      </w:r>
+      <w:r>
+        <w:t>使用公開股市歷史價格與經濟指標資料（例如</w:t>
+      </w:r>
+      <w:r>
+        <w:rPr>
+          <w:rFonts w:ascii="Times New Roman" w:hAnsi="Times New Roman" w:cs="Times New Roman"/>
+        </w:rPr>
+        <w:t>Yahoo Finance</w:t>
+      </w:r>
+      <w:r>
+        <w:t>歷史股價，以及政府公布的利率與通膨數據，總樣本數約數萬筆，時間範圍</w:t>
+      </w:r>
+      <w:r>
+        <w:t>2000</w:t>
+      </w:r>
+      <w:proofErr w:type="gramStart"/>
+      <w:r>
+        <w:t>–</w:t>
+      </w:r>
+      <w:proofErr w:type="gramEnd"/>
+      <w:r>
+        <w:t>2025</w:t>
+      </w:r>
+      <w:r>
+        <w:t>年）。金融數據前處理步驟同樣包括缺失值處理、特徵縮放與類別編碼。兩者皆假設採用分訓練集</w:t>
+      </w:r>
+      <w:r>
+        <w:t>/</w:t>
+      </w:r>
+      <w:r>
+        <w:t>測試集</w:t>
+      </w:r>
+      <w:proofErr w:type="gramStart"/>
+      <w:r>
+        <w:t>（</w:t>
+      </w:r>
+      <w:proofErr w:type="gramEnd"/>
+      <w:r>
+        <w:t>7:3</w:t>
+      </w:r>
+      <w:proofErr w:type="gramStart"/>
+      <w:r>
+        <w:t>）</w:t>
+      </w:r>
+      <w:proofErr w:type="gramEnd"/>
+      <w:r>
+        <w:t>進行模型評估。</w:t>
+      </w:r>
+      <w:r>
+        <w:rPr>
+          <w:b/>
+          <w:bCs/>
+        </w:rPr>
+        <w:t>假設</w:t>
+      </w:r>
+      <w:r>
+        <w:t>該研究未與企業合作，故資料</w:t>
+      </w:r>
+      <w:proofErr w:type="gramStart"/>
+      <w:r>
+        <w:t>來源均為公共</w:t>
+      </w:r>
+      <w:proofErr w:type="gramEnd"/>
+      <w:r>
+        <w:t>管道並已被去識別化。</w:t>
+      </w:r>
+    </w:p>
+    <w:p/>
+    <w:p>
+      <w:pPr>
+        <w:rPr>
+          <w:rFonts w:hint="eastAsia"/>
+        </w:rPr>
+      </w:pPr>
+    </w:p>
+    <w:tbl>
+      <w:tblPr>
+        <w:tblStyle w:val="af6"/>
+        <w:tblW w:w="0" w:type="auto"/>
+        <w:tblLook w:val="04A0" w:firstRow="1" w:lastRow="0" w:firstColumn="1" w:lastColumn="0" w:noHBand="0" w:noVBand="1"/>
+      </w:tblPr>
+      <w:tblGrid>
+        <w:gridCol w:w="1502"/>
+        <w:gridCol w:w="1502"/>
+        <w:gridCol w:w="1503"/>
+        <w:gridCol w:w="1503"/>
+        <w:gridCol w:w="1503"/>
+        <w:gridCol w:w="1503"/>
+      </w:tblGrid>
+      <w:tr>
+        <w:tc>
+          <w:tcPr>
+            <w:tcW w:w="1502" w:type="dxa"/>
+          </w:tcPr>
+          <w:p>
+            <w:pPr>
+              <w:rPr>
+                <w:rFonts w:hint="eastAsia"/>
+              </w:rPr>
+            </w:pPr>
+            <w:r>
+              <w:rPr>
+                <w:rFonts w:hint="eastAsia"/>
+              </w:rPr>
+              <w:lastRenderedPageBreak/>
+              <w:t>範例領域</w:t>
+            </w:r>
+          </w:p>
+        </w:tc>
+        <w:tc>
+          <w:tcPr>
+            <w:tcW w:w="1502" w:type="dxa"/>
+          </w:tcPr>
+          <w:p>
+            <w:pPr>
+              <w:rPr>
+                <w:rFonts w:hint="eastAsia"/>
+              </w:rPr>
+            </w:pPr>
+            <w:r>
+              <w:rPr>
+                <w:rFonts w:hint="eastAsia"/>
+              </w:rPr>
+              <w:t>資料類型</w:t>
+            </w:r>
+          </w:p>
+        </w:tc>
+        <w:tc>
+          <w:tcPr>
+            <w:tcW w:w="1503" w:type="dxa"/>
+          </w:tcPr>
+          <w:p>
+            <w:pPr>
+              <w:rPr>
+                <w:rFonts w:hint="eastAsia"/>
+              </w:rPr>
+            </w:pPr>
+            <w:r>
+              <w:rPr>
+                <w:rFonts w:hint="eastAsia"/>
+              </w:rPr>
+              <w:t>假設資料來源</w:t>
+            </w:r>
+          </w:p>
+        </w:tc>
+        <w:tc>
+          <w:tcPr>
+            <w:tcW w:w="1503" w:type="dxa"/>
+          </w:tcPr>
+          <w:p>
+            <w:pPr>
+              <w:rPr>
+                <w:rFonts w:hint="eastAsia"/>
+              </w:rPr>
+            </w:pPr>
+            <w:r>
+              <w:rPr>
+                <w:rFonts w:hint="eastAsia"/>
+              </w:rPr>
+              <w:t>樣本數</w:t>
+            </w:r>
+            <w:r>
+              <w:rPr>
+                <w:rFonts w:hint="eastAsia"/>
+              </w:rPr>
+              <w:t>(</w:t>
+            </w:r>
+            <w:r>
+              <w:rPr>
+                <w:rFonts w:hint="eastAsia"/>
+              </w:rPr>
+              <w:t>筆</w:t>
+            </w:r>
+            <w:r>
+              <w:rPr>
+                <w:rFonts w:hint="eastAsia"/>
+              </w:rPr>
+              <w:t>)</w:t>
+            </w:r>
+          </w:p>
+        </w:tc>
+        <w:tc>
+          <w:tcPr>
+            <w:tcW w:w="1503" w:type="dxa"/>
+          </w:tcPr>
+          <w:p>
+            <w:pPr>
+              <w:rPr>
+                <w:rFonts w:hint="eastAsia"/>
+              </w:rPr>
+            </w:pPr>
+            <w:r>
+              <w:rPr>
+                <w:rFonts w:hint="eastAsia"/>
+              </w:rPr>
+              <w:t>時間範圍</w:t>
+            </w:r>
+          </w:p>
+        </w:tc>
+        <w:tc>
+          <w:tcPr>
+            <w:tcW w:w="1503" w:type="dxa"/>
+          </w:tcPr>
+          <w:p>
+            <w:pPr>
+              <w:rPr>
+                <w:rFonts w:hint="eastAsia"/>
+              </w:rPr>
+            </w:pPr>
+            <w:r>
+              <w:rPr>
+                <w:rFonts w:hint="eastAsia"/>
+              </w:rPr>
+              <w:t>前處理方法</w:t>
+            </w:r>
+          </w:p>
+        </w:tc>
+      </w:tr>
+      <w:tr>
+        <w:tc>
+          <w:tcPr>
+            <w:tcW w:w="1502" w:type="dxa"/>
+          </w:tcPr>
+          <w:p>
+            <w:pPr>
+              <w:rPr>
+                <w:rFonts w:hint="eastAsia"/>
+              </w:rPr>
+            </w:pPr>
+            <w:r>
+              <w:rPr>
+                <w:rFonts w:hint="eastAsia"/>
+              </w:rPr>
+              <w:t>製造業</w:t>
+            </w:r>
+          </w:p>
+        </w:tc>
+        <w:tc>
+          <w:tcPr>
+            <w:tcW w:w="1502" w:type="dxa"/>
+          </w:tcPr>
+          <w:p>
+            <w:pPr>
+              <w:rPr>
+                <w:rFonts w:hint="eastAsia"/>
+              </w:rPr>
+            </w:pPr>
+            <w:r>
+              <w:rPr>
+                <w:rFonts w:hint="eastAsia"/>
+              </w:rPr>
+              <w:t>飛行器引擎感測數據</w:t>
+            </w:r>
+          </w:p>
+        </w:tc>
+        <w:tc>
+          <w:tcPr>
+            <w:tcW w:w="1503" w:type="dxa"/>
+          </w:tcPr>
+          <w:p>
+            <w:pPr>
+              <w:rPr>
+                <w:rFonts w:hint="eastAsia"/>
+              </w:rPr>
+            </w:pPr>
+            <w:r>
+              <w:rPr>
+                <w:rFonts w:hint="eastAsia"/>
+              </w:rPr>
+              <w:t>NASA C-MAPSS</w:t>
+            </w:r>
+            <w:r>
+              <w:rPr>
+                <w:rFonts w:hint="eastAsia"/>
+              </w:rPr>
+              <w:t>假設</w:t>
+            </w:r>
+          </w:p>
+        </w:tc>
+        <w:tc>
+          <w:tcPr>
+            <w:tcW w:w="1503" w:type="dxa"/>
+          </w:tcPr>
+          <w:p>
+            <w:pPr>
+              <w:rPr>
+                <w:rFonts w:hint="eastAsia"/>
+              </w:rPr>
+            </w:pPr>
+            <w:r>
+              <w:rPr>
+                <w:rFonts w:hint="eastAsia"/>
+              </w:rPr>
+              <w:t>~2,000</w:t>
+            </w:r>
+          </w:p>
+        </w:tc>
+        <w:tc>
+          <w:tcPr>
+            <w:tcW w:w="1503" w:type="dxa"/>
+          </w:tcPr>
+          <w:p>
+            <w:pPr>
+              <w:rPr>
+                <w:rFonts w:hint="eastAsia"/>
+              </w:rPr>
+            </w:pPr>
+            <w:r>
+              <w:rPr>
+                <w:rFonts w:hint="eastAsia"/>
+              </w:rPr>
+              <w:t>模擬壽命週期</w:t>
+            </w:r>
+          </w:p>
+        </w:tc>
+        <w:tc>
+          <w:tcPr>
+            <w:tcW w:w="1503" w:type="dxa"/>
+          </w:tcPr>
+          <w:p>
+            <w:pPr>
+              <w:rPr>
+                <w:rFonts w:hint="eastAsia"/>
+              </w:rPr>
+            </w:pPr>
+            <w:r>
+              <w:rPr>
+                <w:rFonts w:hint="eastAsia"/>
+              </w:rPr>
+              <w:t>異常值剔除、標準化</w:t>
+            </w:r>
+          </w:p>
+        </w:tc>
+      </w:tr>
+      <w:tr>
+        <w:tc>
+          <w:tcPr>
+            <w:tcW w:w="1502" w:type="dxa"/>
+          </w:tcPr>
+          <w:p>
+            <w:pPr>
+              <w:rPr>
+                <w:rFonts w:hint="eastAsia"/>
+              </w:rPr>
+            </w:pPr>
+            <w:r>
+              <w:rPr>
+                <w:rFonts w:hint="eastAsia"/>
+              </w:rPr>
+              <w:t>製造業</w:t>
+            </w:r>
+          </w:p>
+        </w:tc>
+        <w:tc>
+          <w:tcPr>
+            <w:tcW w:w="1502" w:type="dxa"/>
+          </w:tcPr>
+          <w:p>
+            <w:pPr>
+              <w:rPr>
+                <w:rFonts w:hint="eastAsia"/>
+              </w:rPr>
+            </w:pPr>
+            <w:r>
+              <w:rPr>
+                <w:rFonts w:hint="eastAsia"/>
+              </w:rPr>
+              <w:t>生產線日志</w:t>
+            </w:r>
+          </w:p>
+        </w:tc>
+        <w:tc>
+          <w:tcPr>
+            <w:tcW w:w="1503" w:type="dxa"/>
+          </w:tcPr>
+          <w:p>
+            <w:pPr>
+              <w:rPr>
+                <w:rFonts w:hint="eastAsia"/>
+              </w:rPr>
+            </w:pPr>
+            <w:r>
+              <w:rPr>
+                <w:rFonts w:hint="eastAsia"/>
+              </w:rPr>
+              <w:t>公開製造流程資料</w:t>
+            </w:r>
+          </w:p>
+        </w:tc>
+        <w:tc>
+          <w:tcPr>
+            <w:tcW w:w="1503" w:type="dxa"/>
+          </w:tcPr>
+          <w:p>
+            <w:pPr>
+              <w:rPr>
+                <w:rFonts w:hint="eastAsia"/>
+              </w:rPr>
+            </w:pPr>
+            <w:r>
+              <w:rPr>
+                <w:rFonts w:hint="eastAsia"/>
+              </w:rPr>
+              <w:t>~10,000</w:t>
+            </w:r>
+          </w:p>
+        </w:tc>
+        <w:tc>
+          <w:tcPr>
+            <w:tcW w:w="1503" w:type="dxa"/>
+          </w:tcPr>
+          <w:p>
+            <w:pPr>
+              <w:rPr>
+                <w:rFonts w:hint="eastAsia"/>
+              </w:rPr>
+            </w:pPr>
+            <w:r>
+              <w:rPr>
+                <w:rFonts w:hint="eastAsia"/>
+              </w:rPr>
+              <w:t>2020</w:t>
+            </w:r>
+            <w:proofErr w:type="gramStart"/>
+            <w:r>
+              <w:rPr>
+                <w:rFonts w:hint="eastAsia"/>
+              </w:rPr>
+              <w:t>–</w:t>
+            </w:r>
+            <w:proofErr w:type="gramEnd"/>
+            <w:r>
+              <w:rPr>
+                <w:rFonts w:hint="eastAsia"/>
+              </w:rPr>
+              <w:t>2024</w:t>
+            </w:r>
+            <w:r>
+              <w:rPr>
+                <w:rFonts w:hint="eastAsia"/>
+              </w:rPr>
+              <w:t>年</w:t>
+            </w:r>
+          </w:p>
+        </w:tc>
+        <w:tc>
+          <w:tcPr>
+            <w:tcW w:w="1503" w:type="dxa"/>
+          </w:tcPr>
+          <w:p>
+            <w:pPr>
+              <w:rPr>
+                <w:rFonts w:hint="eastAsia"/>
+              </w:rPr>
+            </w:pPr>
+            <w:r>
+              <w:rPr>
+                <w:rFonts w:hint="eastAsia"/>
+              </w:rPr>
+              <w:t>類別編碼、特徵篩選</w:t>
+            </w:r>
+          </w:p>
+        </w:tc>
+      </w:tr>
+      <w:tr>
+        <w:tc>
+          <w:tcPr>
+            <w:tcW w:w="1502" w:type="dxa"/>
+          </w:tcPr>
+          <w:p>
+            <w:pPr>
+              <w:rPr>
+                <w:rFonts w:hint="eastAsia"/>
+              </w:rPr>
+            </w:pPr>
+            <w:r>
+              <w:rPr>
+                <w:rFonts w:hint="eastAsia"/>
+              </w:rPr>
+              <w:t>金融業</w:t>
+            </w:r>
+          </w:p>
+        </w:tc>
+        <w:tc>
+          <w:tcPr>
+            <w:tcW w:w="1502" w:type="dxa"/>
+          </w:tcPr>
+          <w:p>
+            <w:pPr>
+              <w:rPr>
+                <w:rFonts w:hint="eastAsia"/>
+              </w:rPr>
+            </w:pPr>
+            <w:r>
+              <w:rPr>
+                <w:rFonts w:hint="eastAsia"/>
+              </w:rPr>
+              <w:t>股價與經濟指標</w:t>
+            </w:r>
+          </w:p>
+        </w:tc>
+        <w:tc>
+          <w:tcPr>
+            <w:tcW w:w="1503" w:type="dxa"/>
+          </w:tcPr>
+          <w:p>
+            <w:pPr>
+              <w:rPr>
+                <w:rFonts w:hint="eastAsia"/>
+              </w:rPr>
+            </w:pPr>
+            <w:r>
+              <w:rPr>
+                <w:rFonts w:hint="eastAsia"/>
+              </w:rPr>
+              <w:t>Yahoo Finance</w:t>
+            </w:r>
+            <w:r>
+              <w:rPr>
+                <w:rFonts w:hint="eastAsia"/>
+              </w:rPr>
+              <w:t>假設</w:t>
+            </w:r>
+          </w:p>
+        </w:tc>
+        <w:tc>
+          <w:tcPr>
+            <w:tcW w:w="1503" w:type="dxa"/>
+          </w:tcPr>
+          <w:p>
+            <w:pPr>
+              <w:rPr>
+                <w:rFonts w:hint="eastAsia"/>
+              </w:rPr>
+            </w:pPr>
+            <w:r>
+              <w:rPr>
+                <w:rFonts w:hint="eastAsia"/>
+              </w:rPr>
+              <w:t>~20,000</w:t>
+            </w:r>
+          </w:p>
+        </w:tc>
+        <w:tc>
+          <w:tcPr>
+            <w:tcW w:w="1503" w:type="dxa"/>
+          </w:tcPr>
+          <w:p>
+            <w:pPr>
+              <w:rPr>
+                <w:rFonts w:hint="eastAsia"/>
+              </w:rPr>
+            </w:pPr>
+            <w:r>
+              <w:rPr>
+                <w:rFonts w:hint="eastAsia"/>
+              </w:rPr>
+              <w:t>2000</w:t>
+            </w:r>
+            <w:proofErr w:type="gramStart"/>
+            <w:r>
+              <w:rPr>
+                <w:rFonts w:hint="eastAsia"/>
+              </w:rPr>
+              <w:t>–</w:t>
+            </w:r>
+            <w:proofErr w:type="gramEnd"/>
+            <w:r>
+              <w:rPr>
+                <w:rFonts w:hint="eastAsia"/>
+              </w:rPr>
+              <w:t>2025</w:t>
+            </w:r>
+            <w:r>
+              <w:rPr>
+                <w:rFonts w:hint="eastAsia"/>
+              </w:rPr>
+              <w:t>年</w:t>
+            </w:r>
+          </w:p>
+        </w:tc>
+        <w:tc>
+          <w:tcPr>
+            <w:tcW w:w="1503" w:type="dxa"/>
+          </w:tcPr>
+          <w:p>
+            <w:pPr>
+              <w:rPr>
+                <w:rFonts w:hint="eastAsia"/>
+              </w:rPr>
+            </w:pPr>
+            <w:r>
+              <w:rPr>
+                <w:rFonts w:hint="eastAsia"/>
+              </w:rPr>
+              <w:t>缺失</w:t>
+            </w:r>
+            <w:proofErr w:type="gramStart"/>
+            <w:r>
+              <w:rPr>
+                <w:rFonts w:hint="eastAsia"/>
+              </w:rPr>
+              <w:t>值插補</w:t>
+            </w:r>
+            <w:proofErr w:type="gramEnd"/>
+            <w:r>
+              <w:rPr>
+                <w:rFonts w:hint="eastAsia"/>
+              </w:rPr>
+              <w:t>、時間序列平滑</w:t>
+            </w:r>
+          </w:p>
+        </w:tc>
+      </w:tr>
+      <w:tr>
+        <w:tc>
+          <w:tcPr>
+            <w:tcW w:w="1502" w:type="dxa"/>
+          </w:tcPr>
+          <w:p>
+            <w:pPr>
+              <w:rPr>
+                <w:rFonts w:hint="eastAsia"/>
+              </w:rPr>
+            </w:pPr>
+            <w:r>
+              <w:rPr>
+                <w:rFonts w:hint="eastAsia"/>
+              </w:rPr>
+              <w:t>金融業</w:t>
+            </w:r>
+          </w:p>
+        </w:tc>
+        <w:tc>
+          <w:tcPr>
+            <w:tcW w:w="1502" w:type="dxa"/>
+          </w:tcPr>
+          <w:p>
+            <w:pPr>
+              <w:rPr>
+                <w:rFonts w:hint="eastAsia"/>
+              </w:rPr>
+            </w:pPr>
+            <w:r>
+              <w:rPr>
+                <w:rFonts w:hint="eastAsia"/>
+              </w:rPr>
+              <w:t>客戶交易與風險因子</w:t>
+            </w:r>
+          </w:p>
+        </w:tc>
+        <w:tc>
+          <w:tcPr>
+            <w:tcW w:w="1503" w:type="dxa"/>
+          </w:tcPr>
+          <w:p>
+            <w:pPr>
+              <w:rPr>
+                <w:rFonts w:hint="eastAsia"/>
+              </w:rPr>
+            </w:pPr>
+            <w:r>
+              <w:rPr>
+                <w:rFonts w:hint="eastAsia"/>
+              </w:rPr>
+              <w:t>政府統計資料</w:t>
+            </w:r>
+          </w:p>
+        </w:tc>
+        <w:tc>
+          <w:tcPr>
+            <w:tcW w:w="1503" w:type="dxa"/>
+          </w:tcPr>
+          <w:p>
+            <w:pPr>
+              <w:rPr>
+                <w:rFonts w:hint="eastAsia"/>
+              </w:rPr>
+            </w:pPr>
+            <w:r>
+              <w:rPr>
+                <w:rFonts w:hint="eastAsia"/>
+              </w:rPr>
+              <w:t>~15,000</w:t>
+            </w:r>
+          </w:p>
+        </w:tc>
+        <w:tc>
+          <w:tcPr>
+            <w:tcW w:w="1503" w:type="dxa"/>
+          </w:tcPr>
+          <w:p>
+            <w:pPr>
+              <w:rPr>
+                <w:rFonts w:hint="eastAsia"/>
+              </w:rPr>
+            </w:pPr>
+            <w:r>
+              <w:rPr>
+                <w:rFonts w:hint="eastAsia"/>
+              </w:rPr>
+              <w:t>2015</w:t>
+            </w:r>
+            <w:proofErr w:type="gramStart"/>
+            <w:r>
+              <w:rPr>
+                <w:rFonts w:hint="eastAsia"/>
+              </w:rPr>
+              <w:t>–</w:t>
+            </w:r>
+            <w:proofErr w:type="gramEnd"/>
+            <w:r>
+              <w:rPr>
+                <w:rFonts w:hint="eastAsia"/>
+              </w:rPr>
+              <w:t>2025</w:t>
+            </w:r>
+            <w:r>
+              <w:rPr>
+                <w:rFonts w:hint="eastAsia"/>
+              </w:rPr>
+              <w:t>年</w:t>
+            </w:r>
+          </w:p>
+        </w:tc>
+        <w:tc>
+          <w:tcPr>
+            <w:tcW w:w="1503" w:type="dxa"/>
+          </w:tcPr>
+          <w:p>
+            <w:pPr>
+              <w:rPr>
+                <w:rFonts w:hint="eastAsia"/>
+              </w:rPr>
+            </w:pPr>
+            <w:r>
+              <w:rPr>
+                <w:rFonts w:hint="eastAsia"/>
+              </w:rPr>
+              <w:t>特徵縮放、標籤平衡</w:t>
+            </w:r>
+          </w:p>
+        </w:tc>
+      </w:tr>
+    </w:tbl>
+    <w:p>
+      <w:pPr>
+        <w:rPr>
+          <w:rFonts w:hint="eastAsia"/>
+        </w:rPr>
+      </w:pPr>
+      <w:bookmarkStart w:id="24" w:name="_Toc224505347"/>
+      <w:r>
+        <w:t>在模型與演算法選擇方面，本研究將比較不同</w:t>
+      </w:r>
+      <w:proofErr w:type="gramStart"/>
+      <w:r>
+        <w:t>工具與算法</w:t>
+      </w:r>
+      <w:proofErr w:type="gramEnd"/>
+      <w:r>
+        <w:t>在</w:t>
+      </w:r>
+      <w:r>
+        <w:rPr>
+          <w:rFonts w:ascii="Times New Roman" w:hAnsi="Times New Roman" w:cs="Times New Roman"/>
+        </w:rPr>
+        <w:t>DSS</w:t>
+      </w:r>
+      <w:r>
+        <w:t>中的表現（參考文獻）。表</w:t>
+      </w:r>
+      <w:r>
+        <w:t>1</w:t>
+      </w:r>
+      <w:r>
+        <w:t>比較了常用的</w:t>
+      </w:r>
+      <w:r>
+        <w:rPr>
+          <w:rFonts w:ascii="Times New Roman" w:hAnsi="Times New Roman" w:cs="Times New Roman"/>
+        </w:rPr>
+        <w:t>AI</w:t>
+      </w:r>
+      <w:r>
+        <w:t>演算法；表</w:t>
+      </w:r>
+      <w:r>
+        <w:t>2</w:t>
+      </w:r>
+      <w:r>
+        <w:t>則對比了傳統</w:t>
+      </w:r>
+      <w:r>
+        <w:rPr>
+          <w:rFonts w:ascii="Times New Roman" w:hAnsi="Times New Roman" w:cs="Times New Roman"/>
+        </w:rPr>
+        <w:t>DSS</w:t>
+      </w:r>
+      <w:r>
+        <w:t>與</w:t>
+      </w:r>
+      <w:r>
+        <w:rPr>
+          <w:rFonts w:ascii="Times New Roman" w:hAnsi="Times New Roman" w:cs="Times New Roman"/>
+        </w:rPr>
+        <w:t>AI-DSS</w:t>
+      </w:r>
+      <w:r>
+        <w:t>在資料處理方式、決策準確度等方面的差異，強調</w:t>
+      </w:r>
+      <w:r>
+        <w:rPr>
+          <w:rFonts w:ascii="Times New Roman" w:hAnsi="Times New Roman" w:cs="Times New Roman"/>
+        </w:rPr>
+        <w:t>AI-DSS</w:t>
+      </w:r>
+      <w:r>
+        <w:t>在數據處理能力與自適應學習上的優勢。</w:t>
+      </w:r>
+    </w:p>
+    <w:tbl>
+      <w:tblPr>
+        <w:tblStyle w:val="af6"/>
+        <w:tblW w:w="0" w:type="auto"/>
+        <w:tblLook w:val="04A0" w:firstRow="1" w:lastRow="0" w:firstColumn="1" w:lastColumn="0" w:noHBand="0" w:noVBand="1"/>
+      </w:tblPr>
+      <w:tblGrid>
+        <w:gridCol w:w="2254"/>
+        <w:gridCol w:w="751"/>
+        <w:gridCol w:w="1503"/>
+        <w:gridCol w:w="1502"/>
+        <w:gridCol w:w="752"/>
+        <w:gridCol w:w="2254"/>
+      </w:tblGrid>
+      <w:tr>
+        <w:tc>
+          <w:tcPr>
+            <w:tcW w:w="2254" w:type="dxa"/>
+          </w:tcPr>
+          <w:p>
+            <w:pPr>
+              <w:rPr>
+                <w:rFonts w:hint="eastAsia"/>
+              </w:rPr>
+            </w:pPr>
+            <w:r>
+              <w:rPr>
+                <w:rFonts w:hint="eastAsia"/>
+              </w:rPr>
+              <w:t>演算法</w:t>
+            </w:r>
+          </w:p>
+        </w:tc>
+        <w:tc>
+          <w:tcPr>
+            <w:tcW w:w="2254" w:type="dxa"/>
+            <w:gridSpan w:val="2"/>
+          </w:tcPr>
+          <w:p>
+            <w:pPr>
+              <w:rPr>
+                <w:rFonts w:hint="eastAsia"/>
+              </w:rPr>
+            </w:pPr>
+            <w:r>
+              <w:rPr>
+                <w:rFonts w:hint="eastAsia"/>
+              </w:rPr>
+              <w:t>類別</w:t>
+            </w:r>
+          </w:p>
+        </w:tc>
+        <w:tc>
+          <w:tcPr>
+            <w:tcW w:w="2254" w:type="dxa"/>
+            <w:gridSpan w:val="2"/>
+          </w:tcPr>
+          <w:p>
+            <w:pPr>
+              <w:rPr>
+                <w:rFonts w:hint="eastAsia"/>
+              </w:rPr>
+            </w:pPr>
+            <w:r>
+              <w:rPr>
+                <w:rFonts w:hint="eastAsia"/>
+              </w:rPr>
+              <w:t>優點</w:t>
+            </w:r>
+          </w:p>
+        </w:tc>
+        <w:tc>
+          <w:tcPr>
+            <w:tcW w:w="2254" w:type="dxa"/>
+          </w:tcPr>
+          <w:p>
+            <w:pPr>
+              <w:rPr>
+                <w:rFonts w:hint="eastAsia"/>
+              </w:rPr>
+            </w:pPr>
+            <w:r>
+              <w:rPr>
+                <w:rFonts w:hint="eastAsia"/>
+              </w:rPr>
+              <w:t>缺點</w:t>
+            </w:r>
+          </w:p>
+        </w:tc>
+      </w:tr>
+      <w:tr>
+        <w:tc>
+          <w:tcPr>
+            <w:tcW w:w="2254" w:type="dxa"/>
+          </w:tcPr>
+          <w:p>
+            <w:pPr>
+              <w:rPr>
+                <w:rFonts w:hint="eastAsia"/>
+              </w:rPr>
+            </w:pPr>
+            <w:r>
+              <w:rPr>
+                <w:rFonts w:hint="eastAsia"/>
+              </w:rPr>
+              <w:t>決策樹</w:t>
+            </w:r>
+          </w:p>
+        </w:tc>
+        <w:tc>
+          <w:tcPr>
+            <w:tcW w:w="2254" w:type="dxa"/>
+            <w:gridSpan w:val="2"/>
+          </w:tcPr>
+          <w:p>
+            <w:pPr>
+              <w:rPr>
+                <w:rFonts w:hint="eastAsia"/>
+              </w:rPr>
+            </w:pPr>
+            <w:r>
+              <w:rPr>
+                <w:rFonts w:hint="eastAsia"/>
+              </w:rPr>
+              <w:t>監督學習</w:t>
+            </w:r>
+          </w:p>
+        </w:tc>
+        <w:tc>
+          <w:tcPr>
+            <w:tcW w:w="2254" w:type="dxa"/>
+            <w:gridSpan w:val="2"/>
+          </w:tcPr>
+          <w:p>
+            <w:pPr>
+              <w:rPr>
+                <w:rFonts w:hint="eastAsia"/>
+              </w:rPr>
+            </w:pPr>
+            <w:r>
+              <w:rPr>
+                <w:rFonts w:hint="eastAsia"/>
+              </w:rPr>
+              <w:t>易於解釋、運算效率高</w:t>
+            </w:r>
+          </w:p>
+        </w:tc>
+        <w:tc>
+          <w:tcPr>
+            <w:tcW w:w="2254" w:type="dxa"/>
+          </w:tcPr>
+          <w:p>
+            <w:pPr>
+              <w:rPr>
+                <w:rFonts w:hint="eastAsia"/>
+              </w:rPr>
+            </w:pPr>
+            <w:proofErr w:type="gramStart"/>
+            <w:r>
+              <w:rPr>
+                <w:rFonts w:hint="eastAsia"/>
+              </w:rPr>
+              <w:t>易過擬</w:t>
+            </w:r>
+            <w:proofErr w:type="gramEnd"/>
+            <w:r>
+              <w:rPr>
+                <w:rFonts w:hint="eastAsia"/>
+              </w:rPr>
+              <w:t>合、對異常值敏感</w:t>
+            </w:r>
+          </w:p>
+        </w:tc>
+      </w:tr>
+      <w:tr>
+        <w:tc>
+          <w:tcPr>
+            <w:tcW w:w="2254" w:type="dxa"/>
+          </w:tcPr>
+          <w:p>
+            <w:pPr>
+              <w:rPr>
+                <w:rFonts w:hint="eastAsia"/>
+              </w:rPr>
+            </w:pPr>
+            <w:r>
+              <w:rPr>
+                <w:rFonts w:hint="eastAsia"/>
+              </w:rPr>
+              <w:t>隨機森林</w:t>
+            </w:r>
+          </w:p>
+        </w:tc>
+        <w:tc>
+          <w:tcPr>
+            <w:tcW w:w="2254" w:type="dxa"/>
+            <w:gridSpan w:val="2"/>
+          </w:tcPr>
+          <w:p>
+            <w:pPr>
+              <w:rPr>
+                <w:rFonts w:hint="eastAsia"/>
+              </w:rPr>
+            </w:pPr>
+            <w:r>
+              <w:rPr>
+                <w:rFonts w:hint="eastAsia"/>
+              </w:rPr>
+              <w:t>監督學習</w:t>
+            </w:r>
+          </w:p>
+        </w:tc>
+        <w:tc>
+          <w:tcPr>
+            <w:tcW w:w="2254" w:type="dxa"/>
+            <w:gridSpan w:val="2"/>
+          </w:tcPr>
+          <w:p>
+            <w:pPr>
+              <w:rPr>
+                <w:rFonts w:hint="eastAsia"/>
+              </w:rPr>
+            </w:pPr>
+            <w:proofErr w:type="gramStart"/>
+            <w:r>
+              <w:rPr>
+                <w:rFonts w:hint="eastAsia"/>
+              </w:rPr>
+              <w:t>抗過擬</w:t>
+            </w:r>
+            <w:proofErr w:type="gramEnd"/>
+            <w:r>
+              <w:rPr>
+                <w:rFonts w:hint="eastAsia"/>
+              </w:rPr>
+              <w:t>合能力強、精度高</w:t>
+            </w:r>
+          </w:p>
+        </w:tc>
+        <w:tc>
+          <w:tcPr>
+            <w:tcW w:w="2254" w:type="dxa"/>
+          </w:tcPr>
+          <w:p>
+            <w:pPr>
+              <w:rPr>
+                <w:rFonts w:hint="eastAsia"/>
+              </w:rPr>
+            </w:pPr>
+            <w:r>
+              <w:rPr>
+                <w:rFonts w:hint="eastAsia"/>
+              </w:rPr>
+              <w:t>模型複雜度高、可解釋性較差</w:t>
+            </w:r>
+          </w:p>
+        </w:tc>
+      </w:tr>
+      <w:tr>
+        <w:tc>
+          <w:tcPr>
+            <w:tcW w:w="2254" w:type="dxa"/>
+          </w:tcPr>
+          <w:p>
+            <w:pPr>
+              <w:rPr>
+                <w:rFonts w:hint="eastAsia"/>
+              </w:rPr>
+            </w:pPr>
+            <w:r>
+              <w:rPr>
+                <w:rFonts w:hint="eastAsia"/>
+              </w:rPr>
+              <w:t>神經網路</w:t>
+            </w:r>
+            <w:r>
+              <w:rPr>
+                <w:rFonts w:hint="eastAsia"/>
+              </w:rPr>
+              <w:t xml:space="preserve"> (</w:t>
+            </w:r>
+            <w:r>
+              <w:rPr>
+                <w:rFonts w:hint="eastAsia"/>
+              </w:rPr>
+              <w:t>深度學習</w:t>
+            </w:r>
+            <w:r>
+              <w:rPr>
+                <w:rFonts w:hint="eastAsia"/>
+              </w:rPr>
+              <w:t>)</w:t>
+            </w:r>
+          </w:p>
+        </w:tc>
+        <w:tc>
+          <w:tcPr>
+            <w:tcW w:w="2254" w:type="dxa"/>
+            <w:gridSpan w:val="2"/>
+          </w:tcPr>
+          <w:p>
+            <w:pPr>
+              <w:rPr>
+                <w:rFonts w:hint="eastAsia"/>
+              </w:rPr>
+            </w:pPr>
+            <w:r>
+              <w:rPr>
+                <w:rFonts w:hint="eastAsia"/>
+              </w:rPr>
+              <w:t>監督</w:t>
+            </w:r>
+            <w:r>
+              <w:rPr>
+                <w:rFonts w:hint="eastAsia"/>
+              </w:rPr>
+              <w:t>/</w:t>
+            </w:r>
+            <w:r>
+              <w:rPr>
+                <w:rFonts w:hint="eastAsia"/>
+              </w:rPr>
+              <w:t>非監督學習</w:t>
+            </w:r>
+          </w:p>
+        </w:tc>
+        <w:tc>
+          <w:tcPr>
+            <w:tcW w:w="2254" w:type="dxa"/>
+            <w:gridSpan w:val="2"/>
+          </w:tcPr>
+          <w:p>
+            <w:pPr>
+              <w:rPr>
+                <w:rFonts w:hint="eastAsia"/>
+              </w:rPr>
+            </w:pPr>
+            <w:r>
+              <w:rPr>
+                <w:rFonts w:hint="eastAsia"/>
+              </w:rPr>
+              <w:t>處理高維度非線性數據能力優秀</w:t>
+            </w:r>
+          </w:p>
+        </w:tc>
+        <w:tc>
+          <w:tcPr>
+            <w:tcW w:w="2254" w:type="dxa"/>
+          </w:tcPr>
+          <w:p>
+            <w:pPr>
+              <w:rPr>
+                <w:rFonts w:hint="eastAsia"/>
+              </w:rPr>
+            </w:pPr>
+            <w:r>
+              <w:rPr>
+                <w:rFonts w:hint="eastAsia"/>
+              </w:rPr>
+              <w:t>訓練需大量資料、難以解釋</w:t>
+            </w:r>
+          </w:p>
+        </w:tc>
+      </w:tr>
+      <w:tr>
+        <w:tc>
+          <w:tcPr>
+            <w:tcW w:w="3005" w:type="dxa"/>
+            <w:gridSpan w:val="2"/>
+          </w:tcPr>
+          <w:p>
+            <w:pPr>
+              <w:rPr>
+                <w:rFonts w:hint="eastAsia"/>
+              </w:rPr>
+            </w:pPr>
+            <w:r>
+              <w:rPr>
+                <w:rFonts w:hint="eastAsia"/>
+              </w:rPr>
+              <w:lastRenderedPageBreak/>
+              <w:t>特性</w:t>
+            </w:r>
+          </w:p>
+        </w:tc>
+        <w:tc>
+          <w:tcPr>
+            <w:tcW w:w="3005" w:type="dxa"/>
+            <w:gridSpan w:val="2"/>
+          </w:tcPr>
+          <w:p>
+            <w:pPr>
+              <w:rPr>
+                <w:rFonts w:hint="eastAsia"/>
+              </w:rPr>
+            </w:pPr>
+            <w:r>
+              <w:rPr>
+                <w:rFonts w:hint="eastAsia"/>
+              </w:rPr>
+              <w:t>傳統</w:t>
+            </w:r>
+            <w:r>
+              <w:rPr>
+                <w:rFonts w:hint="eastAsia"/>
+              </w:rPr>
+              <w:t>DSS</w:t>
+            </w:r>
+          </w:p>
+        </w:tc>
+        <w:tc>
+          <w:tcPr>
+            <w:tcW w:w="3006" w:type="dxa"/>
+            <w:gridSpan w:val="2"/>
+          </w:tcPr>
+          <w:p>
+            <w:pPr>
+              <w:rPr>
+                <w:rFonts w:hint="eastAsia"/>
+              </w:rPr>
+            </w:pPr>
+            <w:r>
+              <w:rPr>
+                <w:rFonts w:hint="eastAsia"/>
+              </w:rPr>
+              <w:t>AI</w:t>
+            </w:r>
+            <w:r>
+              <w:rPr>
+                <w:rFonts w:hint="eastAsia"/>
+              </w:rPr>
+              <w:t>驅動</w:t>
+            </w:r>
+            <w:r>
+              <w:rPr>
+                <w:rFonts w:hint="eastAsia"/>
+              </w:rPr>
+              <w:t>DSS</w:t>
+            </w:r>
+          </w:p>
+        </w:tc>
+      </w:tr>
+      <w:tr>
+        <w:tc>
+          <w:tcPr>
+            <w:tcW w:w="3005" w:type="dxa"/>
+            <w:gridSpan w:val="2"/>
+          </w:tcPr>
+          <w:p>
+            <w:pPr>
+              <w:rPr>
+                <w:rFonts w:hint="eastAsia"/>
+              </w:rPr>
+            </w:pPr>
+            <w:r>
+              <w:rPr>
+                <w:rFonts w:hint="eastAsia"/>
+              </w:rPr>
+              <w:t>資料來源</w:t>
+            </w:r>
+          </w:p>
+        </w:tc>
+        <w:tc>
+          <w:tcPr>
+            <w:tcW w:w="3005" w:type="dxa"/>
+            <w:gridSpan w:val="2"/>
+          </w:tcPr>
+          <w:p>
+            <w:pPr>
+              <w:rPr>
+                <w:rFonts w:hint="eastAsia"/>
+              </w:rPr>
+            </w:pPr>
+            <w:r>
+              <w:rPr>
+                <w:rFonts w:hint="eastAsia"/>
+              </w:rPr>
+              <w:t>主要使用結構化企業內部資料</w:t>
+            </w:r>
+          </w:p>
+        </w:tc>
+        <w:tc>
+          <w:tcPr>
+            <w:tcW w:w="3006" w:type="dxa"/>
+            <w:gridSpan w:val="2"/>
+          </w:tcPr>
+          <w:p>
+            <w:pPr>
+              <w:rPr>
+                <w:rFonts w:hint="eastAsia"/>
+              </w:rPr>
+            </w:pPr>
+            <w:proofErr w:type="gramStart"/>
+            <w:r>
+              <w:rPr>
+                <w:rFonts w:hint="eastAsia"/>
+              </w:rPr>
+              <w:t>結合多源資料</w:t>
+            </w:r>
+            <w:proofErr w:type="gramEnd"/>
+            <w:r>
+              <w:rPr>
+                <w:rFonts w:hint="eastAsia"/>
+              </w:rPr>
+              <w:t>（大數據、</w:t>
+            </w:r>
+            <w:r>
+              <w:rPr>
+                <w:rFonts w:hint="eastAsia"/>
+              </w:rPr>
+              <w:t>IoT</w:t>
+            </w:r>
+            <w:r>
+              <w:rPr>
+                <w:rFonts w:hint="eastAsia"/>
+              </w:rPr>
+              <w:t>）</w:t>
+            </w:r>
+          </w:p>
+        </w:tc>
+      </w:tr>
+      <w:tr>
+        <w:tc>
+          <w:tcPr>
+            <w:tcW w:w="3005" w:type="dxa"/>
+            <w:gridSpan w:val="2"/>
+          </w:tcPr>
+          <w:p>
+            <w:pPr>
+              <w:rPr>
+                <w:rFonts w:hint="eastAsia"/>
+              </w:rPr>
+            </w:pPr>
+            <w:r>
+              <w:rPr>
+                <w:rFonts w:hint="eastAsia"/>
+              </w:rPr>
+              <w:t>模型更新</w:t>
+            </w:r>
+          </w:p>
+        </w:tc>
+        <w:tc>
+          <w:tcPr>
+            <w:tcW w:w="3005" w:type="dxa"/>
+            <w:gridSpan w:val="2"/>
+          </w:tcPr>
+          <w:p>
+            <w:pPr>
+              <w:rPr>
+                <w:rFonts w:hint="eastAsia"/>
+              </w:rPr>
+            </w:pPr>
+            <w:r>
+              <w:rPr>
+                <w:rFonts w:hint="eastAsia"/>
+              </w:rPr>
+              <w:t>靜態模型、人工更新</w:t>
+            </w:r>
+          </w:p>
+        </w:tc>
+        <w:tc>
+          <w:tcPr>
+            <w:tcW w:w="3006" w:type="dxa"/>
+            <w:gridSpan w:val="2"/>
+          </w:tcPr>
+          <w:p>
+            <w:pPr>
+              <w:rPr>
+                <w:rFonts w:hint="eastAsia"/>
+              </w:rPr>
+            </w:pPr>
+            <w:r>
+              <w:rPr>
+                <w:rFonts w:hint="eastAsia"/>
+              </w:rPr>
+              <w:t>自動學習、動態調整</w:t>
+            </w:r>
+          </w:p>
+        </w:tc>
+      </w:tr>
+      <w:tr>
+        <w:tc>
+          <w:tcPr>
+            <w:tcW w:w="3005" w:type="dxa"/>
+            <w:gridSpan w:val="2"/>
+          </w:tcPr>
+          <w:p>
+            <w:pPr>
+              <w:rPr>
+                <w:rFonts w:hint="eastAsia"/>
+              </w:rPr>
+            </w:pPr>
+            <w:r>
+              <w:rPr>
+                <w:rFonts w:hint="eastAsia"/>
+              </w:rPr>
+              <w:t>決策準確度</w:t>
+            </w:r>
+          </w:p>
+        </w:tc>
+        <w:tc>
+          <w:tcPr>
+            <w:tcW w:w="3005" w:type="dxa"/>
+            <w:gridSpan w:val="2"/>
+          </w:tcPr>
+          <w:p>
+            <w:pPr>
+              <w:rPr>
+                <w:rFonts w:hint="eastAsia"/>
+              </w:rPr>
+            </w:pPr>
+            <w:r>
+              <w:rPr>
+                <w:rFonts w:hint="eastAsia"/>
+              </w:rPr>
+              <w:t>一般較低，依賴專家經驗</w:t>
+            </w:r>
+          </w:p>
+        </w:tc>
+        <w:tc>
+          <w:tcPr>
+            <w:tcW w:w="3006" w:type="dxa"/>
+            <w:gridSpan w:val="2"/>
+          </w:tcPr>
+          <w:p>
+            <w:pPr>
+              <w:rPr>
+                <w:rFonts w:hint="eastAsia"/>
+              </w:rPr>
+            </w:pPr>
+            <w:r>
+              <w:rPr>
+                <w:rFonts w:hint="eastAsia"/>
+              </w:rPr>
+              <w:t>高精度，透過訓練資料優化</w:t>
+            </w:r>
+          </w:p>
+        </w:tc>
+      </w:tr>
+      <w:tr>
+        <w:tc>
+          <w:tcPr>
+            <w:tcW w:w="3005" w:type="dxa"/>
+            <w:gridSpan w:val="2"/>
+          </w:tcPr>
+          <w:p>
+            <w:pPr>
+              <w:rPr>
+                <w:rFonts w:hint="eastAsia"/>
+              </w:rPr>
+            </w:pPr>
+            <w:r>
+              <w:rPr>
+                <w:rFonts w:hint="eastAsia"/>
+              </w:rPr>
+              <w:t>可解釋性</w:t>
+            </w:r>
+          </w:p>
+        </w:tc>
+        <w:tc>
+          <w:tcPr>
+            <w:tcW w:w="3005" w:type="dxa"/>
+            <w:gridSpan w:val="2"/>
+          </w:tcPr>
+          <w:p>
+            <w:pPr>
+              <w:rPr>
+                <w:rFonts w:hint="eastAsia"/>
+              </w:rPr>
+            </w:pPr>
+            <w:r>
+              <w:rPr>
+                <w:rFonts w:hint="eastAsia"/>
+              </w:rPr>
+              <w:t>高（規則可追溯）</w:t>
+            </w:r>
+          </w:p>
+        </w:tc>
+        <w:tc>
+          <w:tcPr>
+            <w:tcW w:w="3006" w:type="dxa"/>
+            <w:gridSpan w:val="2"/>
+          </w:tcPr>
+          <w:p>
+            <w:pPr>
+              <w:rPr>
+                <w:rFonts w:hint="eastAsia"/>
+              </w:rPr>
+            </w:pPr>
+            <w:r>
+              <w:rPr>
+                <w:rFonts w:hint="eastAsia"/>
+              </w:rPr>
+              <w:t>通常較低（需</w:t>
+            </w:r>
+            <w:r>
+              <w:rPr>
+                <w:rFonts w:hint="eastAsia"/>
+              </w:rPr>
+              <w:t>XAI</w:t>
+            </w:r>
+            <w:r>
+              <w:rPr>
+                <w:rFonts w:hint="eastAsia"/>
+              </w:rPr>
+              <w:t>提升）</w:t>
+            </w:r>
+          </w:p>
+        </w:tc>
+      </w:tr>
+      <w:tr>
+        <w:tc>
+          <w:tcPr>
+            <w:tcW w:w="3005" w:type="dxa"/>
+            <w:gridSpan w:val="2"/>
+          </w:tcPr>
+          <w:p>
+            <w:pPr>
+              <w:rPr>
+                <w:rFonts w:hint="eastAsia"/>
+              </w:rPr>
+            </w:pPr>
+            <w:r>
+              <w:rPr>
+                <w:rFonts w:hint="eastAsia"/>
+              </w:rPr>
+              <w:t>運行效率</w:t>
+            </w:r>
+          </w:p>
+        </w:tc>
+        <w:tc>
+          <w:tcPr>
+            <w:tcW w:w="3005" w:type="dxa"/>
+            <w:gridSpan w:val="2"/>
+          </w:tcPr>
+          <w:p>
+            <w:pPr>
+              <w:rPr>
+                <w:rFonts w:hint="eastAsia"/>
+              </w:rPr>
+            </w:pPr>
+            <w:r>
+              <w:rPr>
+                <w:rFonts w:hint="eastAsia"/>
+              </w:rPr>
+              <w:t>快速，流程簡單</w:t>
+            </w:r>
+          </w:p>
+        </w:tc>
+        <w:tc>
+          <w:tcPr>
+            <w:tcW w:w="3006" w:type="dxa"/>
+            <w:gridSpan w:val="2"/>
+          </w:tcPr>
+          <w:p>
+            <w:r>
+              <w:rPr>
+                <w:rFonts w:hint="eastAsia"/>
+              </w:rPr>
+              <w:t>需較高運算資源，多階段處理</w:t>
+            </w:r>
+          </w:p>
+        </w:tc>
+      </w:tr>
+    </w:tbl>
+    <w:p>
+      <w:pPr>
+        <w:pStyle w:val="1"/>
+        <w:rPr>
+          <w:rFonts w:ascii="標楷體" w:eastAsia="標楷體" w:hAnsi="標楷體"/>
+          <w:sz w:val="36"/>
+          <w:szCs w:val="36"/>
+        </w:rPr>
+      </w:pPr>
+      <w:r>
+        <w:rPr>
+          <w:rFonts w:ascii="標楷體" w:eastAsia="標楷體" w:hAnsi="標楷體"/>
+          <w:sz w:val="36"/>
+          <w:szCs w:val="36"/>
+        </w:rPr>
+        <w:t>第四章 研究結果</w:t>
+      </w:r>
+      <w:bookmarkEnd w:id="24"/>
+    </w:p>
+    <w:p>
+      <w:pPr>
+        <w:pStyle w:val="2"/>
+        <w:rPr>
+          <w:rFonts w:ascii="標楷體" w:eastAsia="標楷體" w:hAnsi="標楷體"/>
+          <w:b/>
+          <w:bCs/>
+          <w:sz w:val="32"/>
+          <w:szCs w:val="32"/>
+        </w:rPr>
+      </w:pPr>
+      <w:r>
+        <w:rPr>
+          <w:rFonts w:ascii="Times New Roman" w:hAnsi="Times New Roman" w:cs="Times New Roman"/>
+          <w:b/>
+          <w:bCs/>
+          <w:sz w:val="32"/>
+          <w:szCs w:val="32"/>
+        </w:rPr>
+        <w:t>4.1</w:t>
+      </w:r>
+      <w:r>
+        <w:rPr>
+          <w:rFonts w:ascii="標楷體" w:eastAsia="標楷體" w:hAnsi="標楷體"/>
+          <w:b/>
+          <w:bCs/>
+          <w:sz w:val="32"/>
+          <w:szCs w:val="32"/>
+        </w:rPr>
+        <w:t>主要發現</w:t>
+      </w:r>
+    </w:p>
+    <w:p>
+      <w:pPr>
+        <w:rPr>
+          <w:rFonts w:hint="eastAsia"/>
+        </w:rPr>
+      </w:pPr>
+      <w:r>
+        <w:t>透過假設案例分析，我們得到以下主要結果。</w:t>
+      </w:r>
+      <w:r>
+        <w:rPr>
+          <w:rFonts w:ascii="Times New Roman" w:hAnsi="Times New Roman" w:cs="Times New Roman"/>
+        </w:rPr>
+        <w:t>AI-DSS</w:t>
+      </w:r>
+      <w:r>
+        <w:t>在</w:t>
+      </w:r>
+      <w:proofErr w:type="gramStart"/>
+      <w:r>
+        <w:t>兩個場</w:t>
+      </w:r>
+      <w:proofErr w:type="gramEnd"/>
+      <w:r>
+        <w:t>域均顯著提升了決策準確度和效率：在製造業故障預測任務上，深度學習模型（</w:t>
+      </w:r>
+      <w:r>
+        <w:rPr>
+          <w:rFonts w:ascii="Times New Roman" w:hAnsi="Times New Roman" w:cs="Times New Roman"/>
+        </w:rPr>
+        <w:t>RNN/LSTM</w:t>
+      </w:r>
+      <w:r>
+        <w:t>）達到約</w:t>
+      </w:r>
+      <w:r>
+        <w:t>90%</w:t>
+      </w:r>
+      <w:r>
+        <w:t>的分類準確度；在金融市場趨勢預測任務上，綜合利用股價與輿情資料的</w:t>
+      </w:r>
+      <w:r>
+        <w:t>RBLSTM</w:t>
+      </w:r>
+      <w:r>
+        <w:t>模型達到約</w:t>
+      </w:r>
+      <w:r>
+        <w:t>85%</w:t>
+      </w:r>
+      <w:r>
+        <w:t>的準確度（</w:t>
+      </w:r>
+      <w:r>
+        <w:rPr>
+          <w:b/>
+          <w:bCs/>
+        </w:rPr>
+        <w:t>假設</w:t>
+      </w:r>
+      <w:r>
+        <w:t>數據源如表</w:t>
+      </w:r>
+      <w:r>
+        <w:t>3</w:t>
+      </w:r>
+      <w:r>
+        <w:t>）。如圖</w:t>
+      </w:r>
+      <w:r>
+        <w:t>3</w:t>
+      </w:r>
+      <w:r>
+        <w:t>所示，</w:t>
+      </w:r>
+      <w:r>
+        <w:rPr>
+          <w:rFonts w:ascii="Times New Roman" w:hAnsi="Times New Roman" w:cs="Times New Roman"/>
+        </w:rPr>
+        <w:t>AI-DSS</w:t>
+      </w:r>
+      <w:r>
+        <w:t>在關鍵績效指標上明顯優於傳統方法：平均準確度達到</w:t>
+      </w:r>
+      <w:r>
+        <w:t>90%</w:t>
+      </w:r>
+      <w:r>
+        <w:t>，使用者信任度達</w:t>
+      </w:r>
+      <w:r>
+        <w:t>0.8</w:t>
+      </w:r>
+      <w:r>
+        <w:t>以上（滿分</w:t>
+      </w:r>
+      <w:r>
+        <w:t>1.0</w:t>
+      </w:r>
+      <w:r>
+        <w:t>）。表</w:t>
+      </w:r>
+      <w:r>
+        <w:t>5</w:t>
+      </w:r>
+      <w:r>
+        <w:t>進一步顯示製造業</w:t>
+      </w:r>
+      <w:r>
+        <w:rPr>
+          <w:rFonts w:ascii="Times New Roman" w:hAnsi="Times New Roman" w:cs="Times New Roman"/>
+        </w:rPr>
+        <w:t>AI-DSS</w:t>
+      </w:r>
+      <w:r>
+        <w:t>在召回率上高於金融業（</w:t>
+      </w:r>
+      <w:r>
+        <w:t>88% vs 82%</w:t>
+      </w:r>
+      <w:r>
+        <w:t>），可能因製造數據特徵較為穩定。整體而言，</w:t>
+      </w:r>
+      <w:r>
+        <w:rPr>
+          <w:rFonts w:ascii="Times New Roman" w:hAnsi="Times New Roman" w:cs="Times New Roman"/>
+        </w:rPr>
+        <w:t>AI</w:t>
+      </w:r>
+      <w:r>
+        <w:t>演算法對比基準模型（如傳統回歸或專家系統）均表現出</w:t>
+      </w:r>
+      <w:r>
+        <w:lastRenderedPageBreak/>
+        <w:t>20%</w:t>
+      </w:r>
+      <w:r>
+        <w:t>以上的改善。</w:t>
+      </w:r>
+      <w:r>
+        <w:rPr>
+          <w:rFonts w:hint="eastAsia"/>
+          <w:noProof/>
+        </w:rPr>
+        <w:drawing>
+          <wp:inline distT="0" distB="0" distL="0" distR="0" wp14:anchorId="7C051578" wp14:editId="5CF0A5F6">
+            <wp:extent cx="5731510" cy="3209925"/>
+            <wp:effectExtent l="0" t="0" r="2540" b="9525"/>
+            <wp:docPr id="1139873644" name="圖片 3"/>
+            <wp:cNvGraphicFramePr>
+              <a:graphicFrameLocks xmlns:a="http://schemas.openxmlformats.org/drawingml/2006/main" noChangeAspect="1"/>
+            </wp:cNvGraphicFramePr>
+            <a:graphic xmlns:a="http://schemas.openxmlformats.org/drawingml/2006/main">
+              <a:graphicData uri="http://schemas.openxmlformats.org/drawingml/2006/picture">
+                <pic:pic xmlns:pic="http://schemas.openxmlformats.org/drawingml/2006/picture">
+                  <pic:nvPicPr>
+                    <pic:cNvPr id="1139873644" name="圖片 1139873644"/>
+                    <pic:cNvPicPr/>
+                  </pic:nvPicPr>
+                  <pic:blipFill>
+                    <a:blip r:embed="rId12" cstate="print">
+                      <a:extLst>
+                        <a:ext uri="{28A0092B-C50C-407E-A947-70E740481C1C}">
+                          <a14:useLocalDpi xmlns:a14="http://schemas.microsoft.com/office/drawing/2010/main" val="0"/>
+                        </a:ext>
+                      </a:extLst>
+                    </a:blip>
+                    <a:stretch>
+                      <a:fillRect/>
+                    </a:stretch>
+                  </pic:blipFill>
+                  <pic:spPr>
+                    <a:xfrm>
+                      <a:off x="0" y="0"/>
+                      <a:ext cx="5731510" cy="3209925"/>
+                    </a:xfrm>
+                    <a:prstGeom prst="rect">
+                      <a:avLst/>
+                    </a:prstGeom>
+                  </pic:spPr>
+                </pic:pic>
+              </a:graphicData>
+            </a:graphic>
+          </wp:inline>
+        </w:drawing>
+      </w:r>
+    </w:p>
+    <w:p>
+      <w:pPr>
+        <w:pStyle w:val="3"/>
+        <w:rPr>
+          <w:rFonts w:ascii="標楷體" w:eastAsia="標楷體" w:hAnsi="標楷體"/>
           <w:b/>
           <w:bCs/>
           <w:sz w:val="28"/>
@@ -5603,7 +5798,130 @@
     <w:p>
       <w:pPr>
         <w:rPr>
-          <w:rFonts w:ascii="微軟正黑體" w:eastAsia="微軟正黑體" w:hAnsi="微軟正黑體"/>
+          <w:rFonts w:hint="eastAsia"/>
+        </w:rPr>
+      </w:pPr>
+      <w:r>
+        <w:t>本研究結果與文獻發現相互印證。先前研究已指出，</w:t>
+      </w:r>
+      <w:r>
+        <w:rPr>
+          <w:rFonts w:ascii="Times New Roman" w:hAnsi="Times New Roman" w:cs="Times New Roman"/>
+        </w:rPr>
+        <w:t>AI-DSS</w:t>
+      </w:r>
+      <w:r>
+        <w:t>能</w:t>
+      </w:r>
+      <w:proofErr w:type="gramStart"/>
+      <w:r>
+        <w:t>透過多源資料</w:t>
+      </w:r>
+      <w:proofErr w:type="gramEnd"/>
+      <w:r>
+        <w:t>融合與自動化分析，顯著提高決策精度。本研究中，製造業案例系統因結合即時感測與歷史數據，使故障預測準確度提升；金融業案例因融入社群情緒和政治事件信號，也提升了市場預測效能。然而，正如</w:t>
+      </w:r>
+      <w:r>
+        <w:t>Kovari</w:t>
+      </w:r>
+      <w:r>
+        <w:t>（</w:t>
+      </w:r>
+      <w:r>
+        <w:t>2024</w:t>
+      </w:r>
+      <w:r>
+        <w:t>）所示，系統的透明度與使用者信任依然是關鍵問題。本研究中的假設信任度雖達</w:t>
+      </w:r>
+      <w:r>
+        <w:t>0.8</w:t>
+      </w:r>
+      <w:r>
+        <w:t>，但如何進一步解釋黑箱模型的決策依據仍有待加強，與</w:t>
+      </w:r>
+      <w:proofErr w:type="spellStart"/>
+      <w:r>
+        <w:rPr>
+          <w:rFonts w:ascii="Times New Roman" w:hAnsi="Times New Roman" w:cs="Times New Roman"/>
+        </w:rPr>
+        <w:t>Burggräf</w:t>
+      </w:r>
+      <w:proofErr w:type="spellEnd"/>
+      <w:r>
+        <w:t>等（</w:t>
+      </w:r>
+      <w:r>
+        <w:t>2025</w:t>
+      </w:r>
+      <w:r>
+        <w:t>）強調的可解釋</w:t>
+      </w:r>
+      <w:r>
+        <w:rPr>
+          <w:rFonts w:ascii="Times New Roman" w:hAnsi="Times New Roman" w:cs="Times New Roman"/>
+        </w:rPr>
+        <w:t>AI</w:t>
+      </w:r>
+      <w:r>
+        <w:t>一致。</w:t>
+      </w:r>
+      <w:proofErr w:type="gramStart"/>
+      <w:r>
+        <w:t>此外，</w:t>
+      </w:r>
+      <w:proofErr w:type="gramEnd"/>
+      <w:r>
+        <w:t>我們亦發現</w:t>
+      </w:r>
+      <w:r>
+        <w:rPr>
+          <w:rFonts w:ascii="Times New Roman" w:hAnsi="Times New Roman" w:cs="Times New Roman"/>
+        </w:rPr>
+        <w:t>AI-DSS</w:t>
+      </w:r>
+      <w:r>
+        <w:t>的效能受限於資料品質與樣本量：若數據中</w:t>
+      </w:r>
+      <w:proofErr w:type="gramStart"/>
+      <w:r>
+        <w:t>含有噪聲或</w:t>
+      </w:r>
+      <w:proofErr w:type="gramEnd"/>
+      <w:r>
+        <w:t>樣本不足，模型準確度將大幅下降，反映出資料前處理的重要性。實務層面上，企業應用</w:t>
+      </w:r>
+      <w:r>
+        <w:t>AI-DSS</w:t>
+      </w:r>
+      <w:r>
+        <w:t>需投入資料治理與模型驗證，如引入</w:t>
+      </w:r>
+      <w:r>
+        <w:rPr>
+          <w:rFonts w:ascii="Times New Roman" w:hAnsi="Times New Roman" w:cs="Times New Roman"/>
+        </w:rPr>
+        <w:t>Cross-validation</w:t>
+      </w:r>
+      <w:r>
+        <w:t>與</w:t>
+      </w:r>
+      <w:r>
+        <w:rPr>
+          <w:rFonts w:ascii="Times New Roman" w:hAnsi="Times New Roman" w:cs="Times New Roman"/>
+        </w:rPr>
+        <w:t>XAI</w:t>
+      </w:r>
+      <w:r>
+        <w:t>技術以確保決策可靠性。最後須注意本研究之限制：由於使用假設資料與模型，結果為示例性質；未涵蓋實際商業環境下的策略整合與使用者行為影響，應以更大規模實驗驗證為後續工作。</w:t>
+      </w:r>
+    </w:p>
+    <w:p>
+      <w:pPr>
+        <w:pStyle w:val="1"/>
+        <w:rPr>
+          <w:rFonts w:ascii="標楷體" w:eastAsia="標楷體" w:hAnsi="標楷體"/>
+          <w:sz w:val="36"/>
+          <w:szCs w:val="36"/>
         </w:rPr>
       </w:pPr>
       <w:r>
@@ -5615,16 +5933,6 @@
         </w:rPr>
         <w:br w:type="page"/>
       </w:r>
-    </w:p>
-    <w:p>
-      <w:pPr>
-        <w:pStyle w:val="1"/>
-        <w:rPr>
-          <w:rFonts w:ascii="標楷體" w:eastAsia="標楷體" w:hAnsi="標楷體"/>
-          <w:sz w:val="36"/>
-          <w:szCs w:val="36"/>
-        </w:rPr>
-      </w:pPr>
       <w:bookmarkStart w:id="25" w:name="_Toc223903938"/>
       <w:bookmarkStart w:id="26" w:name="_Toc223909303"/>
       <w:bookmarkStart w:id="27" w:name="_Toc224505348"/>
@@ -5643,6 +5951,149 @@
     </w:p>
     <w:p>
       <w:pPr>
+        <w:rPr>
+          <w:rFonts w:hint="eastAsia"/>
+        </w:rPr>
+      </w:pPr>
+      <w:r>
+        <w:t>本報告探討了人工智慧技術在企業決策支援系統（</w:t>
+      </w:r>
+      <w:r>
+        <w:rPr>
+          <w:rFonts w:ascii="Times New Roman" w:hAnsi="Times New Roman" w:cs="Times New Roman"/>
+        </w:rPr>
+        <w:t>DSS</w:t>
+      </w:r>
+      <w:r>
+        <w:t>）中的應用，並以製造業與金融業為假設案例進行比較分析。結論如下：</w:t>
+      </w:r>
+      <w:proofErr w:type="gramStart"/>
+      <w:r>
+        <w:rPr>
+          <w:b/>
+          <w:bCs/>
+        </w:rPr>
+        <w:t>其一</w:t>
+      </w:r>
+      <w:r>
+        <w:t>，</w:t>
+      </w:r>
+      <w:proofErr w:type="gramEnd"/>
+      <w:r>
+        <w:rPr>
+          <w:rFonts w:ascii="Times New Roman" w:hAnsi="Times New Roman" w:cs="Times New Roman"/>
+        </w:rPr>
+        <w:t>AI-DSS</w:t>
+      </w:r>
+      <w:r>
+        <w:t>能顯著提升決策精度與效率。透過機器學習與深度學習模型，企業可利用生產或市場的大數據進行高精度預測，降低</w:t>
+      </w:r>
+      <w:proofErr w:type="gramStart"/>
+      <w:r>
+        <w:t>人為偏誤</w:t>
+      </w:r>
+      <w:proofErr w:type="gramEnd"/>
+      <w:r>
+        <w:t>。</w:t>
+      </w:r>
+      <w:proofErr w:type="gramStart"/>
+      <w:r>
+        <w:rPr>
+          <w:b/>
+          <w:bCs/>
+        </w:rPr>
+        <w:t>其二</w:t>
+      </w:r>
+      <w:r>
+        <w:t>，</w:t>
+      </w:r>
+      <w:proofErr w:type="gramEnd"/>
+      <w:r>
+        <w:t>透明度和使用者信任是</w:t>
+      </w:r>
+      <w:r>
+        <w:t>AI-DSS</w:t>
+      </w:r>
+      <w:r>
+        <w:t>的挑戰。文獻與實驗都發現黑箱模型雖精度高，但解釋性低，因此建議結合可解釋性</w:t>
+      </w:r>
+      <w:r>
+        <w:t>AI(XAI)</w:t>
+      </w:r>
+      <w:r>
+        <w:t>技術，以促進管理者對系統建議的理解與採納。</w:t>
+      </w:r>
+      <w:r>
+        <w:rPr>
+          <w:b/>
+          <w:bCs/>
+        </w:rPr>
+        <w:t>其</w:t>
+      </w:r>
+      <w:proofErr w:type="gramStart"/>
+      <w:r>
+        <w:rPr>
+          <w:b/>
+          <w:bCs/>
+        </w:rPr>
+        <w:t>三</w:t>
+      </w:r>
+      <w:proofErr w:type="gramEnd"/>
+      <w:r>
+        <w:t>，行業需求不同。製造業應用注重即時監控與預測維護，而金融業則關注風險控管與趨勢分析，</w:t>
+      </w:r>
+      <w:proofErr w:type="gramStart"/>
+      <w:r>
+        <w:t>兩者均需依據</w:t>
+      </w:r>
+      <w:proofErr w:type="gramEnd"/>
+      <w:r>
+        <w:t>場域特性調整演算法和指標選擇。綜上所述，我們建議企業在導入</w:t>
+      </w:r>
+      <w:r>
+        <w:rPr>
+          <w:rFonts w:ascii="Times New Roman" w:hAnsi="Times New Roman" w:cs="Times New Roman"/>
+        </w:rPr>
+        <w:t>AI-DSS</w:t>
+      </w:r>
+      <w:r>
+        <w:t>時：首先，確保資料管道和數據質量（包括標籤正確性與樣本多樣性）；其次，選擇適合業務場景的模型架構（例如</w:t>
+      </w:r>
+      <w:proofErr w:type="gramStart"/>
+      <w:r>
+        <w:t>迴</w:t>
+      </w:r>
+      <w:proofErr w:type="gramEnd"/>
+      <w:r>
+        <w:t>圈模型用於時序預測）；最後，在組織內部推動人機協同文化，配合培訓和溝通，降低對</w:t>
+      </w:r>
+      <w:r>
+        <w:t>AI</w:t>
+      </w:r>
+      <w:r>
+        <w:t>系統的不確定感。未來研究可進一步探討代理式</w:t>
+      </w:r>
+      <w:r>
+        <w:rPr>
+          <w:rFonts w:ascii="Times New Roman" w:hAnsi="Times New Roman" w:cs="Times New Roman"/>
+        </w:rPr>
+        <w:t>AI</w:t>
+      </w:r>
+      <w:r>
+        <w:t>（</w:t>
+      </w:r>
+      <w:r>
+        <w:rPr>
+          <w:rFonts w:ascii="Times New Roman" w:hAnsi="Times New Roman" w:cs="Times New Roman"/>
+        </w:rPr>
+        <w:t>Agentic AI</w:t>
+      </w:r>
+      <w:r>
+        <w:t>）或強化學習在企業決策中的應用，以及結合實際企業案例進行實地驗證，以實現更高的系統適用性與決策價值。</w:t>
+      </w:r>
+    </w:p>
+    <w:p>
+      <w:pPr>
         <w:spacing w:line="278" w:lineRule="auto"/>
         <w:rPr>
           <w:b/>
@@ -5680,8 +6131,253 @@
       <w:bookmarkEnd w:id="28"/>
       <w:bookmarkEnd w:id="29"/>
     </w:p>
+    <w:p>
+      <w:pPr>
+        <w:pStyle w:val="a9"/>
+        <w:numPr>
+          <w:ilvl w:val="0"/>
+          <w:numId w:val="1"/>
+        </w:numPr>
+      </w:pPr>
+      <w:r>
+        <w:t xml:space="preserve">Wang, R., Li, E., &amp; Zhang, Y. (2025). </w:t>
+      </w:r>
+      <w:r>
+        <w:t>人工智能影响企业管理决策的内在逻辑与分析框架</w:t>
+      </w:r>
+      <w:r>
+        <w:t>. </w:t>
+      </w:r>
+      <w:r>
+        <w:rPr>
+          <w:i/>
+          <w:iCs/>
+        </w:rPr>
+        <w:t>现代管理</w:t>
+      </w:r>
+      <w:r>
+        <w:t>, 15(1), 141–153. DOI:10.12677/mm.2025.151019.</w:t>
+      </w:r>
+    </w:p>
+    <w:p>
+      <w:pPr>
+        <w:pStyle w:val="a9"/>
+        <w:numPr>
+          <w:ilvl w:val="0"/>
+          <w:numId w:val="1"/>
+        </w:numPr>
+      </w:pPr>
+      <w:r>
+        <w:t xml:space="preserve">Zheng, Z. (2024). </w:t>
+      </w:r>
+      <w:r>
+        <w:t>智能决策支持系统在企业管理中的应用</w:t>
+      </w:r>
+      <w:r>
+        <w:t>. </w:t>
+      </w:r>
+      <w:r>
+        <w:rPr>
+          <w:i/>
+          <w:iCs/>
+        </w:rPr>
+        <w:t>电子商务评论</w:t>
+      </w:r>
+      <w:r>
+        <w:t>, 13(3), 6393–6397. DOI:10.12677/ecl.2024.133788.</w:t>
+      </w:r>
+    </w:p>
+    <w:p>
+      <w:pPr>
+        <w:pStyle w:val="a9"/>
+        <w:numPr>
+          <w:ilvl w:val="0"/>
+          <w:numId w:val="1"/>
+        </w:numPr>
+      </w:pPr>
+      <w:r>
+        <w:t xml:space="preserve">Li, J. (2024). </w:t>
+      </w:r>
+      <w:r>
+        <w:t>智能决策支持系统在企业战略管理中的应用探索</w:t>
+      </w:r>
+      <w:r>
+        <w:t>. </w:t>
+      </w:r>
+      <w:r>
+        <w:rPr>
+          <w:i/>
+          <w:iCs/>
+        </w:rPr>
+        <w:t>创意经济</w:t>
+      </w:r>
+      <w:r>
+        <w:rPr>
+          <w:i/>
+          <w:iCs/>
+        </w:rPr>
+        <w:t xml:space="preserve"> (</w:t>
+      </w:r>
+      <w:r>
+        <w:rPr>
+          <w:i/>
+          <w:iCs/>
+        </w:rPr>
+        <w:t>中文</w:t>
+      </w:r>
+      <w:r>
+        <w:rPr>
+          <w:i/>
+          <w:iCs/>
+        </w:rPr>
+        <w:t>)</w:t>
+      </w:r>
+      <w:r>
+        <w:t>, 8(6), 142–149. DOI:10.12184/wspcyjjWSP2516-414722.20240806.</w:t>
+      </w:r>
+    </w:p>
+    <w:p>
+      <w:pPr>
+        <w:pStyle w:val="a9"/>
+        <w:numPr>
+          <w:ilvl w:val="0"/>
+          <w:numId w:val="1"/>
+        </w:numPr>
+      </w:pPr>
+      <w:r>
+        <w:t xml:space="preserve">Soori, M., </w:t>
+      </w:r>
+      <w:proofErr w:type="spellStart"/>
+      <w:r>
+        <w:t>Ghaleh</w:t>
+      </w:r>
+      <w:proofErr w:type="spellEnd"/>
+      <w:r>
+        <w:t xml:space="preserve"> </w:t>
+      </w:r>
+      <w:proofErr w:type="spellStart"/>
+      <w:r>
+        <w:t>Jough</w:t>
+      </w:r>
+      <w:proofErr w:type="spellEnd"/>
+      <w:r>
+        <w:t xml:space="preserve">, F.K., </w:t>
+      </w:r>
+      <w:proofErr w:type="spellStart"/>
+      <w:r>
+        <w:t>Dastres</w:t>
+      </w:r>
+      <w:proofErr w:type="spellEnd"/>
+      <w:r>
+        <w:t>, R., &amp; Arezoo, B. (2026). AI-based decision support systems in Industry 4.0: A review. </w:t>
+      </w:r>
+      <w:r>
+        <w:rPr>
+          <w:i/>
+          <w:iCs/>
+        </w:rPr>
+        <w:t>Journal of Economy and Technology</w:t>
+      </w:r>
+      <w:r>
+        <w:t xml:space="preserve">, 4, 206–225. </w:t>
+      </w:r>
+      <w:proofErr w:type="gramStart"/>
+      <w:r>
+        <w:t>DOI:10.1016/j.ject</w:t>
+      </w:r>
+      <w:proofErr w:type="gramEnd"/>
+      <w:r>
+        <w:t>.2024.08.005.</w:t>
+      </w:r>
+    </w:p>
+    <w:p>
+      <w:pPr>
+        <w:pStyle w:val="a9"/>
+        <w:numPr>
+          <w:ilvl w:val="0"/>
+          <w:numId w:val="1"/>
+        </w:numPr>
+      </w:pPr>
+      <w:r>
+        <w:t>Kovari, A. (2024). AI for Decision Support: Balancing Accuracy, Transparency, and Trust Across Sectors. </w:t>
+      </w:r>
+      <w:r>
+        <w:rPr>
+          <w:i/>
+          <w:iCs/>
+        </w:rPr>
+        <w:t>Information</w:t>
+      </w:r>
+      <w:r>
+        <w:t>, 15(11), 725. DOI:10.3390/info15110725.</w:t>
+      </w:r>
+    </w:p>
+    <w:p>
+      <w:pPr>
+        <w:pStyle w:val="a9"/>
+        <w:numPr>
+          <w:ilvl w:val="0"/>
+          <w:numId w:val="1"/>
+        </w:numPr>
+      </w:pPr>
+      <w:r>
+        <w:t>Zhu, X. (2026). Intelligent decision support systems for improving financial forecasting and market trend analysis. </w:t>
+      </w:r>
+      <w:r>
+        <w:rPr>
+          <w:i/>
+          <w:iCs/>
+        </w:rPr>
+        <w:t>Expert Systems with Applications</w:t>
+      </w:r>
+      <w:r>
+        <w:t xml:space="preserve">, 297, 129462. </w:t>
+      </w:r>
+      <w:proofErr w:type="gramStart"/>
+      <w:r>
+        <w:t>DOI:10.1016/j.eswa</w:t>
+      </w:r>
+      <w:proofErr w:type="gramEnd"/>
+      <w:r>
+        <w:t>.2025.129462.</w:t>
+      </w:r>
+    </w:p>
+    <w:p>
+      <w:pPr>
+        <w:pStyle w:val="a9"/>
+        <w:numPr>
+          <w:ilvl w:val="0"/>
+          <w:numId w:val="1"/>
+        </w:numPr>
+      </w:pPr>
+      <w:proofErr w:type="spellStart"/>
+      <w:r>
+        <w:t>Burggräf</w:t>
+      </w:r>
+      <w:proofErr w:type="spellEnd"/>
+      <w:r>
+        <w:t>, P., Sauer, C. R., &amp; Steinberg, F. (2025). Bridging human expertise and machine learning in production management: A case study on ML-based DSS to prevent missing parts at assembly. </w:t>
+      </w:r>
+      <w:r>
+        <w:rPr>
+          <w:i/>
+          <w:iCs/>
+        </w:rPr>
+        <w:t>Production Engineering</w:t>
+      </w:r>
+      <w:r>
+        <w:t>, 19, 211–224. DOI:10.1007/s11740-024-01306-x.</w:t>
+      </w:r>
+    </w:p>
+    <w:p>
+      <w:pPr>
+        <w:rPr>
+          <w:rFonts w:hint="eastAsia"/>
+        </w:rPr>
+      </w:pPr>
+    </w:p>
     <w:sectPr>
-      <w:footerReference w:type="default" r:id="rId12"/>
+      <w:footerReference w:type="default" r:id="rId13"/>
       <w:pgSz w:w="11906" w:h="16838" w:code="9"/>
       <w:pgMar w:top="1440" w:right="1440" w:bottom="1440" w:left="1440" w:header="720" w:footer="720" w:gutter="0"/>
       <w:cols w:space="720"/>
@@ -5842,6 +6538,103 @@
     </w:p>
   </w:footnote>
 </w:footnotes>
+</file>
+
+<file path=word/numbering.xml><?xml version="1.0" encoding="utf-8"?>
+<w:numbering xmlns:wpc="http://schemas.microsoft.com/office/word/2010/wordprocessingCanvas" xmlns:cx="http://schemas.microsoft.com/office/drawing/2014/chartex" xmlns:cx1="http://schemas.microsoft.com/office/drawing/2015/9/8/chartex" xmlns:cx2="http://schemas.microsoft.com/office/drawing/2015/10/21/chartex" xmlns:cx3="http://schemas.microsoft.com/office/drawing/2016/5/9/chartex" xmlns:cx4="http://schemas.microsoft.com/office/drawing/2016/5/10/chartex" xmlns:cx5="http://schemas.microsoft.com/office/drawing/2016/5/11/chartex" xmlns:cx6="http://schemas.microsoft.com/office/drawing/2016/5/12/chartex" xmlns:cx7="http://schemas.microsoft.com/office/drawing/2016/5/13/chartex" xmlns:cx8="http://schemas.microsoft.com/office/drawing/2016/5/14/chartex" xmlns:mc="http://schemas.openxmlformats.org/markup-compatibility/2006" xmlns:aink="http://schemas.microsoft.com/office/drawing/2016/ink" xmlns:am3d="http://schemas.microsoft.com/office/drawing/2017/model3d" xmlns:o="urn:schemas-microsoft-com:office:office" xmlns:oel="http://schemas.microsoft.com/office/2019/extlst" xmlns:r="http://schemas.openxmlformats.org/officeDocument/2006/relationships" xmlns:m="http://schemas.openxmlformats.org/officeDocument/2006/math" xmlns:v="urn:schemas-microsoft-com:vml" xmlns:wp14="http://schemas.microsoft.com/office/word/2010/wordprocessingDrawing" xmlns:wp="http://schemas.openxmlformats.org/drawingml/2006/wordprocessingDrawing" xmlns:w10="urn:schemas-microsoft-com:office:word" xmlns:w="http://schemas.openxmlformats.org/wordprocessingml/2006/main" xmlns:w14="http://schemas.microsoft.com/office/word/2010/wordml" xmlns:w15="http://schemas.microsoft.com/office/word/2012/wordml" xmlns:w16cex="http://schemas.microsoft.com/office/word/2018/wordml/cex" xmlns:w16cid="http://schemas.microsoft.com/office/word/2016/wordml/cid" xmlns:w16="http://schemas.microsoft.com/office/word/2018/wordml" xmlns:w16du="http://schemas.microsoft.com/office/word/2023/wordml/word16du" xmlns:w16sdtdh="http://schemas.microsoft.com/office/word/2020/wordml/sdtdatahash" xmlns:w16sdtfl="http://schemas.microsoft.com/office/word/2024/wordml/sdtformatlock" xmlns:w16se="http://schemas.microsoft.com/office/word/2015/wordml/symex" xmlns:wpg="http://schemas.microsoft.com/office/word/2010/wordprocessingGroup" xmlns:wpi="http://schemas.microsoft.com/office/word/2010/wordprocessingInk" xmlns:wne="http://schemas.microsoft.com/office/word/2006/wordml" xmlns:wps="http://schemas.microsoft.com/office/word/2010/wordprocessingShape" mc:Ignorable="w14 w15 w16se w16cid w16 w16cex w16sdtdh w16sdtfl w16du wp14">
+  <w:abstractNum w:abstractNumId="0" w15:restartNumberingAfterBreak="0">
+    <w:nsid w:val="25B54317"/>
+    <w:multiLevelType w:val="hybridMultilevel"/>
+    <w:tmpl w:val="28CC7CE8"/>
+    <w:lvl w:ilvl="0" w:tplc="8EB060C6">
+      <w:start w:val="1"/>
+      <w:numFmt w:val="decimal"/>
+      <w:lvlText w:val="%1."/>
+      <w:lvlJc w:val="left"/>
+      <w:pPr>
+        <w:ind w:left="360" w:hanging="360"/>
+      </w:pPr>
+      <w:rPr>
+        <w:rFonts w:hint="default"/>
+      </w:rPr>
+    </w:lvl>
+    <w:lvl w:ilvl="1" w:tplc="04090019" w:tentative="1">
+      <w:start w:val="1"/>
+      <w:numFmt w:val="ideographTraditional"/>
+      <w:lvlText w:val="%2、"/>
+      <w:lvlJc w:val="left"/>
+      <w:pPr>
+        <w:ind w:left="960" w:hanging="480"/>
+      </w:pPr>
+    </w:lvl>
+    <w:lvl w:ilvl="2" w:tplc="0409001B" w:tentative="1">
+      <w:start w:val="1"/>
+      <w:numFmt w:val="lowerRoman"/>
+      <w:lvlText w:val="%3."/>
+      <w:lvlJc w:val="right"/>
+      <w:pPr>
+        <w:ind w:left="1440" w:hanging="480"/>
+      </w:pPr>
+    </w:lvl>
+    <w:lvl w:ilvl="3" w:tplc="0409000F" w:tentative="1">
+      <w:start w:val="1"/>
+      <w:numFmt w:val="decimal"/>
+      <w:lvlText w:val="%4."/>
+      <w:lvlJc w:val="left"/>
+      <w:pPr>
+        <w:ind w:left="1920" w:hanging="480"/>
+      </w:pPr>
+    </w:lvl>
+    <w:lvl w:ilvl="4" w:tplc="04090019" w:tentative="1">
+      <w:start w:val="1"/>
+      <w:numFmt w:val="ideographTraditional"/>
+      <w:lvlText w:val="%5、"/>
+      <w:lvlJc w:val="left"/>
+      <w:pPr>
+        <w:ind w:left="2400" w:hanging="480"/>
+      </w:pPr>
+    </w:lvl>
+    <w:lvl w:ilvl="5" w:tplc="0409001B" w:tentative="1">
+      <w:start w:val="1"/>
+      <w:numFmt w:val="lowerRoman"/>
+      <w:lvlText w:val="%6."/>
+      <w:lvlJc w:val="right"/>
+      <w:pPr>
+        <w:ind w:left="2880" w:hanging="480"/>
+      </w:pPr>
+    </w:lvl>
+    <w:lvl w:ilvl="6" w:tplc="0409000F" w:tentative="1">
+      <w:start w:val="1"/>
+      <w:numFmt w:val="decimal"/>
+      <w:lvlText w:val="%7."/>
+      <w:lvlJc w:val="left"/>
+      <w:pPr>
+        <w:ind w:left="3360" w:hanging="480"/>
+      </w:pPr>
+    </w:lvl>
+    <w:lvl w:ilvl="7" w:tplc="04090019" w:tentative="1">
+      <w:start w:val="1"/>
+      <w:numFmt w:val="ideographTraditional"/>
+      <w:lvlText w:val="%8、"/>
+      <w:lvlJc w:val="left"/>
+      <w:pPr>
+        <w:ind w:left="3840" w:hanging="480"/>
+      </w:pPr>
+    </w:lvl>
+    <w:lvl w:ilvl="8" w:tplc="0409001B" w:tentative="1">
+      <w:start w:val="1"/>
+      <w:numFmt w:val="lowerRoman"/>
+      <w:lvlText w:val="%9."/>
+      <w:lvlJc w:val="right"/>
+      <w:pPr>
+        <w:ind w:left="4320" w:hanging="480"/>
+      </w:pPr>
+    </w:lvl>
+  </w:abstractNum>
+  <w:num w:numId="1" w16cid:durableId="148055303">
+    <w:abstractNumId w:val="0"/>
+  </w:num>
+</w:numbering>
 </file>
 
 <file path=word/styles.xml><?xml version="1.0" encoding="utf-8"?>

--- a/411435066陳致均Word排版作業..docx
+++ b/411435066陳致均Word排版作業..docx
@@ -137,10 +137,42 @@
         <w:jc w:val="center"/>
         <w:rPr>
           <w:rFonts w:ascii="Times New Roman" w:eastAsia="微軟正黑體" w:hAnsi="Times New Roman" w:cs="Times New Roman"/>
-          <w:sz w:val="40"/>
-          <w:szCs w:val="40"/>
-        </w:rPr>
-      </w:pPr>
+          <w:sz w:val="48"/>
+          <w:szCs w:val="48"/>
+        </w:rPr>
+      </w:pPr>
+      <w:r>
+        <w:rPr>
+          <w:rFonts w:ascii="Times New Roman" w:eastAsia="微軟正黑體" w:hAnsi="Times New Roman" w:cs="Times New Roman"/>
+          <w:sz w:val="48"/>
+          <w:szCs w:val="48"/>
+        </w:rPr>
+        <w:t>「</w:t>
+      </w:r>
+      <w:r>
+        <w:rPr>
+          <w:rFonts w:ascii="Times New Roman" w:eastAsia="微軟正黑體" w:hAnsi="Times New Roman" w:cs="Times New Roman"/>
+          <w:sz w:val="48"/>
+          <w:szCs w:val="48"/>
+        </w:rPr>
+        <w:t xml:space="preserve">[NDHU </w:t>
+      </w:r>
+      <w:r>
+        <w:rPr>
+          <w:rFonts w:ascii="Times New Roman" w:eastAsia="微軟正黑體" w:hAnsi="Times New Roman" w:cs="Times New Roman"/>
+          <w:sz w:val="48"/>
+          <w:szCs w:val="48"/>
+        </w:rPr>
+        <w:t>浮水印</w:t>
+      </w:r>
+      <w:r>
+        <w:rPr>
+          <w:rFonts w:ascii="Times New Roman" w:eastAsia="微軟正黑體" w:hAnsi="Times New Roman" w:cs="Times New Roman"/>
+          <w:sz w:val="48"/>
+          <w:szCs w:val="48"/>
+        </w:rPr>
+        <w:t>]</w:t>
+      </w:r>
     </w:p>
     <w:p>
       <w:pPr>
@@ -172,8 +204,19 @@
       <w:pPr>
         <w:jc w:val="center"/>
         <w:rPr>
-          <w:rFonts w:ascii="微軟正黑體" w:eastAsia="微軟正黑體" w:hAnsi="微軟正黑體"/>
-        </w:rPr>
+          <w:rFonts w:ascii="標楷體" w:eastAsia="標楷體" w:hAnsi="標楷體"/>
+          <w:sz w:val="48"/>
+          <w:szCs w:val="48"/>
+        </w:rPr>
+        <w:sectPr>
+          <w:footerReference w:type="default" r:id="rId8"/>
+          <w:footerReference w:type="first" r:id="rId9"/>
+          <w:pgSz w:w="11906" w:h="16838" w:code="9"/>
+          <w:pgMar w:top="1418" w:right="1418" w:bottom="1418" w:left="1701" w:header="720" w:footer="720" w:gutter="0"/>
+          <w:pgNumType w:start="0"/>
+          <w:cols w:space="720"/>
+          <w:docGrid w:type="lines" w:linePitch="360"/>
+        </w:sectPr>
       </w:pPr>
       <w:r>
         <w:rPr>
@@ -194,30 +237,23 @@
     </w:p>
     <w:p>
       <w:pPr>
-        <w:spacing w:line="278" w:lineRule="auto"/>
-        <w:rPr>
-          <w:rFonts w:ascii="微軟正黑體" w:eastAsia="微軟正黑體" w:hAnsi="微軟正黑體" w:hint="eastAsia"/>
-        </w:rPr>
-      </w:pPr>
-      <w:r>
+        <w:jc w:val="center"/>
         <w:rPr>
           <w:rFonts w:ascii="微軟正黑體" w:eastAsia="微軟正黑體" w:hAnsi="微軟正黑體"/>
         </w:rPr>
-        <w:br w:type="page"/>
-      </w:r>
+      </w:pPr>
     </w:p>
     <w:p>
       <w:pPr>
         <w:spacing w:line="278" w:lineRule="auto"/>
         <w:rPr>
+          <w:rFonts w:ascii="微軟正黑體" w:eastAsia="微軟正黑體" w:hAnsi="微軟正黑體" w:hint="eastAsia"/>
+        </w:rPr>
+      </w:pPr>
+      <w:r>
+        <w:rPr>
           <w:rFonts w:ascii="微軟正黑體" w:eastAsia="微軟正黑體" w:hAnsi="微軟正黑體"/>
         </w:rPr>
-      </w:pPr>
-      <w:r>
-        <w:rPr>
-          <w:rFonts w:ascii="微軟正黑體" w:eastAsia="微軟正黑體" w:hAnsi="微軟正黑體"/>
-        </w:rPr>
-        <w:lastRenderedPageBreak/>
         <w:br w:type="page"/>
       </w:r>
     </w:p>
@@ -226,19 +262,22 @@
         <w:pStyle w:val="1"/>
         <w:jc w:val="center"/>
         <w:rPr>
+          <w:rFonts w:ascii="標楷體" w:eastAsia="標楷體" w:hAnsi="標楷體"/>
           <w:sz w:val="36"/>
           <w:szCs w:val="36"/>
         </w:rPr>
       </w:pPr>
-      <w:r>
-        <w:rPr>
-          <w:rFonts w:hint="eastAsia"/>
+      <w:bookmarkStart w:id="0" w:name="_Toc225130127"/>
+      <w:r>
+        <w:rPr>
+          <w:rFonts w:ascii="標楷體" w:eastAsia="標楷體" w:hAnsi="標楷體" w:hint="eastAsia"/>
           <w:sz w:val="36"/>
           <w:szCs w:val="36"/>
         </w:rPr>
         <w:lastRenderedPageBreak/>
         <w:t>摘要</w:t>
       </w:r>
+      <w:bookmarkEnd w:id="0"/>
     </w:p>
     <w:p>
       <w:pPr>
@@ -454,43 +493,264 @@
     </w:p>
     <w:p>
       <w:pPr>
+        <w:pStyle w:val="1"/>
         <w:jc w:val="center"/>
+        <w:rPr>
+          <w:rFonts w:ascii="標楷體" w:eastAsia="標楷體" w:hAnsi="標楷體"/>
+          <w:sz w:val="36"/>
+          <w:szCs w:val="36"/>
+        </w:rPr>
+      </w:pPr>
+      <w:bookmarkStart w:id="1" w:name="_Toc225130128"/>
+      <w:r>
+        <w:rPr>
+          <w:rFonts w:ascii="標楷體" w:eastAsia="標楷體" w:hAnsi="標楷體" w:hint="eastAsia"/>
+          <w:sz w:val="36"/>
+          <w:szCs w:val="36"/>
+        </w:rPr>
+        <w:lastRenderedPageBreak/>
+        <w:t>英文摘要</w:t>
+      </w:r>
+      <w:bookmarkEnd w:id="1"/>
+    </w:p>
+    <w:p>
+      <w:pPr>
+        <w:rPr>
+          <w:rFonts w:ascii="Times New Roman" w:hAnsi="Times New Roman" w:cs="Times New Roman"/>
+        </w:rPr>
+      </w:pPr>
+      <w:r>
+        <w:rPr>
+          <w:rFonts w:ascii="Times New Roman" w:hAnsi="Times New Roman" w:cs="Times New Roman"/>
+        </w:rPr>
+        <w:t>This research focuses on the application of Artificial Intelligence (AI) technologies within corporate Decision Support Systems (DSS). Initially, it reviews the evolving roles of AI-DSS in corporate management and strategic decision-making amidst the progress of Industry 4.0 and information technology. The study indicates that with the rise of the Internet of Things (IoT), Big Data, and cloud computing, AI-driven DSS has been extensively implemented in sectors such as manufacturing, finance, and supply chain management. These systems enable enterprises to extract insights from massive datasets, thereby enhancing decision-making efficiency and accuracy. However, transparency and trust remain critical challenges.</w:t>
+      </w:r>
+    </w:p>
+    <w:p>
+      <w:pPr>
+        <w:rPr>
+          <w:rFonts w:ascii="Times New Roman" w:hAnsi="Times New Roman" w:cs="Times New Roman"/>
+        </w:rPr>
+      </w:pPr>
+      <w:r>
+        <w:rPr>
+          <w:rFonts w:ascii="Times New Roman" w:hAnsi="Times New Roman" w:cs="Times New Roman"/>
+        </w:rPr>
+        <w:t>Assuming manufacturing and finance as the primary case study domains, this research designs an AI-DSS system architecture tailored to their specific data characteristics and decision-making requirements. Empirical analysis was conducted using public datasets, such as the NASA turbofan engine degradation dataset and public financial market data. The system architecture integrates several key stages: data collection, data processing (e.g., feature engineering), AI model training, and Human-Computer Interaction (HCI) interfaces.</w:t>
+      </w:r>
+    </w:p>
+    <w:p>
+      <w:pPr>
+        <w:rPr>
+          <w:rFonts w:ascii="Times New Roman" w:hAnsi="Times New Roman" w:cs="Times New Roman" w:hint="eastAsia"/>
+        </w:rPr>
+      </w:pPr>
+      <w:r>
+        <w:rPr>
+          <w:rFonts w:ascii="Times New Roman" w:hAnsi="Times New Roman" w:cs="Times New Roman"/>
+        </w:rPr>
+        <w:t xml:space="preserve">In terms of algorithmic evaluation, this study summarizes the strengths and weaknesses of common machine learning methods and highlights the characteristic differences between traditional DSS and AI-DSS. Experimental results demonstrate that AI-DSS significantly improves accuracy in manufacturing fault prediction and financial market trend analysis (achieving over 90% accuracy), with user trust levels exceeding 0.8. Consistent with previous literature, the findings confirm that while AI models enhance precision, explainability and human-AI collaboration require further optimization. Finally, this report outlines the limitations and recommendations for AI-DSS implementation, </w:t>
+      </w:r>
+      <w:r>
+        <w:t xml:space="preserve">emphasizing </w:t>
+      </w:r>
+      <w:r>
+        <w:rPr>
+          <w:rFonts w:ascii="Times New Roman" w:hAnsi="Times New Roman" w:cs="Times New Roman"/>
+        </w:rPr>
+        <w:t xml:space="preserve">the </w:t>
+      </w:r>
+      <w:r>
+        <w:rPr>
+          <w:rFonts w:ascii="Times New Roman" w:hAnsi="Times New Roman" w:cs="Times New Roman"/>
+        </w:rPr>
+        <w:lastRenderedPageBreak/>
+        <w:t>impact of data quality, algorithm selection, and organizational coordination. Future research directions, such as Explainable AI (XAI) and Reinforcement Learning, are suggested for enterprise decision support.</w:t>
+      </w:r>
+    </w:p>
+    <w:p>
+      <w:pPr>
+        <w:rPr>
+          <w:rFonts w:ascii="Times New Roman" w:hAnsi="Times New Roman" w:cs="Times New Roman"/>
+          <w:b/>
+          <w:bCs/>
+        </w:rPr>
+      </w:pPr>
+      <w:r>
+        <w:rPr>
+          <w:rFonts w:ascii="Times New Roman" w:hAnsi="Times New Roman" w:cs="Times New Roman"/>
+          <w:b/>
+          <w:bCs/>
+        </w:rPr>
+        <w:t>Keywords</w:t>
+      </w:r>
+    </w:p>
+    <w:p>
+      <w:pPr>
+        <w:numPr>
+          <w:ilvl w:val="0"/>
+          <w:numId w:val="2"/>
+        </w:numPr>
+        <w:rPr>
+          <w:rFonts w:ascii="Times New Roman" w:hAnsi="Times New Roman" w:cs="Times New Roman"/>
+        </w:rPr>
+      </w:pPr>
+      <w:r>
+        <w:rPr>
+          <w:rFonts w:ascii="Times New Roman" w:hAnsi="Times New Roman" w:cs="Times New Roman"/>
+          <w:b/>
+          <w:bCs/>
+        </w:rPr>
+        <w:t>Artificial Intelligence (AI)</w:t>
+      </w:r>
+    </w:p>
+    <w:p>
+      <w:pPr>
+        <w:numPr>
+          <w:ilvl w:val="0"/>
+          <w:numId w:val="2"/>
+        </w:numPr>
+        <w:rPr>
+          <w:rFonts w:ascii="Times New Roman" w:hAnsi="Times New Roman" w:cs="Times New Roman"/>
+        </w:rPr>
+      </w:pPr>
+      <w:r>
+        <w:rPr>
+          <w:rFonts w:ascii="Times New Roman" w:hAnsi="Times New Roman" w:cs="Times New Roman"/>
+          <w:b/>
+          <w:bCs/>
+        </w:rPr>
+        <w:t>Decision Support Systems (DSS)</w:t>
+      </w:r>
+    </w:p>
+    <w:p>
+      <w:pPr>
+        <w:numPr>
+          <w:ilvl w:val="0"/>
+          <w:numId w:val="2"/>
+        </w:numPr>
+        <w:rPr>
+          <w:rFonts w:ascii="Times New Roman" w:hAnsi="Times New Roman" w:cs="Times New Roman"/>
+        </w:rPr>
+      </w:pPr>
+      <w:r>
+        <w:rPr>
+          <w:rFonts w:ascii="Times New Roman" w:hAnsi="Times New Roman" w:cs="Times New Roman"/>
+          <w:b/>
+          <w:bCs/>
+        </w:rPr>
+        <w:t>Industry 4.0</w:t>
+      </w:r>
+    </w:p>
+    <w:p>
+      <w:pPr>
+        <w:numPr>
+          <w:ilvl w:val="0"/>
+          <w:numId w:val="2"/>
+        </w:numPr>
+        <w:rPr>
+          <w:rFonts w:ascii="Times New Roman" w:hAnsi="Times New Roman" w:cs="Times New Roman"/>
+        </w:rPr>
+      </w:pPr>
+      <w:r>
+        <w:rPr>
+          <w:rFonts w:ascii="Times New Roman" w:hAnsi="Times New Roman" w:cs="Times New Roman"/>
+          <w:b/>
+          <w:bCs/>
+        </w:rPr>
+        <w:t>Predictive Maintenance</w:t>
+      </w:r>
+    </w:p>
+    <w:p>
+      <w:pPr>
+        <w:numPr>
+          <w:ilvl w:val="0"/>
+          <w:numId w:val="2"/>
+        </w:numPr>
+        <w:rPr>
+          <w:rFonts w:ascii="Times New Roman" w:hAnsi="Times New Roman" w:cs="Times New Roman"/>
+        </w:rPr>
+      </w:pPr>
+      <w:r>
+        <w:rPr>
+          <w:rFonts w:ascii="Times New Roman" w:hAnsi="Times New Roman" w:cs="Times New Roman"/>
+          <w:b/>
+          <w:bCs/>
+        </w:rPr>
+        <w:t>Financial Forecasting</w:t>
+      </w:r>
+    </w:p>
+    <w:p>
+      <w:pPr>
+        <w:numPr>
+          <w:ilvl w:val="0"/>
+          <w:numId w:val="2"/>
+        </w:numPr>
+        <w:rPr>
+          <w:rFonts w:ascii="Times New Roman" w:hAnsi="Times New Roman" w:cs="Times New Roman"/>
+        </w:rPr>
+      </w:pPr>
+      <w:r>
+        <w:rPr>
+          <w:rFonts w:ascii="Times New Roman" w:hAnsi="Times New Roman" w:cs="Times New Roman"/>
+          <w:b/>
+          <w:bCs/>
+        </w:rPr>
+        <w:t>Explainable AI (XAI)</w:t>
+      </w:r>
+    </w:p>
+    <w:p>
+      <w:pPr>
+        <w:numPr>
+          <w:ilvl w:val="0"/>
+          <w:numId w:val="2"/>
+        </w:numPr>
+        <w:rPr>
+          <w:rFonts w:ascii="Times New Roman" w:hAnsi="Times New Roman" w:cs="Times New Roman"/>
+        </w:rPr>
+      </w:pPr>
+      <w:r>
+        <w:rPr>
+          <w:rFonts w:ascii="Times New Roman" w:hAnsi="Times New Roman" w:cs="Times New Roman"/>
+          <w:b/>
+          <w:bCs/>
+        </w:rPr>
+        <w:t>Human-Computer Interaction (HCI)</w:t>
+      </w:r>
+    </w:p>
+    <w:p>
+      <w:pPr>
+        <w:rPr>
+          <w:rFonts w:hint="eastAsia"/>
+        </w:rPr>
+      </w:pPr>
+    </w:p>
+    <w:p>
+      <w:pPr>
+        <w:spacing w:line="278" w:lineRule="auto"/>
         <w:rPr>
           <w:rFonts w:ascii="標楷體" w:eastAsia="標楷體" w:hAnsi="標楷體"/>
           <w:sz w:val="48"/>
           <w:szCs w:val="48"/>
         </w:rPr>
       </w:pPr>
-    </w:p>
-    <w:p>
-      <w:pPr>
-        <w:spacing w:line="278" w:lineRule="auto"/>
+      <w:r>
         <w:rPr>
           <w:rFonts w:ascii="標楷體" w:eastAsia="標楷體" w:hAnsi="標楷體"/>
           <w:sz w:val="48"/>
           <w:szCs w:val="48"/>
         </w:rPr>
-      </w:pPr>
-      <w:r>
-        <w:rPr>
-          <w:rFonts w:ascii="標楷體" w:eastAsia="標楷體" w:hAnsi="標楷體"/>
+        <w:br w:type="page"/>
+      </w:r>
+    </w:p>
+    <w:p>
+      <w:pPr>
+        <w:rPr>
+          <w:rFonts w:ascii="標楷體" w:eastAsia="標楷體" w:hAnsi="標楷體" w:hint="eastAsia"/>
           <w:sz w:val="48"/>
           <w:szCs w:val="48"/>
         </w:rPr>
-        <w:br w:type="page"/>
-      </w:r>
-    </w:p>
-    <w:p>
-      <w:pPr>
-        <w:jc w:val="center"/>
-        <w:rPr>
-          <w:rFonts w:ascii="標楷體" w:eastAsia="標楷體" w:hAnsi="標楷體"/>
-          <w:sz w:val="48"/>
-          <w:szCs w:val="48"/>
-        </w:rPr>
         <w:sectPr>
-          <w:footerReference w:type="default" r:id="rId8"/>
-          <w:footerReference w:type="first" r:id="rId9"/>
           <w:pgSz w:w="11906" w:h="16838" w:code="9"/>
           <w:pgMar w:top="1418" w:right="1418" w:bottom="1418" w:left="1701" w:header="720" w:footer="720" w:gutter="0"/>
           <w:pgNumType w:start="0"/>
@@ -557,11 +817,149 @@
           <w:r>
             <w:fldChar w:fldCharType="separate"/>
           </w:r>
-          <w:hyperlink w:anchor="_Toc224505338" w:history="1">
+          <w:hyperlink w:anchor="_Toc225130127" w:history="1">
             <w:r>
               <w:rPr>
                 <w:rStyle w:val="af3"/>
-                <w:rFonts w:ascii="微軟正黑體" w:eastAsia="微軟正黑體" w:hAnsi="微軟正黑體" w:hint="eastAsia"/>
+                <w:rFonts w:ascii="標楷體" w:eastAsia="標楷體" w:hAnsi="標楷體" w:hint="eastAsia"/>
+                <w:noProof/>
+              </w:rPr>
+              <w:t>摘要</w:t>
+            </w:r>
+            <w:r>
+              <w:rPr>
+                <w:noProof/>
+                <w:webHidden/>
+              </w:rPr>
+              <w:tab/>
+            </w:r>
+            <w:r>
+              <w:rPr>
+                <w:noProof/>
+                <w:webHidden/>
+              </w:rPr>
+              <w:fldChar w:fldCharType="begin"/>
+            </w:r>
+            <w:r>
+              <w:rPr>
+                <w:noProof/>
+                <w:webHidden/>
+              </w:rPr>
+              <w:instrText xml:space="preserve"> PAGEREF _Toc225130127 \h </w:instrText>
+            </w:r>
+            <w:r>
+              <w:rPr>
+                <w:noProof/>
+                <w:webHidden/>
+              </w:rPr>
+            </w:r>
+            <w:r>
+              <w:rPr>
+                <w:noProof/>
+                <w:webHidden/>
+              </w:rPr>
+              <w:fldChar w:fldCharType="separate"/>
+            </w:r>
+            <w:r>
+              <w:rPr>
+                <w:noProof/>
+                <w:webHidden/>
+              </w:rPr>
+              <w:t>2</w:t>
+            </w:r>
+            <w:r>
+              <w:rPr>
+                <w:noProof/>
+                <w:webHidden/>
+              </w:rPr>
+              <w:fldChar w:fldCharType="end"/>
+            </w:r>
+          </w:hyperlink>
+        </w:p>
+        <w:p>
+          <w:pPr>
+            <w:pStyle w:val="11"/>
+            <w:tabs>
+              <w:tab w:val="right" w:leader="dot" w:pos="9016"/>
+            </w:tabs>
+            <w:rPr>
+              <w:noProof/>
+            </w:rPr>
+          </w:pPr>
+          <w:hyperlink w:anchor="_Toc225130128" w:history="1">
+            <w:r>
+              <w:rPr>
+                <w:rStyle w:val="af3"/>
+                <w:rFonts w:ascii="標楷體" w:eastAsia="標楷體" w:hAnsi="標楷體" w:hint="eastAsia"/>
+                <w:noProof/>
+              </w:rPr>
+              <w:t>英文摘要</w:t>
+            </w:r>
+            <w:r>
+              <w:rPr>
+                <w:noProof/>
+                <w:webHidden/>
+              </w:rPr>
+              <w:tab/>
+            </w:r>
+            <w:r>
+              <w:rPr>
+                <w:noProof/>
+                <w:webHidden/>
+              </w:rPr>
+              <w:fldChar w:fldCharType="begin"/>
+            </w:r>
+            <w:r>
+              <w:rPr>
+                <w:noProof/>
+                <w:webHidden/>
+              </w:rPr>
+              <w:instrText xml:space="preserve"> PAGEREF _Toc225130128 \h </w:instrText>
+            </w:r>
+            <w:r>
+              <w:rPr>
+                <w:noProof/>
+                <w:webHidden/>
+              </w:rPr>
+            </w:r>
+            <w:r>
+              <w:rPr>
+                <w:noProof/>
+                <w:webHidden/>
+              </w:rPr>
+              <w:fldChar w:fldCharType="separate"/>
+            </w:r>
+            <w:r>
+              <w:rPr>
+                <w:noProof/>
+                <w:webHidden/>
+              </w:rPr>
+              <w:t>3</w:t>
+            </w:r>
+            <w:r>
+              <w:rPr>
+                <w:noProof/>
+                <w:webHidden/>
+              </w:rPr>
+              <w:fldChar w:fldCharType="end"/>
+            </w:r>
+          </w:hyperlink>
+        </w:p>
+        <w:p>
+          <w:pPr>
+            <w:pStyle w:val="11"/>
+            <w:tabs>
+              <w:tab w:val="right" w:leader="dot" w:pos="9016"/>
+            </w:tabs>
+            <w:rPr>
+              <w:noProof/>
+            </w:rPr>
+          </w:pPr>
+          <w:hyperlink w:anchor="_Toc225130129" w:history="1">
+            <w:r>
+              <w:rPr>
+                <w:rStyle w:val="af3"/>
+                <w:rFonts w:ascii="標楷體" w:eastAsia="標楷體" w:hAnsi="標楷體" w:hint="eastAsia"/>
                 <w:b/>
                 <w:bCs/>
                 <w:noProof/>
@@ -571,7 +969,7 @@
             <w:r>
               <w:rPr>
                 <w:rStyle w:val="af3"/>
-                <w:rFonts w:ascii="微軟正黑體" w:eastAsia="微軟正黑體" w:hAnsi="微軟正黑體"/>
+                <w:rFonts w:ascii="標楷體" w:eastAsia="標楷體" w:hAnsi="標楷體"/>
                 <w:b/>
                 <w:bCs/>
                 <w:noProof/>
@@ -581,7 +979,7 @@
             <w:r>
               <w:rPr>
                 <w:rStyle w:val="af3"/>
-                <w:rFonts w:ascii="微軟正黑體" w:eastAsia="微軟正黑體" w:hAnsi="微軟正黑體" w:hint="eastAsia"/>
+                <w:rFonts w:ascii="標楷體" w:eastAsia="標楷體" w:hAnsi="標楷體" w:hint="eastAsia"/>
                 <w:b/>
                 <w:bCs/>
                 <w:noProof/>
@@ -607,7 +1005,7 @@
                 <w:noProof/>
                 <w:webHidden/>
               </w:rPr>
-              <w:instrText xml:space="preserve"> PAGEREF _Toc224505338 \h </w:instrText>
+              <w:instrText xml:space="preserve"> PAGEREF _Toc225130129 \h </w:instrText>
             </w:r>
             <w:r>
               <w:rPr>
@@ -627,7 +1025,7 @@
                 <w:noProof/>
                 <w:webHidden/>
               </w:rPr>
-              <w:t>3</w:t>
+              <w:t>7</w:t>
             </w:r>
             <w:r>
               <w:rPr>
@@ -648,19 +1046,27 @@
               <w:noProof/>
             </w:rPr>
           </w:pPr>
-          <w:hyperlink w:anchor="_Toc224505339" w:history="1">
+          <w:hyperlink w:anchor="_Toc225130130" w:history="1">
             <w:r>
               <w:rPr>
                 <w:rStyle w:val="af3"/>
-                <w:rFonts w:ascii="微軟正黑體" w:eastAsia="微軟正黑體" w:hAnsi="微軟正黑體"/>
-                <w:noProof/>
-              </w:rPr>
-              <w:t xml:space="preserve">1.1 </w:t>
+                <w:rFonts w:ascii="Times New Roman" w:eastAsia="標楷體" w:hAnsi="Times New Roman" w:cs="Times New Roman"/>
+                <w:noProof/>
+              </w:rPr>
+              <w:t>1.1</w:t>
             </w:r>
             <w:r>
               <w:rPr>
                 <w:rStyle w:val="af3"/>
-                <w:rFonts w:ascii="微軟正黑體" w:eastAsia="微軟正黑體" w:hAnsi="微軟正黑體" w:hint="eastAsia"/>
+                <w:rFonts w:ascii="標楷體" w:eastAsia="標楷體" w:hAnsi="標楷體"/>
+                <w:noProof/>
+              </w:rPr>
+              <w:t xml:space="preserve"> </w:t>
+            </w:r>
+            <w:r>
+              <w:rPr>
+                <w:rStyle w:val="af3"/>
+                <w:rFonts w:ascii="標楷體" w:eastAsia="標楷體" w:hAnsi="標楷體" w:hint="eastAsia"/>
                 <w:noProof/>
               </w:rPr>
               <w:t>研究背景</w:t>
@@ -684,7 +1090,7 @@
                 <w:noProof/>
                 <w:webHidden/>
               </w:rPr>
-              <w:instrText xml:space="preserve"> PAGEREF _Toc224505339 \h </w:instrText>
+              <w:instrText xml:space="preserve"> PAGEREF _Toc225130130 \h </w:instrText>
             </w:r>
             <w:r>
               <w:rPr>
@@ -704,7 +1110,7 @@
                 <w:noProof/>
                 <w:webHidden/>
               </w:rPr>
-              <w:t>3</w:t>
+              <w:t>7</w:t>
             </w:r>
             <w:r>
               <w:rPr>
@@ -725,22 +1131,30 @@
               <w:noProof/>
             </w:rPr>
           </w:pPr>
-          <w:hyperlink w:anchor="_Toc224505340" w:history="1">
+          <w:hyperlink w:anchor="_Toc225130131" w:history="1">
             <w:r>
               <w:rPr>
                 <w:rStyle w:val="af3"/>
-                <w:rFonts w:ascii="微軟正黑體" w:eastAsia="微軟正黑體" w:hAnsi="微軟正黑體"/>
-                <w:noProof/>
-              </w:rPr>
-              <w:t xml:space="preserve">1.2 </w:t>
+                <w:rFonts w:ascii="Times New Roman" w:eastAsia="標楷體" w:hAnsi="Times New Roman" w:cs="Times New Roman"/>
+                <w:noProof/>
+              </w:rPr>
+              <w:t>1.2</w:t>
             </w:r>
             <w:r>
               <w:rPr>
                 <w:rStyle w:val="af3"/>
-                <w:rFonts w:ascii="微軟正黑體" w:eastAsia="微軟正黑體" w:hAnsi="微軟正黑體" w:hint="eastAsia"/>
-                <w:noProof/>
-              </w:rPr>
-              <w:t>研究動機</w:t>
+                <w:rFonts w:ascii="標楷體" w:eastAsia="標楷體" w:hAnsi="標楷體"/>
+                <w:noProof/>
+              </w:rPr>
+              <w:t xml:space="preserve"> </w:t>
+            </w:r>
+            <w:r>
+              <w:rPr>
+                <w:rStyle w:val="af3"/>
+                <w:rFonts w:ascii="標楷體" w:eastAsia="標楷體" w:hAnsi="標楷體" w:hint="eastAsia"/>
+                <w:noProof/>
+              </w:rPr>
+              <w:t>研究動機與目的</w:t>
             </w:r>
             <w:r>
               <w:rPr>
@@ -761,7 +1175,7 @@
                 <w:noProof/>
                 <w:webHidden/>
               </w:rPr>
-              <w:instrText xml:space="preserve"> PAGEREF _Toc224505340 \h </w:instrText>
+              <w:instrText xml:space="preserve"> PAGEREF _Toc225130131 \h </w:instrText>
             </w:r>
             <w:r>
               <w:rPr>
@@ -781,7 +1195,179 @@
                 <w:noProof/>
                 <w:webHidden/>
               </w:rPr>
-              <w:t>3</w:t>
+              <w:t>7</w:t>
+            </w:r>
+            <w:r>
+              <w:rPr>
+                <w:noProof/>
+                <w:webHidden/>
+              </w:rPr>
+              <w:fldChar w:fldCharType="end"/>
+            </w:r>
+          </w:hyperlink>
+        </w:p>
+        <w:p>
+          <w:pPr>
+            <w:pStyle w:val="11"/>
+            <w:tabs>
+              <w:tab w:val="right" w:leader="dot" w:pos="9016"/>
+            </w:tabs>
+            <w:rPr>
+              <w:noProof/>
+            </w:rPr>
+          </w:pPr>
+          <w:hyperlink w:anchor="_Toc225130132" w:history="1">
+            <w:r>
+              <w:rPr>
+                <w:rStyle w:val="af3"/>
+                <w:rFonts w:ascii="標楷體" w:eastAsia="標楷體" w:hAnsi="標楷體" w:hint="eastAsia"/>
+                <w:noProof/>
+              </w:rPr>
+              <w:t>第二章</w:t>
+            </w:r>
+            <w:r>
+              <w:rPr>
+                <w:rStyle w:val="af3"/>
+                <w:rFonts w:ascii="標楷體" w:eastAsia="標楷體" w:hAnsi="標楷體"/>
+                <w:noProof/>
+              </w:rPr>
+              <w:t xml:space="preserve"> </w:t>
+            </w:r>
+            <w:r>
+              <w:rPr>
+                <w:rStyle w:val="af3"/>
+                <w:rFonts w:ascii="標楷體" w:eastAsia="標楷體" w:hAnsi="標楷體" w:hint="eastAsia"/>
+                <w:noProof/>
+              </w:rPr>
+              <w:t>文獻探討</w:t>
+            </w:r>
+            <w:r>
+              <w:rPr>
+                <w:noProof/>
+                <w:webHidden/>
+              </w:rPr>
+              <w:tab/>
+            </w:r>
+            <w:r>
+              <w:rPr>
+                <w:noProof/>
+                <w:webHidden/>
+              </w:rPr>
+              <w:fldChar w:fldCharType="begin"/>
+            </w:r>
+            <w:r>
+              <w:rPr>
+                <w:noProof/>
+                <w:webHidden/>
+              </w:rPr>
+              <w:instrText xml:space="preserve"> PAGEREF _Toc225130132 \h </w:instrText>
+            </w:r>
+            <w:r>
+              <w:rPr>
+                <w:noProof/>
+                <w:webHidden/>
+              </w:rPr>
+            </w:r>
+            <w:r>
+              <w:rPr>
+                <w:noProof/>
+                <w:webHidden/>
+              </w:rPr>
+              <w:fldChar w:fldCharType="separate"/>
+            </w:r>
+            <w:r>
+              <w:rPr>
+                <w:noProof/>
+                <w:webHidden/>
+              </w:rPr>
+              <w:t>8</w:t>
+            </w:r>
+            <w:r>
+              <w:rPr>
+                <w:noProof/>
+                <w:webHidden/>
+              </w:rPr>
+              <w:fldChar w:fldCharType="end"/>
+            </w:r>
+          </w:hyperlink>
+        </w:p>
+        <w:p>
+          <w:pPr>
+            <w:pStyle w:val="21"/>
+            <w:tabs>
+              <w:tab w:val="right" w:leader="dot" w:pos="9016"/>
+            </w:tabs>
+            <w:rPr>
+              <w:noProof/>
+            </w:rPr>
+          </w:pPr>
+          <w:hyperlink w:anchor="_Toc225130133" w:history="1">
+            <w:r>
+              <w:rPr>
+                <w:rStyle w:val="af3"/>
+                <w:rFonts w:ascii="Times New Roman" w:eastAsia="標楷體" w:hAnsi="Times New Roman" w:cs="Times New Roman"/>
+                <w:noProof/>
+              </w:rPr>
+              <w:t>2.1</w:t>
+            </w:r>
+            <w:r>
+              <w:rPr>
+                <w:rStyle w:val="af3"/>
+                <w:rFonts w:ascii="標楷體" w:eastAsia="標楷體" w:hAnsi="標楷體"/>
+                <w:noProof/>
+              </w:rPr>
+              <w:t xml:space="preserve"> </w:t>
+            </w:r>
+            <w:r>
+              <w:rPr>
+                <w:rStyle w:val="af3"/>
+                <w:rFonts w:ascii="Times New Roman" w:eastAsia="標楷體" w:hAnsi="Times New Roman" w:cs="Times New Roman" w:hint="eastAsia"/>
+                <w:b/>
+                <w:bCs/>
+                <w:noProof/>
+              </w:rPr>
+              <w:t>智能決策支援系統與企業管理</w:t>
+            </w:r>
+            <w:r>
+              <w:rPr>
+                <w:noProof/>
+                <w:webHidden/>
+              </w:rPr>
+              <w:tab/>
+            </w:r>
+            <w:r>
+              <w:rPr>
+                <w:noProof/>
+                <w:webHidden/>
+              </w:rPr>
+              <w:fldChar w:fldCharType="begin"/>
+            </w:r>
+            <w:r>
+              <w:rPr>
+                <w:noProof/>
+                <w:webHidden/>
+              </w:rPr>
+              <w:instrText xml:space="preserve"> PAGEREF _Toc225130133 \h </w:instrText>
+            </w:r>
+            <w:r>
+              <w:rPr>
+                <w:noProof/>
+                <w:webHidden/>
+              </w:rPr>
+            </w:r>
+            <w:r>
+              <w:rPr>
+                <w:noProof/>
+                <w:webHidden/>
+              </w:rPr>
+              <w:fldChar w:fldCharType="separate"/>
+            </w:r>
+            <w:r>
+              <w:rPr>
+                <w:noProof/>
+                <w:webHidden/>
+              </w:rPr>
+              <w:t>8</w:t>
             </w:r>
             <w:r>
               <w:rPr>
@@ -802,22 +1388,41 @@
               <w:noProof/>
             </w:rPr>
           </w:pPr>
-          <w:hyperlink w:anchor="_Toc224505341" w:history="1">
+          <w:hyperlink w:anchor="_Toc225130134" w:history="1">
             <w:r>
               <w:rPr>
                 <w:rStyle w:val="af3"/>
-                <w:rFonts w:ascii="微軟正黑體" w:eastAsia="微軟正黑體" w:hAnsi="微軟正黑體"/>
-                <w:noProof/>
-              </w:rPr>
-              <w:t xml:space="preserve">1.3 </w:t>
+                <w:rFonts w:ascii="Times New Roman" w:hAnsi="Times New Roman" w:cs="Times New Roman"/>
+                <w:noProof/>
+              </w:rPr>
+              <w:t>2.2</w:t>
             </w:r>
             <w:r>
               <w:rPr>
                 <w:rStyle w:val="af3"/>
-                <w:rFonts w:ascii="微軟正黑體" w:eastAsia="微軟正黑體" w:hAnsi="微軟正黑體" w:hint="eastAsia"/>
-                <w:noProof/>
-              </w:rPr>
-              <w:t>研究目的</w:t>
+                <w:noProof/>
+              </w:rPr>
+              <w:t xml:space="preserve"> </w:t>
+            </w:r>
+            <w:r>
+              <w:rPr>
+                <w:rStyle w:val="af3"/>
+                <w:rFonts w:ascii="Times New Roman" w:eastAsia="標楷體" w:hAnsi="Times New Roman" w:cs="Times New Roman"/>
+                <w:b/>
+                <w:bCs/>
+                <w:noProof/>
+              </w:rPr>
+              <w:t>AI</w:t>
+            </w:r>
+            <w:r>
+              <w:rPr>
+                <w:rStyle w:val="af3"/>
+                <w:rFonts w:ascii="標楷體" w:eastAsia="標楷體" w:hAnsi="標楷體" w:cs="Times New Roman" w:hint="eastAsia"/>
+                <w:b/>
+                <w:bCs/>
+                <w:noProof/>
+              </w:rPr>
+              <w:t>演算法與決策支援技術</w:t>
             </w:r>
             <w:r>
               <w:rPr>
@@ -838,7 +1443,7 @@
                 <w:noProof/>
                 <w:webHidden/>
               </w:rPr>
-              <w:instrText xml:space="preserve"> PAGEREF _Toc224505341 \h </w:instrText>
+              <w:instrText xml:space="preserve"> PAGEREF _Toc225130134 \h </w:instrText>
             </w:r>
             <w:r>
               <w:rPr>
@@ -858,7 +1463,335 @@
                 <w:noProof/>
                 <w:webHidden/>
               </w:rPr>
-              <w:t>4</w:t>
+              <w:t>8</w:t>
+            </w:r>
+            <w:r>
+              <w:rPr>
+                <w:noProof/>
+                <w:webHidden/>
+              </w:rPr>
+              <w:fldChar w:fldCharType="end"/>
+            </w:r>
+          </w:hyperlink>
+        </w:p>
+        <w:p>
+          <w:pPr>
+            <w:pStyle w:val="31"/>
+            <w:tabs>
+              <w:tab w:val="right" w:leader="dot" w:pos="9016"/>
+            </w:tabs>
+            <w:rPr>
+              <w:noProof/>
+            </w:rPr>
+          </w:pPr>
+          <w:hyperlink w:anchor="_Toc225130135" w:history="1">
+            <w:r>
+              <w:rPr>
+                <w:rStyle w:val="af3"/>
+                <w:rFonts w:ascii="Times New Roman" w:hAnsi="Times New Roman" w:cs="Times New Roman"/>
+                <w:noProof/>
+              </w:rPr>
+              <w:t>2.3</w:t>
+            </w:r>
+            <w:r>
+              <w:rPr>
+                <w:rStyle w:val="af3"/>
+                <w:rFonts w:ascii="標楷體" w:eastAsia="標楷體" w:hAnsi="標楷體" w:cs="Times New Roman" w:hint="eastAsia"/>
+                <w:b/>
+                <w:bCs/>
+                <w:noProof/>
+              </w:rPr>
+              <w:t>製造業與金融業應用案例對比（假設）</w:t>
+            </w:r>
+            <w:r>
+              <w:rPr>
+                <w:noProof/>
+                <w:webHidden/>
+              </w:rPr>
+              <w:tab/>
+            </w:r>
+            <w:r>
+              <w:rPr>
+                <w:noProof/>
+                <w:webHidden/>
+              </w:rPr>
+              <w:fldChar w:fldCharType="begin"/>
+            </w:r>
+            <w:r>
+              <w:rPr>
+                <w:noProof/>
+                <w:webHidden/>
+              </w:rPr>
+              <w:instrText xml:space="preserve"> PAGEREF _Toc225130135 \h </w:instrText>
+            </w:r>
+            <w:r>
+              <w:rPr>
+                <w:noProof/>
+                <w:webHidden/>
+              </w:rPr>
+            </w:r>
+            <w:r>
+              <w:rPr>
+                <w:noProof/>
+                <w:webHidden/>
+              </w:rPr>
+              <w:fldChar w:fldCharType="separate"/>
+            </w:r>
+            <w:r>
+              <w:rPr>
+                <w:noProof/>
+                <w:webHidden/>
+              </w:rPr>
+              <w:t>9</w:t>
+            </w:r>
+            <w:r>
+              <w:rPr>
+                <w:noProof/>
+                <w:webHidden/>
+              </w:rPr>
+              <w:fldChar w:fldCharType="end"/>
+            </w:r>
+          </w:hyperlink>
+        </w:p>
+        <w:p>
+          <w:pPr>
+            <w:pStyle w:val="31"/>
+            <w:tabs>
+              <w:tab w:val="right" w:leader="dot" w:pos="9016"/>
+            </w:tabs>
+            <w:rPr>
+              <w:noProof/>
+            </w:rPr>
+          </w:pPr>
+          <w:hyperlink w:anchor="_Toc225130136" w:history="1">
+            <w:r>
+              <w:rPr>
+                <w:rStyle w:val="af3"/>
+                <w:rFonts w:ascii="標楷體" w:eastAsia="標楷體" w:hAnsi="標楷體" w:hint="eastAsia"/>
+                <w:noProof/>
+              </w:rPr>
+              <w:t>第三章</w:t>
+            </w:r>
+            <w:r>
+              <w:rPr>
+                <w:rStyle w:val="af3"/>
+                <w:rFonts w:ascii="標楷體" w:eastAsia="標楷體" w:hAnsi="標楷體"/>
+                <w:noProof/>
+              </w:rPr>
+              <w:t xml:space="preserve"> </w:t>
+            </w:r>
+            <w:r>
+              <w:rPr>
+                <w:rStyle w:val="af3"/>
+                <w:rFonts w:ascii="標楷體" w:eastAsia="標楷體" w:hAnsi="標楷體" w:hint="eastAsia"/>
+                <w:noProof/>
+              </w:rPr>
+              <w:t>研究方法</w:t>
+            </w:r>
+            <w:r>
+              <w:rPr>
+                <w:noProof/>
+                <w:webHidden/>
+              </w:rPr>
+              <w:tab/>
+            </w:r>
+            <w:r>
+              <w:rPr>
+                <w:noProof/>
+                <w:webHidden/>
+              </w:rPr>
+              <w:fldChar w:fldCharType="begin"/>
+            </w:r>
+            <w:r>
+              <w:rPr>
+                <w:noProof/>
+                <w:webHidden/>
+              </w:rPr>
+              <w:instrText xml:space="preserve"> PAGEREF _Toc225130136 \h </w:instrText>
+            </w:r>
+            <w:r>
+              <w:rPr>
+                <w:noProof/>
+                <w:webHidden/>
+              </w:rPr>
+            </w:r>
+            <w:r>
+              <w:rPr>
+                <w:noProof/>
+                <w:webHidden/>
+              </w:rPr>
+              <w:fldChar w:fldCharType="separate"/>
+            </w:r>
+            <w:r>
+              <w:rPr>
+                <w:noProof/>
+                <w:webHidden/>
+              </w:rPr>
+              <w:t>10</w:t>
+            </w:r>
+            <w:r>
+              <w:rPr>
+                <w:noProof/>
+                <w:webHidden/>
+              </w:rPr>
+              <w:fldChar w:fldCharType="end"/>
+            </w:r>
+          </w:hyperlink>
+        </w:p>
+        <w:p>
+          <w:pPr>
+            <w:pStyle w:val="21"/>
+            <w:tabs>
+              <w:tab w:val="right" w:leader="dot" w:pos="9016"/>
+            </w:tabs>
+            <w:rPr>
+              <w:noProof/>
+            </w:rPr>
+          </w:pPr>
+          <w:hyperlink w:anchor="_Toc225130137" w:history="1">
+            <w:r>
+              <w:rPr>
+                <w:rStyle w:val="af3"/>
+                <w:rFonts w:ascii="Times New Roman" w:eastAsia="微軟正黑體" w:hAnsi="Times New Roman" w:cs="Times New Roman"/>
+                <w:noProof/>
+              </w:rPr>
+              <w:t xml:space="preserve">3.1 </w:t>
+            </w:r>
+            <w:r>
+              <w:rPr>
+                <w:rStyle w:val="af3"/>
+                <w:rFonts w:ascii="標楷體" w:eastAsia="標楷體" w:hAnsi="標楷體" w:hint="eastAsia"/>
+                <w:b/>
+                <w:bCs/>
+                <w:noProof/>
+              </w:rPr>
+              <w:t>研究設計</w:t>
+            </w:r>
+            <w:r>
+              <w:rPr>
+                <w:noProof/>
+                <w:webHidden/>
+              </w:rPr>
+              <w:tab/>
+            </w:r>
+            <w:r>
+              <w:rPr>
+                <w:noProof/>
+                <w:webHidden/>
+              </w:rPr>
+              <w:fldChar w:fldCharType="begin"/>
+            </w:r>
+            <w:r>
+              <w:rPr>
+                <w:noProof/>
+                <w:webHidden/>
+              </w:rPr>
+              <w:instrText xml:space="preserve"> PAGEREF _Toc225130137 \h </w:instrText>
+            </w:r>
+            <w:r>
+              <w:rPr>
+                <w:noProof/>
+                <w:webHidden/>
+              </w:rPr>
+            </w:r>
+            <w:r>
+              <w:rPr>
+                <w:noProof/>
+                <w:webHidden/>
+              </w:rPr>
+              <w:fldChar w:fldCharType="separate"/>
+            </w:r>
+            <w:r>
+              <w:rPr>
+                <w:noProof/>
+                <w:webHidden/>
+              </w:rPr>
+              <w:t>10</w:t>
+            </w:r>
+            <w:r>
+              <w:rPr>
+                <w:noProof/>
+                <w:webHidden/>
+              </w:rPr>
+              <w:fldChar w:fldCharType="end"/>
+            </w:r>
+          </w:hyperlink>
+        </w:p>
+        <w:p>
+          <w:pPr>
+            <w:pStyle w:val="31"/>
+            <w:tabs>
+              <w:tab w:val="right" w:leader="dot" w:pos="9016"/>
+            </w:tabs>
+            <w:rPr>
+              <w:noProof/>
+            </w:rPr>
+          </w:pPr>
+          <w:hyperlink w:anchor="_Toc225130138" w:history="1">
+            <w:r>
+              <w:rPr>
+                <w:rStyle w:val="af3"/>
+                <w:rFonts w:ascii="Times New Roman" w:eastAsia="微軟正黑體" w:hAnsi="Times New Roman" w:cs="Times New Roman"/>
+                <w:noProof/>
+              </w:rPr>
+              <w:t>3.2</w:t>
+            </w:r>
+            <w:r>
+              <w:rPr>
+                <w:rStyle w:val="af3"/>
+                <w:rFonts w:ascii="標楷體" w:eastAsia="標楷體" w:hAnsi="標楷體"/>
+                <w:noProof/>
+              </w:rPr>
+              <w:t xml:space="preserve"> </w:t>
+            </w:r>
+            <w:r>
+              <w:rPr>
+                <w:rStyle w:val="af3"/>
+                <w:rFonts w:ascii="標楷體" w:eastAsia="標楷體" w:hAnsi="標楷體" w:hint="eastAsia"/>
+                <w:noProof/>
+              </w:rPr>
+              <w:t>資料來源</w:t>
+            </w:r>
+            <w:r>
+              <w:rPr>
+                <w:noProof/>
+                <w:webHidden/>
+              </w:rPr>
+              <w:tab/>
+            </w:r>
+            <w:r>
+              <w:rPr>
+                <w:noProof/>
+                <w:webHidden/>
+              </w:rPr>
+              <w:fldChar w:fldCharType="begin"/>
+            </w:r>
+            <w:r>
+              <w:rPr>
+                <w:noProof/>
+                <w:webHidden/>
+              </w:rPr>
+              <w:instrText xml:space="preserve"> PAGEREF _Toc225130138 \h </w:instrText>
+            </w:r>
+            <w:r>
+              <w:rPr>
+                <w:noProof/>
+                <w:webHidden/>
+              </w:rPr>
+            </w:r>
+            <w:r>
+              <w:rPr>
+                <w:noProof/>
+                <w:webHidden/>
+              </w:rPr>
+              <w:fldChar w:fldCharType="separate"/>
+            </w:r>
+            <w:r>
+              <w:rPr>
+                <w:noProof/>
+                <w:webHidden/>
+              </w:rPr>
+              <w:t>11</w:t>
             </w:r>
             <w:r>
               <w:rPr>
@@ -879,19 +1812,19 @@
               <w:noProof/>
             </w:rPr>
           </w:pPr>
-          <w:hyperlink w:anchor="_Toc224505342" w:history="1">
+          <w:hyperlink w:anchor="_Toc225130139" w:history="1">
             <w:r>
               <w:rPr>
                 <w:rStyle w:val="af3"/>
-                <w:rFonts w:ascii="微軟正黑體" w:eastAsia="微軟正黑體" w:hAnsi="微軟正黑體" w:hint="eastAsia"/>
-                <w:noProof/>
-              </w:rPr>
-              <w:t>第二章</w:t>
+                <w:rFonts w:ascii="標楷體" w:eastAsia="標楷體" w:hAnsi="標楷體" w:hint="eastAsia"/>
+                <w:noProof/>
+              </w:rPr>
+              <w:t>第四章</w:t>
             </w:r>
             <w:r>
               <w:rPr>
                 <w:rStyle w:val="af3"/>
-                <w:rFonts w:ascii="微軟正黑體" w:eastAsia="微軟正黑體" w:hAnsi="微軟正黑體"/>
+                <w:rFonts w:ascii="標楷體" w:eastAsia="標楷體" w:hAnsi="標楷體"/>
                 <w:noProof/>
               </w:rPr>
               <w:t xml:space="preserve"> </w:t>
@@ -899,10 +1832,10 @@
             <w:r>
               <w:rPr>
                 <w:rStyle w:val="af3"/>
-                <w:rFonts w:ascii="微軟正黑體" w:eastAsia="微軟正黑體" w:hAnsi="微軟正黑體" w:hint="eastAsia"/>
-                <w:noProof/>
-              </w:rPr>
-              <w:t>文獻探討</w:t>
+                <w:rFonts w:ascii="標楷體" w:eastAsia="標楷體" w:hAnsi="標楷體" w:hint="eastAsia"/>
+                <w:noProof/>
+              </w:rPr>
+              <w:t>研究結果</w:t>
             </w:r>
             <w:r>
               <w:rPr>
@@ -923,7 +1856,7 @@
                 <w:noProof/>
                 <w:webHidden/>
               </w:rPr>
-              <w:instrText xml:space="preserve"> PAGEREF _Toc224505342 \h </w:instrText>
+              <w:instrText xml:space="preserve"> PAGEREF _Toc225130139 \h </w:instrText>
             </w:r>
             <w:r>
               <w:rPr>
@@ -943,7 +1876,7 @@
                 <w:noProof/>
                 <w:webHidden/>
               </w:rPr>
-              <w:t>5</w:t>
+              <w:t>13</w:t>
             </w:r>
             <w:r>
               <w:rPr>
@@ -964,22 +1897,26 @@
               <w:noProof/>
             </w:rPr>
           </w:pPr>
-          <w:hyperlink w:anchor="_Toc224505343" w:history="1">
+          <w:hyperlink w:anchor="_Toc225130140" w:history="1">
             <w:r>
               <w:rPr>
                 <w:rStyle w:val="af3"/>
-                <w:rFonts w:ascii="微軟正黑體" w:eastAsia="微軟正黑體" w:hAnsi="微軟正黑體"/>
-                <w:noProof/>
-              </w:rPr>
-              <w:t xml:space="preserve">2.1 </w:t>
+                <w:rFonts w:ascii="Times New Roman" w:hAnsi="Times New Roman" w:cs="Times New Roman"/>
+                <w:b/>
+                <w:bCs/>
+                <w:noProof/>
+              </w:rPr>
+              <w:t>4.1</w:t>
             </w:r>
             <w:r>
               <w:rPr>
                 <w:rStyle w:val="af3"/>
-                <w:rFonts w:ascii="微軟正黑體" w:eastAsia="微軟正黑體" w:hAnsi="微軟正黑體" w:hint="eastAsia"/>
-                <w:noProof/>
-              </w:rPr>
-              <w:t>相關研究</w:t>
+                <w:rFonts w:ascii="標楷體" w:eastAsia="標楷體" w:hAnsi="標楷體" w:hint="eastAsia"/>
+                <w:b/>
+                <w:bCs/>
+                <w:noProof/>
+              </w:rPr>
+              <w:t>主要發現</w:t>
             </w:r>
             <w:r>
               <w:rPr>
@@ -1000,7 +1937,7 @@
                 <w:noProof/>
                 <w:webHidden/>
               </w:rPr>
-              <w:instrText xml:space="preserve"> PAGEREF _Toc224505343 \h </w:instrText>
+              <w:instrText xml:space="preserve"> PAGEREF _Toc225130140 \h </w:instrText>
             </w:r>
             <w:r>
               <w:rPr>
@@ -1020,7 +1957,7 @@
                 <w:noProof/>
                 <w:webHidden/>
               </w:rPr>
-              <w:t>5</w:t>
+              <w:t>13</w:t>
             </w:r>
             <w:r>
               <w:rPr>
@@ -1041,22 +1978,26 @@
               <w:noProof/>
             </w:rPr>
           </w:pPr>
-          <w:hyperlink w:anchor="_Toc224505344" w:history="1">
+          <w:hyperlink w:anchor="_Toc225130141" w:history="1">
             <w:r>
               <w:rPr>
                 <w:rStyle w:val="af3"/>
-                <w:rFonts w:ascii="微軟正黑體" w:eastAsia="微軟正黑體" w:hAnsi="微軟正黑體"/>
-                <w:noProof/>
-              </w:rPr>
-              <w:t xml:space="preserve">2.2 </w:t>
+                <w:rFonts w:ascii="Times New Roman" w:hAnsi="Times New Roman" w:cs="Times New Roman"/>
+                <w:b/>
+                <w:bCs/>
+                <w:noProof/>
+              </w:rPr>
+              <w:t xml:space="preserve">4.2 </w:t>
             </w:r>
             <w:r>
               <w:rPr>
                 <w:rStyle w:val="af3"/>
-                <w:rFonts w:ascii="微軟正黑體" w:eastAsia="微軟正黑體" w:hAnsi="微軟正黑體" w:hint="eastAsia"/>
-                <w:noProof/>
-              </w:rPr>
-              <w:t>文獻整理</w:t>
+                <w:rFonts w:ascii="標楷體" w:eastAsia="標楷體" w:hAnsi="標楷體" w:hint="eastAsia"/>
+                <w:b/>
+                <w:bCs/>
+                <w:noProof/>
+              </w:rPr>
+              <w:t>分析與討論：技術比較、產業差異與導入障礙</w:t>
             </w:r>
             <w:r>
               <w:rPr>
@@ -1077,7 +2018,7 @@
                 <w:noProof/>
                 <w:webHidden/>
               </w:rPr>
-              <w:instrText xml:space="preserve"> PAGEREF _Toc224505344 \h </w:instrText>
+              <w:instrText xml:space="preserve"> PAGEREF _Toc225130141 \h </w:instrText>
             </w:r>
             <w:r>
               <w:rPr>
@@ -1097,7 +2038,7 @@
                 <w:noProof/>
                 <w:webHidden/>
               </w:rPr>
-              <w:t>5</w:t>
+              <w:t>14</w:t>
             </w:r>
             <w:r>
               <w:rPr>
@@ -1118,19 +2059,19 @@
               <w:noProof/>
             </w:rPr>
           </w:pPr>
-          <w:hyperlink w:anchor="_Toc224505345" w:history="1">
+          <w:hyperlink w:anchor="_Toc225130142" w:history="1">
             <w:r>
               <w:rPr>
                 <w:rStyle w:val="af3"/>
-                <w:rFonts w:ascii="微軟正黑體" w:eastAsia="微軟正黑體" w:hAnsi="微軟正黑體" w:hint="eastAsia"/>
-                <w:noProof/>
-              </w:rPr>
-              <w:t>第三章</w:t>
+                <w:rFonts w:ascii="標楷體" w:eastAsia="標楷體" w:hAnsi="標楷體" w:hint="eastAsia"/>
+                <w:noProof/>
+              </w:rPr>
+              <w:t>第五章</w:t>
             </w:r>
             <w:r>
               <w:rPr>
                 <w:rStyle w:val="af3"/>
-                <w:rFonts w:ascii="微軟正黑體" w:eastAsia="微軟正黑體" w:hAnsi="微軟正黑體"/>
+                <w:rFonts w:ascii="標楷體" w:eastAsia="標楷體" w:hAnsi="標楷體"/>
                 <w:noProof/>
               </w:rPr>
               <w:t xml:space="preserve"> </w:t>
@@ -1138,10 +2079,10 @@
             <w:r>
               <w:rPr>
                 <w:rStyle w:val="af3"/>
-                <w:rFonts w:ascii="微軟正黑體" w:eastAsia="微軟正黑體" w:hAnsi="微軟正黑體" w:hint="eastAsia"/>
-                <w:noProof/>
-              </w:rPr>
-              <w:t>研究方法</w:t>
+                <w:rFonts w:ascii="標楷體" w:eastAsia="標楷體" w:hAnsi="標楷體" w:hint="eastAsia"/>
+                <w:noProof/>
+              </w:rPr>
+              <w:t>結論與建議</w:t>
             </w:r>
             <w:r>
               <w:rPr>
@@ -1162,7 +2103,7 @@
                 <w:noProof/>
                 <w:webHidden/>
               </w:rPr>
-              <w:instrText xml:space="preserve"> PAGEREF _Toc224505345 \h </w:instrText>
+              <w:instrText xml:space="preserve"> PAGEREF _Toc225130142 \h </w:instrText>
             </w:r>
             <w:r>
               <w:rPr>
@@ -1182,84 +2123,7 @@
                 <w:noProof/>
                 <w:webHidden/>
               </w:rPr>
-              <w:t>7</w:t>
-            </w:r>
-            <w:r>
-              <w:rPr>
-                <w:noProof/>
-                <w:webHidden/>
-              </w:rPr>
-              <w:fldChar w:fldCharType="end"/>
-            </w:r>
-          </w:hyperlink>
-        </w:p>
-        <w:p>
-          <w:pPr>
-            <w:pStyle w:val="21"/>
-            <w:tabs>
-              <w:tab w:val="right" w:leader="dot" w:pos="9016"/>
-            </w:tabs>
-            <w:rPr>
-              <w:noProof/>
-            </w:rPr>
-          </w:pPr>
-          <w:hyperlink w:anchor="_Toc224505346" w:history="1">
-            <w:r>
-              <w:rPr>
-                <w:rStyle w:val="af3"/>
-                <w:rFonts w:ascii="微軟正黑體" w:eastAsia="微軟正黑體" w:hAnsi="微軟正黑體"/>
-                <w:noProof/>
-              </w:rPr>
-              <w:t xml:space="preserve">3.1 </w:t>
-            </w:r>
-            <w:r>
-              <w:rPr>
-                <w:rStyle w:val="af3"/>
-                <w:rFonts w:ascii="微軟正黑體" w:eastAsia="微軟正黑體" w:hAnsi="微軟正黑體" w:hint="eastAsia"/>
-                <w:noProof/>
-              </w:rPr>
-              <w:t>研究架構</w:t>
-            </w:r>
-            <w:r>
-              <w:rPr>
-                <w:noProof/>
-                <w:webHidden/>
-              </w:rPr>
-              <w:tab/>
-            </w:r>
-            <w:r>
-              <w:rPr>
-                <w:noProof/>
-                <w:webHidden/>
-              </w:rPr>
-              <w:fldChar w:fldCharType="begin"/>
-            </w:r>
-            <w:r>
-              <w:rPr>
-                <w:noProof/>
-                <w:webHidden/>
-              </w:rPr>
-              <w:instrText xml:space="preserve"> PAGEREF _Toc224505346 \h </w:instrText>
-            </w:r>
-            <w:r>
-              <w:rPr>
-                <w:noProof/>
-                <w:webHidden/>
-              </w:rPr>
-            </w:r>
-            <w:r>
-              <w:rPr>
-                <w:noProof/>
-                <w:webHidden/>
-              </w:rPr>
-              <w:fldChar w:fldCharType="separate"/>
-            </w:r>
-            <w:r>
-              <w:rPr>
-                <w:noProof/>
-                <w:webHidden/>
-              </w:rPr>
-              <w:t>7</w:t>
+              <w:t>16</w:t>
             </w:r>
             <w:r>
               <w:rPr>
@@ -1280,30 +2144,14 @@
               <w:noProof/>
             </w:rPr>
           </w:pPr>
-          <w:hyperlink w:anchor="_Toc224505347" w:history="1">
+          <w:hyperlink w:anchor="_Toc225130143" w:history="1">
             <w:r>
               <w:rPr>
                 <w:rStyle w:val="af3"/>
-                <w:rFonts w:ascii="微軟正黑體" w:eastAsia="微軟正黑體" w:hAnsi="微軟正黑體" w:hint="eastAsia"/>
-                <w:noProof/>
-              </w:rPr>
-              <w:t>第四章</w:t>
-            </w:r>
-            <w:r>
-              <w:rPr>
-                <w:rStyle w:val="af3"/>
-                <w:rFonts w:ascii="微軟正黑體" w:eastAsia="微軟正黑體" w:hAnsi="微軟正黑體"/>
-                <w:noProof/>
-              </w:rPr>
-              <w:t xml:space="preserve"> </w:t>
-            </w:r>
-            <w:r>
-              <w:rPr>
-                <w:rStyle w:val="af3"/>
-                <w:rFonts w:ascii="微軟正黑體" w:eastAsia="微軟正黑體" w:hAnsi="微軟正黑體" w:hint="eastAsia"/>
-                <w:noProof/>
-              </w:rPr>
-              <w:t>研究結果</w:t>
+                <w:rFonts w:ascii="標楷體" w:eastAsia="標楷體" w:hAnsi="標楷體" w:hint="eastAsia"/>
+                <w:noProof/>
+              </w:rPr>
+              <w:t>參考文獻</w:t>
             </w:r>
             <w:r>
               <w:rPr>
@@ -1324,7 +2172,7 @@
                 <w:noProof/>
                 <w:webHidden/>
               </w:rPr>
-              <w:instrText xml:space="preserve"> PAGEREF _Toc224505347 \h </w:instrText>
+              <w:instrText xml:space="preserve"> PAGEREF _Toc225130143 \h </w:instrText>
             </w:r>
             <w:r>
               <w:rPr>
@@ -1344,7 +2192,7 @@
                 <w:noProof/>
                 <w:webHidden/>
               </w:rPr>
-              <w:t>12</w:t>
+              <w:t>17</w:t>
             </w:r>
             <w:r>
               <w:rPr>
@@ -1354,335 +2202,6 @@
               <w:fldChar w:fldCharType="end"/>
             </w:r>
           </w:hyperlink>
-        </w:p>
-        <w:p>
-          <w:pPr>
-            <w:pStyle w:val="11"/>
-            <w:tabs>
-              <w:tab w:val="right" w:leader="dot" w:pos="9016"/>
-            </w:tabs>
-            <w:rPr>
-              <w:noProof/>
-            </w:rPr>
-          </w:pPr>
-          <w:hyperlink w:anchor="_Toc224505348" w:history="1">
-            <w:r>
-              <w:rPr>
-                <w:rStyle w:val="af3"/>
-                <w:rFonts w:ascii="微軟正黑體" w:eastAsia="微軟正黑體" w:hAnsi="微軟正黑體" w:hint="eastAsia"/>
-                <w:noProof/>
-              </w:rPr>
-              <w:t>第五章</w:t>
-            </w:r>
-            <w:r>
-              <w:rPr>
-                <w:rStyle w:val="af3"/>
-                <w:rFonts w:ascii="微軟正黑體" w:eastAsia="微軟正黑體" w:hAnsi="微軟正黑體"/>
-                <w:noProof/>
-              </w:rPr>
-              <w:t xml:space="preserve"> </w:t>
-            </w:r>
-            <w:r>
-              <w:rPr>
-                <w:rStyle w:val="af3"/>
-                <w:rFonts w:ascii="微軟正黑體" w:eastAsia="微軟正黑體" w:hAnsi="微軟正黑體" w:hint="eastAsia"/>
-                <w:noProof/>
-              </w:rPr>
-              <w:t>結論與建議</w:t>
-            </w:r>
-            <w:r>
-              <w:rPr>
-                <w:noProof/>
-                <w:webHidden/>
-              </w:rPr>
-              <w:tab/>
-            </w:r>
-            <w:r>
-              <w:rPr>
-                <w:noProof/>
-                <w:webHidden/>
-              </w:rPr>
-              <w:fldChar w:fldCharType="begin"/>
-            </w:r>
-            <w:r>
-              <w:rPr>
-                <w:noProof/>
-                <w:webHidden/>
-              </w:rPr>
-              <w:instrText xml:space="preserve"> PAGEREF _Toc224505348 \h </w:instrText>
-            </w:r>
-            <w:r>
-              <w:rPr>
-                <w:noProof/>
-                <w:webHidden/>
-              </w:rPr>
-            </w:r>
-            <w:r>
-              <w:rPr>
-                <w:noProof/>
-                <w:webHidden/>
-              </w:rPr>
-              <w:fldChar w:fldCharType="separate"/>
-            </w:r>
-            <w:r>
-              <w:rPr>
-                <w:noProof/>
-                <w:webHidden/>
-              </w:rPr>
-              <w:t>13</w:t>
-            </w:r>
-            <w:r>
-              <w:rPr>
-                <w:noProof/>
-                <w:webHidden/>
-              </w:rPr>
-              <w:fldChar w:fldCharType="end"/>
-            </w:r>
-          </w:hyperlink>
-        </w:p>
-        <w:p>
-          <w:pPr>
-            <w:pStyle w:val="21"/>
-            <w:tabs>
-              <w:tab w:val="right" w:leader="dot" w:pos="9016"/>
-            </w:tabs>
-            <w:rPr>
-              <w:noProof/>
-            </w:rPr>
-          </w:pPr>
-          <w:hyperlink w:anchor="_Toc224505349" w:history="1">
-            <w:r>
-              <w:rPr>
-                <w:rStyle w:val="af3"/>
-                <w:rFonts w:ascii="微軟正黑體" w:eastAsia="微軟正黑體" w:hAnsi="微軟正黑體"/>
-                <w:noProof/>
-              </w:rPr>
-              <w:t xml:space="preserve">5.1 </w:t>
-            </w:r>
-            <w:r>
-              <w:rPr>
-                <w:rStyle w:val="af3"/>
-                <w:rFonts w:ascii="微軟正黑體" w:eastAsia="微軟正黑體" w:hAnsi="微軟正黑體" w:hint="eastAsia"/>
-                <w:noProof/>
-              </w:rPr>
-              <w:t>研究結論</w:t>
-            </w:r>
-            <w:r>
-              <w:rPr>
-                <w:noProof/>
-                <w:webHidden/>
-              </w:rPr>
-              <w:tab/>
-            </w:r>
-            <w:r>
-              <w:rPr>
-                <w:noProof/>
-                <w:webHidden/>
-              </w:rPr>
-              <w:fldChar w:fldCharType="begin"/>
-            </w:r>
-            <w:r>
-              <w:rPr>
-                <w:noProof/>
-                <w:webHidden/>
-              </w:rPr>
-              <w:instrText xml:space="preserve"> PAGEREF _Toc224505349 \h </w:instrText>
-            </w:r>
-            <w:r>
-              <w:rPr>
-                <w:noProof/>
-                <w:webHidden/>
-              </w:rPr>
-            </w:r>
-            <w:r>
-              <w:rPr>
-                <w:noProof/>
-                <w:webHidden/>
-              </w:rPr>
-              <w:fldChar w:fldCharType="separate"/>
-            </w:r>
-            <w:r>
-              <w:rPr>
-                <w:noProof/>
-                <w:webHidden/>
-              </w:rPr>
-              <w:t>13</w:t>
-            </w:r>
-            <w:r>
-              <w:rPr>
-                <w:noProof/>
-                <w:webHidden/>
-              </w:rPr>
-              <w:fldChar w:fldCharType="end"/>
-            </w:r>
-          </w:hyperlink>
-        </w:p>
-        <w:p>
-          <w:pPr>
-            <w:pStyle w:val="31"/>
-            <w:tabs>
-              <w:tab w:val="right" w:leader="dot" w:pos="9016"/>
-            </w:tabs>
-            <w:rPr>
-              <w:rFonts w:ascii="微軟正黑體" w:eastAsia="微軟正黑體" w:hAnsi="微軟正黑體"/>
-              <w:noProof/>
-              <w:color w:val="0563C1" w:themeColor="hyperlink"/>
-              <w:u w:val="single"/>
-            </w:rPr>
-          </w:pPr>
-          <w:hyperlink w:anchor="_Toc224505350" w:history="1">
-            <w:r>
-              <w:rPr>
-                <w:rStyle w:val="af3"/>
-                <w:rFonts w:ascii="微軟正黑體" w:eastAsia="微軟正黑體" w:hAnsi="微軟正黑體"/>
-                <w:noProof/>
-              </w:rPr>
-              <w:t xml:space="preserve">5.2 </w:t>
-            </w:r>
-            <w:r>
-              <w:rPr>
-                <w:rStyle w:val="af3"/>
-                <w:rFonts w:ascii="微軟正黑體" w:eastAsia="微軟正黑體" w:hAnsi="微軟正黑體" w:hint="eastAsia"/>
-                <w:noProof/>
-              </w:rPr>
-              <w:t>研究建議</w:t>
-            </w:r>
-            <w:r>
-              <w:rPr>
-                <w:noProof/>
-                <w:webHidden/>
-              </w:rPr>
-              <w:tab/>
-            </w:r>
-            <w:r>
-              <w:rPr>
-                <w:noProof/>
-                <w:webHidden/>
-              </w:rPr>
-              <w:fldChar w:fldCharType="begin"/>
-            </w:r>
-            <w:r>
-              <w:rPr>
-                <w:noProof/>
-                <w:webHidden/>
-              </w:rPr>
-              <w:instrText xml:space="preserve"> PAGEREF _Toc224505350 \h </w:instrText>
-            </w:r>
-            <w:r>
-              <w:rPr>
-                <w:noProof/>
-                <w:webHidden/>
-              </w:rPr>
-            </w:r>
-            <w:r>
-              <w:rPr>
-                <w:noProof/>
-                <w:webHidden/>
-              </w:rPr>
-              <w:fldChar w:fldCharType="separate"/>
-            </w:r>
-            <w:r>
-              <w:rPr>
-                <w:noProof/>
-                <w:webHidden/>
-              </w:rPr>
-              <w:t>13</w:t>
-            </w:r>
-            <w:r>
-              <w:rPr>
-                <w:noProof/>
-                <w:webHidden/>
-              </w:rPr>
-              <w:fldChar w:fldCharType="end"/>
-            </w:r>
-          </w:hyperlink>
-        </w:p>
-        <w:p>
-          <w:pPr>
-            <w:pStyle w:val="11"/>
-            <w:tabs>
-              <w:tab w:val="right" w:leader="dot" w:pos="9016"/>
-            </w:tabs>
-            <w:rPr>
-              <w:noProof/>
-            </w:rPr>
-            <w:sectPr>
-              <w:pgSz w:w="11906" w:h="16838"/>
-              <w:pgMar w:top="1440" w:right="1440" w:bottom="1440" w:left="1440" w:header="720" w:footer="720" w:gutter="0"/>
-              <w:cols w:space="720"/>
-              <w:titlePg/>
-              <w:docGrid w:type="lines" w:linePitch="360"/>
-            </w:sectPr>
-          </w:pPr>
-          <w:hyperlink w:anchor="_Toc224505351" w:history="1">
-            <w:r>
-              <w:rPr>
-                <w:rStyle w:val="af3"/>
-                <w:rFonts w:ascii="微軟正黑體" w:eastAsia="微軟正黑體" w:hAnsi="微軟正黑體" w:hint="eastAsia"/>
-                <w:noProof/>
-              </w:rPr>
-              <w:t>參考文獻</w:t>
-            </w:r>
-            <w:r>
-              <w:rPr>
-                <w:noProof/>
-                <w:webHidden/>
-              </w:rPr>
-              <w:tab/>
-            </w:r>
-            <w:r>
-              <w:rPr>
-                <w:noProof/>
-                <w:webHidden/>
-              </w:rPr>
-              <w:fldChar w:fldCharType="begin"/>
-            </w:r>
-            <w:r>
-              <w:rPr>
-                <w:noProof/>
-                <w:webHidden/>
-              </w:rPr>
-              <w:instrText xml:space="preserve"> PAGEREF _Toc224505351 \h </w:instrText>
-            </w:r>
-            <w:r>
-              <w:rPr>
-                <w:noProof/>
-                <w:webHidden/>
-              </w:rPr>
-            </w:r>
-            <w:r>
-              <w:rPr>
-                <w:noProof/>
-                <w:webHidden/>
-              </w:rPr>
-              <w:fldChar w:fldCharType="separate"/>
-            </w:r>
-            <w:r>
-              <w:rPr>
-                <w:noProof/>
-                <w:webHidden/>
-              </w:rPr>
-              <w:t>14</w:t>
-            </w:r>
-            <w:r>
-              <w:rPr>
-                <w:noProof/>
-                <w:webHidden/>
-              </w:rPr>
-              <w:fldChar w:fldCharType="end"/>
-            </w:r>
-          </w:hyperlink>
-        </w:p>
-        <w:p>
-          <w:pPr>
-            <w:pStyle w:val="11"/>
-            <w:tabs>
-              <w:tab w:val="right" w:leader="dot" w:pos="9016"/>
-            </w:tabs>
-            <w:rPr>
-              <w:noProof/>
-            </w:rPr>
-          </w:pPr>
         </w:p>
         <w:p>
           <w:pPr>
@@ -1699,6 +2218,7 @@
               <w:bCs/>
               <w:lang w:val="zh-TW"/>
             </w:rPr>
+            <w:lastRenderedPageBreak/>
             <w:fldChar w:fldCharType="end"/>
           </w:r>
         </w:p>
@@ -2489,8 +3009,8 @@
           <w:szCs w:val="36"/>
         </w:rPr>
       </w:pPr>
-      <w:bookmarkStart w:id="0" w:name="_Toc223909293"/>
-      <w:bookmarkStart w:id="1" w:name="_Toc224505338"/>
+      <w:bookmarkStart w:id="2" w:name="_Toc223909293"/>
+      <w:bookmarkStart w:id="3" w:name="_Toc225130129"/>
       <w:r>
         <w:rPr>
           <w:rFonts w:ascii="標楷體" w:eastAsia="標楷體" w:hAnsi="標楷體" w:hint="eastAsia"/>
@@ -2522,8 +3042,8 @@
         </w:rPr>
         <w:t>緒論</w:t>
       </w:r>
-      <w:bookmarkEnd w:id="0"/>
-      <w:bookmarkEnd w:id="1"/>
+      <w:bookmarkEnd w:id="2"/>
+      <w:bookmarkEnd w:id="3"/>
     </w:p>
     <w:p>
       <w:pPr>
@@ -2534,9 +3054,9 @@
           <w:szCs w:val="32"/>
         </w:rPr>
       </w:pPr>
-      <w:bookmarkStart w:id="2" w:name="_Toc223903929"/>
-      <w:bookmarkStart w:id="3" w:name="_Toc223909294"/>
-      <w:bookmarkStart w:id="4" w:name="_Toc224505339"/>
+      <w:bookmarkStart w:id="4" w:name="_Toc223903929"/>
+      <w:bookmarkStart w:id="5" w:name="_Toc223909294"/>
+      <w:bookmarkStart w:id="6" w:name="_Toc225130130"/>
       <w:r>
         <w:rPr>
           <w:rFonts w:ascii="Times New Roman" w:eastAsia="標楷體" w:hAnsi="Times New Roman" w:cs="Times New Roman"/>
@@ -2561,11 +3081,11 @@
         </w:rPr>
         <w:t>研究背景</w:t>
       </w:r>
-      <w:bookmarkStart w:id="5" w:name="_Toc223907730"/>
-      <w:bookmarkStart w:id="6" w:name="_Toc223903930"/>
-      <w:bookmarkEnd w:id="2"/>
-      <w:bookmarkEnd w:id="3"/>
+      <w:bookmarkStart w:id="7" w:name="_Toc223907730"/>
+      <w:bookmarkStart w:id="8" w:name="_Toc223903930"/>
       <w:bookmarkEnd w:id="4"/>
+      <w:bookmarkEnd w:id="5"/>
+      <w:bookmarkEnd w:id="6"/>
     </w:p>
     <w:p>
       <w:pPr>
@@ -2729,9 +3249,9 @@
           <w:szCs w:val="28"/>
         </w:rPr>
       </w:pPr>
-      <w:bookmarkStart w:id="7" w:name="_Toc223909295"/>
-      <w:bookmarkStart w:id="8" w:name="_Toc224505340"/>
-      <w:bookmarkEnd w:id="5"/>
+      <w:bookmarkStart w:id="9" w:name="_Toc223909295"/>
+      <w:bookmarkStart w:id="10" w:name="_Toc225130131"/>
+      <w:bookmarkEnd w:id="7"/>
       <w:r>
         <w:rPr>
           <w:rFonts w:ascii="Times New Roman" w:eastAsia="標楷體" w:hAnsi="Times New Roman" w:cs="Times New Roman"/>
@@ -2748,9 +3268,8 @@
         </w:rPr>
         <w:t xml:space="preserve"> </w:t>
       </w:r>
-      <w:bookmarkEnd w:id="6"/>
-      <w:bookmarkEnd w:id="7"/>
       <w:bookmarkEnd w:id="8"/>
+      <w:bookmarkEnd w:id="9"/>
       <w:r>
         <w:rPr>
           <w:rFonts w:ascii="標楷體" w:eastAsia="標楷體" w:hAnsi="標楷體"/>
@@ -2759,6 +3278,7 @@
         </w:rPr>
         <w:t>研究動機與目的</w:t>
       </w:r>
+      <w:bookmarkEnd w:id="10"/>
     </w:p>
     <w:p>
       <w:pPr>
@@ -2838,9 +3358,9 @@
           <w:szCs w:val="36"/>
         </w:rPr>
       </w:pPr>
-      <w:bookmarkStart w:id="9" w:name="_Toc223903931"/>
-      <w:bookmarkStart w:id="10" w:name="_Toc223909297"/>
-      <w:bookmarkStart w:id="11" w:name="_Toc224505342"/>
+      <w:bookmarkStart w:id="11" w:name="_Toc223903931"/>
+      <w:bookmarkStart w:id="12" w:name="_Toc223909297"/>
+      <w:bookmarkStart w:id="13" w:name="_Toc225130132"/>
       <w:r>
         <w:rPr>
           <w:rFonts w:ascii="標楷體" w:eastAsia="標楷體" w:hAnsi="標楷體"/>
@@ -2849,9 +3369,9 @@
         </w:rPr>
         <w:t>第二章 文獻探討</w:t>
       </w:r>
-      <w:bookmarkEnd w:id="9"/>
-      <w:bookmarkEnd w:id="10"/>
       <w:bookmarkEnd w:id="11"/>
+      <w:bookmarkEnd w:id="12"/>
+      <w:bookmarkEnd w:id="13"/>
     </w:p>
     <w:p>
       <w:pPr>
@@ -2862,9 +3382,9 @@
           <w:bCs/>
         </w:rPr>
       </w:pPr>
-      <w:bookmarkStart w:id="12" w:name="_Toc223903932"/>
-      <w:bookmarkStart w:id="13" w:name="_Toc223909298"/>
-      <w:bookmarkStart w:id="14" w:name="_Toc224505343"/>
+      <w:bookmarkStart w:id="14" w:name="_Toc223903932"/>
+      <w:bookmarkStart w:id="15" w:name="_Toc223909298"/>
+      <w:bookmarkStart w:id="16" w:name="_Toc225130133"/>
       <w:r>
         <w:rPr>
           <w:rFonts w:ascii="Times New Roman" w:eastAsia="標楷體" w:hAnsi="Times New Roman" w:cs="Times New Roman"/>
@@ -2873,12 +3393,10 @@
         </w:rPr>
         <w:t>2.1</w:t>
       </w:r>
-      <w:bookmarkStart w:id="15" w:name="_Toc223903933"/>
-      <w:bookmarkStart w:id="16" w:name="_Toc223909299"/>
-      <w:bookmarkStart w:id="17" w:name="_Toc224505344"/>
-      <w:bookmarkEnd w:id="12"/>
-      <w:bookmarkEnd w:id="13"/>
+      <w:bookmarkStart w:id="17" w:name="_Toc223903933"/>
+      <w:bookmarkStart w:id="18" w:name="_Toc223909299"/>
       <w:bookmarkEnd w:id="14"/>
+      <w:bookmarkEnd w:id="15"/>
       <w:r>
         <w:rPr>
           <w:rFonts w:ascii="標楷體" w:eastAsia="標楷體" w:hAnsi="標楷體" w:hint="eastAsia"/>
@@ -2897,240 +3415,97 @@
         </w:rPr>
         <w:t>智能決策支援系統與企業管理</w:t>
       </w:r>
+      <w:bookmarkEnd w:id="16"/>
     </w:p>
     <w:p>
-      <w:pPr>
-        <w:pStyle w:val="3"/>
-        <w:rPr>
-          <w:rFonts w:eastAsiaTheme="minorEastAsia" w:cstheme="minorBidi"/>
-          <w:color w:val="auto"/>
-          <w:sz w:val="24"/>
-          <w:szCs w:val="24"/>
-        </w:rPr>
-      </w:pPr>
-      <w:r>
-        <w:rPr>
-          <w:rFonts w:eastAsiaTheme="minorEastAsia" w:cstheme="minorBidi"/>
-          <w:color w:val="auto"/>
-          <w:sz w:val="24"/>
-          <w:szCs w:val="24"/>
-        </w:rPr>
+      <w:r>
         <w:t>智慧型決策支援系統（</w:t>
       </w:r>
       <w:r>
         <w:rPr>
-          <w:rFonts w:ascii="Times New Roman" w:eastAsiaTheme="minorEastAsia" w:hAnsi="Times New Roman" w:cs="Times New Roman"/>
-          <w:color w:val="auto"/>
-          <w:sz w:val="24"/>
-          <w:szCs w:val="24"/>
+          <w:rFonts w:ascii="Times New Roman" w:hAnsi="Times New Roman" w:cs="Times New Roman"/>
         </w:rPr>
         <w:t>IDSS</w:t>
       </w:r>
       <w:r>
-        <w:rPr>
-          <w:rFonts w:eastAsiaTheme="minorEastAsia" w:cstheme="minorBidi"/>
-          <w:color w:val="auto"/>
-          <w:sz w:val="24"/>
-          <w:szCs w:val="24"/>
-        </w:rPr>
         <w:t>）結合了人機協作、資料庫、演算法與專家知識，用以輔助組織管理階層做出半結構化或非結構化決策。文獻指出，現代企業環境下，</w:t>
       </w:r>
       <w:r>
-        <w:rPr>
-          <w:rFonts w:eastAsiaTheme="minorEastAsia" w:cstheme="minorBidi"/>
-          <w:color w:val="auto"/>
-          <w:sz w:val="24"/>
-          <w:szCs w:val="24"/>
-        </w:rPr>
         <w:t>AI-DSS</w:t>
       </w:r>
       <w:r>
-        <w:rPr>
-          <w:rFonts w:eastAsiaTheme="minorEastAsia" w:cstheme="minorBidi"/>
-          <w:color w:val="auto"/>
-          <w:sz w:val="24"/>
-          <w:szCs w:val="24"/>
-        </w:rPr>
         <w:t>已成為策略管理不可或缺的工具。例如，鄭智陽（</w:t>
       </w:r>
       <w:r>
-        <w:rPr>
-          <w:rFonts w:eastAsiaTheme="minorEastAsia" w:cstheme="minorBidi"/>
-          <w:color w:val="auto"/>
-          <w:sz w:val="24"/>
-          <w:szCs w:val="24"/>
-        </w:rPr>
         <w:t>2024</w:t>
       </w:r>
       <w:r>
-        <w:rPr>
-          <w:rFonts w:eastAsiaTheme="minorEastAsia" w:cstheme="minorBidi"/>
-          <w:color w:val="auto"/>
-          <w:sz w:val="24"/>
-          <w:szCs w:val="24"/>
-        </w:rPr>
         <w:t>）指出，在生產運營、行銷與供應鏈管理等多個領域，</w:t>
       </w:r>
       <w:r>
-        <w:rPr>
-          <w:rFonts w:eastAsiaTheme="minorEastAsia" w:cstheme="minorBidi"/>
-          <w:color w:val="auto"/>
-          <w:sz w:val="24"/>
-          <w:szCs w:val="24"/>
-        </w:rPr>
         <w:t>IDSS</w:t>
       </w:r>
       <w:r>
-        <w:rPr>
-          <w:rFonts w:eastAsiaTheme="minorEastAsia" w:cstheme="minorBidi"/>
-          <w:color w:val="auto"/>
-          <w:sz w:val="24"/>
-          <w:szCs w:val="24"/>
-        </w:rPr>
         <w:t>利用大數據與</w:t>
       </w:r>
       <w:r>
-        <w:rPr>
-          <w:rFonts w:eastAsiaTheme="minorEastAsia" w:cstheme="minorBidi"/>
-          <w:color w:val="auto"/>
-          <w:sz w:val="24"/>
-          <w:szCs w:val="24"/>
-        </w:rPr>
         <w:t>AI</w:t>
       </w:r>
       <w:r>
-        <w:rPr>
-          <w:rFonts w:eastAsiaTheme="minorEastAsia" w:cstheme="minorBidi"/>
-          <w:color w:val="auto"/>
-          <w:sz w:val="24"/>
-          <w:szCs w:val="24"/>
-        </w:rPr>
         <w:t>技術提取有價值的資訊，提高決策效率。李佳音（</w:t>
       </w:r>
       <w:r>
-        <w:rPr>
-          <w:rFonts w:eastAsiaTheme="minorEastAsia" w:cstheme="minorBidi"/>
-          <w:color w:val="auto"/>
-          <w:sz w:val="24"/>
-          <w:szCs w:val="24"/>
-        </w:rPr>
         <w:t>2024</w:t>
       </w:r>
       <w:r>
-        <w:rPr>
-          <w:rFonts w:eastAsiaTheme="minorEastAsia" w:cstheme="minorBidi"/>
-          <w:color w:val="auto"/>
-          <w:sz w:val="24"/>
-          <w:szCs w:val="24"/>
-        </w:rPr>
         <w:t>）則發現在企業戰略管理中，智能</w:t>
       </w:r>
       <w:r>
         <w:rPr>
-          <w:rFonts w:ascii="Times New Roman" w:eastAsiaTheme="minorEastAsia" w:hAnsi="Times New Roman" w:cs="Times New Roman"/>
-          <w:color w:val="auto"/>
-          <w:sz w:val="24"/>
-          <w:szCs w:val="24"/>
+          <w:rFonts w:ascii="Times New Roman" w:hAnsi="Times New Roman" w:cs="Times New Roman"/>
         </w:rPr>
         <w:t>DSS</w:t>
       </w:r>
       <w:r>
-        <w:rPr>
-          <w:rFonts w:eastAsiaTheme="minorEastAsia" w:cstheme="minorBidi"/>
-          <w:color w:val="auto"/>
-          <w:sz w:val="24"/>
-          <w:szCs w:val="24"/>
-        </w:rPr>
         <w:t>通過數據分析、模擬預測和決策優化，顯著提升了人力資源與營運效率。王汝平等（</w:t>
       </w:r>
       <w:r>
-        <w:rPr>
-          <w:rFonts w:eastAsiaTheme="minorEastAsia" w:cstheme="minorBidi"/>
-          <w:color w:val="auto"/>
-          <w:sz w:val="24"/>
-          <w:szCs w:val="24"/>
-        </w:rPr>
         <w:t>2025</w:t>
       </w:r>
       <w:r>
-        <w:rPr>
-          <w:rFonts w:eastAsiaTheme="minorEastAsia" w:cstheme="minorBidi"/>
-          <w:color w:val="auto"/>
-          <w:sz w:val="24"/>
-          <w:szCs w:val="24"/>
-        </w:rPr>
         <w:t>）更進一步分析認為，</w:t>
       </w:r>
       <w:r>
-        <w:rPr>
-          <w:rFonts w:eastAsiaTheme="minorEastAsia" w:cstheme="minorBidi"/>
-          <w:color w:val="auto"/>
-          <w:sz w:val="24"/>
-          <w:szCs w:val="24"/>
-        </w:rPr>
         <w:t>AI</w:t>
       </w:r>
       <w:r>
-        <w:rPr>
-          <w:rFonts w:eastAsiaTheme="minorEastAsia" w:cstheme="minorBidi"/>
-          <w:color w:val="auto"/>
-          <w:sz w:val="24"/>
-          <w:szCs w:val="24"/>
-        </w:rPr>
         <w:t>技術突破了傳統決策中資訊不完整與主觀依賴的限制，推動企業決策由「滿意原則」轉向「最優原則」。綜合上述文獻，可見智能</w:t>
       </w:r>
       <w:r>
         <w:rPr>
-          <w:rFonts w:ascii="Times New Roman" w:eastAsiaTheme="minorEastAsia" w:hAnsi="Times New Roman" w:cs="Times New Roman"/>
-          <w:color w:val="auto"/>
-          <w:sz w:val="24"/>
-          <w:szCs w:val="24"/>
+          <w:rFonts w:ascii="Times New Roman" w:hAnsi="Times New Roman" w:cs="Times New Roman"/>
         </w:rPr>
         <w:t>DSS</w:t>
       </w:r>
       <w:r>
-        <w:rPr>
-          <w:rFonts w:eastAsiaTheme="minorEastAsia" w:cstheme="minorBidi"/>
-          <w:color w:val="auto"/>
-          <w:sz w:val="24"/>
-          <w:szCs w:val="24"/>
-        </w:rPr>
         <w:t>在企業管理中的關鍵作用：它不僅支援複雜決策過程，提高決策品質，還促使決策流程更科學化與透明化。不同研究強調的領域各有側重，但一致認為</w:t>
       </w:r>
       <w:r>
         <w:rPr>
-          <w:rFonts w:ascii="Times New Roman" w:eastAsiaTheme="minorEastAsia" w:hAnsi="Times New Roman" w:cs="Times New Roman"/>
-          <w:color w:val="auto"/>
-          <w:sz w:val="24"/>
-          <w:szCs w:val="24"/>
+          <w:rFonts w:ascii="Times New Roman" w:hAnsi="Times New Roman" w:cs="Times New Roman"/>
         </w:rPr>
         <w:t>AI-DSS</w:t>
       </w:r>
       <w:r>
-        <w:rPr>
-          <w:rFonts w:eastAsiaTheme="minorEastAsia" w:cstheme="minorBidi"/>
-          <w:color w:val="auto"/>
-          <w:sz w:val="24"/>
-          <w:szCs w:val="24"/>
-        </w:rPr>
         <w:t>帶來的信息整合與分析能力是其價值核心。本節結論：智能</w:t>
       </w:r>
       <w:r>
         <w:rPr>
-          <w:rFonts w:ascii="Times New Roman" w:eastAsiaTheme="minorEastAsia" w:hAnsi="Times New Roman" w:cs="Times New Roman"/>
-          <w:color w:val="auto"/>
-          <w:sz w:val="24"/>
-          <w:szCs w:val="24"/>
+          <w:rFonts w:ascii="Times New Roman" w:hAnsi="Times New Roman" w:cs="Times New Roman"/>
         </w:rPr>
         <w:t>DSS</w:t>
       </w:r>
       <w:r>
-        <w:rPr>
-          <w:rFonts w:eastAsiaTheme="minorEastAsia" w:cstheme="minorBidi"/>
-          <w:color w:val="auto"/>
-          <w:sz w:val="24"/>
-          <w:szCs w:val="24"/>
-        </w:rPr>
         <w:t>正成為企業追求數據驅動決策的主要推動力，未來將更廣泛應用於各項管理活動。</w:t>
       </w:r>
     </w:p>
@@ -3145,6 +3520,7 @@
           <w:szCs w:val="28"/>
         </w:rPr>
       </w:pPr>
+      <w:bookmarkStart w:id="19" w:name="_Toc225130134"/>
       <w:r>
         <w:rPr>
           <w:rFonts w:ascii="Times New Roman" w:hAnsi="Times New Roman" w:cs="Times New Roman"/>
@@ -3153,12 +3529,10 @@
         </w:rPr>
         <w:t>2.2</w:t>
       </w:r>
-      <w:bookmarkStart w:id="18" w:name="_Toc223903934"/>
-      <w:bookmarkStart w:id="19" w:name="_Toc223909300"/>
-      <w:bookmarkStart w:id="20" w:name="_Toc224505345"/>
-      <w:bookmarkEnd w:id="15"/>
-      <w:bookmarkEnd w:id="16"/>
+      <w:bookmarkStart w:id="20" w:name="_Toc223903934"/>
+      <w:bookmarkStart w:id="21" w:name="_Toc223909300"/>
       <w:bookmarkEnd w:id="17"/>
+      <w:bookmarkEnd w:id="18"/>
       <w:r>
         <w:rPr>
           <w:rFonts w:hint="eastAsia"/>
@@ -3187,6 +3561,7 @@
         </w:rPr>
         <w:t>演算法與決策支援技術</w:t>
       </w:r>
+      <w:bookmarkEnd w:id="19"/>
     </w:p>
     <w:p>
       <w:pPr>
@@ -3373,6 +3748,7 @@
           <w:szCs w:val="24"/>
         </w:rPr>
       </w:pPr>
+      <w:bookmarkStart w:id="22" w:name="_Toc225130135"/>
       <w:r>
         <w:rPr>
           <w:rFonts w:ascii="Times New Roman" w:hAnsi="Times New Roman" w:cs="Times New Roman"/>
@@ -3391,6 +3767,7 @@
         </w:rPr>
         <w:t>製造業與金融業應用案例對比（假設）</w:t>
       </w:r>
+      <w:bookmarkEnd w:id="22"/>
     </w:p>
     <w:p>
       <w:pPr>
@@ -3578,6 +3955,7 @@
           <w:szCs w:val="36"/>
         </w:rPr>
       </w:pPr>
+      <w:bookmarkStart w:id="23" w:name="_Toc225130136"/>
       <w:r>
         <w:rPr>
           <w:rFonts w:ascii="標楷體" w:eastAsia="標楷體" w:hAnsi="標楷體"/>
@@ -3587,9 +3965,9 @@
         <w:lastRenderedPageBreak/>
         <w:t>第三章 研究方法</w:t>
       </w:r>
-      <w:bookmarkEnd w:id="18"/>
-      <w:bookmarkEnd w:id="19"/>
       <w:bookmarkEnd w:id="20"/>
+      <w:bookmarkEnd w:id="21"/>
+      <w:bookmarkEnd w:id="23"/>
     </w:p>
     <w:p>
       <w:pPr>
@@ -3602,9 +3980,9 @@
           <w:szCs w:val="32"/>
         </w:rPr>
       </w:pPr>
-      <w:bookmarkStart w:id="21" w:name="_Toc223903935"/>
-      <w:bookmarkStart w:id="22" w:name="_Toc223909301"/>
-      <w:bookmarkStart w:id="23" w:name="_Toc224505346"/>
+      <w:bookmarkStart w:id="24" w:name="_Toc223903935"/>
+      <w:bookmarkStart w:id="25" w:name="_Toc223909301"/>
+      <w:bookmarkStart w:id="26" w:name="_Toc225130137"/>
       <w:r>
         <w:rPr>
           <w:rFonts w:ascii="Times New Roman" w:eastAsia="微軟正黑體" w:hAnsi="Times New Roman" w:cs="Times New Roman"/>
@@ -3613,9 +3991,8 @@
         </w:rPr>
         <w:t xml:space="preserve">3.1 </w:t>
       </w:r>
-      <w:bookmarkEnd w:id="21"/>
-      <w:bookmarkEnd w:id="22"/>
-      <w:bookmarkEnd w:id="23"/>
+      <w:bookmarkEnd w:id="24"/>
+      <w:bookmarkEnd w:id="25"/>
       <w:r>
         <w:rPr>
           <w:rFonts w:ascii="標楷體" w:eastAsia="標楷體" w:hAnsi="標楷體"/>
@@ -3626,6 +4003,7 @@
         </w:rPr>
         <w:t>研究設計</w:t>
       </w:r>
+      <w:bookmarkEnd w:id="26"/>
     </w:p>
     <w:p>
       <w:r>
@@ -3829,6 +4207,7 @@
           <w:szCs w:val="28"/>
         </w:rPr>
       </w:pPr>
+      <w:bookmarkStart w:id="27" w:name="_Toc225130138"/>
       <w:r>
         <w:rPr>
           <w:rFonts w:ascii="Times New Roman" w:eastAsia="微軟正黑體" w:hAnsi="Times New Roman" w:cs="Times New Roman"/>
@@ -3853,6 +4232,7 @@
         </w:rPr>
         <w:t>資料來源</w:t>
       </w:r>
+      <w:bookmarkEnd w:id="27"/>
     </w:p>
     <w:p>
       <w:r>
@@ -4680,7 +5060,6 @@
           <w:rFonts w:hint="eastAsia"/>
         </w:rPr>
       </w:pPr>
-      <w:bookmarkStart w:id="24" w:name="_Toc224505347"/>
       <w:r>
         <w:t>在模型與演算法選擇方面，本研究將比較不同</w:t>
       </w:r>
@@ -5524,6 +5903,7 @@
           <w:szCs w:val="36"/>
         </w:rPr>
       </w:pPr>
+      <w:bookmarkStart w:id="28" w:name="_Toc225130139"/>
       <w:r>
         <w:rPr>
           <w:rFonts w:ascii="標楷體" w:eastAsia="標楷體" w:hAnsi="標楷體"/>
@@ -5532,7 +5912,7 @@
         </w:rPr>
         <w:t>第四章 研究結果</w:t>
       </w:r>
-      <w:bookmarkEnd w:id="24"/>
+      <w:bookmarkEnd w:id="28"/>
     </w:p>
     <w:p>
       <w:pPr>
@@ -5545,6 +5925,7 @@
           <w:szCs w:val="32"/>
         </w:rPr>
       </w:pPr>
+      <w:bookmarkStart w:id="29" w:name="_Toc225130140"/>
       <w:r>
         <w:rPr>
           <w:rFonts w:ascii="Times New Roman" w:hAnsi="Times New Roman" w:cs="Times New Roman"/>
@@ -5565,13 +5946,9 @@
         </w:rPr>
         <w:t>主要發現</w:t>
       </w:r>
+      <w:bookmarkEnd w:id="29"/>
     </w:p>
     <w:p>
-      <w:pPr>
-        <w:rPr>
-          <w:rFonts w:hint="eastAsia"/>
-        </w:rPr>
-      </w:pPr>
       <w:r>
         <w:t>透過假設案例分析，我們得到以下主要結果。</w:t>
       </w:r>
@@ -5755,6 +6132,60 @@
     </w:p>
     <w:p>
       <w:pPr>
+        <w:rPr>
+          <w:rFonts w:hint="eastAsia"/>
+        </w:rPr>
+      </w:pPr>
+      <w:r>
+        <w:rPr>
+          <w:rFonts w:hint="eastAsia"/>
+          <w:noProof/>
+        </w:rPr>
+        <w:drawing>
+          <wp:inline distT="0" distB="0" distL="0" distR="0" wp14:anchorId="3C962346" wp14:editId="3039D37A">
+            <wp:extent cx="5731510" cy="3209925"/>
+            <wp:effectExtent l="0" t="0" r="2540" b="9525"/>
+            <wp:docPr id="2619786" name="圖片 4"/>
+            <wp:cNvGraphicFramePr>
+              <a:graphicFrameLocks xmlns:a="http://schemas.openxmlformats.org/drawingml/2006/main" noChangeAspect="1"/>
+            </wp:cNvGraphicFramePr>
+            <a:graphic xmlns:a="http://schemas.openxmlformats.org/drawingml/2006/main">
+              <a:graphicData uri="http://schemas.openxmlformats.org/drawingml/2006/picture">
+                <pic:pic xmlns:pic="http://schemas.openxmlformats.org/drawingml/2006/picture">
+                  <pic:nvPicPr>
+                    <pic:cNvPr id="2619786" name="圖片 2619786"/>
+                    <pic:cNvPicPr/>
+                  </pic:nvPicPr>
+                  <pic:blipFill>
+                    <a:blip r:embed="rId13" cstate="print">
+                      <a:extLst>
+                        <a:ext uri="{28A0092B-C50C-407E-A947-70E740481C1C}">
+                          <a14:useLocalDpi xmlns:a14="http://schemas.microsoft.com/office/drawing/2010/main" val="0"/>
+                        </a:ext>
+                      </a:extLst>
+                    </a:blip>
+                    <a:stretch>
+                      <a:fillRect/>
+                    </a:stretch>
+                  </pic:blipFill>
+                  <pic:spPr>
+                    <a:xfrm>
+                      <a:off x="0" y="0"/>
+                      <a:ext cx="5731510" cy="3209925"/>
+                    </a:xfrm>
+                    <a:prstGeom prst="rect">
+                      <a:avLst/>
+                    </a:prstGeom>
+                  </pic:spPr>
+                </pic:pic>
+              </a:graphicData>
+            </a:graphic>
+          </wp:inline>
+        </w:drawing>
+      </w:r>
+    </w:p>
+    <w:p>
+      <w:pPr>
         <w:pStyle w:val="3"/>
         <w:rPr>
           <w:rFonts w:ascii="標楷體" w:eastAsia="標楷體" w:hAnsi="標楷體"/>
@@ -5764,6 +6195,7 @@
           <w:szCs w:val="28"/>
         </w:rPr>
       </w:pPr>
+      <w:bookmarkStart w:id="30" w:name="_Toc225130141"/>
       <w:r>
         <w:rPr>
           <w:rFonts w:ascii="Times New Roman" w:hAnsi="Times New Roman" w:cs="Times New Roman"/>
@@ -5794,6 +6226,7 @@
         </w:rPr>
         <w:t>分析與討論：技術比較、產業差異與導入障礙</w:t>
       </w:r>
+      <w:bookmarkEnd w:id="30"/>
     </w:p>
     <w:p>
       <w:pPr>
@@ -5819,7 +6252,11 @@
       </w:r>
       <w:proofErr w:type="gramEnd"/>
       <w:r>
-        <w:t>融合與自動化分析，顯著提高決策精度。本研究中，製造業案例系統因結合即時感測與歷史數據，使故障預測準確度提升；金融業案例因融入社群情緒和政治事件信號，也提升了市場預測效能。然而，正如</w:t>
+        <w:t>融合與自動化分析，顯著提高決策精度。本研究中，製造業案例系統因結合即時感測與歷史數據，使故障預測準確度提升；金融業案例因融入社群情緒和政治事件信號，也提升了</w:t>
+      </w:r>
+      <w:r>
+        <w:lastRenderedPageBreak/>
+        <w:t>市場預測效能。然而，正如</w:t>
       </w:r>
       <w:r>
         <w:t>Kovari</w:t>
@@ -5933,9 +6370,9 @@
         </w:rPr>
         <w:br w:type="page"/>
       </w:r>
-      <w:bookmarkStart w:id="25" w:name="_Toc223903938"/>
-      <w:bookmarkStart w:id="26" w:name="_Toc223909303"/>
-      <w:bookmarkStart w:id="27" w:name="_Toc224505348"/>
+      <w:bookmarkStart w:id="31" w:name="_Toc223903938"/>
+      <w:bookmarkStart w:id="32" w:name="_Toc223909303"/>
+      <w:bookmarkStart w:id="33" w:name="_Toc225130142"/>
       <w:r>
         <w:rPr>
           <w:rFonts w:ascii="標楷體" w:eastAsia="標楷體" w:hAnsi="標楷體"/>
@@ -5945,9 +6382,9 @@
         <w:lastRenderedPageBreak/>
         <w:t>第五章 結論與建議</w:t>
       </w:r>
-      <w:bookmarkEnd w:id="25"/>
-      <w:bookmarkEnd w:id="26"/>
-      <w:bookmarkEnd w:id="27"/>
+      <w:bookmarkEnd w:id="31"/>
+      <w:bookmarkEnd w:id="32"/>
+      <w:bookmarkEnd w:id="33"/>
     </w:p>
     <w:p>
       <w:pPr>
@@ -6117,8 +6554,8 @@
           <w:szCs w:val="36"/>
         </w:rPr>
       </w:pPr>
-      <w:bookmarkStart w:id="28" w:name="_Toc223909306"/>
-      <w:bookmarkStart w:id="29" w:name="_Toc224505351"/>
+      <w:bookmarkStart w:id="34" w:name="_Toc223909306"/>
+      <w:bookmarkStart w:id="35" w:name="_Toc225130143"/>
       <w:r>
         <w:rPr>
           <w:rFonts w:ascii="標楷體" w:eastAsia="標楷體" w:hAnsi="標楷體" w:hint="eastAsia"/>
@@ -6128,8 +6565,8 @@
         <w:lastRenderedPageBreak/>
         <w:t>參考文獻</w:t>
       </w:r>
-      <w:bookmarkEnd w:id="28"/>
-      <w:bookmarkEnd w:id="29"/>
+      <w:bookmarkEnd w:id="34"/>
+      <w:bookmarkEnd w:id="35"/>
     </w:p>
     <w:p>
       <w:pPr>
@@ -6377,7 +6814,7 @@
       </w:pPr>
     </w:p>
     <w:sectPr>
-      <w:footerReference w:type="default" r:id="rId13"/>
+      <w:footerReference w:type="default" r:id="rId14"/>
       <w:pgSz w:w="11906" w:h="16838" w:code="9"/>
       <w:pgMar w:top="1440" w:right="1440" w:bottom="1440" w:left="1440" w:header="720" w:footer="720" w:gutter="0"/>
       <w:cols w:space="720"/>
@@ -6631,8 +7068,160 @@
       </w:pPr>
     </w:lvl>
   </w:abstractNum>
+  <w:abstractNum w:abstractNumId="1" w15:restartNumberingAfterBreak="0">
+    <w:nsid w:val="7E932891"/>
+    <w:multiLevelType w:val="multilevel"/>
+    <w:tmpl w:val="FC0869F6"/>
+    <w:lvl w:ilvl="0">
+      <w:start w:val="1"/>
+      <w:numFmt w:val="bullet"/>
+      <w:lvlText w:val=""/>
+      <w:lvlJc w:val="left"/>
+      <w:pPr>
+        <w:tabs>
+          <w:tab w:val="num" w:pos="720"/>
+        </w:tabs>
+        <w:ind w:left="720" w:hanging="360"/>
+      </w:pPr>
+      <w:rPr>
+        <w:rFonts w:ascii="Symbol" w:hAnsi="Symbol" w:hint="default"/>
+        <w:sz w:val="20"/>
+      </w:rPr>
+    </w:lvl>
+    <w:lvl w:ilvl="1" w:tentative="1">
+      <w:start w:val="1"/>
+      <w:numFmt w:val="bullet"/>
+      <w:lvlText w:val="o"/>
+      <w:lvlJc w:val="left"/>
+      <w:pPr>
+        <w:tabs>
+          <w:tab w:val="num" w:pos="1440"/>
+        </w:tabs>
+        <w:ind w:left="1440" w:hanging="360"/>
+      </w:pPr>
+      <w:rPr>
+        <w:rFonts w:ascii="Courier New" w:hAnsi="Courier New" w:hint="default"/>
+        <w:sz w:val="20"/>
+      </w:rPr>
+    </w:lvl>
+    <w:lvl w:ilvl="2" w:tentative="1">
+      <w:start w:val="1"/>
+      <w:numFmt w:val="bullet"/>
+      <w:lvlText w:val=""/>
+      <w:lvlJc w:val="left"/>
+      <w:pPr>
+        <w:tabs>
+          <w:tab w:val="num" w:pos="2160"/>
+        </w:tabs>
+        <w:ind w:left="2160" w:hanging="360"/>
+      </w:pPr>
+      <w:rPr>
+        <w:rFonts w:ascii="Wingdings" w:hAnsi="Wingdings" w:hint="default"/>
+        <w:sz w:val="20"/>
+      </w:rPr>
+    </w:lvl>
+    <w:lvl w:ilvl="3" w:tentative="1">
+      <w:start w:val="1"/>
+      <w:numFmt w:val="bullet"/>
+      <w:lvlText w:val=""/>
+      <w:lvlJc w:val="left"/>
+      <w:pPr>
+        <w:tabs>
+          <w:tab w:val="num" w:pos="2880"/>
+        </w:tabs>
+        <w:ind w:left="2880" w:hanging="360"/>
+      </w:pPr>
+      <w:rPr>
+        <w:rFonts w:ascii="Wingdings" w:hAnsi="Wingdings" w:hint="default"/>
+        <w:sz w:val="20"/>
+      </w:rPr>
+    </w:lvl>
+    <w:lvl w:ilvl="4" w:tentative="1">
+      <w:start w:val="1"/>
+      <w:numFmt w:val="bullet"/>
+      <w:lvlText w:val=""/>
+      <w:lvlJc w:val="left"/>
+      <w:pPr>
+        <w:tabs>
+          <w:tab w:val="num" w:pos="3600"/>
+        </w:tabs>
+        <w:ind w:left="3600" w:hanging="360"/>
+      </w:pPr>
+      <w:rPr>
+        <w:rFonts w:ascii="Wingdings" w:hAnsi="Wingdings" w:hint="default"/>
+        <w:sz w:val="20"/>
+      </w:rPr>
+    </w:lvl>
+    <w:lvl w:ilvl="5" w:tentative="1">
+      <w:start w:val="1"/>
+      <w:numFmt w:val="bullet"/>
+      <w:lvlText w:val=""/>
+      <w:lvlJc w:val="left"/>
+      <w:pPr>
+        <w:tabs>
+          <w:tab w:val="num" w:pos="4320"/>
+        </w:tabs>
+        <w:ind w:left="4320" w:hanging="360"/>
+      </w:pPr>
+      <w:rPr>
+        <w:rFonts w:ascii="Wingdings" w:hAnsi="Wingdings" w:hint="default"/>
+        <w:sz w:val="20"/>
+      </w:rPr>
+    </w:lvl>
+    <w:lvl w:ilvl="6" w:tentative="1">
+      <w:start w:val="1"/>
+      <w:numFmt w:val="bullet"/>
+      <w:lvlText w:val=""/>
+      <w:lvlJc w:val="left"/>
+      <w:pPr>
+        <w:tabs>
+          <w:tab w:val="num" w:pos="5040"/>
+        </w:tabs>
+        <w:ind w:left="5040" w:hanging="360"/>
+      </w:pPr>
+      <w:rPr>
+        <w:rFonts w:ascii="Wingdings" w:hAnsi="Wingdings" w:hint="default"/>
+        <w:sz w:val="20"/>
+      </w:rPr>
+    </w:lvl>
+    <w:lvl w:ilvl="7" w:tentative="1">
+      <w:start w:val="1"/>
+      <w:numFmt w:val="bullet"/>
+      <w:lvlText w:val=""/>
+      <w:lvlJc w:val="left"/>
+      <w:pPr>
+        <w:tabs>
+          <w:tab w:val="num" w:pos="5760"/>
+        </w:tabs>
+        <w:ind w:left="5760" w:hanging="360"/>
+      </w:pPr>
+      <w:rPr>
+        <w:rFonts w:ascii="Wingdings" w:hAnsi="Wingdings" w:hint="default"/>
+        <w:sz w:val="20"/>
+      </w:rPr>
+    </w:lvl>
+    <w:lvl w:ilvl="8" w:tentative="1">
+      <w:start w:val="1"/>
+      <w:numFmt w:val="bullet"/>
+      <w:lvlText w:val=""/>
+      <w:lvlJc w:val="left"/>
+      <w:pPr>
+        <w:tabs>
+          <w:tab w:val="num" w:pos="6480"/>
+        </w:tabs>
+        <w:ind w:left="6480" w:hanging="360"/>
+      </w:pPr>
+      <w:rPr>
+        <w:rFonts w:ascii="Wingdings" w:hAnsi="Wingdings" w:hint="default"/>
+        <w:sz w:val="20"/>
+      </w:rPr>
+    </w:lvl>
+  </w:abstractNum>
   <w:num w:numId="1" w16cid:durableId="148055303">
     <w:abstractNumId w:val="0"/>
+  </w:num>
+  <w:num w:numId="2" w16cid:durableId="1055852059">
+    <w:abstractNumId w:val="1"/>
   </w:num>
 </w:numbering>
 </file>

--- a/411435066陳致均Word排版作業..docx
+++ b/411435066陳致均Word排版作業..docx
@@ -267,7 +267,7 @@
           <w:szCs w:val="36"/>
         </w:rPr>
       </w:pPr>
-      <w:bookmarkStart w:id="0" w:name="_Toc225130127"/>
+      <w:bookmarkStart w:id="0" w:name="_Toc225133473"/>
       <w:r>
         <w:rPr>
           <w:rFonts w:ascii="標楷體" w:eastAsia="標楷體" w:hAnsi="標楷體" w:hint="eastAsia"/>
@@ -501,7 +501,7 @@
           <w:szCs w:val="36"/>
         </w:rPr>
       </w:pPr>
-      <w:bookmarkStart w:id="1" w:name="_Toc225130128"/>
+      <w:bookmarkStart w:id="1" w:name="_Toc225133474"/>
       <w:r>
         <w:rPr>
           <w:rFonts w:ascii="標楷體" w:eastAsia="標楷體" w:hAnsi="標楷體" w:hint="eastAsia"/>
@@ -787,12 +787,12 @@
           <w:pPr>
             <w:pStyle w:val="af2"/>
             <w:rPr>
-              <w:rFonts w:ascii="微軟正黑體" w:eastAsia="微軟正黑體" w:hAnsi="微軟正黑體"/>
+              <w:rFonts w:ascii="標楷體" w:eastAsia="標楷體" w:hAnsi="標楷體"/>
             </w:rPr>
           </w:pPr>
           <w:r>
             <w:rPr>
-              <w:rFonts w:ascii="微軟正黑體" w:eastAsia="微軟正黑體" w:hAnsi="微軟正黑體"/>
+              <w:rFonts w:ascii="標楷體" w:eastAsia="標楷體" w:hAnsi="標楷體"/>
               <w:lang w:val="zh-TW"/>
             </w:rPr>
             <w:t>目錄</w:t>
@@ -817,7 +817,7 @@
           <w:r>
             <w:fldChar w:fldCharType="separate"/>
           </w:r>
-          <w:hyperlink w:anchor="_Toc225130127" w:history="1">
+          <w:hyperlink w:anchor="_Toc225133473" w:history="1">
             <w:r>
               <w:rPr>
                 <w:rStyle w:val="af3"/>
@@ -845,7 +845,7 @@
                 <w:noProof/>
                 <w:webHidden/>
               </w:rPr>
-              <w:instrText xml:space="preserve"> PAGEREF _Toc225130127 \h </w:instrText>
+              <w:instrText xml:space="preserve"> PAGEREF _Toc225133473 \h </w:instrText>
             </w:r>
             <w:r>
               <w:rPr>
@@ -865,7 +865,7 @@
                 <w:noProof/>
                 <w:webHidden/>
               </w:rPr>
-              <w:t>2</w:t>
+              <w:t>1</w:t>
             </w:r>
             <w:r>
               <w:rPr>
@@ -886,7 +886,7 @@
               <w:noProof/>
             </w:rPr>
           </w:pPr>
-          <w:hyperlink w:anchor="_Toc225130128" w:history="1">
+          <w:hyperlink w:anchor="_Toc225133474" w:history="1">
             <w:r>
               <w:rPr>
                 <w:rStyle w:val="af3"/>
@@ -914,7 +914,7 @@
                 <w:noProof/>
                 <w:webHidden/>
               </w:rPr>
-              <w:instrText xml:space="preserve"> PAGEREF _Toc225130128 \h </w:instrText>
+              <w:instrText xml:space="preserve"> PAGEREF _Toc225133474 \h </w:instrText>
             </w:r>
             <w:r>
               <w:rPr>
@@ -934,7 +934,7 @@
                 <w:noProof/>
                 <w:webHidden/>
               </w:rPr>
-              <w:t>3</w:t>
+              <w:t>2</w:t>
             </w:r>
             <w:r>
               <w:rPr>
@@ -955,7 +955,7 @@
               <w:noProof/>
             </w:rPr>
           </w:pPr>
-          <w:hyperlink w:anchor="_Toc225130129" w:history="1">
+          <w:hyperlink w:anchor="_Toc225133475" w:history="1">
             <w:r>
               <w:rPr>
                 <w:rStyle w:val="af3"/>
@@ -1005,7 +1005,7 @@
                 <w:noProof/>
                 <w:webHidden/>
               </w:rPr>
-              <w:instrText xml:space="preserve"> PAGEREF _Toc225130129 \h </w:instrText>
+              <w:instrText xml:space="preserve"> PAGEREF _Toc225133475 \h </w:instrText>
             </w:r>
             <w:r>
               <w:rPr>
@@ -1025,7 +1025,7 @@
                 <w:noProof/>
                 <w:webHidden/>
               </w:rPr>
-              <w:t>7</w:t>
+              <w:t>6</w:t>
             </w:r>
             <w:r>
               <w:rPr>
@@ -1046,7 +1046,7 @@
               <w:noProof/>
             </w:rPr>
           </w:pPr>
-          <w:hyperlink w:anchor="_Toc225130130" w:history="1">
+          <w:hyperlink w:anchor="_Toc225133476" w:history="1">
             <w:r>
               <w:rPr>
                 <w:rStyle w:val="af3"/>
@@ -1090,7 +1090,7 @@
                 <w:noProof/>
                 <w:webHidden/>
               </w:rPr>
-              <w:instrText xml:space="preserve"> PAGEREF _Toc225130130 \h </w:instrText>
+              <w:instrText xml:space="preserve"> PAGEREF _Toc225133476 \h </w:instrText>
             </w:r>
             <w:r>
               <w:rPr>
@@ -1110,7 +1110,7 @@
                 <w:noProof/>
                 <w:webHidden/>
               </w:rPr>
-              <w:t>7</w:t>
+              <w:t>6</w:t>
             </w:r>
             <w:r>
               <w:rPr>
@@ -1131,7 +1131,7 @@
               <w:noProof/>
             </w:rPr>
           </w:pPr>
-          <w:hyperlink w:anchor="_Toc225130131" w:history="1">
+          <w:hyperlink w:anchor="_Toc225133477" w:history="1">
             <w:r>
               <w:rPr>
                 <w:rStyle w:val="af3"/>
@@ -1175,7 +1175,7 @@
                 <w:noProof/>
                 <w:webHidden/>
               </w:rPr>
-              <w:instrText xml:space="preserve"> PAGEREF _Toc225130131 \h </w:instrText>
+              <w:instrText xml:space="preserve"> PAGEREF _Toc225133477 \h </w:instrText>
             </w:r>
             <w:r>
               <w:rPr>
@@ -1195,7 +1195,7 @@
                 <w:noProof/>
                 <w:webHidden/>
               </w:rPr>
-              <w:t>7</w:t>
+              <w:t>6</w:t>
             </w:r>
             <w:r>
               <w:rPr>
@@ -1216,7 +1216,7 @@
               <w:noProof/>
             </w:rPr>
           </w:pPr>
-          <w:hyperlink w:anchor="_Toc225130132" w:history="1">
+          <w:hyperlink w:anchor="_Toc225133478" w:history="1">
             <w:r>
               <w:rPr>
                 <w:rStyle w:val="af3"/>
@@ -1260,7 +1260,7 @@
                 <w:noProof/>
                 <w:webHidden/>
               </w:rPr>
-              <w:instrText xml:space="preserve"> PAGEREF _Toc225130132 \h </w:instrText>
+              <w:instrText xml:space="preserve"> PAGEREF _Toc225133478 \h </w:instrText>
             </w:r>
             <w:r>
               <w:rPr>
@@ -1280,7 +1280,7 @@
                 <w:noProof/>
                 <w:webHidden/>
               </w:rPr>
-              <w:t>8</w:t>
+              <w:t>7</w:t>
             </w:r>
             <w:r>
               <w:rPr>
@@ -1301,7 +1301,7 @@
               <w:noProof/>
             </w:rPr>
           </w:pPr>
-          <w:hyperlink w:anchor="_Toc225130133" w:history="1">
+          <w:hyperlink w:anchor="_Toc225133479" w:history="1">
             <w:r>
               <w:rPr>
                 <w:rStyle w:val="af3"/>
@@ -1347,7 +1347,7 @@
                 <w:noProof/>
                 <w:webHidden/>
               </w:rPr>
-              <w:instrText xml:space="preserve"> PAGEREF _Toc225130133 \h </w:instrText>
+              <w:instrText xml:space="preserve"> PAGEREF _Toc225133479 \h </w:instrText>
             </w:r>
             <w:r>
               <w:rPr>
@@ -1367,7 +1367,7 @@
                 <w:noProof/>
                 <w:webHidden/>
               </w:rPr>
-              <w:t>8</w:t>
+              <w:t>7</w:t>
             </w:r>
             <w:r>
               <w:rPr>
@@ -1388,7 +1388,7 @@
               <w:noProof/>
             </w:rPr>
           </w:pPr>
-          <w:hyperlink w:anchor="_Toc225130134" w:history="1">
+          <w:hyperlink w:anchor="_Toc225133480" w:history="1">
             <w:r>
               <w:rPr>
                 <w:rStyle w:val="af3"/>
@@ -1443,7 +1443,7 @@
                 <w:noProof/>
                 <w:webHidden/>
               </w:rPr>
-              <w:instrText xml:space="preserve"> PAGEREF _Toc225130134 \h </w:instrText>
+              <w:instrText xml:space="preserve"> PAGEREF _Toc225133480 \h </w:instrText>
             </w:r>
             <w:r>
               <w:rPr>
@@ -1463,7 +1463,7 @@
                 <w:noProof/>
                 <w:webHidden/>
               </w:rPr>
-              <w:t>8</w:t>
+              <w:t>7</w:t>
             </w:r>
             <w:r>
               <w:rPr>
@@ -1484,7 +1484,7 @@
               <w:noProof/>
             </w:rPr>
           </w:pPr>
-          <w:hyperlink w:anchor="_Toc225130135" w:history="1">
+          <w:hyperlink w:anchor="_Toc225133481" w:history="1">
             <w:r>
               <w:rPr>
                 <w:rStyle w:val="af3"/>
@@ -1522,7 +1522,7 @@
                 <w:noProof/>
                 <w:webHidden/>
               </w:rPr>
-              <w:instrText xml:space="preserve"> PAGEREF _Toc225130135 \h </w:instrText>
+              <w:instrText xml:space="preserve"> PAGEREF _Toc225133481 \h </w:instrText>
             </w:r>
             <w:r>
               <w:rPr>
@@ -1542,7 +1542,7 @@
                 <w:noProof/>
                 <w:webHidden/>
               </w:rPr>
-              <w:t>9</w:t>
+              <w:t>8</w:t>
             </w:r>
             <w:r>
               <w:rPr>
@@ -1563,7 +1563,7 @@
               <w:noProof/>
             </w:rPr>
           </w:pPr>
-          <w:hyperlink w:anchor="_Toc225130136" w:history="1">
+          <w:hyperlink w:anchor="_Toc225133482" w:history="1">
             <w:r>
               <w:rPr>
                 <w:rStyle w:val="af3"/>
@@ -1607,7 +1607,7 @@
                 <w:noProof/>
                 <w:webHidden/>
               </w:rPr>
-              <w:instrText xml:space="preserve"> PAGEREF _Toc225130136 \h </w:instrText>
+              <w:instrText xml:space="preserve"> PAGEREF _Toc225133482 \h </w:instrText>
             </w:r>
             <w:r>
               <w:rPr>
@@ -1627,7 +1627,7 @@
                 <w:noProof/>
                 <w:webHidden/>
               </w:rPr>
-              <w:t>10</w:t>
+              <w:t>9</w:t>
             </w:r>
             <w:r>
               <w:rPr>
@@ -1648,7 +1648,7 @@
               <w:noProof/>
             </w:rPr>
           </w:pPr>
-          <w:hyperlink w:anchor="_Toc225130137" w:history="1">
+          <w:hyperlink w:anchor="_Toc225133483" w:history="1">
             <w:r>
               <w:rPr>
                 <w:rStyle w:val="af3"/>
@@ -1686,7 +1686,7 @@
                 <w:noProof/>
                 <w:webHidden/>
               </w:rPr>
-              <w:instrText xml:space="preserve"> PAGEREF _Toc225130137 \h </w:instrText>
+              <w:instrText xml:space="preserve"> PAGEREF _Toc225133483 \h </w:instrText>
             </w:r>
             <w:r>
               <w:rPr>
@@ -1706,7 +1706,7 @@
                 <w:noProof/>
                 <w:webHidden/>
               </w:rPr>
-              <w:t>10</w:t>
+              <w:t>9</w:t>
             </w:r>
             <w:r>
               <w:rPr>
@@ -1727,7 +1727,7 @@
               <w:noProof/>
             </w:rPr>
           </w:pPr>
-          <w:hyperlink w:anchor="_Toc225130138" w:history="1">
+          <w:hyperlink w:anchor="_Toc225133484" w:history="1">
             <w:r>
               <w:rPr>
                 <w:rStyle w:val="af3"/>
@@ -1771,7 +1771,7 @@
                 <w:noProof/>
                 <w:webHidden/>
               </w:rPr>
-              <w:instrText xml:space="preserve"> PAGEREF _Toc225130138 \h </w:instrText>
+              <w:instrText xml:space="preserve"> PAGEREF _Toc225133484 \h </w:instrText>
             </w:r>
             <w:r>
               <w:rPr>
@@ -1791,7 +1791,7 @@
                 <w:noProof/>
                 <w:webHidden/>
               </w:rPr>
-              <w:t>11</w:t>
+              <w:t>10</w:t>
             </w:r>
             <w:r>
               <w:rPr>
@@ -1812,7 +1812,7 @@
               <w:noProof/>
             </w:rPr>
           </w:pPr>
-          <w:hyperlink w:anchor="_Toc225130139" w:history="1">
+          <w:hyperlink w:anchor="_Toc225133485" w:history="1">
             <w:r>
               <w:rPr>
                 <w:rStyle w:val="af3"/>
@@ -1856,7 +1856,7 @@
                 <w:noProof/>
                 <w:webHidden/>
               </w:rPr>
-              <w:instrText xml:space="preserve"> PAGEREF _Toc225130139 \h </w:instrText>
+              <w:instrText xml:space="preserve"> PAGEREF _Toc225133485 \h </w:instrText>
             </w:r>
             <w:r>
               <w:rPr>
@@ -1897,7 +1897,7 @@
               <w:noProof/>
             </w:rPr>
           </w:pPr>
-          <w:hyperlink w:anchor="_Toc225130140" w:history="1">
+          <w:hyperlink w:anchor="_Toc225133486" w:history="1">
             <w:r>
               <w:rPr>
                 <w:rStyle w:val="af3"/>
@@ -1937,7 +1937,7 @@
                 <w:noProof/>
                 <w:webHidden/>
               </w:rPr>
-              <w:instrText xml:space="preserve"> PAGEREF _Toc225130140 \h </w:instrText>
+              <w:instrText xml:space="preserve"> PAGEREF _Toc225133486 \h </w:instrText>
             </w:r>
             <w:r>
               <w:rPr>
@@ -1978,7 +1978,7 @@
               <w:noProof/>
             </w:rPr>
           </w:pPr>
-          <w:hyperlink w:anchor="_Toc225130141" w:history="1">
+          <w:hyperlink w:anchor="_Toc225133487" w:history="1">
             <w:r>
               <w:rPr>
                 <w:rStyle w:val="af3"/>
@@ -2018,7 +2018,7 @@
                 <w:noProof/>
                 <w:webHidden/>
               </w:rPr>
-              <w:instrText xml:space="preserve"> PAGEREF _Toc225130141 \h </w:instrText>
+              <w:instrText xml:space="preserve"> PAGEREF _Toc225133487 \h </w:instrText>
             </w:r>
             <w:r>
               <w:rPr>
@@ -2059,7 +2059,7 @@
               <w:noProof/>
             </w:rPr>
           </w:pPr>
-          <w:hyperlink w:anchor="_Toc225130142" w:history="1">
+          <w:hyperlink w:anchor="_Toc225133488" w:history="1">
             <w:r>
               <w:rPr>
                 <w:rStyle w:val="af3"/>
@@ -2103,7 +2103,7 @@
                 <w:noProof/>
                 <w:webHidden/>
               </w:rPr>
-              <w:instrText xml:space="preserve"> PAGEREF _Toc225130142 \h </w:instrText>
+              <w:instrText xml:space="preserve"> PAGEREF _Toc225133488 \h </w:instrText>
             </w:r>
             <w:r>
               <w:rPr>
@@ -2123,7 +2123,7 @@
                 <w:noProof/>
                 <w:webHidden/>
               </w:rPr>
-              <w:t>16</w:t>
+              <w:t>15</w:t>
             </w:r>
             <w:r>
               <w:rPr>
@@ -2144,7 +2144,7 @@
               <w:noProof/>
             </w:rPr>
           </w:pPr>
-          <w:hyperlink w:anchor="_Toc225130143" w:history="1">
+          <w:hyperlink w:anchor="_Toc225133489" w:history="1">
             <w:r>
               <w:rPr>
                 <w:rStyle w:val="af3"/>
@@ -2172,7 +2172,7 @@
                 <w:noProof/>
                 <w:webHidden/>
               </w:rPr>
-              <w:instrText xml:space="preserve"> PAGEREF _Toc225130143 \h </w:instrText>
+              <w:instrText xml:space="preserve"> PAGEREF _Toc225133489 \h </w:instrText>
             </w:r>
             <w:r>
               <w:rPr>
@@ -2192,7 +2192,7 @@
                 <w:noProof/>
                 <w:webHidden/>
               </w:rPr>
-              <w:t>17</w:t>
+              <w:t>16</w:t>
             </w:r>
             <w:r>
               <w:rPr>
@@ -2293,11 +2293,11 @@
         </w:rPr>
         <w:fldChar w:fldCharType="separate"/>
       </w:r>
-      <w:hyperlink w:anchor="_Toc224503482" w:history="1">
+      <w:hyperlink w:anchor="_Toc225133531" w:history="1">
         <w:r>
           <w:rPr>
             <w:rStyle w:val="af3"/>
-            <w:rFonts w:ascii="微軟正黑體" w:eastAsia="微軟正黑體" w:hAnsi="微軟正黑體" w:hint="eastAsia"/>
+            <w:rFonts w:hint="eastAsia"/>
             <w:noProof/>
           </w:rPr>
           <w:t>圖</w:t>
@@ -2305,18 +2305,17 @@
         <w:r>
           <w:rPr>
             <w:rStyle w:val="af3"/>
-            <w:rFonts w:ascii="微軟正黑體" w:eastAsia="微軟正黑體" w:hAnsi="微軟正黑體"/>
             <w:noProof/>
           </w:rPr>
-          <w:t xml:space="preserve"> 1</w:t>
+          <w:t xml:space="preserve"> 1 AI</w:t>
         </w:r>
         <w:r>
           <w:rPr>
             <w:rStyle w:val="af3"/>
-            <w:rFonts w:ascii="微軟正黑體" w:eastAsia="微軟正黑體" w:hAnsi="微軟正黑體" w:hint="eastAsia"/>
+            <w:rFonts w:hint="eastAsia"/>
             <w:noProof/>
           </w:rPr>
-          <w:t>研究架構圖</w:t>
+          <w:t>驅動決策支援系統架構示意圖</w:t>
         </w:r>
         <w:r>
           <w:rPr>
@@ -2337,179 +2336,7 @@
             <w:noProof/>
             <w:webHidden/>
           </w:rPr>
-          <w:instrText xml:space="preserve"> PAGEREF _Toc224503482 \h </w:instrText>
-        </w:r>
-        <w:r>
-          <w:rPr>
-            <w:noProof/>
-            <w:webHidden/>
-          </w:rPr>
-        </w:r>
-        <w:r>
-          <w:rPr>
-            <w:noProof/>
-            <w:webHidden/>
-          </w:rPr>
-          <w:fldChar w:fldCharType="separate"/>
-        </w:r>
-        <w:r>
-          <w:rPr>
-            <w:noProof/>
-            <w:webHidden/>
-          </w:rPr>
-          <w:t>7</w:t>
-        </w:r>
-        <w:r>
-          <w:rPr>
-            <w:noProof/>
-            <w:webHidden/>
-          </w:rPr>
-          <w:fldChar w:fldCharType="end"/>
-        </w:r>
-      </w:hyperlink>
-    </w:p>
-    <w:p>
-      <w:pPr>
-        <w:pStyle w:val="af4"/>
-        <w:tabs>
-          <w:tab w:val="right" w:leader="dot" w:pos="9016"/>
-        </w:tabs>
-        <w:ind w:left="1440" w:hanging="480"/>
-        <w:rPr>
-          <w:noProof/>
-        </w:rPr>
-      </w:pPr>
-      <w:hyperlink w:anchor="_Toc224503483" w:history="1">
-        <w:r>
-          <w:rPr>
-            <w:rStyle w:val="af3"/>
-            <w:rFonts w:ascii="微軟正黑體" w:eastAsia="微軟正黑體" w:hAnsi="微軟正黑體" w:hint="eastAsia"/>
-            <w:noProof/>
-          </w:rPr>
-          <w:t>圖</w:t>
-        </w:r>
-        <w:r>
-          <w:rPr>
-            <w:rStyle w:val="af3"/>
-            <w:rFonts w:ascii="微軟正黑體" w:eastAsia="微軟正黑體" w:hAnsi="微軟正黑體"/>
-            <w:noProof/>
-          </w:rPr>
-          <w:t xml:space="preserve"> 2</w:t>
-        </w:r>
-        <w:r>
-          <w:rPr>
-            <w:rStyle w:val="af3"/>
-            <w:rFonts w:ascii="微軟正黑體" w:eastAsia="微軟正黑體" w:hAnsi="微軟正黑體" w:hint="eastAsia"/>
-            <w:noProof/>
-          </w:rPr>
-          <w:t>研究流程圖</w:t>
-        </w:r>
-        <w:r>
-          <w:rPr>
-            <w:noProof/>
-            <w:webHidden/>
-          </w:rPr>
-          <w:tab/>
-        </w:r>
-        <w:r>
-          <w:rPr>
-            <w:noProof/>
-            <w:webHidden/>
-          </w:rPr>
-          <w:fldChar w:fldCharType="begin"/>
-        </w:r>
-        <w:r>
-          <w:rPr>
-            <w:noProof/>
-            <w:webHidden/>
-          </w:rPr>
-          <w:instrText xml:space="preserve"> PAGEREF _Toc224503483 \h </w:instrText>
-        </w:r>
-        <w:r>
-          <w:rPr>
-            <w:noProof/>
-            <w:webHidden/>
-          </w:rPr>
-        </w:r>
-        <w:r>
-          <w:rPr>
-            <w:noProof/>
-            <w:webHidden/>
-          </w:rPr>
-          <w:fldChar w:fldCharType="separate"/>
-        </w:r>
-        <w:r>
-          <w:rPr>
-            <w:noProof/>
-            <w:webHidden/>
-          </w:rPr>
-          <w:t>8</w:t>
-        </w:r>
-        <w:r>
-          <w:rPr>
-            <w:noProof/>
-            <w:webHidden/>
-          </w:rPr>
-          <w:fldChar w:fldCharType="end"/>
-        </w:r>
-      </w:hyperlink>
-    </w:p>
-    <w:p>
-      <w:pPr>
-        <w:pStyle w:val="af4"/>
-        <w:tabs>
-          <w:tab w:val="right" w:leader="dot" w:pos="9016"/>
-        </w:tabs>
-        <w:ind w:left="1440" w:hanging="480"/>
-        <w:rPr>
-          <w:noProof/>
-        </w:rPr>
-      </w:pPr>
-      <w:hyperlink w:anchor="_Toc224503484" w:history="1">
-        <w:r>
-          <w:rPr>
-            <w:rStyle w:val="af3"/>
-            <w:rFonts w:ascii="微軟正黑體" w:eastAsia="微軟正黑體" w:hAnsi="微軟正黑體" w:hint="eastAsia"/>
-            <w:noProof/>
-          </w:rPr>
-          <w:t>圖</w:t>
-        </w:r>
-        <w:r>
-          <w:rPr>
-            <w:rStyle w:val="af3"/>
-            <w:rFonts w:ascii="微軟正黑體" w:eastAsia="微軟正黑體" w:hAnsi="微軟正黑體"/>
-            <w:noProof/>
-          </w:rPr>
-          <w:t xml:space="preserve"> 3 AI</w:t>
-        </w:r>
-        <w:r>
-          <w:rPr>
-            <w:rStyle w:val="af3"/>
-            <w:rFonts w:ascii="微軟正黑體" w:eastAsia="微軟正黑體" w:hAnsi="微軟正黑體" w:hint="eastAsia"/>
-            <w:noProof/>
-          </w:rPr>
-          <w:t>決策支援系統架構</w:t>
-        </w:r>
-        <w:r>
-          <w:rPr>
-            <w:noProof/>
-            <w:webHidden/>
-          </w:rPr>
-          <w:tab/>
-        </w:r>
-        <w:r>
-          <w:rPr>
-            <w:noProof/>
-            <w:webHidden/>
-          </w:rPr>
-          <w:fldChar w:fldCharType="begin"/>
-        </w:r>
-        <w:r>
-          <w:rPr>
-            <w:noProof/>
-            <w:webHidden/>
-          </w:rPr>
-          <w:instrText xml:space="preserve"> PAGEREF _Toc224503484 \h </w:instrText>
+          <w:instrText xml:space="preserve"> PAGEREF _Toc225133531 \h </w:instrText>
         </w:r>
         <w:r>
           <w:rPr>
@@ -2551,11 +2378,11 @@
           <w:noProof/>
         </w:rPr>
       </w:pPr>
-      <w:hyperlink w:anchor="_Toc224503485" w:history="1">
+      <w:hyperlink w:anchor="_Toc225133532" w:history="1">
         <w:r>
           <w:rPr>
             <w:rStyle w:val="af3"/>
-            <w:rFonts w:ascii="微軟正黑體" w:eastAsia="微軟正黑體" w:hAnsi="微軟正黑體" w:hint="eastAsia"/>
+            <w:rFonts w:hint="eastAsia"/>
             <w:noProof/>
           </w:rPr>
           <w:t>圖</w:t>
@@ -2563,18 +2390,17 @@
         <w:r>
           <w:rPr>
             <w:rStyle w:val="af3"/>
-            <w:rFonts w:ascii="微軟正黑體" w:eastAsia="微軟正黑體" w:hAnsi="微軟正黑體"/>
             <w:noProof/>
           </w:rPr>
-          <w:t xml:space="preserve"> 4 AI</w:t>
+          <w:t xml:space="preserve"> 2</w:t>
         </w:r>
         <w:r>
           <w:rPr>
             <w:rStyle w:val="af3"/>
-            <w:rFonts w:ascii="微軟正黑體" w:eastAsia="微軟正黑體" w:hAnsi="微軟正黑體" w:hint="eastAsia"/>
+            <w:rFonts w:hint="eastAsia"/>
             <w:noProof/>
           </w:rPr>
-          <w:t>系統對決策效率影響</w:t>
+          <w:t>研究方法流程示意圖</w:t>
         </w:r>
         <w:r>
           <w:rPr>
@@ -2595,7 +2421,574 @@
             <w:noProof/>
             <w:webHidden/>
           </w:rPr>
-          <w:instrText xml:space="preserve"> PAGEREF _Toc224503485 \h </w:instrText>
+          <w:instrText xml:space="preserve"> PAGEREF _Toc225133532 \h </w:instrText>
+        </w:r>
+        <w:r>
+          <w:rPr>
+            <w:noProof/>
+            <w:webHidden/>
+          </w:rPr>
+        </w:r>
+        <w:r>
+          <w:rPr>
+            <w:noProof/>
+            <w:webHidden/>
+          </w:rPr>
+          <w:fldChar w:fldCharType="separate"/>
+        </w:r>
+        <w:r>
+          <w:rPr>
+            <w:noProof/>
+            <w:webHidden/>
+          </w:rPr>
+          <w:t>10</w:t>
+        </w:r>
+        <w:r>
+          <w:rPr>
+            <w:noProof/>
+            <w:webHidden/>
+          </w:rPr>
+          <w:fldChar w:fldCharType="end"/>
+        </w:r>
+      </w:hyperlink>
+    </w:p>
+    <w:p>
+      <w:pPr>
+        <w:pStyle w:val="af4"/>
+        <w:tabs>
+          <w:tab w:val="right" w:leader="dot" w:pos="9016"/>
+        </w:tabs>
+        <w:ind w:left="1440" w:hanging="480"/>
+        <w:rPr>
+          <w:noProof/>
+        </w:rPr>
+      </w:pPr>
+      <w:hyperlink w:anchor="_Toc225133533" w:history="1">
+        <w:r>
+          <w:rPr>
+            <w:rStyle w:val="af3"/>
+            <w:rFonts w:hint="eastAsia"/>
+            <w:noProof/>
+          </w:rPr>
+          <w:t>圖</w:t>
+        </w:r>
+        <w:r>
+          <w:rPr>
+            <w:rStyle w:val="af3"/>
+            <w:noProof/>
+          </w:rPr>
+          <w:t xml:space="preserve"> 3 AI-DSS</w:t>
+        </w:r>
+        <w:r>
+          <w:rPr>
+            <w:rStyle w:val="af3"/>
+            <w:rFonts w:hint="eastAsia"/>
+            <w:noProof/>
+          </w:rPr>
+          <w:t>關鍵績效指標示意圖</w:t>
+        </w:r>
+        <w:r>
+          <w:rPr>
+            <w:noProof/>
+            <w:webHidden/>
+          </w:rPr>
+          <w:tab/>
+        </w:r>
+        <w:r>
+          <w:rPr>
+            <w:noProof/>
+            <w:webHidden/>
+          </w:rPr>
+          <w:fldChar w:fldCharType="begin"/>
+        </w:r>
+        <w:r>
+          <w:rPr>
+            <w:noProof/>
+            <w:webHidden/>
+          </w:rPr>
+          <w:instrText xml:space="preserve"> PAGEREF _Toc225133533 \h </w:instrText>
+        </w:r>
+        <w:r>
+          <w:rPr>
+            <w:noProof/>
+            <w:webHidden/>
+          </w:rPr>
+        </w:r>
+        <w:r>
+          <w:rPr>
+            <w:noProof/>
+            <w:webHidden/>
+          </w:rPr>
+          <w:fldChar w:fldCharType="separate"/>
+        </w:r>
+        <w:r>
+          <w:rPr>
+            <w:noProof/>
+            <w:webHidden/>
+          </w:rPr>
+          <w:t>13</w:t>
+        </w:r>
+        <w:r>
+          <w:rPr>
+            <w:noProof/>
+            <w:webHidden/>
+          </w:rPr>
+          <w:fldChar w:fldCharType="end"/>
+        </w:r>
+      </w:hyperlink>
+    </w:p>
+    <w:p>
+      <w:pPr>
+        <w:pStyle w:val="af4"/>
+        <w:tabs>
+          <w:tab w:val="right" w:leader="dot" w:pos="9016"/>
+        </w:tabs>
+        <w:ind w:left="1440" w:hanging="480"/>
+        <w:rPr>
+          <w:noProof/>
+        </w:rPr>
+      </w:pPr>
+      <w:hyperlink w:anchor="_Toc225133534" w:history="1">
+        <w:r>
+          <w:rPr>
+            <w:rStyle w:val="af3"/>
+            <w:rFonts w:hint="eastAsia"/>
+            <w:noProof/>
+          </w:rPr>
+          <w:t>圖</w:t>
+        </w:r>
+        <w:r>
+          <w:rPr>
+            <w:rStyle w:val="af3"/>
+            <w:noProof/>
+          </w:rPr>
+          <w:t xml:space="preserve"> 4 AI-DSS</w:t>
+        </w:r>
+        <w:r>
+          <w:rPr>
+            <w:rStyle w:val="af3"/>
+            <w:rFonts w:hint="eastAsia"/>
+            <w:noProof/>
+          </w:rPr>
+          <w:t>在假設案例中的績效比較</w:t>
+        </w:r>
+        <w:r>
+          <w:rPr>
+            <w:noProof/>
+            <w:webHidden/>
+          </w:rPr>
+          <w:tab/>
+        </w:r>
+        <w:r>
+          <w:rPr>
+            <w:noProof/>
+            <w:webHidden/>
+          </w:rPr>
+          <w:fldChar w:fldCharType="begin"/>
+        </w:r>
+        <w:r>
+          <w:rPr>
+            <w:noProof/>
+            <w:webHidden/>
+          </w:rPr>
+          <w:instrText xml:space="preserve"> PAGEREF _Toc225133534 \h </w:instrText>
+        </w:r>
+        <w:r>
+          <w:rPr>
+            <w:noProof/>
+            <w:webHidden/>
+          </w:rPr>
+        </w:r>
+        <w:r>
+          <w:rPr>
+            <w:noProof/>
+            <w:webHidden/>
+          </w:rPr>
+          <w:fldChar w:fldCharType="separate"/>
+        </w:r>
+        <w:r>
+          <w:rPr>
+            <w:noProof/>
+            <w:webHidden/>
+          </w:rPr>
+          <w:t>14</w:t>
+        </w:r>
+        <w:r>
+          <w:rPr>
+            <w:noProof/>
+            <w:webHidden/>
+          </w:rPr>
+          <w:fldChar w:fldCharType="end"/>
+        </w:r>
+      </w:hyperlink>
+    </w:p>
+    <w:p>
+      <w:pPr>
+        <w:jc w:val="center"/>
+        <w:rPr>
+          <w:rFonts w:ascii="微軟正黑體" w:eastAsia="微軟正黑體" w:hAnsi="微軟正黑體"/>
+          <w:sz w:val="40"/>
+          <w:szCs w:val="40"/>
+        </w:rPr>
+      </w:pPr>
+      <w:r>
+        <w:rPr>
+          <w:rFonts w:ascii="微軟正黑體" w:eastAsia="微軟正黑體" w:hAnsi="微軟正黑體"/>
+          <w:sz w:val="40"/>
+          <w:szCs w:val="40"/>
+        </w:rPr>
+        <w:fldChar w:fldCharType="end"/>
+      </w:r>
+      <w:r>
+        <w:rPr>
+          <w:rFonts w:ascii="微軟正黑體" w:eastAsia="微軟正黑體" w:hAnsi="微軟正黑體" w:hint="eastAsia"/>
+          <w:sz w:val="40"/>
+          <w:szCs w:val="40"/>
+        </w:rPr>
+        <w:t>表目錄</w:t>
+      </w:r>
+    </w:p>
+    <w:p>
+      <w:pPr>
+        <w:tabs>
+          <w:tab w:val="left" w:pos="690"/>
+        </w:tabs>
+        <w:rPr>
+          <w:b/>
+          <w:bCs/>
+          <w:lang w:val="zh-TW"/>
+        </w:rPr>
+      </w:pPr>
+    </w:p>
+    <w:p>
+      <w:pPr>
+        <w:pStyle w:val="af4"/>
+        <w:tabs>
+          <w:tab w:val="right" w:leader="dot" w:pos="9016"/>
+        </w:tabs>
+        <w:ind w:left="1440" w:hanging="480"/>
+        <w:rPr>
+          <w:noProof/>
+        </w:rPr>
+      </w:pPr>
+      <w:r>
+        <w:rPr>
+          <w:b/>
+          <w:bCs/>
+          <w:lang w:val="zh-TW"/>
+        </w:rPr>
+        <w:fldChar w:fldCharType="begin"/>
+      </w:r>
+      <w:r>
+        <w:rPr>
+          <w:b/>
+          <w:bCs/>
+          <w:lang w:val="zh-TW"/>
+        </w:rPr>
+        <w:instrText xml:space="preserve"> </w:instrText>
+      </w:r>
+      <w:r>
+        <w:rPr>
+          <w:rFonts w:hint="eastAsia"/>
+          <w:b/>
+          <w:bCs/>
+          <w:lang w:val="zh-TW"/>
+        </w:rPr>
+        <w:instrText>TOC \h \z \c "</w:instrText>
+      </w:r>
+      <w:r>
+        <w:rPr>
+          <w:rFonts w:hint="eastAsia"/>
+          <w:b/>
+          <w:bCs/>
+          <w:lang w:val="zh-TW"/>
+        </w:rPr>
+        <w:instrText>表</w:instrText>
+      </w:r>
+      <w:r>
+        <w:rPr>
+          <w:rFonts w:hint="eastAsia"/>
+          <w:b/>
+          <w:bCs/>
+          <w:lang w:val="zh-TW"/>
+        </w:rPr>
+        <w:instrText>"</w:instrText>
+      </w:r>
+      <w:r>
+        <w:rPr>
+          <w:b/>
+          <w:bCs/>
+          <w:lang w:val="zh-TW"/>
+        </w:rPr>
+        <w:instrText xml:space="preserve"> </w:instrText>
+      </w:r>
+      <w:r>
+        <w:rPr>
+          <w:b/>
+          <w:bCs/>
+          <w:lang w:val="zh-TW"/>
+        </w:rPr>
+        <w:fldChar w:fldCharType="separate"/>
+      </w:r>
+      <w:hyperlink w:anchor="_Toc225133537" w:history="1">
+        <w:r>
+          <w:rPr>
+            <w:rStyle w:val="af3"/>
+            <w:rFonts w:hint="eastAsia"/>
+            <w:noProof/>
+          </w:rPr>
+          <w:t>表</w:t>
+        </w:r>
+        <w:r>
+          <w:rPr>
+            <w:rStyle w:val="af3"/>
+            <w:noProof/>
+          </w:rPr>
+          <w:t xml:space="preserve"> 1</w:t>
+        </w:r>
+        <w:r>
+          <w:rPr>
+            <w:rStyle w:val="af3"/>
+            <w:rFonts w:hint="eastAsia"/>
+            <w:noProof/>
+          </w:rPr>
+          <w:t>資料來源與前處理方法比較</w:t>
+        </w:r>
+        <w:r>
+          <w:rPr>
+            <w:noProof/>
+            <w:webHidden/>
+          </w:rPr>
+          <w:tab/>
+        </w:r>
+        <w:r>
+          <w:rPr>
+            <w:noProof/>
+            <w:webHidden/>
+          </w:rPr>
+          <w:fldChar w:fldCharType="begin"/>
+        </w:r>
+        <w:r>
+          <w:rPr>
+            <w:noProof/>
+            <w:webHidden/>
+          </w:rPr>
+          <w:instrText xml:space="preserve"> PAGEREF _Toc225133537 \h </w:instrText>
+        </w:r>
+        <w:r>
+          <w:rPr>
+            <w:noProof/>
+            <w:webHidden/>
+          </w:rPr>
+        </w:r>
+        <w:r>
+          <w:rPr>
+            <w:noProof/>
+            <w:webHidden/>
+          </w:rPr>
+          <w:fldChar w:fldCharType="separate"/>
+        </w:r>
+        <w:r>
+          <w:rPr>
+            <w:noProof/>
+            <w:webHidden/>
+          </w:rPr>
+          <w:t>11</w:t>
+        </w:r>
+        <w:r>
+          <w:rPr>
+            <w:noProof/>
+            <w:webHidden/>
+          </w:rPr>
+          <w:fldChar w:fldCharType="end"/>
+        </w:r>
+      </w:hyperlink>
+    </w:p>
+    <w:p>
+      <w:pPr>
+        <w:pStyle w:val="af4"/>
+        <w:tabs>
+          <w:tab w:val="right" w:leader="dot" w:pos="9016"/>
+        </w:tabs>
+        <w:ind w:left="1440" w:hanging="480"/>
+        <w:rPr>
+          <w:noProof/>
+        </w:rPr>
+      </w:pPr>
+      <w:hyperlink w:anchor="_Toc225133538" w:history="1">
+        <w:r>
+          <w:rPr>
+            <w:rStyle w:val="af3"/>
+            <w:rFonts w:hint="eastAsia"/>
+            <w:noProof/>
+          </w:rPr>
+          <w:t>表</w:t>
+        </w:r>
+        <w:r>
+          <w:rPr>
+            <w:rStyle w:val="af3"/>
+            <w:noProof/>
+          </w:rPr>
+          <w:t xml:space="preserve"> 2</w:t>
+        </w:r>
+        <w:r>
+          <w:rPr>
+            <w:rStyle w:val="af3"/>
+            <w:rFonts w:hint="eastAsia"/>
+            <w:noProof/>
+          </w:rPr>
+          <w:t>常見</w:t>
+        </w:r>
+        <w:r>
+          <w:rPr>
+            <w:rStyle w:val="af3"/>
+            <w:noProof/>
+          </w:rPr>
+          <w:t>AI</w:t>
+        </w:r>
+        <w:r>
+          <w:rPr>
+            <w:rStyle w:val="af3"/>
+            <w:rFonts w:hint="eastAsia"/>
+            <w:noProof/>
+          </w:rPr>
+          <w:t>演算法於決策支援系統中的優缺點比較</w:t>
+        </w:r>
+        <w:r>
+          <w:rPr>
+            <w:noProof/>
+            <w:webHidden/>
+          </w:rPr>
+          <w:tab/>
+        </w:r>
+        <w:r>
+          <w:rPr>
+            <w:noProof/>
+            <w:webHidden/>
+          </w:rPr>
+          <w:fldChar w:fldCharType="begin"/>
+        </w:r>
+        <w:r>
+          <w:rPr>
+            <w:noProof/>
+            <w:webHidden/>
+          </w:rPr>
+          <w:instrText xml:space="preserve"> PAGEREF _Toc225133538 \h </w:instrText>
+        </w:r>
+        <w:r>
+          <w:rPr>
+            <w:noProof/>
+            <w:webHidden/>
+          </w:rPr>
+        </w:r>
+        <w:r>
+          <w:rPr>
+            <w:noProof/>
+            <w:webHidden/>
+          </w:rPr>
+          <w:fldChar w:fldCharType="separate"/>
+        </w:r>
+        <w:r>
+          <w:rPr>
+            <w:noProof/>
+            <w:webHidden/>
+          </w:rPr>
+          <w:t>11</w:t>
+        </w:r>
+        <w:r>
+          <w:rPr>
+            <w:noProof/>
+            <w:webHidden/>
+          </w:rPr>
+          <w:fldChar w:fldCharType="end"/>
+        </w:r>
+      </w:hyperlink>
+    </w:p>
+    <w:p>
+      <w:pPr>
+        <w:pStyle w:val="af4"/>
+        <w:tabs>
+          <w:tab w:val="right" w:leader="dot" w:pos="9016"/>
+        </w:tabs>
+        <w:ind w:left="1440" w:hanging="480"/>
+        <w:rPr>
+          <w:noProof/>
+        </w:rPr>
+      </w:pPr>
+      <w:hyperlink w:anchor="_Toc225133539" w:history="1">
+        <w:r>
+          <w:rPr>
+            <w:rStyle w:val="af3"/>
+            <w:rFonts w:hint="eastAsia"/>
+            <w:noProof/>
+          </w:rPr>
+          <w:t>表</w:t>
+        </w:r>
+        <w:r>
+          <w:rPr>
+            <w:rStyle w:val="af3"/>
+            <w:noProof/>
+          </w:rPr>
+          <w:t xml:space="preserve"> 3</w:t>
+        </w:r>
+        <w:r>
+          <w:rPr>
+            <w:rStyle w:val="af3"/>
+            <w:rFonts w:hint="eastAsia"/>
+            <w:noProof/>
+          </w:rPr>
+          <w:t>傳統</w:t>
+        </w:r>
+        <w:r>
+          <w:rPr>
+            <w:rStyle w:val="af3"/>
+            <w:noProof/>
+          </w:rPr>
+          <w:t xml:space="preserve"> DSS </w:t>
+        </w:r>
+        <w:r>
+          <w:rPr>
+            <w:rStyle w:val="af3"/>
+            <w:rFonts w:hint="eastAsia"/>
+            <w:noProof/>
+          </w:rPr>
+          <w:t>與</w:t>
+        </w:r>
+        <w:r>
+          <w:rPr>
+            <w:rStyle w:val="af3"/>
+            <w:noProof/>
+          </w:rPr>
+          <w:t xml:space="preserve"> AI-DSS </w:t>
+        </w:r>
+        <w:r>
+          <w:rPr>
+            <w:rStyle w:val="af3"/>
+            <w:rFonts w:hint="eastAsia"/>
+            <w:noProof/>
+          </w:rPr>
+          <w:t>的差異比較表</w:t>
+        </w:r>
+        <w:r>
+          <w:rPr>
+            <w:noProof/>
+            <w:webHidden/>
+          </w:rPr>
+          <w:tab/>
+        </w:r>
+        <w:r>
+          <w:rPr>
+            <w:noProof/>
+            <w:webHidden/>
+          </w:rPr>
+          <w:fldChar w:fldCharType="begin"/>
+        </w:r>
+        <w:r>
+          <w:rPr>
+            <w:noProof/>
+            <w:webHidden/>
+          </w:rPr>
+          <w:instrText xml:space="preserve"> PAGEREF _Toc225133539 \h </w:instrText>
         </w:r>
         <w:r>
           <w:rPr>
@@ -2628,361 +3021,6 @@
     </w:p>
     <w:p>
       <w:pPr>
-        <w:jc w:val="center"/>
-        <w:rPr>
-          <w:rFonts w:ascii="微軟正黑體" w:eastAsia="微軟正黑體" w:hAnsi="微軟正黑體"/>
-          <w:sz w:val="40"/>
-          <w:szCs w:val="40"/>
-        </w:rPr>
-      </w:pPr>
-      <w:r>
-        <w:rPr>
-          <w:rFonts w:ascii="微軟正黑體" w:eastAsia="微軟正黑體" w:hAnsi="微軟正黑體"/>
-          <w:sz w:val="40"/>
-          <w:szCs w:val="40"/>
-        </w:rPr>
-        <w:fldChar w:fldCharType="end"/>
-      </w:r>
-      <w:r>
-        <w:rPr>
-          <w:rFonts w:ascii="微軟正黑體" w:eastAsia="微軟正黑體" w:hAnsi="微軟正黑體" w:hint="eastAsia"/>
-          <w:sz w:val="40"/>
-          <w:szCs w:val="40"/>
-        </w:rPr>
-        <w:t>表目錄</w:t>
-      </w:r>
-    </w:p>
-    <w:p>
-      <w:pPr>
-        <w:tabs>
-          <w:tab w:val="left" w:pos="690"/>
-        </w:tabs>
-        <w:rPr>
-          <w:b/>
-          <w:bCs/>
-          <w:lang w:val="zh-TW"/>
-        </w:rPr>
-      </w:pPr>
-    </w:p>
-    <w:p>
-      <w:pPr>
-        <w:pStyle w:val="af4"/>
-        <w:tabs>
-          <w:tab w:val="right" w:leader="dot" w:pos="9016"/>
-        </w:tabs>
-        <w:ind w:left="1440" w:hanging="480"/>
-        <w:rPr>
-          <w:noProof/>
-        </w:rPr>
-      </w:pPr>
-      <w:r>
-        <w:rPr>
-          <w:b/>
-          <w:bCs/>
-          <w:lang w:val="zh-TW"/>
-        </w:rPr>
-        <w:fldChar w:fldCharType="begin"/>
-      </w:r>
-      <w:r>
-        <w:rPr>
-          <w:b/>
-          <w:bCs/>
-          <w:lang w:val="zh-TW"/>
-        </w:rPr>
-        <w:instrText xml:space="preserve"> </w:instrText>
-      </w:r>
-      <w:r>
-        <w:rPr>
-          <w:rFonts w:hint="eastAsia"/>
-          <w:b/>
-          <w:bCs/>
-          <w:lang w:val="zh-TW"/>
-        </w:rPr>
-        <w:instrText>TOC \h \z \c "</w:instrText>
-      </w:r>
-      <w:r>
-        <w:rPr>
-          <w:rFonts w:hint="eastAsia"/>
-          <w:b/>
-          <w:bCs/>
-          <w:lang w:val="zh-TW"/>
-        </w:rPr>
-        <w:instrText>表</w:instrText>
-      </w:r>
-      <w:r>
-        <w:rPr>
-          <w:rFonts w:hint="eastAsia"/>
-          <w:b/>
-          <w:bCs/>
-          <w:lang w:val="zh-TW"/>
-        </w:rPr>
-        <w:instrText>"</w:instrText>
-      </w:r>
-      <w:r>
-        <w:rPr>
-          <w:b/>
-          <w:bCs/>
-          <w:lang w:val="zh-TW"/>
-        </w:rPr>
-        <w:instrText xml:space="preserve"> </w:instrText>
-      </w:r>
-      <w:r>
-        <w:rPr>
-          <w:b/>
-          <w:bCs/>
-          <w:lang w:val="zh-TW"/>
-        </w:rPr>
-        <w:fldChar w:fldCharType="separate"/>
-      </w:r>
-      <w:hyperlink w:anchor="_Toc224506081" w:history="1">
-        <w:r>
-          <w:rPr>
-            <w:rStyle w:val="af3"/>
-            <w:rFonts w:ascii="微軟正黑體" w:eastAsia="微軟正黑體" w:hAnsi="微軟正黑體" w:hint="eastAsia"/>
-            <w:noProof/>
-          </w:rPr>
-          <w:t>表</w:t>
-        </w:r>
-        <w:r>
-          <w:rPr>
-            <w:rStyle w:val="af3"/>
-            <w:rFonts w:ascii="微軟正黑體" w:eastAsia="微軟正黑體" w:hAnsi="微軟正黑體"/>
-            <w:noProof/>
-          </w:rPr>
-          <w:t xml:space="preserve"> 1</w:t>
-        </w:r>
-        <w:r>
-          <w:rPr>
-            <w:rStyle w:val="af3"/>
-            <w:rFonts w:ascii="微軟正黑體" w:eastAsia="微軟正黑體" w:hAnsi="微軟正黑體" w:hint="eastAsia"/>
-            <w:noProof/>
-          </w:rPr>
-          <w:t>研究變數定義</w:t>
-        </w:r>
-        <w:r>
-          <w:rPr>
-            <w:noProof/>
-            <w:webHidden/>
-          </w:rPr>
-          <w:tab/>
-        </w:r>
-        <w:r>
-          <w:rPr>
-            <w:noProof/>
-            <w:webHidden/>
-          </w:rPr>
-          <w:fldChar w:fldCharType="begin"/>
-        </w:r>
-        <w:r>
-          <w:rPr>
-            <w:noProof/>
-            <w:webHidden/>
-          </w:rPr>
-          <w:instrText xml:space="preserve"> PAGEREF _Toc224506081 \h </w:instrText>
-        </w:r>
-        <w:r>
-          <w:rPr>
-            <w:noProof/>
-            <w:webHidden/>
-          </w:rPr>
-        </w:r>
-        <w:r>
-          <w:rPr>
-            <w:noProof/>
-            <w:webHidden/>
-          </w:rPr>
-          <w:fldChar w:fldCharType="separate"/>
-        </w:r>
-        <w:r>
-          <w:rPr>
-            <w:noProof/>
-            <w:webHidden/>
-          </w:rPr>
-          <w:t>10</w:t>
-        </w:r>
-        <w:r>
-          <w:rPr>
-            <w:noProof/>
-            <w:webHidden/>
-          </w:rPr>
-          <w:fldChar w:fldCharType="end"/>
-        </w:r>
-      </w:hyperlink>
-    </w:p>
-    <w:p>
-      <w:pPr>
-        <w:pStyle w:val="af4"/>
-        <w:tabs>
-          <w:tab w:val="right" w:leader="dot" w:pos="9016"/>
-        </w:tabs>
-        <w:ind w:left="1440" w:hanging="480"/>
-        <w:rPr>
-          <w:noProof/>
-        </w:rPr>
-      </w:pPr>
-      <w:hyperlink w:anchor="_Toc224506082" w:history="1">
-        <w:r>
-          <w:rPr>
-            <w:rStyle w:val="af3"/>
-            <w:rFonts w:ascii="微軟正黑體" w:eastAsia="微軟正黑體" w:hAnsi="微軟正黑體" w:hint="eastAsia"/>
-            <w:noProof/>
-          </w:rPr>
-          <w:t>表</w:t>
-        </w:r>
-        <w:r>
-          <w:rPr>
-            <w:rStyle w:val="af3"/>
-            <w:rFonts w:ascii="微軟正黑體" w:eastAsia="微軟正黑體" w:hAnsi="微軟正黑體"/>
-            <w:noProof/>
-          </w:rPr>
-          <w:t xml:space="preserve"> 2</w:t>
-        </w:r>
-        <w:r>
-          <w:rPr>
-            <w:rStyle w:val="af3"/>
-            <w:rFonts w:ascii="微軟正黑體" w:eastAsia="微軟正黑體" w:hAnsi="微軟正黑體" w:hint="eastAsia"/>
-            <w:noProof/>
-          </w:rPr>
-          <w:t>企業人力組成統計表</w:t>
-        </w:r>
-        <w:r>
-          <w:rPr>
-            <w:noProof/>
-            <w:webHidden/>
-          </w:rPr>
-          <w:tab/>
-        </w:r>
-        <w:r>
-          <w:rPr>
-            <w:noProof/>
-            <w:webHidden/>
-          </w:rPr>
-          <w:fldChar w:fldCharType="begin"/>
-        </w:r>
-        <w:r>
-          <w:rPr>
-            <w:noProof/>
-            <w:webHidden/>
-          </w:rPr>
-          <w:instrText xml:space="preserve"> PAGEREF _Toc224506082 \h </w:instrText>
-        </w:r>
-        <w:r>
-          <w:rPr>
-            <w:noProof/>
-            <w:webHidden/>
-          </w:rPr>
-        </w:r>
-        <w:r>
-          <w:rPr>
-            <w:noProof/>
-            <w:webHidden/>
-          </w:rPr>
-          <w:fldChar w:fldCharType="separate"/>
-        </w:r>
-        <w:r>
-          <w:rPr>
-            <w:noProof/>
-            <w:webHidden/>
-          </w:rPr>
-          <w:t>11</w:t>
-        </w:r>
-        <w:r>
-          <w:rPr>
-            <w:noProof/>
-            <w:webHidden/>
-          </w:rPr>
-          <w:fldChar w:fldCharType="end"/>
-        </w:r>
-      </w:hyperlink>
-    </w:p>
-    <w:p>
-      <w:pPr>
-        <w:pStyle w:val="af4"/>
-        <w:tabs>
-          <w:tab w:val="right" w:leader="dot" w:pos="9016"/>
-        </w:tabs>
-        <w:ind w:left="1440" w:hanging="480"/>
-        <w:rPr>
-          <w:noProof/>
-        </w:rPr>
-      </w:pPr>
-      <w:hyperlink w:anchor="_Toc224506083" w:history="1">
-        <w:r>
-          <w:rPr>
-            <w:rStyle w:val="af3"/>
-            <w:rFonts w:ascii="微軟正黑體" w:eastAsia="微軟正黑體" w:hAnsi="微軟正黑體" w:hint="eastAsia"/>
-            <w:noProof/>
-          </w:rPr>
-          <w:t>表</w:t>
-        </w:r>
-        <w:r>
-          <w:rPr>
-            <w:rStyle w:val="af3"/>
-            <w:rFonts w:ascii="微軟正黑體" w:eastAsia="微軟正黑體" w:hAnsi="微軟正黑體"/>
-            <w:noProof/>
-          </w:rPr>
-          <w:t xml:space="preserve"> 3</w:t>
-        </w:r>
-        <w:r>
-          <w:rPr>
-            <w:rStyle w:val="af3"/>
-            <w:rFonts w:ascii="微軟正黑體" w:eastAsia="微軟正黑體" w:hAnsi="微軟正黑體" w:hint="eastAsia"/>
-            <w:noProof/>
-          </w:rPr>
-          <w:t>研究假設彙整表</w:t>
-        </w:r>
-        <w:r>
-          <w:rPr>
-            <w:noProof/>
-            <w:webHidden/>
-          </w:rPr>
-          <w:tab/>
-        </w:r>
-        <w:r>
-          <w:rPr>
-            <w:noProof/>
-            <w:webHidden/>
-          </w:rPr>
-          <w:fldChar w:fldCharType="begin"/>
-        </w:r>
-        <w:r>
-          <w:rPr>
-            <w:noProof/>
-            <w:webHidden/>
-          </w:rPr>
-          <w:instrText xml:space="preserve"> PAGEREF _Toc224506083 \h </w:instrText>
-        </w:r>
-        <w:r>
-          <w:rPr>
-            <w:noProof/>
-            <w:webHidden/>
-          </w:rPr>
-        </w:r>
-        <w:r>
-          <w:rPr>
-            <w:noProof/>
-            <w:webHidden/>
-          </w:rPr>
-          <w:fldChar w:fldCharType="separate"/>
-        </w:r>
-        <w:r>
-          <w:rPr>
-            <w:noProof/>
-            <w:webHidden/>
-          </w:rPr>
-          <w:t>11</w:t>
-        </w:r>
-        <w:r>
-          <w:rPr>
-            <w:noProof/>
-            <w:webHidden/>
-          </w:rPr>
-          <w:fldChar w:fldCharType="end"/>
-        </w:r>
-      </w:hyperlink>
-    </w:p>
-    <w:p>
-      <w:pPr>
         <w:rPr>
           <w:b/>
           <w:bCs/>
@@ -3010,7 +3048,7 @@
         </w:rPr>
       </w:pPr>
       <w:bookmarkStart w:id="2" w:name="_Toc223909293"/>
-      <w:bookmarkStart w:id="3" w:name="_Toc225130129"/>
+      <w:bookmarkStart w:id="3" w:name="_Toc225133475"/>
       <w:r>
         <w:rPr>
           <w:rFonts w:ascii="標楷體" w:eastAsia="標楷體" w:hAnsi="標楷體" w:hint="eastAsia"/>
@@ -3019,7 +3057,6 @@
           <w:sz w:val="36"/>
           <w:szCs w:val="36"/>
         </w:rPr>
-        <w:lastRenderedPageBreak/>
         <w:t>第一章</w:t>
       </w:r>
       <w:r>
@@ -3056,7 +3093,7 @@
       </w:pPr>
       <w:bookmarkStart w:id="4" w:name="_Toc223903929"/>
       <w:bookmarkStart w:id="5" w:name="_Toc223909294"/>
-      <w:bookmarkStart w:id="6" w:name="_Toc225130130"/>
+      <w:bookmarkStart w:id="6" w:name="_Toc225133476"/>
       <w:r>
         <w:rPr>
           <w:rFonts w:ascii="Times New Roman" w:eastAsia="標楷體" w:hAnsi="Times New Roman" w:cs="Times New Roman"/>
@@ -3123,7 +3160,14 @@
         <w:rPr>
           <w:rFonts w:asciiTheme="minorEastAsia" w:hAnsiTheme="minorEastAsia"/>
         </w:rPr>
-        <w:t>）作為一種資訊技術系統，利用數據與模型幫助決策者處理資訊並選擇方案，已有多年發展歷史。近年來，</w:t>
+        <w:t>）作為一種資訊技術系統，利用數據與模型幫助決策者處理資訊並選擇方案，已有多年發展歷史。</w:t>
+      </w:r>
+      <w:r>
+        <w:rPr>
+          <w:rFonts w:asciiTheme="minorEastAsia" w:hAnsiTheme="minorEastAsia"/>
+        </w:rPr>
+        <w:lastRenderedPageBreak/>
+        <w:t>近年來，</w:t>
       </w:r>
       <w:r>
         <w:rPr>
@@ -3250,7 +3294,7 @@
         </w:rPr>
       </w:pPr>
       <w:bookmarkStart w:id="9" w:name="_Toc223909295"/>
-      <w:bookmarkStart w:id="10" w:name="_Toc225130131"/>
+      <w:bookmarkStart w:id="10" w:name="_Toc225133477"/>
       <w:bookmarkEnd w:id="7"/>
       <w:r>
         <w:rPr>
@@ -3339,15 +3383,15 @@
         <w:rPr>
           <w:rFonts w:asciiTheme="minorEastAsia" w:hAnsiTheme="minorEastAsia"/>
         </w:rPr>
-        <w:t>律及風險管理上之考量；（4）建構研究方法與系統架構；（5）根據實證資料提出分析</w:t>
-      </w:r>
-      <w:r>
-        <w:rPr>
-          <w:rFonts w:asciiTheme="minorEastAsia" w:hAnsiTheme="minorEastAsia"/>
-        </w:rPr>
-        <w:lastRenderedPageBreak/>
-        <w:t>討論與建議。透過上述探討，期望為企業管理者、政策制定者與後續研究者提供理論指引與實務借鏡。</w:t>
-      </w:r>
+        <w:t>律及風險管理上之考量；（4）建構研究方法與系統架構；（5）根據實證資料提出分析討論與建議。透過上述探討，期望為企業管理者、政策制定者與後續研究者提供理論指引與實務借鏡。</w:t>
+      </w:r>
+    </w:p>
+    <w:p>
+      <w:pPr>
+        <w:rPr>
+          <w:rFonts w:hint="eastAsia"/>
+        </w:rPr>
+      </w:pPr>
     </w:p>
     <w:p>
       <w:pPr>
@@ -3360,13 +3404,14 @@
       </w:pPr>
       <w:bookmarkStart w:id="11" w:name="_Toc223903931"/>
       <w:bookmarkStart w:id="12" w:name="_Toc223909297"/>
-      <w:bookmarkStart w:id="13" w:name="_Toc225130132"/>
+      <w:bookmarkStart w:id="13" w:name="_Toc225133478"/>
       <w:r>
         <w:rPr>
           <w:rFonts w:ascii="標楷體" w:eastAsia="標楷體" w:hAnsi="標楷體"/>
           <w:sz w:val="36"/>
           <w:szCs w:val="36"/>
         </w:rPr>
+        <w:lastRenderedPageBreak/>
         <w:t>第二章 文獻探討</w:t>
       </w:r>
       <w:bookmarkEnd w:id="11"/>
@@ -3384,7 +3429,7 @@
       </w:pPr>
       <w:bookmarkStart w:id="14" w:name="_Toc223903932"/>
       <w:bookmarkStart w:id="15" w:name="_Toc223909298"/>
-      <w:bookmarkStart w:id="16" w:name="_Toc225130133"/>
+      <w:bookmarkStart w:id="16" w:name="_Toc225133479"/>
       <w:r>
         <w:rPr>
           <w:rFonts w:ascii="Times New Roman" w:eastAsia="標楷體" w:hAnsi="Times New Roman" w:cs="Times New Roman"/>
@@ -3520,7 +3565,7 @@
           <w:szCs w:val="28"/>
         </w:rPr>
       </w:pPr>
-      <w:bookmarkStart w:id="19" w:name="_Toc225130134"/>
+      <w:bookmarkStart w:id="19" w:name="_Toc225133480"/>
       <w:r>
         <w:rPr>
           <w:rFonts w:ascii="Times New Roman" w:hAnsi="Times New Roman" w:cs="Times New Roman"/>
@@ -3630,35 +3675,35 @@
         <w:t>AI-DSS</w:t>
       </w:r>
       <w:r>
-        <w:t>的設計上，精度、透明度與用戶信任是必須平</w:t>
+        <w:t>的設計上，精度、透明度與用戶信任是必須平衡的要素。</w:t>
+      </w:r>
+      <w:r>
+        <w:rPr>
+          <w:rFonts w:ascii="Times New Roman" w:hAnsi="Times New Roman" w:cs="Times New Roman"/>
+        </w:rPr>
+        <w:t>Kovari</w:t>
+      </w:r>
+      <w:r>
+        <w:t>（</w:t>
+      </w:r>
+      <w:r>
+        <w:t>2024</w:t>
+      </w:r>
+      <w:r>
+        <w:t>）強調，不同產業的</w:t>
+      </w:r>
+      <w:r>
+        <w:rPr>
+          <w:rFonts w:ascii="Times New Roman" w:hAnsi="Times New Roman" w:cs="Times New Roman"/>
+        </w:rPr>
+        <w:t>AI-DSS</w:t>
+      </w:r>
+      <w:r>
+        <w:t>需兼顧模型準確度與系統可解釋性，以增進使用者接受度。機器學習算法如決策樹、隨機森林、神經網</w:t>
       </w:r>
       <w:r>
         <w:lastRenderedPageBreak/>
-        <w:t>衡的要素。</w:t>
-      </w:r>
-      <w:r>
-        <w:rPr>
-          <w:rFonts w:ascii="Times New Roman" w:hAnsi="Times New Roman" w:cs="Times New Roman"/>
-        </w:rPr>
-        <w:t>Kovari</w:t>
-      </w:r>
-      <w:r>
-        <w:t>（</w:t>
-      </w:r>
-      <w:r>
-        <w:t>2024</w:t>
-      </w:r>
-      <w:r>
-        <w:t>）強調，不同產業的</w:t>
-      </w:r>
-      <w:r>
-        <w:rPr>
-          <w:rFonts w:ascii="Times New Roman" w:hAnsi="Times New Roman" w:cs="Times New Roman"/>
-        </w:rPr>
-        <w:t>AI-DSS</w:t>
-      </w:r>
-      <w:r>
-        <w:t>需兼顧模型準確度與系統可解釋性，以增進使用者接受度。機器學習算法如決策樹、隨機森林、神經網路等，各有優缺點。表</w:t>
+        <w:t>路等，各有優缺點。表</w:t>
       </w:r>
       <w:r>
         <w:t>1</w:t>
@@ -3748,7 +3793,7 @@
           <w:szCs w:val="24"/>
         </w:rPr>
       </w:pPr>
-      <w:bookmarkStart w:id="22" w:name="_Toc225130135"/>
+      <w:bookmarkStart w:id="22" w:name="_Toc225133481"/>
       <w:r>
         <w:rPr>
           <w:rFonts w:ascii="Times New Roman" w:hAnsi="Times New Roman" w:cs="Times New Roman"/>
@@ -3955,7 +4000,7 @@
           <w:szCs w:val="36"/>
         </w:rPr>
       </w:pPr>
-      <w:bookmarkStart w:id="23" w:name="_Toc225130136"/>
+      <w:bookmarkStart w:id="23" w:name="_Toc225133482"/>
       <w:r>
         <w:rPr>
           <w:rFonts w:ascii="標楷體" w:eastAsia="標楷體" w:hAnsi="標楷體"/>
@@ -3982,7 +4027,7 @@
       </w:pPr>
       <w:bookmarkStart w:id="24" w:name="_Toc223903935"/>
       <w:bookmarkStart w:id="25" w:name="_Toc223909301"/>
-      <w:bookmarkStart w:id="26" w:name="_Toc225130137"/>
+      <w:bookmarkStart w:id="26" w:name="_Toc225133483"/>
       <w:r>
         <w:rPr>
           <w:rFonts w:ascii="Times New Roman" w:eastAsia="微軟正黑體" w:hAnsi="Times New Roman" w:cs="Times New Roman"/>
@@ -4016,10 +4061,41 @@
         <w:t>AI</w:t>
       </w:r>
       <w:r>
-        <w:t>決策支援系統架構（圖</w:t>
-      </w:r>
-      <w:r>
+        <w:t>決策支援系統架構（</w:t>
+      </w:r>
+      <w:r>
+        <w:fldChar w:fldCharType="begin"/>
+      </w:r>
+      <w:r>
+        <w:instrText xml:space="preserve"> REF _Ref225133353 \h </w:instrText>
+      </w:r>
+      <w:r>
+        <w:fldChar w:fldCharType="separate"/>
+      </w:r>
+      <w:r>
+        <w:rPr>
+          <w:rFonts w:hint="eastAsia"/>
+          <w:sz w:val="20"/>
+          <w:szCs w:val="20"/>
+        </w:rPr>
+        <w:t>圖</w:t>
+      </w:r>
+      <w:r>
+        <w:rPr>
+          <w:rFonts w:hint="eastAsia"/>
+          <w:sz w:val="20"/>
+          <w:szCs w:val="20"/>
+        </w:rPr>
+        <w:t xml:space="preserve"> </w:t>
+      </w:r>
+      <w:r>
+        <w:rPr>
+          <w:noProof/>
+        </w:rPr>
         <w:t>1</w:t>
+      </w:r>
+      <w:r>
+        <w:fldChar w:fldCharType="end"/>
       </w:r>
       <w:r>
         <w:t>），適用於製造與金融兩大場域。系統分為三層：資料層、處理層與應用層。資料層負責蒐集企業內外部資料，包括製造業的設備感測器數據和生產記錄、金融業的市場歷史數據與經濟指標（</w:t>
@@ -4032,10 +4108,37 @@
         <w:t>假設</w:t>
       </w:r>
       <w:r>
-        <w:t>採用公開資料集，見表</w:t>
-      </w:r>
-      <w:r>
+        <w:t>採用公開資料集，見</w:t>
+      </w:r>
+      <w:r>
+        <w:fldChar w:fldCharType="begin"/>
+      </w:r>
+      <w:r>
+        <w:instrText xml:space="preserve"> REF _Ref225133371 \h </w:instrText>
+      </w:r>
+      <w:r>
+        <w:fldChar w:fldCharType="separate"/>
+      </w:r>
+      <w:r>
+        <w:rPr>
+          <w:rFonts w:hint="eastAsia"/>
+        </w:rPr>
+        <w:t>表</w:t>
+      </w:r>
+      <w:r>
+        <w:rPr>
+          <w:rFonts w:hint="eastAsia"/>
+        </w:rPr>
+        <w:t xml:space="preserve"> </w:t>
+      </w:r>
+      <w:r>
+        <w:rPr>
+          <w:noProof/>
+        </w:rPr>
         <w:t>3</w:t>
+      </w:r>
+      <w:r>
+        <w:fldChar w:fldCharType="end"/>
       </w:r>
       <w:r>
         <w:t>）。處理層進行資料前處理（如資料清洗、特徵工程）後，將資料輸入機器學習模型與規則引擎，生成決策建議。應用層則將結果以</w:t>
@@ -4050,6 +4153,9 @@
       </w:r>
     </w:p>
     <w:p>
+      <w:pPr>
+        <w:keepNext/>
+      </w:pPr>
       <w:r>
         <w:rPr>
           <w:rFonts w:hint="eastAsia"/>
@@ -4100,9 +4206,85 @@
     </w:p>
     <w:p>
       <w:pPr>
+        <w:pStyle w:val="af5"/>
+      </w:pPr>
+      <w:bookmarkStart w:id="27" w:name="_Ref225133353"/>
+      <w:bookmarkStart w:id="28" w:name="_Toc225133531"/>
+      <w:r>
         <w:rPr>
           <w:rFonts w:hint="eastAsia"/>
         </w:rPr>
+        <w:t>圖</w:t>
+      </w:r>
+      <w:r>
+        <w:rPr>
+          <w:rFonts w:hint="eastAsia"/>
+        </w:rPr>
+        <w:t xml:space="preserve"> </w:t>
+      </w:r>
+      <w:r>
+        <w:fldChar w:fldCharType="begin"/>
+      </w:r>
+      <w:r>
+        <w:instrText xml:space="preserve"> </w:instrText>
+      </w:r>
+      <w:r>
+        <w:rPr>
+          <w:rFonts w:hint="eastAsia"/>
+        </w:rPr>
+        <w:instrText xml:space="preserve">SEQ </w:instrText>
+      </w:r>
+      <w:r>
+        <w:rPr>
+          <w:rFonts w:hint="eastAsia"/>
+        </w:rPr>
+        <w:instrText>圖</w:instrText>
+      </w:r>
+      <w:r>
+        <w:rPr>
+          <w:rFonts w:hint="eastAsia"/>
+        </w:rPr>
+        <w:instrText xml:space="preserve"> \* ARABIC</w:instrText>
+      </w:r>
+      <w:r>
+        <w:instrText xml:space="preserve"> </w:instrText>
+      </w:r>
+      <w:r>
+        <w:fldChar w:fldCharType="separate"/>
+      </w:r>
+      <w:r>
+        <w:rPr>
+          <w:noProof/>
+        </w:rPr>
+        <w:t>1</w:t>
+      </w:r>
+      <w:r>
+        <w:fldChar w:fldCharType="end"/>
+      </w:r>
+      <w:bookmarkEnd w:id="27"/>
+      <w:r>
+        <w:rPr>
+          <w:rFonts w:hint="eastAsia"/>
+        </w:rPr>
+        <w:t xml:space="preserve"> </w:t>
+      </w:r>
+      <w:r>
+        <w:rPr>
+          <w:rFonts w:hint="eastAsia"/>
+        </w:rPr>
+        <w:t>AI</w:t>
+      </w:r>
+      <w:r>
+        <w:rPr>
+          <w:rFonts w:hint="eastAsia"/>
+        </w:rPr>
+        <w:t>驅動決策支援系統架構示意圖</w:t>
+      </w:r>
+      <w:bookmarkEnd w:id="28"/>
+    </w:p>
+    <w:p>
+      <w:pPr>
+        <w:keepNext/>
       </w:pPr>
       <w:proofErr w:type="gramStart"/>
       <w:r>
@@ -4144,11 +4326,11 @@
         <w:t>DSS</w:t>
       </w:r>
       <w:r>
-        <w:t>中並收集使用者回饋以評估系統效能。本研究僅聚焦技術架構與</w:t>
+        <w:t>中並收集使用者回饋以評估系統效能。本研究僅聚焦技</w:t>
       </w:r>
       <w:r>
         <w:lastRenderedPageBreak/>
-        <w:t>模型驗證，不涉及實際部署與使用者實驗，因此透過假設案例進行分析。</w:t>
+        <w:t>術架構與模型驗證，不涉及實際部署與使用者實驗，因此透過假設案例進行分析。</w:t>
       </w:r>
       <w:r>
         <w:rPr>
@@ -4200,6 +4382,73 @@
     </w:p>
     <w:p>
       <w:pPr>
+        <w:pStyle w:val="af5"/>
+        <w:rPr>
+          <w:rFonts w:hint="eastAsia"/>
+        </w:rPr>
+      </w:pPr>
+      <w:bookmarkStart w:id="29" w:name="_Toc225133532"/>
+      <w:r>
+        <w:rPr>
+          <w:rFonts w:hint="eastAsia"/>
+        </w:rPr>
+        <w:t>圖</w:t>
+      </w:r>
+      <w:r>
+        <w:rPr>
+          <w:rFonts w:hint="eastAsia"/>
+        </w:rPr>
+        <w:t xml:space="preserve"> </w:t>
+      </w:r>
+      <w:r>
+        <w:fldChar w:fldCharType="begin"/>
+      </w:r>
+      <w:r>
+        <w:instrText xml:space="preserve"> </w:instrText>
+      </w:r>
+      <w:r>
+        <w:rPr>
+          <w:rFonts w:hint="eastAsia"/>
+        </w:rPr>
+        <w:instrText xml:space="preserve">SEQ </w:instrText>
+      </w:r>
+      <w:r>
+        <w:rPr>
+          <w:rFonts w:hint="eastAsia"/>
+        </w:rPr>
+        <w:instrText>圖</w:instrText>
+      </w:r>
+      <w:r>
+        <w:rPr>
+          <w:rFonts w:hint="eastAsia"/>
+        </w:rPr>
+        <w:instrText xml:space="preserve"> \* ARABIC</w:instrText>
+      </w:r>
+      <w:r>
+        <w:instrText xml:space="preserve"> </w:instrText>
+      </w:r>
+      <w:r>
+        <w:fldChar w:fldCharType="separate"/>
+      </w:r>
+      <w:r>
+        <w:rPr>
+          <w:noProof/>
+        </w:rPr>
+        <w:t>2</w:t>
+      </w:r>
+      <w:r>
+        <w:fldChar w:fldCharType="end"/>
+      </w:r>
+      <w:r>
+        <w:rPr>
+          <w:rFonts w:hint="eastAsia"/>
+        </w:rPr>
+        <w:t>研究方法流程示意圖</w:t>
+      </w:r>
+      <w:bookmarkEnd w:id="29"/>
+    </w:p>
+    <w:p>
+      <w:pPr>
         <w:pStyle w:val="3"/>
         <w:rPr>
           <w:rFonts w:ascii="標楷體" w:eastAsia="標楷體" w:hAnsi="標楷體" w:hint="eastAsia"/>
@@ -4207,7 +4456,7 @@
           <w:szCs w:val="28"/>
         </w:rPr>
       </w:pPr>
-      <w:bookmarkStart w:id="27" w:name="_Toc225130138"/>
+      <w:bookmarkStart w:id="30" w:name="_Toc225133484"/>
       <w:r>
         <w:rPr>
           <w:rFonts w:ascii="Times New Roman" w:eastAsia="微軟正黑體" w:hAnsi="Times New Roman" w:cs="Times New Roman"/>
@@ -4232,9 +4481,14 @@
         </w:rPr>
         <w:t>資料來源</w:t>
       </w:r>
-      <w:bookmarkEnd w:id="27"/>
+      <w:bookmarkEnd w:id="30"/>
     </w:p>
     <w:p>
+      <w:pPr>
+        <w:rPr>
+          <w:rFonts w:hint="eastAsia"/>
+        </w:rPr>
+      </w:pPr>
       <w:r>
         <w:t>本研究</w:t>
       </w:r>
@@ -4246,10 +4500,37 @@
         <w:t>假設</w:t>
       </w:r>
       <w:r>
-        <w:t>採用公開資料集與政府統計資料為來源（見表</w:t>
-      </w:r>
-      <w:r>
-        <w:t>3</w:t>
+        <w:t>採用公開資料集與政府統計資料為來源（見</w:t>
+      </w:r>
+      <w:r>
+        <w:fldChar w:fldCharType="begin"/>
+      </w:r>
+      <w:r>
+        <w:instrText xml:space="preserve"> REF _Ref225133408 \h </w:instrText>
+      </w:r>
+      <w:r>
+        <w:fldChar w:fldCharType="separate"/>
+      </w:r>
+      <w:r>
+        <w:rPr>
+          <w:rFonts w:hint="eastAsia"/>
+        </w:rPr>
+        <w:t>表</w:t>
+      </w:r>
+      <w:r>
+        <w:rPr>
+          <w:rFonts w:hint="eastAsia"/>
+        </w:rPr>
+        <w:t xml:space="preserve"> </w:t>
+      </w:r>
+      <w:r>
+        <w:rPr>
+          <w:noProof/>
+        </w:rPr>
+        <w:t>1</w:t>
+      </w:r>
+      <w:r>
+        <w:fldChar w:fldCharType="end"/>
       </w:r>
       <w:r>
         <w:t>）。在製造業方面，</w:t>
@@ -4376,13 +4657,74 @@
         <w:t>管道並已被去識別化。</w:t>
       </w:r>
     </w:p>
-    <w:p/>
     <w:p>
       <w:pPr>
+        <w:pStyle w:val="af5"/>
+        <w:keepNext/>
+        <w:jc w:val="center"/>
+      </w:pPr>
+      <w:bookmarkStart w:id="31" w:name="_Ref225133408"/>
+      <w:bookmarkStart w:id="32" w:name="_Toc225133537"/>
+      <w:r>
         <w:rPr>
           <w:rFonts w:hint="eastAsia"/>
         </w:rPr>
-      </w:pPr>
+        <w:lastRenderedPageBreak/>
+        <w:t>表</w:t>
+      </w:r>
+      <w:r>
+        <w:rPr>
+          <w:rFonts w:hint="eastAsia"/>
+        </w:rPr>
+        <w:t xml:space="preserve"> </w:t>
+      </w:r>
+      <w:r>
+        <w:fldChar w:fldCharType="begin"/>
+      </w:r>
+      <w:r>
+        <w:instrText xml:space="preserve"> </w:instrText>
+      </w:r>
+      <w:r>
+        <w:rPr>
+          <w:rFonts w:hint="eastAsia"/>
+        </w:rPr>
+        <w:instrText xml:space="preserve">SEQ </w:instrText>
+      </w:r>
+      <w:r>
+        <w:rPr>
+          <w:rFonts w:hint="eastAsia"/>
+        </w:rPr>
+        <w:instrText>表</w:instrText>
+      </w:r>
+      <w:r>
+        <w:rPr>
+          <w:rFonts w:hint="eastAsia"/>
+        </w:rPr>
+        <w:instrText xml:space="preserve"> \* ARABIC</w:instrText>
+      </w:r>
+      <w:r>
+        <w:instrText xml:space="preserve"> </w:instrText>
+      </w:r>
+      <w:r>
+        <w:fldChar w:fldCharType="separate"/>
+      </w:r>
+      <w:r>
+        <w:rPr>
+          <w:noProof/>
+        </w:rPr>
+        <w:t>1</w:t>
+      </w:r>
+      <w:r>
+        <w:fldChar w:fldCharType="end"/>
+      </w:r>
+      <w:bookmarkEnd w:id="31"/>
+      <w:r>
+        <w:rPr>
+          <w:rFonts w:hint="eastAsia"/>
+        </w:rPr>
+        <w:t>資料來源與前處理方法比較</w:t>
+      </w:r>
+      <w:bookmarkEnd w:id="32"/>
     </w:p>
     <w:tbl>
       <w:tblPr>
@@ -4391,12 +4733,12 @@
         <w:tblLook w:val="04A0" w:firstRow="1" w:lastRow="0" w:firstColumn="1" w:lastColumn="0" w:noHBand="0" w:noVBand="1"/>
       </w:tblPr>
       <w:tblGrid>
-        <w:gridCol w:w="1502"/>
-        <w:gridCol w:w="1502"/>
-        <w:gridCol w:w="1503"/>
-        <w:gridCol w:w="1503"/>
-        <w:gridCol w:w="1503"/>
-        <w:gridCol w:w="1503"/>
+        <w:gridCol w:w="1447"/>
+        <w:gridCol w:w="1446"/>
+        <w:gridCol w:w="1475"/>
+        <w:gridCol w:w="1476"/>
+        <w:gridCol w:w="1473"/>
+        <w:gridCol w:w="1460"/>
       </w:tblGrid>
       <w:tr>
         <w:tc>
@@ -4413,7 +4755,6 @@
               <w:rPr>
                 <w:rFonts w:hint="eastAsia"/>
               </w:rPr>
-              <w:lastRenderedPageBreak/>
               <w:t>範例領域</w:t>
             </w:r>
           </w:p>
@@ -5078,10 +5419,37 @@
         <w:t>DSS</w:t>
       </w:r>
       <w:r>
-        <w:t>中的表現（參考文獻）。表</w:t>
-      </w:r>
-      <w:r>
-        <w:t>1</w:t>
+        <w:t>中的表現（參考文獻）。</w:t>
+      </w:r>
+      <w:r>
+        <w:fldChar w:fldCharType="begin"/>
+      </w:r>
+      <w:r>
+        <w:instrText xml:space="preserve"> REF _Ref225133421 \h </w:instrText>
+      </w:r>
+      <w:r>
+        <w:fldChar w:fldCharType="separate"/>
+      </w:r>
+      <w:r>
+        <w:rPr>
+          <w:rFonts w:hint="eastAsia"/>
+        </w:rPr>
+        <w:t>表</w:t>
+      </w:r>
+      <w:r>
+        <w:rPr>
+          <w:rFonts w:hint="eastAsia"/>
+        </w:rPr>
+        <w:t xml:space="preserve"> </w:t>
+      </w:r>
+      <w:r>
+        <w:rPr>
+          <w:noProof/>
+        </w:rPr>
+        <w:t>2</w:t>
+      </w:r>
+      <w:r>
+        <w:fldChar w:fldCharType="end"/>
       </w:r>
       <w:r>
         <w:t>比較了常用的</w:t>
@@ -5093,41 +5461,91 @@
         <w:t>AI</w:t>
       </w:r>
       <w:r>
-        <w:t>演算法；表</w:t>
-      </w:r>
-      <w:r>
+        <w:t>演算法</w:t>
+      </w:r>
+      <w:r>
+        <w:t>。</w:t>
+      </w:r>
+    </w:p>
+    <w:p>
+      <w:pPr>
+        <w:pStyle w:val="af5"/>
+        <w:keepNext/>
+        <w:jc w:val="center"/>
+      </w:pPr>
+      <w:bookmarkStart w:id="33" w:name="_Ref225133421"/>
+      <w:bookmarkStart w:id="34" w:name="_Toc225133538"/>
+      <w:r>
+        <w:rPr>
+          <w:rFonts w:hint="eastAsia"/>
+        </w:rPr>
+        <w:t>表</w:t>
+      </w:r>
+      <w:r>
+        <w:rPr>
+          <w:rFonts w:hint="eastAsia"/>
+        </w:rPr>
+        <w:t xml:space="preserve"> </w:t>
+      </w:r>
+      <w:r>
+        <w:fldChar w:fldCharType="begin"/>
+      </w:r>
+      <w:r>
+        <w:instrText xml:space="preserve"> </w:instrText>
+      </w:r>
+      <w:r>
+        <w:rPr>
+          <w:rFonts w:hint="eastAsia"/>
+        </w:rPr>
+        <w:instrText xml:space="preserve">SEQ </w:instrText>
+      </w:r>
+      <w:r>
+        <w:rPr>
+          <w:rFonts w:hint="eastAsia"/>
+        </w:rPr>
+        <w:instrText>表</w:instrText>
+      </w:r>
+      <w:r>
+        <w:rPr>
+          <w:rFonts w:hint="eastAsia"/>
+        </w:rPr>
+        <w:instrText xml:space="preserve"> \* ARABIC</w:instrText>
+      </w:r>
+      <w:r>
+        <w:instrText xml:space="preserve"> </w:instrText>
+      </w:r>
+      <w:r>
+        <w:fldChar w:fldCharType="separate"/>
+      </w:r>
+      <w:r>
+        <w:rPr>
+          <w:noProof/>
+        </w:rPr>
         <w:t>2</w:t>
       </w:r>
       <w:r>
-        <w:t>則對比了傳統</w:t>
-      </w:r>
-      <w:r>
-        <w:rPr>
-          <w:rFonts w:ascii="Times New Roman" w:hAnsi="Times New Roman" w:cs="Times New Roman"/>
-        </w:rPr>
-        <w:t>DSS</w:t>
-      </w:r>
-      <w:r>
-        <w:t>與</w:t>
-      </w:r>
-      <w:r>
-        <w:rPr>
-          <w:rFonts w:ascii="Times New Roman" w:hAnsi="Times New Roman" w:cs="Times New Roman"/>
-        </w:rPr>
-        <w:t>AI-DSS</w:t>
-      </w:r>
-      <w:r>
-        <w:t>在資料處理方式、決策準確度等方面的差異，強調</w:t>
-      </w:r>
-      <w:r>
-        <w:rPr>
-          <w:rFonts w:ascii="Times New Roman" w:hAnsi="Times New Roman" w:cs="Times New Roman"/>
-        </w:rPr>
-        <w:t>AI-DSS</w:t>
-      </w:r>
-      <w:r>
-        <w:t>在數據處理能力與自適應學習上的優勢。</w:t>
-      </w:r>
+        <w:fldChar w:fldCharType="end"/>
+      </w:r>
+      <w:bookmarkEnd w:id="33"/>
+      <w:r>
+        <w:rPr>
+          <w:rFonts w:hint="eastAsia"/>
+        </w:rPr>
+        <w:t>常見</w:t>
+      </w:r>
+      <w:r>
+        <w:rPr>
+          <w:rFonts w:hint="eastAsia"/>
+        </w:rPr>
+        <w:t>AI</w:t>
+      </w:r>
+      <w:r>
+        <w:rPr>
+          <w:rFonts w:hint="eastAsia"/>
+        </w:rPr>
+        <w:t>演算法於決策支援系統中的優缺點比較</w:t>
+      </w:r>
+      <w:bookmarkEnd w:id="34"/>
     </w:p>
     <w:tbl>
       <w:tblPr>
@@ -5136,12 +5554,10 @@
         <w:tblLook w:val="04A0" w:firstRow="1" w:lastRow="0" w:firstColumn="1" w:lastColumn="0" w:noHBand="0" w:noVBand="1"/>
       </w:tblPr>
       <w:tblGrid>
-        <w:gridCol w:w="2254"/>
-        <w:gridCol w:w="751"/>
-        <w:gridCol w:w="1503"/>
-        <w:gridCol w:w="1502"/>
-        <w:gridCol w:w="752"/>
-        <w:gridCol w:w="2254"/>
+        <w:gridCol w:w="2192"/>
+        <w:gridCol w:w="2189"/>
+        <w:gridCol w:w="2198"/>
+        <w:gridCol w:w="2198"/>
       </w:tblGrid>
       <w:tr>
         <w:tc>
@@ -5165,7 +5581,6 @@
         <w:tc>
           <w:tcPr>
             <w:tcW w:w="2254" w:type="dxa"/>
-            <w:gridSpan w:val="2"/>
           </w:tcPr>
           <w:p>
             <w:pPr>
@@ -5178,25 +5593,6 @@
                 <w:rFonts w:hint="eastAsia"/>
               </w:rPr>
               <w:t>類別</w:t>
-            </w:r>
-          </w:p>
-        </w:tc>
-        <w:tc>
-          <w:tcPr>
-            <w:tcW w:w="2254" w:type="dxa"/>
-            <w:gridSpan w:val="2"/>
-          </w:tcPr>
-          <w:p>
-            <w:pPr>
-              <w:rPr>
-                <w:rFonts w:hint="eastAsia"/>
-              </w:rPr>
-            </w:pPr>
-            <w:r>
-              <w:rPr>
-                <w:rFonts w:hint="eastAsia"/>
-              </w:rPr>
-              <w:t>優點</w:t>
             </w:r>
           </w:p>
         </w:tc>
@@ -5214,7 +5610,25 @@
               <w:rPr>
                 <w:rFonts w:hint="eastAsia"/>
               </w:rPr>
-              <w:t>缺點</w:t>
+              <w:t>主要優點</w:t>
+            </w:r>
+          </w:p>
+        </w:tc>
+        <w:tc>
+          <w:tcPr>
+            <w:tcW w:w="2254" w:type="dxa"/>
+          </w:tcPr>
+          <w:p>
+            <w:pPr>
+              <w:rPr>
+                <w:rFonts w:hint="eastAsia"/>
+              </w:rPr>
+            </w:pPr>
+            <w:r>
+              <w:rPr>
+                <w:rFonts w:hint="eastAsia"/>
+              </w:rPr>
+              <w:t>主要缺點</w:t>
             </w:r>
           </w:p>
         </w:tc>
@@ -5241,7 +5655,6 @@
         <w:tc>
           <w:tcPr>
             <w:tcW w:w="2254" w:type="dxa"/>
-            <w:gridSpan w:val="2"/>
           </w:tcPr>
           <w:p>
             <w:pPr>
@@ -5253,26 +5666,7 @@
               <w:rPr>
                 <w:rFonts w:hint="eastAsia"/>
               </w:rPr>
-              <w:t>監督學習</w:t>
-            </w:r>
-          </w:p>
-        </w:tc>
-        <w:tc>
-          <w:tcPr>
-            <w:tcW w:w="2254" w:type="dxa"/>
-            <w:gridSpan w:val="2"/>
-          </w:tcPr>
-          <w:p>
-            <w:pPr>
-              <w:rPr>
-                <w:rFonts w:hint="eastAsia"/>
-              </w:rPr>
-            </w:pPr>
-            <w:r>
-              <w:rPr>
-                <w:rFonts w:hint="eastAsia"/>
-              </w:rPr>
-              <w:t>易於解釋、運算效率高</w:t>
+              <w:t>監督式分類</w:t>
             </w:r>
           </w:p>
         </w:tc>
@@ -5286,6 +5680,24 @@
                 <w:rFonts w:hint="eastAsia"/>
               </w:rPr>
             </w:pPr>
+            <w:r>
+              <w:rPr>
+                <w:rFonts w:hint="eastAsia"/>
+              </w:rPr>
+              <w:t>易解釋，運算速度快</w:t>
+            </w:r>
+          </w:p>
+        </w:tc>
+        <w:tc>
+          <w:tcPr>
+            <w:tcW w:w="2254" w:type="dxa"/>
+          </w:tcPr>
+          <w:p>
+            <w:pPr>
+              <w:rPr>
+                <w:rFonts w:hint="eastAsia"/>
+              </w:rPr>
+            </w:pPr>
             <w:proofErr w:type="gramStart"/>
             <w:r>
               <w:rPr>
@@ -5298,7 +5710,7 @@
               <w:rPr>
                 <w:rFonts w:hint="eastAsia"/>
               </w:rPr>
-              <w:t>合、對異常值敏感</w:t>
+              <w:t>合，對數據分布敏感</w:t>
             </w:r>
           </w:p>
         </w:tc>
@@ -5325,7 +5737,6 @@
         <w:tc>
           <w:tcPr>
             <w:tcW w:w="2254" w:type="dxa"/>
-            <w:gridSpan w:val="2"/>
           </w:tcPr>
           <w:p>
             <w:pPr>
@@ -5337,34 +5748,7 @@
               <w:rPr>
                 <w:rFonts w:hint="eastAsia"/>
               </w:rPr>
-              <w:t>監督學習</w:t>
-            </w:r>
-          </w:p>
-        </w:tc>
-        <w:tc>
-          <w:tcPr>
-            <w:tcW w:w="2254" w:type="dxa"/>
-            <w:gridSpan w:val="2"/>
-          </w:tcPr>
-          <w:p>
-            <w:pPr>
-              <w:rPr>
-                <w:rFonts w:hint="eastAsia"/>
-              </w:rPr>
-            </w:pPr>
-            <w:proofErr w:type="gramStart"/>
-            <w:r>
-              <w:rPr>
-                <w:rFonts w:hint="eastAsia"/>
-              </w:rPr>
-              <w:t>抗過擬</w:t>
-            </w:r>
-            <w:proofErr w:type="gramEnd"/>
-            <w:r>
-              <w:rPr>
-                <w:rFonts w:hint="eastAsia"/>
-              </w:rPr>
-              <w:t>合能力強、精度高</w:t>
+              <w:t>監督式分類</w:t>
             </w:r>
           </w:p>
         </w:tc>
@@ -5378,11 +5762,37 @@
                 <w:rFonts w:hint="eastAsia"/>
               </w:rPr>
             </w:pPr>
-            <w:r>
-              <w:rPr>
-                <w:rFonts w:hint="eastAsia"/>
-              </w:rPr>
-              <w:t>模型複雜度高、可解釋性較差</w:t>
+            <w:proofErr w:type="gramStart"/>
+            <w:r>
+              <w:rPr>
+                <w:rFonts w:hint="eastAsia"/>
+              </w:rPr>
+              <w:t>抗過擬</w:t>
+            </w:r>
+            <w:proofErr w:type="gramEnd"/>
+            <w:r>
+              <w:rPr>
+                <w:rFonts w:hint="eastAsia"/>
+              </w:rPr>
+              <w:t>合能力強，精度較高</w:t>
+            </w:r>
+          </w:p>
+        </w:tc>
+        <w:tc>
+          <w:tcPr>
+            <w:tcW w:w="2254" w:type="dxa"/>
+          </w:tcPr>
+          <w:p>
+            <w:pPr>
+              <w:rPr>
+                <w:rFonts w:hint="eastAsia"/>
+              </w:rPr>
+            </w:pPr>
+            <w:r>
+              <w:rPr>
+                <w:rFonts w:hint="eastAsia"/>
+              </w:rPr>
+              <w:t>較難解釋，模型較大</w:t>
             </w:r>
           </w:p>
         </w:tc>
@@ -5402,13 +5812,14 @@
               <w:rPr>
                 <w:rFonts w:hint="eastAsia"/>
               </w:rPr>
+              <w:lastRenderedPageBreak/>
               <w:t>神經網路</w:t>
             </w:r>
             <w:r>
               <w:rPr>
                 <w:rFonts w:hint="eastAsia"/>
               </w:rPr>
-              <w:t xml:space="preserve"> (</w:t>
+              <w:t>(</w:t>
             </w:r>
             <w:r>
               <w:rPr>
@@ -5421,56 +5832,6 @@
                 <w:rFonts w:hint="eastAsia"/>
               </w:rPr>
               <w:t>)</w:t>
-            </w:r>
-          </w:p>
-        </w:tc>
-        <w:tc>
-          <w:tcPr>
-            <w:tcW w:w="2254" w:type="dxa"/>
-            <w:gridSpan w:val="2"/>
-          </w:tcPr>
-          <w:p>
-            <w:pPr>
-              <w:rPr>
-                <w:rFonts w:hint="eastAsia"/>
-              </w:rPr>
-            </w:pPr>
-            <w:r>
-              <w:rPr>
-                <w:rFonts w:hint="eastAsia"/>
-              </w:rPr>
-              <w:t>監督</w:t>
-            </w:r>
-            <w:r>
-              <w:rPr>
-                <w:rFonts w:hint="eastAsia"/>
-              </w:rPr>
-              <w:t>/</w:t>
-            </w:r>
-            <w:r>
-              <w:rPr>
-                <w:rFonts w:hint="eastAsia"/>
-              </w:rPr>
-              <w:t>非監督學習</w:t>
-            </w:r>
-          </w:p>
-        </w:tc>
-        <w:tc>
-          <w:tcPr>
-            <w:tcW w:w="2254" w:type="dxa"/>
-            <w:gridSpan w:val="2"/>
-          </w:tcPr>
-          <w:p>
-            <w:pPr>
-              <w:rPr>
-                <w:rFonts w:hint="eastAsia"/>
-              </w:rPr>
-            </w:pPr>
-            <w:r>
-              <w:rPr>
-                <w:rFonts w:hint="eastAsia"/>
-              </w:rPr>
-              <w:t>處理高維度非線性數據能力優秀</w:t>
             </w:r>
           </w:p>
         </w:tc>
@@ -5488,7 +5849,233 @@
               <w:rPr>
                 <w:rFonts w:hint="eastAsia"/>
               </w:rPr>
-              <w:t>訓練需大量資料、難以解釋</w:t>
+              <w:t>監督式</w:t>
+            </w:r>
+            <w:r>
+              <w:rPr>
+                <w:rFonts w:hint="eastAsia"/>
+              </w:rPr>
+              <w:t>/</w:t>
+            </w:r>
+            <w:r>
+              <w:rPr>
+                <w:rFonts w:hint="eastAsia"/>
+              </w:rPr>
+              <w:t>非監督式</w:t>
+            </w:r>
+          </w:p>
+        </w:tc>
+        <w:tc>
+          <w:tcPr>
+            <w:tcW w:w="2254" w:type="dxa"/>
+          </w:tcPr>
+          <w:p>
+            <w:pPr>
+              <w:rPr>
+                <w:rFonts w:hint="eastAsia"/>
+              </w:rPr>
+            </w:pPr>
+            <w:r>
+              <w:rPr>
+                <w:rFonts w:hint="eastAsia"/>
+              </w:rPr>
+              <w:t>適用大量非線性數據，表現優異</w:t>
+            </w:r>
+          </w:p>
+        </w:tc>
+        <w:tc>
+          <w:tcPr>
+            <w:tcW w:w="2254" w:type="dxa"/>
+          </w:tcPr>
+          <w:p>
+            <w:pPr>
+              <w:rPr>
+                <w:rFonts w:hint="eastAsia"/>
+              </w:rPr>
+            </w:pPr>
+            <w:r>
+              <w:rPr>
+                <w:rFonts w:hint="eastAsia"/>
+              </w:rPr>
+              <w:t>訓練時間長，需大量資料，黑盒性質</w:t>
+            </w:r>
+          </w:p>
+        </w:tc>
+      </w:tr>
+    </w:tbl>
+    <w:p>
+      <w:pPr>
+        <w:rPr>
+          <w:rFonts w:hint="eastAsia"/>
+        </w:rPr>
+      </w:pPr>
+      <w:r>
+        <w:fldChar w:fldCharType="begin"/>
+      </w:r>
+      <w:r>
+        <w:instrText xml:space="preserve"> REF _Ref225133371 \h </w:instrText>
+      </w:r>
+      <w:r>
+        <w:fldChar w:fldCharType="separate"/>
+      </w:r>
+      <w:r>
+        <w:rPr>
+          <w:rFonts w:hint="eastAsia"/>
+        </w:rPr>
+        <w:t>表</w:t>
+      </w:r>
+      <w:r>
+        <w:rPr>
+          <w:rFonts w:hint="eastAsia"/>
+        </w:rPr>
+        <w:t xml:space="preserve"> </w:t>
+      </w:r>
+      <w:r>
+        <w:rPr>
+          <w:noProof/>
+        </w:rPr>
+        <w:t>3</w:t>
+      </w:r>
+      <w:r>
+        <w:fldChar w:fldCharType="end"/>
+      </w:r>
+      <w:r>
+        <w:t>則對比了傳統</w:t>
+      </w:r>
+      <w:r>
+        <w:rPr>
+          <w:rFonts w:ascii="Times New Roman" w:hAnsi="Times New Roman" w:cs="Times New Roman"/>
+        </w:rPr>
+        <w:t>DSS</w:t>
+      </w:r>
+      <w:r>
+        <w:t>與</w:t>
+      </w:r>
+      <w:r>
+        <w:rPr>
+          <w:rFonts w:ascii="Times New Roman" w:hAnsi="Times New Roman" w:cs="Times New Roman"/>
+        </w:rPr>
+        <w:t>AI-DSS</w:t>
+      </w:r>
+      <w:r>
+        <w:t>在資料處理方式、決策準確度等方面的差異，強調</w:t>
+      </w:r>
+      <w:r>
+        <w:rPr>
+          <w:rFonts w:ascii="Times New Roman" w:hAnsi="Times New Roman" w:cs="Times New Roman"/>
+        </w:rPr>
+        <w:t>AI-DSS</w:t>
+      </w:r>
+      <w:r>
+        <w:t>在數據處理能力與自適應學習上的優勢。</w:t>
+      </w:r>
+    </w:p>
+    <w:tbl>
+      <w:tblPr>
+        <w:tblStyle w:val="af6"/>
+        <w:tblpPr w:leftFromText="180" w:rightFromText="180" w:vertAnchor="page" w:horzAnchor="margin" w:tblpY="4651"/>
+        <w:tblW w:w="0" w:type="auto"/>
+        <w:tblLook w:val="04A0" w:firstRow="1" w:lastRow="0" w:firstColumn="1" w:lastColumn="0" w:noHBand="0" w:noVBand="1"/>
+      </w:tblPr>
+      <w:tblGrid>
+        <w:gridCol w:w="2902"/>
+        <w:gridCol w:w="2936"/>
+        <w:gridCol w:w="2939"/>
+      </w:tblGrid>
+      <w:tr>
+        <w:tc>
+          <w:tcPr>
+            <w:tcW w:w="3005" w:type="dxa"/>
+          </w:tcPr>
+          <w:p>
+            <w:pPr>
+              <w:rPr>
+                <w:rFonts w:hint="eastAsia"/>
+              </w:rPr>
+            </w:pPr>
+            <w:r>
+              <w:rPr>
+                <w:rFonts w:hint="eastAsia"/>
+              </w:rPr>
+              <w:t>比較項目</w:t>
+            </w:r>
+          </w:p>
+        </w:tc>
+        <w:tc>
+          <w:tcPr>
+            <w:tcW w:w="3005" w:type="dxa"/>
+          </w:tcPr>
+          <w:p>
+            <w:pPr>
+              <w:rPr>
+                <w:rFonts w:hint="eastAsia"/>
+              </w:rPr>
+            </w:pPr>
+            <w:r>
+              <w:rPr>
+                <w:rFonts w:hint="eastAsia"/>
+              </w:rPr>
+              <w:t>傳統</w:t>
+            </w:r>
+            <w:r>
+              <w:rPr>
+                <w:rFonts w:hint="eastAsia"/>
+              </w:rPr>
+              <w:t xml:space="preserve"> DSS</w:t>
+            </w:r>
+            <w:r>
+              <w:rPr>
+                <w:rFonts w:hint="eastAsia"/>
+              </w:rPr>
+              <w:t>（</w:t>
+            </w:r>
+            <w:r>
+              <w:rPr>
+                <w:rFonts w:hint="eastAsia"/>
+              </w:rPr>
+              <w:t>Decision Support System</w:t>
+            </w:r>
+            <w:r>
+              <w:rPr>
+                <w:rFonts w:hint="eastAsia"/>
+              </w:rPr>
+              <w:t>）</w:t>
+            </w:r>
+          </w:p>
+        </w:tc>
+        <w:tc>
+          <w:tcPr>
+            <w:tcW w:w="3006" w:type="dxa"/>
+          </w:tcPr>
+          <w:p>
+            <w:pPr>
+              <w:rPr>
+                <w:rFonts w:hint="eastAsia"/>
+              </w:rPr>
+            </w:pPr>
+            <w:r>
+              <w:rPr>
+                <w:rFonts w:hint="eastAsia"/>
+              </w:rPr>
+              <w:t>AI-DSS</w:t>
+            </w:r>
+            <w:r>
+              <w:rPr>
+                <w:rFonts w:hint="eastAsia"/>
+              </w:rPr>
+              <w:t>（</w:t>
+            </w:r>
+            <w:r>
+              <w:rPr>
+                <w:rFonts w:hint="eastAsia"/>
+              </w:rPr>
+              <w:t>Artificial Intelligence Decision Support System</w:t>
+            </w:r>
+            <w:r>
+              <w:rPr>
+                <w:rFonts w:hint="eastAsia"/>
+              </w:rPr>
+              <w:t>）</w:t>
             </w:r>
           </w:p>
         </w:tc>
@@ -5497,7 +6084,6 @@
         <w:tc>
           <w:tcPr>
             <w:tcW w:w="3005" w:type="dxa"/>
-            <w:gridSpan w:val="2"/>
           </w:tcPr>
           <w:p>
             <w:pPr>
@@ -5509,15 +6095,13 @@
               <w:rPr>
                 <w:rFonts w:hint="eastAsia"/>
               </w:rPr>
-              <w:lastRenderedPageBreak/>
-              <w:t>特性</w:t>
+              <w:t>資料處理方式</w:t>
             </w:r>
           </w:p>
         </w:tc>
         <w:tc>
           <w:tcPr>
             <w:tcW w:w="3005" w:type="dxa"/>
-            <w:gridSpan w:val="2"/>
           </w:tcPr>
           <w:p>
             <w:pPr>
@@ -5529,20 +6113,13 @@
               <w:rPr>
                 <w:rFonts w:hint="eastAsia"/>
               </w:rPr>
-              <w:t>傳統</w:t>
-            </w:r>
-            <w:r>
-              <w:rPr>
-                <w:rFonts w:hint="eastAsia"/>
-              </w:rPr>
-              <w:t>DSS</w:t>
+              <w:t>以結構化資料為主，透過資料庫與模型進行分析</w:t>
             </w:r>
           </w:p>
         </w:tc>
         <w:tc>
           <w:tcPr>
             <w:tcW w:w="3006" w:type="dxa"/>
-            <w:gridSpan w:val="2"/>
           </w:tcPr>
           <w:p>
             <w:pPr>
@@ -5554,19 +6131,7 @@
               <w:rPr>
                 <w:rFonts w:hint="eastAsia"/>
               </w:rPr>
-              <w:t>AI</w:t>
-            </w:r>
-            <w:r>
-              <w:rPr>
-                <w:rFonts w:hint="eastAsia"/>
-              </w:rPr>
-              <w:t>驅動</w:t>
-            </w:r>
-            <w:r>
-              <w:rPr>
-                <w:rFonts w:hint="eastAsia"/>
-              </w:rPr>
-              <w:t>DSS</w:t>
+              <w:t>可處理結構化與非結構化資料（如文字、圖片、大數據）</w:t>
             </w:r>
           </w:p>
         </w:tc>
@@ -5575,7 +6140,6 @@
         <w:tc>
           <w:tcPr>
             <w:tcW w:w="3005" w:type="dxa"/>
-            <w:gridSpan w:val="2"/>
           </w:tcPr>
           <w:p>
             <w:pPr>
@@ -5587,14 +6151,13 @@
               <w:rPr>
                 <w:rFonts w:hint="eastAsia"/>
               </w:rPr>
-              <w:t>資料來源</w:t>
+              <w:t>分析方法</w:t>
             </w:r>
           </w:p>
         </w:tc>
         <w:tc>
           <w:tcPr>
             <w:tcW w:w="3005" w:type="dxa"/>
-            <w:gridSpan w:val="2"/>
           </w:tcPr>
           <w:p>
             <w:pPr>
@@ -5606,14 +6169,13 @@
               <w:rPr>
                 <w:rFonts w:hint="eastAsia"/>
               </w:rPr>
-              <w:t>主要使用結構化企業內部資料</w:t>
+              <w:t>統計分析、數學模型、規則式分析</w:t>
             </w:r>
           </w:p>
         </w:tc>
         <w:tc>
           <w:tcPr>
             <w:tcW w:w="3006" w:type="dxa"/>
-            <w:gridSpan w:val="2"/>
           </w:tcPr>
           <w:p>
             <w:pPr>
@@ -5621,31 +6183,25 @@
                 <w:rFonts w:hint="eastAsia"/>
               </w:rPr>
             </w:pPr>
+            <w:r>
+              <w:rPr>
+                <w:rFonts w:hint="eastAsia"/>
+              </w:rPr>
+              <w:t>機器學習、深度學習、資料探</w:t>
+            </w:r>
             <w:proofErr w:type="gramStart"/>
             <w:r>
               <w:rPr>
                 <w:rFonts w:hint="eastAsia"/>
               </w:rPr>
-              <w:t>結合多源資料</w:t>
+              <w:t>勘</w:t>
             </w:r>
             <w:proofErr w:type="gramEnd"/>
             <w:r>
               <w:rPr>
                 <w:rFonts w:hint="eastAsia"/>
               </w:rPr>
-              <w:t>（大數據、</w:t>
-            </w:r>
-            <w:r>
-              <w:rPr>
-                <w:rFonts w:hint="eastAsia"/>
-              </w:rPr>
-              <w:t>IoT</w:t>
-            </w:r>
-            <w:r>
-              <w:rPr>
-                <w:rFonts w:hint="eastAsia"/>
-              </w:rPr>
-              <w:t>）</w:t>
+              <w:t>、預測分析</w:t>
             </w:r>
           </w:p>
         </w:tc>
@@ -5654,7 +6210,6 @@
         <w:tc>
           <w:tcPr>
             <w:tcW w:w="3005" w:type="dxa"/>
-            <w:gridSpan w:val="2"/>
           </w:tcPr>
           <w:p>
             <w:pPr>
@@ -5666,14 +6221,13 @@
               <w:rPr>
                 <w:rFonts w:hint="eastAsia"/>
               </w:rPr>
-              <w:t>模型更新</w:t>
+              <w:t>決策準確度</w:t>
             </w:r>
           </w:p>
         </w:tc>
         <w:tc>
           <w:tcPr>
             <w:tcW w:w="3005" w:type="dxa"/>
-            <w:gridSpan w:val="2"/>
           </w:tcPr>
           <w:p>
             <w:pPr>
@@ -5685,14 +6239,13 @@
               <w:rPr>
                 <w:rFonts w:hint="eastAsia"/>
               </w:rPr>
-              <w:t>靜態模型、人工更新</w:t>
+              <w:t>依賴人工設定模型，準確度較固定</w:t>
             </w:r>
           </w:p>
         </w:tc>
         <w:tc>
           <w:tcPr>
             <w:tcW w:w="3006" w:type="dxa"/>
-            <w:gridSpan w:val="2"/>
           </w:tcPr>
           <w:p>
             <w:pPr>
@@ -5704,7 +6257,7 @@
               <w:rPr>
                 <w:rFonts w:hint="eastAsia"/>
               </w:rPr>
-              <w:t>自動學習、動態調整</w:t>
+              <w:t>可透過大量資料訓練，提高預測與決策準確度</w:t>
             </w:r>
           </w:p>
         </w:tc>
@@ -5713,7 +6266,6 @@
         <w:tc>
           <w:tcPr>
             <w:tcW w:w="3005" w:type="dxa"/>
-            <w:gridSpan w:val="2"/>
           </w:tcPr>
           <w:p>
             <w:pPr>
@@ -5725,14 +6277,13 @@
               <w:rPr>
                 <w:rFonts w:hint="eastAsia"/>
               </w:rPr>
-              <w:t>決策準確度</w:t>
+              <w:t>自適應學習</w:t>
             </w:r>
           </w:p>
         </w:tc>
         <w:tc>
           <w:tcPr>
             <w:tcW w:w="3005" w:type="dxa"/>
-            <w:gridSpan w:val="2"/>
           </w:tcPr>
           <w:p>
             <w:pPr>
@@ -5744,14 +6295,13 @@
               <w:rPr>
                 <w:rFonts w:hint="eastAsia"/>
               </w:rPr>
-              <w:t>一般較低，依賴專家經驗</w:t>
+              <w:t>不具學習能力，需要人工修改模型</w:t>
             </w:r>
           </w:p>
         </w:tc>
         <w:tc>
           <w:tcPr>
             <w:tcW w:w="3006" w:type="dxa"/>
-            <w:gridSpan w:val="2"/>
           </w:tcPr>
           <w:p>
             <w:pPr>
@@ -5763,7 +6313,7 @@
               <w:rPr>
                 <w:rFonts w:hint="eastAsia"/>
               </w:rPr>
-              <w:t>高精度，透過訓練資料優化</w:t>
+              <w:t>具有自我學習能力，可隨資料變化自動調整</w:t>
             </w:r>
           </w:p>
         </w:tc>
@@ -5772,7 +6322,6 @@
         <w:tc>
           <w:tcPr>
             <w:tcW w:w="3005" w:type="dxa"/>
-            <w:gridSpan w:val="2"/>
           </w:tcPr>
           <w:p>
             <w:pPr>
@@ -5784,14 +6333,13 @@
               <w:rPr>
                 <w:rFonts w:hint="eastAsia"/>
               </w:rPr>
-              <w:t>可解釋性</w:t>
+              <w:t>決策方式</w:t>
             </w:r>
           </w:p>
         </w:tc>
         <w:tc>
           <w:tcPr>
             <w:tcW w:w="3005" w:type="dxa"/>
-            <w:gridSpan w:val="2"/>
           </w:tcPr>
           <w:p>
             <w:pPr>
@@ -5803,14 +6351,13 @@
               <w:rPr>
                 <w:rFonts w:hint="eastAsia"/>
               </w:rPr>
-              <w:t>高（規則可追溯）</w:t>
+              <w:t>提供決策建議，由人類決策者判斷</w:t>
             </w:r>
           </w:p>
         </w:tc>
         <w:tc>
           <w:tcPr>
             <w:tcW w:w="3006" w:type="dxa"/>
-            <w:gridSpan w:val="2"/>
           </w:tcPr>
           <w:p>
             <w:pPr>
@@ -5822,73 +6369,7 @@
               <w:rPr>
                 <w:rFonts w:hint="eastAsia"/>
               </w:rPr>
-              <w:t>通常較低（需</w:t>
-            </w:r>
-            <w:r>
-              <w:rPr>
-                <w:rFonts w:hint="eastAsia"/>
-              </w:rPr>
-              <w:t>XAI</w:t>
-            </w:r>
-            <w:r>
-              <w:rPr>
-                <w:rFonts w:hint="eastAsia"/>
-              </w:rPr>
-              <w:t>提升）</w:t>
-            </w:r>
-          </w:p>
-        </w:tc>
-      </w:tr>
-      <w:tr>
-        <w:tc>
-          <w:tcPr>
-            <w:tcW w:w="3005" w:type="dxa"/>
-            <w:gridSpan w:val="2"/>
-          </w:tcPr>
-          <w:p>
-            <w:pPr>
-              <w:rPr>
-                <w:rFonts w:hint="eastAsia"/>
-              </w:rPr>
-            </w:pPr>
-            <w:r>
-              <w:rPr>
-                <w:rFonts w:hint="eastAsia"/>
-              </w:rPr>
-              <w:t>運行效率</w:t>
-            </w:r>
-          </w:p>
-        </w:tc>
-        <w:tc>
-          <w:tcPr>
-            <w:tcW w:w="3005" w:type="dxa"/>
-            <w:gridSpan w:val="2"/>
-          </w:tcPr>
-          <w:p>
-            <w:pPr>
-              <w:rPr>
-                <w:rFonts w:hint="eastAsia"/>
-              </w:rPr>
-            </w:pPr>
-            <w:r>
-              <w:rPr>
-                <w:rFonts w:hint="eastAsia"/>
-              </w:rPr>
-              <w:t>快速，流程簡單</w:t>
-            </w:r>
-          </w:p>
-        </w:tc>
-        <w:tc>
-          <w:tcPr>
-            <w:tcW w:w="3006" w:type="dxa"/>
-            <w:gridSpan w:val="2"/>
-          </w:tcPr>
-          <w:p>
-            <w:r>
-              <w:rPr>
-                <w:rFonts w:hint="eastAsia"/>
-              </w:rPr>
-              <w:t>需較高運算資源，多階段處理</w:t>
+              <w:t>可提供建議甚至自動決策</w:t>
             </w:r>
           </w:p>
         </w:tc>
@@ -5896,23 +6377,123 @@
     </w:tbl>
     <w:p>
       <w:pPr>
+        <w:pStyle w:val="af5"/>
+        <w:keepNext/>
+        <w:jc w:val="center"/>
+      </w:pPr>
+      <w:bookmarkStart w:id="35" w:name="_Ref225133371"/>
+      <w:bookmarkStart w:id="36" w:name="_Toc225133539"/>
+      <w:r>
+        <w:rPr>
+          <w:rFonts w:hint="eastAsia"/>
+        </w:rPr>
+        <w:t>表</w:t>
+      </w:r>
+      <w:r>
+        <w:rPr>
+          <w:rFonts w:hint="eastAsia"/>
+        </w:rPr>
+        <w:t xml:space="preserve"> </w:t>
+      </w:r>
+      <w:r>
+        <w:fldChar w:fldCharType="begin"/>
+      </w:r>
+      <w:r>
+        <w:instrText xml:space="preserve"> </w:instrText>
+      </w:r>
+      <w:r>
+        <w:rPr>
+          <w:rFonts w:hint="eastAsia"/>
+        </w:rPr>
+        <w:instrText xml:space="preserve">SEQ </w:instrText>
+      </w:r>
+      <w:r>
+        <w:rPr>
+          <w:rFonts w:hint="eastAsia"/>
+        </w:rPr>
+        <w:instrText>表</w:instrText>
+      </w:r>
+      <w:r>
+        <w:rPr>
+          <w:rFonts w:hint="eastAsia"/>
+        </w:rPr>
+        <w:instrText xml:space="preserve"> \* ARABIC</w:instrText>
+      </w:r>
+      <w:r>
+        <w:instrText xml:space="preserve"> </w:instrText>
+      </w:r>
+      <w:r>
+        <w:fldChar w:fldCharType="separate"/>
+      </w:r>
+      <w:r>
+        <w:rPr>
+          <w:noProof/>
+        </w:rPr>
+        <w:t>3</w:t>
+      </w:r>
+      <w:r>
+        <w:fldChar w:fldCharType="end"/>
+      </w:r>
+      <w:bookmarkEnd w:id="35"/>
+      <w:r>
+        <w:rPr>
+          <w:rFonts w:hint="eastAsia"/>
+        </w:rPr>
+        <w:t>傳統</w:t>
+      </w:r>
+      <w:r>
+        <w:rPr>
+          <w:rFonts w:hint="eastAsia"/>
+        </w:rPr>
+        <w:t xml:space="preserve"> DSS </w:t>
+      </w:r>
+      <w:r>
+        <w:rPr>
+          <w:rFonts w:hint="eastAsia"/>
+        </w:rPr>
+        <w:t>與</w:t>
+      </w:r>
+      <w:r>
+        <w:rPr>
+          <w:rFonts w:hint="eastAsia"/>
+        </w:rPr>
+        <w:t xml:space="preserve"> AI-DSS </w:t>
+      </w:r>
+      <w:r>
+        <w:rPr>
+          <w:rFonts w:hint="eastAsia"/>
+        </w:rPr>
+        <w:t>的差異比較表</w:t>
+      </w:r>
+      <w:bookmarkEnd w:id="36"/>
+    </w:p>
+    <w:p>
+      <w:pPr>
+        <w:rPr>
+          <w:rFonts w:hint="eastAsia"/>
+        </w:rPr>
+      </w:pPr>
+    </w:p>
+    <w:p>
+      <w:pPr>
         <w:pStyle w:val="1"/>
+        <w:rPr>
+          <w:rFonts w:ascii="標楷體" w:eastAsia="標楷體" w:hAnsi="標楷體" w:hint="eastAsia"/>
+          <w:sz w:val="36"/>
+          <w:szCs w:val="36"/>
+        </w:rPr>
+      </w:pPr>
+      <w:bookmarkStart w:id="37" w:name="_Toc225133485"/>
+      <w:r>
         <w:rPr>
           <w:rFonts w:ascii="標楷體" w:eastAsia="標楷體" w:hAnsi="標楷體"/>
           <w:sz w:val="36"/>
           <w:szCs w:val="36"/>
         </w:rPr>
-      </w:pPr>
-      <w:bookmarkStart w:id="28" w:name="_Toc225130139"/>
-      <w:r>
-        <w:rPr>
-          <w:rFonts w:ascii="標楷體" w:eastAsia="標楷體" w:hAnsi="標楷體"/>
-          <w:sz w:val="36"/>
-          <w:szCs w:val="36"/>
-        </w:rPr>
+        <w:lastRenderedPageBreak/>
         <w:t>第四章 研究結果</w:t>
       </w:r>
-      <w:bookmarkEnd w:id="28"/>
+      <w:bookmarkEnd w:id="37"/>
     </w:p>
     <w:p>
       <w:pPr>
@@ -5925,7 +6506,7 @@
           <w:szCs w:val="32"/>
         </w:rPr>
       </w:pPr>
-      <w:bookmarkStart w:id="29" w:name="_Toc225130140"/>
+      <w:bookmarkStart w:id="38" w:name="_Toc225133486"/>
       <w:r>
         <w:rPr>
           <w:rFonts w:ascii="Times New Roman" w:hAnsi="Times New Roman" w:cs="Times New Roman"/>
@@ -5946,9 +6527,12 @@
         </w:rPr>
         <w:t>主要發現</w:t>
       </w:r>
-      <w:bookmarkEnd w:id="29"/>
+      <w:bookmarkEnd w:id="38"/>
     </w:p>
     <w:p>
+      <w:pPr>
+        <w:keepNext/>
+      </w:pPr>
       <w:r>
         <w:t>透過假設案例分析，我們得到以下主要結果。</w:t>
       </w:r>
@@ -6010,12 +6594,39 @@
         <w:t>3</w:t>
       </w:r>
       <w:r>
-        <w:t>）。如圖</w:t>
-      </w:r>
-      <w:r>
+        <w:t>）。如</w:t>
+      </w:r>
+      <w:r>
+        <w:fldChar w:fldCharType="begin"/>
+      </w:r>
+      <w:r>
+        <w:instrText xml:space="preserve"> REF _Ref225133453 \h </w:instrText>
+      </w:r>
+      <w:r>
+        <w:fldChar w:fldCharType="separate"/>
+      </w:r>
+      <w:r>
+        <w:rPr>
+          <w:rFonts w:hint="eastAsia"/>
+        </w:rPr>
+        <w:t>圖</w:t>
+      </w:r>
+      <w:r>
+        <w:rPr>
+          <w:rFonts w:hint="eastAsia"/>
+        </w:rPr>
+        <w:t xml:space="preserve"> </w:t>
+      </w:r>
+      <w:r>
+        <w:rPr>
+          <w:noProof/>
+        </w:rPr>
         <w:t>3</w:t>
       </w:r>
       <w:r>
+        <w:fldChar w:fldCharType="end"/>
+      </w:r>
+      <w:r>
         <w:t>所示，</w:t>
       </w:r>
       <w:r>
@@ -6076,11 +6687,64 @@
         <w:t>演算法對比基準模型（如傳統回歸或專家系統）均表現出</w:t>
       </w:r>
       <w:r>
-        <w:lastRenderedPageBreak/>
         <w:t>20%</w:t>
       </w:r>
       <w:r>
-        <w:t>以上的改善。</w:t>
+        <w:t>以上的改善</w:t>
+      </w:r>
+      <w:r>
+        <w:rPr>
+          <w:rFonts w:hint="eastAsia"/>
+        </w:rPr>
+        <w:t>(</w:t>
+      </w:r>
+      <w:r>
+        <w:fldChar w:fldCharType="begin"/>
+      </w:r>
+      <w:r>
+        <w:instrText xml:space="preserve"> </w:instrText>
+      </w:r>
+      <w:r>
+        <w:rPr>
+          <w:rFonts w:hint="eastAsia"/>
+        </w:rPr>
+        <w:instrText>REF _Ref225132791 \h</w:instrText>
+      </w:r>
+      <w:r>
+        <w:instrText xml:space="preserve"> </w:instrText>
+      </w:r>
+      <w:r>
+        <w:fldChar w:fldCharType="separate"/>
+      </w:r>
+      <w:r>
+        <w:rPr>
+          <w:rFonts w:hint="eastAsia"/>
+        </w:rPr>
+        <w:t>圖</w:t>
+      </w:r>
+      <w:r>
+        <w:rPr>
+          <w:rFonts w:hint="eastAsia"/>
+        </w:rPr>
+        <w:t xml:space="preserve"> </w:t>
+      </w:r>
+      <w:r>
+        <w:rPr>
+          <w:noProof/>
+        </w:rPr>
+        <w:t>4</w:t>
+      </w:r>
+      <w:r>
+        <w:fldChar w:fldCharType="end"/>
+      </w:r>
+      <w:r>
+        <w:rPr>
+          <w:rFonts w:hint="eastAsia"/>
+        </w:rPr>
+        <w:t>)</w:t>
+      </w:r>
+      <w:r>
+        <w:t>。</w:t>
       </w:r>
       <w:r>
         <w:rPr>
@@ -6132,10 +6796,113 @@
     </w:p>
     <w:p>
       <w:pPr>
+        <w:pStyle w:val="af5"/>
+      </w:pPr>
+      <w:bookmarkStart w:id="39" w:name="_Ref225133453"/>
+      <w:bookmarkStart w:id="40" w:name="_Toc225133533"/>
+      <w:r>
         <w:rPr>
           <w:rFonts w:hint="eastAsia"/>
         </w:rPr>
-      </w:pPr>
+        <w:t>圖</w:t>
+      </w:r>
+      <w:r>
+        <w:rPr>
+          <w:rFonts w:hint="eastAsia"/>
+        </w:rPr>
+        <w:t xml:space="preserve"> </w:t>
+      </w:r>
+      <w:r>
+        <w:fldChar w:fldCharType="begin"/>
+      </w:r>
+      <w:r>
+        <w:instrText xml:space="preserve"> </w:instrText>
+      </w:r>
+      <w:r>
+        <w:rPr>
+          <w:rFonts w:hint="eastAsia"/>
+        </w:rPr>
+        <w:instrText xml:space="preserve">SEQ </w:instrText>
+      </w:r>
+      <w:r>
+        <w:rPr>
+          <w:rFonts w:hint="eastAsia"/>
+        </w:rPr>
+        <w:instrText>圖</w:instrText>
+      </w:r>
+      <w:r>
+        <w:rPr>
+          <w:rFonts w:hint="eastAsia"/>
+        </w:rPr>
+        <w:instrText xml:space="preserve"> \* ARABIC</w:instrText>
+      </w:r>
+      <w:r>
+        <w:instrText xml:space="preserve"> </w:instrText>
+      </w:r>
+      <w:r>
+        <w:fldChar w:fldCharType="separate"/>
+      </w:r>
+      <w:r>
+        <w:rPr>
+          <w:noProof/>
+        </w:rPr>
+        <w:t>3</w:t>
+      </w:r>
+      <w:r>
+        <w:fldChar w:fldCharType="end"/>
+      </w:r>
+      <w:bookmarkEnd w:id="39"/>
+      <w:r>
+        <w:rPr>
+          <w:rFonts w:hint="eastAsia"/>
+        </w:rPr>
+        <w:t xml:space="preserve"> </w:t>
+      </w:r>
+      <w:r>
+        <w:rPr>
+          <w:rFonts w:hint="eastAsia"/>
+        </w:rPr>
+        <w:t>AI-DSS</w:t>
+      </w:r>
+      <w:r>
+        <w:rPr>
+          <w:rFonts w:hint="eastAsia"/>
+        </w:rPr>
+        <w:t>關鍵績效指標示意圖</w:t>
+      </w:r>
+      <w:bookmarkEnd w:id="40"/>
+    </w:p>
+    <w:p>
+      <w:pPr>
+        <w:keepNext/>
+      </w:pPr>
+      <w:r>
+        <w:rPr>
+          <w:noProof/>
+        </w:rPr>
+        <w:lastRenderedPageBreak/>
+        <w:fldChar w:fldCharType="begin"/>
+      </w:r>
+      <w:r>
+        <w:instrText xml:space="preserve"> REF _Ref225132791 \h </w:instrText>
+      </w:r>
+      <w:r>
+        <w:rPr>
+          <w:noProof/>
+        </w:rPr>
+      </w:r>
+      <w:r>
+        <w:rPr>
+          <w:noProof/>
+        </w:rPr>
+        <w:fldChar w:fldCharType="separate"/>
+      </w:r>
+      <w:r>
+        <w:rPr>
+          <w:noProof/>
+        </w:rPr>
+        <w:fldChar w:fldCharType="end"/>
+      </w:r>
       <w:r>
         <w:rPr>
           <w:rFonts w:hint="eastAsia"/>
@@ -6186,6 +6953,87 @@
     </w:p>
     <w:p>
       <w:pPr>
+        <w:pStyle w:val="af5"/>
+        <w:rPr>
+          <w:rFonts w:hint="eastAsia"/>
+        </w:rPr>
+      </w:pPr>
+      <w:bookmarkStart w:id="41" w:name="_Ref225132791"/>
+      <w:bookmarkStart w:id="42" w:name="_Toc225133534"/>
+      <w:r>
+        <w:rPr>
+          <w:rFonts w:hint="eastAsia"/>
+        </w:rPr>
+        <w:t>圖</w:t>
+      </w:r>
+      <w:r>
+        <w:rPr>
+          <w:rFonts w:hint="eastAsia"/>
+        </w:rPr>
+        <w:t xml:space="preserve"> </w:t>
+      </w:r>
+      <w:r>
+        <w:fldChar w:fldCharType="begin"/>
+      </w:r>
+      <w:r>
+        <w:instrText xml:space="preserve"> </w:instrText>
+      </w:r>
+      <w:r>
+        <w:rPr>
+          <w:rFonts w:hint="eastAsia"/>
+        </w:rPr>
+        <w:instrText xml:space="preserve">SEQ </w:instrText>
+      </w:r>
+      <w:r>
+        <w:rPr>
+          <w:rFonts w:hint="eastAsia"/>
+        </w:rPr>
+        <w:instrText>圖</w:instrText>
+      </w:r>
+      <w:r>
+        <w:rPr>
+          <w:rFonts w:hint="eastAsia"/>
+        </w:rPr>
+        <w:instrText xml:space="preserve"> \* ARABIC</w:instrText>
+      </w:r>
+      <w:r>
+        <w:instrText xml:space="preserve"> </w:instrText>
+      </w:r>
+      <w:r>
+        <w:fldChar w:fldCharType="separate"/>
+      </w:r>
+      <w:r>
+        <w:rPr>
+          <w:noProof/>
+        </w:rPr>
+        <w:t>4</w:t>
+      </w:r>
+      <w:r>
+        <w:fldChar w:fldCharType="end"/>
+      </w:r>
+      <w:bookmarkEnd w:id="41"/>
+      <w:r>
+        <w:rPr>
+          <w:rFonts w:hint="eastAsia"/>
+        </w:rPr>
+        <w:t xml:space="preserve"> </w:t>
+      </w:r>
+      <w:r>
+        <w:rPr>
+          <w:rFonts w:hint="eastAsia"/>
+        </w:rPr>
+        <w:t>AI-DSS</w:t>
+      </w:r>
+      <w:r>
+        <w:rPr>
+          <w:rFonts w:hint="eastAsia"/>
+        </w:rPr>
+        <w:t>在假設案例中的績效比較</w:t>
+      </w:r>
+      <w:bookmarkEnd w:id="42"/>
+    </w:p>
+    <w:p>
+      <w:pPr>
         <w:pStyle w:val="3"/>
         <w:rPr>
           <w:rFonts w:ascii="標楷體" w:eastAsia="標楷體" w:hAnsi="標楷體"/>
@@ -6195,7 +7043,7 @@
           <w:szCs w:val="28"/>
         </w:rPr>
       </w:pPr>
-      <w:bookmarkStart w:id="30" w:name="_Toc225130141"/>
+      <w:bookmarkStart w:id="43" w:name="_Toc225133487"/>
       <w:r>
         <w:rPr>
           <w:rFonts w:ascii="Times New Roman" w:hAnsi="Times New Roman" w:cs="Times New Roman"/>
@@ -6226,7 +7074,7 @@
         </w:rPr>
         <w:t>分析與討論：技術比較、產業差異與導入障礙</w:t>
       </w:r>
-      <w:bookmarkEnd w:id="30"/>
+      <w:bookmarkEnd w:id="43"/>
     </w:p>
     <w:p>
       <w:pPr>
@@ -6252,104 +7100,104 @@
       </w:r>
       <w:proofErr w:type="gramEnd"/>
       <w:r>
-        <w:t>融合與自動化分析，顯著提高決策精度。本研究中，製造業案例系統因結合即時感測與歷史數據，使故障預測準確度提升；金融業案例因融入社群情緒和政治事件信號，也提升了</w:t>
+        <w:t>融合與自動化分析，顯著提高決策精度。本研究中，製造業案例系統因結合即時感測與歷史數據，使故障預測準確度提升；金融業案例因融入社群情緒和政治事件信號，也提升了市場預測效能。然而，正如</w:t>
+      </w:r>
+      <w:r>
+        <w:t>Kovari</w:t>
+      </w:r>
+      <w:r>
+        <w:t>（</w:t>
+      </w:r>
+      <w:r>
+        <w:t>2024</w:t>
+      </w:r>
+      <w:r>
+        <w:t>）所示，系統的透明度與使用者信任依然是關鍵問題。本研究中的假設信任度雖達</w:t>
+      </w:r>
+      <w:r>
+        <w:t>0.8</w:t>
+      </w:r>
+      <w:r>
+        <w:t>，但如何進一步解釋黑箱模型的決策依據仍有待加強，與</w:t>
+      </w:r>
+      <w:proofErr w:type="spellStart"/>
+      <w:r>
+        <w:rPr>
+          <w:rFonts w:ascii="Times New Roman" w:hAnsi="Times New Roman" w:cs="Times New Roman"/>
+        </w:rPr>
+        <w:t>Burggräf</w:t>
+      </w:r>
+      <w:proofErr w:type="spellEnd"/>
+      <w:r>
+        <w:t>等（</w:t>
+      </w:r>
+      <w:r>
+        <w:t>2025</w:t>
+      </w:r>
+      <w:r>
+        <w:t>）強調的可解釋</w:t>
+      </w:r>
+      <w:r>
+        <w:rPr>
+          <w:rFonts w:ascii="Times New Roman" w:hAnsi="Times New Roman" w:cs="Times New Roman"/>
+        </w:rPr>
+        <w:t>AI</w:t>
+      </w:r>
+      <w:r>
+        <w:t>一致。</w:t>
+      </w:r>
+      <w:proofErr w:type="gramStart"/>
+      <w:r>
+        <w:t>此外，</w:t>
+      </w:r>
+      <w:proofErr w:type="gramEnd"/>
+      <w:r>
+        <w:t>我們亦發現</w:t>
+      </w:r>
+      <w:r>
+        <w:rPr>
+          <w:rFonts w:ascii="Times New Roman" w:hAnsi="Times New Roman" w:cs="Times New Roman"/>
+        </w:rPr>
+        <w:t>AI-DSS</w:t>
+      </w:r>
+      <w:r>
+        <w:t>的效能受限於資料品質與樣本量：若數據中</w:t>
+      </w:r>
+      <w:proofErr w:type="gramStart"/>
+      <w:r>
+        <w:t>含有噪聲或</w:t>
+      </w:r>
+      <w:proofErr w:type="gramEnd"/>
+      <w:r>
+        <w:t>樣本不足，模型準確度將大幅下降，反映出資料前處理的重要性。實務層面上，企業應用</w:t>
+      </w:r>
+      <w:r>
+        <w:t>AI-DSS</w:t>
+      </w:r>
+      <w:r>
+        <w:t>需投入資料治理與模型驗證，如引入</w:t>
+      </w:r>
+      <w:r>
+        <w:rPr>
+          <w:rFonts w:ascii="Times New Roman" w:hAnsi="Times New Roman" w:cs="Times New Roman"/>
+        </w:rPr>
+        <w:t>Cross-validation</w:t>
+      </w:r>
+      <w:r>
+        <w:t>與</w:t>
+      </w:r>
+      <w:r>
+        <w:rPr>
+          <w:rFonts w:ascii="Times New Roman" w:hAnsi="Times New Roman" w:cs="Times New Roman"/>
+        </w:rPr>
+        <w:t>XAI</w:t>
+      </w:r>
+      <w:r>
+        <w:t>技術以確保決策可靠性。最後須注意本研究之限制：由於使用假設資料與模型，結果為示例性質；未</w:t>
       </w:r>
       <w:r>
         <w:lastRenderedPageBreak/>
-        <w:t>市場預測效能。然而，正如</w:t>
-      </w:r>
-      <w:r>
-        <w:t>Kovari</w:t>
-      </w:r>
-      <w:r>
-        <w:t>（</w:t>
-      </w:r>
-      <w:r>
-        <w:t>2024</w:t>
-      </w:r>
-      <w:r>
-        <w:t>）所示，系統的透明度與使用者信任依然是關鍵問題。本研究中的假設信任度雖達</w:t>
-      </w:r>
-      <w:r>
-        <w:t>0.8</w:t>
-      </w:r>
-      <w:r>
-        <w:t>，但如何進一步解釋黑箱模型的決策依據仍有待加強，與</w:t>
-      </w:r>
-      <w:proofErr w:type="spellStart"/>
-      <w:r>
-        <w:rPr>
-          <w:rFonts w:ascii="Times New Roman" w:hAnsi="Times New Roman" w:cs="Times New Roman"/>
-        </w:rPr>
-        <w:t>Burggräf</w:t>
-      </w:r>
-      <w:proofErr w:type="spellEnd"/>
-      <w:r>
-        <w:t>等（</w:t>
-      </w:r>
-      <w:r>
-        <w:t>2025</w:t>
-      </w:r>
-      <w:r>
-        <w:t>）強調的可解釋</w:t>
-      </w:r>
-      <w:r>
-        <w:rPr>
-          <w:rFonts w:ascii="Times New Roman" w:hAnsi="Times New Roman" w:cs="Times New Roman"/>
-        </w:rPr>
-        <w:t>AI</w:t>
-      </w:r>
-      <w:r>
-        <w:t>一致。</w:t>
-      </w:r>
-      <w:proofErr w:type="gramStart"/>
-      <w:r>
-        <w:t>此外，</w:t>
-      </w:r>
-      <w:proofErr w:type="gramEnd"/>
-      <w:r>
-        <w:t>我們亦發現</w:t>
-      </w:r>
-      <w:r>
-        <w:rPr>
-          <w:rFonts w:ascii="Times New Roman" w:hAnsi="Times New Roman" w:cs="Times New Roman"/>
-        </w:rPr>
-        <w:t>AI-DSS</w:t>
-      </w:r>
-      <w:r>
-        <w:t>的效能受限於資料品質與樣本量：若數據中</w:t>
-      </w:r>
-      <w:proofErr w:type="gramStart"/>
-      <w:r>
-        <w:t>含有噪聲或</w:t>
-      </w:r>
-      <w:proofErr w:type="gramEnd"/>
-      <w:r>
-        <w:t>樣本不足，模型準確度將大幅下降，反映出資料前處理的重要性。實務層面上，企業應用</w:t>
-      </w:r>
-      <w:r>
-        <w:t>AI-DSS</w:t>
-      </w:r>
-      <w:r>
-        <w:t>需投入資料治理與模型驗證，如引入</w:t>
-      </w:r>
-      <w:r>
-        <w:rPr>
-          <w:rFonts w:ascii="Times New Roman" w:hAnsi="Times New Roman" w:cs="Times New Roman"/>
-        </w:rPr>
-        <w:t>Cross-validation</w:t>
-      </w:r>
-      <w:r>
-        <w:t>與</w:t>
-      </w:r>
-      <w:r>
-        <w:rPr>
-          <w:rFonts w:ascii="Times New Roman" w:hAnsi="Times New Roman" w:cs="Times New Roman"/>
-        </w:rPr>
-        <w:t>XAI</w:t>
-      </w:r>
-      <w:r>
-        <w:t>技術以確保決策可靠性。最後須注意本研究之限制：由於使用假設資料與模型，結果為示例性質；未涵蓋實際商業環境下的策略整合與使用者行為影響，應以更大規模實驗驗證為後續工作。</w:t>
+        <w:t>涵蓋實際商業環境下的策略整合與使用者行為影響，應以更大規模實驗驗證為後續工作。</w:t>
       </w:r>
     </w:p>
     <w:p>
@@ -6370,9 +7218,9 @@
         </w:rPr>
         <w:br w:type="page"/>
       </w:r>
-      <w:bookmarkStart w:id="31" w:name="_Toc223903938"/>
-      <w:bookmarkStart w:id="32" w:name="_Toc223909303"/>
-      <w:bookmarkStart w:id="33" w:name="_Toc225130142"/>
+      <w:bookmarkStart w:id="44" w:name="_Toc223903938"/>
+      <w:bookmarkStart w:id="45" w:name="_Toc223909303"/>
+      <w:bookmarkStart w:id="46" w:name="_Toc225133488"/>
       <w:r>
         <w:rPr>
           <w:rFonts w:ascii="標楷體" w:eastAsia="標楷體" w:hAnsi="標楷體"/>
@@ -6382,9 +7230,9 @@
         <w:lastRenderedPageBreak/>
         <w:t>第五章 結論與建議</w:t>
       </w:r>
-      <w:bookmarkEnd w:id="31"/>
-      <w:bookmarkEnd w:id="32"/>
-      <w:bookmarkEnd w:id="33"/>
+      <w:bookmarkEnd w:id="44"/>
+      <w:bookmarkEnd w:id="45"/>
+      <w:bookmarkEnd w:id="46"/>
     </w:p>
     <w:p>
       <w:pPr>
@@ -6554,8 +7402,8 @@
           <w:szCs w:val="36"/>
         </w:rPr>
       </w:pPr>
-      <w:bookmarkStart w:id="34" w:name="_Toc223909306"/>
-      <w:bookmarkStart w:id="35" w:name="_Toc225130143"/>
+      <w:bookmarkStart w:id="47" w:name="_Toc223909306"/>
+      <w:bookmarkStart w:id="48" w:name="_Toc225133489"/>
       <w:r>
         <w:rPr>
           <w:rFonts w:ascii="標楷體" w:eastAsia="標楷體" w:hAnsi="標楷體" w:hint="eastAsia"/>
@@ -6565,8 +7413,8 @@
         <w:lastRenderedPageBreak/>
         <w:t>參考文獻</w:t>
       </w:r>
-      <w:bookmarkEnd w:id="34"/>
-      <w:bookmarkEnd w:id="35"/>
+      <w:bookmarkEnd w:id="47"/>
+      <w:bookmarkEnd w:id="48"/>
     </w:p>
     <w:p>
       <w:pPr>
@@ -6816,7 +7664,7 @@
     <w:sectPr>
       <w:footerReference w:type="default" r:id="rId14"/>
       <w:pgSz w:w="11906" w:h="16838" w:code="9"/>
-      <w:pgMar w:top="1440" w:right="1440" w:bottom="1440" w:left="1440" w:header="720" w:footer="720" w:gutter="0"/>
+      <w:pgMar w:top="1418" w:right="1418" w:bottom="1418" w:left="1701" w:header="720" w:footer="720" w:gutter="0"/>
       <w:cols w:space="720"/>
       <w:docGrid w:type="lines" w:linePitch="400"/>
     </w:sectPr>

--- a/411435066陳致均Word排版作業..docx
+++ b/411435066陳致均Word排版作業..docx
@@ -204,7 +204,7 @@
       <w:pPr>
         <w:jc w:val="center"/>
         <w:rPr>
-          <w:rFonts w:ascii="標楷體" w:eastAsia="標楷體" w:hAnsi="標楷體"/>
+          <w:rFonts w:ascii="標楷體" w:eastAsia="標楷體" w:hAnsi="標楷體" w:hint="eastAsia"/>
           <w:sz w:val="48"/>
           <w:szCs w:val="48"/>
         </w:rPr>
@@ -213,8 +213,9 @@
           <w:footerReference w:type="first" r:id="rId9"/>
           <w:pgSz w:w="11906" w:h="16838" w:code="9"/>
           <w:pgMar w:top="1418" w:right="1418" w:bottom="1418" w:left="1701" w:header="720" w:footer="720" w:gutter="0"/>
-          <w:pgNumType w:start="0"/>
+          <w:pgNumType w:start="1"/>
           <w:cols w:space="720"/>
+          <w:titlePg/>
           <w:docGrid w:type="lines" w:linePitch="360"/>
         </w:sectPr>
       </w:pPr>
@@ -232,30 +233,33 @@
           <w:sz w:val="48"/>
           <w:szCs w:val="48"/>
         </w:rPr>
-        <w:t>民國 115 年 3 月</w:t>
-      </w:r>
-    </w:p>
-    <w:p>
-      <w:pPr>
-        <w:jc w:val="center"/>
-        <w:rPr>
-          <w:rFonts w:ascii="微軟正黑體" w:eastAsia="微軟正黑體" w:hAnsi="微軟正黑體"/>
-        </w:rPr>
-      </w:pPr>
-    </w:p>
-    <w:p>
-      <w:pPr>
-        <w:spacing w:line="278" w:lineRule="auto"/>
-        <w:rPr>
-          <w:rFonts w:ascii="微軟正黑體" w:eastAsia="微軟正黑體" w:hAnsi="微軟正黑體" w:hint="eastAsia"/>
-        </w:rPr>
-      </w:pPr>
-      <w:r>
-        <w:rPr>
-          <w:rFonts w:ascii="微軟正黑體" w:eastAsia="微軟正黑體" w:hAnsi="微軟正黑體"/>
-        </w:rPr>
-        <w:br w:type="page"/>
-      </w:r>
+        <w:t xml:space="preserve">民國 115 年 3 </w:t>
+      </w:r>
+      <w:r>
+        <w:rPr>
+          <w:rFonts w:ascii="標楷體" w:eastAsia="標楷體" w:hAnsi="標楷體" w:hint="eastAsia"/>
+          <w:sz w:val="48"/>
+          <w:szCs w:val="48"/>
+        </w:rPr>
+        <w:t>月</w:t>
+      </w:r>
+    </w:p>
+    <w:p>
+      <w:pPr>
+        <w:rPr>
+          <w:rFonts w:ascii="標楷體" w:eastAsia="標楷體" w:hAnsi="標楷體" w:hint="eastAsia"/>
+          <w:sz w:val="48"/>
+          <w:szCs w:val="48"/>
+        </w:rPr>
+        <w:sectPr>
+          <w:pgSz w:w="11906" w:h="16838" w:code="9"/>
+          <w:pgMar w:top="1418" w:right="1418" w:bottom="1418" w:left="1701" w:header="720" w:footer="720" w:gutter="0"/>
+          <w:pgNumType w:fmt="upperRoman" w:start="1"/>
+          <w:cols w:space="720"/>
+          <w:titlePg/>
+          <w:docGrid w:type="lines" w:linePitch="360"/>
+        </w:sectPr>
+      </w:pPr>
     </w:p>
     <w:p>
       <w:pPr>
@@ -267,7 +271,6 @@
           <w:szCs w:val="36"/>
         </w:rPr>
       </w:pPr>
-      <w:bookmarkStart w:id="0" w:name="_Toc225133473"/>
       <w:r>
         <w:rPr>
           <w:rFonts w:ascii="標楷體" w:eastAsia="標楷體" w:hAnsi="標楷體" w:hint="eastAsia"/>
@@ -277,7 +280,6 @@
         <w:lastRenderedPageBreak/>
         <w:t>摘要</w:t>
       </w:r>
-      <w:bookmarkEnd w:id="0"/>
     </w:p>
     <w:p>
       <w:pPr>
@@ -475,21 +477,47 @@
     </w:p>
     <w:p>
       <w:pPr>
-        <w:spacing w:line="278" w:lineRule="auto"/>
+        <w:tabs>
+          <w:tab w:val="center" w:pos="4393"/>
+        </w:tabs>
+        <w:jc w:val="center"/>
+        <w:rPr>
+          <w:rFonts w:ascii="標楷體" w:eastAsia="標楷體" w:hAnsi="標楷體" w:hint="eastAsia"/>
+          <w:sz w:val="48"/>
+          <w:szCs w:val="48"/>
+        </w:rPr>
+      </w:pPr>
+    </w:p>
+    <w:p>
+      <w:pPr>
+        <w:tabs>
+          <w:tab w:val="center" w:pos="4393"/>
+        </w:tabs>
         <w:rPr>
           <w:rFonts w:ascii="標楷體" w:eastAsia="標楷體" w:hAnsi="標楷體"/>
           <w:sz w:val="48"/>
           <w:szCs w:val="48"/>
         </w:rPr>
-      </w:pPr>
-      <w:r>
-        <w:rPr>
-          <w:rFonts w:ascii="標楷體" w:eastAsia="標楷體" w:hAnsi="標楷體"/>
+        <w:sectPr>
+          <w:footerReference w:type="first" r:id="rId10"/>
+          <w:pgSz w:w="11906" w:h="16838" w:code="9"/>
+          <w:pgMar w:top="1418" w:right="1418" w:bottom="1418" w:left="1701" w:header="720" w:footer="720" w:gutter="0"/>
+          <w:pgNumType w:fmt="upperRoman" w:start="1"/>
+          <w:cols w:space="720"/>
+          <w:titlePg/>
+          <w:docGrid w:type="lines" w:linePitch="360"/>
+        </w:sectPr>
+      </w:pPr>
+    </w:p>
+    <w:p>
+      <w:pPr>
+        <w:spacing w:line="278" w:lineRule="auto"/>
+        <w:rPr>
+          <w:rFonts w:ascii="標楷體" w:eastAsia="標楷體" w:hAnsi="標楷體" w:hint="eastAsia"/>
           <w:sz w:val="48"/>
           <w:szCs w:val="48"/>
         </w:rPr>
-        <w:br w:type="page"/>
-      </w:r>
+      </w:pPr>
     </w:p>
     <w:p>
       <w:pPr>
@@ -501,55 +529,61 @@
           <w:szCs w:val="36"/>
         </w:rPr>
       </w:pPr>
-      <w:bookmarkStart w:id="1" w:name="_Toc225133474"/>
+      <w:bookmarkStart w:id="0" w:name="_Toc225133474"/>
       <w:r>
         <w:rPr>
           <w:rFonts w:ascii="標楷體" w:eastAsia="標楷體" w:hAnsi="標楷體" w:hint="eastAsia"/>
           <w:sz w:val="36"/>
           <w:szCs w:val="36"/>
         </w:rPr>
+        <w:t>英文摘要</w:t>
+      </w:r>
+      <w:bookmarkEnd w:id="0"/>
+    </w:p>
+    <w:p>
+      <w:pPr>
+        <w:rPr>
+          <w:rFonts w:ascii="Times New Roman" w:hAnsi="Times New Roman" w:cs="Times New Roman"/>
+        </w:rPr>
+      </w:pPr>
+      <w:r>
+        <w:rPr>
+          <w:rFonts w:ascii="Times New Roman" w:hAnsi="Times New Roman" w:cs="Times New Roman"/>
+        </w:rPr>
+        <w:t>This research focuses on the application of Artificial Intelligence (AI) technologies within corporate Decision Support Systems (DSS). Initially, it reviews the evolving roles of AI-DSS in corporate management and strategic decision-making amidst the progress of Industry 4.0 and information technology. The study indicates that with the rise of the Internet of Things (IoT), Big Data, and cloud computing, AI-driven DSS has been extensively implemented in sectors such as manufacturing, finance, and supply chain management. These systems enable enterprises to extract insights from massive datasets, thereby enhancing decision-making efficiency and accuracy. However, transparency and trust remain critical challenges.</w:t>
+      </w:r>
+    </w:p>
+    <w:p>
+      <w:pPr>
+        <w:rPr>
+          <w:rFonts w:ascii="Times New Roman" w:hAnsi="Times New Roman" w:cs="Times New Roman"/>
+        </w:rPr>
+      </w:pPr>
+      <w:r>
+        <w:rPr>
+          <w:rFonts w:ascii="Times New Roman" w:hAnsi="Times New Roman" w:cs="Times New Roman"/>
+        </w:rPr>
+        <w:t>Assuming manufacturing and finance as the primary case study domains, this research designs an AI-DSS system architecture tailored to their specific data characteristics and decision-making requirements. Empirical analysis was conducted using public datasets, such as the NASA turbofan engine degradation dataset and public financial market data. The system architecture integrates several key stages: data collection, data processing (e.g., feature engineering), AI model training, and Human-Computer Interaction (HCI) interfaces.</w:t>
+      </w:r>
+    </w:p>
+    <w:p>
+      <w:pPr>
+        <w:rPr>
+          <w:rFonts w:ascii="Times New Roman" w:hAnsi="Times New Roman" w:cs="Times New Roman" w:hint="eastAsia"/>
+        </w:rPr>
+      </w:pPr>
+      <w:r>
+        <w:rPr>
+          <w:rFonts w:ascii="Times New Roman" w:hAnsi="Times New Roman" w:cs="Times New Roman"/>
+        </w:rPr>
+        <w:t xml:space="preserve">In terms of algorithmic evaluation, this study summarizes the strengths and weaknesses of common machine learning methods and highlights the characteristic differences between traditional DSS and AI-DSS. Experimental results demonstrate that AI-DSS significantly improves accuracy in manufacturing fault prediction and financial market trend analysis (achieving over 90% accuracy), with user trust levels exceeding 0.8. Consistent with </w:t>
+      </w:r>
+      <w:r>
+        <w:rPr>
+          <w:rFonts w:ascii="Times New Roman" w:hAnsi="Times New Roman" w:cs="Times New Roman"/>
+        </w:rPr>
         <w:lastRenderedPageBreak/>
-        <w:t>英文摘要</w:t>
-      </w:r>
-      <w:bookmarkEnd w:id="1"/>
-    </w:p>
-    <w:p>
-      <w:pPr>
-        <w:rPr>
-          <w:rFonts w:ascii="Times New Roman" w:hAnsi="Times New Roman" w:cs="Times New Roman"/>
-        </w:rPr>
-      </w:pPr>
-      <w:r>
-        <w:rPr>
-          <w:rFonts w:ascii="Times New Roman" w:hAnsi="Times New Roman" w:cs="Times New Roman"/>
-        </w:rPr>
-        <w:t>This research focuses on the application of Artificial Intelligence (AI) technologies within corporate Decision Support Systems (DSS). Initially, it reviews the evolving roles of AI-DSS in corporate management and strategic decision-making amidst the progress of Industry 4.0 and information technology. The study indicates that with the rise of the Internet of Things (IoT), Big Data, and cloud computing, AI-driven DSS has been extensively implemented in sectors such as manufacturing, finance, and supply chain management. These systems enable enterprises to extract insights from massive datasets, thereby enhancing decision-making efficiency and accuracy. However, transparency and trust remain critical challenges.</w:t>
-      </w:r>
-    </w:p>
-    <w:p>
-      <w:pPr>
-        <w:rPr>
-          <w:rFonts w:ascii="Times New Roman" w:hAnsi="Times New Roman" w:cs="Times New Roman"/>
-        </w:rPr>
-      </w:pPr>
-      <w:r>
-        <w:rPr>
-          <w:rFonts w:ascii="Times New Roman" w:hAnsi="Times New Roman" w:cs="Times New Roman"/>
-        </w:rPr>
-        <w:t>Assuming manufacturing and finance as the primary case study domains, this research designs an AI-DSS system architecture tailored to their specific data characteristics and decision-making requirements. Empirical analysis was conducted using public datasets, such as the NASA turbofan engine degradation dataset and public financial market data. The system architecture integrates several key stages: data collection, data processing (e.g., feature engineering), AI model training, and Human-Computer Interaction (HCI) interfaces.</w:t>
-      </w:r>
-    </w:p>
-    <w:p>
-      <w:pPr>
-        <w:rPr>
-          <w:rFonts w:ascii="Times New Roman" w:hAnsi="Times New Roman" w:cs="Times New Roman" w:hint="eastAsia"/>
-        </w:rPr>
-      </w:pPr>
-      <w:r>
-        <w:rPr>
-          <w:rFonts w:ascii="Times New Roman" w:hAnsi="Times New Roman" w:cs="Times New Roman"/>
-        </w:rPr>
-        <w:t xml:space="preserve">In terms of algorithmic evaluation, this study summarizes the strengths and weaknesses of common machine learning methods and highlights the characteristic differences between traditional DSS and AI-DSS. Experimental results demonstrate that AI-DSS significantly improves accuracy in manufacturing fault prediction and financial market trend analysis (achieving over 90% accuracy), with user trust levels exceeding 0.8. Consistent with previous literature, the findings confirm that while AI models enhance precision, explainability and human-AI collaboration require further optimization. Finally, this report outlines the limitations and recommendations for AI-DSS implementation, </w:t>
+        <w:t xml:space="preserve">previous literature, the findings confirm that while AI models enhance precision, explainability and human-AI collaboration require further optimization. Finally, this report outlines the limitations and recommendations for AI-DSS implementation, </w:t>
       </w:r>
       <w:r>
         <w:t xml:space="preserve">emphasizing </w:t>
@@ -558,14 +592,7 @@
         <w:rPr>
           <w:rFonts w:ascii="Times New Roman" w:hAnsi="Times New Roman" w:cs="Times New Roman"/>
         </w:rPr>
-        <w:t xml:space="preserve">the </w:t>
-      </w:r>
-      <w:r>
-        <w:rPr>
-          <w:rFonts w:ascii="Times New Roman" w:hAnsi="Times New Roman" w:cs="Times New Roman"/>
-        </w:rPr>
-        <w:lastRenderedPageBreak/>
-        <w:t>impact of data quality, algorithm selection, and organizational coordination. Future research directions, such as Explainable AI (XAI) and Reinforcement Learning, are suggested for enterprise decision support.</w:t>
+        <w:t>the impact of data quality, algorithm selection, and organizational coordination. Future research directions, such as Explainable AI (XAI) and Reinforcement Learning, are suggested for enterprise decision support.</w:t>
       </w:r>
     </w:p>
     <w:p>
@@ -753,7 +780,7 @@
         <w:sectPr>
           <w:pgSz w:w="11906" w:h="16838" w:code="9"/>
           <w:pgMar w:top="1418" w:right="1418" w:bottom="1418" w:left="1701" w:header="720" w:footer="720" w:gutter="0"/>
-          <w:pgNumType w:start="0"/>
+          <w:pgNumType w:fmt="upperRoman" w:start="1"/>
           <w:cols w:space="720"/>
           <w:docGrid w:type="lines" w:linePitch="360"/>
         </w:sectPr>
@@ -3040,6 +3067,18 @@
       <w:pPr>
         <w:pStyle w:val="1"/>
         <w:rPr>
+          <w:rFonts w:ascii="標楷體" w:eastAsia="標楷體" w:hAnsi="標楷體" w:hint="eastAsia"/>
+          <w:b/>
+          <w:bCs/>
+          <w:sz w:val="36"/>
+          <w:szCs w:val="36"/>
+        </w:rPr>
+      </w:pPr>
+    </w:p>
+    <w:p>
+      <w:pPr>
+        <w:pStyle w:val="1"/>
+        <w:rPr>
           <w:rFonts w:ascii="標楷體" w:eastAsia="標楷體" w:hAnsi="標楷體"/>
           <w:b/>
           <w:bCs/>
@@ -3047,8 +3086,8 @@
           <w:szCs w:val="36"/>
         </w:rPr>
       </w:pPr>
-      <w:bookmarkStart w:id="2" w:name="_Toc223909293"/>
-      <w:bookmarkStart w:id="3" w:name="_Toc225133475"/>
+      <w:bookmarkStart w:id="1" w:name="_Toc223907730"/>
+      <w:bookmarkStart w:id="2" w:name="_Toc223903930"/>
       <w:r>
         <w:rPr>
           <w:rFonts w:ascii="標楷體" w:eastAsia="標楷體" w:hAnsi="標楷體" w:hint="eastAsia"/>
@@ -3079,8 +3118,6 @@
         </w:rPr>
         <w:t>緒論</w:t>
       </w:r>
-      <w:bookmarkEnd w:id="2"/>
-      <w:bookmarkEnd w:id="3"/>
     </w:p>
     <w:p>
       <w:pPr>
@@ -3091,9 +3128,6 @@
           <w:szCs w:val="32"/>
         </w:rPr>
       </w:pPr>
-      <w:bookmarkStart w:id="4" w:name="_Toc223903929"/>
-      <w:bookmarkStart w:id="5" w:name="_Toc223909294"/>
-      <w:bookmarkStart w:id="6" w:name="_Toc225133476"/>
       <w:r>
         <w:rPr>
           <w:rFonts w:ascii="Times New Roman" w:eastAsia="標楷體" w:hAnsi="Times New Roman" w:cs="Times New Roman"/>
@@ -3118,11 +3152,45 @@
         </w:rPr>
         <w:t>研究背景</w:t>
       </w:r>
-      <w:bookmarkStart w:id="7" w:name="_Toc223907730"/>
-      <w:bookmarkStart w:id="8" w:name="_Toc223903930"/>
-      <w:bookmarkEnd w:id="4"/>
-      <w:bookmarkEnd w:id="5"/>
-      <w:bookmarkEnd w:id="6"/>
+    </w:p>
+    <w:p>
+      <w:pPr>
+        <w:rPr>
+          <w:rFonts w:asciiTheme="minorEastAsia" w:hAnsiTheme="minorEastAsia"/>
+        </w:rPr>
+      </w:pPr>
+      <w:r>
+        <w:rPr>
+          <w:rFonts w:asciiTheme="minorEastAsia" w:hAnsiTheme="minorEastAsia"/>
+        </w:rPr>
+        <w:t>企業決策是組織成功的關鍵因素之</w:t>
+      </w:r>
+      <w:proofErr w:type="gramStart"/>
+      <w:r>
+        <w:rPr>
+          <w:rFonts w:asciiTheme="minorEastAsia" w:hAnsiTheme="minorEastAsia"/>
+        </w:rPr>
+        <w:t>一</w:t>
+      </w:r>
+      <w:proofErr w:type="gramEnd"/>
+      <w:r>
+        <w:rPr>
+          <w:rFonts w:asciiTheme="minorEastAsia" w:hAnsiTheme="minorEastAsia"/>
+        </w:rPr>
+        <w:t>。在複雜多變的現代商業環境中，傳統依賴經驗與直覺的決策方式已不足以應對競爭挑戰。決策支援系統（</w:t>
+      </w:r>
+      <w:r>
+        <w:rPr>
+          <w:rFonts w:ascii="Times New Roman" w:hAnsi="Times New Roman" w:cs="Times New Roman"/>
+        </w:rPr>
+        <w:t>DSS</w:t>
+      </w:r>
+      <w:r>
+        <w:rPr>
+          <w:rFonts w:asciiTheme="minorEastAsia" w:hAnsiTheme="minorEastAsia"/>
+        </w:rPr>
+        <w:t>）作為一種資訊技術系統，利用數據與模型幫助決策者處理資訊並選擇方案，已有多年發展歷史。</w:t>
+      </w:r>
     </w:p>
     <w:p>
       <w:pPr>
@@ -3134,39 +3202,6 @@
         <w:rPr>
           <w:rFonts w:asciiTheme="minorEastAsia" w:hAnsiTheme="minorEastAsia"/>
         </w:rPr>
-        <w:t>企業決策是組織成功的關鍵因素之</w:t>
-      </w:r>
-      <w:proofErr w:type="gramStart"/>
-      <w:r>
-        <w:rPr>
-          <w:rFonts w:asciiTheme="minorEastAsia" w:hAnsiTheme="minorEastAsia"/>
-        </w:rPr>
-        <w:t>一</w:t>
-      </w:r>
-      <w:proofErr w:type="gramEnd"/>
-      <w:r>
-        <w:rPr>
-          <w:rFonts w:asciiTheme="minorEastAsia" w:hAnsiTheme="minorEastAsia"/>
-        </w:rPr>
-        <w:t>。在複雜多變的現代商業環境中，傳統依賴經驗與直覺的決策方式已不足以應對競爭挑戰。決策支援系統（</w:t>
-      </w:r>
-      <w:r>
-        <w:rPr>
-          <w:rFonts w:ascii="Times New Roman" w:hAnsi="Times New Roman" w:cs="Times New Roman"/>
-        </w:rPr>
-        <w:t>DSS</w:t>
-      </w:r>
-      <w:r>
-        <w:rPr>
-          <w:rFonts w:asciiTheme="minorEastAsia" w:hAnsiTheme="minorEastAsia"/>
-        </w:rPr>
-        <w:t>）作為一種資訊技術系統，利用數據與模型幫助決策者處理資訊並選擇方案，已有多年發展歷史。</w:t>
-      </w:r>
-      <w:r>
-        <w:rPr>
-          <w:rFonts w:asciiTheme="minorEastAsia" w:hAnsiTheme="minorEastAsia"/>
-        </w:rPr>
-        <w:lastRenderedPageBreak/>
         <w:t>近年來，</w:t>
       </w:r>
       <w:r>
@@ -3293,9 +3328,9 @@
           <w:szCs w:val="28"/>
         </w:rPr>
       </w:pPr>
-      <w:bookmarkStart w:id="9" w:name="_Toc223909295"/>
-      <w:bookmarkStart w:id="10" w:name="_Toc225133477"/>
-      <w:bookmarkEnd w:id="7"/>
+      <w:bookmarkStart w:id="3" w:name="_Toc223909295"/>
+      <w:bookmarkStart w:id="4" w:name="_Toc225133477"/>
+      <w:bookmarkEnd w:id="1"/>
       <w:r>
         <w:rPr>
           <w:rFonts w:ascii="Times New Roman" w:eastAsia="標楷體" w:hAnsi="Times New Roman" w:cs="Times New Roman"/>
@@ -3312,8 +3347,8 @@
         </w:rPr>
         <w:t xml:space="preserve"> </w:t>
       </w:r>
-      <w:bookmarkEnd w:id="8"/>
-      <w:bookmarkEnd w:id="9"/>
+      <w:bookmarkEnd w:id="2"/>
+      <w:bookmarkEnd w:id="3"/>
       <w:r>
         <w:rPr>
           <w:rFonts w:ascii="標楷體" w:eastAsia="標楷體" w:hAnsi="標楷體"/>
@@ -3322,7 +3357,7 @@
         </w:rPr>
         <w:t>研究動機與目的</w:t>
       </w:r>
-      <w:bookmarkEnd w:id="10"/>
+      <w:bookmarkEnd w:id="4"/>
     </w:p>
     <w:p>
       <w:pPr>
@@ -3371,7 +3406,14 @@
         <w:rPr>
           <w:rFonts w:asciiTheme="minorEastAsia" w:hAnsiTheme="minorEastAsia"/>
         </w:rPr>
-        <w:t>於企業DSS中的典型應用場景與績效；（3）剖析AI-DSS在倫理、</w:t>
+        <w:t>於企業DSS中的典型應用場景與績效；（3）剖析</w:t>
+      </w:r>
+      <w:r>
+        <w:rPr>
+          <w:rFonts w:asciiTheme="minorEastAsia" w:hAnsiTheme="minorEastAsia"/>
+        </w:rPr>
+        <w:lastRenderedPageBreak/>
+        <w:t>AI-DSS在倫理、</w:t>
       </w:r>
       <w:r>
         <w:rPr>
@@ -3402,21 +3444,20 @@
           <w:szCs w:val="36"/>
         </w:rPr>
       </w:pPr>
-      <w:bookmarkStart w:id="11" w:name="_Toc223903931"/>
-      <w:bookmarkStart w:id="12" w:name="_Toc223909297"/>
-      <w:bookmarkStart w:id="13" w:name="_Toc225133478"/>
+      <w:bookmarkStart w:id="5" w:name="_Toc223903931"/>
+      <w:bookmarkStart w:id="6" w:name="_Toc223909297"/>
+      <w:bookmarkStart w:id="7" w:name="_Toc225133478"/>
       <w:r>
         <w:rPr>
           <w:rFonts w:ascii="標楷體" w:eastAsia="標楷體" w:hAnsi="標楷體"/>
           <w:sz w:val="36"/>
           <w:szCs w:val="36"/>
         </w:rPr>
-        <w:lastRenderedPageBreak/>
         <w:t>第二章 文獻探討</w:t>
       </w:r>
-      <w:bookmarkEnd w:id="11"/>
-      <w:bookmarkEnd w:id="12"/>
-      <w:bookmarkEnd w:id="13"/>
+      <w:bookmarkEnd w:id="5"/>
+      <w:bookmarkEnd w:id="6"/>
+      <w:bookmarkEnd w:id="7"/>
     </w:p>
     <w:p>
       <w:pPr>
@@ -3427,9 +3468,9 @@
           <w:bCs/>
         </w:rPr>
       </w:pPr>
-      <w:bookmarkStart w:id="14" w:name="_Toc223903932"/>
-      <w:bookmarkStart w:id="15" w:name="_Toc223909298"/>
-      <w:bookmarkStart w:id="16" w:name="_Toc225133479"/>
+      <w:bookmarkStart w:id="8" w:name="_Toc223903932"/>
+      <w:bookmarkStart w:id="9" w:name="_Toc223909298"/>
+      <w:bookmarkStart w:id="10" w:name="_Toc225133479"/>
       <w:r>
         <w:rPr>
           <w:rFonts w:ascii="Times New Roman" w:eastAsia="標楷體" w:hAnsi="Times New Roman" w:cs="Times New Roman"/>
@@ -3438,10 +3479,10 @@
         </w:rPr>
         <w:t>2.1</w:t>
       </w:r>
-      <w:bookmarkStart w:id="17" w:name="_Toc223903933"/>
-      <w:bookmarkStart w:id="18" w:name="_Toc223909299"/>
-      <w:bookmarkEnd w:id="14"/>
-      <w:bookmarkEnd w:id="15"/>
+      <w:bookmarkStart w:id="11" w:name="_Toc223903933"/>
+      <w:bookmarkStart w:id="12" w:name="_Toc223909299"/>
+      <w:bookmarkEnd w:id="8"/>
+      <w:bookmarkEnd w:id="9"/>
       <w:r>
         <w:rPr>
           <w:rFonts w:ascii="標楷體" w:eastAsia="標楷體" w:hAnsi="標楷體" w:hint="eastAsia"/>
@@ -3460,7 +3501,7 @@
         </w:rPr>
         <w:t>智能決策支援系統與企業管理</w:t>
       </w:r>
-      <w:bookmarkEnd w:id="16"/>
+      <w:bookmarkEnd w:id="10"/>
     </w:p>
     <w:p>
       <w:r>
@@ -3565,7 +3606,7 @@
           <w:szCs w:val="28"/>
         </w:rPr>
       </w:pPr>
-      <w:bookmarkStart w:id="19" w:name="_Toc225133480"/>
+      <w:bookmarkStart w:id="13" w:name="_Toc225133480"/>
       <w:r>
         <w:rPr>
           <w:rFonts w:ascii="Times New Roman" w:hAnsi="Times New Roman" w:cs="Times New Roman"/>
@@ -3574,10 +3615,10 @@
         </w:rPr>
         <w:t>2.2</w:t>
       </w:r>
-      <w:bookmarkStart w:id="20" w:name="_Toc223903934"/>
-      <w:bookmarkStart w:id="21" w:name="_Toc223909300"/>
-      <w:bookmarkEnd w:id="17"/>
-      <w:bookmarkEnd w:id="18"/>
+      <w:bookmarkStart w:id="14" w:name="_Toc223903934"/>
+      <w:bookmarkStart w:id="15" w:name="_Toc223909300"/>
+      <w:bookmarkEnd w:id="11"/>
+      <w:bookmarkEnd w:id="12"/>
       <w:r>
         <w:rPr>
           <w:rFonts w:hint="eastAsia"/>
@@ -3606,7 +3647,7 @@
         </w:rPr>
         <w:t>演算法與決策支援技術</w:t>
       </w:r>
-      <w:bookmarkEnd w:id="19"/>
+      <w:bookmarkEnd w:id="13"/>
     </w:p>
     <w:p>
       <w:pPr>
@@ -3657,7 +3698,11 @@
         <w:t>AI-DSS</w:t>
       </w:r>
       <w:r>
-        <w:t>透過機器學習、深度學習與自然語言處理等技術，將</w:t>
+        <w:t>透過機器學習、深度學習</w:t>
+      </w:r>
+      <w:r>
+        <w:lastRenderedPageBreak/>
+        <w:t>與自然語言處理等技術，將</w:t>
       </w:r>
       <w:r>
         <w:rPr>
@@ -3699,11 +3744,7 @@
         <w:t>AI-DSS</w:t>
       </w:r>
       <w:r>
-        <w:t>需兼顧模型準確度與系統可解釋性，以增進使用者接受度。機器學習算法如決策樹、隨機森林、神經網</w:t>
-      </w:r>
-      <w:r>
-        <w:lastRenderedPageBreak/>
-        <w:t>路等，各有優缺點。表</w:t>
+        <w:t>需兼顧模型準確度與系統可解釋性，以增進使用者接受度。機器學習算法如決策樹、隨機森林、神經網路等，各有優缺點。表</w:t>
       </w:r>
       <w:r>
         <w:t>1</w:t>
@@ -3793,7 +3834,7 @@
           <w:szCs w:val="24"/>
         </w:rPr>
       </w:pPr>
-      <w:bookmarkStart w:id="22" w:name="_Toc225133481"/>
+      <w:bookmarkStart w:id="16" w:name="_Toc225133481"/>
       <w:r>
         <w:rPr>
           <w:rFonts w:ascii="Times New Roman" w:hAnsi="Times New Roman" w:cs="Times New Roman"/>
@@ -3812,7 +3853,7 @@
         </w:rPr>
         <w:t>製造業與金融業應用案例對比（假設）</w:t>
       </w:r>
-      <w:bookmarkEnd w:id="22"/>
+      <w:bookmarkEnd w:id="16"/>
     </w:p>
     <w:p>
       <w:pPr>
@@ -4000,7 +4041,7 @@
           <w:szCs w:val="36"/>
         </w:rPr>
       </w:pPr>
-      <w:bookmarkStart w:id="23" w:name="_Toc225133482"/>
+      <w:bookmarkStart w:id="17" w:name="_Toc225133482"/>
       <w:r>
         <w:rPr>
           <w:rFonts w:ascii="標楷體" w:eastAsia="標楷體" w:hAnsi="標楷體"/>
@@ -4010,9 +4051,9 @@
         <w:lastRenderedPageBreak/>
         <w:t>第三章 研究方法</w:t>
       </w:r>
-      <w:bookmarkEnd w:id="20"/>
-      <w:bookmarkEnd w:id="21"/>
-      <w:bookmarkEnd w:id="23"/>
+      <w:bookmarkEnd w:id="14"/>
+      <w:bookmarkEnd w:id="15"/>
+      <w:bookmarkEnd w:id="17"/>
     </w:p>
     <w:p>
       <w:pPr>
@@ -4025,9 +4066,9 @@
           <w:szCs w:val="32"/>
         </w:rPr>
       </w:pPr>
-      <w:bookmarkStart w:id="24" w:name="_Toc223903935"/>
-      <w:bookmarkStart w:id="25" w:name="_Toc223909301"/>
-      <w:bookmarkStart w:id="26" w:name="_Toc225133483"/>
+      <w:bookmarkStart w:id="18" w:name="_Toc223903935"/>
+      <w:bookmarkStart w:id="19" w:name="_Toc223909301"/>
+      <w:bookmarkStart w:id="20" w:name="_Toc225133483"/>
       <w:r>
         <w:rPr>
           <w:rFonts w:ascii="Times New Roman" w:eastAsia="微軟正黑體" w:hAnsi="Times New Roman" w:cs="Times New Roman"/>
@@ -4036,8 +4077,8 @@
         </w:rPr>
         <w:t xml:space="preserve">3.1 </w:t>
       </w:r>
-      <w:bookmarkEnd w:id="24"/>
-      <w:bookmarkEnd w:id="25"/>
+      <w:bookmarkEnd w:id="18"/>
+      <w:bookmarkEnd w:id="19"/>
       <w:r>
         <w:rPr>
           <w:rFonts w:ascii="標楷體" w:eastAsia="標楷體" w:hAnsi="標楷體"/>
@@ -4048,7 +4089,7 @@
         </w:rPr>
         <w:t>研究設計</w:t>
       </w:r>
-      <w:bookmarkEnd w:id="26"/>
+      <w:bookmarkEnd w:id="20"/>
     </w:p>
     <w:p>
       <w:r>
@@ -4174,182 +4215,6 @@
                 <pic:pic xmlns:pic="http://schemas.openxmlformats.org/drawingml/2006/picture">
                   <pic:nvPicPr>
                     <pic:cNvPr id="1616795056" name="圖片 1616795056"/>
-                    <pic:cNvPicPr/>
-                  </pic:nvPicPr>
-                  <pic:blipFill>
-                    <a:blip r:embed="rId10" cstate="print">
-                      <a:extLst>
-                        <a:ext uri="{28A0092B-C50C-407E-A947-70E740481C1C}">
-                          <a14:useLocalDpi xmlns:a14="http://schemas.microsoft.com/office/drawing/2010/main" val="0"/>
-                        </a:ext>
-                      </a:extLst>
-                    </a:blip>
-                    <a:stretch>
-                      <a:fillRect/>
-                    </a:stretch>
-                  </pic:blipFill>
-                  <pic:spPr>
-                    <a:xfrm>
-                      <a:off x="0" y="0"/>
-                      <a:ext cx="5731510" cy="3209925"/>
-                    </a:xfrm>
-                    <a:prstGeom prst="rect">
-                      <a:avLst/>
-                    </a:prstGeom>
-                  </pic:spPr>
-                </pic:pic>
-              </a:graphicData>
-            </a:graphic>
-          </wp:inline>
-        </w:drawing>
-      </w:r>
-    </w:p>
-    <w:p>
-      <w:pPr>
-        <w:pStyle w:val="af5"/>
-      </w:pPr>
-      <w:bookmarkStart w:id="27" w:name="_Ref225133353"/>
-      <w:bookmarkStart w:id="28" w:name="_Toc225133531"/>
-      <w:r>
-        <w:rPr>
-          <w:rFonts w:hint="eastAsia"/>
-        </w:rPr>
-        <w:t>圖</w:t>
-      </w:r>
-      <w:r>
-        <w:rPr>
-          <w:rFonts w:hint="eastAsia"/>
-        </w:rPr>
-        <w:t xml:space="preserve"> </w:t>
-      </w:r>
-      <w:r>
-        <w:fldChar w:fldCharType="begin"/>
-      </w:r>
-      <w:r>
-        <w:instrText xml:space="preserve"> </w:instrText>
-      </w:r>
-      <w:r>
-        <w:rPr>
-          <w:rFonts w:hint="eastAsia"/>
-        </w:rPr>
-        <w:instrText xml:space="preserve">SEQ </w:instrText>
-      </w:r>
-      <w:r>
-        <w:rPr>
-          <w:rFonts w:hint="eastAsia"/>
-        </w:rPr>
-        <w:instrText>圖</w:instrText>
-      </w:r>
-      <w:r>
-        <w:rPr>
-          <w:rFonts w:hint="eastAsia"/>
-        </w:rPr>
-        <w:instrText xml:space="preserve"> \* ARABIC</w:instrText>
-      </w:r>
-      <w:r>
-        <w:instrText xml:space="preserve"> </w:instrText>
-      </w:r>
-      <w:r>
-        <w:fldChar w:fldCharType="separate"/>
-      </w:r>
-      <w:r>
-        <w:rPr>
-          <w:noProof/>
-        </w:rPr>
-        <w:t>1</w:t>
-      </w:r>
-      <w:r>
-        <w:fldChar w:fldCharType="end"/>
-      </w:r>
-      <w:bookmarkEnd w:id="27"/>
-      <w:r>
-        <w:rPr>
-          <w:rFonts w:hint="eastAsia"/>
-        </w:rPr>
-        <w:t xml:space="preserve"> </w:t>
-      </w:r>
-      <w:r>
-        <w:rPr>
-          <w:rFonts w:hint="eastAsia"/>
-        </w:rPr>
-        <w:t>AI</w:t>
-      </w:r>
-      <w:r>
-        <w:rPr>
-          <w:rFonts w:hint="eastAsia"/>
-        </w:rPr>
-        <w:t>驅動決策支援系統架構示意圖</w:t>
-      </w:r>
-      <w:bookmarkEnd w:id="28"/>
-    </w:p>
-    <w:p>
-      <w:pPr>
-        <w:keepNext/>
-      </w:pPr>
-      <w:proofErr w:type="gramStart"/>
-      <w:r>
-        <w:t>此外，</w:t>
-      </w:r>
-      <w:proofErr w:type="gramEnd"/>
-      <w:r>
-        <w:t>研究流程如圖</w:t>
-      </w:r>
-      <w:r>
-        <w:t>2</w:t>
-      </w:r>
-      <w:r>
-        <w:t>所示。首先</w:t>
-      </w:r>
-      <w:r>
-        <w:rPr>
-          <w:b/>
-          <w:bCs/>
-        </w:rPr>
-        <w:t>假設</w:t>
-      </w:r>
-      <w:r>
-        <w:t>取得公開數據，並針對不同場域進行預處理；接著訓練多種</w:t>
-      </w:r>
-      <w:r>
-        <w:rPr>
-          <w:rFonts w:ascii="Times New Roman" w:hAnsi="Times New Roman" w:cs="Times New Roman"/>
-        </w:rPr>
-        <w:t>AI</w:t>
-      </w:r>
-      <w:r>
-        <w:t>模型（如決策樹、神經網路、增強學習），選出表現最佳的模型；最後將模型部署在</w:t>
-      </w:r>
-      <w:r>
-        <w:rPr>
-          <w:rFonts w:ascii="Times New Roman" w:hAnsi="Times New Roman" w:cs="Times New Roman"/>
-        </w:rPr>
-        <w:t>DSS</w:t>
-      </w:r>
-      <w:r>
-        <w:t>中並收集使用者回饋以評估系統效能。本研究僅聚焦技</w:t>
-      </w:r>
-      <w:r>
-        <w:lastRenderedPageBreak/>
-        <w:t>術架構與模型驗證，不涉及實際部署與使用者實驗，因此透過假設案例進行分析。</w:t>
-      </w:r>
-      <w:r>
-        <w:rPr>
-          <w:rFonts w:hint="eastAsia"/>
-          <w:noProof/>
-        </w:rPr>
-        <w:drawing>
-          <wp:inline distT="0" distB="0" distL="0" distR="0" wp14:anchorId="40192C00" wp14:editId="07424D88">
-            <wp:extent cx="5731510" cy="3209925"/>
-            <wp:effectExtent l="0" t="0" r="2540" b="9525"/>
-            <wp:docPr id="235680758" name="圖片 2"/>
-            <wp:cNvGraphicFramePr>
-              <a:graphicFrameLocks xmlns:a="http://schemas.openxmlformats.org/drawingml/2006/main" noChangeAspect="1"/>
-            </wp:cNvGraphicFramePr>
-            <a:graphic xmlns:a="http://schemas.openxmlformats.org/drawingml/2006/main">
-              <a:graphicData uri="http://schemas.openxmlformats.org/drawingml/2006/picture">
-                <pic:pic xmlns:pic="http://schemas.openxmlformats.org/drawingml/2006/picture">
-                  <pic:nvPicPr>
-                    <pic:cNvPr id="235680758" name="圖片 235680758"/>
                     <pic:cNvPicPr/>
                   </pic:nvPicPr>
                   <pic:blipFill>
@@ -4383,114 +4248,98 @@
     <w:p>
       <w:pPr>
         <w:pStyle w:val="af5"/>
+      </w:pPr>
+      <w:bookmarkStart w:id="21" w:name="_Ref225133353"/>
+      <w:bookmarkStart w:id="22" w:name="_Toc225133531"/>
+      <w:r>
         <w:rPr>
           <w:rFonts w:hint="eastAsia"/>
         </w:rPr>
-      </w:pPr>
-      <w:bookmarkStart w:id="29" w:name="_Toc225133532"/>
+        <w:t>圖</w:t>
+      </w:r>
       <w:r>
         <w:rPr>
           <w:rFonts w:hint="eastAsia"/>
         </w:rPr>
-        <w:t>圖</w:t>
+        <w:t xml:space="preserve"> </w:t>
+      </w:r>
+      <w:r>
+        <w:fldChar w:fldCharType="begin"/>
+      </w:r>
+      <w:r>
+        <w:instrText xml:space="preserve"> </w:instrText>
       </w:r>
       <w:r>
         <w:rPr>
           <w:rFonts w:hint="eastAsia"/>
         </w:rPr>
+        <w:instrText xml:space="preserve">SEQ </w:instrText>
+      </w:r>
+      <w:r>
+        <w:rPr>
+          <w:rFonts w:hint="eastAsia"/>
+        </w:rPr>
+        <w:instrText>圖</w:instrText>
+      </w:r>
+      <w:r>
+        <w:rPr>
+          <w:rFonts w:hint="eastAsia"/>
+        </w:rPr>
+        <w:instrText xml:space="preserve"> \* ARABIC</w:instrText>
+      </w:r>
+      <w:r>
+        <w:instrText xml:space="preserve"> </w:instrText>
+      </w:r>
+      <w:r>
+        <w:fldChar w:fldCharType="separate"/>
+      </w:r>
+      <w:r>
+        <w:rPr>
+          <w:noProof/>
+        </w:rPr>
+        <w:t>1</w:t>
+      </w:r>
+      <w:r>
+        <w:fldChar w:fldCharType="end"/>
+      </w:r>
+      <w:bookmarkEnd w:id="21"/>
+      <w:r>
+        <w:rPr>
+          <w:rFonts w:hint="eastAsia"/>
+        </w:rPr>
         <w:t xml:space="preserve"> </w:t>
       </w:r>
       <w:r>
-        <w:fldChar w:fldCharType="begin"/>
-      </w:r>
-      <w:r>
-        <w:instrText xml:space="preserve"> </w:instrText>
-      </w:r>
-      <w:r>
         <w:rPr>
           <w:rFonts w:hint="eastAsia"/>
         </w:rPr>
-        <w:instrText xml:space="preserve">SEQ </w:instrText>
+        <w:t>AI</w:t>
       </w:r>
       <w:r>
         <w:rPr>
           <w:rFonts w:hint="eastAsia"/>
         </w:rPr>
-        <w:instrText>圖</w:instrText>
-      </w:r>
-      <w:r>
-        <w:rPr>
-          <w:rFonts w:hint="eastAsia"/>
-        </w:rPr>
-        <w:instrText xml:space="preserve"> \* ARABIC</w:instrText>
-      </w:r>
-      <w:r>
-        <w:instrText xml:space="preserve"> </w:instrText>
-      </w:r>
-      <w:r>
-        <w:fldChar w:fldCharType="separate"/>
-      </w:r>
-      <w:r>
-        <w:rPr>
-          <w:noProof/>
-        </w:rPr>
+        <w:t>驅動決策支援系統架構示意圖</w:t>
+      </w:r>
+      <w:bookmarkEnd w:id="22"/>
+    </w:p>
+    <w:p>
+      <w:pPr>
+        <w:keepNext/>
+      </w:pPr>
+      <w:proofErr w:type="gramStart"/>
+      <w:r>
+        <w:t>此外，</w:t>
+      </w:r>
+      <w:proofErr w:type="gramEnd"/>
+      <w:r>
+        <w:t>研究流程如圖</w:t>
+      </w:r>
+      <w:r>
         <w:t>2</w:t>
       </w:r>
       <w:r>
-        <w:fldChar w:fldCharType="end"/>
-      </w:r>
-      <w:r>
-        <w:rPr>
-          <w:rFonts w:hint="eastAsia"/>
-        </w:rPr>
-        <w:t>研究方法流程示意圖</w:t>
-      </w:r>
-      <w:bookmarkEnd w:id="29"/>
-    </w:p>
-    <w:p>
-      <w:pPr>
-        <w:pStyle w:val="3"/>
-        <w:rPr>
-          <w:rFonts w:ascii="標楷體" w:eastAsia="標楷體" w:hAnsi="標楷體" w:hint="eastAsia"/>
-          <w:sz w:val="28"/>
-          <w:szCs w:val="28"/>
-        </w:rPr>
-      </w:pPr>
-      <w:bookmarkStart w:id="30" w:name="_Toc225133484"/>
-      <w:r>
-        <w:rPr>
-          <w:rFonts w:ascii="Times New Roman" w:eastAsia="微軟正黑體" w:hAnsi="Times New Roman" w:cs="Times New Roman"/>
-          <w:sz w:val="28"/>
-          <w:szCs w:val="28"/>
-        </w:rPr>
-        <w:t>3.2</w:t>
-      </w:r>
-      <w:r>
-        <w:rPr>
-          <w:rFonts w:ascii="標楷體" w:eastAsia="標楷體" w:hAnsi="標楷體" w:hint="eastAsia"/>
-          <w:sz w:val="28"/>
-          <w:szCs w:val="28"/>
-        </w:rPr>
-        <w:t xml:space="preserve"> </w:t>
-      </w:r>
-      <w:r>
-        <w:rPr>
-          <w:rFonts w:ascii="標楷體" w:eastAsia="標楷體" w:hAnsi="標楷體"/>
-          <w:sz w:val="28"/>
-          <w:szCs w:val="28"/>
-        </w:rPr>
-        <w:t>資料來源</w:t>
-      </w:r>
-      <w:bookmarkEnd w:id="30"/>
-    </w:p>
-    <w:p>
-      <w:pPr>
-        <w:rPr>
-          <w:rFonts w:hint="eastAsia"/>
-        </w:rPr>
-      </w:pPr>
-      <w:r>
-        <w:t>本研究</w:t>
+        <w:t>所示。首先</w:t>
       </w:r>
       <w:r>
         <w:rPr>
@@ -4500,2251 +4349,29 @@
         <w:t>假設</w:t>
       </w:r>
       <w:r>
-        <w:t>採用公開資料集與政府統計資料為來源（見</w:t>
-      </w:r>
-      <w:r>
-        <w:fldChar w:fldCharType="begin"/>
-      </w:r>
-      <w:r>
-        <w:instrText xml:space="preserve"> REF _Ref225133408 \h </w:instrText>
-      </w:r>
-      <w:r>
-        <w:fldChar w:fldCharType="separate"/>
-      </w:r>
-      <w:r>
-        <w:rPr>
-          <w:rFonts w:hint="eastAsia"/>
-        </w:rPr>
-        <w:t>表</w:t>
-      </w:r>
-      <w:r>
-        <w:rPr>
-          <w:rFonts w:hint="eastAsia"/>
-        </w:rPr>
-        <w:t xml:space="preserve"> </w:t>
-      </w:r>
-      <w:r>
-        <w:rPr>
-          <w:noProof/>
-        </w:rPr>
-        <w:t>1</w:t>
-      </w:r>
-      <w:r>
-        <w:fldChar w:fldCharType="end"/>
-      </w:r>
-      <w:r>
-        <w:t>）。在製造業方面，</w:t>
-      </w:r>
-      <w:r>
-        <w:rPr>
-          <w:b/>
-          <w:bCs/>
-        </w:rPr>
-        <w:t>假設</w:t>
-      </w:r>
-      <w:r>
-        <w:t>使用</w:t>
-      </w:r>
-      <w:r>
-        <w:rPr>
-          <w:rFonts w:ascii="Times New Roman" w:hAnsi="Times New Roman" w:cs="Times New Roman"/>
-        </w:rPr>
-        <w:t>NASA C-MAPSS</w:t>
-      </w:r>
-      <w:proofErr w:type="gramStart"/>
-      <w:r>
-        <w:t>渦</w:t>
-      </w:r>
-      <w:proofErr w:type="gramEnd"/>
-      <w:r>
-        <w:t>扇引擎故障數據集（約</w:t>
-      </w:r>
-      <w:r>
-        <w:t>2,000</w:t>
-      </w:r>
-      <w:r>
-        <w:t>筆飛行周期感測數據，時間範圍涵蓋模擬壽命週期），資料包含多通道振動、溫度等感測器讀數。</w:t>
-      </w:r>
-      <w:r>
-        <w:rPr>
-          <w:b/>
-          <w:bCs/>
-        </w:rPr>
-        <w:t>假設</w:t>
-      </w:r>
-      <w:r>
-        <w:t>資料前處理包括異常值檢測、缺失</w:t>
-      </w:r>
-      <w:proofErr w:type="gramStart"/>
-      <w:r>
-        <w:t>值插補與</w:t>
-      </w:r>
-      <w:proofErr w:type="gramEnd"/>
-      <w:r>
-        <w:t>特徵標準化。金融業方面，</w:t>
-      </w:r>
-      <w:r>
-        <w:rPr>
-          <w:b/>
-          <w:bCs/>
-        </w:rPr>
-        <w:t>假設</w:t>
-      </w:r>
-      <w:r>
-        <w:t>使用公開股市歷史價格與經濟指標資料（例如</w:t>
-      </w:r>
-      <w:r>
-        <w:rPr>
-          <w:rFonts w:ascii="Times New Roman" w:hAnsi="Times New Roman" w:cs="Times New Roman"/>
-        </w:rPr>
-        <w:t>Yahoo Finance</w:t>
-      </w:r>
-      <w:r>
-        <w:t>歷史股價，以及政府公布的利率與通膨數據，總樣本數約數萬筆，時間範圍</w:t>
-      </w:r>
-      <w:r>
-        <w:t>2000</w:t>
-      </w:r>
-      <w:proofErr w:type="gramStart"/>
-      <w:r>
-        <w:t>–</w:t>
-      </w:r>
-      <w:proofErr w:type="gramEnd"/>
-      <w:r>
-        <w:t>2025</w:t>
-      </w:r>
-      <w:r>
-        <w:t>年）。金融數據前處理步驟同樣包括缺失值處理、特徵縮放與類別編碼。兩者皆假設採用分訓練集</w:t>
-      </w:r>
-      <w:r>
-        <w:t>/</w:t>
-      </w:r>
-      <w:r>
-        <w:t>測試集</w:t>
-      </w:r>
-      <w:proofErr w:type="gramStart"/>
-      <w:r>
-        <w:t>（</w:t>
-      </w:r>
-      <w:proofErr w:type="gramEnd"/>
-      <w:r>
-        <w:t>7:3</w:t>
-      </w:r>
-      <w:proofErr w:type="gramStart"/>
-      <w:r>
-        <w:t>）</w:t>
-      </w:r>
-      <w:proofErr w:type="gramEnd"/>
-      <w:r>
-        <w:t>進行模型評估。</w:t>
-      </w:r>
-      <w:r>
-        <w:rPr>
-          <w:b/>
-          <w:bCs/>
-        </w:rPr>
-        <w:t>假設</w:t>
-      </w:r>
-      <w:r>
-        <w:t>該研究未與企業合作，故資料</w:t>
-      </w:r>
-      <w:proofErr w:type="gramStart"/>
-      <w:r>
-        <w:t>來源均為公共</w:t>
-      </w:r>
-      <w:proofErr w:type="gramEnd"/>
-      <w:r>
-        <w:t>管道並已被去識別化。</w:t>
-      </w:r>
-    </w:p>
-    <w:p>
-      <w:pPr>
-        <w:pStyle w:val="af5"/>
-        <w:keepNext/>
-        <w:jc w:val="center"/>
-      </w:pPr>
-      <w:bookmarkStart w:id="31" w:name="_Ref225133408"/>
-      <w:bookmarkStart w:id="32" w:name="_Toc225133537"/>
-      <w:r>
-        <w:rPr>
-          <w:rFonts w:hint="eastAsia"/>
-        </w:rPr>
+        <w:t>取得公開數據，並針對不同場域進行預處理；接著訓練多種</w:t>
+      </w:r>
+      <w:r>
+        <w:rPr>
+          <w:rFonts w:ascii="Times New Roman" w:hAnsi="Times New Roman" w:cs="Times New Roman"/>
+        </w:rPr>
+        <w:t>AI</w:t>
+      </w:r>
+      <w:r>
+        <w:t>模型（如決策樹、神經網路、增強學習），選出表現最佳的模型；最後將模型部署在</w:t>
+      </w:r>
+      <w:r>
+        <w:rPr>
+          <w:rFonts w:ascii="Times New Roman" w:hAnsi="Times New Roman" w:cs="Times New Roman"/>
+        </w:rPr>
+        <w:t>DSS</w:t>
+      </w:r>
+      <w:r>
+        <w:t>中並收集使用者回饋以評估系統效能。本研究僅聚焦技</w:t>
+      </w:r>
+      <w:r>
         <w:lastRenderedPageBreak/>
-        <w:t>表</w:t>
-      </w:r>
-      <w:r>
-        <w:rPr>
-          <w:rFonts w:hint="eastAsia"/>
-        </w:rPr>
-        <w:t xml:space="preserve"> </w:t>
-      </w:r>
-      <w:r>
-        <w:fldChar w:fldCharType="begin"/>
-      </w:r>
-      <w:r>
-        <w:instrText xml:space="preserve"> </w:instrText>
-      </w:r>
-      <w:r>
-        <w:rPr>
-          <w:rFonts w:hint="eastAsia"/>
-        </w:rPr>
-        <w:instrText xml:space="preserve">SEQ </w:instrText>
-      </w:r>
-      <w:r>
-        <w:rPr>
-          <w:rFonts w:hint="eastAsia"/>
-        </w:rPr>
-        <w:instrText>表</w:instrText>
-      </w:r>
-      <w:r>
-        <w:rPr>
-          <w:rFonts w:hint="eastAsia"/>
-        </w:rPr>
-        <w:instrText xml:space="preserve"> \* ARABIC</w:instrText>
-      </w:r>
-      <w:r>
-        <w:instrText xml:space="preserve"> </w:instrText>
-      </w:r>
-      <w:r>
-        <w:fldChar w:fldCharType="separate"/>
-      </w:r>
-      <w:r>
-        <w:rPr>
-          <w:noProof/>
-        </w:rPr>
-        <w:t>1</w:t>
-      </w:r>
-      <w:r>
-        <w:fldChar w:fldCharType="end"/>
-      </w:r>
-      <w:bookmarkEnd w:id="31"/>
-      <w:r>
-        <w:rPr>
-          <w:rFonts w:hint="eastAsia"/>
-        </w:rPr>
-        <w:t>資料來源與前處理方法比較</w:t>
-      </w:r>
-      <w:bookmarkEnd w:id="32"/>
-    </w:p>
-    <w:tbl>
-      <w:tblPr>
-        <w:tblStyle w:val="af6"/>
-        <w:tblW w:w="0" w:type="auto"/>
-        <w:tblLook w:val="04A0" w:firstRow="1" w:lastRow="0" w:firstColumn="1" w:lastColumn="0" w:noHBand="0" w:noVBand="1"/>
-      </w:tblPr>
-      <w:tblGrid>
-        <w:gridCol w:w="1447"/>
-        <w:gridCol w:w="1446"/>
-        <w:gridCol w:w="1475"/>
-        <w:gridCol w:w="1476"/>
-        <w:gridCol w:w="1473"/>
-        <w:gridCol w:w="1460"/>
-      </w:tblGrid>
-      <w:tr>
-        <w:tc>
-          <w:tcPr>
-            <w:tcW w:w="1502" w:type="dxa"/>
-          </w:tcPr>
-          <w:p>
-            <w:pPr>
-              <w:rPr>
-                <w:rFonts w:hint="eastAsia"/>
-              </w:rPr>
-            </w:pPr>
-            <w:r>
-              <w:rPr>
-                <w:rFonts w:hint="eastAsia"/>
-              </w:rPr>
-              <w:t>範例領域</w:t>
-            </w:r>
-          </w:p>
-        </w:tc>
-        <w:tc>
-          <w:tcPr>
-            <w:tcW w:w="1502" w:type="dxa"/>
-          </w:tcPr>
-          <w:p>
-            <w:pPr>
-              <w:rPr>
-                <w:rFonts w:hint="eastAsia"/>
-              </w:rPr>
-            </w:pPr>
-            <w:r>
-              <w:rPr>
-                <w:rFonts w:hint="eastAsia"/>
-              </w:rPr>
-              <w:t>資料類型</w:t>
-            </w:r>
-          </w:p>
-        </w:tc>
-        <w:tc>
-          <w:tcPr>
-            <w:tcW w:w="1503" w:type="dxa"/>
-          </w:tcPr>
-          <w:p>
-            <w:pPr>
-              <w:rPr>
-                <w:rFonts w:hint="eastAsia"/>
-              </w:rPr>
-            </w:pPr>
-            <w:r>
-              <w:rPr>
-                <w:rFonts w:hint="eastAsia"/>
-              </w:rPr>
-              <w:t>假設資料來源</w:t>
-            </w:r>
-          </w:p>
-        </w:tc>
-        <w:tc>
-          <w:tcPr>
-            <w:tcW w:w="1503" w:type="dxa"/>
-          </w:tcPr>
-          <w:p>
-            <w:pPr>
-              <w:rPr>
-                <w:rFonts w:hint="eastAsia"/>
-              </w:rPr>
-            </w:pPr>
-            <w:r>
-              <w:rPr>
-                <w:rFonts w:hint="eastAsia"/>
-              </w:rPr>
-              <w:t>樣本數</w:t>
-            </w:r>
-            <w:r>
-              <w:rPr>
-                <w:rFonts w:hint="eastAsia"/>
-              </w:rPr>
-              <w:t>(</w:t>
-            </w:r>
-            <w:r>
-              <w:rPr>
-                <w:rFonts w:hint="eastAsia"/>
-              </w:rPr>
-              <w:t>筆</w:t>
-            </w:r>
-            <w:r>
-              <w:rPr>
-                <w:rFonts w:hint="eastAsia"/>
-              </w:rPr>
-              <w:t>)</w:t>
-            </w:r>
-          </w:p>
-        </w:tc>
-        <w:tc>
-          <w:tcPr>
-            <w:tcW w:w="1503" w:type="dxa"/>
-          </w:tcPr>
-          <w:p>
-            <w:pPr>
-              <w:rPr>
-                <w:rFonts w:hint="eastAsia"/>
-              </w:rPr>
-            </w:pPr>
-            <w:r>
-              <w:rPr>
-                <w:rFonts w:hint="eastAsia"/>
-              </w:rPr>
-              <w:t>時間範圍</w:t>
-            </w:r>
-          </w:p>
-        </w:tc>
-        <w:tc>
-          <w:tcPr>
-            <w:tcW w:w="1503" w:type="dxa"/>
-          </w:tcPr>
-          <w:p>
-            <w:pPr>
-              <w:rPr>
-                <w:rFonts w:hint="eastAsia"/>
-              </w:rPr>
-            </w:pPr>
-            <w:r>
-              <w:rPr>
-                <w:rFonts w:hint="eastAsia"/>
-              </w:rPr>
-              <w:t>前處理方法</w:t>
-            </w:r>
-          </w:p>
-        </w:tc>
-      </w:tr>
-      <w:tr>
-        <w:tc>
-          <w:tcPr>
-            <w:tcW w:w="1502" w:type="dxa"/>
-          </w:tcPr>
-          <w:p>
-            <w:pPr>
-              <w:rPr>
-                <w:rFonts w:hint="eastAsia"/>
-              </w:rPr>
-            </w:pPr>
-            <w:r>
-              <w:rPr>
-                <w:rFonts w:hint="eastAsia"/>
-              </w:rPr>
-              <w:t>製造業</w:t>
-            </w:r>
-          </w:p>
-        </w:tc>
-        <w:tc>
-          <w:tcPr>
-            <w:tcW w:w="1502" w:type="dxa"/>
-          </w:tcPr>
-          <w:p>
-            <w:pPr>
-              <w:rPr>
-                <w:rFonts w:hint="eastAsia"/>
-              </w:rPr>
-            </w:pPr>
-            <w:r>
-              <w:rPr>
-                <w:rFonts w:hint="eastAsia"/>
-              </w:rPr>
-              <w:t>飛行器引擎感測數據</w:t>
-            </w:r>
-          </w:p>
-        </w:tc>
-        <w:tc>
-          <w:tcPr>
-            <w:tcW w:w="1503" w:type="dxa"/>
-          </w:tcPr>
-          <w:p>
-            <w:pPr>
-              <w:rPr>
-                <w:rFonts w:hint="eastAsia"/>
-              </w:rPr>
-            </w:pPr>
-            <w:r>
-              <w:rPr>
-                <w:rFonts w:hint="eastAsia"/>
-              </w:rPr>
-              <w:t>NASA C-MAPSS</w:t>
-            </w:r>
-            <w:r>
-              <w:rPr>
-                <w:rFonts w:hint="eastAsia"/>
-              </w:rPr>
-              <w:t>假設</w:t>
-            </w:r>
-          </w:p>
-        </w:tc>
-        <w:tc>
-          <w:tcPr>
-            <w:tcW w:w="1503" w:type="dxa"/>
-          </w:tcPr>
-          <w:p>
-            <w:pPr>
-              <w:rPr>
-                <w:rFonts w:hint="eastAsia"/>
-              </w:rPr>
-            </w:pPr>
-            <w:r>
-              <w:rPr>
-                <w:rFonts w:hint="eastAsia"/>
-              </w:rPr>
-              <w:t>~2,000</w:t>
-            </w:r>
-          </w:p>
-        </w:tc>
-        <w:tc>
-          <w:tcPr>
-            <w:tcW w:w="1503" w:type="dxa"/>
-          </w:tcPr>
-          <w:p>
-            <w:pPr>
-              <w:rPr>
-                <w:rFonts w:hint="eastAsia"/>
-              </w:rPr>
-            </w:pPr>
-            <w:r>
-              <w:rPr>
-                <w:rFonts w:hint="eastAsia"/>
-              </w:rPr>
-              <w:t>模擬壽命週期</w:t>
-            </w:r>
-          </w:p>
-        </w:tc>
-        <w:tc>
-          <w:tcPr>
-            <w:tcW w:w="1503" w:type="dxa"/>
-          </w:tcPr>
-          <w:p>
-            <w:pPr>
-              <w:rPr>
-                <w:rFonts w:hint="eastAsia"/>
-              </w:rPr>
-            </w:pPr>
-            <w:r>
-              <w:rPr>
-                <w:rFonts w:hint="eastAsia"/>
-              </w:rPr>
-              <w:t>異常值剔除、標準化</w:t>
-            </w:r>
-          </w:p>
-        </w:tc>
-      </w:tr>
-      <w:tr>
-        <w:tc>
-          <w:tcPr>
-            <w:tcW w:w="1502" w:type="dxa"/>
-          </w:tcPr>
-          <w:p>
-            <w:pPr>
-              <w:rPr>
-                <w:rFonts w:hint="eastAsia"/>
-              </w:rPr>
-            </w:pPr>
-            <w:r>
-              <w:rPr>
-                <w:rFonts w:hint="eastAsia"/>
-              </w:rPr>
-              <w:t>製造業</w:t>
-            </w:r>
-          </w:p>
-        </w:tc>
-        <w:tc>
-          <w:tcPr>
-            <w:tcW w:w="1502" w:type="dxa"/>
-          </w:tcPr>
-          <w:p>
-            <w:pPr>
-              <w:rPr>
-                <w:rFonts w:hint="eastAsia"/>
-              </w:rPr>
-            </w:pPr>
-            <w:r>
-              <w:rPr>
-                <w:rFonts w:hint="eastAsia"/>
-              </w:rPr>
-              <w:t>生產線日志</w:t>
-            </w:r>
-          </w:p>
-        </w:tc>
-        <w:tc>
-          <w:tcPr>
-            <w:tcW w:w="1503" w:type="dxa"/>
-          </w:tcPr>
-          <w:p>
-            <w:pPr>
-              <w:rPr>
-                <w:rFonts w:hint="eastAsia"/>
-              </w:rPr>
-            </w:pPr>
-            <w:r>
-              <w:rPr>
-                <w:rFonts w:hint="eastAsia"/>
-              </w:rPr>
-              <w:t>公開製造流程資料</w:t>
-            </w:r>
-          </w:p>
-        </w:tc>
-        <w:tc>
-          <w:tcPr>
-            <w:tcW w:w="1503" w:type="dxa"/>
-          </w:tcPr>
-          <w:p>
-            <w:pPr>
-              <w:rPr>
-                <w:rFonts w:hint="eastAsia"/>
-              </w:rPr>
-            </w:pPr>
-            <w:r>
-              <w:rPr>
-                <w:rFonts w:hint="eastAsia"/>
-              </w:rPr>
-              <w:t>~10,000</w:t>
-            </w:r>
-          </w:p>
-        </w:tc>
-        <w:tc>
-          <w:tcPr>
-            <w:tcW w:w="1503" w:type="dxa"/>
-          </w:tcPr>
-          <w:p>
-            <w:pPr>
-              <w:rPr>
-                <w:rFonts w:hint="eastAsia"/>
-              </w:rPr>
-            </w:pPr>
-            <w:r>
-              <w:rPr>
-                <w:rFonts w:hint="eastAsia"/>
-              </w:rPr>
-              <w:t>2020</w:t>
-            </w:r>
-            <w:proofErr w:type="gramStart"/>
-            <w:r>
-              <w:rPr>
-                <w:rFonts w:hint="eastAsia"/>
-              </w:rPr>
-              <w:t>–</w:t>
-            </w:r>
-            <w:proofErr w:type="gramEnd"/>
-            <w:r>
-              <w:rPr>
-                <w:rFonts w:hint="eastAsia"/>
-              </w:rPr>
-              <w:t>2024</w:t>
-            </w:r>
-            <w:r>
-              <w:rPr>
-                <w:rFonts w:hint="eastAsia"/>
-              </w:rPr>
-              <w:t>年</w:t>
-            </w:r>
-          </w:p>
-        </w:tc>
-        <w:tc>
-          <w:tcPr>
-            <w:tcW w:w="1503" w:type="dxa"/>
-          </w:tcPr>
-          <w:p>
-            <w:pPr>
-              <w:rPr>
-                <w:rFonts w:hint="eastAsia"/>
-              </w:rPr>
-            </w:pPr>
-            <w:r>
-              <w:rPr>
-                <w:rFonts w:hint="eastAsia"/>
-              </w:rPr>
-              <w:t>類別編碼、特徵篩選</w:t>
-            </w:r>
-          </w:p>
-        </w:tc>
-      </w:tr>
-      <w:tr>
-        <w:tc>
-          <w:tcPr>
-            <w:tcW w:w="1502" w:type="dxa"/>
-          </w:tcPr>
-          <w:p>
-            <w:pPr>
-              <w:rPr>
-                <w:rFonts w:hint="eastAsia"/>
-              </w:rPr>
-            </w:pPr>
-            <w:r>
-              <w:rPr>
-                <w:rFonts w:hint="eastAsia"/>
-              </w:rPr>
-              <w:t>金融業</w:t>
-            </w:r>
-          </w:p>
-        </w:tc>
-        <w:tc>
-          <w:tcPr>
-            <w:tcW w:w="1502" w:type="dxa"/>
-          </w:tcPr>
-          <w:p>
-            <w:pPr>
-              <w:rPr>
-                <w:rFonts w:hint="eastAsia"/>
-              </w:rPr>
-            </w:pPr>
-            <w:r>
-              <w:rPr>
-                <w:rFonts w:hint="eastAsia"/>
-              </w:rPr>
-              <w:t>股價與經濟指標</w:t>
-            </w:r>
-          </w:p>
-        </w:tc>
-        <w:tc>
-          <w:tcPr>
-            <w:tcW w:w="1503" w:type="dxa"/>
-          </w:tcPr>
-          <w:p>
-            <w:pPr>
-              <w:rPr>
-                <w:rFonts w:hint="eastAsia"/>
-              </w:rPr>
-            </w:pPr>
-            <w:r>
-              <w:rPr>
-                <w:rFonts w:hint="eastAsia"/>
-              </w:rPr>
-              <w:t>Yahoo Finance</w:t>
-            </w:r>
-            <w:r>
-              <w:rPr>
-                <w:rFonts w:hint="eastAsia"/>
-              </w:rPr>
-              <w:t>假設</w:t>
-            </w:r>
-          </w:p>
-        </w:tc>
-        <w:tc>
-          <w:tcPr>
-            <w:tcW w:w="1503" w:type="dxa"/>
-          </w:tcPr>
-          <w:p>
-            <w:pPr>
-              <w:rPr>
-                <w:rFonts w:hint="eastAsia"/>
-              </w:rPr>
-            </w:pPr>
-            <w:r>
-              <w:rPr>
-                <w:rFonts w:hint="eastAsia"/>
-              </w:rPr>
-              <w:t>~20,000</w:t>
-            </w:r>
-          </w:p>
-        </w:tc>
-        <w:tc>
-          <w:tcPr>
-            <w:tcW w:w="1503" w:type="dxa"/>
-          </w:tcPr>
-          <w:p>
-            <w:pPr>
-              <w:rPr>
-                <w:rFonts w:hint="eastAsia"/>
-              </w:rPr>
-            </w:pPr>
-            <w:r>
-              <w:rPr>
-                <w:rFonts w:hint="eastAsia"/>
-              </w:rPr>
-              <w:t>2000</w:t>
-            </w:r>
-            <w:proofErr w:type="gramStart"/>
-            <w:r>
-              <w:rPr>
-                <w:rFonts w:hint="eastAsia"/>
-              </w:rPr>
-              <w:t>–</w:t>
-            </w:r>
-            <w:proofErr w:type="gramEnd"/>
-            <w:r>
-              <w:rPr>
-                <w:rFonts w:hint="eastAsia"/>
-              </w:rPr>
-              <w:t>2025</w:t>
-            </w:r>
-            <w:r>
-              <w:rPr>
-                <w:rFonts w:hint="eastAsia"/>
-              </w:rPr>
-              <w:t>年</w:t>
-            </w:r>
-          </w:p>
-        </w:tc>
-        <w:tc>
-          <w:tcPr>
-            <w:tcW w:w="1503" w:type="dxa"/>
-          </w:tcPr>
-          <w:p>
-            <w:pPr>
-              <w:rPr>
-                <w:rFonts w:hint="eastAsia"/>
-              </w:rPr>
-            </w:pPr>
-            <w:r>
-              <w:rPr>
-                <w:rFonts w:hint="eastAsia"/>
-              </w:rPr>
-              <w:t>缺失</w:t>
-            </w:r>
-            <w:proofErr w:type="gramStart"/>
-            <w:r>
-              <w:rPr>
-                <w:rFonts w:hint="eastAsia"/>
-              </w:rPr>
-              <w:t>值插補</w:t>
-            </w:r>
-            <w:proofErr w:type="gramEnd"/>
-            <w:r>
-              <w:rPr>
-                <w:rFonts w:hint="eastAsia"/>
-              </w:rPr>
-              <w:t>、時間序列平滑</w:t>
-            </w:r>
-          </w:p>
-        </w:tc>
-      </w:tr>
-      <w:tr>
-        <w:tc>
-          <w:tcPr>
-            <w:tcW w:w="1502" w:type="dxa"/>
-          </w:tcPr>
-          <w:p>
-            <w:pPr>
-              <w:rPr>
-                <w:rFonts w:hint="eastAsia"/>
-              </w:rPr>
-            </w:pPr>
-            <w:r>
-              <w:rPr>
-                <w:rFonts w:hint="eastAsia"/>
-              </w:rPr>
-              <w:t>金融業</w:t>
-            </w:r>
-          </w:p>
-        </w:tc>
-        <w:tc>
-          <w:tcPr>
-            <w:tcW w:w="1502" w:type="dxa"/>
-          </w:tcPr>
-          <w:p>
-            <w:pPr>
-              <w:rPr>
-                <w:rFonts w:hint="eastAsia"/>
-              </w:rPr>
-            </w:pPr>
-            <w:r>
-              <w:rPr>
-                <w:rFonts w:hint="eastAsia"/>
-              </w:rPr>
-              <w:t>客戶交易與風險因子</w:t>
-            </w:r>
-          </w:p>
-        </w:tc>
-        <w:tc>
-          <w:tcPr>
-            <w:tcW w:w="1503" w:type="dxa"/>
-          </w:tcPr>
-          <w:p>
-            <w:pPr>
-              <w:rPr>
-                <w:rFonts w:hint="eastAsia"/>
-              </w:rPr>
-            </w:pPr>
-            <w:r>
-              <w:rPr>
-                <w:rFonts w:hint="eastAsia"/>
-              </w:rPr>
-              <w:t>政府統計資料</w:t>
-            </w:r>
-          </w:p>
-        </w:tc>
-        <w:tc>
-          <w:tcPr>
-            <w:tcW w:w="1503" w:type="dxa"/>
-          </w:tcPr>
-          <w:p>
-            <w:pPr>
-              <w:rPr>
-                <w:rFonts w:hint="eastAsia"/>
-              </w:rPr>
-            </w:pPr>
-            <w:r>
-              <w:rPr>
-                <w:rFonts w:hint="eastAsia"/>
-              </w:rPr>
-              <w:t>~15,000</w:t>
-            </w:r>
-          </w:p>
-        </w:tc>
-        <w:tc>
-          <w:tcPr>
-            <w:tcW w:w="1503" w:type="dxa"/>
-          </w:tcPr>
-          <w:p>
-            <w:pPr>
-              <w:rPr>
-                <w:rFonts w:hint="eastAsia"/>
-              </w:rPr>
-            </w:pPr>
-            <w:r>
-              <w:rPr>
-                <w:rFonts w:hint="eastAsia"/>
-              </w:rPr>
-              <w:t>2015</w:t>
-            </w:r>
-            <w:proofErr w:type="gramStart"/>
-            <w:r>
-              <w:rPr>
-                <w:rFonts w:hint="eastAsia"/>
-              </w:rPr>
-              <w:t>–</w:t>
-            </w:r>
-            <w:proofErr w:type="gramEnd"/>
-            <w:r>
-              <w:rPr>
-                <w:rFonts w:hint="eastAsia"/>
-              </w:rPr>
-              <w:t>2025</w:t>
-            </w:r>
-            <w:r>
-              <w:rPr>
-                <w:rFonts w:hint="eastAsia"/>
-              </w:rPr>
-              <w:t>年</w:t>
-            </w:r>
-          </w:p>
-        </w:tc>
-        <w:tc>
-          <w:tcPr>
-            <w:tcW w:w="1503" w:type="dxa"/>
-          </w:tcPr>
-          <w:p>
-            <w:pPr>
-              <w:rPr>
-                <w:rFonts w:hint="eastAsia"/>
-              </w:rPr>
-            </w:pPr>
-            <w:r>
-              <w:rPr>
-                <w:rFonts w:hint="eastAsia"/>
-              </w:rPr>
-              <w:t>特徵縮放、標籤平衡</w:t>
-            </w:r>
-          </w:p>
-        </w:tc>
-      </w:tr>
-    </w:tbl>
-    <w:p>
-      <w:pPr>
-        <w:rPr>
-          <w:rFonts w:hint="eastAsia"/>
-        </w:rPr>
-      </w:pPr>
-      <w:r>
-        <w:t>在模型與演算法選擇方面，本研究將比較不同</w:t>
-      </w:r>
-      <w:proofErr w:type="gramStart"/>
-      <w:r>
-        <w:t>工具與算法</w:t>
-      </w:r>
-      <w:proofErr w:type="gramEnd"/>
-      <w:r>
-        <w:t>在</w:t>
-      </w:r>
-      <w:r>
-        <w:rPr>
-          <w:rFonts w:ascii="Times New Roman" w:hAnsi="Times New Roman" w:cs="Times New Roman"/>
-        </w:rPr>
-        <w:t>DSS</w:t>
-      </w:r>
-      <w:r>
-        <w:t>中的表現（參考文獻）。</w:t>
-      </w:r>
-      <w:r>
-        <w:fldChar w:fldCharType="begin"/>
-      </w:r>
-      <w:r>
-        <w:instrText xml:space="preserve"> REF _Ref225133421 \h </w:instrText>
-      </w:r>
-      <w:r>
-        <w:fldChar w:fldCharType="separate"/>
-      </w:r>
-      <w:r>
-        <w:rPr>
-          <w:rFonts w:hint="eastAsia"/>
-        </w:rPr>
-        <w:t>表</w:t>
-      </w:r>
-      <w:r>
-        <w:rPr>
-          <w:rFonts w:hint="eastAsia"/>
-        </w:rPr>
-        <w:t xml:space="preserve"> </w:t>
-      </w:r>
-      <w:r>
-        <w:rPr>
-          <w:noProof/>
-        </w:rPr>
-        <w:t>2</w:t>
-      </w:r>
-      <w:r>
-        <w:fldChar w:fldCharType="end"/>
-      </w:r>
-      <w:r>
-        <w:t>比較了常用的</w:t>
-      </w:r>
-      <w:r>
-        <w:rPr>
-          <w:rFonts w:ascii="Times New Roman" w:hAnsi="Times New Roman" w:cs="Times New Roman"/>
-        </w:rPr>
-        <w:t>AI</w:t>
-      </w:r>
-      <w:r>
-        <w:t>演算法</w:t>
-      </w:r>
-      <w:r>
-        <w:t>。</w:t>
-      </w:r>
-    </w:p>
-    <w:p>
-      <w:pPr>
-        <w:pStyle w:val="af5"/>
-        <w:keepNext/>
-        <w:jc w:val="center"/>
-      </w:pPr>
-      <w:bookmarkStart w:id="33" w:name="_Ref225133421"/>
-      <w:bookmarkStart w:id="34" w:name="_Toc225133538"/>
-      <w:r>
-        <w:rPr>
-          <w:rFonts w:hint="eastAsia"/>
-        </w:rPr>
-        <w:t>表</w:t>
-      </w:r>
-      <w:r>
-        <w:rPr>
-          <w:rFonts w:hint="eastAsia"/>
-        </w:rPr>
-        <w:t xml:space="preserve"> </w:t>
-      </w:r>
-      <w:r>
-        <w:fldChar w:fldCharType="begin"/>
-      </w:r>
-      <w:r>
-        <w:instrText xml:space="preserve"> </w:instrText>
-      </w:r>
-      <w:r>
-        <w:rPr>
-          <w:rFonts w:hint="eastAsia"/>
-        </w:rPr>
-        <w:instrText xml:space="preserve">SEQ </w:instrText>
-      </w:r>
-      <w:r>
-        <w:rPr>
-          <w:rFonts w:hint="eastAsia"/>
-        </w:rPr>
-        <w:instrText>表</w:instrText>
-      </w:r>
-      <w:r>
-        <w:rPr>
-          <w:rFonts w:hint="eastAsia"/>
-        </w:rPr>
-        <w:instrText xml:space="preserve"> \* ARABIC</w:instrText>
-      </w:r>
-      <w:r>
-        <w:instrText xml:space="preserve"> </w:instrText>
-      </w:r>
-      <w:r>
-        <w:fldChar w:fldCharType="separate"/>
-      </w:r>
-      <w:r>
-        <w:rPr>
-          <w:noProof/>
-        </w:rPr>
-        <w:t>2</w:t>
-      </w:r>
-      <w:r>
-        <w:fldChar w:fldCharType="end"/>
-      </w:r>
-      <w:bookmarkEnd w:id="33"/>
-      <w:r>
-        <w:rPr>
-          <w:rFonts w:hint="eastAsia"/>
-        </w:rPr>
-        <w:t>常見</w:t>
-      </w:r>
-      <w:r>
-        <w:rPr>
-          <w:rFonts w:hint="eastAsia"/>
-        </w:rPr>
-        <w:t>AI</w:t>
-      </w:r>
-      <w:r>
-        <w:rPr>
-          <w:rFonts w:hint="eastAsia"/>
-        </w:rPr>
-        <w:t>演算法於決策支援系統中的優缺點比較</w:t>
-      </w:r>
-      <w:bookmarkEnd w:id="34"/>
-    </w:p>
-    <w:tbl>
-      <w:tblPr>
-        <w:tblStyle w:val="af6"/>
-        <w:tblW w:w="0" w:type="auto"/>
-        <w:tblLook w:val="04A0" w:firstRow="1" w:lastRow="0" w:firstColumn="1" w:lastColumn="0" w:noHBand="0" w:noVBand="1"/>
-      </w:tblPr>
-      <w:tblGrid>
-        <w:gridCol w:w="2192"/>
-        <w:gridCol w:w="2189"/>
-        <w:gridCol w:w="2198"/>
-        <w:gridCol w:w="2198"/>
-      </w:tblGrid>
-      <w:tr>
-        <w:tc>
-          <w:tcPr>
-            <w:tcW w:w="2254" w:type="dxa"/>
-          </w:tcPr>
-          <w:p>
-            <w:pPr>
-              <w:rPr>
-                <w:rFonts w:hint="eastAsia"/>
-              </w:rPr>
-            </w:pPr>
-            <w:r>
-              <w:rPr>
-                <w:rFonts w:hint="eastAsia"/>
-              </w:rPr>
-              <w:t>演算法</w:t>
-            </w:r>
-          </w:p>
-        </w:tc>
-        <w:tc>
-          <w:tcPr>
-            <w:tcW w:w="2254" w:type="dxa"/>
-          </w:tcPr>
-          <w:p>
-            <w:pPr>
-              <w:rPr>
-                <w:rFonts w:hint="eastAsia"/>
-              </w:rPr>
-            </w:pPr>
-            <w:r>
-              <w:rPr>
-                <w:rFonts w:hint="eastAsia"/>
-              </w:rPr>
-              <w:t>類別</w:t>
-            </w:r>
-          </w:p>
-        </w:tc>
-        <w:tc>
-          <w:tcPr>
-            <w:tcW w:w="2254" w:type="dxa"/>
-          </w:tcPr>
-          <w:p>
-            <w:pPr>
-              <w:rPr>
-                <w:rFonts w:hint="eastAsia"/>
-              </w:rPr>
-            </w:pPr>
-            <w:r>
-              <w:rPr>
-                <w:rFonts w:hint="eastAsia"/>
-              </w:rPr>
-              <w:t>主要優點</w:t>
-            </w:r>
-          </w:p>
-        </w:tc>
-        <w:tc>
-          <w:tcPr>
-            <w:tcW w:w="2254" w:type="dxa"/>
-          </w:tcPr>
-          <w:p>
-            <w:pPr>
-              <w:rPr>
-                <w:rFonts w:hint="eastAsia"/>
-              </w:rPr>
-            </w:pPr>
-            <w:r>
-              <w:rPr>
-                <w:rFonts w:hint="eastAsia"/>
-              </w:rPr>
-              <w:t>主要缺點</w:t>
-            </w:r>
-          </w:p>
-        </w:tc>
-      </w:tr>
-      <w:tr>
-        <w:tc>
-          <w:tcPr>
-            <w:tcW w:w="2254" w:type="dxa"/>
-          </w:tcPr>
-          <w:p>
-            <w:pPr>
-              <w:rPr>
-                <w:rFonts w:hint="eastAsia"/>
-              </w:rPr>
-            </w:pPr>
-            <w:r>
-              <w:rPr>
-                <w:rFonts w:hint="eastAsia"/>
-              </w:rPr>
-              <w:t>決策樹</w:t>
-            </w:r>
-          </w:p>
-        </w:tc>
-        <w:tc>
-          <w:tcPr>
-            <w:tcW w:w="2254" w:type="dxa"/>
-          </w:tcPr>
-          <w:p>
-            <w:pPr>
-              <w:rPr>
-                <w:rFonts w:hint="eastAsia"/>
-              </w:rPr>
-            </w:pPr>
-            <w:r>
-              <w:rPr>
-                <w:rFonts w:hint="eastAsia"/>
-              </w:rPr>
-              <w:t>監督式分類</w:t>
-            </w:r>
-          </w:p>
-        </w:tc>
-        <w:tc>
-          <w:tcPr>
-            <w:tcW w:w="2254" w:type="dxa"/>
-          </w:tcPr>
-          <w:p>
-            <w:pPr>
-              <w:rPr>
-                <w:rFonts w:hint="eastAsia"/>
-              </w:rPr>
-            </w:pPr>
-            <w:r>
-              <w:rPr>
-                <w:rFonts w:hint="eastAsia"/>
-              </w:rPr>
-              <w:t>易解釋，運算速度快</w:t>
-            </w:r>
-          </w:p>
-        </w:tc>
-        <w:tc>
-          <w:tcPr>
-            <w:tcW w:w="2254" w:type="dxa"/>
-          </w:tcPr>
-          <w:p>
-            <w:pPr>
-              <w:rPr>
-                <w:rFonts w:hint="eastAsia"/>
-              </w:rPr>
-            </w:pPr>
-            <w:proofErr w:type="gramStart"/>
-            <w:r>
-              <w:rPr>
-                <w:rFonts w:hint="eastAsia"/>
-              </w:rPr>
-              <w:t>易過擬</w:t>
-            </w:r>
-            <w:proofErr w:type="gramEnd"/>
-            <w:r>
-              <w:rPr>
-                <w:rFonts w:hint="eastAsia"/>
-              </w:rPr>
-              <w:t>合，對數據分布敏感</w:t>
-            </w:r>
-          </w:p>
-        </w:tc>
-      </w:tr>
-      <w:tr>
-        <w:tc>
-          <w:tcPr>
-            <w:tcW w:w="2254" w:type="dxa"/>
-          </w:tcPr>
-          <w:p>
-            <w:pPr>
-              <w:rPr>
-                <w:rFonts w:hint="eastAsia"/>
-              </w:rPr>
-            </w:pPr>
-            <w:r>
-              <w:rPr>
-                <w:rFonts w:hint="eastAsia"/>
-              </w:rPr>
-              <w:t>隨機森林</w:t>
-            </w:r>
-          </w:p>
-        </w:tc>
-        <w:tc>
-          <w:tcPr>
-            <w:tcW w:w="2254" w:type="dxa"/>
-          </w:tcPr>
-          <w:p>
-            <w:pPr>
-              <w:rPr>
-                <w:rFonts w:hint="eastAsia"/>
-              </w:rPr>
-            </w:pPr>
-            <w:r>
-              <w:rPr>
-                <w:rFonts w:hint="eastAsia"/>
-              </w:rPr>
-              <w:t>監督式分類</w:t>
-            </w:r>
-          </w:p>
-        </w:tc>
-        <w:tc>
-          <w:tcPr>
-            <w:tcW w:w="2254" w:type="dxa"/>
-          </w:tcPr>
-          <w:p>
-            <w:pPr>
-              <w:rPr>
-                <w:rFonts w:hint="eastAsia"/>
-              </w:rPr>
-            </w:pPr>
-            <w:proofErr w:type="gramStart"/>
-            <w:r>
-              <w:rPr>
-                <w:rFonts w:hint="eastAsia"/>
-              </w:rPr>
-              <w:t>抗過擬</w:t>
-            </w:r>
-            <w:proofErr w:type="gramEnd"/>
-            <w:r>
-              <w:rPr>
-                <w:rFonts w:hint="eastAsia"/>
-              </w:rPr>
-              <w:t>合能力強，精度較高</w:t>
-            </w:r>
-          </w:p>
-        </w:tc>
-        <w:tc>
-          <w:tcPr>
-            <w:tcW w:w="2254" w:type="dxa"/>
-          </w:tcPr>
-          <w:p>
-            <w:pPr>
-              <w:rPr>
-                <w:rFonts w:hint="eastAsia"/>
-              </w:rPr>
-            </w:pPr>
-            <w:r>
-              <w:rPr>
-                <w:rFonts w:hint="eastAsia"/>
-              </w:rPr>
-              <w:t>較難解釋，模型較大</w:t>
-            </w:r>
-          </w:p>
-        </w:tc>
-      </w:tr>
-      <w:tr>
-        <w:tc>
-          <w:tcPr>
-            <w:tcW w:w="2254" w:type="dxa"/>
-          </w:tcPr>
-          <w:p>
-            <w:pPr>
-              <w:rPr>
-                <w:rFonts w:hint="eastAsia"/>
-              </w:rPr>
-            </w:pPr>
-            <w:r>
-              <w:rPr>
-                <w:rFonts w:hint="eastAsia"/>
-              </w:rPr>
-              <w:lastRenderedPageBreak/>
-              <w:t>神經網路</w:t>
-            </w:r>
-            <w:r>
-              <w:rPr>
-                <w:rFonts w:hint="eastAsia"/>
-              </w:rPr>
-              <w:t>(</w:t>
-            </w:r>
-            <w:r>
-              <w:rPr>
-                <w:rFonts w:hint="eastAsia"/>
-              </w:rPr>
-              <w:t>深度學習</w:t>
-            </w:r>
-            <w:r>
-              <w:rPr>
-                <w:rFonts w:hint="eastAsia"/>
-              </w:rPr>
-              <w:t>)</w:t>
-            </w:r>
-          </w:p>
-        </w:tc>
-        <w:tc>
-          <w:tcPr>
-            <w:tcW w:w="2254" w:type="dxa"/>
-          </w:tcPr>
-          <w:p>
-            <w:pPr>
-              <w:rPr>
-                <w:rFonts w:hint="eastAsia"/>
-              </w:rPr>
-            </w:pPr>
-            <w:r>
-              <w:rPr>
-                <w:rFonts w:hint="eastAsia"/>
-              </w:rPr>
-              <w:t>監督式</w:t>
-            </w:r>
-            <w:r>
-              <w:rPr>
-                <w:rFonts w:hint="eastAsia"/>
-              </w:rPr>
-              <w:t>/</w:t>
-            </w:r>
-            <w:r>
-              <w:rPr>
-                <w:rFonts w:hint="eastAsia"/>
-              </w:rPr>
-              <w:t>非監督式</w:t>
-            </w:r>
-          </w:p>
-        </w:tc>
-        <w:tc>
-          <w:tcPr>
-            <w:tcW w:w="2254" w:type="dxa"/>
-          </w:tcPr>
-          <w:p>
-            <w:pPr>
-              <w:rPr>
-                <w:rFonts w:hint="eastAsia"/>
-              </w:rPr>
-            </w:pPr>
-            <w:r>
-              <w:rPr>
-                <w:rFonts w:hint="eastAsia"/>
-              </w:rPr>
-              <w:t>適用大量非線性數據，表現優異</w:t>
-            </w:r>
-          </w:p>
-        </w:tc>
-        <w:tc>
-          <w:tcPr>
-            <w:tcW w:w="2254" w:type="dxa"/>
-          </w:tcPr>
-          <w:p>
-            <w:pPr>
-              <w:rPr>
-                <w:rFonts w:hint="eastAsia"/>
-              </w:rPr>
-            </w:pPr>
-            <w:r>
-              <w:rPr>
-                <w:rFonts w:hint="eastAsia"/>
-              </w:rPr>
-              <w:t>訓練時間長，需大量資料，黑盒性質</w:t>
-            </w:r>
-          </w:p>
-        </w:tc>
-      </w:tr>
-    </w:tbl>
-    <w:p>
-      <w:pPr>
-        <w:rPr>
-          <w:rFonts w:hint="eastAsia"/>
-        </w:rPr>
-      </w:pPr>
-      <w:r>
-        <w:fldChar w:fldCharType="begin"/>
-      </w:r>
-      <w:r>
-        <w:instrText xml:space="preserve"> REF _Ref225133371 \h </w:instrText>
-      </w:r>
-      <w:r>
-        <w:fldChar w:fldCharType="separate"/>
-      </w:r>
-      <w:r>
-        <w:rPr>
-          <w:rFonts w:hint="eastAsia"/>
-        </w:rPr>
-        <w:t>表</w:t>
-      </w:r>
-      <w:r>
-        <w:rPr>
-          <w:rFonts w:hint="eastAsia"/>
-        </w:rPr>
-        <w:t xml:space="preserve"> </w:t>
-      </w:r>
-      <w:r>
-        <w:rPr>
-          <w:noProof/>
-        </w:rPr>
-        <w:t>3</w:t>
-      </w:r>
-      <w:r>
-        <w:fldChar w:fldCharType="end"/>
-      </w:r>
-      <w:r>
-        <w:t>則對比了傳統</w:t>
-      </w:r>
-      <w:r>
-        <w:rPr>
-          <w:rFonts w:ascii="Times New Roman" w:hAnsi="Times New Roman" w:cs="Times New Roman"/>
-        </w:rPr>
-        <w:t>DSS</w:t>
-      </w:r>
-      <w:r>
-        <w:t>與</w:t>
-      </w:r>
-      <w:r>
-        <w:rPr>
-          <w:rFonts w:ascii="Times New Roman" w:hAnsi="Times New Roman" w:cs="Times New Roman"/>
-        </w:rPr>
-        <w:t>AI-DSS</w:t>
-      </w:r>
-      <w:r>
-        <w:t>在資料處理方式、決策準確度等方面的差異，強調</w:t>
-      </w:r>
-      <w:r>
-        <w:rPr>
-          <w:rFonts w:ascii="Times New Roman" w:hAnsi="Times New Roman" w:cs="Times New Roman"/>
-        </w:rPr>
-        <w:t>AI-DSS</w:t>
-      </w:r>
-      <w:r>
-        <w:t>在數據處理能力與自適應學習上的優勢。</w:t>
-      </w:r>
-    </w:p>
-    <w:tbl>
-      <w:tblPr>
-        <w:tblStyle w:val="af6"/>
-        <w:tblpPr w:leftFromText="180" w:rightFromText="180" w:vertAnchor="page" w:horzAnchor="margin" w:tblpY="4651"/>
-        <w:tblW w:w="0" w:type="auto"/>
-        <w:tblLook w:val="04A0" w:firstRow="1" w:lastRow="0" w:firstColumn="1" w:lastColumn="0" w:noHBand="0" w:noVBand="1"/>
-      </w:tblPr>
-      <w:tblGrid>
-        <w:gridCol w:w="2902"/>
-        <w:gridCol w:w="2936"/>
-        <w:gridCol w:w="2939"/>
-      </w:tblGrid>
-      <w:tr>
-        <w:tc>
-          <w:tcPr>
-            <w:tcW w:w="3005" w:type="dxa"/>
-          </w:tcPr>
-          <w:p>
-            <w:pPr>
-              <w:rPr>
-                <w:rFonts w:hint="eastAsia"/>
-              </w:rPr>
-            </w:pPr>
-            <w:r>
-              <w:rPr>
-                <w:rFonts w:hint="eastAsia"/>
-              </w:rPr>
-              <w:t>比較項目</w:t>
-            </w:r>
-          </w:p>
-        </w:tc>
-        <w:tc>
-          <w:tcPr>
-            <w:tcW w:w="3005" w:type="dxa"/>
-          </w:tcPr>
-          <w:p>
-            <w:pPr>
-              <w:rPr>
-                <w:rFonts w:hint="eastAsia"/>
-              </w:rPr>
-            </w:pPr>
-            <w:r>
-              <w:rPr>
-                <w:rFonts w:hint="eastAsia"/>
-              </w:rPr>
-              <w:t>傳統</w:t>
-            </w:r>
-            <w:r>
-              <w:rPr>
-                <w:rFonts w:hint="eastAsia"/>
-              </w:rPr>
-              <w:t xml:space="preserve"> DSS</w:t>
-            </w:r>
-            <w:r>
-              <w:rPr>
-                <w:rFonts w:hint="eastAsia"/>
-              </w:rPr>
-              <w:t>（</w:t>
-            </w:r>
-            <w:r>
-              <w:rPr>
-                <w:rFonts w:hint="eastAsia"/>
-              </w:rPr>
-              <w:t>Decision Support System</w:t>
-            </w:r>
-            <w:r>
-              <w:rPr>
-                <w:rFonts w:hint="eastAsia"/>
-              </w:rPr>
-              <w:t>）</w:t>
-            </w:r>
-          </w:p>
-        </w:tc>
-        <w:tc>
-          <w:tcPr>
-            <w:tcW w:w="3006" w:type="dxa"/>
-          </w:tcPr>
-          <w:p>
-            <w:pPr>
-              <w:rPr>
-                <w:rFonts w:hint="eastAsia"/>
-              </w:rPr>
-            </w:pPr>
-            <w:r>
-              <w:rPr>
-                <w:rFonts w:hint="eastAsia"/>
-              </w:rPr>
-              <w:t>AI-DSS</w:t>
-            </w:r>
-            <w:r>
-              <w:rPr>
-                <w:rFonts w:hint="eastAsia"/>
-              </w:rPr>
-              <w:t>（</w:t>
-            </w:r>
-            <w:r>
-              <w:rPr>
-                <w:rFonts w:hint="eastAsia"/>
-              </w:rPr>
-              <w:t>Artificial Intelligence Decision Support System</w:t>
-            </w:r>
-            <w:r>
-              <w:rPr>
-                <w:rFonts w:hint="eastAsia"/>
-              </w:rPr>
-              <w:t>）</w:t>
-            </w:r>
-          </w:p>
-        </w:tc>
-      </w:tr>
-      <w:tr>
-        <w:tc>
-          <w:tcPr>
-            <w:tcW w:w="3005" w:type="dxa"/>
-          </w:tcPr>
-          <w:p>
-            <w:pPr>
-              <w:rPr>
-                <w:rFonts w:hint="eastAsia"/>
-              </w:rPr>
-            </w:pPr>
-            <w:r>
-              <w:rPr>
-                <w:rFonts w:hint="eastAsia"/>
-              </w:rPr>
-              <w:t>資料處理方式</w:t>
-            </w:r>
-          </w:p>
-        </w:tc>
-        <w:tc>
-          <w:tcPr>
-            <w:tcW w:w="3005" w:type="dxa"/>
-          </w:tcPr>
-          <w:p>
-            <w:pPr>
-              <w:rPr>
-                <w:rFonts w:hint="eastAsia"/>
-              </w:rPr>
-            </w:pPr>
-            <w:r>
-              <w:rPr>
-                <w:rFonts w:hint="eastAsia"/>
-              </w:rPr>
-              <w:t>以結構化資料為主，透過資料庫與模型進行分析</w:t>
-            </w:r>
-          </w:p>
-        </w:tc>
-        <w:tc>
-          <w:tcPr>
-            <w:tcW w:w="3006" w:type="dxa"/>
-          </w:tcPr>
-          <w:p>
-            <w:pPr>
-              <w:rPr>
-                <w:rFonts w:hint="eastAsia"/>
-              </w:rPr>
-            </w:pPr>
-            <w:r>
-              <w:rPr>
-                <w:rFonts w:hint="eastAsia"/>
-              </w:rPr>
-              <w:t>可處理結構化與非結構化資料（如文字、圖片、大數據）</w:t>
-            </w:r>
-          </w:p>
-        </w:tc>
-      </w:tr>
-      <w:tr>
-        <w:tc>
-          <w:tcPr>
-            <w:tcW w:w="3005" w:type="dxa"/>
-          </w:tcPr>
-          <w:p>
-            <w:pPr>
-              <w:rPr>
-                <w:rFonts w:hint="eastAsia"/>
-              </w:rPr>
-            </w:pPr>
-            <w:r>
-              <w:rPr>
-                <w:rFonts w:hint="eastAsia"/>
-              </w:rPr>
-              <w:t>分析方法</w:t>
-            </w:r>
-          </w:p>
-        </w:tc>
-        <w:tc>
-          <w:tcPr>
-            <w:tcW w:w="3005" w:type="dxa"/>
-          </w:tcPr>
-          <w:p>
-            <w:pPr>
-              <w:rPr>
-                <w:rFonts w:hint="eastAsia"/>
-              </w:rPr>
-            </w:pPr>
-            <w:r>
-              <w:rPr>
-                <w:rFonts w:hint="eastAsia"/>
-              </w:rPr>
-              <w:t>統計分析、數學模型、規則式分析</w:t>
-            </w:r>
-          </w:p>
-        </w:tc>
-        <w:tc>
-          <w:tcPr>
-            <w:tcW w:w="3006" w:type="dxa"/>
-          </w:tcPr>
-          <w:p>
-            <w:pPr>
-              <w:rPr>
-                <w:rFonts w:hint="eastAsia"/>
-              </w:rPr>
-            </w:pPr>
-            <w:r>
-              <w:rPr>
-                <w:rFonts w:hint="eastAsia"/>
-              </w:rPr>
-              <w:t>機器學習、深度學習、資料探</w:t>
-            </w:r>
-            <w:proofErr w:type="gramStart"/>
-            <w:r>
-              <w:rPr>
-                <w:rFonts w:hint="eastAsia"/>
-              </w:rPr>
-              <w:t>勘</w:t>
-            </w:r>
-            <w:proofErr w:type="gramEnd"/>
-            <w:r>
-              <w:rPr>
-                <w:rFonts w:hint="eastAsia"/>
-              </w:rPr>
-              <w:t>、預測分析</w:t>
-            </w:r>
-          </w:p>
-        </w:tc>
-      </w:tr>
-      <w:tr>
-        <w:tc>
-          <w:tcPr>
-            <w:tcW w:w="3005" w:type="dxa"/>
-          </w:tcPr>
-          <w:p>
-            <w:pPr>
-              <w:rPr>
-                <w:rFonts w:hint="eastAsia"/>
-              </w:rPr>
-            </w:pPr>
-            <w:r>
-              <w:rPr>
-                <w:rFonts w:hint="eastAsia"/>
-              </w:rPr>
-              <w:t>決策準確度</w:t>
-            </w:r>
-          </w:p>
-        </w:tc>
-        <w:tc>
-          <w:tcPr>
-            <w:tcW w:w="3005" w:type="dxa"/>
-          </w:tcPr>
-          <w:p>
-            <w:pPr>
-              <w:rPr>
-                <w:rFonts w:hint="eastAsia"/>
-              </w:rPr>
-            </w:pPr>
-            <w:r>
-              <w:rPr>
-                <w:rFonts w:hint="eastAsia"/>
-              </w:rPr>
-              <w:t>依賴人工設定模型，準確度較固定</w:t>
-            </w:r>
-          </w:p>
-        </w:tc>
-        <w:tc>
-          <w:tcPr>
-            <w:tcW w:w="3006" w:type="dxa"/>
-          </w:tcPr>
-          <w:p>
-            <w:pPr>
-              <w:rPr>
-                <w:rFonts w:hint="eastAsia"/>
-              </w:rPr>
-            </w:pPr>
-            <w:r>
-              <w:rPr>
-                <w:rFonts w:hint="eastAsia"/>
-              </w:rPr>
-              <w:t>可透過大量資料訓練，提高預測與決策準確度</w:t>
-            </w:r>
-          </w:p>
-        </w:tc>
-      </w:tr>
-      <w:tr>
-        <w:tc>
-          <w:tcPr>
-            <w:tcW w:w="3005" w:type="dxa"/>
-          </w:tcPr>
-          <w:p>
-            <w:pPr>
-              <w:rPr>
-                <w:rFonts w:hint="eastAsia"/>
-              </w:rPr>
-            </w:pPr>
-            <w:r>
-              <w:rPr>
-                <w:rFonts w:hint="eastAsia"/>
-              </w:rPr>
-              <w:t>自適應學習</w:t>
-            </w:r>
-          </w:p>
-        </w:tc>
-        <w:tc>
-          <w:tcPr>
-            <w:tcW w:w="3005" w:type="dxa"/>
-          </w:tcPr>
-          <w:p>
-            <w:pPr>
-              <w:rPr>
-                <w:rFonts w:hint="eastAsia"/>
-              </w:rPr>
-            </w:pPr>
-            <w:r>
-              <w:rPr>
-                <w:rFonts w:hint="eastAsia"/>
-              </w:rPr>
-              <w:t>不具學習能力，需要人工修改模型</w:t>
-            </w:r>
-          </w:p>
-        </w:tc>
-        <w:tc>
-          <w:tcPr>
-            <w:tcW w:w="3006" w:type="dxa"/>
-          </w:tcPr>
-          <w:p>
-            <w:pPr>
-              <w:rPr>
-                <w:rFonts w:hint="eastAsia"/>
-              </w:rPr>
-            </w:pPr>
-            <w:r>
-              <w:rPr>
-                <w:rFonts w:hint="eastAsia"/>
-              </w:rPr>
-              <w:t>具有自我學習能力，可隨資料變化自動調整</w:t>
-            </w:r>
-          </w:p>
-        </w:tc>
-      </w:tr>
-      <w:tr>
-        <w:tc>
-          <w:tcPr>
-            <w:tcW w:w="3005" w:type="dxa"/>
-          </w:tcPr>
-          <w:p>
-            <w:pPr>
-              <w:rPr>
-                <w:rFonts w:hint="eastAsia"/>
-              </w:rPr>
-            </w:pPr>
-            <w:r>
-              <w:rPr>
-                <w:rFonts w:hint="eastAsia"/>
-              </w:rPr>
-              <w:t>決策方式</w:t>
-            </w:r>
-          </w:p>
-        </w:tc>
-        <w:tc>
-          <w:tcPr>
-            <w:tcW w:w="3005" w:type="dxa"/>
-          </w:tcPr>
-          <w:p>
-            <w:pPr>
-              <w:rPr>
-                <w:rFonts w:hint="eastAsia"/>
-              </w:rPr>
-            </w:pPr>
-            <w:r>
-              <w:rPr>
-                <w:rFonts w:hint="eastAsia"/>
-              </w:rPr>
-              <w:t>提供決策建議，由人類決策者判斷</w:t>
-            </w:r>
-          </w:p>
-        </w:tc>
-        <w:tc>
-          <w:tcPr>
-            <w:tcW w:w="3006" w:type="dxa"/>
-          </w:tcPr>
-          <w:p>
-            <w:pPr>
-              <w:rPr>
-                <w:rFonts w:hint="eastAsia"/>
-              </w:rPr>
-            </w:pPr>
-            <w:r>
-              <w:rPr>
-                <w:rFonts w:hint="eastAsia"/>
-              </w:rPr>
-              <w:t>可提供建議甚至自動決策</w:t>
-            </w:r>
-          </w:p>
-        </w:tc>
-      </w:tr>
-    </w:tbl>
-    <w:p>
-      <w:pPr>
-        <w:pStyle w:val="af5"/>
-        <w:keepNext/>
-        <w:jc w:val="center"/>
-      </w:pPr>
-      <w:bookmarkStart w:id="35" w:name="_Ref225133371"/>
-      <w:bookmarkStart w:id="36" w:name="_Toc225133539"/>
-      <w:r>
-        <w:rPr>
-          <w:rFonts w:hint="eastAsia"/>
-        </w:rPr>
-        <w:t>表</w:t>
-      </w:r>
-      <w:r>
-        <w:rPr>
-          <w:rFonts w:hint="eastAsia"/>
-        </w:rPr>
-        <w:t xml:space="preserve"> </w:t>
-      </w:r>
-      <w:r>
-        <w:fldChar w:fldCharType="begin"/>
-      </w:r>
-      <w:r>
-        <w:instrText xml:space="preserve"> </w:instrText>
-      </w:r>
-      <w:r>
-        <w:rPr>
-          <w:rFonts w:hint="eastAsia"/>
-        </w:rPr>
-        <w:instrText xml:space="preserve">SEQ </w:instrText>
-      </w:r>
-      <w:r>
-        <w:rPr>
-          <w:rFonts w:hint="eastAsia"/>
-        </w:rPr>
-        <w:instrText>表</w:instrText>
-      </w:r>
-      <w:r>
-        <w:rPr>
-          <w:rFonts w:hint="eastAsia"/>
-        </w:rPr>
-        <w:instrText xml:space="preserve"> \* ARABIC</w:instrText>
-      </w:r>
-      <w:r>
-        <w:instrText xml:space="preserve"> </w:instrText>
-      </w:r>
-      <w:r>
-        <w:fldChar w:fldCharType="separate"/>
-      </w:r>
-      <w:r>
-        <w:rPr>
-          <w:noProof/>
-        </w:rPr>
-        <w:t>3</w:t>
-      </w:r>
-      <w:r>
-        <w:fldChar w:fldCharType="end"/>
-      </w:r>
-      <w:bookmarkEnd w:id="35"/>
-      <w:r>
-        <w:rPr>
-          <w:rFonts w:hint="eastAsia"/>
-        </w:rPr>
-        <w:t>傳統</w:t>
-      </w:r>
-      <w:r>
-        <w:rPr>
-          <w:rFonts w:hint="eastAsia"/>
-        </w:rPr>
-        <w:t xml:space="preserve"> DSS </w:t>
-      </w:r>
-      <w:r>
-        <w:rPr>
-          <w:rFonts w:hint="eastAsia"/>
-        </w:rPr>
-        <w:t>與</w:t>
-      </w:r>
-      <w:r>
-        <w:rPr>
-          <w:rFonts w:hint="eastAsia"/>
-        </w:rPr>
-        <w:t xml:space="preserve"> AI-DSS </w:t>
-      </w:r>
-      <w:r>
-        <w:rPr>
-          <w:rFonts w:hint="eastAsia"/>
-        </w:rPr>
-        <w:t>的差異比較表</w:t>
-      </w:r>
-      <w:bookmarkEnd w:id="36"/>
-    </w:p>
-    <w:p>
-      <w:pPr>
-        <w:rPr>
-          <w:rFonts w:hint="eastAsia"/>
-        </w:rPr>
-      </w:pPr>
-    </w:p>
-    <w:p>
-      <w:pPr>
-        <w:pStyle w:val="1"/>
-        <w:rPr>
-          <w:rFonts w:ascii="標楷體" w:eastAsia="標楷體" w:hAnsi="標楷體" w:hint="eastAsia"/>
-          <w:sz w:val="36"/>
-          <w:szCs w:val="36"/>
-        </w:rPr>
-      </w:pPr>
-      <w:bookmarkStart w:id="37" w:name="_Toc225133485"/>
-      <w:r>
-        <w:rPr>
-          <w:rFonts w:ascii="標楷體" w:eastAsia="標楷體" w:hAnsi="標楷體"/>
-          <w:sz w:val="36"/>
-          <w:szCs w:val="36"/>
-        </w:rPr>
-        <w:lastRenderedPageBreak/>
-        <w:t>第四章 研究結果</w:t>
-      </w:r>
-      <w:bookmarkEnd w:id="37"/>
-    </w:p>
-    <w:p>
-      <w:pPr>
-        <w:pStyle w:val="2"/>
-        <w:rPr>
-          <w:rFonts w:ascii="標楷體" w:eastAsia="標楷體" w:hAnsi="標楷體"/>
-          <w:b/>
-          <w:bCs/>
-          <w:sz w:val="32"/>
-          <w:szCs w:val="32"/>
-        </w:rPr>
-      </w:pPr>
-      <w:bookmarkStart w:id="38" w:name="_Toc225133486"/>
-      <w:r>
-        <w:rPr>
-          <w:rFonts w:ascii="Times New Roman" w:hAnsi="Times New Roman" w:cs="Times New Roman"/>
-          <w:b/>
-          <w:bCs/>
-          <w:sz w:val="32"/>
-          <w:szCs w:val="32"/>
-        </w:rPr>
-        <w:t>4.1</w:t>
-      </w:r>
-      <w:r>
-        <w:rPr>
-          <w:rFonts w:ascii="標楷體" w:eastAsia="標楷體" w:hAnsi="標楷體"/>
-          <w:b/>
-          <w:bCs/>
-          <w:sz w:val="32"/>
-          <w:szCs w:val="32"/>
-        </w:rPr>
-        <w:t>主要發現</w:t>
-      </w:r>
-      <w:bookmarkEnd w:id="38"/>
-    </w:p>
-    <w:p>
-      <w:pPr>
-        <w:keepNext/>
-      </w:pPr>
-      <w:r>
-        <w:t>透過假設案例分析，我們得到以下主要結果。</w:t>
-      </w:r>
-      <w:r>
-        <w:rPr>
-          <w:rFonts w:ascii="Times New Roman" w:hAnsi="Times New Roman" w:cs="Times New Roman"/>
-        </w:rPr>
-        <w:t>AI-DSS</w:t>
-      </w:r>
-      <w:r>
-        <w:t>在</w:t>
-      </w:r>
-      <w:proofErr w:type="gramStart"/>
-      <w:r>
-        <w:t>兩個場</w:t>
-      </w:r>
-      <w:proofErr w:type="gramEnd"/>
-      <w:r>
-        <w:t>域均顯著提升了決策準確度和效率：在製造業故障預測任務上，深度學習模型（</w:t>
-      </w:r>
-      <w:r>
-        <w:rPr>
-          <w:rFonts w:ascii="Times New Roman" w:hAnsi="Times New Roman" w:cs="Times New Roman"/>
-        </w:rPr>
-        <w:t>RNN/LSTM</w:t>
-      </w:r>
-      <w:r>
-        <w:t>）達到約</w:t>
-      </w:r>
-      <w:r>
-        <w:t>90%</w:t>
-      </w:r>
-      <w:r>
-        <w:t>的分類準確度；在金融市場趨勢預測任務上，綜合利用股價與輿情資料的</w:t>
-      </w:r>
-      <w:r>
-        <w:t>RBLSTM</w:t>
-      </w:r>
-      <w:r>
-        <w:t>模型達到約</w:t>
-      </w:r>
-      <w:r>
-        <w:t>85%</w:t>
-      </w:r>
-      <w:r>
-        <w:t>的準確度（</w:t>
-      </w:r>
-      <w:r>
-        <w:rPr>
-          <w:b/>
-          <w:bCs/>
-        </w:rPr>
-        <w:t>假設</w:t>
-      </w:r>
-      <w:r>
-        <w:t>數據源如表</w:t>
-      </w:r>
-      <w:r>
-        <w:t>3</w:t>
-      </w:r>
-      <w:r>
-        <w:t>）。如</w:t>
-      </w:r>
-      <w:r>
-        <w:fldChar w:fldCharType="begin"/>
-      </w:r>
-      <w:r>
-        <w:instrText xml:space="preserve"> REF _Ref225133453 \h </w:instrText>
-      </w:r>
-      <w:r>
-        <w:fldChar w:fldCharType="separate"/>
-      </w:r>
-      <w:r>
-        <w:rPr>
-          <w:rFonts w:hint="eastAsia"/>
-        </w:rPr>
-        <w:t>圖</w:t>
-      </w:r>
-      <w:r>
-        <w:rPr>
-          <w:rFonts w:hint="eastAsia"/>
-        </w:rPr>
-        <w:t xml:space="preserve"> </w:t>
-      </w:r>
-      <w:r>
-        <w:rPr>
-          <w:noProof/>
-        </w:rPr>
-        <w:t>3</w:t>
-      </w:r>
-      <w:r>
-        <w:fldChar w:fldCharType="end"/>
-      </w:r>
-      <w:r>
-        <w:t>所示，</w:t>
-      </w:r>
-      <w:r>
-        <w:rPr>
-          <w:rFonts w:ascii="Times New Roman" w:hAnsi="Times New Roman" w:cs="Times New Roman"/>
-        </w:rPr>
-        <w:t>AI-DSS</w:t>
-      </w:r>
-      <w:r>
-        <w:t>在關鍵績效指標上明顯優於傳統方法：平均準確度達到</w:t>
-      </w:r>
-      <w:r>
-        <w:t>90%</w:t>
-      </w:r>
-      <w:r>
-        <w:t>，使用者信任度達</w:t>
-      </w:r>
-      <w:r>
-        <w:t>0.8</w:t>
-      </w:r>
-      <w:r>
-        <w:t>以上（滿分</w:t>
-      </w:r>
-      <w:r>
-        <w:t>1.0</w:t>
-      </w:r>
-      <w:r>
-        <w:t>）。表</w:t>
-      </w:r>
-      <w:r>
-        <w:t>5</w:t>
-      </w:r>
-      <w:r>
-        <w:t>進一步顯示製造業</w:t>
-      </w:r>
-      <w:r>
-        <w:rPr>
-          <w:rFonts w:ascii="Times New Roman" w:hAnsi="Times New Roman" w:cs="Times New Roman"/>
-        </w:rPr>
-        <w:t>AI-DSS</w:t>
-      </w:r>
-      <w:r>
-        <w:t>在召回率上高於金融業（</w:t>
-      </w:r>
-      <w:r>
-        <w:t>88% vs 82%</w:t>
-      </w:r>
-      <w:r>
-        <w:t>），可能因製造數據特徵較為穩定。整體而言，</w:t>
-      </w:r>
-      <w:r>
-        <w:rPr>
-          <w:rFonts w:ascii="Times New Roman" w:hAnsi="Times New Roman" w:cs="Times New Roman"/>
-        </w:rPr>
-        <w:t>AI</w:t>
-      </w:r>
-      <w:r>
-        <w:t>演算法對比基準模型（如傳統回歸或專家系統）均表現出</w:t>
-      </w:r>
-      <w:r>
-        <w:t>20%</w:t>
-      </w:r>
-      <w:r>
-        <w:t>以上的改善</w:t>
-      </w:r>
-      <w:r>
-        <w:rPr>
-          <w:rFonts w:hint="eastAsia"/>
-        </w:rPr>
-        <w:t>(</w:t>
-      </w:r>
-      <w:r>
-        <w:fldChar w:fldCharType="begin"/>
-      </w:r>
-      <w:r>
-        <w:instrText xml:space="preserve"> </w:instrText>
-      </w:r>
-      <w:r>
-        <w:rPr>
-          <w:rFonts w:hint="eastAsia"/>
-        </w:rPr>
-        <w:instrText>REF _Ref225132791 \h</w:instrText>
-      </w:r>
-      <w:r>
-        <w:instrText xml:space="preserve"> </w:instrText>
-      </w:r>
-      <w:r>
-        <w:fldChar w:fldCharType="separate"/>
-      </w:r>
-      <w:r>
-        <w:rPr>
-          <w:rFonts w:hint="eastAsia"/>
-        </w:rPr>
-        <w:t>圖</w:t>
-      </w:r>
-      <w:r>
-        <w:rPr>
-          <w:rFonts w:hint="eastAsia"/>
-        </w:rPr>
-        <w:t xml:space="preserve"> </w:t>
-      </w:r>
-      <w:r>
-        <w:rPr>
-          <w:noProof/>
-        </w:rPr>
-        <w:t>4</w:t>
-      </w:r>
-      <w:r>
-        <w:fldChar w:fldCharType="end"/>
-      </w:r>
-      <w:r>
-        <w:rPr>
-          <w:rFonts w:hint="eastAsia"/>
-        </w:rPr>
-        <w:t>)</w:t>
-      </w:r>
-      <w:r>
-        <w:t>。</w:t>
+        <w:t>術架構與模型驗證，不涉及實際部署與使用者實驗，因此透過假設案例進行分析。</w:t>
       </w:r>
       <w:r>
         <w:rPr>
@@ -6752,10 +4379,10 @@
           <w:noProof/>
         </w:rPr>
         <w:drawing>
-          <wp:inline distT="0" distB="0" distL="0" distR="0" wp14:anchorId="7C051578" wp14:editId="5CF0A5F6">
+          <wp:inline distT="0" distB="0" distL="0" distR="0" wp14:anchorId="40192C00" wp14:editId="07424D88">
             <wp:extent cx="5731510" cy="3209925"/>
             <wp:effectExtent l="0" t="0" r="2540" b="9525"/>
-            <wp:docPr id="1139873644" name="圖片 3"/>
+            <wp:docPr id="235680758" name="圖片 2"/>
             <wp:cNvGraphicFramePr>
               <a:graphicFrameLocks xmlns:a="http://schemas.openxmlformats.org/drawingml/2006/main" noChangeAspect="1"/>
             </wp:cNvGraphicFramePr>
@@ -6763,7 +4390,7 @@
               <a:graphicData uri="http://schemas.openxmlformats.org/drawingml/2006/picture">
                 <pic:pic xmlns:pic="http://schemas.openxmlformats.org/drawingml/2006/picture">
                   <pic:nvPicPr>
-                    <pic:cNvPr id="1139873644" name="圖片 1139873644"/>
+                    <pic:cNvPr id="235680758" name="圖片 235680758"/>
                     <pic:cNvPicPr/>
                   </pic:nvPicPr>
                   <pic:blipFill>
@@ -6797,13 +4424,15 @@
     <w:p>
       <w:pPr>
         <w:pStyle w:val="af5"/>
-      </w:pPr>
-      <w:bookmarkStart w:id="39" w:name="_Ref225133453"/>
-      <w:bookmarkStart w:id="40" w:name="_Toc225133533"/>
-      <w:r>
         <w:rPr>
           <w:rFonts w:hint="eastAsia"/>
         </w:rPr>
+      </w:pPr>
+      <w:bookmarkStart w:id="23" w:name="_Toc225133532"/>
+      <w:r>
+        <w:rPr>
+          <w:rFonts w:hint="eastAsia"/>
+        </w:rPr>
         <w:t>圖</w:t>
       </w:r>
       <w:r>
@@ -6846,62 +4475,2317 @@
         <w:rPr>
           <w:noProof/>
         </w:rPr>
-        <w:t>3</w:t>
+        <w:t>2</w:t>
       </w:r>
       <w:r>
         <w:fldChar w:fldCharType="end"/>
       </w:r>
-      <w:bookmarkEnd w:id="39"/>
       <w:r>
         <w:rPr>
           <w:rFonts w:hint="eastAsia"/>
         </w:rPr>
+        <w:t>研究方法流程示意圖</w:t>
+      </w:r>
+      <w:bookmarkEnd w:id="23"/>
+    </w:p>
+    <w:p>
+      <w:pPr>
+        <w:pStyle w:val="3"/>
+        <w:rPr>
+          <w:rFonts w:ascii="標楷體" w:eastAsia="標楷體" w:hAnsi="標楷體" w:hint="eastAsia"/>
+          <w:sz w:val="28"/>
+          <w:szCs w:val="28"/>
+        </w:rPr>
+      </w:pPr>
+      <w:bookmarkStart w:id="24" w:name="_Toc225133484"/>
+      <w:r>
+        <w:rPr>
+          <w:rFonts w:ascii="Times New Roman" w:eastAsia="微軟正黑體" w:hAnsi="Times New Roman" w:cs="Times New Roman"/>
+          <w:sz w:val="28"/>
+          <w:szCs w:val="28"/>
+        </w:rPr>
+        <w:t>3.2</w:t>
+      </w:r>
+      <w:r>
+        <w:rPr>
+          <w:rFonts w:ascii="標楷體" w:eastAsia="標楷體" w:hAnsi="標楷體" w:hint="eastAsia"/>
+          <w:sz w:val="28"/>
+          <w:szCs w:val="28"/>
+        </w:rPr>
         <w:t xml:space="preserve"> </w:t>
       </w:r>
       <w:r>
         <w:rPr>
+          <w:rFonts w:ascii="標楷體" w:eastAsia="標楷體" w:hAnsi="標楷體"/>
+          <w:sz w:val="28"/>
+          <w:szCs w:val="28"/>
+        </w:rPr>
+        <w:t>資料來源</w:t>
+      </w:r>
+      <w:bookmarkEnd w:id="24"/>
+    </w:p>
+    <w:p>
+      <w:pPr>
+        <w:rPr>
           <w:rFonts w:hint="eastAsia"/>
         </w:rPr>
-        <w:t>AI-DSS</w:t>
+      </w:pPr>
+      <w:r>
+        <w:t>本研究</w:t>
+      </w:r>
+      <w:r>
+        <w:rPr>
+          <w:b/>
+          <w:bCs/>
+        </w:rPr>
+        <w:t>假設</w:t>
+      </w:r>
+      <w:r>
+        <w:t>採用公開資料集與政府統計資料為來源（見</w:t>
+      </w:r>
+      <w:r>
+        <w:fldChar w:fldCharType="begin"/>
+      </w:r>
+      <w:r>
+        <w:instrText xml:space="preserve"> REF _Ref225133408 \h </w:instrText>
+      </w:r>
+      <w:r>
+        <w:fldChar w:fldCharType="separate"/>
       </w:r>
       <w:r>
         <w:rPr>
           <w:rFonts w:hint="eastAsia"/>
         </w:rPr>
-        <w:t>關鍵績效指標示意圖</w:t>
-      </w:r>
-      <w:bookmarkEnd w:id="40"/>
-    </w:p>
-    <w:p>
-      <w:pPr>
+        <w:t>表</w:t>
+      </w:r>
+      <w:r>
+        <w:rPr>
+          <w:rFonts w:hint="eastAsia"/>
+        </w:rPr>
+        <w:t xml:space="preserve"> </w:t>
+      </w:r>
+      <w:r>
+        <w:rPr>
+          <w:noProof/>
+        </w:rPr>
+        <w:t>1</w:t>
+      </w:r>
+      <w:r>
+        <w:fldChar w:fldCharType="end"/>
+      </w:r>
+      <w:r>
+        <w:t>）。在製造業方面，</w:t>
+      </w:r>
+      <w:r>
+        <w:rPr>
+          <w:b/>
+          <w:bCs/>
+        </w:rPr>
+        <w:t>假設</w:t>
+      </w:r>
+      <w:r>
+        <w:t>使用</w:t>
+      </w:r>
+      <w:r>
+        <w:rPr>
+          <w:rFonts w:ascii="Times New Roman" w:hAnsi="Times New Roman" w:cs="Times New Roman"/>
+        </w:rPr>
+        <w:t>NASA C-MAPSS</w:t>
+      </w:r>
+      <w:proofErr w:type="gramStart"/>
+      <w:r>
+        <w:t>渦</w:t>
+      </w:r>
+      <w:proofErr w:type="gramEnd"/>
+      <w:r>
+        <w:t>扇引擎故障數據集（約</w:t>
+      </w:r>
+      <w:r>
+        <w:t>2,000</w:t>
+      </w:r>
+      <w:r>
+        <w:t>筆飛行周期感測數據，時間範圍涵蓋模擬壽命週期），資料包含多通道振動、溫度等感測器讀數。</w:t>
+      </w:r>
+      <w:r>
+        <w:rPr>
+          <w:b/>
+          <w:bCs/>
+        </w:rPr>
+        <w:t>假設</w:t>
+      </w:r>
+      <w:r>
+        <w:t>資料前處理包括異常值檢測、缺失</w:t>
+      </w:r>
+      <w:proofErr w:type="gramStart"/>
+      <w:r>
+        <w:t>值插補與</w:t>
+      </w:r>
+      <w:proofErr w:type="gramEnd"/>
+      <w:r>
+        <w:t>特徵標準化。金融業方面，</w:t>
+      </w:r>
+      <w:r>
+        <w:rPr>
+          <w:b/>
+          <w:bCs/>
+        </w:rPr>
+        <w:t>假設</w:t>
+      </w:r>
+      <w:r>
+        <w:t>使用公開股市歷史價格與經濟指標資料（例如</w:t>
+      </w:r>
+      <w:r>
+        <w:rPr>
+          <w:rFonts w:ascii="Times New Roman" w:hAnsi="Times New Roman" w:cs="Times New Roman"/>
+        </w:rPr>
+        <w:t>Yahoo Finance</w:t>
+      </w:r>
+      <w:r>
+        <w:t>歷史股價，以及政府公布的利率與通膨數據，總樣本數約數萬筆，時間範圍</w:t>
+      </w:r>
+      <w:r>
+        <w:t>2000</w:t>
+      </w:r>
+      <w:proofErr w:type="gramStart"/>
+      <w:r>
+        <w:t>–</w:t>
+      </w:r>
+      <w:proofErr w:type="gramEnd"/>
+      <w:r>
+        <w:t>2025</w:t>
+      </w:r>
+      <w:r>
+        <w:t>年）。金融數據前處理步驟同樣包括缺失值處理、特徵縮放與類別編碼。兩者皆假設採用分訓練集</w:t>
+      </w:r>
+      <w:r>
+        <w:t>/</w:t>
+      </w:r>
+      <w:r>
+        <w:t>測試集</w:t>
+      </w:r>
+      <w:proofErr w:type="gramStart"/>
+      <w:r>
+        <w:t>（</w:t>
+      </w:r>
+      <w:proofErr w:type="gramEnd"/>
+      <w:r>
+        <w:t>7:3</w:t>
+      </w:r>
+      <w:proofErr w:type="gramStart"/>
+      <w:r>
+        <w:t>）</w:t>
+      </w:r>
+      <w:proofErr w:type="gramEnd"/>
+      <w:r>
+        <w:t>進行模型評估。</w:t>
+      </w:r>
+      <w:r>
+        <w:rPr>
+          <w:b/>
+          <w:bCs/>
+        </w:rPr>
+        <w:t>假設</w:t>
+      </w:r>
+      <w:r>
+        <w:t>該研究未與企業合作，故資料</w:t>
+      </w:r>
+      <w:proofErr w:type="gramStart"/>
+      <w:r>
+        <w:t>來源均為公共</w:t>
+      </w:r>
+      <w:proofErr w:type="gramEnd"/>
+      <w:r>
+        <w:t>管道並已被去識別化。</w:t>
+      </w:r>
+    </w:p>
+    <w:p>
+      <w:pPr>
+        <w:pStyle w:val="af5"/>
         <w:keepNext/>
-      </w:pPr>
+        <w:jc w:val="center"/>
+      </w:pPr>
+      <w:bookmarkStart w:id="25" w:name="_Ref225133408"/>
+      <w:bookmarkStart w:id="26" w:name="_Toc225133537"/>
+      <w:r>
+        <w:rPr>
+          <w:rFonts w:hint="eastAsia"/>
+        </w:rPr>
+        <w:lastRenderedPageBreak/>
+        <w:t>表</w:t>
+      </w:r>
+      <w:r>
+        <w:rPr>
+          <w:rFonts w:hint="eastAsia"/>
+        </w:rPr>
+        <w:t xml:space="preserve"> </w:t>
+      </w:r>
+      <w:r>
+        <w:fldChar w:fldCharType="begin"/>
+      </w:r>
+      <w:r>
+        <w:instrText xml:space="preserve"> </w:instrText>
+      </w:r>
+      <w:r>
+        <w:rPr>
+          <w:rFonts w:hint="eastAsia"/>
+        </w:rPr>
+        <w:instrText xml:space="preserve">SEQ </w:instrText>
+      </w:r>
+      <w:r>
+        <w:rPr>
+          <w:rFonts w:hint="eastAsia"/>
+        </w:rPr>
+        <w:instrText>表</w:instrText>
+      </w:r>
+      <w:r>
+        <w:rPr>
+          <w:rFonts w:hint="eastAsia"/>
+        </w:rPr>
+        <w:instrText xml:space="preserve"> \* ARABIC</w:instrText>
+      </w:r>
+      <w:r>
+        <w:instrText xml:space="preserve"> </w:instrText>
+      </w:r>
+      <w:r>
+        <w:fldChar w:fldCharType="separate"/>
+      </w:r>
       <w:r>
         <w:rPr>
           <w:noProof/>
         </w:rPr>
+        <w:t>1</w:t>
+      </w:r>
+      <w:r>
+        <w:fldChar w:fldCharType="end"/>
+      </w:r>
+      <w:bookmarkEnd w:id="25"/>
+      <w:r>
+        <w:rPr>
+          <w:rFonts w:hint="eastAsia"/>
+        </w:rPr>
+        <w:t>資料來源與前處理方法比較</w:t>
+      </w:r>
+      <w:bookmarkEnd w:id="26"/>
+    </w:p>
+    <w:tbl>
+      <w:tblPr>
+        <w:tblStyle w:val="af6"/>
+        <w:tblW w:w="0" w:type="auto"/>
+        <w:tblLook w:val="04A0" w:firstRow="1" w:lastRow="0" w:firstColumn="1" w:lastColumn="0" w:noHBand="0" w:noVBand="1"/>
+      </w:tblPr>
+      <w:tblGrid>
+        <w:gridCol w:w="1447"/>
+        <w:gridCol w:w="1446"/>
+        <w:gridCol w:w="1475"/>
+        <w:gridCol w:w="1476"/>
+        <w:gridCol w:w="1473"/>
+        <w:gridCol w:w="1460"/>
+      </w:tblGrid>
+      <w:tr>
+        <w:tc>
+          <w:tcPr>
+            <w:tcW w:w="1502" w:type="dxa"/>
+          </w:tcPr>
+          <w:p>
+            <w:pPr>
+              <w:rPr>
+                <w:rFonts w:hint="eastAsia"/>
+              </w:rPr>
+            </w:pPr>
+            <w:r>
+              <w:rPr>
+                <w:rFonts w:hint="eastAsia"/>
+              </w:rPr>
+              <w:t>範例領域</w:t>
+            </w:r>
+          </w:p>
+        </w:tc>
+        <w:tc>
+          <w:tcPr>
+            <w:tcW w:w="1502" w:type="dxa"/>
+          </w:tcPr>
+          <w:p>
+            <w:pPr>
+              <w:rPr>
+                <w:rFonts w:hint="eastAsia"/>
+              </w:rPr>
+            </w:pPr>
+            <w:r>
+              <w:rPr>
+                <w:rFonts w:hint="eastAsia"/>
+              </w:rPr>
+              <w:t>資料類型</w:t>
+            </w:r>
+          </w:p>
+        </w:tc>
+        <w:tc>
+          <w:tcPr>
+            <w:tcW w:w="1503" w:type="dxa"/>
+          </w:tcPr>
+          <w:p>
+            <w:pPr>
+              <w:rPr>
+                <w:rFonts w:hint="eastAsia"/>
+              </w:rPr>
+            </w:pPr>
+            <w:r>
+              <w:rPr>
+                <w:rFonts w:hint="eastAsia"/>
+              </w:rPr>
+              <w:t>假設資料來源</w:t>
+            </w:r>
+          </w:p>
+        </w:tc>
+        <w:tc>
+          <w:tcPr>
+            <w:tcW w:w="1503" w:type="dxa"/>
+          </w:tcPr>
+          <w:p>
+            <w:pPr>
+              <w:rPr>
+                <w:rFonts w:hint="eastAsia"/>
+              </w:rPr>
+            </w:pPr>
+            <w:r>
+              <w:rPr>
+                <w:rFonts w:hint="eastAsia"/>
+              </w:rPr>
+              <w:t>樣本數</w:t>
+            </w:r>
+            <w:r>
+              <w:rPr>
+                <w:rFonts w:hint="eastAsia"/>
+              </w:rPr>
+              <w:t>(</w:t>
+            </w:r>
+            <w:r>
+              <w:rPr>
+                <w:rFonts w:hint="eastAsia"/>
+              </w:rPr>
+              <w:t>筆</w:t>
+            </w:r>
+            <w:r>
+              <w:rPr>
+                <w:rFonts w:hint="eastAsia"/>
+              </w:rPr>
+              <w:t>)</w:t>
+            </w:r>
+          </w:p>
+        </w:tc>
+        <w:tc>
+          <w:tcPr>
+            <w:tcW w:w="1503" w:type="dxa"/>
+          </w:tcPr>
+          <w:p>
+            <w:pPr>
+              <w:rPr>
+                <w:rFonts w:hint="eastAsia"/>
+              </w:rPr>
+            </w:pPr>
+            <w:r>
+              <w:rPr>
+                <w:rFonts w:hint="eastAsia"/>
+              </w:rPr>
+              <w:t>時間範圍</w:t>
+            </w:r>
+          </w:p>
+        </w:tc>
+        <w:tc>
+          <w:tcPr>
+            <w:tcW w:w="1503" w:type="dxa"/>
+          </w:tcPr>
+          <w:p>
+            <w:pPr>
+              <w:rPr>
+                <w:rFonts w:hint="eastAsia"/>
+              </w:rPr>
+            </w:pPr>
+            <w:r>
+              <w:rPr>
+                <w:rFonts w:hint="eastAsia"/>
+              </w:rPr>
+              <w:t>前處理方法</w:t>
+            </w:r>
+          </w:p>
+        </w:tc>
+      </w:tr>
+      <w:tr>
+        <w:tc>
+          <w:tcPr>
+            <w:tcW w:w="1502" w:type="dxa"/>
+          </w:tcPr>
+          <w:p>
+            <w:pPr>
+              <w:rPr>
+                <w:rFonts w:hint="eastAsia"/>
+              </w:rPr>
+            </w:pPr>
+            <w:r>
+              <w:rPr>
+                <w:rFonts w:hint="eastAsia"/>
+              </w:rPr>
+              <w:t>製造業</w:t>
+            </w:r>
+          </w:p>
+        </w:tc>
+        <w:tc>
+          <w:tcPr>
+            <w:tcW w:w="1502" w:type="dxa"/>
+          </w:tcPr>
+          <w:p>
+            <w:pPr>
+              <w:rPr>
+                <w:rFonts w:hint="eastAsia"/>
+              </w:rPr>
+            </w:pPr>
+            <w:r>
+              <w:rPr>
+                <w:rFonts w:hint="eastAsia"/>
+              </w:rPr>
+              <w:t>飛行器引擎感測數據</w:t>
+            </w:r>
+          </w:p>
+        </w:tc>
+        <w:tc>
+          <w:tcPr>
+            <w:tcW w:w="1503" w:type="dxa"/>
+          </w:tcPr>
+          <w:p>
+            <w:pPr>
+              <w:rPr>
+                <w:rFonts w:hint="eastAsia"/>
+              </w:rPr>
+            </w:pPr>
+            <w:r>
+              <w:rPr>
+                <w:rFonts w:hint="eastAsia"/>
+              </w:rPr>
+              <w:t>NASA C-MAPSS</w:t>
+            </w:r>
+            <w:r>
+              <w:rPr>
+                <w:rFonts w:hint="eastAsia"/>
+              </w:rPr>
+              <w:t>假設</w:t>
+            </w:r>
+          </w:p>
+        </w:tc>
+        <w:tc>
+          <w:tcPr>
+            <w:tcW w:w="1503" w:type="dxa"/>
+          </w:tcPr>
+          <w:p>
+            <w:pPr>
+              <w:rPr>
+                <w:rFonts w:hint="eastAsia"/>
+              </w:rPr>
+            </w:pPr>
+            <w:r>
+              <w:rPr>
+                <w:rFonts w:hint="eastAsia"/>
+              </w:rPr>
+              <w:t>~2,000</w:t>
+            </w:r>
+          </w:p>
+        </w:tc>
+        <w:tc>
+          <w:tcPr>
+            <w:tcW w:w="1503" w:type="dxa"/>
+          </w:tcPr>
+          <w:p>
+            <w:pPr>
+              <w:rPr>
+                <w:rFonts w:hint="eastAsia"/>
+              </w:rPr>
+            </w:pPr>
+            <w:r>
+              <w:rPr>
+                <w:rFonts w:hint="eastAsia"/>
+              </w:rPr>
+              <w:t>模擬壽命週期</w:t>
+            </w:r>
+          </w:p>
+        </w:tc>
+        <w:tc>
+          <w:tcPr>
+            <w:tcW w:w="1503" w:type="dxa"/>
+          </w:tcPr>
+          <w:p>
+            <w:pPr>
+              <w:rPr>
+                <w:rFonts w:hint="eastAsia"/>
+              </w:rPr>
+            </w:pPr>
+            <w:r>
+              <w:rPr>
+                <w:rFonts w:hint="eastAsia"/>
+              </w:rPr>
+              <w:t>異常值剔除、標準化</w:t>
+            </w:r>
+          </w:p>
+        </w:tc>
+      </w:tr>
+      <w:tr>
+        <w:tc>
+          <w:tcPr>
+            <w:tcW w:w="1502" w:type="dxa"/>
+          </w:tcPr>
+          <w:p>
+            <w:pPr>
+              <w:rPr>
+                <w:rFonts w:hint="eastAsia"/>
+              </w:rPr>
+            </w:pPr>
+            <w:r>
+              <w:rPr>
+                <w:rFonts w:hint="eastAsia"/>
+              </w:rPr>
+              <w:t>製造業</w:t>
+            </w:r>
+          </w:p>
+        </w:tc>
+        <w:tc>
+          <w:tcPr>
+            <w:tcW w:w="1502" w:type="dxa"/>
+          </w:tcPr>
+          <w:p>
+            <w:pPr>
+              <w:rPr>
+                <w:rFonts w:hint="eastAsia"/>
+              </w:rPr>
+            </w:pPr>
+            <w:r>
+              <w:rPr>
+                <w:rFonts w:hint="eastAsia"/>
+              </w:rPr>
+              <w:t>生產線日志</w:t>
+            </w:r>
+          </w:p>
+        </w:tc>
+        <w:tc>
+          <w:tcPr>
+            <w:tcW w:w="1503" w:type="dxa"/>
+          </w:tcPr>
+          <w:p>
+            <w:pPr>
+              <w:rPr>
+                <w:rFonts w:hint="eastAsia"/>
+              </w:rPr>
+            </w:pPr>
+            <w:r>
+              <w:rPr>
+                <w:rFonts w:hint="eastAsia"/>
+              </w:rPr>
+              <w:t>公開製造流程資料</w:t>
+            </w:r>
+          </w:p>
+        </w:tc>
+        <w:tc>
+          <w:tcPr>
+            <w:tcW w:w="1503" w:type="dxa"/>
+          </w:tcPr>
+          <w:p>
+            <w:pPr>
+              <w:rPr>
+                <w:rFonts w:hint="eastAsia"/>
+              </w:rPr>
+            </w:pPr>
+            <w:r>
+              <w:rPr>
+                <w:rFonts w:hint="eastAsia"/>
+              </w:rPr>
+              <w:t>~10,000</w:t>
+            </w:r>
+          </w:p>
+        </w:tc>
+        <w:tc>
+          <w:tcPr>
+            <w:tcW w:w="1503" w:type="dxa"/>
+          </w:tcPr>
+          <w:p>
+            <w:pPr>
+              <w:rPr>
+                <w:rFonts w:hint="eastAsia"/>
+              </w:rPr>
+            </w:pPr>
+            <w:r>
+              <w:rPr>
+                <w:rFonts w:hint="eastAsia"/>
+              </w:rPr>
+              <w:t>2020</w:t>
+            </w:r>
+            <w:proofErr w:type="gramStart"/>
+            <w:r>
+              <w:rPr>
+                <w:rFonts w:hint="eastAsia"/>
+              </w:rPr>
+              <w:t>–</w:t>
+            </w:r>
+            <w:proofErr w:type="gramEnd"/>
+            <w:r>
+              <w:rPr>
+                <w:rFonts w:hint="eastAsia"/>
+              </w:rPr>
+              <w:t>2024</w:t>
+            </w:r>
+            <w:r>
+              <w:rPr>
+                <w:rFonts w:hint="eastAsia"/>
+              </w:rPr>
+              <w:t>年</w:t>
+            </w:r>
+          </w:p>
+        </w:tc>
+        <w:tc>
+          <w:tcPr>
+            <w:tcW w:w="1503" w:type="dxa"/>
+          </w:tcPr>
+          <w:p>
+            <w:pPr>
+              <w:rPr>
+                <w:rFonts w:hint="eastAsia"/>
+              </w:rPr>
+            </w:pPr>
+            <w:r>
+              <w:rPr>
+                <w:rFonts w:hint="eastAsia"/>
+              </w:rPr>
+              <w:t>類別編碼、特徵篩選</w:t>
+            </w:r>
+          </w:p>
+        </w:tc>
+      </w:tr>
+      <w:tr>
+        <w:tc>
+          <w:tcPr>
+            <w:tcW w:w="1502" w:type="dxa"/>
+          </w:tcPr>
+          <w:p>
+            <w:pPr>
+              <w:rPr>
+                <w:rFonts w:hint="eastAsia"/>
+              </w:rPr>
+            </w:pPr>
+            <w:r>
+              <w:rPr>
+                <w:rFonts w:hint="eastAsia"/>
+              </w:rPr>
+              <w:t>金融業</w:t>
+            </w:r>
+          </w:p>
+        </w:tc>
+        <w:tc>
+          <w:tcPr>
+            <w:tcW w:w="1502" w:type="dxa"/>
+          </w:tcPr>
+          <w:p>
+            <w:pPr>
+              <w:rPr>
+                <w:rFonts w:hint="eastAsia"/>
+              </w:rPr>
+            </w:pPr>
+            <w:r>
+              <w:rPr>
+                <w:rFonts w:hint="eastAsia"/>
+              </w:rPr>
+              <w:t>股價與經濟指標</w:t>
+            </w:r>
+          </w:p>
+        </w:tc>
+        <w:tc>
+          <w:tcPr>
+            <w:tcW w:w="1503" w:type="dxa"/>
+          </w:tcPr>
+          <w:p>
+            <w:pPr>
+              <w:rPr>
+                <w:rFonts w:hint="eastAsia"/>
+              </w:rPr>
+            </w:pPr>
+            <w:r>
+              <w:rPr>
+                <w:rFonts w:hint="eastAsia"/>
+              </w:rPr>
+              <w:t>Yahoo Finance</w:t>
+            </w:r>
+            <w:r>
+              <w:rPr>
+                <w:rFonts w:hint="eastAsia"/>
+              </w:rPr>
+              <w:t>假設</w:t>
+            </w:r>
+          </w:p>
+        </w:tc>
+        <w:tc>
+          <w:tcPr>
+            <w:tcW w:w="1503" w:type="dxa"/>
+          </w:tcPr>
+          <w:p>
+            <w:pPr>
+              <w:rPr>
+                <w:rFonts w:hint="eastAsia"/>
+              </w:rPr>
+            </w:pPr>
+            <w:r>
+              <w:rPr>
+                <w:rFonts w:hint="eastAsia"/>
+              </w:rPr>
+              <w:t>~20,000</w:t>
+            </w:r>
+          </w:p>
+        </w:tc>
+        <w:tc>
+          <w:tcPr>
+            <w:tcW w:w="1503" w:type="dxa"/>
+          </w:tcPr>
+          <w:p>
+            <w:pPr>
+              <w:rPr>
+                <w:rFonts w:hint="eastAsia"/>
+              </w:rPr>
+            </w:pPr>
+            <w:r>
+              <w:rPr>
+                <w:rFonts w:hint="eastAsia"/>
+              </w:rPr>
+              <w:t>2000</w:t>
+            </w:r>
+            <w:proofErr w:type="gramStart"/>
+            <w:r>
+              <w:rPr>
+                <w:rFonts w:hint="eastAsia"/>
+              </w:rPr>
+              <w:t>–</w:t>
+            </w:r>
+            <w:proofErr w:type="gramEnd"/>
+            <w:r>
+              <w:rPr>
+                <w:rFonts w:hint="eastAsia"/>
+              </w:rPr>
+              <w:t>2025</w:t>
+            </w:r>
+            <w:r>
+              <w:rPr>
+                <w:rFonts w:hint="eastAsia"/>
+              </w:rPr>
+              <w:t>年</w:t>
+            </w:r>
+          </w:p>
+        </w:tc>
+        <w:tc>
+          <w:tcPr>
+            <w:tcW w:w="1503" w:type="dxa"/>
+          </w:tcPr>
+          <w:p>
+            <w:pPr>
+              <w:rPr>
+                <w:rFonts w:hint="eastAsia"/>
+              </w:rPr>
+            </w:pPr>
+            <w:r>
+              <w:rPr>
+                <w:rFonts w:hint="eastAsia"/>
+              </w:rPr>
+              <w:t>缺失</w:t>
+            </w:r>
+            <w:proofErr w:type="gramStart"/>
+            <w:r>
+              <w:rPr>
+                <w:rFonts w:hint="eastAsia"/>
+              </w:rPr>
+              <w:t>值插補</w:t>
+            </w:r>
+            <w:proofErr w:type="gramEnd"/>
+            <w:r>
+              <w:rPr>
+                <w:rFonts w:hint="eastAsia"/>
+              </w:rPr>
+              <w:t>、時間序列平滑</w:t>
+            </w:r>
+          </w:p>
+        </w:tc>
+      </w:tr>
+      <w:tr>
+        <w:tc>
+          <w:tcPr>
+            <w:tcW w:w="1502" w:type="dxa"/>
+          </w:tcPr>
+          <w:p>
+            <w:pPr>
+              <w:rPr>
+                <w:rFonts w:hint="eastAsia"/>
+              </w:rPr>
+            </w:pPr>
+            <w:r>
+              <w:rPr>
+                <w:rFonts w:hint="eastAsia"/>
+              </w:rPr>
+              <w:t>金融業</w:t>
+            </w:r>
+          </w:p>
+        </w:tc>
+        <w:tc>
+          <w:tcPr>
+            <w:tcW w:w="1502" w:type="dxa"/>
+          </w:tcPr>
+          <w:p>
+            <w:pPr>
+              <w:rPr>
+                <w:rFonts w:hint="eastAsia"/>
+              </w:rPr>
+            </w:pPr>
+            <w:r>
+              <w:rPr>
+                <w:rFonts w:hint="eastAsia"/>
+              </w:rPr>
+              <w:t>客戶交易與風險因子</w:t>
+            </w:r>
+          </w:p>
+        </w:tc>
+        <w:tc>
+          <w:tcPr>
+            <w:tcW w:w="1503" w:type="dxa"/>
+          </w:tcPr>
+          <w:p>
+            <w:pPr>
+              <w:rPr>
+                <w:rFonts w:hint="eastAsia"/>
+              </w:rPr>
+            </w:pPr>
+            <w:r>
+              <w:rPr>
+                <w:rFonts w:hint="eastAsia"/>
+              </w:rPr>
+              <w:t>政府統計資料</w:t>
+            </w:r>
+          </w:p>
+        </w:tc>
+        <w:tc>
+          <w:tcPr>
+            <w:tcW w:w="1503" w:type="dxa"/>
+          </w:tcPr>
+          <w:p>
+            <w:pPr>
+              <w:rPr>
+                <w:rFonts w:hint="eastAsia"/>
+              </w:rPr>
+            </w:pPr>
+            <w:r>
+              <w:rPr>
+                <w:rFonts w:hint="eastAsia"/>
+              </w:rPr>
+              <w:t>~15,000</w:t>
+            </w:r>
+          </w:p>
+        </w:tc>
+        <w:tc>
+          <w:tcPr>
+            <w:tcW w:w="1503" w:type="dxa"/>
+          </w:tcPr>
+          <w:p>
+            <w:pPr>
+              <w:rPr>
+                <w:rFonts w:hint="eastAsia"/>
+              </w:rPr>
+            </w:pPr>
+            <w:r>
+              <w:rPr>
+                <w:rFonts w:hint="eastAsia"/>
+              </w:rPr>
+              <w:t>2015</w:t>
+            </w:r>
+            <w:proofErr w:type="gramStart"/>
+            <w:r>
+              <w:rPr>
+                <w:rFonts w:hint="eastAsia"/>
+              </w:rPr>
+              <w:t>–</w:t>
+            </w:r>
+            <w:proofErr w:type="gramEnd"/>
+            <w:r>
+              <w:rPr>
+                <w:rFonts w:hint="eastAsia"/>
+              </w:rPr>
+              <w:t>2025</w:t>
+            </w:r>
+            <w:r>
+              <w:rPr>
+                <w:rFonts w:hint="eastAsia"/>
+              </w:rPr>
+              <w:t>年</w:t>
+            </w:r>
+          </w:p>
+        </w:tc>
+        <w:tc>
+          <w:tcPr>
+            <w:tcW w:w="1503" w:type="dxa"/>
+          </w:tcPr>
+          <w:p>
+            <w:pPr>
+              <w:rPr>
+                <w:rFonts w:hint="eastAsia"/>
+              </w:rPr>
+            </w:pPr>
+            <w:r>
+              <w:rPr>
+                <w:rFonts w:hint="eastAsia"/>
+              </w:rPr>
+              <w:t>特徵縮放、標籤平衡</w:t>
+            </w:r>
+          </w:p>
+        </w:tc>
+      </w:tr>
+    </w:tbl>
+    <w:p>
+      <w:pPr>
+        <w:rPr>
+          <w:rFonts w:hint="eastAsia"/>
+        </w:rPr>
+      </w:pPr>
+      <w:r>
+        <w:t>在模型與演算法選擇方面，本研究將比較不同</w:t>
+      </w:r>
+      <w:proofErr w:type="gramStart"/>
+      <w:r>
+        <w:t>工具與算法</w:t>
+      </w:r>
+      <w:proofErr w:type="gramEnd"/>
+      <w:r>
+        <w:t>在</w:t>
+      </w:r>
+      <w:r>
+        <w:rPr>
+          <w:rFonts w:ascii="Times New Roman" w:hAnsi="Times New Roman" w:cs="Times New Roman"/>
+        </w:rPr>
+        <w:t>DSS</w:t>
+      </w:r>
+      <w:r>
+        <w:t>中的表現（參考文獻）。</w:t>
+      </w:r>
+      <w:r>
+        <w:fldChar w:fldCharType="begin"/>
+      </w:r>
+      <w:r>
+        <w:instrText xml:space="preserve"> REF _Ref225133421 \h </w:instrText>
+      </w:r>
+      <w:r>
+        <w:fldChar w:fldCharType="separate"/>
+      </w:r>
+      <w:r>
+        <w:rPr>
+          <w:rFonts w:hint="eastAsia"/>
+        </w:rPr>
+        <w:t>表</w:t>
+      </w:r>
+      <w:r>
+        <w:rPr>
+          <w:rFonts w:hint="eastAsia"/>
+        </w:rPr>
+        <w:t xml:space="preserve"> </w:t>
+      </w:r>
+      <w:r>
+        <w:rPr>
+          <w:noProof/>
+        </w:rPr>
+        <w:t>2</w:t>
+      </w:r>
+      <w:r>
+        <w:fldChar w:fldCharType="end"/>
+      </w:r>
+      <w:r>
+        <w:t>比較了常用的</w:t>
+      </w:r>
+      <w:r>
+        <w:rPr>
+          <w:rFonts w:ascii="Times New Roman" w:hAnsi="Times New Roman" w:cs="Times New Roman"/>
+        </w:rPr>
+        <w:t>AI</w:t>
+      </w:r>
+      <w:r>
+        <w:t>演算法</w:t>
+      </w:r>
+      <w:r>
+        <w:t>。</w:t>
+      </w:r>
+    </w:p>
+    <w:p>
+      <w:pPr>
+        <w:pStyle w:val="af5"/>
+        <w:keepNext/>
+        <w:jc w:val="center"/>
+      </w:pPr>
+      <w:bookmarkStart w:id="27" w:name="_Ref225133421"/>
+      <w:bookmarkStart w:id="28" w:name="_Toc225133538"/>
+      <w:r>
+        <w:rPr>
+          <w:rFonts w:hint="eastAsia"/>
+        </w:rPr>
+        <w:t>表</w:t>
+      </w:r>
+      <w:r>
+        <w:rPr>
+          <w:rFonts w:hint="eastAsia"/>
+        </w:rPr>
+        <w:t xml:space="preserve"> </w:t>
+      </w:r>
+      <w:r>
+        <w:fldChar w:fldCharType="begin"/>
+      </w:r>
+      <w:r>
+        <w:instrText xml:space="preserve"> </w:instrText>
+      </w:r>
+      <w:r>
+        <w:rPr>
+          <w:rFonts w:hint="eastAsia"/>
+        </w:rPr>
+        <w:instrText xml:space="preserve">SEQ </w:instrText>
+      </w:r>
+      <w:r>
+        <w:rPr>
+          <w:rFonts w:hint="eastAsia"/>
+        </w:rPr>
+        <w:instrText>表</w:instrText>
+      </w:r>
+      <w:r>
+        <w:rPr>
+          <w:rFonts w:hint="eastAsia"/>
+        </w:rPr>
+        <w:instrText xml:space="preserve"> \* ARABIC</w:instrText>
+      </w:r>
+      <w:r>
+        <w:instrText xml:space="preserve"> </w:instrText>
+      </w:r>
+      <w:r>
+        <w:fldChar w:fldCharType="separate"/>
+      </w:r>
+      <w:r>
+        <w:rPr>
+          <w:noProof/>
+        </w:rPr>
+        <w:t>2</w:t>
+      </w:r>
+      <w:r>
+        <w:fldChar w:fldCharType="end"/>
+      </w:r>
+      <w:bookmarkEnd w:id="27"/>
+      <w:r>
+        <w:rPr>
+          <w:rFonts w:hint="eastAsia"/>
+        </w:rPr>
+        <w:t>常見</w:t>
+      </w:r>
+      <w:r>
+        <w:rPr>
+          <w:rFonts w:hint="eastAsia"/>
+        </w:rPr>
+        <w:t>AI</w:t>
+      </w:r>
+      <w:r>
+        <w:rPr>
+          <w:rFonts w:hint="eastAsia"/>
+        </w:rPr>
+        <w:t>演算法於決策支援系統中的優缺點比較</w:t>
+      </w:r>
+      <w:bookmarkEnd w:id="28"/>
+    </w:p>
+    <w:tbl>
+      <w:tblPr>
+        <w:tblStyle w:val="af6"/>
+        <w:tblW w:w="0" w:type="auto"/>
+        <w:tblLook w:val="04A0" w:firstRow="1" w:lastRow="0" w:firstColumn="1" w:lastColumn="0" w:noHBand="0" w:noVBand="1"/>
+      </w:tblPr>
+      <w:tblGrid>
+        <w:gridCol w:w="2192"/>
+        <w:gridCol w:w="2189"/>
+        <w:gridCol w:w="2198"/>
+        <w:gridCol w:w="2198"/>
+      </w:tblGrid>
+      <w:tr>
+        <w:tc>
+          <w:tcPr>
+            <w:tcW w:w="2254" w:type="dxa"/>
+          </w:tcPr>
+          <w:p>
+            <w:pPr>
+              <w:rPr>
+                <w:rFonts w:hint="eastAsia"/>
+              </w:rPr>
+            </w:pPr>
+            <w:r>
+              <w:rPr>
+                <w:rFonts w:hint="eastAsia"/>
+              </w:rPr>
+              <w:t>演算法</w:t>
+            </w:r>
+          </w:p>
+        </w:tc>
+        <w:tc>
+          <w:tcPr>
+            <w:tcW w:w="2254" w:type="dxa"/>
+          </w:tcPr>
+          <w:p>
+            <w:pPr>
+              <w:rPr>
+                <w:rFonts w:hint="eastAsia"/>
+              </w:rPr>
+            </w:pPr>
+            <w:r>
+              <w:rPr>
+                <w:rFonts w:hint="eastAsia"/>
+              </w:rPr>
+              <w:t>類別</w:t>
+            </w:r>
+          </w:p>
+        </w:tc>
+        <w:tc>
+          <w:tcPr>
+            <w:tcW w:w="2254" w:type="dxa"/>
+          </w:tcPr>
+          <w:p>
+            <w:pPr>
+              <w:rPr>
+                <w:rFonts w:hint="eastAsia"/>
+              </w:rPr>
+            </w:pPr>
+            <w:r>
+              <w:rPr>
+                <w:rFonts w:hint="eastAsia"/>
+              </w:rPr>
+              <w:t>主要優點</w:t>
+            </w:r>
+          </w:p>
+        </w:tc>
+        <w:tc>
+          <w:tcPr>
+            <w:tcW w:w="2254" w:type="dxa"/>
+          </w:tcPr>
+          <w:p>
+            <w:pPr>
+              <w:rPr>
+                <w:rFonts w:hint="eastAsia"/>
+              </w:rPr>
+            </w:pPr>
+            <w:r>
+              <w:rPr>
+                <w:rFonts w:hint="eastAsia"/>
+              </w:rPr>
+              <w:t>主要缺點</w:t>
+            </w:r>
+          </w:p>
+        </w:tc>
+      </w:tr>
+      <w:tr>
+        <w:tc>
+          <w:tcPr>
+            <w:tcW w:w="2254" w:type="dxa"/>
+          </w:tcPr>
+          <w:p>
+            <w:pPr>
+              <w:rPr>
+                <w:rFonts w:hint="eastAsia"/>
+              </w:rPr>
+            </w:pPr>
+            <w:r>
+              <w:rPr>
+                <w:rFonts w:hint="eastAsia"/>
+              </w:rPr>
+              <w:t>決策樹</w:t>
+            </w:r>
+          </w:p>
+        </w:tc>
+        <w:tc>
+          <w:tcPr>
+            <w:tcW w:w="2254" w:type="dxa"/>
+          </w:tcPr>
+          <w:p>
+            <w:pPr>
+              <w:rPr>
+                <w:rFonts w:hint="eastAsia"/>
+              </w:rPr>
+            </w:pPr>
+            <w:r>
+              <w:rPr>
+                <w:rFonts w:hint="eastAsia"/>
+              </w:rPr>
+              <w:t>監督式分類</w:t>
+            </w:r>
+          </w:p>
+        </w:tc>
+        <w:tc>
+          <w:tcPr>
+            <w:tcW w:w="2254" w:type="dxa"/>
+          </w:tcPr>
+          <w:p>
+            <w:pPr>
+              <w:rPr>
+                <w:rFonts w:hint="eastAsia"/>
+              </w:rPr>
+            </w:pPr>
+            <w:r>
+              <w:rPr>
+                <w:rFonts w:hint="eastAsia"/>
+              </w:rPr>
+              <w:t>易解釋，運算速度快</w:t>
+            </w:r>
+          </w:p>
+        </w:tc>
+        <w:tc>
+          <w:tcPr>
+            <w:tcW w:w="2254" w:type="dxa"/>
+          </w:tcPr>
+          <w:p>
+            <w:pPr>
+              <w:rPr>
+                <w:rFonts w:hint="eastAsia"/>
+              </w:rPr>
+            </w:pPr>
+            <w:proofErr w:type="gramStart"/>
+            <w:r>
+              <w:rPr>
+                <w:rFonts w:hint="eastAsia"/>
+              </w:rPr>
+              <w:t>易過擬</w:t>
+            </w:r>
+            <w:proofErr w:type="gramEnd"/>
+            <w:r>
+              <w:rPr>
+                <w:rFonts w:hint="eastAsia"/>
+              </w:rPr>
+              <w:t>合，對數據分布敏感</w:t>
+            </w:r>
+          </w:p>
+        </w:tc>
+      </w:tr>
+      <w:tr>
+        <w:tc>
+          <w:tcPr>
+            <w:tcW w:w="2254" w:type="dxa"/>
+          </w:tcPr>
+          <w:p>
+            <w:pPr>
+              <w:rPr>
+                <w:rFonts w:hint="eastAsia"/>
+              </w:rPr>
+            </w:pPr>
+            <w:r>
+              <w:rPr>
+                <w:rFonts w:hint="eastAsia"/>
+              </w:rPr>
+              <w:t>隨機森林</w:t>
+            </w:r>
+          </w:p>
+        </w:tc>
+        <w:tc>
+          <w:tcPr>
+            <w:tcW w:w="2254" w:type="dxa"/>
+          </w:tcPr>
+          <w:p>
+            <w:pPr>
+              <w:rPr>
+                <w:rFonts w:hint="eastAsia"/>
+              </w:rPr>
+            </w:pPr>
+            <w:r>
+              <w:rPr>
+                <w:rFonts w:hint="eastAsia"/>
+              </w:rPr>
+              <w:t>監督式分類</w:t>
+            </w:r>
+          </w:p>
+        </w:tc>
+        <w:tc>
+          <w:tcPr>
+            <w:tcW w:w="2254" w:type="dxa"/>
+          </w:tcPr>
+          <w:p>
+            <w:pPr>
+              <w:rPr>
+                <w:rFonts w:hint="eastAsia"/>
+              </w:rPr>
+            </w:pPr>
+            <w:proofErr w:type="gramStart"/>
+            <w:r>
+              <w:rPr>
+                <w:rFonts w:hint="eastAsia"/>
+              </w:rPr>
+              <w:t>抗過擬</w:t>
+            </w:r>
+            <w:proofErr w:type="gramEnd"/>
+            <w:r>
+              <w:rPr>
+                <w:rFonts w:hint="eastAsia"/>
+              </w:rPr>
+              <w:t>合能力強，精度較高</w:t>
+            </w:r>
+          </w:p>
+        </w:tc>
+        <w:tc>
+          <w:tcPr>
+            <w:tcW w:w="2254" w:type="dxa"/>
+          </w:tcPr>
+          <w:p>
+            <w:pPr>
+              <w:rPr>
+                <w:rFonts w:hint="eastAsia"/>
+              </w:rPr>
+            </w:pPr>
+            <w:r>
+              <w:rPr>
+                <w:rFonts w:hint="eastAsia"/>
+              </w:rPr>
+              <w:t>較難解釋，模型較大</w:t>
+            </w:r>
+          </w:p>
+        </w:tc>
+      </w:tr>
+      <w:tr>
+        <w:tc>
+          <w:tcPr>
+            <w:tcW w:w="2254" w:type="dxa"/>
+          </w:tcPr>
+          <w:p>
+            <w:pPr>
+              <w:rPr>
+                <w:rFonts w:hint="eastAsia"/>
+              </w:rPr>
+            </w:pPr>
+            <w:r>
+              <w:rPr>
+                <w:rFonts w:hint="eastAsia"/>
+              </w:rPr>
+              <w:t>神經網路</w:t>
+            </w:r>
+            <w:r>
+              <w:rPr>
+                <w:rFonts w:hint="eastAsia"/>
+              </w:rPr>
+              <w:t>(</w:t>
+            </w:r>
+            <w:r>
+              <w:rPr>
+                <w:rFonts w:hint="eastAsia"/>
+              </w:rPr>
+              <w:t>深度學習</w:t>
+            </w:r>
+            <w:r>
+              <w:rPr>
+                <w:rFonts w:hint="eastAsia"/>
+              </w:rPr>
+              <w:t>)</w:t>
+            </w:r>
+          </w:p>
+        </w:tc>
+        <w:tc>
+          <w:tcPr>
+            <w:tcW w:w="2254" w:type="dxa"/>
+          </w:tcPr>
+          <w:p>
+            <w:pPr>
+              <w:rPr>
+                <w:rFonts w:hint="eastAsia"/>
+              </w:rPr>
+            </w:pPr>
+            <w:r>
+              <w:rPr>
+                <w:rFonts w:hint="eastAsia"/>
+              </w:rPr>
+              <w:t>監督式</w:t>
+            </w:r>
+            <w:r>
+              <w:rPr>
+                <w:rFonts w:hint="eastAsia"/>
+              </w:rPr>
+              <w:t>/</w:t>
+            </w:r>
+            <w:r>
+              <w:rPr>
+                <w:rFonts w:hint="eastAsia"/>
+              </w:rPr>
+              <w:t>非監督式</w:t>
+            </w:r>
+          </w:p>
+        </w:tc>
+        <w:tc>
+          <w:tcPr>
+            <w:tcW w:w="2254" w:type="dxa"/>
+          </w:tcPr>
+          <w:p>
+            <w:pPr>
+              <w:rPr>
+                <w:rFonts w:hint="eastAsia"/>
+              </w:rPr>
+            </w:pPr>
+            <w:r>
+              <w:rPr>
+                <w:rFonts w:hint="eastAsia"/>
+              </w:rPr>
+              <w:t>適用大量非線性數據，表現優異</w:t>
+            </w:r>
+          </w:p>
+        </w:tc>
+        <w:tc>
+          <w:tcPr>
+            <w:tcW w:w="2254" w:type="dxa"/>
+          </w:tcPr>
+          <w:p>
+            <w:pPr>
+              <w:rPr>
+                <w:rFonts w:hint="eastAsia"/>
+              </w:rPr>
+            </w:pPr>
+            <w:r>
+              <w:rPr>
+                <w:rFonts w:hint="eastAsia"/>
+              </w:rPr>
+              <w:t>訓練時間長，需大量資料，黑盒性質</w:t>
+            </w:r>
+          </w:p>
+        </w:tc>
+      </w:tr>
+    </w:tbl>
+    <w:p>
+      <w:pPr>
+        <w:rPr>
+          <w:rFonts w:hint="eastAsia"/>
+        </w:rPr>
+      </w:pPr>
+      <w:r>
         <w:lastRenderedPageBreak/>
         <w:fldChar w:fldCharType="begin"/>
       </w:r>
       <w:r>
-        <w:instrText xml:space="preserve"> REF _Ref225132791 \h </w:instrText>
+        <w:instrText xml:space="preserve"> REF _Ref225133371 \h </w:instrText>
+      </w:r>
+      <w:r>
+        <w:fldChar w:fldCharType="separate"/>
+      </w:r>
+      <w:r>
+        <w:rPr>
+          <w:rFonts w:hint="eastAsia"/>
+        </w:rPr>
+        <w:t>表</w:t>
+      </w:r>
+      <w:r>
+        <w:rPr>
+          <w:rFonts w:hint="eastAsia"/>
+        </w:rPr>
+        <w:t xml:space="preserve"> </w:t>
       </w:r>
       <w:r>
         <w:rPr>
           <w:noProof/>
         </w:rPr>
+        <w:t>3</w:t>
+      </w:r>
+      <w:r>
+        <w:fldChar w:fldCharType="end"/>
+      </w:r>
+      <w:r>
+        <w:t>則對比了傳統</w:t>
+      </w:r>
+      <w:r>
+        <w:rPr>
+          <w:rFonts w:ascii="Times New Roman" w:hAnsi="Times New Roman" w:cs="Times New Roman"/>
+        </w:rPr>
+        <w:t>DSS</w:t>
+      </w:r>
+      <w:r>
+        <w:t>與</w:t>
+      </w:r>
+      <w:r>
+        <w:rPr>
+          <w:rFonts w:ascii="Times New Roman" w:hAnsi="Times New Roman" w:cs="Times New Roman"/>
+        </w:rPr>
+        <w:t>AI-DSS</w:t>
+      </w:r>
+      <w:r>
+        <w:t>在資料處理方式、決策準確度等方面的差異，強調</w:t>
+      </w:r>
+      <w:r>
+        <w:rPr>
+          <w:rFonts w:ascii="Times New Roman" w:hAnsi="Times New Roman" w:cs="Times New Roman"/>
+        </w:rPr>
+        <w:t>AI-DSS</w:t>
+      </w:r>
+      <w:r>
+        <w:t>在數據處理能力與自適應學習上的優勢。</w:t>
+      </w:r>
+    </w:p>
+    <w:tbl>
+      <w:tblPr>
+        <w:tblStyle w:val="af6"/>
+        <w:tblpPr w:leftFromText="180" w:rightFromText="180" w:vertAnchor="page" w:horzAnchor="margin" w:tblpY="4651"/>
+        <w:tblW w:w="0" w:type="auto"/>
+        <w:tblLook w:val="04A0" w:firstRow="1" w:lastRow="0" w:firstColumn="1" w:lastColumn="0" w:noHBand="0" w:noVBand="1"/>
+      </w:tblPr>
+      <w:tblGrid>
+        <w:gridCol w:w="2902"/>
+        <w:gridCol w:w="2936"/>
+        <w:gridCol w:w="2939"/>
+      </w:tblGrid>
+      <w:tr>
+        <w:tc>
+          <w:tcPr>
+            <w:tcW w:w="3005" w:type="dxa"/>
+          </w:tcPr>
+          <w:p>
+            <w:pPr>
+              <w:rPr>
+                <w:rFonts w:hint="eastAsia"/>
+              </w:rPr>
+            </w:pPr>
+            <w:r>
+              <w:rPr>
+                <w:rFonts w:hint="eastAsia"/>
+              </w:rPr>
+              <w:t>比較項目</w:t>
+            </w:r>
+          </w:p>
+        </w:tc>
+        <w:tc>
+          <w:tcPr>
+            <w:tcW w:w="3005" w:type="dxa"/>
+          </w:tcPr>
+          <w:p>
+            <w:pPr>
+              <w:rPr>
+                <w:rFonts w:hint="eastAsia"/>
+              </w:rPr>
+            </w:pPr>
+            <w:r>
+              <w:rPr>
+                <w:rFonts w:hint="eastAsia"/>
+              </w:rPr>
+              <w:t>傳統</w:t>
+            </w:r>
+            <w:r>
+              <w:rPr>
+                <w:rFonts w:hint="eastAsia"/>
+              </w:rPr>
+              <w:t xml:space="preserve"> DSS</w:t>
+            </w:r>
+            <w:r>
+              <w:rPr>
+                <w:rFonts w:hint="eastAsia"/>
+              </w:rPr>
+              <w:t>（</w:t>
+            </w:r>
+            <w:r>
+              <w:rPr>
+                <w:rFonts w:hint="eastAsia"/>
+              </w:rPr>
+              <w:t>Decision Support System</w:t>
+            </w:r>
+            <w:r>
+              <w:rPr>
+                <w:rFonts w:hint="eastAsia"/>
+              </w:rPr>
+              <w:t>）</w:t>
+            </w:r>
+          </w:p>
+        </w:tc>
+        <w:tc>
+          <w:tcPr>
+            <w:tcW w:w="3006" w:type="dxa"/>
+          </w:tcPr>
+          <w:p>
+            <w:pPr>
+              <w:rPr>
+                <w:rFonts w:hint="eastAsia"/>
+              </w:rPr>
+            </w:pPr>
+            <w:r>
+              <w:rPr>
+                <w:rFonts w:hint="eastAsia"/>
+              </w:rPr>
+              <w:t>AI-DSS</w:t>
+            </w:r>
+            <w:r>
+              <w:rPr>
+                <w:rFonts w:hint="eastAsia"/>
+              </w:rPr>
+              <w:t>（</w:t>
+            </w:r>
+            <w:r>
+              <w:rPr>
+                <w:rFonts w:hint="eastAsia"/>
+              </w:rPr>
+              <w:t>Artificial Intelligence Decision Support System</w:t>
+            </w:r>
+            <w:r>
+              <w:rPr>
+                <w:rFonts w:hint="eastAsia"/>
+              </w:rPr>
+              <w:t>）</w:t>
+            </w:r>
+          </w:p>
+        </w:tc>
+      </w:tr>
+      <w:tr>
+        <w:tc>
+          <w:tcPr>
+            <w:tcW w:w="3005" w:type="dxa"/>
+          </w:tcPr>
+          <w:p>
+            <w:pPr>
+              <w:rPr>
+                <w:rFonts w:hint="eastAsia"/>
+              </w:rPr>
+            </w:pPr>
+            <w:r>
+              <w:rPr>
+                <w:rFonts w:hint="eastAsia"/>
+              </w:rPr>
+              <w:t>資料處理方式</w:t>
+            </w:r>
+          </w:p>
+        </w:tc>
+        <w:tc>
+          <w:tcPr>
+            <w:tcW w:w="3005" w:type="dxa"/>
+          </w:tcPr>
+          <w:p>
+            <w:pPr>
+              <w:rPr>
+                <w:rFonts w:hint="eastAsia"/>
+              </w:rPr>
+            </w:pPr>
+            <w:r>
+              <w:rPr>
+                <w:rFonts w:hint="eastAsia"/>
+              </w:rPr>
+              <w:t>以結構化資料為主，透過資料庫與模型進行分析</w:t>
+            </w:r>
+          </w:p>
+        </w:tc>
+        <w:tc>
+          <w:tcPr>
+            <w:tcW w:w="3006" w:type="dxa"/>
+          </w:tcPr>
+          <w:p>
+            <w:pPr>
+              <w:rPr>
+                <w:rFonts w:hint="eastAsia"/>
+              </w:rPr>
+            </w:pPr>
+            <w:r>
+              <w:rPr>
+                <w:rFonts w:hint="eastAsia"/>
+              </w:rPr>
+              <w:t>可處理結構化與非結構化資料（如文字、圖片、大數據）</w:t>
+            </w:r>
+          </w:p>
+        </w:tc>
+      </w:tr>
+      <w:tr>
+        <w:tc>
+          <w:tcPr>
+            <w:tcW w:w="3005" w:type="dxa"/>
+          </w:tcPr>
+          <w:p>
+            <w:pPr>
+              <w:rPr>
+                <w:rFonts w:hint="eastAsia"/>
+              </w:rPr>
+            </w:pPr>
+            <w:r>
+              <w:rPr>
+                <w:rFonts w:hint="eastAsia"/>
+              </w:rPr>
+              <w:t>分析方法</w:t>
+            </w:r>
+          </w:p>
+        </w:tc>
+        <w:tc>
+          <w:tcPr>
+            <w:tcW w:w="3005" w:type="dxa"/>
+          </w:tcPr>
+          <w:p>
+            <w:pPr>
+              <w:rPr>
+                <w:rFonts w:hint="eastAsia"/>
+              </w:rPr>
+            </w:pPr>
+            <w:r>
+              <w:rPr>
+                <w:rFonts w:hint="eastAsia"/>
+              </w:rPr>
+              <w:t>統計分析、數學模型、規則式分析</w:t>
+            </w:r>
+          </w:p>
+        </w:tc>
+        <w:tc>
+          <w:tcPr>
+            <w:tcW w:w="3006" w:type="dxa"/>
+          </w:tcPr>
+          <w:p>
+            <w:pPr>
+              <w:rPr>
+                <w:rFonts w:hint="eastAsia"/>
+              </w:rPr>
+            </w:pPr>
+            <w:r>
+              <w:rPr>
+                <w:rFonts w:hint="eastAsia"/>
+              </w:rPr>
+              <w:t>機器學習、深度學習、資料探</w:t>
+            </w:r>
+            <w:proofErr w:type="gramStart"/>
+            <w:r>
+              <w:rPr>
+                <w:rFonts w:hint="eastAsia"/>
+              </w:rPr>
+              <w:t>勘</w:t>
+            </w:r>
+            <w:proofErr w:type="gramEnd"/>
+            <w:r>
+              <w:rPr>
+                <w:rFonts w:hint="eastAsia"/>
+              </w:rPr>
+              <w:t>、預測分析</w:t>
+            </w:r>
+          </w:p>
+        </w:tc>
+      </w:tr>
+      <w:tr>
+        <w:tc>
+          <w:tcPr>
+            <w:tcW w:w="3005" w:type="dxa"/>
+          </w:tcPr>
+          <w:p>
+            <w:pPr>
+              <w:rPr>
+                <w:rFonts w:hint="eastAsia"/>
+              </w:rPr>
+            </w:pPr>
+            <w:r>
+              <w:rPr>
+                <w:rFonts w:hint="eastAsia"/>
+              </w:rPr>
+              <w:t>決策準確度</w:t>
+            </w:r>
+          </w:p>
+        </w:tc>
+        <w:tc>
+          <w:tcPr>
+            <w:tcW w:w="3005" w:type="dxa"/>
+          </w:tcPr>
+          <w:p>
+            <w:pPr>
+              <w:rPr>
+                <w:rFonts w:hint="eastAsia"/>
+              </w:rPr>
+            </w:pPr>
+            <w:r>
+              <w:rPr>
+                <w:rFonts w:hint="eastAsia"/>
+              </w:rPr>
+              <w:t>依賴人工設定模型，準確度較固定</w:t>
+            </w:r>
+          </w:p>
+        </w:tc>
+        <w:tc>
+          <w:tcPr>
+            <w:tcW w:w="3006" w:type="dxa"/>
+          </w:tcPr>
+          <w:p>
+            <w:pPr>
+              <w:rPr>
+                <w:rFonts w:hint="eastAsia"/>
+              </w:rPr>
+            </w:pPr>
+            <w:r>
+              <w:rPr>
+                <w:rFonts w:hint="eastAsia"/>
+              </w:rPr>
+              <w:t>可透過大量資料訓練，提高預測與決策準確度</w:t>
+            </w:r>
+          </w:p>
+        </w:tc>
+      </w:tr>
+      <w:tr>
+        <w:tc>
+          <w:tcPr>
+            <w:tcW w:w="3005" w:type="dxa"/>
+          </w:tcPr>
+          <w:p>
+            <w:pPr>
+              <w:rPr>
+                <w:rFonts w:hint="eastAsia"/>
+              </w:rPr>
+            </w:pPr>
+            <w:r>
+              <w:rPr>
+                <w:rFonts w:hint="eastAsia"/>
+              </w:rPr>
+              <w:t>自適應學習</w:t>
+            </w:r>
+          </w:p>
+        </w:tc>
+        <w:tc>
+          <w:tcPr>
+            <w:tcW w:w="3005" w:type="dxa"/>
+          </w:tcPr>
+          <w:p>
+            <w:pPr>
+              <w:rPr>
+                <w:rFonts w:hint="eastAsia"/>
+              </w:rPr>
+            </w:pPr>
+            <w:r>
+              <w:rPr>
+                <w:rFonts w:hint="eastAsia"/>
+              </w:rPr>
+              <w:t>不具學習能力，需要人工修改模型</w:t>
+            </w:r>
+          </w:p>
+        </w:tc>
+        <w:tc>
+          <w:tcPr>
+            <w:tcW w:w="3006" w:type="dxa"/>
+          </w:tcPr>
+          <w:p>
+            <w:pPr>
+              <w:rPr>
+                <w:rFonts w:hint="eastAsia"/>
+              </w:rPr>
+            </w:pPr>
+            <w:r>
+              <w:rPr>
+                <w:rFonts w:hint="eastAsia"/>
+              </w:rPr>
+              <w:t>具有自我學習能力，可隨資料變化自動調整</w:t>
+            </w:r>
+          </w:p>
+        </w:tc>
+      </w:tr>
+      <w:tr>
+        <w:tc>
+          <w:tcPr>
+            <w:tcW w:w="3005" w:type="dxa"/>
+          </w:tcPr>
+          <w:p>
+            <w:pPr>
+              <w:rPr>
+                <w:rFonts w:hint="eastAsia"/>
+              </w:rPr>
+            </w:pPr>
+            <w:r>
+              <w:rPr>
+                <w:rFonts w:hint="eastAsia"/>
+              </w:rPr>
+              <w:t>決策方式</w:t>
+            </w:r>
+          </w:p>
+        </w:tc>
+        <w:tc>
+          <w:tcPr>
+            <w:tcW w:w="3005" w:type="dxa"/>
+          </w:tcPr>
+          <w:p>
+            <w:pPr>
+              <w:rPr>
+                <w:rFonts w:hint="eastAsia"/>
+              </w:rPr>
+            </w:pPr>
+            <w:r>
+              <w:rPr>
+                <w:rFonts w:hint="eastAsia"/>
+              </w:rPr>
+              <w:t>提供決策建議，由人類決策者判斷</w:t>
+            </w:r>
+          </w:p>
+        </w:tc>
+        <w:tc>
+          <w:tcPr>
+            <w:tcW w:w="3006" w:type="dxa"/>
+          </w:tcPr>
+          <w:p>
+            <w:pPr>
+              <w:rPr>
+                <w:rFonts w:hint="eastAsia"/>
+              </w:rPr>
+            </w:pPr>
+            <w:r>
+              <w:rPr>
+                <w:rFonts w:hint="eastAsia"/>
+              </w:rPr>
+              <w:t>可提供建議甚至自動決策</w:t>
+            </w:r>
+          </w:p>
+        </w:tc>
+      </w:tr>
+    </w:tbl>
+    <w:p>
+      <w:pPr>
+        <w:pStyle w:val="af5"/>
+        <w:keepNext/>
+        <w:jc w:val="center"/>
+      </w:pPr>
+      <w:bookmarkStart w:id="29" w:name="_Ref225133371"/>
+      <w:bookmarkStart w:id="30" w:name="_Toc225133539"/>
+      <w:r>
+        <w:rPr>
+          <w:rFonts w:hint="eastAsia"/>
+        </w:rPr>
+        <w:t>表</w:t>
+      </w:r>
+      <w:r>
+        <w:rPr>
+          <w:rFonts w:hint="eastAsia"/>
+        </w:rPr>
+        <w:t xml:space="preserve"> </w:t>
+      </w:r>
+      <w:r>
+        <w:fldChar w:fldCharType="begin"/>
+      </w:r>
+      <w:r>
+        <w:instrText xml:space="preserve"> </w:instrText>
+      </w:r>
+      <w:r>
+        <w:rPr>
+          <w:rFonts w:hint="eastAsia"/>
+        </w:rPr>
+        <w:instrText xml:space="preserve">SEQ </w:instrText>
+      </w:r>
+      <w:r>
+        <w:rPr>
+          <w:rFonts w:hint="eastAsia"/>
+        </w:rPr>
+        <w:instrText>表</w:instrText>
+      </w:r>
+      <w:r>
+        <w:rPr>
+          <w:rFonts w:hint="eastAsia"/>
+        </w:rPr>
+        <w:instrText xml:space="preserve"> \* ARABIC</w:instrText>
+      </w:r>
+      <w:r>
+        <w:instrText xml:space="preserve"> </w:instrText>
+      </w:r>
+      <w:r>
+        <w:fldChar w:fldCharType="separate"/>
       </w:r>
       <w:r>
         <w:rPr>
           <w:noProof/>
         </w:rPr>
+        <w:t>3</w:t>
+      </w:r>
+      <w:r>
+        <w:fldChar w:fldCharType="end"/>
+      </w:r>
+      <w:bookmarkEnd w:id="29"/>
+      <w:r>
+        <w:rPr>
+          <w:rFonts w:hint="eastAsia"/>
+        </w:rPr>
+        <w:t>傳統</w:t>
+      </w:r>
+      <w:r>
+        <w:rPr>
+          <w:rFonts w:hint="eastAsia"/>
+        </w:rPr>
+        <w:t xml:space="preserve"> DSS </w:t>
+      </w:r>
+      <w:r>
+        <w:rPr>
+          <w:rFonts w:hint="eastAsia"/>
+        </w:rPr>
+        <w:t>與</w:t>
+      </w:r>
+      <w:r>
+        <w:rPr>
+          <w:rFonts w:hint="eastAsia"/>
+        </w:rPr>
+        <w:t xml:space="preserve"> AI-DSS </w:t>
+      </w:r>
+      <w:r>
+        <w:rPr>
+          <w:rFonts w:hint="eastAsia"/>
+        </w:rPr>
+        <w:t>的差異比較表</w:t>
+      </w:r>
+      <w:bookmarkEnd w:id="30"/>
+    </w:p>
+    <w:p>
+      <w:pPr>
+        <w:rPr>
+          <w:rFonts w:hint="eastAsia"/>
+        </w:rPr>
+      </w:pPr>
+    </w:p>
+    <w:p>
+      <w:pPr>
+        <w:pStyle w:val="1"/>
+        <w:rPr>
+          <w:rFonts w:ascii="標楷體" w:eastAsia="標楷體" w:hAnsi="標楷體" w:hint="eastAsia"/>
+          <w:sz w:val="36"/>
+          <w:szCs w:val="36"/>
+        </w:rPr>
+      </w:pPr>
+      <w:bookmarkStart w:id="31" w:name="_Toc225133485"/>
+      <w:r>
+        <w:rPr>
+          <w:rFonts w:ascii="標楷體" w:eastAsia="標楷體" w:hAnsi="標楷體"/>
+          <w:sz w:val="36"/>
+          <w:szCs w:val="36"/>
+        </w:rPr>
+        <w:lastRenderedPageBreak/>
+        <w:t>第四章 研究結果</w:t>
+      </w:r>
+      <w:bookmarkEnd w:id="31"/>
+    </w:p>
+    <w:p>
+      <w:pPr>
+        <w:pStyle w:val="2"/>
+        <w:rPr>
+          <w:rFonts w:ascii="標楷體" w:eastAsia="標楷體" w:hAnsi="標楷體"/>
+          <w:b/>
+          <w:bCs/>
+          <w:sz w:val="32"/>
+          <w:szCs w:val="32"/>
+        </w:rPr>
+      </w:pPr>
+      <w:bookmarkStart w:id="32" w:name="_Toc225133486"/>
+      <w:r>
+        <w:rPr>
+          <w:rFonts w:ascii="Times New Roman" w:hAnsi="Times New Roman" w:cs="Times New Roman"/>
+          <w:b/>
+          <w:bCs/>
+          <w:sz w:val="32"/>
+          <w:szCs w:val="32"/>
+        </w:rPr>
+        <w:t>4.1</w:t>
+      </w:r>
+      <w:r>
+        <w:rPr>
+          <w:rFonts w:ascii="標楷體" w:eastAsia="標楷體" w:hAnsi="標楷體"/>
+          <w:b/>
+          <w:bCs/>
+          <w:sz w:val="32"/>
+          <w:szCs w:val="32"/>
+        </w:rPr>
+        <w:t>主要發現</w:t>
+      </w:r>
+      <w:bookmarkEnd w:id="32"/>
+    </w:p>
+    <w:p>
+      <w:pPr>
+        <w:keepNext/>
+      </w:pPr>
+      <w:r>
+        <w:t>透過假設案例分析，我們得到以下主要結果。</w:t>
+      </w:r>
+      <w:r>
+        <w:rPr>
+          <w:rFonts w:ascii="Times New Roman" w:hAnsi="Times New Roman" w:cs="Times New Roman"/>
+        </w:rPr>
+        <w:t>AI-DSS</w:t>
+      </w:r>
+      <w:r>
+        <w:t>在</w:t>
+      </w:r>
+      <w:proofErr w:type="gramStart"/>
+      <w:r>
+        <w:t>兩個場</w:t>
+      </w:r>
+      <w:proofErr w:type="gramEnd"/>
+      <w:r>
+        <w:t>域均顯著提升了決策準確度和效率：在製造業故障預測任務上，深度學習模型（</w:t>
+      </w:r>
+      <w:r>
+        <w:rPr>
+          <w:rFonts w:ascii="Times New Roman" w:hAnsi="Times New Roman" w:cs="Times New Roman"/>
+        </w:rPr>
+        <w:t>RNN/LSTM</w:t>
+      </w:r>
+      <w:r>
+        <w:t>）達到約</w:t>
+      </w:r>
+      <w:r>
+        <w:t>90%</w:t>
+      </w:r>
+      <w:r>
+        <w:t>的分類準確度；在金融市場趨勢預測任務上，綜合利用股價與輿情資料的</w:t>
+      </w:r>
+      <w:r>
+        <w:t>RBLSTM</w:t>
+      </w:r>
+      <w:r>
+        <w:t>模型達到約</w:t>
+      </w:r>
+      <w:r>
+        <w:t>85%</w:t>
+      </w:r>
+      <w:r>
+        <w:t>的準確度（</w:t>
+      </w:r>
+      <w:r>
+        <w:rPr>
+          <w:b/>
+          <w:bCs/>
+        </w:rPr>
+        <w:t>假設</w:t>
+      </w:r>
+      <w:r>
+        <w:t>數據源如表</w:t>
+      </w:r>
+      <w:r>
+        <w:t>3</w:t>
+      </w:r>
+      <w:r>
+        <w:t>）。如</w:t>
+      </w:r>
+      <w:r>
+        <w:fldChar w:fldCharType="begin"/>
+      </w:r>
+      <w:r>
+        <w:instrText xml:space="preserve"> REF _Ref225133453 \h </w:instrText>
+      </w:r>
+      <w:r>
         <w:fldChar w:fldCharType="separate"/>
       </w:r>
       <w:r>
         <w:rPr>
+          <w:rFonts w:hint="eastAsia"/>
+        </w:rPr>
+        <w:t>圖</w:t>
+      </w:r>
+      <w:r>
+        <w:rPr>
+          <w:rFonts w:hint="eastAsia"/>
+        </w:rPr>
+        <w:t xml:space="preserve"> </w:t>
+      </w:r>
+      <w:r>
+        <w:rPr>
           <w:noProof/>
         </w:rPr>
+        <w:t>3</w:t>
+      </w:r>
+      <w:r>
         <w:fldChar w:fldCharType="end"/>
+      </w:r>
+      <w:r>
+        <w:t>所示，</w:t>
+      </w:r>
+      <w:r>
+        <w:rPr>
+          <w:rFonts w:ascii="Times New Roman" w:hAnsi="Times New Roman" w:cs="Times New Roman"/>
+        </w:rPr>
+        <w:t>AI-DSS</w:t>
+      </w:r>
+      <w:r>
+        <w:t>在關鍵績效指標上明顯優於傳統方法：平均準確度達到</w:t>
+      </w:r>
+      <w:r>
+        <w:t>90%</w:t>
+      </w:r>
+      <w:r>
+        <w:t>，使用者信任度達</w:t>
+      </w:r>
+      <w:r>
+        <w:t>0.8</w:t>
+      </w:r>
+      <w:r>
+        <w:t>以上（滿分</w:t>
+      </w:r>
+      <w:r>
+        <w:t>1.0</w:t>
+      </w:r>
+      <w:r>
+        <w:t>）。表</w:t>
+      </w:r>
+      <w:r>
+        <w:t>5</w:t>
+      </w:r>
+      <w:r>
+        <w:t>進一步顯示製造業</w:t>
+      </w:r>
+      <w:r>
+        <w:rPr>
+          <w:rFonts w:ascii="Times New Roman" w:hAnsi="Times New Roman" w:cs="Times New Roman"/>
+        </w:rPr>
+        <w:t>AI-DSS</w:t>
+      </w:r>
+      <w:r>
+        <w:t>在召回率上高於金融業（</w:t>
+      </w:r>
+      <w:r>
+        <w:t>88% vs 82%</w:t>
+      </w:r>
+      <w:r>
+        <w:t>），可能因製造數據特徵較為穩定。整體而言，</w:t>
+      </w:r>
+      <w:r>
+        <w:rPr>
+          <w:rFonts w:ascii="Times New Roman" w:hAnsi="Times New Roman" w:cs="Times New Roman"/>
+        </w:rPr>
+        <w:t>AI</w:t>
+      </w:r>
+      <w:r>
+        <w:t>演算法對比基準模型（如傳統回歸或專家系統）均表現出</w:t>
+      </w:r>
+      <w:r>
+        <w:t>20%</w:t>
+      </w:r>
+      <w:r>
+        <w:t>以上的改善</w:t>
+      </w:r>
+      <w:r>
+        <w:rPr>
+          <w:rFonts w:hint="eastAsia"/>
+        </w:rPr>
+        <w:t>(</w:t>
+      </w:r>
+      <w:r>
+        <w:fldChar w:fldCharType="begin"/>
+      </w:r>
+      <w:r>
+        <w:instrText xml:space="preserve"> </w:instrText>
+      </w:r>
+      <w:r>
+        <w:rPr>
+          <w:rFonts w:hint="eastAsia"/>
+        </w:rPr>
+        <w:instrText>REF _Ref225132791 \h</w:instrText>
+      </w:r>
+      <w:r>
+        <w:instrText xml:space="preserve"> </w:instrText>
+      </w:r>
+      <w:r>
+        <w:fldChar w:fldCharType="separate"/>
+      </w:r>
+      <w:r>
+        <w:rPr>
+          <w:rFonts w:hint="eastAsia"/>
+        </w:rPr>
+        <w:t>圖</w:t>
+      </w:r>
+      <w:r>
+        <w:rPr>
+          <w:rFonts w:hint="eastAsia"/>
+        </w:rPr>
+        <w:t xml:space="preserve"> </w:t>
+      </w:r>
+      <w:r>
+        <w:rPr>
+          <w:noProof/>
+        </w:rPr>
+        <w:t>4</w:t>
+      </w:r>
+      <w:r>
+        <w:fldChar w:fldCharType="end"/>
+      </w:r>
+      <w:r>
+        <w:rPr>
+          <w:rFonts w:hint="eastAsia"/>
+        </w:rPr>
+        <w:t>)</w:t>
+      </w:r>
+      <w:r>
+        <w:t>。</w:t>
       </w:r>
       <w:r>
         <w:rPr>
@@ -6909,10 +6793,10 @@
           <w:noProof/>
         </w:rPr>
         <w:drawing>
-          <wp:inline distT="0" distB="0" distL="0" distR="0" wp14:anchorId="3C962346" wp14:editId="3039D37A">
+          <wp:inline distT="0" distB="0" distL="0" distR="0" wp14:anchorId="7C051578" wp14:editId="5CF0A5F6">
             <wp:extent cx="5731510" cy="3209925"/>
             <wp:effectExtent l="0" t="0" r="2540" b="9525"/>
-            <wp:docPr id="2619786" name="圖片 4"/>
+            <wp:docPr id="1139873644" name="圖片 3"/>
             <wp:cNvGraphicFramePr>
               <a:graphicFrameLocks xmlns:a="http://schemas.openxmlformats.org/drawingml/2006/main" noChangeAspect="1"/>
             </wp:cNvGraphicFramePr>
@@ -6920,7 +6804,7 @@
               <a:graphicData uri="http://schemas.openxmlformats.org/drawingml/2006/picture">
                 <pic:pic xmlns:pic="http://schemas.openxmlformats.org/drawingml/2006/picture">
                   <pic:nvPicPr>
-                    <pic:cNvPr id="2619786" name="圖片 2619786"/>
+                    <pic:cNvPr id="1139873644" name="圖片 1139873644"/>
                     <pic:cNvPicPr/>
                   </pic:nvPicPr>
                   <pic:blipFill>
@@ -6954,16 +6838,173 @@
     <w:p>
       <w:pPr>
         <w:pStyle w:val="af5"/>
+      </w:pPr>
+      <w:bookmarkStart w:id="33" w:name="_Ref225133453"/>
+      <w:bookmarkStart w:id="34" w:name="_Toc225133533"/>
+      <w:r>
         <w:rPr>
           <w:rFonts w:hint="eastAsia"/>
         </w:rPr>
-      </w:pPr>
-      <w:bookmarkStart w:id="41" w:name="_Ref225132791"/>
-      <w:bookmarkStart w:id="42" w:name="_Toc225133534"/>
+        <w:t>圖</w:t>
+      </w:r>
       <w:r>
         <w:rPr>
           <w:rFonts w:hint="eastAsia"/>
         </w:rPr>
+        <w:t xml:space="preserve"> </w:t>
+      </w:r>
+      <w:r>
+        <w:fldChar w:fldCharType="begin"/>
+      </w:r>
+      <w:r>
+        <w:instrText xml:space="preserve"> </w:instrText>
+      </w:r>
+      <w:r>
+        <w:rPr>
+          <w:rFonts w:hint="eastAsia"/>
+        </w:rPr>
+        <w:instrText xml:space="preserve">SEQ </w:instrText>
+      </w:r>
+      <w:r>
+        <w:rPr>
+          <w:rFonts w:hint="eastAsia"/>
+        </w:rPr>
+        <w:instrText>圖</w:instrText>
+      </w:r>
+      <w:r>
+        <w:rPr>
+          <w:rFonts w:hint="eastAsia"/>
+        </w:rPr>
+        <w:instrText xml:space="preserve"> \* ARABIC</w:instrText>
+      </w:r>
+      <w:r>
+        <w:instrText xml:space="preserve"> </w:instrText>
+      </w:r>
+      <w:r>
+        <w:fldChar w:fldCharType="separate"/>
+      </w:r>
+      <w:r>
+        <w:rPr>
+          <w:noProof/>
+        </w:rPr>
+        <w:t>3</w:t>
+      </w:r>
+      <w:r>
+        <w:fldChar w:fldCharType="end"/>
+      </w:r>
+      <w:bookmarkEnd w:id="33"/>
+      <w:r>
+        <w:rPr>
+          <w:rFonts w:hint="eastAsia"/>
+        </w:rPr>
+        <w:t xml:space="preserve"> </w:t>
+      </w:r>
+      <w:r>
+        <w:rPr>
+          <w:rFonts w:hint="eastAsia"/>
+        </w:rPr>
+        <w:t>AI-DSS</w:t>
+      </w:r>
+      <w:r>
+        <w:rPr>
+          <w:rFonts w:hint="eastAsia"/>
+        </w:rPr>
+        <w:t>關鍵績效指標示意圖</w:t>
+      </w:r>
+      <w:bookmarkEnd w:id="34"/>
+    </w:p>
+    <w:p>
+      <w:pPr>
+        <w:keepNext/>
+      </w:pPr>
+      <w:r>
+        <w:rPr>
+          <w:noProof/>
+        </w:rPr>
+        <w:lastRenderedPageBreak/>
+        <w:fldChar w:fldCharType="begin"/>
+      </w:r>
+      <w:r>
+        <w:instrText xml:space="preserve"> REF _Ref225132791 \h </w:instrText>
+      </w:r>
+      <w:r>
+        <w:rPr>
+          <w:noProof/>
+        </w:rPr>
+      </w:r>
+      <w:r>
+        <w:rPr>
+          <w:noProof/>
+        </w:rPr>
+        <w:fldChar w:fldCharType="separate"/>
+      </w:r>
+      <w:r>
+        <w:rPr>
+          <w:noProof/>
+        </w:rPr>
+        <w:fldChar w:fldCharType="end"/>
+      </w:r>
+      <w:r>
+        <w:rPr>
+          <w:rFonts w:hint="eastAsia"/>
+          <w:noProof/>
+        </w:rPr>
+        <w:drawing>
+          <wp:inline distT="0" distB="0" distL="0" distR="0" wp14:anchorId="3C962346" wp14:editId="3039D37A">
+            <wp:extent cx="5731510" cy="3209925"/>
+            <wp:effectExtent l="0" t="0" r="2540" b="9525"/>
+            <wp:docPr id="2619786" name="圖片 4"/>
+            <wp:cNvGraphicFramePr>
+              <a:graphicFrameLocks xmlns:a="http://schemas.openxmlformats.org/drawingml/2006/main" noChangeAspect="1"/>
+            </wp:cNvGraphicFramePr>
+            <a:graphic xmlns:a="http://schemas.openxmlformats.org/drawingml/2006/main">
+              <a:graphicData uri="http://schemas.openxmlformats.org/drawingml/2006/picture">
+                <pic:pic xmlns:pic="http://schemas.openxmlformats.org/drawingml/2006/picture">
+                  <pic:nvPicPr>
+                    <pic:cNvPr id="2619786" name="圖片 2619786"/>
+                    <pic:cNvPicPr/>
+                  </pic:nvPicPr>
+                  <pic:blipFill>
+                    <a:blip r:embed="rId14" cstate="print">
+                      <a:extLst>
+                        <a:ext uri="{28A0092B-C50C-407E-A947-70E740481C1C}">
+                          <a14:useLocalDpi xmlns:a14="http://schemas.microsoft.com/office/drawing/2010/main" val="0"/>
+                        </a:ext>
+                      </a:extLst>
+                    </a:blip>
+                    <a:stretch>
+                      <a:fillRect/>
+                    </a:stretch>
+                  </pic:blipFill>
+                  <pic:spPr>
+                    <a:xfrm>
+                      <a:off x="0" y="0"/>
+                      <a:ext cx="5731510" cy="3209925"/>
+                    </a:xfrm>
+                    <a:prstGeom prst="rect">
+                      <a:avLst/>
+                    </a:prstGeom>
+                  </pic:spPr>
+                </pic:pic>
+              </a:graphicData>
+            </a:graphic>
+          </wp:inline>
+        </w:drawing>
+      </w:r>
+    </w:p>
+    <w:p>
+      <w:pPr>
+        <w:pStyle w:val="af5"/>
+        <w:rPr>
+          <w:rFonts w:hint="eastAsia"/>
+        </w:rPr>
+      </w:pPr>
+      <w:bookmarkStart w:id="35" w:name="_Ref225132791"/>
+      <w:bookmarkStart w:id="36" w:name="_Toc225133534"/>
+      <w:r>
+        <w:rPr>
+          <w:rFonts w:hint="eastAsia"/>
+        </w:rPr>
         <w:t>圖</w:t>
       </w:r>
       <w:r>
@@ -7011,7 +7052,7 @@
       <w:r>
         <w:fldChar w:fldCharType="end"/>
       </w:r>
-      <w:bookmarkEnd w:id="41"/>
+      <w:bookmarkEnd w:id="35"/>
       <w:r>
         <w:rPr>
           <w:rFonts w:hint="eastAsia"/>
@@ -7030,7 +7071,7 @@
         </w:rPr>
         <w:t>在假設案例中的績效比較</w:t>
       </w:r>
-      <w:bookmarkEnd w:id="42"/>
+      <w:bookmarkEnd w:id="36"/>
     </w:p>
     <w:p>
       <w:pPr>
@@ -7043,7 +7084,7 @@
           <w:szCs w:val="28"/>
         </w:rPr>
       </w:pPr>
-      <w:bookmarkStart w:id="43" w:name="_Toc225133487"/>
+      <w:bookmarkStart w:id="37" w:name="_Toc225133487"/>
       <w:r>
         <w:rPr>
           <w:rFonts w:ascii="Times New Roman" w:hAnsi="Times New Roman" w:cs="Times New Roman"/>
@@ -7074,7 +7115,7 @@
         </w:rPr>
         <w:t>分析與討論：技術比較、產業差異與導入障礙</w:t>
       </w:r>
-      <w:bookmarkEnd w:id="43"/>
+      <w:bookmarkEnd w:id="37"/>
     </w:p>
     <w:p>
       <w:pPr>
@@ -7193,11 +7234,7 @@
         <w:t>XAI</w:t>
       </w:r>
       <w:r>
-        <w:t>技術以確保決策可靠性。最後須注意本研究之限制：由於使用假設資料與模型，結果為示例性質；未</w:t>
-      </w:r>
-      <w:r>
-        <w:lastRenderedPageBreak/>
-        <w:t>涵蓋實際商業環境下的策略整合與使用者行為影響，應以更大規模實驗驗證為後續工作。</w:t>
+        <w:t>技術以確保決策可靠性。最後須注意本研究之限制：由於使用假設資料與模型，結果為示例性質；未涵蓋實際商業環境下的策略整合與使用者行為影響，應以更大規模實驗驗證為後續工作。</w:t>
       </w:r>
     </w:p>
     <w:p>
@@ -7218,9 +7255,9 @@
         </w:rPr>
         <w:br w:type="page"/>
       </w:r>
-      <w:bookmarkStart w:id="44" w:name="_Toc223903938"/>
-      <w:bookmarkStart w:id="45" w:name="_Toc223909303"/>
-      <w:bookmarkStart w:id="46" w:name="_Toc225133488"/>
+      <w:bookmarkStart w:id="38" w:name="_Toc223903938"/>
+      <w:bookmarkStart w:id="39" w:name="_Toc223909303"/>
+      <w:bookmarkStart w:id="40" w:name="_Toc225133488"/>
       <w:r>
         <w:rPr>
           <w:rFonts w:ascii="標楷體" w:eastAsia="標楷體" w:hAnsi="標楷體"/>
@@ -7230,9 +7267,9 @@
         <w:lastRenderedPageBreak/>
         <w:t>第五章 結論與建議</w:t>
       </w:r>
-      <w:bookmarkEnd w:id="44"/>
-      <w:bookmarkEnd w:id="45"/>
-      <w:bookmarkEnd w:id="46"/>
+      <w:bookmarkEnd w:id="38"/>
+      <w:bookmarkEnd w:id="39"/>
+      <w:bookmarkEnd w:id="40"/>
     </w:p>
     <w:p>
       <w:pPr>
@@ -7402,8 +7439,8 @@
           <w:szCs w:val="36"/>
         </w:rPr>
       </w:pPr>
-      <w:bookmarkStart w:id="47" w:name="_Toc223909306"/>
-      <w:bookmarkStart w:id="48" w:name="_Toc225133489"/>
+      <w:bookmarkStart w:id="41" w:name="_Toc223909306"/>
+      <w:bookmarkStart w:id="42" w:name="_Toc225133489"/>
       <w:r>
         <w:rPr>
           <w:rFonts w:ascii="標楷體" w:eastAsia="標楷體" w:hAnsi="標楷體" w:hint="eastAsia"/>
@@ -7413,8 +7450,8 @@
         <w:lastRenderedPageBreak/>
         <w:t>參考文獻</w:t>
       </w:r>
-      <w:bookmarkEnd w:id="47"/>
-      <w:bookmarkEnd w:id="48"/>
+      <w:bookmarkEnd w:id="41"/>
+      <w:bookmarkEnd w:id="42"/>
     </w:p>
     <w:p>
       <w:pPr>
@@ -7662,7 +7699,7 @@
       </w:pPr>
     </w:p>
     <w:sectPr>
-      <w:footerReference w:type="default" r:id="rId14"/>
+      <w:footerReference w:type="default" r:id="rId15"/>
       <w:pgSz w:w="11906" w:h="16838" w:code="9"/>
       <w:pgMar w:top="1418" w:right="1418" w:bottom="1418" w:left="1701" w:header="720" w:footer="720" w:gutter="0"/>
       <w:cols w:space="720"/>
@@ -7712,7 +7749,7 @@
 <w:ftr xmlns:wpc="http://schemas.microsoft.com/office/word/2010/wordprocessingCanvas" xmlns:cx="http://schemas.microsoft.com/office/drawing/2014/chartex" xmlns:cx1="http://schemas.microsoft.com/office/drawing/2015/9/8/chartex" xmlns:cx2="http://schemas.microsoft.com/office/drawing/2015/10/21/chartex" xmlns:cx3="http://schemas.microsoft.com/office/drawing/2016/5/9/chartex" xmlns:cx4="http://schemas.microsoft.com/office/drawing/2016/5/10/chartex" xmlns:cx5="http://schemas.microsoft.com/office/drawing/2016/5/11/chartex" xmlns:cx6="http://schemas.microsoft.com/office/drawing/2016/5/12/chartex" xmlns:cx7="http://schemas.microsoft.com/office/drawing/2016/5/13/chartex" xmlns:cx8="http://schemas.microsoft.com/office/drawing/2016/5/14/chartex" xmlns:mc="http://schemas.openxmlformats.org/markup-compatibility/2006" xmlns:aink="http://schemas.microsoft.com/office/drawing/2016/ink" xmlns:am3d="http://schemas.microsoft.com/office/drawing/2017/model3d" xmlns:o="urn:schemas-microsoft-com:office:office" xmlns:oel="http://schemas.microsoft.com/office/2019/extlst" xmlns:r="http://schemas.openxmlformats.org/officeDocument/2006/relationships" xmlns:m="http://schemas.openxmlformats.org/officeDocument/2006/math" xmlns:v="urn:schemas-microsoft-com:vml" xmlns:wp14="http://schemas.microsoft.com/office/word/2010/wordprocessingDrawing" xmlns:wp="http://schemas.openxmlformats.org/drawingml/2006/wordprocessingDrawing" xmlns:w10="urn:schemas-microsoft-com:office:word" xmlns:w="http://schemas.openxmlformats.org/wordprocessingml/2006/main" xmlns:w14="http://schemas.microsoft.com/office/word/2010/wordml" xmlns:w15="http://schemas.microsoft.com/office/word/2012/wordml" xmlns:w16cex="http://schemas.microsoft.com/office/word/2018/wordml/cex" xmlns:w16cid="http://schemas.microsoft.com/office/word/2016/wordml/cid" xmlns:w16="http://schemas.microsoft.com/office/word/2018/wordml" xmlns:w16du="http://schemas.microsoft.com/office/word/2023/wordml/word16du" xmlns:w16sdtdh="http://schemas.microsoft.com/office/word/2020/wordml/sdtdatahash" xmlns:w16sdtfl="http://schemas.microsoft.com/office/word/2024/wordml/sdtformatlock" xmlns:w16se="http://schemas.microsoft.com/office/word/2015/wordml/symex" xmlns:wpg="http://schemas.microsoft.com/office/word/2010/wordprocessingGroup" xmlns:wpi="http://schemas.microsoft.com/office/word/2010/wordprocessingInk" xmlns:wne="http://schemas.microsoft.com/office/word/2006/wordml" xmlns:wps="http://schemas.microsoft.com/office/word/2010/wordprocessingShape" mc:Ignorable="w14 w15 w16se w16cid w16 w16cex w16sdtdh w16sdtfl w16du wp14">
   <w:sdt>
     <w:sdtPr>
-      <w:id w:val="-300234684"/>
+      <w:id w:val="-1651894005"/>
       <w:docPartObj>
         <w:docPartGallery w:val="Page Numbers (Bottom of Page)"/>
         <w:docPartUnique/>
@@ -7756,41 +7793,17 @@
 
 <file path=word/footer3.xml><?xml version="1.0" encoding="utf-8"?>
 <w:ftr xmlns:wpc="http://schemas.microsoft.com/office/word/2010/wordprocessingCanvas" xmlns:cx="http://schemas.microsoft.com/office/drawing/2014/chartex" xmlns:cx1="http://schemas.microsoft.com/office/drawing/2015/9/8/chartex" xmlns:cx2="http://schemas.microsoft.com/office/drawing/2015/10/21/chartex" xmlns:cx3="http://schemas.microsoft.com/office/drawing/2016/5/9/chartex" xmlns:cx4="http://schemas.microsoft.com/office/drawing/2016/5/10/chartex" xmlns:cx5="http://schemas.microsoft.com/office/drawing/2016/5/11/chartex" xmlns:cx6="http://schemas.microsoft.com/office/drawing/2016/5/12/chartex" xmlns:cx7="http://schemas.microsoft.com/office/drawing/2016/5/13/chartex" xmlns:cx8="http://schemas.microsoft.com/office/drawing/2016/5/14/chartex" xmlns:mc="http://schemas.openxmlformats.org/markup-compatibility/2006" xmlns:aink="http://schemas.microsoft.com/office/drawing/2016/ink" xmlns:am3d="http://schemas.microsoft.com/office/drawing/2017/model3d" xmlns:o="urn:schemas-microsoft-com:office:office" xmlns:oel="http://schemas.microsoft.com/office/2019/extlst" xmlns:r="http://schemas.openxmlformats.org/officeDocument/2006/relationships" xmlns:m="http://schemas.openxmlformats.org/officeDocument/2006/math" xmlns:v="urn:schemas-microsoft-com:vml" xmlns:wp14="http://schemas.microsoft.com/office/word/2010/wordprocessingDrawing" xmlns:wp="http://schemas.openxmlformats.org/drawingml/2006/wordprocessingDrawing" xmlns:w10="urn:schemas-microsoft-com:office:word" xmlns:w="http://schemas.openxmlformats.org/wordprocessingml/2006/main" xmlns:w14="http://schemas.microsoft.com/office/word/2010/wordml" xmlns:w15="http://schemas.microsoft.com/office/word/2012/wordml" xmlns:w16cex="http://schemas.microsoft.com/office/word/2018/wordml/cex" xmlns:w16cid="http://schemas.microsoft.com/office/word/2016/wordml/cid" xmlns:w16="http://schemas.microsoft.com/office/word/2018/wordml" xmlns:w16du="http://schemas.microsoft.com/office/word/2023/wordml/word16du" xmlns:w16sdtdh="http://schemas.microsoft.com/office/word/2020/wordml/sdtdatahash" xmlns:w16sdtfl="http://schemas.microsoft.com/office/word/2024/wordml/sdtformatlock" xmlns:w16se="http://schemas.microsoft.com/office/word/2015/wordml/symex" xmlns:wpg="http://schemas.microsoft.com/office/word/2010/wordprocessingGroup" xmlns:wpi="http://schemas.microsoft.com/office/word/2010/wordprocessingInk" xmlns:wne="http://schemas.microsoft.com/office/word/2006/wordml" xmlns:wps="http://schemas.microsoft.com/office/word/2010/wordprocessingShape" mc:Ignorable="w14 w15 w16se w16cid w16 w16cex w16sdtdh w16sdtfl w16du wp14">
-  <w:sdt>
-    <w:sdtPr>
-      <w:id w:val="1842890855"/>
-      <w:docPartObj>
-        <w:docPartGallery w:val="Page Numbers (Bottom of Page)"/>
-        <w:docPartUnique/>
-      </w:docPartObj>
-    </w:sdtPr>
-    <w:sdtContent>
-      <w:p>
-        <w:pPr>
-          <w:pStyle w:val="af0"/>
-          <w:jc w:val="center"/>
-        </w:pPr>
-        <w:r>
-          <w:fldChar w:fldCharType="begin"/>
-        </w:r>
-        <w:r>
-          <w:instrText>PAGE   \* MERGEFORMAT</w:instrText>
-        </w:r>
-        <w:r>
-          <w:fldChar w:fldCharType="separate"/>
-        </w:r>
-        <w:r>
-          <w:rPr>
-            <w:lang w:val="zh-TW"/>
-          </w:rPr>
-          <w:t>2</w:t>
-        </w:r>
-        <w:r>
-          <w:fldChar w:fldCharType="end"/>
-        </w:r>
-      </w:p>
-    </w:sdtContent>
-  </w:sdt>
+  <w:p>
+    <w:pPr>
+      <w:pStyle w:val="af0"/>
+      <w:jc w:val="center"/>
+    </w:pPr>
+  </w:p>
+</w:ftr>
+</file>
+
+<file path=word/footer4.xml><?xml version="1.0" encoding="utf-8"?>
+<w:ftr xmlns:wpc="http://schemas.microsoft.com/office/word/2010/wordprocessingCanvas" xmlns:cx="http://schemas.microsoft.com/office/drawing/2014/chartex" xmlns:cx1="http://schemas.microsoft.com/office/drawing/2015/9/8/chartex" xmlns:cx2="http://schemas.microsoft.com/office/drawing/2015/10/21/chartex" xmlns:cx3="http://schemas.microsoft.com/office/drawing/2016/5/9/chartex" xmlns:cx4="http://schemas.microsoft.com/office/drawing/2016/5/10/chartex" xmlns:cx5="http://schemas.microsoft.com/office/drawing/2016/5/11/chartex" xmlns:cx6="http://schemas.microsoft.com/office/drawing/2016/5/12/chartex" xmlns:cx7="http://schemas.microsoft.com/office/drawing/2016/5/13/chartex" xmlns:cx8="http://schemas.microsoft.com/office/drawing/2016/5/14/chartex" xmlns:mc="http://schemas.openxmlformats.org/markup-compatibility/2006" xmlns:aink="http://schemas.microsoft.com/office/drawing/2016/ink" xmlns:am3d="http://schemas.microsoft.com/office/drawing/2017/model3d" xmlns:o="urn:schemas-microsoft-com:office:office" xmlns:oel="http://schemas.microsoft.com/office/2019/extlst" xmlns:r="http://schemas.openxmlformats.org/officeDocument/2006/relationships" xmlns:m="http://schemas.openxmlformats.org/officeDocument/2006/math" xmlns:v="urn:schemas-microsoft-com:vml" xmlns:wp14="http://schemas.microsoft.com/office/word/2010/wordprocessingDrawing" xmlns:wp="http://schemas.openxmlformats.org/drawingml/2006/wordprocessingDrawing" xmlns:w10="urn:schemas-microsoft-com:office:word" xmlns:w="http://schemas.openxmlformats.org/wordprocessingml/2006/main" xmlns:w14="http://schemas.microsoft.com/office/word/2010/wordml" xmlns:w15="http://schemas.microsoft.com/office/word/2012/wordml" xmlns:w16cex="http://schemas.microsoft.com/office/word/2018/wordml/cex" xmlns:w16cid="http://schemas.microsoft.com/office/word/2016/wordml/cid" xmlns:w16="http://schemas.microsoft.com/office/word/2018/wordml" xmlns:w16du="http://schemas.microsoft.com/office/word/2023/wordml/word16du" xmlns:w16sdtdh="http://schemas.microsoft.com/office/word/2020/wordml/sdtdatahash" xmlns:w16sdtfl="http://schemas.microsoft.com/office/word/2024/wordml/sdtformatlock" xmlns:w16se="http://schemas.microsoft.com/office/word/2015/wordml/symex" xmlns:wpg="http://schemas.microsoft.com/office/word/2010/wordprocessingGroup" xmlns:wpi="http://schemas.microsoft.com/office/word/2010/wordprocessingInk" xmlns:wne="http://schemas.microsoft.com/office/word/2006/wordml" xmlns:wps="http://schemas.microsoft.com/office/word/2010/wordprocessingShape" mc:Ignorable="w14 w15 w16se w16cid w16 w16cex w16sdtdh w16sdtfl w16du wp14">
   <w:p>
     <w:pPr>
       <w:pStyle w:val="af0"/>

--- a/411435066陳致均Word排版作業..docx
+++ b/411435066陳致均Word排版作業..docx
@@ -204,54 +204,67 @@
       <w:pPr>
         <w:jc w:val="center"/>
         <w:rPr>
+          <w:rFonts w:ascii="標楷體" w:eastAsia="標楷體" w:hAnsi="標楷體"/>
+          <w:sz w:val="48"/>
+          <w:szCs w:val="48"/>
+        </w:rPr>
+      </w:pPr>
+      <w:r>
+        <w:rPr>
           <w:rFonts w:ascii="標楷體" w:eastAsia="標楷體" w:hAnsi="標楷體" w:hint="eastAsia"/>
           <w:sz w:val="48"/>
           <w:szCs w:val="48"/>
         </w:rPr>
+        <w:t>中華</w:t>
+      </w:r>
+      <w:r>
+        <w:rPr>
+          <w:rFonts w:ascii="標楷體" w:eastAsia="標楷體" w:hAnsi="標楷體"/>
+          <w:sz w:val="48"/>
+          <w:szCs w:val="48"/>
+        </w:rPr>
+        <w:t xml:space="preserve">民國 115 年 3 </w:t>
+      </w:r>
+      <w:r>
+        <w:rPr>
+          <w:rFonts w:ascii="標楷體" w:eastAsia="標楷體" w:hAnsi="標楷體" w:hint="eastAsia"/>
+          <w:sz w:val="48"/>
+          <w:szCs w:val="48"/>
+        </w:rPr>
+        <w:t>月</w:t>
+      </w:r>
+    </w:p>
+    <w:p>
+      <w:pPr>
+        <w:rPr>
+          <w:rFonts w:ascii="標楷體" w:eastAsia="標楷體" w:hAnsi="標楷體"/>
+          <w:sz w:val="48"/>
+          <w:szCs w:val="48"/>
+        </w:rPr>
+      </w:pPr>
+    </w:p>
+    <w:p>
+      <w:pPr>
+        <w:rPr>
+          <w:rFonts w:ascii="標楷體" w:eastAsia="標楷體" w:hAnsi="標楷體"/>
+          <w:sz w:val="48"/>
+          <w:szCs w:val="48"/>
+        </w:rPr>
+      </w:pPr>
+    </w:p>
+    <w:p>
+      <w:pPr>
+        <w:tabs>
+          <w:tab w:val="center" w:pos="4393"/>
+        </w:tabs>
+        <w:rPr>
+          <w:rFonts w:ascii="標楷體" w:eastAsia="標楷體" w:hAnsi="標楷體"/>
+          <w:sz w:val="48"/>
+          <w:szCs w:val="48"/>
+        </w:rPr>
         <w:sectPr>
           <w:footerReference w:type="default" r:id="rId8"/>
           <w:footerReference w:type="first" r:id="rId9"/>
-          <w:pgSz w:w="11906" w:h="16838" w:code="9"/>
-          <w:pgMar w:top="1418" w:right="1418" w:bottom="1418" w:left="1701" w:header="720" w:footer="720" w:gutter="0"/>
-          <w:pgNumType w:start="1"/>
-          <w:cols w:space="720"/>
-          <w:titlePg/>
-          <w:docGrid w:type="lines" w:linePitch="360"/>
-        </w:sectPr>
-      </w:pPr>
-      <w:r>
-        <w:rPr>
-          <w:rFonts w:ascii="標楷體" w:eastAsia="標楷體" w:hAnsi="標楷體" w:hint="eastAsia"/>
-          <w:sz w:val="48"/>
-          <w:szCs w:val="48"/>
-        </w:rPr>
-        <w:t>中華</w:t>
-      </w:r>
-      <w:r>
-        <w:rPr>
-          <w:rFonts w:ascii="標楷體" w:eastAsia="標楷體" w:hAnsi="標楷體"/>
-          <w:sz w:val="48"/>
-          <w:szCs w:val="48"/>
-        </w:rPr>
-        <w:t xml:space="preserve">民國 115 年 3 </w:t>
-      </w:r>
-      <w:r>
-        <w:rPr>
-          <w:rFonts w:ascii="標楷體" w:eastAsia="標楷體" w:hAnsi="標楷體" w:hint="eastAsia"/>
-          <w:sz w:val="48"/>
-          <w:szCs w:val="48"/>
-        </w:rPr>
-        <w:t>月</w:t>
-      </w:r>
-    </w:p>
-    <w:p>
-      <w:pPr>
-        <w:rPr>
-          <w:rFonts w:ascii="標楷體" w:eastAsia="標楷體" w:hAnsi="標楷體" w:hint="eastAsia"/>
-          <w:sz w:val="48"/>
-          <w:szCs w:val="48"/>
-        </w:rPr>
-        <w:sectPr>
           <w:pgSz w:w="11906" w:h="16838" w:code="9"/>
           <w:pgMar w:top="1418" w:right="1418" w:bottom="1418" w:left="1701" w:header="720" w:footer="720" w:gutter="0"/>
           <w:pgNumType w:fmt="upperRoman" w:start="1"/>
@@ -260,6 +273,15 @@
           <w:docGrid w:type="lines" w:linePitch="360"/>
         </w:sectPr>
       </w:pPr>
+      <w:r>
+        <w:rPr>
+          <w:rFonts w:ascii="標楷體" w:eastAsia="標楷體" w:hAnsi="標楷體"/>
+          <w:sz w:val="48"/>
+          <w:szCs w:val="48"/>
+        </w:rPr>
+        <w:lastRenderedPageBreak/>
+        <w:tab/>
+      </w:r>
     </w:p>
     <w:p>
       <w:pPr>
@@ -271,6 +293,7 @@
           <w:szCs w:val="36"/>
         </w:rPr>
       </w:pPr>
+      <w:bookmarkStart w:id="0" w:name="_Toc225136432"/>
       <w:r>
         <w:rPr>
           <w:rFonts w:ascii="標楷體" w:eastAsia="標楷體" w:hAnsi="標楷體" w:hint="eastAsia"/>
@@ -280,13 +303,9 @@
         <w:lastRenderedPageBreak/>
         <w:t>摘要</w:t>
       </w:r>
+      <w:bookmarkEnd w:id="0"/>
     </w:p>
     <w:p>
-      <w:pPr>
-        <w:rPr>
-          <w:rFonts w:hint="eastAsia"/>
-        </w:rPr>
-      </w:pPr>
       <w:r>
         <w:t>本研究聚焦於人工智慧（</w:t>
       </w:r>
@@ -475,34 +494,22 @@
         <w:t>與強化學習在企業決策支援中的應用。</w:t>
       </w:r>
     </w:p>
+    <w:p/>
+    <w:p/>
+    <w:p/>
+    <w:p/>
+    <w:p/>
+    <w:p/>
     <w:p>
       <w:pPr>
         <w:tabs>
           <w:tab w:val="center" w:pos="4393"/>
         </w:tabs>
-        <w:jc w:val="center"/>
-        <w:rPr>
-          <w:rFonts w:ascii="標楷體" w:eastAsia="標楷體" w:hAnsi="標楷體" w:hint="eastAsia"/>
-          <w:sz w:val="48"/>
-          <w:szCs w:val="48"/>
-        </w:rPr>
-      </w:pPr>
-    </w:p>
-    <w:p>
-      <w:pPr>
-        <w:tabs>
-          <w:tab w:val="center" w:pos="4393"/>
-        </w:tabs>
-        <w:rPr>
-          <w:rFonts w:ascii="標楷體" w:eastAsia="標楷體" w:hAnsi="標楷體"/>
-          <w:sz w:val="48"/>
-          <w:szCs w:val="48"/>
-        </w:rPr>
         <w:sectPr>
           <w:footerReference w:type="first" r:id="rId10"/>
           <w:pgSz w:w="11906" w:h="16838" w:code="9"/>
           <w:pgMar w:top="1418" w:right="1418" w:bottom="1418" w:left="1701" w:header="720" w:footer="720" w:gutter="0"/>
-          <w:pgNumType w:fmt="upperRoman" w:start="1"/>
+          <w:pgNumType w:fmt="upperRoman" w:start="3"/>
           <w:cols w:space="720"/>
           <w:titlePg/>
           <w:docGrid w:type="lines" w:linePitch="360"/>
@@ -511,16 +518,6 @@
     </w:p>
     <w:p>
       <w:pPr>
-        <w:spacing w:line="278" w:lineRule="auto"/>
-        <w:rPr>
-          <w:rFonts w:ascii="標楷體" w:eastAsia="標楷體" w:hAnsi="標楷體" w:hint="eastAsia"/>
-          <w:sz w:val="48"/>
-          <w:szCs w:val="48"/>
-        </w:rPr>
-      </w:pPr>
-    </w:p>
-    <w:p>
-      <w:pPr>
         <w:pStyle w:val="1"/>
         <w:jc w:val="center"/>
         <w:rPr>
@@ -529,16 +526,17 @@
           <w:szCs w:val="36"/>
         </w:rPr>
       </w:pPr>
-      <w:bookmarkStart w:id="0" w:name="_Toc225133474"/>
+      <w:bookmarkStart w:id="1" w:name="_Toc225136433"/>
       <w:r>
         <w:rPr>
           <w:rFonts w:ascii="標楷體" w:eastAsia="標楷體" w:hAnsi="標楷體" w:hint="eastAsia"/>
           <w:sz w:val="36"/>
           <w:szCs w:val="36"/>
         </w:rPr>
+        <w:lastRenderedPageBreak/>
         <w:t>英文摘要</w:t>
       </w:r>
-      <w:bookmarkEnd w:id="0"/>
+      <w:bookmarkEnd w:id="1"/>
     </w:p>
     <w:p>
       <w:pPr>
@@ -576,14 +574,14 @@
         <w:rPr>
           <w:rFonts w:ascii="Times New Roman" w:hAnsi="Times New Roman" w:cs="Times New Roman"/>
         </w:rPr>
-        <w:t xml:space="preserve">In terms of algorithmic evaluation, this study summarizes the strengths and weaknesses of common machine learning methods and highlights the characteristic differences between traditional DSS and AI-DSS. Experimental results demonstrate that AI-DSS significantly improves accuracy in manufacturing fault prediction and financial market trend analysis (achieving over 90% accuracy), with user trust levels exceeding 0.8. Consistent with </w:t>
+        <w:t xml:space="preserve">In terms of algorithmic evaluation, this study summarizes the strengths and weaknesses of common machine learning methods and highlights the characteristic differences between traditional DSS and AI-DSS. Experimental results demonstrate that AI-DSS significantly improves accuracy in manufacturing fault prediction and financial market trend analysis (achieving over 90% accuracy), with user trust levels exceeding 0.8. Consistent with previous literature, the findings confirm that while AI models enhance precision, </w:t>
       </w:r>
       <w:r>
         <w:rPr>
           <w:rFonts w:ascii="Times New Roman" w:hAnsi="Times New Roman" w:cs="Times New Roman"/>
         </w:rPr>
         <w:lastRenderedPageBreak/>
-        <w:t xml:space="preserve">previous literature, the findings confirm that while AI models enhance precision, explainability and human-AI collaboration require further optimization. Finally, this report outlines the limitations and recommendations for AI-DSS implementation, </w:t>
+        <w:t xml:space="preserve">explainability and human-AI collaboration require further optimization. Finally, this report outlines the limitations and recommendations for AI-DSS implementation, </w:t>
       </w:r>
       <w:r>
         <w:t xml:space="preserve">emphasizing </w:t>
@@ -754,37 +752,41 @@
     </w:p>
     <w:p>
       <w:pPr>
-        <w:spacing w:line="278" w:lineRule="auto"/>
+        <w:jc w:val="center"/>
+        <w:rPr>
+          <w:rFonts w:hint="eastAsia"/>
+        </w:rPr>
+      </w:pPr>
+    </w:p>
+    <w:p>
+      <w:pPr>
+        <w:tabs>
+          <w:tab w:val="center" w:pos="4393"/>
+        </w:tabs>
+        <w:rPr>
+          <w:rFonts w:ascii="標楷體" w:eastAsia="標楷體" w:hAnsi="標楷體" w:hint="eastAsia"/>
+          <w:sz w:val="48"/>
+          <w:szCs w:val="48"/>
+        </w:rPr>
+        <w:sectPr>
+          <w:footerReference w:type="default" r:id="rId11"/>
+          <w:footerReference w:type="first" r:id="rId12"/>
+          <w:pgSz w:w="11906" w:h="16838" w:code="9"/>
+          <w:pgMar w:top="1418" w:right="1418" w:bottom="1418" w:left="1701" w:header="720" w:footer="720" w:gutter="0"/>
+          <w:pgNumType w:fmt="upperRoman" w:start="4"/>
+          <w:cols w:space="720"/>
+          <w:titlePg/>
+          <w:docGrid w:type="lines" w:linePitch="360"/>
+        </w:sectPr>
+      </w:pPr>
+      <w:r>
         <w:rPr>
           <w:rFonts w:ascii="標楷體" w:eastAsia="標楷體" w:hAnsi="標楷體"/>
           <w:sz w:val="48"/>
           <w:szCs w:val="48"/>
         </w:rPr>
-      </w:pPr>
-      <w:r>
-        <w:rPr>
-          <w:rFonts w:ascii="標楷體" w:eastAsia="標楷體" w:hAnsi="標楷體"/>
-          <w:sz w:val="48"/>
-          <w:szCs w:val="48"/>
-        </w:rPr>
-        <w:br w:type="page"/>
-      </w:r>
-    </w:p>
-    <w:p>
-      <w:pPr>
-        <w:rPr>
-          <w:rFonts w:ascii="標楷體" w:eastAsia="標楷體" w:hAnsi="標楷體" w:hint="eastAsia"/>
-          <w:sz w:val="48"/>
-          <w:szCs w:val="48"/>
-        </w:rPr>
-        <w:sectPr>
-          <w:pgSz w:w="11906" w:h="16838" w:code="9"/>
-          <w:pgMar w:top="1418" w:right="1418" w:bottom="1418" w:left="1701" w:header="720" w:footer="720" w:gutter="0"/>
-          <w:pgNumType w:fmt="upperRoman" w:start="1"/>
-          <w:cols w:space="720"/>
-          <w:docGrid w:type="lines" w:linePitch="360"/>
-        </w:sectPr>
-      </w:pPr>
+        <w:tab/>
+      </w:r>
     </w:p>
     <w:sdt>
       <w:sdtPr>
@@ -829,7 +831,7 @@
           <w:pPr>
             <w:pStyle w:val="11"/>
             <w:tabs>
-              <w:tab w:val="right" w:leader="dot" w:pos="9016"/>
+              <w:tab w:val="right" w:leader="dot" w:pos="8777"/>
             </w:tabs>
             <w:rPr>
               <w:noProof/>
@@ -844,7 +846,7 @@
           <w:r>
             <w:fldChar w:fldCharType="separate"/>
           </w:r>
-          <w:hyperlink w:anchor="_Toc225133473" w:history="1">
+          <w:hyperlink w:anchor="_Toc225136432" w:history="1">
             <w:r>
               <w:rPr>
                 <w:rStyle w:val="af3"/>
@@ -872,7 +874,7 @@
                 <w:noProof/>
                 <w:webHidden/>
               </w:rPr>
-              <w:instrText xml:space="preserve"> PAGEREF _Toc225133473 \h </w:instrText>
+              <w:instrText xml:space="preserve"> PAGEREF _Toc225136432 \h </w:instrText>
             </w:r>
             <w:r>
               <w:rPr>
@@ -892,7 +894,7 @@
                 <w:noProof/>
                 <w:webHidden/>
               </w:rPr>
-              <w:t>1</w:t>
+              <w:t>III</w:t>
             </w:r>
             <w:r>
               <w:rPr>
@@ -907,13 +909,13 @@
           <w:pPr>
             <w:pStyle w:val="11"/>
             <w:tabs>
-              <w:tab w:val="right" w:leader="dot" w:pos="9016"/>
+              <w:tab w:val="right" w:leader="dot" w:pos="8777"/>
             </w:tabs>
             <w:rPr>
               <w:noProof/>
             </w:rPr>
           </w:pPr>
-          <w:hyperlink w:anchor="_Toc225133474" w:history="1">
+          <w:hyperlink w:anchor="_Toc225136433" w:history="1">
             <w:r>
               <w:rPr>
                 <w:rStyle w:val="af3"/>
@@ -941,7 +943,7 @@
                 <w:noProof/>
                 <w:webHidden/>
               </w:rPr>
-              <w:instrText xml:space="preserve"> PAGEREF _Toc225133474 \h </w:instrText>
+              <w:instrText xml:space="preserve"> PAGEREF _Toc225136433 \h </w:instrText>
             </w:r>
             <w:r>
               <w:rPr>
@@ -961,7 +963,7 @@
                 <w:noProof/>
                 <w:webHidden/>
               </w:rPr>
-              <w:t>2</w:t>
+              <w:t>IV</w:t>
             </w:r>
             <w:r>
               <w:rPr>
@@ -976,13 +978,13 @@
           <w:pPr>
             <w:pStyle w:val="11"/>
             <w:tabs>
-              <w:tab w:val="right" w:leader="dot" w:pos="9016"/>
+              <w:tab w:val="right" w:leader="dot" w:pos="8777"/>
             </w:tabs>
             <w:rPr>
               <w:noProof/>
             </w:rPr>
           </w:pPr>
-          <w:hyperlink w:anchor="_Toc225133475" w:history="1">
+          <w:hyperlink w:anchor="_Toc225136434" w:history="1">
             <w:r>
               <w:rPr>
                 <w:rStyle w:val="af3"/>
@@ -1032,7 +1034,7 @@
                 <w:noProof/>
                 <w:webHidden/>
               </w:rPr>
-              <w:instrText xml:space="preserve"> PAGEREF _Toc225133475 \h </w:instrText>
+              <w:instrText xml:space="preserve"> PAGEREF _Toc225136434 \h </w:instrText>
             </w:r>
             <w:r>
               <w:rPr>
@@ -1052,7 +1054,7 @@
                 <w:noProof/>
                 <w:webHidden/>
               </w:rPr>
-              <w:t>6</w:t>
+              <w:t>8</w:t>
             </w:r>
             <w:r>
               <w:rPr>
@@ -1067,13 +1069,13 @@
           <w:pPr>
             <w:pStyle w:val="21"/>
             <w:tabs>
-              <w:tab w:val="right" w:leader="dot" w:pos="9016"/>
+              <w:tab w:val="right" w:leader="dot" w:pos="8777"/>
             </w:tabs>
             <w:rPr>
               <w:noProof/>
             </w:rPr>
           </w:pPr>
-          <w:hyperlink w:anchor="_Toc225133476" w:history="1">
+          <w:hyperlink w:anchor="_Toc225136435" w:history="1">
             <w:r>
               <w:rPr>
                 <w:rStyle w:val="af3"/>
@@ -1117,7 +1119,7 @@
                 <w:noProof/>
                 <w:webHidden/>
               </w:rPr>
-              <w:instrText xml:space="preserve"> PAGEREF _Toc225133476 \h </w:instrText>
+              <w:instrText xml:space="preserve"> PAGEREF _Toc225136435 \h </w:instrText>
             </w:r>
             <w:r>
               <w:rPr>
@@ -1137,7 +1139,7 @@
                 <w:noProof/>
                 <w:webHidden/>
               </w:rPr>
-              <w:t>6</w:t>
+              <w:t>8</w:t>
             </w:r>
             <w:r>
               <w:rPr>
@@ -1152,13 +1154,13 @@
           <w:pPr>
             <w:pStyle w:val="31"/>
             <w:tabs>
-              <w:tab w:val="right" w:leader="dot" w:pos="9016"/>
+              <w:tab w:val="right" w:leader="dot" w:pos="8777"/>
             </w:tabs>
             <w:rPr>
               <w:noProof/>
             </w:rPr>
           </w:pPr>
-          <w:hyperlink w:anchor="_Toc225133477" w:history="1">
+          <w:hyperlink w:anchor="_Toc225136436" w:history="1">
             <w:r>
               <w:rPr>
                 <w:rStyle w:val="af3"/>
@@ -1202,7 +1204,7 @@
                 <w:noProof/>
                 <w:webHidden/>
               </w:rPr>
-              <w:instrText xml:space="preserve"> PAGEREF _Toc225133477 \h </w:instrText>
+              <w:instrText xml:space="preserve"> PAGEREF _Toc225136436 \h </w:instrText>
             </w:r>
             <w:r>
               <w:rPr>
@@ -1222,7 +1224,7 @@
                 <w:noProof/>
                 <w:webHidden/>
               </w:rPr>
-              <w:t>6</w:t>
+              <w:t>8</w:t>
             </w:r>
             <w:r>
               <w:rPr>
@@ -1237,13 +1239,13 @@
           <w:pPr>
             <w:pStyle w:val="11"/>
             <w:tabs>
-              <w:tab w:val="right" w:leader="dot" w:pos="9016"/>
+              <w:tab w:val="right" w:leader="dot" w:pos="8777"/>
             </w:tabs>
             <w:rPr>
               <w:noProof/>
             </w:rPr>
           </w:pPr>
-          <w:hyperlink w:anchor="_Toc225133478" w:history="1">
+          <w:hyperlink w:anchor="_Toc225136437" w:history="1">
             <w:r>
               <w:rPr>
                 <w:rStyle w:val="af3"/>
@@ -1287,7 +1289,7 @@
                 <w:noProof/>
                 <w:webHidden/>
               </w:rPr>
-              <w:instrText xml:space="preserve"> PAGEREF _Toc225133478 \h </w:instrText>
+              <w:instrText xml:space="preserve"> PAGEREF _Toc225136437 \h </w:instrText>
             </w:r>
             <w:r>
               <w:rPr>
@@ -1307,7 +1309,7 @@
                 <w:noProof/>
                 <w:webHidden/>
               </w:rPr>
-              <w:t>7</w:t>
+              <w:t>9</w:t>
             </w:r>
             <w:r>
               <w:rPr>
@@ -1322,13 +1324,13 @@
           <w:pPr>
             <w:pStyle w:val="21"/>
             <w:tabs>
-              <w:tab w:val="right" w:leader="dot" w:pos="9016"/>
+              <w:tab w:val="right" w:leader="dot" w:pos="8777"/>
             </w:tabs>
             <w:rPr>
               <w:noProof/>
             </w:rPr>
           </w:pPr>
-          <w:hyperlink w:anchor="_Toc225133479" w:history="1">
+          <w:hyperlink w:anchor="_Toc225136438" w:history="1">
             <w:r>
               <w:rPr>
                 <w:rStyle w:val="af3"/>
@@ -1374,7 +1376,7 @@
                 <w:noProof/>
                 <w:webHidden/>
               </w:rPr>
-              <w:instrText xml:space="preserve"> PAGEREF _Toc225133479 \h </w:instrText>
+              <w:instrText xml:space="preserve"> PAGEREF _Toc225136438 \h </w:instrText>
             </w:r>
             <w:r>
               <w:rPr>
@@ -1394,7 +1396,7 @@
                 <w:noProof/>
                 <w:webHidden/>
               </w:rPr>
-              <w:t>7</w:t>
+              <w:t>9</w:t>
             </w:r>
             <w:r>
               <w:rPr>
@@ -1409,13 +1411,13 @@
           <w:pPr>
             <w:pStyle w:val="31"/>
             <w:tabs>
-              <w:tab w:val="right" w:leader="dot" w:pos="9016"/>
+              <w:tab w:val="right" w:leader="dot" w:pos="8777"/>
             </w:tabs>
             <w:rPr>
               <w:noProof/>
             </w:rPr>
           </w:pPr>
-          <w:hyperlink w:anchor="_Toc225133480" w:history="1">
+          <w:hyperlink w:anchor="_Toc225136439" w:history="1">
             <w:r>
               <w:rPr>
                 <w:rStyle w:val="af3"/>
@@ -1470,7 +1472,7 @@
                 <w:noProof/>
                 <w:webHidden/>
               </w:rPr>
-              <w:instrText xml:space="preserve"> PAGEREF _Toc225133480 \h </w:instrText>
+              <w:instrText xml:space="preserve"> PAGEREF _Toc225136439 \h </w:instrText>
             </w:r>
             <w:r>
               <w:rPr>
@@ -1490,7 +1492,7 @@
                 <w:noProof/>
                 <w:webHidden/>
               </w:rPr>
-              <w:t>7</w:t>
+              <w:t>9</w:t>
             </w:r>
             <w:r>
               <w:rPr>
@@ -1505,13 +1507,13 @@
           <w:pPr>
             <w:pStyle w:val="31"/>
             <w:tabs>
-              <w:tab w:val="right" w:leader="dot" w:pos="9016"/>
+              <w:tab w:val="right" w:leader="dot" w:pos="8777"/>
             </w:tabs>
             <w:rPr>
               <w:noProof/>
             </w:rPr>
           </w:pPr>
-          <w:hyperlink w:anchor="_Toc225133481" w:history="1">
+          <w:hyperlink w:anchor="_Toc225136440" w:history="1">
             <w:r>
               <w:rPr>
                 <w:rStyle w:val="af3"/>
@@ -1549,7 +1551,7 @@
                 <w:noProof/>
                 <w:webHidden/>
               </w:rPr>
-              <w:instrText xml:space="preserve"> PAGEREF _Toc225133481 \h </w:instrText>
+              <w:instrText xml:space="preserve"> PAGEREF _Toc225136440 \h </w:instrText>
             </w:r>
             <w:r>
               <w:rPr>
@@ -1569,7 +1571,7 @@
                 <w:noProof/>
                 <w:webHidden/>
               </w:rPr>
-              <w:t>8</w:t>
+              <w:t>10</w:t>
             </w:r>
             <w:r>
               <w:rPr>
@@ -1584,13 +1586,13 @@
           <w:pPr>
             <w:pStyle w:val="31"/>
             <w:tabs>
-              <w:tab w:val="right" w:leader="dot" w:pos="9016"/>
+              <w:tab w:val="right" w:leader="dot" w:pos="8777"/>
             </w:tabs>
             <w:rPr>
               <w:noProof/>
             </w:rPr>
           </w:pPr>
-          <w:hyperlink w:anchor="_Toc225133482" w:history="1">
+          <w:hyperlink w:anchor="_Toc225136441" w:history="1">
             <w:r>
               <w:rPr>
                 <w:rStyle w:val="af3"/>
@@ -1634,7 +1636,7 @@
                 <w:noProof/>
                 <w:webHidden/>
               </w:rPr>
-              <w:instrText xml:space="preserve"> PAGEREF _Toc225133482 \h </w:instrText>
+              <w:instrText xml:space="preserve"> PAGEREF _Toc225136441 \h </w:instrText>
             </w:r>
             <w:r>
               <w:rPr>
@@ -1654,7 +1656,7 @@
                 <w:noProof/>
                 <w:webHidden/>
               </w:rPr>
-              <w:t>9</w:t>
+              <w:t>11</w:t>
             </w:r>
             <w:r>
               <w:rPr>
@@ -1669,13 +1671,13 @@
           <w:pPr>
             <w:pStyle w:val="21"/>
             <w:tabs>
-              <w:tab w:val="right" w:leader="dot" w:pos="9016"/>
+              <w:tab w:val="right" w:leader="dot" w:pos="8777"/>
             </w:tabs>
             <w:rPr>
               <w:noProof/>
             </w:rPr>
           </w:pPr>
-          <w:hyperlink w:anchor="_Toc225133483" w:history="1">
+          <w:hyperlink w:anchor="_Toc225136442" w:history="1">
             <w:r>
               <w:rPr>
                 <w:rStyle w:val="af3"/>
@@ -1713,7 +1715,7 @@
                 <w:noProof/>
                 <w:webHidden/>
               </w:rPr>
-              <w:instrText xml:space="preserve"> PAGEREF _Toc225133483 \h </w:instrText>
+              <w:instrText xml:space="preserve"> PAGEREF _Toc225136442 \h </w:instrText>
             </w:r>
             <w:r>
               <w:rPr>
@@ -1733,7 +1735,7 @@
                 <w:noProof/>
                 <w:webHidden/>
               </w:rPr>
-              <w:t>9</w:t>
+              <w:t>11</w:t>
             </w:r>
             <w:r>
               <w:rPr>
@@ -1748,13 +1750,13 @@
           <w:pPr>
             <w:pStyle w:val="31"/>
             <w:tabs>
-              <w:tab w:val="right" w:leader="dot" w:pos="9016"/>
+              <w:tab w:val="right" w:leader="dot" w:pos="8777"/>
             </w:tabs>
             <w:rPr>
               <w:noProof/>
             </w:rPr>
           </w:pPr>
-          <w:hyperlink w:anchor="_Toc225133484" w:history="1">
+          <w:hyperlink w:anchor="_Toc225136443" w:history="1">
             <w:r>
               <w:rPr>
                 <w:rStyle w:val="af3"/>
@@ -1798,7 +1800,7 @@
                 <w:noProof/>
                 <w:webHidden/>
               </w:rPr>
-              <w:instrText xml:space="preserve"> PAGEREF _Toc225133484 \h </w:instrText>
+              <w:instrText xml:space="preserve"> PAGEREF _Toc225136443 \h </w:instrText>
             </w:r>
             <w:r>
               <w:rPr>
@@ -1818,7 +1820,7 @@
                 <w:noProof/>
                 <w:webHidden/>
               </w:rPr>
-              <w:t>10</w:t>
+              <w:t>12</w:t>
             </w:r>
             <w:r>
               <w:rPr>
@@ -1833,13 +1835,13 @@
           <w:pPr>
             <w:pStyle w:val="11"/>
             <w:tabs>
-              <w:tab w:val="right" w:leader="dot" w:pos="9016"/>
+              <w:tab w:val="right" w:leader="dot" w:pos="8777"/>
             </w:tabs>
             <w:rPr>
               <w:noProof/>
             </w:rPr>
           </w:pPr>
-          <w:hyperlink w:anchor="_Toc225133485" w:history="1">
+          <w:hyperlink w:anchor="_Toc225136444" w:history="1">
             <w:r>
               <w:rPr>
                 <w:rStyle w:val="af3"/>
@@ -1883,7 +1885,7 @@
                 <w:noProof/>
                 <w:webHidden/>
               </w:rPr>
-              <w:instrText xml:space="preserve"> PAGEREF _Toc225133485 \h </w:instrText>
+              <w:instrText xml:space="preserve"> PAGEREF _Toc225136444 \h </w:instrText>
             </w:r>
             <w:r>
               <w:rPr>
@@ -1903,7 +1905,7 @@
                 <w:noProof/>
                 <w:webHidden/>
               </w:rPr>
-              <w:t>13</w:t>
+              <w:t>15</w:t>
             </w:r>
             <w:r>
               <w:rPr>
@@ -1918,13 +1920,13 @@
           <w:pPr>
             <w:pStyle w:val="21"/>
             <w:tabs>
-              <w:tab w:val="right" w:leader="dot" w:pos="9016"/>
+              <w:tab w:val="right" w:leader="dot" w:pos="8777"/>
             </w:tabs>
             <w:rPr>
               <w:noProof/>
             </w:rPr>
           </w:pPr>
-          <w:hyperlink w:anchor="_Toc225133486" w:history="1">
+          <w:hyperlink w:anchor="_Toc225136445" w:history="1">
             <w:r>
               <w:rPr>
                 <w:rStyle w:val="af3"/>
@@ -1964,7 +1966,7 @@
                 <w:noProof/>
                 <w:webHidden/>
               </w:rPr>
-              <w:instrText xml:space="preserve"> PAGEREF _Toc225133486 \h </w:instrText>
+              <w:instrText xml:space="preserve"> PAGEREF _Toc225136445 \h </w:instrText>
             </w:r>
             <w:r>
               <w:rPr>
@@ -1984,7 +1986,7 @@
                 <w:noProof/>
                 <w:webHidden/>
               </w:rPr>
-              <w:t>13</w:t>
+              <w:t>15</w:t>
             </w:r>
             <w:r>
               <w:rPr>
@@ -1999,13 +2001,13 @@
           <w:pPr>
             <w:pStyle w:val="31"/>
             <w:tabs>
-              <w:tab w:val="right" w:leader="dot" w:pos="9016"/>
+              <w:tab w:val="right" w:leader="dot" w:pos="8777"/>
             </w:tabs>
             <w:rPr>
               <w:noProof/>
             </w:rPr>
           </w:pPr>
-          <w:hyperlink w:anchor="_Toc225133487" w:history="1">
+          <w:hyperlink w:anchor="_Toc225136446" w:history="1">
             <w:r>
               <w:rPr>
                 <w:rStyle w:val="af3"/>
@@ -2045,7 +2047,7 @@
                 <w:noProof/>
                 <w:webHidden/>
               </w:rPr>
-              <w:instrText xml:space="preserve"> PAGEREF _Toc225133487 \h </w:instrText>
+              <w:instrText xml:space="preserve"> PAGEREF _Toc225136446 \h </w:instrText>
             </w:r>
             <w:r>
               <w:rPr>
@@ -2065,7 +2067,7 @@
                 <w:noProof/>
                 <w:webHidden/>
               </w:rPr>
-              <w:t>14</w:t>
+              <w:t>17</w:t>
             </w:r>
             <w:r>
               <w:rPr>
@@ -2080,13 +2082,13 @@
           <w:pPr>
             <w:pStyle w:val="11"/>
             <w:tabs>
-              <w:tab w:val="right" w:leader="dot" w:pos="9016"/>
+              <w:tab w:val="right" w:leader="dot" w:pos="8777"/>
             </w:tabs>
             <w:rPr>
               <w:noProof/>
             </w:rPr>
           </w:pPr>
-          <w:hyperlink w:anchor="_Toc225133488" w:history="1">
+          <w:hyperlink w:anchor="_Toc225136447" w:history="1">
             <w:r>
               <w:rPr>
                 <w:rStyle w:val="af3"/>
@@ -2130,7 +2132,7 @@
                 <w:noProof/>
                 <w:webHidden/>
               </w:rPr>
-              <w:instrText xml:space="preserve"> PAGEREF _Toc225133488 \h </w:instrText>
+              <w:instrText xml:space="preserve"> PAGEREF _Toc225136447 \h </w:instrText>
             </w:r>
             <w:r>
               <w:rPr>
@@ -2150,7 +2152,7 @@
                 <w:noProof/>
                 <w:webHidden/>
               </w:rPr>
-              <w:t>15</w:t>
+              <w:t>18</w:t>
             </w:r>
             <w:r>
               <w:rPr>
@@ -2165,13 +2167,13 @@
           <w:pPr>
             <w:pStyle w:val="11"/>
             <w:tabs>
-              <w:tab w:val="right" w:leader="dot" w:pos="9016"/>
+              <w:tab w:val="right" w:leader="dot" w:pos="8777"/>
             </w:tabs>
             <w:rPr>
               <w:noProof/>
             </w:rPr>
           </w:pPr>
-          <w:hyperlink w:anchor="_Toc225133489" w:history="1">
+          <w:hyperlink w:anchor="_Toc225136448" w:history="1">
             <w:r>
               <w:rPr>
                 <w:rStyle w:val="af3"/>
@@ -2199,7 +2201,7 @@
                 <w:noProof/>
                 <w:webHidden/>
               </w:rPr>
-              <w:instrText xml:space="preserve"> PAGEREF _Toc225133489 \h </w:instrText>
+              <w:instrText xml:space="preserve"> PAGEREF _Toc225136448 \h </w:instrText>
             </w:r>
             <w:r>
               <w:rPr>
@@ -2219,7 +2221,7 @@
                 <w:noProof/>
                 <w:webHidden/>
               </w:rPr>
-              <w:t>16</w:t>
+              <w:t>19</w:t>
             </w:r>
             <w:r>
               <w:rPr>
@@ -2273,7 +2275,7 @@
       <w:pPr>
         <w:pStyle w:val="af4"/>
         <w:tabs>
-          <w:tab w:val="right" w:leader="dot" w:pos="9016"/>
+          <w:tab w:val="right" w:leader="dot" w:pos="8777"/>
         </w:tabs>
         <w:ind w:left="1760" w:hanging="800"/>
         <w:rPr>
@@ -2320,7 +2322,7 @@
         </w:rPr>
         <w:fldChar w:fldCharType="separate"/>
       </w:r>
-      <w:hyperlink w:anchor="_Toc225133531" w:history="1">
+      <w:hyperlink w:anchor="_Toc225136449" w:history="1">
         <w:r>
           <w:rPr>
             <w:rStyle w:val="af3"/>
@@ -2363,7 +2365,7 @@
             <w:noProof/>
             <w:webHidden/>
           </w:rPr>
-          <w:instrText xml:space="preserve"> PAGEREF _Toc225133531 \h </w:instrText>
+          <w:instrText xml:space="preserve"> PAGEREF _Toc225136449 \h </w:instrText>
         </w:r>
         <w:r>
           <w:rPr>
@@ -2383,7 +2385,7 @@
             <w:noProof/>
             <w:webHidden/>
           </w:rPr>
-          <w:t>9</w:t>
+          <w:t>11</w:t>
         </w:r>
         <w:r>
           <w:rPr>
@@ -2398,14 +2400,14 @@
       <w:pPr>
         <w:pStyle w:val="af4"/>
         <w:tabs>
-          <w:tab w:val="right" w:leader="dot" w:pos="9016"/>
+          <w:tab w:val="right" w:leader="dot" w:pos="8777"/>
         </w:tabs>
         <w:ind w:left="1440" w:hanging="480"/>
         <w:rPr>
           <w:noProof/>
         </w:rPr>
       </w:pPr>
-      <w:hyperlink w:anchor="_Toc225133532" w:history="1">
+      <w:hyperlink w:anchor="_Toc225136450" w:history="1">
         <w:r>
           <w:rPr>
             <w:rStyle w:val="af3"/>
@@ -2448,7 +2450,7 @@
             <w:noProof/>
             <w:webHidden/>
           </w:rPr>
-          <w:instrText xml:space="preserve"> PAGEREF _Toc225133532 \h </w:instrText>
+          <w:instrText xml:space="preserve"> PAGEREF _Toc225136450 \h </w:instrText>
         </w:r>
         <w:r>
           <w:rPr>
@@ -2468,7 +2470,7 @@
             <w:noProof/>
             <w:webHidden/>
           </w:rPr>
-          <w:t>10</w:t>
+          <w:t>12</w:t>
         </w:r>
         <w:r>
           <w:rPr>
@@ -2483,14 +2485,14 @@
       <w:pPr>
         <w:pStyle w:val="af4"/>
         <w:tabs>
-          <w:tab w:val="right" w:leader="dot" w:pos="9016"/>
+          <w:tab w:val="right" w:leader="dot" w:pos="8777"/>
         </w:tabs>
         <w:ind w:left="1440" w:hanging="480"/>
         <w:rPr>
           <w:noProof/>
         </w:rPr>
       </w:pPr>
-      <w:hyperlink w:anchor="_Toc225133533" w:history="1">
+      <w:hyperlink w:anchor="_Toc225136451" w:history="1">
         <w:r>
           <w:rPr>
             <w:rStyle w:val="af3"/>
@@ -2533,7 +2535,7 @@
             <w:noProof/>
             <w:webHidden/>
           </w:rPr>
-          <w:instrText xml:space="preserve"> PAGEREF _Toc225133533 \h </w:instrText>
+          <w:instrText xml:space="preserve"> PAGEREF _Toc225136451 \h </w:instrText>
         </w:r>
         <w:r>
           <w:rPr>
@@ -2553,7 +2555,7 @@
             <w:noProof/>
             <w:webHidden/>
           </w:rPr>
-          <w:t>13</w:t>
+          <w:t>16</w:t>
         </w:r>
         <w:r>
           <w:rPr>
@@ -2568,14 +2570,14 @@
       <w:pPr>
         <w:pStyle w:val="af4"/>
         <w:tabs>
-          <w:tab w:val="right" w:leader="dot" w:pos="9016"/>
+          <w:tab w:val="right" w:leader="dot" w:pos="8777"/>
         </w:tabs>
         <w:ind w:left="1440" w:hanging="480"/>
         <w:rPr>
           <w:noProof/>
         </w:rPr>
       </w:pPr>
-      <w:hyperlink w:anchor="_Toc225133534" w:history="1">
+      <w:hyperlink w:anchor="_Toc225136452" w:history="1">
         <w:r>
           <w:rPr>
             <w:rStyle w:val="af3"/>
@@ -2618,7 +2620,7 @@
             <w:noProof/>
             <w:webHidden/>
           </w:rPr>
-          <w:instrText xml:space="preserve"> PAGEREF _Toc225133534 \h </w:instrText>
+          <w:instrText xml:space="preserve"> PAGEREF _Toc225136452 \h </w:instrText>
         </w:r>
         <w:r>
           <w:rPr>
@@ -2638,7 +2640,7 @@
             <w:noProof/>
             <w:webHidden/>
           </w:rPr>
-          <w:t>14</w:t>
+          <w:t>16</w:t>
         </w:r>
         <w:r>
           <w:rPr>
@@ -2691,7 +2693,7 @@
       <w:pPr>
         <w:pStyle w:val="af4"/>
         <w:tabs>
-          <w:tab w:val="right" w:leader="dot" w:pos="9016"/>
+          <w:tab w:val="right" w:leader="dot" w:pos="8777"/>
         </w:tabs>
         <w:ind w:left="1440" w:hanging="480"/>
         <w:rPr>
@@ -2757,7 +2759,7 @@
         </w:rPr>
         <w:fldChar w:fldCharType="separate"/>
       </w:r>
-      <w:hyperlink w:anchor="_Toc225133537" w:history="1">
+      <w:hyperlink w:anchor="_Toc225136453" w:history="1">
         <w:r>
           <w:rPr>
             <w:rStyle w:val="af3"/>
@@ -2800,7 +2802,7 @@
             <w:noProof/>
             <w:webHidden/>
           </w:rPr>
-          <w:instrText xml:space="preserve"> PAGEREF _Toc225133537 \h </w:instrText>
+          <w:instrText xml:space="preserve"> PAGEREF _Toc225136453 \h </w:instrText>
         </w:r>
         <w:r>
           <w:rPr>
@@ -2820,7 +2822,7 @@
             <w:noProof/>
             <w:webHidden/>
           </w:rPr>
-          <w:t>11</w:t>
+          <w:t>13</w:t>
         </w:r>
         <w:r>
           <w:rPr>
@@ -2835,14 +2837,14 @@
       <w:pPr>
         <w:pStyle w:val="af4"/>
         <w:tabs>
-          <w:tab w:val="right" w:leader="dot" w:pos="9016"/>
+          <w:tab w:val="right" w:leader="dot" w:pos="8777"/>
         </w:tabs>
         <w:ind w:left="1440" w:hanging="480"/>
         <w:rPr>
           <w:noProof/>
         </w:rPr>
       </w:pPr>
-      <w:hyperlink w:anchor="_Toc225133538" w:history="1">
+      <w:hyperlink w:anchor="_Toc225136454" w:history="1">
         <w:r>
           <w:rPr>
             <w:rStyle w:val="af3"/>
@@ -2900,7 +2902,7 @@
             <w:noProof/>
             <w:webHidden/>
           </w:rPr>
-          <w:instrText xml:space="preserve"> PAGEREF _Toc225133538 \h </w:instrText>
+          <w:instrText xml:space="preserve"> PAGEREF _Toc225136454 \h </w:instrText>
         </w:r>
         <w:r>
           <w:rPr>
@@ -2920,7 +2922,7 @@
             <w:noProof/>
             <w:webHidden/>
           </w:rPr>
-          <w:t>11</w:t>
+          <w:t>13</w:t>
         </w:r>
         <w:r>
           <w:rPr>
@@ -2935,14 +2937,14 @@
       <w:pPr>
         <w:pStyle w:val="af4"/>
         <w:tabs>
-          <w:tab w:val="right" w:leader="dot" w:pos="9016"/>
+          <w:tab w:val="right" w:leader="dot" w:pos="8777"/>
         </w:tabs>
         <w:ind w:left="1440" w:hanging="480"/>
         <w:rPr>
           <w:noProof/>
         </w:rPr>
       </w:pPr>
-      <w:hyperlink w:anchor="_Toc225133539" w:history="1">
+      <w:hyperlink w:anchor="_Toc225136455" w:history="1">
         <w:r>
           <w:rPr>
             <w:rStyle w:val="af3"/>
@@ -3015,7 +3017,7 @@
             <w:noProof/>
             <w:webHidden/>
           </w:rPr>
-          <w:instrText xml:space="preserve"> PAGEREF _Toc225133539 \h </w:instrText>
+          <w:instrText xml:space="preserve"> PAGEREF _Toc225136455 \h </w:instrText>
         </w:r>
         <w:r>
           <w:rPr>
@@ -3035,7 +3037,7 @@
             <w:noProof/>
             <w:webHidden/>
           </w:rPr>
-          <w:t>12</w:t>
+          <w:t>15</w:t>
         </w:r>
         <w:r>
           <w:rPr>
@@ -3053,6 +3055,14 @@
           <w:bCs/>
           <w:lang w:val="zh-TW"/>
         </w:rPr>
+        <w:sectPr>
+          <w:footerReference w:type="default" r:id="rId13"/>
+          <w:pgSz w:w="11906" w:h="16838" w:code="9"/>
+          <w:pgMar w:top="1418" w:right="1418" w:bottom="1418" w:left="1701" w:header="720" w:footer="720" w:gutter="0"/>
+          <w:pgNumType w:fmt="upperRoman"/>
+          <w:cols w:space="720"/>
+          <w:docGrid w:type="lines" w:linePitch="400"/>
+        </w:sectPr>
       </w:pPr>
       <w:r>
         <w:rPr>
@@ -3066,6 +3076,18 @@
     <w:p>
       <w:pPr>
         <w:pStyle w:val="1"/>
+        <w:rPr>
+          <w:rFonts w:ascii="標楷體" w:eastAsia="標楷體" w:hAnsi="標楷體"/>
+          <w:b/>
+          <w:bCs/>
+          <w:sz w:val="36"/>
+          <w:szCs w:val="36"/>
+        </w:rPr>
+      </w:pPr>
+      <w:bookmarkStart w:id="2" w:name="_Toc223907730"/>
+      <w:bookmarkStart w:id="3" w:name="_Toc223903930"/>
+      <w:bookmarkStart w:id="4" w:name="_Toc225136434"/>
+      <w:r>
         <w:rPr>
           <w:rFonts w:ascii="標楷體" w:eastAsia="標楷體" w:hAnsi="標楷體" w:hint="eastAsia"/>
           <w:b/>
@@ -3073,11 +3095,10 @@
           <w:sz w:val="36"/>
           <w:szCs w:val="36"/>
         </w:rPr>
-      </w:pPr>
-    </w:p>
-    <w:p>
-      <w:pPr>
-        <w:pStyle w:val="1"/>
+        <w:lastRenderedPageBreak/>
+        <w:t>第一章</w:t>
+      </w:r>
+      <w:r>
         <w:rPr>
           <w:rFonts w:ascii="標楷體" w:eastAsia="標楷體" w:hAnsi="標楷體"/>
           <w:b/>
@@ -3085,9 +3106,8 @@
           <w:sz w:val="36"/>
           <w:szCs w:val="36"/>
         </w:rPr>
-      </w:pPr>
-      <w:bookmarkStart w:id="1" w:name="_Toc223907730"/>
-      <w:bookmarkStart w:id="2" w:name="_Toc223903930"/>
+        <w:t xml:space="preserve"> </w:t>
+      </w:r>
       <w:r>
         <w:rPr>
           <w:rFonts w:ascii="標楷體" w:eastAsia="標楷體" w:hAnsi="標楷體" w:hint="eastAsia"/>
@@ -3096,28 +3116,9 @@
           <w:sz w:val="36"/>
           <w:szCs w:val="36"/>
         </w:rPr>
-        <w:t>第一章</w:t>
-      </w:r>
-      <w:r>
-        <w:rPr>
-          <w:rFonts w:ascii="標楷體" w:eastAsia="標楷體" w:hAnsi="標楷體"/>
-          <w:b/>
-          <w:bCs/>
-          <w:sz w:val="36"/>
-          <w:szCs w:val="36"/>
-        </w:rPr>
-        <w:t xml:space="preserve"> </w:t>
-      </w:r>
-      <w:r>
-        <w:rPr>
-          <w:rFonts w:ascii="標楷體" w:eastAsia="標楷體" w:hAnsi="標楷體" w:hint="eastAsia"/>
-          <w:b/>
-          <w:bCs/>
-          <w:sz w:val="36"/>
-          <w:szCs w:val="36"/>
-        </w:rPr>
         <w:t>緒論</w:t>
       </w:r>
+      <w:bookmarkEnd w:id="4"/>
     </w:p>
     <w:p>
       <w:pPr>
@@ -3128,6 +3129,7 @@
           <w:szCs w:val="32"/>
         </w:rPr>
       </w:pPr>
+      <w:bookmarkStart w:id="5" w:name="_Toc225136435"/>
       <w:r>
         <w:rPr>
           <w:rFonts w:ascii="Times New Roman" w:eastAsia="標楷體" w:hAnsi="Times New Roman" w:cs="Times New Roman"/>
@@ -3152,6 +3154,7 @@
         </w:rPr>
         <w:t>研究背景</w:t>
       </w:r>
+      <w:bookmarkEnd w:id="5"/>
     </w:p>
     <w:p>
       <w:pPr>
@@ -3328,9 +3331,9 @@
           <w:szCs w:val="28"/>
         </w:rPr>
       </w:pPr>
-      <w:bookmarkStart w:id="3" w:name="_Toc223909295"/>
-      <w:bookmarkStart w:id="4" w:name="_Toc225133477"/>
-      <w:bookmarkEnd w:id="1"/>
+      <w:bookmarkStart w:id="6" w:name="_Toc223909295"/>
+      <w:bookmarkStart w:id="7" w:name="_Toc225136436"/>
+      <w:bookmarkEnd w:id="2"/>
       <w:r>
         <w:rPr>
           <w:rFonts w:ascii="Times New Roman" w:eastAsia="標楷體" w:hAnsi="Times New Roman" w:cs="Times New Roman"/>
@@ -3347,8 +3350,8 @@
         </w:rPr>
         <w:t xml:space="preserve"> </w:t>
       </w:r>
-      <w:bookmarkEnd w:id="2"/>
       <w:bookmarkEnd w:id="3"/>
+      <w:bookmarkEnd w:id="6"/>
       <w:r>
         <w:rPr>
           <w:rFonts w:ascii="標楷體" w:eastAsia="標楷體" w:hAnsi="標楷體"/>
@@ -3357,7 +3360,7 @@
         </w:rPr>
         <w:t>研究動機與目的</w:t>
       </w:r>
-      <w:bookmarkEnd w:id="4"/>
+      <w:bookmarkEnd w:id="7"/>
     </w:p>
     <w:p>
       <w:pPr>
@@ -3406,26 +3409,26 @@
         <w:rPr>
           <w:rFonts w:asciiTheme="minorEastAsia" w:hAnsiTheme="minorEastAsia"/>
         </w:rPr>
-        <w:t>於企業DSS中的典型應用場景與績效；（3）剖析</w:t>
+        <w:t>於企業DSS中的典型應用場景與績效；（3）剖析AI-DSS在倫理、</w:t>
+      </w:r>
+      <w:r>
+        <w:rPr>
+          <w:rFonts w:ascii="微軟正黑體" w:eastAsia="微軟正黑體" w:hAnsi="微軟正黑體"/>
+        </w:rPr>
+        <w:t>法</w:t>
       </w:r>
       <w:r>
         <w:rPr>
           <w:rFonts w:asciiTheme="minorEastAsia" w:hAnsiTheme="minorEastAsia"/>
         </w:rPr>
+        <w:t>律及風險管理上之考量；（4）建構研究方法與系統架構；（5）根</w:t>
+      </w:r>
+      <w:r>
+        <w:rPr>
+          <w:rFonts w:asciiTheme="minorEastAsia" w:hAnsiTheme="minorEastAsia"/>
+        </w:rPr>
         <w:lastRenderedPageBreak/>
-        <w:t>AI-DSS在倫理、</w:t>
-      </w:r>
-      <w:r>
-        <w:rPr>
-          <w:rFonts w:ascii="微軟正黑體" w:eastAsia="微軟正黑體" w:hAnsi="微軟正黑體"/>
-        </w:rPr>
-        <w:t>法</w:t>
-      </w:r>
-      <w:r>
-        <w:rPr>
-          <w:rFonts w:asciiTheme="minorEastAsia" w:hAnsiTheme="minorEastAsia"/>
-        </w:rPr>
-        <w:t>律及風險管理上之考量；（4）建構研究方法與系統架構；（5）根據實證資料提出分析討論與建議。透過上述探討，期望為企業管理者、政策制定者與後續研究者提供理論指引與實務借鏡。</w:t>
+        <w:t>據實證資料提出分析討論與建議。透過上述探討，期望為企業管理者、政策制定者與後續研究者提供理論指引與實務借鏡。</w:t>
       </w:r>
     </w:p>
     <w:p>
@@ -3444,9 +3447,9 @@
           <w:szCs w:val="36"/>
         </w:rPr>
       </w:pPr>
-      <w:bookmarkStart w:id="5" w:name="_Toc223903931"/>
-      <w:bookmarkStart w:id="6" w:name="_Toc223909297"/>
-      <w:bookmarkStart w:id="7" w:name="_Toc225133478"/>
+      <w:bookmarkStart w:id="8" w:name="_Toc223903931"/>
+      <w:bookmarkStart w:id="9" w:name="_Toc223909297"/>
+      <w:bookmarkStart w:id="10" w:name="_Toc225136437"/>
       <w:r>
         <w:rPr>
           <w:rFonts w:ascii="標楷體" w:eastAsia="標楷體" w:hAnsi="標楷體"/>
@@ -3455,9 +3458,9 @@
         </w:rPr>
         <w:t>第二章 文獻探討</w:t>
       </w:r>
-      <w:bookmarkEnd w:id="5"/>
-      <w:bookmarkEnd w:id="6"/>
-      <w:bookmarkEnd w:id="7"/>
+      <w:bookmarkEnd w:id="8"/>
+      <w:bookmarkEnd w:id="9"/>
+      <w:bookmarkEnd w:id="10"/>
     </w:p>
     <w:p>
       <w:pPr>
@@ -3468,9 +3471,9 @@
           <w:bCs/>
         </w:rPr>
       </w:pPr>
-      <w:bookmarkStart w:id="8" w:name="_Toc223903932"/>
-      <w:bookmarkStart w:id="9" w:name="_Toc223909298"/>
-      <w:bookmarkStart w:id="10" w:name="_Toc225133479"/>
+      <w:bookmarkStart w:id="11" w:name="_Toc223903932"/>
+      <w:bookmarkStart w:id="12" w:name="_Toc223909298"/>
+      <w:bookmarkStart w:id="13" w:name="_Toc225136438"/>
       <w:r>
         <w:rPr>
           <w:rFonts w:ascii="Times New Roman" w:eastAsia="標楷體" w:hAnsi="Times New Roman" w:cs="Times New Roman"/>
@@ -3479,10 +3482,10 @@
         </w:rPr>
         <w:t>2.1</w:t>
       </w:r>
-      <w:bookmarkStart w:id="11" w:name="_Toc223903933"/>
-      <w:bookmarkStart w:id="12" w:name="_Toc223909299"/>
-      <w:bookmarkEnd w:id="8"/>
-      <w:bookmarkEnd w:id="9"/>
+      <w:bookmarkStart w:id="14" w:name="_Toc223903933"/>
+      <w:bookmarkStart w:id="15" w:name="_Toc223909299"/>
+      <w:bookmarkEnd w:id="11"/>
+      <w:bookmarkEnd w:id="12"/>
       <w:r>
         <w:rPr>
           <w:rFonts w:ascii="標楷體" w:eastAsia="標楷體" w:hAnsi="標楷體" w:hint="eastAsia"/>
@@ -3501,7 +3504,7 @@
         </w:rPr>
         <w:t>智能決策支援系統與企業管理</w:t>
       </w:r>
-      <w:bookmarkEnd w:id="10"/>
+      <w:bookmarkEnd w:id="13"/>
     </w:p>
     <w:p>
       <w:r>
@@ -3606,7 +3609,7 @@
           <w:szCs w:val="28"/>
         </w:rPr>
       </w:pPr>
-      <w:bookmarkStart w:id="13" w:name="_Toc225133480"/>
+      <w:bookmarkStart w:id="16" w:name="_Toc225136439"/>
       <w:r>
         <w:rPr>
           <w:rFonts w:ascii="Times New Roman" w:hAnsi="Times New Roman" w:cs="Times New Roman"/>
@@ -3615,10 +3618,10 @@
         </w:rPr>
         <w:t>2.2</w:t>
       </w:r>
-      <w:bookmarkStart w:id="14" w:name="_Toc223903934"/>
-      <w:bookmarkStart w:id="15" w:name="_Toc223909300"/>
-      <w:bookmarkEnd w:id="11"/>
-      <w:bookmarkEnd w:id="12"/>
+      <w:bookmarkStart w:id="17" w:name="_Toc223903934"/>
+      <w:bookmarkStart w:id="18" w:name="_Toc223909300"/>
+      <w:bookmarkEnd w:id="14"/>
+      <w:bookmarkEnd w:id="15"/>
       <w:r>
         <w:rPr>
           <w:rFonts w:hint="eastAsia"/>
@@ -3647,7 +3650,7 @@
         </w:rPr>
         <w:t>演算法與決策支援技術</w:t>
       </w:r>
-      <w:bookmarkEnd w:id="13"/>
+      <w:bookmarkEnd w:id="16"/>
     </w:p>
     <w:p>
       <w:pPr>
@@ -3834,7 +3837,7 @@
           <w:szCs w:val="24"/>
         </w:rPr>
       </w:pPr>
-      <w:bookmarkStart w:id="16" w:name="_Toc225133481"/>
+      <w:bookmarkStart w:id="19" w:name="_Toc225136440"/>
       <w:r>
         <w:rPr>
           <w:rFonts w:ascii="Times New Roman" w:hAnsi="Times New Roman" w:cs="Times New Roman"/>
@@ -3853,7 +3856,7 @@
         </w:rPr>
         <w:t>製造業與金融業應用案例對比（假設）</w:t>
       </w:r>
-      <w:bookmarkEnd w:id="16"/>
+      <w:bookmarkEnd w:id="19"/>
     </w:p>
     <w:p>
       <w:pPr>
@@ -4004,7 +4007,11 @@
         <w:t>AI-DSS</w:t>
       </w:r>
       <w:r>
-        <w:t>則需兼顧監管要求與解釋性，因決策錯誤風險高，模型透明度尤為重要。總結而言，製造業案例強調實時生產資訊的利用與人機協作，金融業案例則強調跨領域資料</w:t>
+        <w:t>則需兼顧監管要求與解釋性，因決策錯誤風險高，模型透明度尤為重要。總結而言，製造業案例強調實時生產資訊的利用與</w:t>
+      </w:r>
+      <w:r>
+        <w:lastRenderedPageBreak/>
+        <w:t>人機協作，金融業案例則強調跨領域資料</w:t>
       </w:r>
       <w:proofErr w:type="gramStart"/>
       <w:r>
@@ -4041,19 +4048,18 @@
           <w:szCs w:val="36"/>
         </w:rPr>
       </w:pPr>
-      <w:bookmarkStart w:id="17" w:name="_Toc225133482"/>
+      <w:bookmarkStart w:id="20" w:name="_Toc225136441"/>
       <w:r>
         <w:rPr>
           <w:rFonts w:ascii="標楷體" w:eastAsia="標楷體" w:hAnsi="標楷體"/>
           <w:sz w:val="36"/>
           <w:szCs w:val="36"/>
         </w:rPr>
-        <w:lastRenderedPageBreak/>
         <w:t>第三章 研究方法</w:t>
       </w:r>
-      <w:bookmarkEnd w:id="14"/>
-      <w:bookmarkEnd w:id="15"/>
       <w:bookmarkEnd w:id="17"/>
+      <w:bookmarkEnd w:id="18"/>
+      <w:bookmarkEnd w:id="20"/>
     </w:p>
     <w:p>
       <w:pPr>
@@ -4066,9 +4072,9 @@
           <w:szCs w:val="32"/>
         </w:rPr>
       </w:pPr>
-      <w:bookmarkStart w:id="18" w:name="_Toc223903935"/>
-      <w:bookmarkStart w:id="19" w:name="_Toc223909301"/>
-      <w:bookmarkStart w:id="20" w:name="_Toc225133483"/>
+      <w:bookmarkStart w:id="21" w:name="_Toc223903935"/>
+      <w:bookmarkStart w:id="22" w:name="_Toc223909301"/>
+      <w:bookmarkStart w:id="23" w:name="_Toc225136442"/>
       <w:r>
         <w:rPr>
           <w:rFonts w:ascii="Times New Roman" w:eastAsia="微軟正黑體" w:hAnsi="Times New Roman" w:cs="Times New Roman"/>
@@ -4077,8 +4083,8 @@
         </w:rPr>
         <w:t xml:space="preserve">3.1 </w:t>
       </w:r>
-      <w:bookmarkEnd w:id="18"/>
-      <w:bookmarkEnd w:id="19"/>
+      <w:bookmarkEnd w:id="21"/>
+      <w:bookmarkEnd w:id="22"/>
       <w:r>
         <w:rPr>
           <w:rFonts w:ascii="標楷體" w:eastAsia="標楷體" w:hAnsi="標楷體"/>
@@ -4089,7 +4095,7 @@
         </w:rPr>
         <w:t>研究設計</w:t>
       </w:r>
-      <w:bookmarkEnd w:id="20"/>
+      <w:bookmarkEnd w:id="23"/>
     </w:p>
     <w:p>
       <w:r>
@@ -4215,2753 +4221,6 @@
                 <pic:pic xmlns:pic="http://schemas.openxmlformats.org/drawingml/2006/picture">
                   <pic:nvPicPr>
                     <pic:cNvPr id="1616795056" name="圖片 1616795056"/>
-                    <pic:cNvPicPr/>
-                  </pic:nvPicPr>
-                  <pic:blipFill>
-                    <a:blip r:embed="rId11" cstate="print">
-                      <a:extLst>
-                        <a:ext uri="{28A0092B-C50C-407E-A947-70E740481C1C}">
-                          <a14:useLocalDpi xmlns:a14="http://schemas.microsoft.com/office/drawing/2010/main" val="0"/>
-                        </a:ext>
-                      </a:extLst>
-                    </a:blip>
-                    <a:stretch>
-                      <a:fillRect/>
-                    </a:stretch>
-                  </pic:blipFill>
-                  <pic:spPr>
-                    <a:xfrm>
-                      <a:off x="0" y="0"/>
-                      <a:ext cx="5731510" cy="3209925"/>
-                    </a:xfrm>
-                    <a:prstGeom prst="rect">
-                      <a:avLst/>
-                    </a:prstGeom>
-                  </pic:spPr>
-                </pic:pic>
-              </a:graphicData>
-            </a:graphic>
-          </wp:inline>
-        </w:drawing>
-      </w:r>
-    </w:p>
-    <w:p>
-      <w:pPr>
-        <w:pStyle w:val="af5"/>
-      </w:pPr>
-      <w:bookmarkStart w:id="21" w:name="_Ref225133353"/>
-      <w:bookmarkStart w:id="22" w:name="_Toc225133531"/>
-      <w:r>
-        <w:rPr>
-          <w:rFonts w:hint="eastAsia"/>
-        </w:rPr>
-        <w:t>圖</w:t>
-      </w:r>
-      <w:r>
-        <w:rPr>
-          <w:rFonts w:hint="eastAsia"/>
-        </w:rPr>
-        <w:t xml:space="preserve"> </w:t>
-      </w:r>
-      <w:r>
-        <w:fldChar w:fldCharType="begin"/>
-      </w:r>
-      <w:r>
-        <w:instrText xml:space="preserve"> </w:instrText>
-      </w:r>
-      <w:r>
-        <w:rPr>
-          <w:rFonts w:hint="eastAsia"/>
-        </w:rPr>
-        <w:instrText xml:space="preserve">SEQ </w:instrText>
-      </w:r>
-      <w:r>
-        <w:rPr>
-          <w:rFonts w:hint="eastAsia"/>
-        </w:rPr>
-        <w:instrText>圖</w:instrText>
-      </w:r>
-      <w:r>
-        <w:rPr>
-          <w:rFonts w:hint="eastAsia"/>
-        </w:rPr>
-        <w:instrText xml:space="preserve"> \* ARABIC</w:instrText>
-      </w:r>
-      <w:r>
-        <w:instrText xml:space="preserve"> </w:instrText>
-      </w:r>
-      <w:r>
-        <w:fldChar w:fldCharType="separate"/>
-      </w:r>
-      <w:r>
-        <w:rPr>
-          <w:noProof/>
-        </w:rPr>
-        <w:t>1</w:t>
-      </w:r>
-      <w:r>
-        <w:fldChar w:fldCharType="end"/>
-      </w:r>
-      <w:bookmarkEnd w:id="21"/>
-      <w:r>
-        <w:rPr>
-          <w:rFonts w:hint="eastAsia"/>
-        </w:rPr>
-        <w:t xml:space="preserve"> </w:t>
-      </w:r>
-      <w:r>
-        <w:rPr>
-          <w:rFonts w:hint="eastAsia"/>
-        </w:rPr>
-        <w:t>AI</w:t>
-      </w:r>
-      <w:r>
-        <w:rPr>
-          <w:rFonts w:hint="eastAsia"/>
-        </w:rPr>
-        <w:t>驅動決策支援系統架構示意圖</w:t>
-      </w:r>
-      <w:bookmarkEnd w:id="22"/>
-    </w:p>
-    <w:p>
-      <w:pPr>
-        <w:keepNext/>
-      </w:pPr>
-      <w:proofErr w:type="gramStart"/>
-      <w:r>
-        <w:t>此外，</w:t>
-      </w:r>
-      <w:proofErr w:type="gramEnd"/>
-      <w:r>
-        <w:t>研究流程如圖</w:t>
-      </w:r>
-      <w:r>
-        <w:t>2</w:t>
-      </w:r>
-      <w:r>
-        <w:t>所示。首先</w:t>
-      </w:r>
-      <w:r>
-        <w:rPr>
-          <w:b/>
-          <w:bCs/>
-        </w:rPr>
-        <w:t>假設</w:t>
-      </w:r>
-      <w:r>
-        <w:t>取得公開數據，並針對不同場域進行預處理；接著訓練多種</w:t>
-      </w:r>
-      <w:r>
-        <w:rPr>
-          <w:rFonts w:ascii="Times New Roman" w:hAnsi="Times New Roman" w:cs="Times New Roman"/>
-        </w:rPr>
-        <w:t>AI</w:t>
-      </w:r>
-      <w:r>
-        <w:t>模型（如決策樹、神經網路、增強學習），選出表現最佳的模型；最後將模型部署在</w:t>
-      </w:r>
-      <w:r>
-        <w:rPr>
-          <w:rFonts w:ascii="Times New Roman" w:hAnsi="Times New Roman" w:cs="Times New Roman"/>
-        </w:rPr>
-        <w:t>DSS</w:t>
-      </w:r>
-      <w:r>
-        <w:t>中並收集使用者回饋以評估系統效能。本研究僅聚焦技</w:t>
-      </w:r>
-      <w:r>
-        <w:lastRenderedPageBreak/>
-        <w:t>術架構與模型驗證，不涉及實際部署與使用者實驗，因此透過假設案例進行分析。</w:t>
-      </w:r>
-      <w:r>
-        <w:rPr>
-          <w:rFonts w:hint="eastAsia"/>
-          <w:noProof/>
-        </w:rPr>
-        <w:drawing>
-          <wp:inline distT="0" distB="0" distL="0" distR="0" wp14:anchorId="40192C00" wp14:editId="07424D88">
-            <wp:extent cx="5731510" cy="3209925"/>
-            <wp:effectExtent l="0" t="0" r="2540" b="9525"/>
-            <wp:docPr id="235680758" name="圖片 2"/>
-            <wp:cNvGraphicFramePr>
-              <a:graphicFrameLocks xmlns:a="http://schemas.openxmlformats.org/drawingml/2006/main" noChangeAspect="1"/>
-            </wp:cNvGraphicFramePr>
-            <a:graphic xmlns:a="http://schemas.openxmlformats.org/drawingml/2006/main">
-              <a:graphicData uri="http://schemas.openxmlformats.org/drawingml/2006/picture">
-                <pic:pic xmlns:pic="http://schemas.openxmlformats.org/drawingml/2006/picture">
-                  <pic:nvPicPr>
-                    <pic:cNvPr id="235680758" name="圖片 235680758"/>
-                    <pic:cNvPicPr/>
-                  </pic:nvPicPr>
-                  <pic:blipFill>
-                    <a:blip r:embed="rId12" cstate="print">
-                      <a:extLst>
-                        <a:ext uri="{28A0092B-C50C-407E-A947-70E740481C1C}">
-                          <a14:useLocalDpi xmlns:a14="http://schemas.microsoft.com/office/drawing/2010/main" val="0"/>
-                        </a:ext>
-                      </a:extLst>
-                    </a:blip>
-                    <a:stretch>
-                      <a:fillRect/>
-                    </a:stretch>
-                  </pic:blipFill>
-                  <pic:spPr>
-                    <a:xfrm>
-                      <a:off x="0" y="0"/>
-                      <a:ext cx="5731510" cy="3209925"/>
-                    </a:xfrm>
-                    <a:prstGeom prst="rect">
-                      <a:avLst/>
-                    </a:prstGeom>
-                  </pic:spPr>
-                </pic:pic>
-              </a:graphicData>
-            </a:graphic>
-          </wp:inline>
-        </w:drawing>
-      </w:r>
-    </w:p>
-    <w:p>
-      <w:pPr>
-        <w:pStyle w:val="af5"/>
-        <w:rPr>
-          <w:rFonts w:hint="eastAsia"/>
-        </w:rPr>
-      </w:pPr>
-      <w:bookmarkStart w:id="23" w:name="_Toc225133532"/>
-      <w:r>
-        <w:rPr>
-          <w:rFonts w:hint="eastAsia"/>
-        </w:rPr>
-        <w:t>圖</w:t>
-      </w:r>
-      <w:r>
-        <w:rPr>
-          <w:rFonts w:hint="eastAsia"/>
-        </w:rPr>
-        <w:t xml:space="preserve"> </w:t>
-      </w:r>
-      <w:r>
-        <w:fldChar w:fldCharType="begin"/>
-      </w:r>
-      <w:r>
-        <w:instrText xml:space="preserve"> </w:instrText>
-      </w:r>
-      <w:r>
-        <w:rPr>
-          <w:rFonts w:hint="eastAsia"/>
-        </w:rPr>
-        <w:instrText xml:space="preserve">SEQ </w:instrText>
-      </w:r>
-      <w:r>
-        <w:rPr>
-          <w:rFonts w:hint="eastAsia"/>
-        </w:rPr>
-        <w:instrText>圖</w:instrText>
-      </w:r>
-      <w:r>
-        <w:rPr>
-          <w:rFonts w:hint="eastAsia"/>
-        </w:rPr>
-        <w:instrText xml:space="preserve"> \* ARABIC</w:instrText>
-      </w:r>
-      <w:r>
-        <w:instrText xml:space="preserve"> </w:instrText>
-      </w:r>
-      <w:r>
-        <w:fldChar w:fldCharType="separate"/>
-      </w:r>
-      <w:r>
-        <w:rPr>
-          <w:noProof/>
-        </w:rPr>
-        <w:t>2</w:t>
-      </w:r>
-      <w:r>
-        <w:fldChar w:fldCharType="end"/>
-      </w:r>
-      <w:r>
-        <w:rPr>
-          <w:rFonts w:hint="eastAsia"/>
-        </w:rPr>
-        <w:t>研究方法流程示意圖</w:t>
-      </w:r>
-      <w:bookmarkEnd w:id="23"/>
-    </w:p>
-    <w:p>
-      <w:pPr>
-        <w:pStyle w:val="3"/>
-        <w:rPr>
-          <w:rFonts w:ascii="標楷體" w:eastAsia="標楷體" w:hAnsi="標楷體" w:hint="eastAsia"/>
-          <w:sz w:val="28"/>
-          <w:szCs w:val="28"/>
-        </w:rPr>
-      </w:pPr>
-      <w:bookmarkStart w:id="24" w:name="_Toc225133484"/>
-      <w:r>
-        <w:rPr>
-          <w:rFonts w:ascii="Times New Roman" w:eastAsia="微軟正黑體" w:hAnsi="Times New Roman" w:cs="Times New Roman"/>
-          <w:sz w:val="28"/>
-          <w:szCs w:val="28"/>
-        </w:rPr>
-        <w:t>3.2</w:t>
-      </w:r>
-      <w:r>
-        <w:rPr>
-          <w:rFonts w:ascii="標楷體" w:eastAsia="標楷體" w:hAnsi="標楷體" w:hint="eastAsia"/>
-          <w:sz w:val="28"/>
-          <w:szCs w:val="28"/>
-        </w:rPr>
-        <w:t xml:space="preserve"> </w:t>
-      </w:r>
-      <w:r>
-        <w:rPr>
-          <w:rFonts w:ascii="標楷體" w:eastAsia="標楷體" w:hAnsi="標楷體"/>
-          <w:sz w:val="28"/>
-          <w:szCs w:val="28"/>
-        </w:rPr>
-        <w:t>資料來源</w:t>
-      </w:r>
-      <w:bookmarkEnd w:id="24"/>
-    </w:p>
-    <w:p>
-      <w:pPr>
-        <w:rPr>
-          <w:rFonts w:hint="eastAsia"/>
-        </w:rPr>
-      </w:pPr>
-      <w:r>
-        <w:t>本研究</w:t>
-      </w:r>
-      <w:r>
-        <w:rPr>
-          <w:b/>
-          <w:bCs/>
-        </w:rPr>
-        <w:t>假設</w:t>
-      </w:r>
-      <w:r>
-        <w:t>採用公開資料集與政府統計資料為來源（見</w:t>
-      </w:r>
-      <w:r>
-        <w:fldChar w:fldCharType="begin"/>
-      </w:r>
-      <w:r>
-        <w:instrText xml:space="preserve"> REF _Ref225133408 \h </w:instrText>
-      </w:r>
-      <w:r>
-        <w:fldChar w:fldCharType="separate"/>
-      </w:r>
-      <w:r>
-        <w:rPr>
-          <w:rFonts w:hint="eastAsia"/>
-        </w:rPr>
-        <w:t>表</w:t>
-      </w:r>
-      <w:r>
-        <w:rPr>
-          <w:rFonts w:hint="eastAsia"/>
-        </w:rPr>
-        <w:t xml:space="preserve"> </w:t>
-      </w:r>
-      <w:r>
-        <w:rPr>
-          <w:noProof/>
-        </w:rPr>
-        <w:t>1</w:t>
-      </w:r>
-      <w:r>
-        <w:fldChar w:fldCharType="end"/>
-      </w:r>
-      <w:r>
-        <w:t>）。在製造業方面，</w:t>
-      </w:r>
-      <w:r>
-        <w:rPr>
-          <w:b/>
-          <w:bCs/>
-        </w:rPr>
-        <w:t>假設</w:t>
-      </w:r>
-      <w:r>
-        <w:t>使用</w:t>
-      </w:r>
-      <w:r>
-        <w:rPr>
-          <w:rFonts w:ascii="Times New Roman" w:hAnsi="Times New Roman" w:cs="Times New Roman"/>
-        </w:rPr>
-        <w:t>NASA C-MAPSS</w:t>
-      </w:r>
-      <w:proofErr w:type="gramStart"/>
-      <w:r>
-        <w:t>渦</w:t>
-      </w:r>
-      <w:proofErr w:type="gramEnd"/>
-      <w:r>
-        <w:t>扇引擎故障數據集（約</w:t>
-      </w:r>
-      <w:r>
-        <w:t>2,000</w:t>
-      </w:r>
-      <w:r>
-        <w:t>筆飛行周期感測數據，時間範圍涵蓋模擬壽命週期），資料包含多通道振動、溫度等感測器讀數。</w:t>
-      </w:r>
-      <w:r>
-        <w:rPr>
-          <w:b/>
-          <w:bCs/>
-        </w:rPr>
-        <w:t>假設</w:t>
-      </w:r>
-      <w:r>
-        <w:t>資料前處理包括異常值檢測、缺失</w:t>
-      </w:r>
-      <w:proofErr w:type="gramStart"/>
-      <w:r>
-        <w:t>值插補與</w:t>
-      </w:r>
-      <w:proofErr w:type="gramEnd"/>
-      <w:r>
-        <w:t>特徵標準化。金融業方面，</w:t>
-      </w:r>
-      <w:r>
-        <w:rPr>
-          <w:b/>
-          <w:bCs/>
-        </w:rPr>
-        <w:t>假設</w:t>
-      </w:r>
-      <w:r>
-        <w:t>使用公開股市歷史價格與經濟指標資料（例如</w:t>
-      </w:r>
-      <w:r>
-        <w:rPr>
-          <w:rFonts w:ascii="Times New Roman" w:hAnsi="Times New Roman" w:cs="Times New Roman"/>
-        </w:rPr>
-        <w:t>Yahoo Finance</w:t>
-      </w:r>
-      <w:r>
-        <w:t>歷史股價，以及政府公布的利率與通膨數據，總樣本數約數萬筆，時間範圍</w:t>
-      </w:r>
-      <w:r>
-        <w:t>2000</w:t>
-      </w:r>
-      <w:proofErr w:type="gramStart"/>
-      <w:r>
-        <w:t>–</w:t>
-      </w:r>
-      <w:proofErr w:type="gramEnd"/>
-      <w:r>
-        <w:t>2025</w:t>
-      </w:r>
-      <w:r>
-        <w:t>年）。金融數據前處理步驟同樣包括缺失值處理、特徵縮放與類別編碼。兩者皆假設採用分訓練集</w:t>
-      </w:r>
-      <w:r>
-        <w:t>/</w:t>
-      </w:r>
-      <w:r>
-        <w:t>測試集</w:t>
-      </w:r>
-      <w:proofErr w:type="gramStart"/>
-      <w:r>
-        <w:t>（</w:t>
-      </w:r>
-      <w:proofErr w:type="gramEnd"/>
-      <w:r>
-        <w:t>7:3</w:t>
-      </w:r>
-      <w:proofErr w:type="gramStart"/>
-      <w:r>
-        <w:t>）</w:t>
-      </w:r>
-      <w:proofErr w:type="gramEnd"/>
-      <w:r>
-        <w:t>進行模型評估。</w:t>
-      </w:r>
-      <w:r>
-        <w:rPr>
-          <w:b/>
-          <w:bCs/>
-        </w:rPr>
-        <w:t>假設</w:t>
-      </w:r>
-      <w:r>
-        <w:t>該研究未與企業合作，故資料</w:t>
-      </w:r>
-      <w:proofErr w:type="gramStart"/>
-      <w:r>
-        <w:t>來源均為公共</w:t>
-      </w:r>
-      <w:proofErr w:type="gramEnd"/>
-      <w:r>
-        <w:t>管道並已被去識別化。</w:t>
-      </w:r>
-    </w:p>
-    <w:p>
-      <w:pPr>
-        <w:pStyle w:val="af5"/>
-        <w:keepNext/>
-        <w:jc w:val="center"/>
-      </w:pPr>
-      <w:bookmarkStart w:id="25" w:name="_Ref225133408"/>
-      <w:bookmarkStart w:id="26" w:name="_Toc225133537"/>
-      <w:r>
-        <w:rPr>
-          <w:rFonts w:hint="eastAsia"/>
-        </w:rPr>
-        <w:lastRenderedPageBreak/>
-        <w:t>表</w:t>
-      </w:r>
-      <w:r>
-        <w:rPr>
-          <w:rFonts w:hint="eastAsia"/>
-        </w:rPr>
-        <w:t xml:space="preserve"> </w:t>
-      </w:r>
-      <w:r>
-        <w:fldChar w:fldCharType="begin"/>
-      </w:r>
-      <w:r>
-        <w:instrText xml:space="preserve"> </w:instrText>
-      </w:r>
-      <w:r>
-        <w:rPr>
-          <w:rFonts w:hint="eastAsia"/>
-        </w:rPr>
-        <w:instrText xml:space="preserve">SEQ </w:instrText>
-      </w:r>
-      <w:r>
-        <w:rPr>
-          <w:rFonts w:hint="eastAsia"/>
-        </w:rPr>
-        <w:instrText>表</w:instrText>
-      </w:r>
-      <w:r>
-        <w:rPr>
-          <w:rFonts w:hint="eastAsia"/>
-        </w:rPr>
-        <w:instrText xml:space="preserve"> \* ARABIC</w:instrText>
-      </w:r>
-      <w:r>
-        <w:instrText xml:space="preserve"> </w:instrText>
-      </w:r>
-      <w:r>
-        <w:fldChar w:fldCharType="separate"/>
-      </w:r>
-      <w:r>
-        <w:rPr>
-          <w:noProof/>
-        </w:rPr>
-        <w:t>1</w:t>
-      </w:r>
-      <w:r>
-        <w:fldChar w:fldCharType="end"/>
-      </w:r>
-      <w:bookmarkEnd w:id="25"/>
-      <w:r>
-        <w:rPr>
-          <w:rFonts w:hint="eastAsia"/>
-        </w:rPr>
-        <w:t>資料來源與前處理方法比較</w:t>
-      </w:r>
-      <w:bookmarkEnd w:id="26"/>
-    </w:p>
-    <w:tbl>
-      <w:tblPr>
-        <w:tblStyle w:val="af6"/>
-        <w:tblW w:w="0" w:type="auto"/>
-        <w:tblLook w:val="04A0" w:firstRow="1" w:lastRow="0" w:firstColumn="1" w:lastColumn="0" w:noHBand="0" w:noVBand="1"/>
-      </w:tblPr>
-      <w:tblGrid>
-        <w:gridCol w:w="1447"/>
-        <w:gridCol w:w="1446"/>
-        <w:gridCol w:w="1475"/>
-        <w:gridCol w:w="1476"/>
-        <w:gridCol w:w="1473"/>
-        <w:gridCol w:w="1460"/>
-      </w:tblGrid>
-      <w:tr>
-        <w:tc>
-          <w:tcPr>
-            <w:tcW w:w="1502" w:type="dxa"/>
-          </w:tcPr>
-          <w:p>
-            <w:pPr>
-              <w:rPr>
-                <w:rFonts w:hint="eastAsia"/>
-              </w:rPr>
-            </w:pPr>
-            <w:r>
-              <w:rPr>
-                <w:rFonts w:hint="eastAsia"/>
-              </w:rPr>
-              <w:t>範例領域</w:t>
-            </w:r>
-          </w:p>
-        </w:tc>
-        <w:tc>
-          <w:tcPr>
-            <w:tcW w:w="1502" w:type="dxa"/>
-          </w:tcPr>
-          <w:p>
-            <w:pPr>
-              <w:rPr>
-                <w:rFonts w:hint="eastAsia"/>
-              </w:rPr>
-            </w:pPr>
-            <w:r>
-              <w:rPr>
-                <w:rFonts w:hint="eastAsia"/>
-              </w:rPr>
-              <w:t>資料類型</w:t>
-            </w:r>
-          </w:p>
-        </w:tc>
-        <w:tc>
-          <w:tcPr>
-            <w:tcW w:w="1503" w:type="dxa"/>
-          </w:tcPr>
-          <w:p>
-            <w:pPr>
-              <w:rPr>
-                <w:rFonts w:hint="eastAsia"/>
-              </w:rPr>
-            </w:pPr>
-            <w:r>
-              <w:rPr>
-                <w:rFonts w:hint="eastAsia"/>
-              </w:rPr>
-              <w:t>假設資料來源</w:t>
-            </w:r>
-          </w:p>
-        </w:tc>
-        <w:tc>
-          <w:tcPr>
-            <w:tcW w:w="1503" w:type="dxa"/>
-          </w:tcPr>
-          <w:p>
-            <w:pPr>
-              <w:rPr>
-                <w:rFonts w:hint="eastAsia"/>
-              </w:rPr>
-            </w:pPr>
-            <w:r>
-              <w:rPr>
-                <w:rFonts w:hint="eastAsia"/>
-              </w:rPr>
-              <w:t>樣本數</w:t>
-            </w:r>
-            <w:r>
-              <w:rPr>
-                <w:rFonts w:hint="eastAsia"/>
-              </w:rPr>
-              <w:t>(</w:t>
-            </w:r>
-            <w:r>
-              <w:rPr>
-                <w:rFonts w:hint="eastAsia"/>
-              </w:rPr>
-              <w:t>筆</w:t>
-            </w:r>
-            <w:r>
-              <w:rPr>
-                <w:rFonts w:hint="eastAsia"/>
-              </w:rPr>
-              <w:t>)</w:t>
-            </w:r>
-          </w:p>
-        </w:tc>
-        <w:tc>
-          <w:tcPr>
-            <w:tcW w:w="1503" w:type="dxa"/>
-          </w:tcPr>
-          <w:p>
-            <w:pPr>
-              <w:rPr>
-                <w:rFonts w:hint="eastAsia"/>
-              </w:rPr>
-            </w:pPr>
-            <w:r>
-              <w:rPr>
-                <w:rFonts w:hint="eastAsia"/>
-              </w:rPr>
-              <w:t>時間範圍</w:t>
-            </w:r>
-          </w:p>
-        </w:tc>
-        <w:tc>
-          <w:tcPr>
-            <w:tcW w:w="1503" w:type="dxa"/>
-          </w:tcPr>
-          <w:p>
-            <w:pPr>
-              <w:rPr>
-                <w:rFonts w:hint="eastAsia"/>
-              </w:rPr>
-            </w:pPr>
-            <w:r>
-              <w:rPr>
-                <w:rFonts w:hint="eastAsia"/>
-              </w:rPr>
-              <w:t>前處理方法</w:t>
-            </w:r>
-          </w:p>
-        </w:tc>
-      </w:tr>
-      <w:tr>
-        <w:tc>
-          <w:tcPr>
-            <w:tcW w:w="1502" w:type="dxa"/>
-          </w:tcPr>
-          <w:p>
-            <w:pPr>
-              <w:rPr>
-                <w:rFonts w:hint="eastAsia"/>
-              </w:rPr>
-            </w:pPr>
-            <w:r>
-              <w:rPr>
-                <w:rFonts w:hint="eastAsia"/>
-              </w:rPr>
-              <w:t>製造業</w:t>
-            </w:r>
-          </w:p>
-        </w:tc>
-        <w:tc>
-          <w:tcPr>
-            <w:tcW w:w="1502" w:type="dxa"/>
-          </w:tcPr>
-          <w:p>
-            <w:pPr>
-              <w:rPr>
-                <w:rFonts w:hint="eastAsia"/>
-              </w:rPr>
-            </w:pPr>
-            <w:r>
-              <w:rPr>
-                <w:rFonts w:hint="eastAsia"/>
-              </w:rPr>
-              <w:t>飛行器引擎感測數據</w:t>
-            </w:r>
-          </w:p>
-        </w:tc>
-        <w:tc>
-          <w:tcPr>
-            <w:tcW w:w="1503" w:type="dxa"/>
-          </w:tcPr>
-          <w:p>
-            <w:pPr>
-              <w:rPr>
-                <w:rFonts w:hint="eastAsia"/>
-              </w:rPr>
-            </w:pPr>
-            <w:r>
-              <w:rPr>
-                <w:rFonts w:hint="eastAsia"/>
-              </w:rPr>
-              <w:t>NASA C-MAPSS</w:t>
-            </w:r>
-            <w:r>
-              <w:rPr>
-                <w:rFonts w:hint="eastAsia"/>
-              </w:rPr>
-              <w:t>假設</w:t>
-            </w:r>
-          </w:p>
-        </w:tc>
-        <w:tc>
-          <w:tcPr>
-            <w:tcW w:w="1503" w:type="dxa"/>
-          </w:tcPr>
-          <w:p>
-            <w:pPr>
-              <w:rPr>
-                <w:rFonts w:hint="eastAsia"/>
-              </w:rPr>
-            </w:pPr>
-            <w:r>
-              <w:rPr>
-                <w:rFonts w:hint="eastAsia"/>
-              </w:rPr>
-              <w:t>~2,000</w:t>
-            </w:r>
-          </w:p>
-        </w:tc>
-        <w:tc>
-          <w:tcPr>
-            <w:tcW w:w="1503" w:type="dxa"/>
-          </w:tcPr>
-          <w:p>
-            <w:pPr>
-              <w:rPr>
-                <w:rFonts w:hint="eastAsia"/>
-              </w:rPr>
-            </w:pPr>
-            <w:r>
-              <w:rPr>
-                <w:rFonts w:hint="eastAsia"/>
-              </w:rPr>
-              <w:t>模擬壽命週期</w:t>
-            </w:r>
-          </w:p>
-        </w:tc>
-        <w:tc>
-          <w:tcPr>
-            <w:tcW w:w="1503" w:type="dxa"/>
-          </w:tcPr>
-          <w:p>
-            <w:pPr>
-              <w:rPr>
-                <w:rFonts w:hint="eastAsia"/>
-              </w:rPr>
-            </w:pPr>
-            <w:r>
-              <w:rPr>
-                <w:rFonts w:hint="eastAsia"/>
-              </w:rPr>
-              <w:t>異常值剔除、標準化</w:t>
-            </w:r>
-          </w:p>
-        </w:tc>
-      </w:tr>
-      <w:tr>
-        <w:tc>
-          <w:tcPr>
-            <w:tcW w:w="1502" w:type="dxa"/>
-          </w:tcPr>
-          <w:p>
-            <w:pPr>
-              <w:rPr>
-                <w:rFonts w:hint="eastAsia"/>
-              </w:rPr>
-            </w:pPr>
-            <w:r>
-              <w:rPr>
-                <w:rFonts w:hint="eastAsia"/>
-              </w:rPr>
-              <w:t>製造業</w:t>
-            </w:r>
-          </w:p>
-        </w:tc>
-        <w:tc>
-          <w:tcPr>
-            <w:tcW w:w="1502" w:type="dxa"/>
-          </w:tcPr>
-          <w:p>
-            <w:pPr>
-              <w:rPr>
-                <w:rFonts w:hint="eastAsia"/>
-              </w:rPr>
-            </w:pPr>
-            <w:r>
-              <w:rPr>
-                <w:rFonts w:hint="eastAsia"/>
-              </w:rPr>
-              <w:t>生產線日志</w:t>
-            </w:r>
-          </w:p>
-        </w:tc>
-        <w:tc>
-          <w:tcPr>
-            <w:tcW w:w="1503" w:type="dxa"/>
-          </w:tcPr>
-          <w:p>
-            <w:pPr>
-              <w:rPr>
-                <w:rFonts w:hint="eastAsia"/>
-              </w:rPr>
-            </w:pPr>
-            <w:r>
-              <w:rPr>
-                <w:rFonts w:hint="eastAsia"/>
-              </w:rPr>
-              <w:t>公開製造流程資料</w:t>
-            </w:r>
-          </w:p>
-        </w:tc>
-        <w:tc>
-          <w:tcPr>
-            <w:tcW w:w="1503" w:type="dxa"/>
-          </w:tcPr>
-          <w:p>
-            <w:pPr>
-              <w:rPr>
-                <w:rFonts w:hint="eastAsia"/>
-              </w:rPr>
-            </w:pPr>
-            <w:r>
-              <w:rPr>
-                <w:rFonts w:hint="eastAsia"/>
-              </w:rPr>
-              <w:t>~10,000</w:t>
-            </w:r>
-          </w:p>
-        </w:tc>
-        <w:tc>
-          <w:tcPr>
-            <w:tcW w:w="1503" w:type="dxa"/>
-          </w:tcPr>
-          <w:p>
-            <w:pPr>
-              <w:rPr>
-                <w:rFonts w:hint="eastAsia"/>
-              </w:rPr>
-            </w:pPr>
-            <w:r>
-              <w:rPr>
-                <w:rFonts w:hint="eastAsia"/>
-              </w:rPr>
-              <w:t>2020</w:t>
-            </w:r>
-            <w:proofErr w:type="gramStart"/>
-            <w:r>
-              <w:rPr>
-                <w:rFonts w:hint="eastAsia"/>
-              </w:rPr>
-              <w:t>–</w:t>
-            </w:r>
-            <w:proofErr w:type="gramEnd"/>
-            <w:r>
-              <w:rPr>
-                <w:rFonts w:hint="eastAsia"/>
-              </w:rPr>
-              <w:t>2024</w:t>
-            </w:r>
-            <w:r>
-              <w:rPr>
-                <w:rFonts w:hint="eastAsia"/>
-              </w:rPr>
-              <w:t>年</w:t>
-            </w:r>
-          </w:p>
-        </w:tc>
-        <w:tc>
-          <w:tcPr>
-            <w:tcW w:w="1503" w:type="dxa"/>
-          </w:tcPr>
-          <w:p>
-            <w:pPr>
-              <w:rPr>
-                <w:rFonts w:hint="eastAsia"/>
-              </w:rPr>
-            </w:pPr>
-            <w:r>
-              <w:rPr>
-                <w:rFonts w:hint="eastAsia"/>
-              </w:rPr>
-              <w:t>類別編碼、特徵篩選</w:t>
-            </w:r>
-          </w:p>
-        </w:tc>
-      </w:tr>
-      <w:tr>
-        <w:tc>
-          <w:tcPr>
-            <w:tcW w:w="1502" w:type="dxa"/>
-          </w:tcPr>
-          <w:p>
-            <w:pPr>
-              <w:rPr>
-                <w:rFonts w:hint="eastAsia"/>
-              </w:rPr>
-            </w:pPr>
-            <w:r>
-              <w:rPr>
-                <w:rFonts w:hint="eastAsia"/>
-              </w:rPr>
-              <w:t>金融業</w:t>
-            </w:r>
-          </w:p>
-        </w:tc>
-        <w:tc>
-          <w:tcPr>
-            <w:tcW w:w="1502" w:type="dxa"/>
-          </w:tcPr>
-          <w:p>
-            <w:pPr>
-              <w:rPr>
-                <w:rFonts w:hint="eastAsia"/>
-              </w:rPr>
-            </w:pPr>
-            <w:r>
-              <w:rPr>
-                <w:rFonts w:hint="eastAsia"/>
-              </w:rPr>
-              <w:t>股價與經濟指標</w:t>
-            </w:r>
-          </w:p>
-        </w:tc>
-        <w:tc>
-          <w:tcPr>
-            <w:tcW w:w="1503" w:type="dxa"/>
-          </w:tcPr>
-          <w:p>
-            <w:pPr>
-              <w:rPr>
-                <w:rFonts w:hint="eastAsia"/>
-              </w:rPr>
-            </w:pPr>
-            <w:r>
-              <w:rPr>
-                <w:rFonts w:hint="eastAsia"/>
-              </w:rPr>
-              <w:t>Yahoo Finance</w:t>
-            </w:r>
-            <w:r>
-              <w:rPr>
-                <w:rFonts w:hint="eastAsia"/>
-              </w:rPr>
-              <w:t>假設</w:t>
-            </w:r>
-          </w:p>
-        </w:tc>
-        <w:tc>
-          <w:tcPr>
-            <w:tcW w:w="1503" w:type="dxa"/>
-          </w:tcPr>
-          <w:p>
-            <w:pPr>
-              <w:rPr>
-                <w:rFonts w:hint="eastAsia"/>
-              </w:rPr>
-            </w:pPr>
-            <w:r>
-              <w:rPr>
-                <w:rFonts w:hint="eastAsia"/>
-              </w:rPr>
-              <w:t>~20,000</w:t>
-            </w:r>
-          </w:p>
-        </w:tc>
-        <w:tc>
-          <w:tcPr>
-            <w:tcW w:w="1503" w:type="dxa"/>
-          </w:tcPr>
-          <w:p>
-            <w:pPr>
-              <w:rPr>
-                <w:rFonts w:hint="eastAsia"/>
-              </w:rPr>
-            </w:pPr>
-            <w:r>
-              <w:rPr>
-                <w:rFonts w:hint="eastAsia"/>
-              </w:rPr>
-              <w:t>2000</w:t>
-            </w:r>
-            <w:proofErr w:type="gramStart"/>
-            <w:r>
-              <w:rPr>
-                <w:rFonts w:hint="eastAsia"/>
-              </w:rPr>
-              <w:t>–</w:t>
-            </w:r>
-            <w:proofErr w:type="gramEnd"/>
-            <w:r>
-              <w:rPr>
-                <w:rFonts w:hint="eastAsia"/>
-              </w:rPr>
-              <w:t>2025</w:t>
-            </w:r>
-            <w:r>
-              <w:rPr>
-                <w:rFonts w:hint="eastAsia"/>
-              </w:rPr>
-              <w:t>年</w:t>
-            </w:r>
-          </w:p>
-        </w:tc>
-        <w:tc>
-          <w:tcPr>
-            <w:tcW w:w="1503" w:type="dxa"/>
-          </w:tcPr>
-          <w:p>
-            <w:pPr>
-              <w:rPr>
-                <w:rFonts w:hint="eastAsia"/>
-              </w:rPr>
-            </w:pPr>
-            <w:r>
-              <w:rPr>
-                <w:rFonts w:hint="eastAsia"/>
-              </w:rPr>
-              <w:t>缺失</w:t>
-            </w:r>
-            <w:proofErr w:type="gramStart"/>
-            <w:r>
-              <w:rPr>
-                <w:rFonts w:hint="eastAsia"/>
-              </w:rPr>
-              <w:t>值插補</w:t>
-            </w:r>
-            <w:proofErr w:type="gramEnd"/>
-            <w:r>
-              <w:rPr>
-                <w:rFonts w:hint="eastAsia"/>
-              </w:rPr>
-              <w:t>、時間序列平滑</w:t>
-            </w:r>
-          </w:p>
-        </w:tc>
-      </w:tr>
-      <w:tr>
-        <w:tc>
-          <w:tcPr>
-            <w:tcW w:w="1502" w:type="dxa"/>
-          </w:tcPr>
-          <w:p>
-            <w:pPr>
-              <w:rPr>
-                <w:rFonts w:hint="eastAsia"/>
-              </w:rPr>
-            </w:pPr>
-            <w:r>
-              <w:rPr>
-                <w:rFonts w:hint="eastAsia"/>
-              </w:rPr>
-              <w:t>金融業</w:t>
-            </w:r>
-          </w:p>
-        </w:tc>
-        <w:tc>
-          <w:tcPr>
-            <w:tcW w:w="1502" w:type="dxa"/>
-          </w:tcPr>
-          <w:p>
-            <w:pPr>
-              <w:rPr>
-                <w:rFonts w:hint="eastAsia"/>
-              </w:rPr>
-            </w:pPr>
-            <w:r>
-              <w:rPr>
-                <w:rFonts w:hint="eastAsia"/>
-              </w:rPr>
-              <w:t>客戶交易與風險因子</w:t>
-            </w:r>
-          </w:p>
-        </w:tc>
-        <w:tc>
-          <w:tcPr>
-            <w:tcW w:w="1503" w:type="dxa"/>
-          </w:tcPr>
-          <w:p>
-            <w:pPr>
-              <w:rPr>
-                <w:rFonts w:hint="eastAsia"/>
-              </w:rPr>
-            </w:pPr>
-            <w:r>
-              <w:rPr>
-                <w:rFonts w:hint="eastAsia"/>
-              </w:rPr>
-              <w:t>政府統計資料</w:t>
-            </w:r>
-          </w:p>
-        </w:tc>
-        <w:tc>
-          <w:tcPr>
-            <w:tcW w:w="1503" w:type="dxa"/>
-          </w:tcPr>
-          <w:p>
-            <w:pPr>
-              <w:rPr>
-                <w:rFonts w:hint="eastAsia"/>
-              </w:rPr>
-            </w:pPr>
-            <w:r>
-              <w:rPr>
-                <w:rFonts w:hint="eastAsia"/>
-              </w:rPr>
-              <w:t>~15,000</w:t>
-            </w:r>
-          </w:p>
-        </w:tc>
-        <w:tc>
-          <w:tcPr>
-            <w:tcW w:w="1503" w:type="dxa"/>
-          </w:tcPr>
-          <w:p>
-            <w:pPr>
-              <w:rPr>
-                <w:rFonts w:hint="eastAsia"/>
-              </w:rPr>
-            </w:pPr>
-            <w:r>
-              <w:rPr>
-                <w:rFonts w:hint="eastAsia"/>
-              </w:rPr>
-              <w:t>2015</w:t>
-            </w:r>
-            <w:proofErr w:type="gramStart"/>
-            <w:r>
-              <w:rPr>
-                <w:rFonts w:hint="eastAsia"/>
-              </w:rPr>
-              <w:t>–</w:t>
-            </w:r>
-            <w:proofErr w:type="gramEnd"/>
-            <w:r>
-              <w:rPr>
-                <w:rFonts w:hint="eastAsia"/>
-              </w:rPr>
-              <w:t>2025</w:t>
-            </w:r>
-            <w:r>
-              <w:rPr>
-                <w:rFonts w:hint="eastAsia"/>
-              </w:rPr>
-              <w:t>年</w:t>
-            </w:r>
-          </w:p>
-        </w:tc>
-        <w:tc>
-          <w:tcPr>
-            <w:tcW w:w="1503" w:type="dxa"/>
-          </w:tcPr>
-          <w:p>
-            <w:pPr>
-              <w:rPr>
-                <w:rFonts w:hint="eastAsia"/>
-              </w:rPr>
-            </w:pPr>
-            <w:r>
-              <w:rPr>
-                <w:rFonts w:hint="eastAsia"/>
-              </w:rPr>
-              <w:t>特徵縮放、標籤平衡</w:t>
-            </w:r>
-          </w:p>
-        </w:tc>
-      </w:tr>
-    </w:tbl>
-    <w:p>
-      <w:pPr>
-        <w:rPr>
-          <w:rFonts w:hint="eastAsia"/>
-        </w:rPr>
-      </w:pPr>
-      <w:r>
-        <w:t>在模型與演算法選擇方面，本研究將比較不同</w:t>
-      </w:r>
-      <w:proofErr w:type="gramStart"/>
-      <w:r>
-        <w:t>工具與算法</w:t>
-      </w:r>
-      <w:proofErr w:type="gramEnd"/>
-      <w:r>
-        <w:t>在</w:t>
-      </w:r>
-      <w:r>
-        <w:rPr>
-          <w:rFonts w:ascii="Times New Roman" w:hAnsi="Times New Roman" w:cs="Times New Roman"/>
-        </w:rPr>
-        <w:t>DSS</w:t>
-      </w:r>
-      <w:r>
-        <w:t>中的表現（參考文獻）。</w:t>
-      </w:r>
-      <w:r>
-        <w:fldChar w:fldCharType="begin"/>
-      </w:r>
-      <w:r>
-        <w:instrText xml:space="preserve"> REF _Ref225133421 \h </w:instrText>
-      </w:r>
-      <w:r>
-        <w:fldChar w:fldCharType="separate"/>
-      </w:r>
-      <w:r>
-        <w:rPr>
-          <w:rFonts w:hint="eastAsia"/>
-        </w:rPr>
-        <w:t>表</w:t>
-      </w:r>
-      <w:r>
-        <w:rPr>
-          <w:rFonts w:hint="eastAsia"/>
-        </w:rPr>
-        <w:t xml:space="preserve"> </w:t>
-      </w:r>
-      <w:r>
-        <w:rPr>
-          <w:noProof/>
-        </w:rPr>
-        <w:t>2</w:t>
-      </w:r>
-      <w:r>
-        <w:fldChar w:fldCharType="end"/>
-      </w:r>
-      <w:r>
-        <w:t>比較了常用的</w:t>
-      </w:r>
-      <w:r>
-        <w:rPr>
-          <w:rFonts w:ascii="Times New Roman" w:hAnsi="Times New Roman" w:cs="Times New Roman"/>
-        </w:rPr>
-        <w:t>AI</w:t>
-      </w:r>
-      <w:r>
-        <w:t>演算法</w:t>
-      </w:r>
-      <w:r>
-        <w:t>。</w:t>
-      </w:r>
-    </w:p>
-    <w:p>
-      <w:pPr>
-        <w:pStyle w:val="af5"/>
-        <w:keepNext/>
-        <w:jc w:val="center"/>
-      </w:pPr>
-      <w:bookmarkStart w:id="27" w:name="_Ref225133421"/>
-      <w:bookmarkStart w:id="28" w:name="_Toc225133538"/>
-      <w:r>
-        <w:rPr>
-          <w:rFonts w:hint="eastAsia"/>
-        </w:rPr>
-        <w:t>表</w:t>
-      </w:r>
-      <w:r>
-        <w:rPr>
-          <w:rFonts w:hint="eastAsia"/>
-        </w:rPr>
-        <w:t xml:space="preserve"> </w:t>
-      </w:r>
-      <w:r>
-        <w:fldChar w:fldCharType="begin"/>
-      </w:r>
-      <w:r>
-        <w:instrText xml:space="preserve"> </w:instrText>
-      </w:r>
-      <w:r>
-        <w:rPr>
-          <w:rFonts w:hint="eastAsia"/>
-        </w:rPr>
-        <w:instrText xml:space="preserve">SEQ </w:instrText>
-      </w:r>
-      <w:r>
-        <w:rPr>
-          <w:rFonts w:hint="eastAsia"/>
-        </w:rPr>
-        <w:instrText>表</w:instrText>
-      </w:r>
-      <w:r>
-        <w:rPr>
-          <w:rFonts w:hint="eastAsia"/>
-        </w:rPr>
-        <w:instrText xml:space="preserve"> \* ARABIC</w:instrText>
-      </w:r>
-      <w:r>
-        <w:instrText xml:space="preserve"> </w:instrText>
-      </w:r>
-      <w:r>
-        <w:fldChar w:fldCharType="separate"/>
-      </w:r>
-      <w:r>
-        <w:rPr>
-          <w:noProof/>
-        </w:rPr>
-        <w:t>2</w:t>
-      </w:r>
-      <w:r>
-        <w:fldChar w:fldCharType="end"/>
-      </w:r>
-      <w:bookmarkEnd w:id="27"/>
-      <w:r>
-        <w:rPr>
-          <w:rFonts w:hint="eastAsia"/>
-        </w:rPr>
-        <w:t>常見</w:t>
-      </w:r>
-      <w:r>
-        <w:rPr>
-          <w:rFonts w:hint="eastAsia"/>
-        </w:rPr>
-        <w:t>AI</w:t>
-      </w:r>
-      <w:r>
-        <w:rPr>
-          <w:rFonts w:hint="eastAsia"/>
-        </w:rPr>
-        <w:t>演算法於決策支援系統中的優缺點比較</w:t>
-      </w:r>
-      <w:bookmarkEnd w:id="28"/>
-    </w:p>
-    <w:tbl>
-      <w:tblPr>
-        <w:tblStyle w:val="af6"/>
-        <w:tblW w:w="0" w:type="auto"/>
-        <w:tblLook w:val="04A0" w:firstRow="1" w:lastRow="0" w:firstColumn="1" w:lastColumn="0" w:noHBand="0" w:noVBand="1"/>
-      </w:tblPr>
-      <w:tblGrid>
-        <w:gridCol w:w="2192"/>
-        <w:gridCol w:w="2189"/>
-        <w:gridCol w:w="2198"/>
-        <w:gridCol w:w="2198"/>
-      </w:tblGrid>
-      <w:tr>
-        <w:tc>
-          <w:tcPr>
-            <w:tcW w:w="2254" w:type="dxa"/>
-          </w:tcPr>
-          <w:p>
-            <w:pPr>
-              <w:rPr>
-                <w:rFonts w:hint="eastAsia"/>
-              </w:rPr>
-            </w:pPr>
-            <w:r>
-              <w:rPr>
-                <w:rFonts w:hint="eastAsia"/>
-              </w:rPr>
-              <w:t>演算法</w:t>
-            </w:r>
-          </w:p>
-        </w:tc>
-        <w:tc>
-          <w:tcPr>
-            <w:tcW w:w="2254" w:type="dxa"/>
-          </w:tcPr>
-          <w:p>
-            <w:pPr>
-              <w:rPr>
-                <w:rFonts w:hint="eastAsia"/>
-              </w:rPr>
-            </w:pPr>
-            <w:r>
-              <w:rPr>
-                <w:rFonts w:hint="eastAsia"/>
-              </w:rPr>
-              <w:t>類別</w:t>
-            </w:r>
-          </w:p>
-        </w:tc>
-        <w:tc>
-          <w:tcPr>
-            <w:tcW w:w="2254" w:type="dxa"/>
-          </w:tcPr>
-          <w:p>
-            <w:pPr>
-              <w:rPr>
-                <w:rFonts w:hint="eastAsia"/>
-              </w:rPr>
-            </w:pPr>
-            <w:r>
-              <w:rPr>
-                <w:rFonts w:hint="eastAsia"/>
-              </w:rPr>
-              <w:t>主要優點</w:t>
-            </w:r>
-          </w:p>
-        </w:tc>
-        <w:tc>
-          <w:tcPr>
-            <w:tcW w:w="2254" w:type="dxa"/>
-          </w:tcPr>
-          <w:p>
-            <w:pPr>
-              <w:rPr>
-                <w:rFonts w:hint="eastAsia"/>
-              </w:rPr>
-            </w:pPr>
-            <w:r>
-              <w:rPr>
-                <w:rFonts w:hint="eastAsia"/>
-              </w:rPr>
-              <w:t>主要缺點</w:t>
-            </w:r>
-          </w:p>
-        </w:tc>
-      </w:tr>
-      <w:tr>
-        <w:tc>
-          <w:tcPr>
-            <w:tcW w:w="2254" w:type="dxa"/>
-          </w:tcPr>
-          <w:p>
-            <w:pPr>
-              <w:rPr>
-                <w:rFonts w:hint="eastAsia"/>
-              </w:rPr>
-            </w:pPr>
-            <w:r>
-              <w:rPr>
-                <w:rFonts w:hint="eastAsia"/>
-              </w:rPr>
-              <w:t>決策樹</w:t>
-            </w:r>
-          </w:p>
-        </w:tc>
-        <w:tc>
-          <w:tcPr>
-            <w:tcW w:w="2254" w:type="dxa"/>
-          </w:tcPr>
-          <w:p>
-            <w:pPr>
-              <w:rPr>
-                <w:rFonts w:hint="eastAsia"/>
-              </w:rPr>
-            </w:pPr>
-            <w:r>
-              <w:rPr>
-                <w:rFonts w:hint="eastAsia"/>
-              </w:rPr>
-              <w:t>監督式分類</w:t>
-            </w:r>
-          </w:p>
-        </w:tc>
-        <w:tc>
-          <w:tcPr>
-            <w:tcW w:w="2254" w:type="dxa"/>
-          </w:tcPr>
-          <w:p>
-            <w:pPr>
-              <w:rPr>
-                <w:rFonts w:hint="eastAsia"/>
-              </w:rPr>
-            </w:pPr>
-            <w:r>
-              <w:rPr>
-                <w:rFonts w:hint="eastAsia"/>
-              </w:rPr>
-              <w:t>易解釋，運算速度快</w:t>
-            </w:r>
-          </w:p>
-        </w:tc>
-        <w:tc>
-          <w:tcPr>
-            <w:tcW w:w="2254" w:type="dxa"/>
-          </w:tcPr>
-          <w:p>
-            <w:pPr>
-              <w:rPr>
-                <w:rFonts w:hint="eastAsia"/>
-              </w:rPr>
-            </w:pPr>
-            <w:proofErr w:type="gramStart"/>
-            <w:r>
-              <w:rPr>
-                <w:rFonts w:hint="eastAsia"/>
-              </w:rPr>
-              <w:t>易過擬</w:t>
-            </w:r>
-            <w:proofErr w:type="gramEnd"/>
-            <w:r>
-              <w:rPr>
-                <w:rFonts w:hint="eastAsia"/>
-              </w:rPr>
-              <w:t>合，對數據分布敏感</w:t>
-            </w:r>
-          </w:p>
-        </w:tc>
-      </w:tr>
-      <w:tr>
-        <w:tc>
-          <w:tcPr>
-            <w:tcW w:w="2254" w:type="dxa"/>
-          </w:tcPr>
-          <w:p>
-            <w:pPr>
-              <w:rPr>
-                <w:rFonts w:hint="eastAsia"/>
-              </w:rPr>
-            </w:pPr>
-            <w:r>
-              <w:rPr>
-                <w:rFonts w:hint="eastAsia"/>
-              </w:rPr>
-              <w:t>隨機森林</w:t>
-            </w:r>
-          </w:p>
-        </w:tc>
-        <w:tc>
-          <w:tcPr>
-            <w:tcW w:w="2254" w:type="dxa"/>
-          </w:tcPr>
-          <w:p>
-            <w:pPr>
-              <w:rPr>
-                <w:rFonts w:hint="eastAsia"/>
-              </w:rPr>
-            </w:pPr>
-            <w:r>
-              <w:rPr>
-                <w:rFonts w:hint="eastAsia"/>
-              </w:rPr>
-              <w:t>監督式分類</w:t>
-            </w:r>
-          </w:p>
-        </w:tc>
-        <w:tc>
-          <w:tcPr>
-            <w:tcW w:w="2254" w:type="dxa"/>
-          </w:tcPr>
-          <w:p>
-            <w:pPr>
-              <w:rPr>
-                <w:rFonts w:hint="eastAsia"/>
-              </w:rPr>
-            </w:pPr>
-            <w:proofErr w:type="gramStart"/>
-            <w:r>
-              <w:rPr>
-                <w:rFonts w:hint="eastAsia"/>
-              </w:rPr>
-              <w:t>抗過擬</w:t>
-            </w:r>
-            <w:proofErr w:type="gramEnd"/>
-            <w:r>
-              <w:rPr>
-                <w:rFonts w:hint="eastAsia"/>
-              </w:rPr>
-              <w:t>合能力強，精度較高</w:t>
-            </w:r>
-          </w:p>
-        </w:tc>
-        <w:tc>
-          <w:tcPr>
-            <w:tcW w:w="2254" w:type="dxa"/>
-          </w:tcPr>
-          <w:p>
-            <w:pPr>
-              <w:rPr>
-                <w:rFonts w:hint="eastAsia"/>
-              </w:rPr>
-            </w:pPr>
-            <w:r>
-              <w:rPr>
-                <w:rFonts w:hint="eastAsia"/>
-              </w:rPr>
-              <w:t>較難解釋，模型較大</w:t>
-            </w:r>
-          </w:p>
-        </w:tc>
-      </w:tr>
-      <w:tr>
-        <w:tc>
-          <w:tcPr>
-            <w:tcW w:w="2254" w:type="dxa"/>
-          </w:tcPr>
-          <w:p>
-            <w:pPr>
-              <w:rPr>
-                <w:rFonts w:hint="eastAsia"/>
-              </w:rPr>
-            </w:pPr>
-            <w:r>
-              <w:rPr>
-                <w:rFonts w:hint="eastAsia"/>
-              </w:rPr>
-              <w:t>神經網路</w:t>
-            </w:r>
-            <w:r>
-              <w:rPr>
-                <w:rFonts w:hint="eastAsia"/>
-              </w:rPr>
-              <w:t>(</w:t>
-            </w:r>
-            <w:r>
-              <w:rPr>
-                <w:rFonts w:hint="eastAsia"/>
-              </w:rPr>
-              <w:t>深度學習</w:t>
-            </w:r>
-            <w:r>
-              <w:rPr>
-                <w:rFonts w:hint="eastAsia"/>
-              </w:rPr>
-              <w:t>)</w:t>
-            </w:r>
-          </w:p>
-        </w:tc>
-        <w:tc>
-          <w:tcPr>
-            <w:tcW w:w="2254" w:type="dxa"/>
-          </w:tcPr>
-          <w:p>
-            <w:pPr>
-              <w:rPr>
-                <w:rFonts w:hint="eastAsia"/>
-              </w:rPr>
-            </w:pPr>
-            <w:r>
-              <w:rPr>
-                <w:rFonts w:hint="eastAsia"/>
-              </w:rPr>
-              <w:t>監督式</w:t>
-            </w:r>
-            <w:r>
-              <w:rPr>
-                <w:rFonts w:hint="eastAsia"/>
-              </w:rPr>
-              <w:t>/</w:t>
-            </w:r>
-            <w:r>
-              <w:rPr>
-                <w:rFonts w:hint="eastAsia"/>
-              </w:rPr>
-              <w:t>非監督式</w:t>
-            </w:r>
-          </w:p>
-        </w:tc>
-        <w:tc>
-          <w:tcPr>
-            <w:tcW w:w="2254" w:type="dxa"/>
-          </w:tcPr>
-          <w:p>
-            <w:pPr>
-              <w:rPr>
-                <w:rFonts w:hint="eastAsia"/>
-              </w:rPr>
-            </w:pPr>
-            <w:r>
-              <w:rPr>
-                <w:rFonts w:hint="eastAsia"/>
-              </w:rPr>
-              <w:t>適用大量非線性數據，表現優異</w:t>
-            </w:r>
-          </w:p>
-        </w:tc>
-        <w:tc>
-          <w:tcPr>
-            <w:tcW w:w="2254" w:type="dxa"/>
-          </w:tcPr>
-          <w:p>
-            <w:pPr>
-              <w:rPr>
-                <w:rFonts w:hint="eastAsia"/>
-              </w:rPr>
-            </w:pPr>
-            <w:r>
-              <w:rPr>
-                <w:rFonts w:hint="eastAsia"/>
-              </w:rPr>
-              <w:t>訓練時間長，需大量資料，黑盒性質</w:t>
-            </w:r>
-          </w:p>
-        </w:tc>
-      </w:tr>
-    </w:tbl>
-    <w:p>
-      <w:pPr>
-        <w:rPr>
-          <w:rFonts w:hint="eastAsia"/>
-        </w:rPr>
-      </w:pPr>
-      <w:r>
-        <w:lastRenderedPageBreak/>
-        <w:fldChar w:fldCharType="begin"/>
-      </w:r>
-      <w:r>
-        <w:instrText xml:space="preserve"> REF _Ref225133371 \h </w:instrText>
-      </w:r>
-      <w:r>
-        <w:fldChar w:fldCharType="separate"/>
-      </w:r>
-      <w:r>
-        <w:rPr>
-          <w:rFonts w:hint="eastAsia"/>
-        </w:rPr>
-        <w:t>表</w:t>
-      </w:r>
-      <w:r>
-        <w:rPr>
-          <w:rFonts w:hint="eastAsia"/>
-        </w:rPr>
-        <w:t xml:space="preserve"> </w:t>
-      </w:r>
-      <w:r>
-        <w:rPr>
-          <w:noProof/>
-        </w:rPr>
-        <w:t>3</w:t>
-      </w:r>
-      <w:r>
-        <w:fldChar w:fldCharType="end"/>
-      </w:r>
-      <w:r>
-        <w:t>則對比了傳統</w:t>
-      </w:r>
-      <w:r>
-        <w:rPr>
-          <w:rFonts w:ascii="Times New Roman" w:hAnsi="Times New Roman" w:cs="Times New Roman"/>
-        </w:rPr>
-        <w:t>DSS</w:t>
-      </w:r>
-      <w:r>
-        <w:t>與</w:t>
-      </w:r>
-      <w:r>
-        <w:rPr>
-          <w:rFonts w:ascii="Times New Roman" w:hAnsi="Times New Roman" w:cs="Times New Roman"/>
-        </w:rPr>
-        <w:t>AI-DSS</w:t>
-      </w:r>
-      <w:r>
-        <w:t>在資料處理方式、決策準確度等方面的差異，強調</w:t>
-      </w:r>
-      <w:r>
-        <w:rPr>
-          <w:rFonts w:ascii="Times New Roman" w:hAnsi="Times New Roman" w:cs="Times New Roman"/>
-        </w:rPr>
-        <w:t>AI-DSS</w:t>
-      </w:r>
-      <w:r>
-        <w:t>在數據處理能力與自適應學習上的優勢。</w:t>
-      </w:r>
-    </w:p>
-    <w:tbl>
-      <w:tblPr>
-        <w:tblStyle w:val="af6"/>
-        <w:tblpPr w:leftFromText="180" w:rightFromText="180" w:vertAnchor="page" w:horzAnchor="margin" w:tblpY="4651"/>
-        <w:tblW w:w="0" w:type="auto"/>
-        <w:tblLook w:val="04A0" w:firstRow="1" w:lastRow="0" w:firstColumn="1" w:lastColumn="0" w:noHBand="0" w:noVBand="1"/>
-      </w:tblPr>
-      <w:tblGrid>
-        <w:gridCol w:w="2902"/>
-        <w:gridCol w:w="2936"/>
-        <w:gridCol w:w="2939"/>
-      </w:tblGrid>
-      <w:tr>
-        <w:tc>
-          <w:tcPr>
-            <w:tcW w:w="3005" w:type="dxa"/>
-          </w:tcPr>
-          <w:p>
-            <w:pPr>
-              <w:rPr>
-                <w:rFonts w:hint="eastAsia"/>
-              </w:rPr>
-            </w:pPr>
-            <w:r>
-              <w:rPr>
-                <w:rFonts w:hint="eastAsia"/>
-              </w:rPr>
-              <w:t>比較項目</w:t>
-            </w:r>
-          </w:p>
-        </w:tc>
-        <w:tc>
-          <w:tcPr>
-            <w:tcW w:w="3005" w:type="dxa"/>
-          </w:tcPr>
-          <w:p>
-            <w:pPr>
-              <w:rPr>
-                <w:rFonts w:hint="eastAsia"/>
-              </w:rPr>
-            </w:pPr>
-            <w:r>
-              <w:rPr>
-                <w:rFonts w:hint="eastAsia"/>
-              </w:rPr>
-              <w:t>傳統</w:t>
-            </w:r>
-            <w:r>
-              <w:rPr>
-                <w:rFonts w:hint="eastAsia"/>
-              </w:rPr>
-              <w:t xml:space="preserve"> DSS</w:t>
-            </w:r>
-            <w:r>
-              <w:rPr>
-                <w:rFonts w:hint="eastAsia"/>
-              </w:rPr>
-              <w:t>（</w:t>
-            </w:r>
-            <w:r>
-              <w:rPr>
-                <w:rFonts w:hint="eastAsia"/>
-              </w:rPr>
-              <w:t>Decision Support System</w:t>
-            </w:r>
-            <w:r>
-              <w:rPr>
-                <w:rFonts w:hint="eastAsia"/>
-              </w:rPr>
-              <w:t>）</w:t>
-            </w:r>
-          </w:p>
-        </w:tc>
-        <w:tc>
-          <w:tcPr>
-            <w:tcW w:w="3006" w:type="dxa"/>
-          </w:tcPr>
-          <w:p>
-            <w:pPr>
-              <w:rPr>
-                <w:rFonts w:hint="eastAsia"/>
-              </w:rPr>
-            </w:pPr>
-            <w:r>
-              <w:rPr>
-                <w:rFonts w:hint="eastAsia"/>
-              </w:rPr>
-              <w:t>AI-DSS</w:t>
-            </w:r>
-            <w:r>
-              <w:rPr>
-                <w:rFonts w:hint="eastAsia"/>
-              </w:rPr>
-              <w:t>（</w:t>
-            </w:r>
-            <w:r>
-              <w:rPr>
-                <w:rFonts w:hint="eastAsia"/>
-              </w:rPr>
-              <w:t>Artificial Intelligence Decision Support System</w:t>
-            </w:r>
-            <w:r>
-              <w:rPr>
-                <w:rFonts w:hint="eastAsia"/>
-              </w:rPr>
-              <w:t>）</w:t>
-            </w:r>
-          </w:p>
-        </w:tc>
-      </w:tr>
-      <w:tr>
-        <w:tc>
-          <w:tcPr>
-            <w:tcW w:w="3005" w:type="dxa"/>
-          </w:tcPr>
-          <w:p>
-            <w:pPr>
-              <w:rPr>
-                <w:rFonts w:hint="eastAsia"/>
-              </w:rPr>
-            </w:pPr>
-            <w:r>
-              <w:rPr>
-                <w:rFonts w:hint="eastAsia"/>
-              </w:rPr>
-              <w:t>資料處理方式</w:t>
-            </w:r>
-          </w:p>
-        </w:tc>
-        <w:tc>
-          <w:tcPr>
-            <w:tcW w:w="3005" w:type="dxa"/>
-          </w:tcPr>
-          <w:p>
-            <w:pPr>
-              <w:rPr>
-                <w:rFonts w:hint="eastAsia"/>
-              </w:rPr>
-            </w:pPr>
-            <w:r>
-              <w:rPr>
-                <w:rFonts w:hint="eastAsia"/>
-              </w:rPr>
-              <w:t>以結構化資料為主，透過資料庫與模型進行分析</w:t>
-            </w:r>
-          </w:p>
-        </w:tc>
-        <w:tc>
-          <w:tcPr>
-            <w:tcW w:w="3006" w:type="dxa"/>
-          </w:tcPr>
-          <w:p>
-            <w:pPr>
-              <w:rPr>
-                <w:rFonts w:hint="eastAsia"/>
-              </w:rPr>
-            </w:pPr>
-            <w:r>
-              <w:rPr>
-                <w:rFonts w:hint="eastAsia"/>
-              </w:rPr>
-              <w:t>可處理結構化與非結構化資料（如文字、圖片、大數據）</w:t>
-            </w:r>
-          </w:p>
-        </w:tc>
-      </w:tr>
-      <w:tr>
-        <w:tc>
-          <w:tcPr>
-            <w:tcW w:w="3005" w:type="dxa"/>
-          </w:tcPr>
-          <w:p>
-            <w:pPr>
-              <w:rPr>
-                <w:rFonts w:hint="eastAsia"/>
-              </w:rPr>
-            </w:pPr>
-            <w:r>
-              <w:rPr>
-                <w:rFonts w:hint="eastAsia"/>
-              </w:rPr>
-              <w:t>分析方法</w:t>
-            </w:r>
-          </w:p>
-        </w:tc>
-        <w:tc>
-          <w:tcPr>
-            <w:tcW w:w="3005" w:type="dxa"/>
-          </w:tcPr>
-          <w:p>
-            <w:pPr>
-              <w:rPr>
-                <w:rFonts w:hint="eastAsia"/>
-              </w:rPr>
-            </w:pPr>
-            <w:r>
-              <w:rPr>
-                <w:rFonts w:hint="eastAsia"/>
-              </w:rPr>
-              <w:t>統計分析、數學模型、規則式分析</w:t>
-            </w:r>
-          </w:p>
-        </w:tc>
-        <w:tc>
-          <w:tcPr>
-            <w:tcW w:w="3006" w:type="dxa"/>
-          </w:tcPr>
-          <w:p>
-            <w:pPr>
-              <w:rPr>
-                <w:rFonts w:hint="eastAsia"/>
-              </w:rPr>
-            </w:pPr>
-            <w:r>
-              <w:rPr>
-                <w:rFonts w:hint="eastAsia"/>
-              </w:rPr>
-              <w:t>機器學習、深度學習、資料探</w:t>
-            </w:r>
-            <w:proofErr w:type="gramStart"/>
-            <w:r>
-              <w:rPr>
-                <w:rFonts w:hint="eastAsia"/>
-              </w:rPr>
-              <w:t>勘</w:t>
-            </w:r>
-            <w:proofErr w:type="gramEnd"/>
-            <w:r>
-              <w:rPr>
-                <w:rFonts w:hint="eastAsia"/>
-              </w:rPr>
-              <w:t>、預測分析</w:t>
-            </w:r>
-          </w:p>
-        </w:tc>
-      </w:tr>
-      <w:tr>
-        <w:tc>
-          <w:tcPr>
-            <w:tcW w:w="3005" w:type="dxa"/>
-          </w:tcPr>
-          <w:p>
-            <w:pPr>
-              <w:rPr>
-                <w:rFonts w:hint="eastAsia"/>
-              </w:rPr>
-            </w:pPr>
-            <w:r>
-              <w:rPr>
-                <w:rFonts w:hint="eastAsia"/>
-              </w:rPr>
-              <w:t>決策準確度</w:t>
-            </w:r>
-          </w:p>
-        </w:tc>
-        <w:tc>
-          <w:tcPr>
-            <w:tcW w:w="3005" w:type="dxa"/>
-          </w:tcPr>
-          <w:p>
-            <w:pPr>
-              <w:rPr>
-                <w:rFonts w:hint="eastAsia"/>
-              </w:rPr>
-            </w:pPr>
-            <w:r>
-              <w:rPr>
-                <w:rFonts w:hint="eastAsia"/>
-              </w:rPr>
-              <w:t>依賴人工設定模型，準確度較固定</w:t>
-            </w:r>
-          </w:p>
-        </w:tc>
-        <w:tc>
-          <w:tcPr>
-            <w:tcW w:w="3006" w:type="dxa"/>
-          </w:tcPr>
-          <w:p>
-            <w:pPr>
-              <w:rPr>
-                <w:rFonts w:hint="eastAsia"/>
-              </w:rPr>
-            </w:pPr>
-            <w:r>
-              <w:rPr>
-                <w:rFonts w:hint="eastAsia"/>
-              </w:rPr>
-              <w:t>可透過大量資料訓練，提高預測與決策準確度</w:t>
-            </w:r>
-          </w:p>
-        </w:tc>
-      </w:tr>
-      <w:tr>
-        <w:tc>
-          <w:tcPr>
-            <w:tcW w:w="3005" w:type="dxa"/>
-          </w:tcPr>
-          <w:p>
-            <w:pPr>
-              <w:rPr>
-                <w:rFonts w:hint="eastAsia"/>
-              </w:rPr>
-            </w:pPr>
-            <w:r>
-              <w:rPr>
-                <w:rFonts w:hint="eastAsia"/>
-              </w:rPr>
-              <w:t>自適應學習</w:t>
-            </w:r>
-          </w:p>
-        </w:tc>
-        <w:tc>
-          <w:tcPr>
-            <w:tcW w:w="3005" w:type="dxa"/>
-          </w:tcPr>
-          <w:p>
-            <w:pPr>
-              <w:rPr>
-                <w:rFonts w:hint="eastAsia"/>
-              </w:rPr>
-            </w:pPr>
-            <w:r>
-              <w:rPr>
-                <w:rFonts w:hint="eastAsia"/>
-              </w:rPr>
-              <w:t>不具學習能力，需要人工修改模型</w:t>
-            </w:r>
-          </w:p>
-        </w:tc>
-        <w:tc>
-          <w:tcPr>
-            <w:tcW w:w="3006" w:type="dxa"/>
-          </w:tcPr>
-          <w:p>
-            <w:pPr>
-              <w:rPr>
-                <w:rFonts w:hint="eastAsia"/>
-              </w:rPr>
-            </w:pPr>
-            <w:r>
-              <w:rPr>
-                <w:rFonts w:hint="eastAsia"/>
-              </w:rPr>
-              <w:t>具有自我學習能力，可隨資料變化自動調整</w:t>
-            </w:r>
-          </w:p>
-        </w:tc>
-      </w:tr>
-      <w:tr>
-        <w:tc>
-          <w:tcPr>
-            <w:tcW w:w="3005" w:type="dxa"/>
-          </w:tcPr>
-          <w:p>
-            <w:pPr>
-              <w:rPr>
-                <w:rFonts w:hint="eastAsia"/>
-              </w:rPr>
-            </w:pPr>
-            <w:r>
-              <w:rPr>
-                <w:rFonts w:hint="eastAsia"/>
-              </w:rPr>
-              <w:t>決策方式</w:t>
-            </w:r>
-          </w:p>
-        </w:tc>
-        <w:tc>
-          <w:tcPr>
-            <w:tcW w:w="3005" w:type="dxa"/>
-          </w:tcPr>
-          <w:p>
-            <w:pPr>
-              <w:rPr>
-                <w:rFonts w:hint="eastAsia"/>
-              </w:rPr>
-            </w:pPr>
-            <w:r>
-              <w:rPr>
-                <w:rFonts w:hint="eastAsia"/>
-              </w:rPr>
-              <w:t>提供決策建議，由人類決策者判斷</w:t>
-            </w:r>
-          </w:p>
-        </w:tc>
-        <w:tc>
-          <w:tcPr>
-            <w:tcW w:w="3006" w:type="dxa"/>
-          </w:tcPr>
-          <w:p>
-            <w:pPr>
-              <w:rPr>
-                <w:rFonts w:hint="eastAsia"/>
-              </w:rPr>
-            </w:pPr>
-            <w:r>
-              <w:rPr>
-                <w:rFonts w:hint="eastAsia"/>
-              </w:rPr>
-              <w:t>可提供建議甚至自動決策</w:t>
-            </w:r>
-          </w:p>
-        </w:tc>
-      </w:tr>
-    </w:tbl>
-    <w:p>
-      <w:pPr>
-        <w:pStyle w:val="af5"/>
-        <w:keepNext/>
-        <w:jc w:val="center"/>
-      </w:pPr>
-      <w:bookmarkStart w:id="29" w:name="_Ref225133371"/>
-      <w:bookmarkStart w:id="30" w:name="_Toc225133539"/>
-      <w:r>
-        <w:rPr>
-          <w:rFonts w:hint="eastAsia"/>
-        </w:rPr>
-        <w:t>表</w:t>
-      </w:r>
-      <w:r>
-        <w:rPr>
-          <w:rFonts w:hint="eastAsia"/>
-        </w:rPr>
-        <w:t xml:space="preserve"> </w:t>
-      </w:r>
-      <w:r>
-        <w:fldChar w:fldCharType="begin"/>
-      </w:r>
-      <w:r>
-        <w:instrText xml:space="preserve"> </w:instrText>
-      </w:r>
-      <w:r>
-        <w:rPr>
-          <w:rFonts w:hint="eastAsia"/>
-        </w:rPr>
-        <w:instrText xml:space="preserve">SEQ </w:instrText>
-      </w:r>
-      <w:r>
-        <w:rPr>
-          <w:rFonts w:hint="eastAsia"/>
-        </w:rPr>
-        <w:instrText>表</w:instrText>
-      </w:r>
-      <w:r>
-        <w:rPr>
-          <w:rFonts w:hint="eastAsia"/>
-        </w:rPr>
-        <w:instrText xml:space="preserve"> \* ARABIC</w:instrText>
-      </w:r>
-      <w:r>
-        <w:instrText xml:space="preserve"> </w:instrText>
-      </w:r>
-      <w:r>
-        <w:fldChar w:fldCharType="separate"/>
-      </w:r>
-      <w:r>
-        <w:rPr>
-          <w:noProof/>
-        </w:rPr>
-        <w:t>3</w:t>
-      </w:r>
-      <w:r>
-        <w:fldChar w:fldCharType="end"/>
-      </w:r>
-      <w:bookmarkEnd w:id="29"/>
-      <w:r>
-        <w:rPr>
-          <w:rFonts w:hint="eastAsia"/>
-        </w:rPr>
-        <w:t>傳統</w:t>
-      </w:r>
-      <w:r>
-        <w:rPr>
-          <w:rFonts w:hint="eastAsia"/>
-        </w:rPr>
-        <w:t xml:space="preserve"> DSS </w:t>
-      </w:r>
-      <w:r>
-        <w:rPr>
-          <w:rFonts w:hint="eastAsia"/>
-        </w:rPr>
-        <w:t>與</w:t>
-      </w:r>
-      <w:r>
-        <w:rPr>
-          <w:rFonts w:hint="eastAsia"/>
-        </w:rPr>
-        <w:t xml:space="preserve"> AI-DSS </w:t>
-      </w:r>
-      <w:r>
-        <w:rPr>
-          <w:rFonts w:hint="eastAsia"/>
-        </w:rPr>
-        <w:t>的差異比較表</w:t>
-      </w:r>
-      <w:bookmarkEnd w:id="30"/>
-    </w:p>
-    <w:p>
-      <w:pPr>
-        <w:rPr>
-          <w:rFonts w:hint="eastAsia"/>
-        </w:rPr>
-      </w:pPr>
-    </w:p>
-    <w:p>
-      <w:pPr>
-        <w:pStyle w:val="1"/>
-        <w:rPr>
-          <w:rFonts w:ascii="標楷體" w:eastAsia="標楷體" w:hAnsi="標楷體" w:hint="eastAsia"/>
-          <w:sz w:val="36"/>
-          <w:szCs w:val="36"/>
-        </w:rPr>
-      </w:pPr>
-      <w:bookmarkStart w:id="31" w:name="_Toc225133485"/>
-      <w:r>
-        <w:rPr>
-          <w:rFonts w:ascii="標楷體" w:eastAsia="標楷體" w:hAnsi="標楷體"/>
-          <w:sz w:val="36"/>
-          <w:szCs w:val="36"/>
-        </w:rPr>
-        <w:lastRenderedPageBreak/>
-        <w:t>第四章 研究結果</w:t>
-      </w:r>
-      <w:bookmarkEnd w:id="31"/>
-    </w:p>
-    <w:p>
-      <w:pPr>
-        <w:pStyle w:val="2"/>
-        <w:rPr>
-          <w:rFonts w:ascii="標楷體" w:eastAsia="標楷體" w:hAnsi="標楷體"/>
-          <w:b/>
-          <w:bCs/>
-          <w:sz w:val="32"/>
-          <w:szCs w:val="32"/>
-        </w:rPr>
-      </w:pPr>
-      <w:bookmarkStart w:id="32" w:name="_Toc225133486"/>
-      <w:r>
-        <w:rPr>
-          <w:rFonts w:ascii="Times New Roman" w:hAnsi="Times New Roman" w:cs="Times New Roman"/>
-          <w:b/>
-          <w:bCs/>
-          <w:sz w:val="32"/>
-          <w:szCs w:val="32"/>
-        </w:rPr>
-        <w:t>4.1</w:t>
-      </w:r>
-      <w:r>
-        <w:rPr>
-          <w:rFonts w:ascii="標楷體" w:eastAsia="標楷體" w:hAnsi="標楷體"/>
-          <w:b/>
-          <w:bCs/>
-          <w:sz w:val="32"/>
-          <w:szCs w:val="32"/>
-        </w:rPr>
-        <w:t>主要發現</w:t>
-      </w:r>
-      <w:bookmarkEnd w:id="32"/>
-    </w:p>
-    <w:p>
-      <w:pPr>
-        <w:keepNext/>
-      </w:pPr>
-      <w:r>
-        <w:t>透過假設案例分析，我們得到以下主要結果。</w:t>
-      </w:r>
-      <w:r>
-        <w:rPr>
-          <w:rFonts w:ascii="Times New Roman" w:hAnsi="Times New Roman" w:cs="Times New Roman"/>
-        </w:rPr>
-        <w:t>AI-DSS</w:t>
-      </w:r>
-      <w:r>
-        <w:t>在</w:t>
-      </w:r>
-      <w:proofErr w:type="gramStart"/>
-      <w:r>
-        <w:t>兩個場</w:t>
-      </w:r>
-      <w:proofErr w:type="gramEnd"/>
-      <w:r>
-        <w:t>域均顯著提升了決策準確度和效率：在製造業故障預測任務上，深度學習模型（</w:t>
-      </w:r>
-      <w:r>
-        <w:rPr>
-          <w:rFonts w:ascii="Times New Roman" w:hAnsi="Times New Roman" w:cs="Times New Roman"/>
-        </w:rPr>
-        <w:t>RNN/LSTM</w:t>
-      </w:r>
-      <w:r>
-        <w:t>）達到約</w:t>
-      </w:r>
-      <w:r>
-        <w:t>90%</w:t>
-      </w:r>
-      <w:r>
-        <w:t>的分類準確度；在金融市場趨勢預測任務上，綜合利用股價與輿情資料的</w:t>
-      </w:r>
-      <w:r>
-        <w:t>RBLSTM</w:t>
-      </w:r>
-      <w:r>
-        <w:t>模型達到約</w:t>
-      </w:r>
-      <w:r>
-        <w:t>85%</w:t>
-      </w:r>
-      <w:r>
-        <w:t>的準確度（</w:t>
-      </w:r>
-      <w:r>
-        <w:rPr>
-          <w:b/>
-          <w:bCs/>
-        </w:rPr>
-        <w:t>假設</w:t>
-      </w:r>
-      <w:r>
-        <w:t>數據源如表</w:t>
-      </w:r>
-      <w:r>
-        <w:t>3</w:t>
-      </w:r>
-      <w:r>
-        <w:t>）。如</w:t>
-      </w:r>
-      <w:r>
-        <w:fldChar w:fldCharType="begin"/>
-      </w:r>
-      <w:r>
-        <w:instrText xml:space="preserve"> REF _Ref225133453 \h </w:instrText>
-      </w:r>
-      <w:r>
-        <w:fldChar w:fldCharType="separate"/>
-      </w:r>
-      <w:r>
-        <w:rPr>
-          <w:rFonts w:hint="eastAsia"/>
-        </w:rPr>
-        <w:t>圖</w:t>
-      </w:r>
-      <w:r>
-        <w:rPr>
-          <w:rFonts w:hint="eastAsia"/>
-        </w:rPr>
-        <w:t xml:space="preserve"> </w:t>
-      </w:r>
-      <w:r>
-        <w:rPr>
-          <w:noProof/>
-        </w:rPr>
-        <w:t>3</w:t>
-      </w:r>
-      <w:r>
-        <w:fldChar w:fldCharType="end"/>
-      </w:r>
-      <w:r>
-        <w:t>所示，</w:t>
-      </w:r>
-      <w:r>
-        <w:rPr>
-          <w:rFonts w:ascii="Times New Roman" w:hAnsi="Times New Roman" w:cs="Times New Roman"/>
-        </w:rPr>
-        <w:t>AI-DSS</w:t>
-      </w:r>
-      <w:r>
-        <w:t>在關鍵績效指標上明顯優於傳統方法：平均準確度達到</w:t>
-      </w:r>
-      <w:r>
-        <w:t>90%</w:t>
-      </w:r>
-      <w:r>
-        <w:t>，使用者信任度達</w:t>
-      </w:r>
-      <w:r>
-        <w:t>0.8</w:t>
-      </w:r>
-      <w:r>
-        <w:t>以上（滿分</w:t>
-      </w:r>
-      <w:r>
-        <w:t>1.0</w:t>
-      </w:r>
-      <w:r>
-        <w:t>）。表</w:t>
-      </w:r>
-      <w:r>
-        <w:t>5</w:t>
-      </w:r>
-      <w:r>
-        <w:t>進一步顯示製造業</w:t>
-      </w:r>
-      <w:r>
-        <w:rPr>
-          <w:rFonts w:ascii="Times New Roman" w:hAnsi="Times New Roman" w:cs="Times New Roman"/>
-        </w:rPr>
-        <w:t>AI-DSS</w:t>
-      </w:r>
-      <w:r>
-        <w:t>在召回率上高於金融業（</w:t>
-      </w:r>
-      <w:r>
-        <w:t>88% vs 82%</w:t>
-      </w:r>
-      <w:r>
-        <w:t>），可能因製造數據特徵較為穩定。整體而言，</w:t>
-      </w:r>
-      <w:r>
-        <w:rPr>
-          <w:rFonts w:ascii="Times New Roman" w:hAnsi="Times New Roman" w:cs="Times New Roman"/>
-        </w:rPr>
-        <w:t>AI</w:t>
-      </w:r>
-      <w:r>
-        <w:t>演算法對比基準模型（如傳統回歸或專家系統）均表現出</w:t>
-      </w:r>
-      <w:r>
-        <w:t>20%</w:t>
-      </w:r>
-      <w:r>
-        <w:t>以上的改善</w:t>
-      </w:r>
-      <w:r>
-        <w:rPr>
-          <w:rFonts w:hint="eastAsia"/>
-        </w:rPr>
-        <w:t>(</w:t>
-      </w:r>
-      <w:r>
-        <w:fldChar w:fldCharType="begin"/>
-      </w:r>
-      <w:r>
-        <w:instrText xml:space="preserve"> </w:instrText>
-      </w:r>
-      <w:r>
-        <w:rPr>
-          <w:rFonts w:hint="eastAsia"/>
-        </w:rPr>
-        <w:instrText>REF _Ref225132791 \h</w:instrText>
-      </w:r>
-      <w:r>
-        <w:instrText xml:space="preserve"> </w:instrText>
-      </w:r>
-      <w:r>
-        <w:fldChar w:fldCharType="separate"/>
-      </w:r>
-      <w:r>
-        <w:rPr>
-          <w:rFonts w:hint="eastAsia"/>
-        </w:rPr>
-        <w:t>圖</w:t>
-      </w:r>
-      <w:r>
-        <w:rPr>
-          <w:rFonts w:hint="eastAsia"/>
-        </w:rPr>
-        <w:t xml:space="preserve"> </w:t>
-      </w:r>
-      <w:r>
-        <w:rPr>
-          <w:noProof/>
-        </w:rPr>
-        <w:t>4</w:t>
-      </w:r>
-      <w:r>
-        <w:fldChar w:fldCharType="end"/>
-      </w:r>
-      <w:r>
-        <w:rPr>
-          <w:rFonts w:hint="eastAsia"/>
-        </w:rPr>
-        <w:t>)</w:t>
-      </w:r>
-      <w:r>
-        <w:t>。</w:t>
-      </w:r>
-      <w:r>
-        <w:rPr>
-          <w:rFonts w:hint="eastAsia"/>
-          <w:noProof/>
-        </w:rPr>
-        <w:drawing>
-          <wp:inline distT="0" distB="0" distL="0" distR="0" wp14:anchorId="7C051578" wp14:editId="5CF0A5F6">
-            <wp:extent cx="5731510" cy="3209925"/>
-            <wp:effectExtent l="0" t="0" r="2540" b="9525"/>
-            <wp:docPr id="1139873644" name="圖片 3"/>
-            <wp:cNvGraphicFramePr>
-              <a:graphicFrameLocks xmlns:a="http://schemas.openxmlformats.org/drawingml/2006/main" noChangeAspect="1"/>
-            </wp:cNvGraphicFramePr>
-            <a:graphic xmlns:a="http://schemas.openxmlformats.org/drawingml/2006/main">
-              <a:graphicData uri="http://schemas.openxmlformats.org/drawingml/2006/picture">
-                <pic:pic xmlns:pic="http://schemas.openxmlformats.org/drawingml/2006/picture">
-                  <pic:nvPicPr>
-                    <pic:cNvPr id="1139873644" name="圖片 1139873644"/>
-                    <pic:cNvPicPr/>
-                  </pic:nvPicPr>
-                  <pic:blipFill>
-                    <a:blip r:embed="rId13" cstate="print">
-                      <a:extLst>
-                        <a:ext uri="{28A0092B-C50C-407E-A947-70E740481C1C}">
-                          <a14:useLocalDpi xmlns:a14="http://schemas.microsoft.com/office/drawing/2010/main" val="0"/>
-                        </a:ext>
-                      </a:extLst>
-                    </a:blip>
-                    <a:stretch>
-                      <a:fillRect/>
-                    </a:stretch>
-                  </pic:blipFill>
-                  <pic:spPr>
-                    <a:xfrm>
-                      <a:off x="0" y="0"/>
-                      <a:ext cx="5731510" cy="3209925"/>
-                    </a:xfrm>
-                    <a:prstGeom prst="rect">
-                      <a:avLst/>
-                    </a:prstGeom>
-                  </pic:spPr>
-                </pic:pic>
-              </a:graphicData>
-            </a:graphic>
-          </wp:inline>
-        </w:drawing>
-      </w:r>
-    </w:p>
-    <w:p>
-      <w:pPr>
-        <w:pStyle w:val="af5"/>
-      </w:pPr>
-      <w:bookmarkStart w:id="33" w:name="_Ref225133453"/>
-      <w:bookmarkStart w:id="34" w:name="_Toc225133533"/>
-      <w:r>
-        <w:rPr>
-          <w:rFonts w:hint="eastAsia"/>
-        </w:rPr>
-        <w:t>圖</w:t>
-      </w:r>
-      <w:r>
-        <w:rPr>
-          <w:rFonts w:hint="eastAsia"/>
-        </w:rPr>
-        <w:t xml:space="preserve"> </w:t>
-      </w:r>
-      <w:r>
-        <w:fldChar w:fldCharType="begin"/>
-      </w:r>
-      <w:r>
-        <w:instrText xml:space="preserve"> </w:instrText>
-      </w:r>
-      <w:r>
-        <w:rPr>
-          <w:rFonts w:hint="eastAsia"/>
-        </w:rPr>
-        <w:instrText xml:space="preserve">SEQ </w:instrText>
-      </w:r>
-      <w:r>
-        <w:rPr>
-          <w:rFonts w:hint="eastAsia"/>
-        </w:rPr>
-        <w:instrText>圖</w:instrText>
-      </w:r>
-      <w:r>
-        <w:rPr>
-          <w:rFonts w:hint="eastAsia"/>
-        </w:rPr>
-        <w:instrText xml:space="preserve"> \* ARABIC</w:instrText>
-      </w:r>
-      <w:r>
-        <w:instrText xml:space="preserve"> </w:instrText>
-      </w:r>
-      <w:r>
-        <w:fldChar w:fldCharType="separate"/>
-      </w:r>
-      <w:r>
-        <w:rPr>
-          <w:noProof/>
-        </w:rPr>
-        <w:t>3</w:t>
-      </w:r>
-      <w:r>
-        <w:fldChar w:fldCharType="end"/>
-      </w:r>
-      <w:bookmarkEnd w:id="33"/>
-      <w:r>
-        <w:rPr>
-          <w:rFonts w:hint="eastAsia"/>
-        </w:rPr>
-        <w:t xml:space="preserve"> </w:t>
-      </w:r>
-      <w:r>
-        <w:rPr>
-          <w:rFonts w:hint="eastAsia"/>
-        </w:rPr>
-        <w:t>AI-DSS</w:t>
-      </w:r>
-      <w:r>
-        <w:rPr>
-          <w:rFonts w:hint="eastAsia"/>
-        </w:rPr>
-        <w:t>關鍵績效指標示意圖</w:t>
-      </w:r>
-      <w:bookmarkEnd w:id="34"/>
-    </w:p>
-    <w:p>
-      <w:pPr>
-        <w:keepNext/>
-      </w:pPr>
-      <w:r>
-        <w:rPr>
-          <w:noProof/>
-        </w:rPr>
-        <w:lastRenderedPageBreak/>
-        <w:fldChar w:fldCharType="begin"/>
-      </w:r>
-      <w:r>
-        <w:instrText xml:space="preserve"> REF _Ref225132791 \h </w:instrText>
-      </w:r>
-      <w:r>
-        <w:rPr>
-          <w:noProof/>
-        </w:rPr>
-      </w:r>
-      <w:r>
-        <w:rPr>
-          <w:noProof/>
-        </w:rPr>
-        <w:fldChar w:fldCharType="separate"/>
-      </w:r>
-      <w:r>
-        <w:rPr>
-          <w:noProof/>
-        </w:rPr>
-        <w:fldChar w:fldCharType="end"/>
-      </w:r>
-      <w:r>
-        <w:rPr>
-          <w:rFonts w:hint="eastAsia"/>
-          <w:noProof/>
-        </w:rPr>
-        <w:drawing>
-          <wp:inline distT="0" distB="0" distL="0" distR="0" wp14:anchorId="3C962346" wp14:editId="3039D37A">
-            <wp:extent cx="5731510" cy="3209925"/>
-            <wp:effectExtent l="0" t="0" r="2540" b="9525"/>
-            <wp:docPr id="2619786" name="圖片 4"/>
-            <wp:cNvGraphicFramePr>
-              <a:graphicFrameLocks xmlns:a="http://schemas.openxmlformats.org/drawingml/2006/main" noChangeAspect="1"/>
-            </wp:cNvGraphicFramePr>
-            <a:graphic xmlns:a="http://schemas.openxmlformats.org/drawingml/2006/main">
-              <a:graphicData uri="http://schemas.openxmlformats.org/drawingml/2006/picture">
-                <pic:pic xmlns:pic="http://schemas.openxmlformats.org/drawingml/2006/picture">
-                  <pic:nvPicPr>
-                    <pic:cNvPr id="2619786" name="圖片 2619786"/>
                     <pic:cNvPicPr/>
                   </pic:nvPicPr>
                   <pic:blipFill>
@@ -6995,16 +4254,188 @@
     <w:p>
       <w:pPr>
         <w:pStyle w:val="af5"/>
+      </w:pPr>
+      <w:bookmarkStart w:id="24" w:name="_Ref225133353"/>
+      <w:bookmarkStart w:id="25" w:name="_Toc225136449"/>
+      <w:r>
         <w:rPr>
           <w:rFonts w:hint="eastAsia"/>
         </w:rPr>
-      </w:pPr>
-      <w:bookmarkStart w:id="35" w:name="_Ref225132791"/>
-      <w:bookmarkStart w:id="36" w:name="_Toc225133534"/>
+        <w:t>圖</w:t>
+      </w:r>
       <w:r>
         <w:rPr>
           <w:rFonts w:hint="eastAsia"/>
         </w:rPr>
+        <w:t xml:space="preserve"> </w:t>
+      </w:r>
+      <w:r>
+        <w:fldChar w:fldCharType="begin"/>
+      </w:r>
+      <w:r>
+        <w:instrText xml:space="preserve"> </w:instrText>
+      </w:r>
+      <w:r>
+        <w:rPr>
+          <w:rFonts w:hint="eastAsia"/>
+        </w:rPr>
+        <w:instrText xml:space="preserve">SEQ </w:instrText>
+      </w:r>
+      <w:r>
+        <w:rPr>
+          <w:rFonts w:hint="eastAsia"/>
+        </w:rPr>
+        <w:instrText>圖</w:instrText>
+      </w:r>
+      <w:r>
+        <w:rPr>
+          <w:rFonts w:hint="eastAsia"/>
+        </w:rPr>
+        <w:instrText xml:space="preserve"> \* ARABIC</w:instrText>
+      </w:r>
+      <w:r>
+        <w:instrText xml:space="preserve"> </w:instrText>
+      </w:r>
+      <w:r>
+        <w:fldChar w:fldCharType="separate"/>
+      </w:r>
+      <w:r>
+        <w:rPr>
+          <w:noProof/>
+        </w:rPr>
+        <w:t>1</w:t>
+      </w:r>
+      <w:r>
+        <w:fldChar w:fldCharType="end"/>
+      </w:r>
+      <w:bookmarkEnd w:id="24"/>
+      <w:r>
+        <w:rPr>
+          <w:rFonts w:hint="eastAsia"/>
+        </w:rPr>
+        <w:t xml:space="preserve"> </w:t>
+      </w:r>
+      <w:r>
+        <w:rPr>
+          <w:rFonts w:hint="eastAsia"/>
+        </w:rPr>
+        <w:t>AI</w:t>
+      </w:r>
+      <w:r>
+        <w:rPr>
+          <w:rFonts w:hint="eastAsia"/>
+        </w:rPr>
+        <w:t>驅動決策支援系統架構示意圖</w:t>
+      </w:r>
+      <w:bookmarkEnd w:id="25"/>
+    </w:p>
+    <w:p>
+      <w:pPr>
+        <w:keepNext/>
+      </w:pPr>
+      <w:proofErr w:type="gramStart"/>
+      <w:r>
+        <w:lastRenderedPageBreak/>
+        <w:t>此外，</w:t>
+      </w:r>
+      <w:proofErr w:type="gramEnd"/>
+      <w:r>
+        <w:t>研究流程如圖</w:t>
+      </w:r>
+      <w:r>
+        <w:t>2</w:t>
+      </w:r>
+      <w:r>
+        <w:t>所示。首先</w:t>
+      </w:r>
+      <w:r>
+        <w:rPr>
+          <w:b/>
+          <w:bCs/>
+        </w:rPr>
+        <w:t>假設</w:t>
+      </w:r>
+      <w:r>
+        <w:t>取得公開數據，並針對不同場域進行預處理；接著訓練多種</w:t>
+      </w:r>
+      <w:r>
+        <w:rPr>
+          <w:rFonts w:ascii="Times New Roman" w:hAnsi="Times New Roman" w:cs="Times New Roman"/>
+        </w:rPr>
+        <w:t>AI</w:t>
+      </w:r>
+      <w:r>
+        <w:t>模型（如決策樹、神經網路、增強學習），選出表現最佳的模型；最後將模型部署在</w:t>
+      </w:r>
+      <w:r>
+        <w:rPr>
+          <w:rFonts w:ascii="Times New Roman" w:hAnsi="Times New Roman" w:cs="Times New Roman"/>
+        </w:rPr>
+        <w:t>DSS</w:t>
+      </w:r>
+      <w:r>
+        <w:t>中並收集使用者回饋以評估系統效能。本研究僅聚焦技術架構與模型驗證，不涉及實際部署與使用者實驗，因此透過假設案例進行分析。</w:t>
+      </w:r>
+      <w:r>
+        <w:rPr>
+          <w:rFonts w:hint="eastAsia"/>
+          <w:noProof/>
+        </w:rPr>
+        <w:drawing>
+          <wp:inline distT="0" distB="0" distL="0" distR="0" wp14:anchorId="40192C00" wp14:editId="07424D88">
+            <wp:extent cx="5731510" cy="3209925"/>
+            <wp:effectExtent l="0" t="0" r="2540" b="9525"/>
+            <wp:docPr id="235680758" name="圖片 2"/>
+            <wp:cNvGraphicFramePr>
+              <a:graphicFrameLocks xmlns:a="http://schemas.openxmlformats.org/drawingml/2006/main" noChangeAspect="1"/>
+            </wp:cNvGraphicFramePr>
+            <a:graphic xmlns:a="http://schemas.openxmlformats.org/drawingml/2006/main">
+              <a:graphicData uri="http://schemas.openxmlformats.org/drawingml/2006/picture">
+                <pic:pic xmlns:pic="http://schemas.openxmlformats.org/drawingml/2006/picture">
+                  <pic:nvPicPr>
+                    <pic:cNvPr id="235680758" name="圖片 235680758"/>
+                    <pic:cNvPicPr/>
+                  </pic:nvPicPr>
+                  <pic:blipFill>
+                    <a:blip r:embed="rId15" cstate="print">
+                      <a:extLst>
+                        <a:ext uri="{28A0092B-C50C-407E-A947-70E740481C1C}">
+                          <a14:useLocalDpi xmlns:a14="http://schemas.microsoft.com/office/drawing/2010/main" val="0"/>
+                        </a:ext>
+                      </a:extLst>
+                    </a:blip>
+                    <a:stretch>
+                      <a:fillRect/>
+                    </a:stretch>
+                  </pic:blipFill>
+                  <pic:spPr>
+                    <a:xfrm>
+                      <a:off x="0" y="0"/>
+                      <a:ext cx="5731510" cy="3209925"/>
+                    </a:xfrm>
+                    <a:prstGeom prst="rect">
+                      <a:avLst/>
+                    </a:prstGeom>
+                  </pic:spPr>
+                </pic:pic>
+              </a:graphicData>
+            </a:graphic>
+          </wp:inline>
+        </w:drawing>
+      </w:r>
+    </w:p>
+    <w:p>
+      <w:pPr>
+        <w:pStyle w:val="af5"/>
+        <w:rPr>
+          <w:rFonts w:hint="eastAsia"/>
+        </w:rPr>
+      </w:pPr>
+      <w:bookmarkStart w:id="26" w:name="_Toc225136450"/>
+      <w:r>
+        <w:rPr>
+          <w:rFonts w:hint="eastAsia"/>
+        </w:rPr>
         <w:t>圖</w:t>
       </w:r>
       <w:r>
@@ -7047,11 +4478,2424 @@
         <w:rPr>
           <w:noProof/>
         </w:rPr>
+        <w:t>2</w:t>
+      </w:r>
+      <w:r>
+        <w:fldChar w:fldCharType="end"/>
+      </w:r>
+      <w:r>
+        <w:rPr>
+          <w:rFonts w:hint="eastAsia"/>
+        </w:rPr>
+        <w:t>研究方法流程示意圖</w:t>
+      </w:r>
+      <w:bookmarkEnd w:id="26"/>
+    </w:p>
+    <w:p>
+      <w:pPr>
+        <w:pStyle w:val="3"/>
+        <w:rPr>
+          <w:rFonts w:ascii="標楷體" w:eastAsia="標楷體" w:hAnsi="標楷體" w:hint="eastAsia"/>
+          <w:sz w:val="28"/>
+          <w:szCs w:val="28"/>
+        </w:rPr>
+      </w:pPr>
+      <w:bookmarkStart w:id="27" w:name="_Toc225136443"/>
+      <w:r>
+        <w:rPr>
+          <w:rFonts w:ascii="Times New Roman" w:eastAsia="微軟正黑體" w:hAnsi="Times New Roman" w:cs="Times New Roman"/>
+          <w:sz w:val="28"/>
+          <w:szCs w:val="28"/>
+        </w:rPr>
+        <w:t>3.2</w:t>
+      </w:r>
+      <w:r>
+        <w:rPr>
+          <w:rFonts w:ascii="標楷體" w:eastAsia="標楷體" w:hAnsi="標楷體" w:hint="eastAsia"/>
+          <w:sz w:val="28"/>
+          <w:szCs w:val="28"/>
+        </w:rPr>
+        <w:t xml:space="preserve"> </w:t>
+      </w:r>
+      <w:r>
+        <w:rPr>
+          <w:rFonts w:ascii="標楷體" w:eastAsia="標楷體" w:hAnsi="標楷體"/>
+          <w:sz w:val="28"/>
+          <w:szCs w:val="28"/>
+        </w:rPr>
+        <w:t>資料來源</w:t>
+      </w:r>
+      <w:bookmarkEnd w:id="27"/>
+    </w:p>
+    <w:p>
+      <w:pPr>
+        <w:rPr>
+          <w:rFonts w:hint="eastAsia"/>
+        </w:rPr>
+      </w:pPr>
+      <w:r>
+        <w:t>本研究</w:t>
+      </w:r>
+      <w:r>
+        <w:rPr>
+          <w:b/>
+          <w:bCs/>
+        </w:rPr>
+        <w:t>假設</w:t>
+      </w:r>
+      <w:r>
+        <w:t>採用公開資料集與政府統計資料為來源（見</w:t>
+      </w:r>
+      <w:r>
+        <w:fldChar w:fldCharType="begin"/>
+      </w:r>
+      <w:r>
+        <w:instrText xml:space="preserve"> REF _Ref225133408 \h </w:instrText>
+      </w:r>
+      <w:r>
+        <w:fldChar w:fldCharType="separate"/>
+      </w:r>
+      <w:r>
+        <w:rPr>
+          <w:rFonts w:hint="eastAsia"/>
+        </w:rPr>
+        <w:t>表</w:t>
+      </w:r>
+      <w:r>
+        <w:rPr>
+          <w:rFonts w:hint="eastAsia"/>
+        </w:rPr>
+        <w:t xml:space="preserve"> </w:t>
+      </w:r>
+      <w:r>
+        <w:rPr>
+          <w:noProof/>
+        </w:rPr>
+        <w:t>1</w:t>
+      </w:r>
+      <w:r>
+        <w:fldChar w:fldCharType="end"/>
+      </w:r>
+      <w:r>
+        <w:t>）。在製造業方面，</w:t>
+      </w:r>
+      <w:r>
+        <w:rPr>
+          <w:b/>
+          <w:bCs/>
+        </w:rPr>
+        <w:t>假設</w:t>
+      </w:r>
+      <w:r>
+        <w:t>使用</w:t>
+      </w:r>
+      <w:r>
+        <w:rPr>
+          <w:rFonts w:ascii="Times New Roman" w:hAnsi="Times New Roman" w:cs="Times New Roman"/>
+        </w:rPr>
+        <w:t>NASA C-MAPSS</w:t>
+      </w:r>
+      <w:proofErr w:type="gramStart"/>
+      <w:r>
+        <w:t>渦</w:t>
+      </w:r>
+      <w:proofErr w:type="gramEnd"/>
+      <w:r>
+        <w:t>扇引擎故障數據集（約</w:t>
+      </w:r>
+      <w:r>
+        <w:t>2,000</w:t>
+      </w:r>
+      <w:r>
+        <w:t>筆飛行周期感測數據，時間範圍涵蓋模擬壽命週期），資料包含多通道振動、溫度等感測器讀數。</w:t>
+      </w:r>
+      <w:r>
+        <w:rPr>
+          <w:b/>
+          <w:bCs/>
+        </w:rPr>
+        <w:t>假設</w:t>
+      </w:r>
+      <w:r>
+        <w:t>資料前處理包括異常值檢測、缺失</w:t>
+      </w:r>
+      <w:proofErr w:type="gramStart"/>
+      <w:r>
+        <w:t>值插補與</w:t>
+      </w:r>
+      <w:proofErr w:type="gramEnd"/>
+      <w:r>
+        <w:t>特徵標準化。金融業方面，</w:t>
+      </w:r>
+      <w:r>
+        <w:rPr>
+          <w:b/>
+          <w:bCs/>
+        </w:rPr>
+        <w:t>假設</w:t>
+      </w:r>
+      <w:r>
+        <w:t>使用公開股市歷史價格與經濟指標資料（例如</w:t>
+      </w:r>
+      <w:r>
+        <w:rPr>
+          <w:rFonts w:ascii="Times New Roman" w:hAnsi="Times New Roman" w:cs="Times New Roman"/>
+        </w:rPr>
+        <w:t>Yahoo Finance</w:t>
+      </w:r>
+      <w:r>
+        <w:t>歷史股價，以及政府公布的利率與通膨數據，總樣本數約數萬筆，時間範圍</w:t>
+      </w:r>
+      <w:r>
+        <w:t>2000</w:t>
+      </w:r>
+      <w:proofErr w:type="gramStart"/>
+      <w:r>
+        <w:t>–</w:t>
+      </w:r>
+      <w:proofErr w:type="gramEnd"/>
+      <w:r>
+        <w:t>2025</w:t>
+      </w:r>
+      <w:r>
+        <w:t>年）。金融數據前處理步驟同樣包括缺</w:t>
+      </w:r>
+      <w:r>
+        <w:lastRenderedPageBreak/>
+        <w:t>失值處理、特徵縮放與類別編碼。兩者皆假設採用分訓練集</w:t>
+      </w:r>
+      <w:r>
+        <w:t>/</w:t>
+      </w:r>
+      <w:r>
+        <w:t>測試集</w:t>
+      </w:r>
+      <w:proofErr w:type="gramStart"/>
+      <w:r>
+        <w:t>（</w:t>
+      </w:r>
+      <w:proofErr w:type="gramEnd"/>
+      <w:r>
+        <w:t>7:3</w:t>
+      </w:r>
+      <w:proofErr w:type="gramStart"/>
+      <w:r>
+        <w:t>）</w:t>
+      </w:r>
+      <w:proofErr w:type="gramEnd"/>
+      <w:r>
+        <w:t>進行模型評估。</w:t>
+      </w:r>
+      <w:r>
+        <w:rPr>
+          <w:b/>
+          <w:bCs/>
+        </w:rPr>
+        <w:t>假設</w:t>
+      </w:r>
+      <w:r>
+        <w:t>該研究未與企業合作，故資料</w:t>
+      </w:r>
+      <w:proofErr w:type="gramStart"/>
+      <w:r>
+        <w:t>來源均為公共</w:t>
+      </w:r>
+      <w:proofErr w:type="gramEnd"/>
+      <w:r>
+        <w:t>管道並已被去識別化。</w:t>
+      </w:r>
+    </w:p>
+    <w:p>
+      <w:pPr>
+        <w:pStyle w:val="af5"/>
+        <w:keepNext/>
+        <w:jc w:val="center"/>
+      </w:pPr>
+      <w:bookmarkStart w:id="28" w:name="_Ref225133408"/>
+      <w:bookmarkStart w:id="29" w:name="_Toc225136453"/>
+      <w:r>
+        <w:rPr>
+          <w:rFonts w:hint="eastAsia"/>
+        </w:rPr>
+        <w:t>表</w:t>
+      </w:r>
+      <w:r>
+        <w:rPr>
+          <w:rFonts w:hint="eastAsia"/>
+        </w:rPr>
+        <w:t xml:space="preserve"> </w:t>
+      </w:r>
+      <w:r>
+        <w:fldChar w:fldCharType="begin"/>
+      </w:r>
+      <w:r>
+        <w:instrText xml:space="preserve"> </w:instrText>
+      </w:r>
+      <w:r>
+        <w:rPr>
+          <w:rFonts w:hint="eastAsia"/>
+        </w:rPr>
+        <w:instrText xml:space="preserve">SEQ </w:instrText>
+      </w:r>
+      <w:r>
+        <w:rPr>
+          <w:rFonts w:hint="eastAsia"/>
+        </w:rPr>
+        <w:instrText>表</w:instrText>
+      </w:r>
+      <w:r>
+        <w:rPr>
+          <w:rFonts w:hint="eastAsia"/>
+        </w:rPr>
+        <w:instrText xml:space="preserve"> \* ARABIC</w:instrText>
+      </w:r>
+      <w:r>
+        <w:instrText xml:space="preserve"> </w:instrText>
+      </w:r>
+      <w:r>
+        <w:fldChar w:fldCharType="separate"/>
+      </w:r>
+      <w:r>
+        <w:rPr>
+          <w:noProof/>
+        </w:rPr>
+        <w:t>1</w:t>
+      </w:r>
+      <w:r>
+        <w:fldChar w:fldCharType="end"/>
+      </w:r>
+      <w:bookmarkEnd w:id="28"/>
+      <w:r>
+        <w:rPr>
+          <w:rFonts w:hint="eastAsia"/>
+        </w:rPr>
+        <w:t>資料來源與前處理方法比較</w:t>
+      </w:r>
+      <w:bookmarkEnd w:id="29"/>
+    </w:p>
+    <w:tbl>
+      <w:tblPr>
+        <w:tblStyle w:val="af6"/>
+        <w:tblW w:w="0" w:type="auto"/>
+        <w:tblLook w:val="04A0" w:firstRow="1" w:lastRow="0" w:firstColumn="1" w:lastColumn="0" w:noHBand="0" w:noVBand="1"/>
+      </w:tblPr>
+      <w:tblGrid>
+        <w:gridCol w:w="1447"/>
+        <w:gridCol w:w="1446"/>
+        <w:gridCol w:w="1475"/>
+        <w:gridCol w:w="1476"/>
+        <w:gridCol w:w="1473"/>
+        <w:gridCol w:w="1460"/>
+      </w:tblGrid>
+      <w:tr>
+        <w:tc>
+          <w:tcPr>
+            <w:tcW w:w="1502" w:type="dxa"/>
+          </w:tcPr>
+          <w:p>
+            <w:pPr>
+              <w:rPr>
+                <w:rFonts w:hint="eastAsia"/>
+              </w:rPr>
+            </w:pPr>
+            <w:r>
+              <w:rPr>
+                <w:rFonts w:hint="eastAsia"/>
+              </w:rPr>
+              <w:t>範例領域</w:t>
+            </w:r>
+          </w:p>
+        </w:tc>
+        <w:tc>
+          <w:tcPr>
+            <w:tcW w:w="1502" w:type="dxa"/>
+          </w:tcPr>
+          <w:p>
+            <w:pPr>
+              <w:rPr>
+                <w:rFonts w:hint="eastAsia"/>
+              </w:rPr>
+            </w:pPr>
+            <w:r>
+              <w:rPr>
+                <w:rFonts w:hint="eastAsia"/>
+              </w:rPr>
+              <w:t>資料類型</w:t>
+            </w:r>
+          </w:p>
+        </w:tc>
+        <w:tc>
+          <w:tcPr>
+            <w:tcW w:w="1503" w:type="dxa"/>
+          </w:tcPr>
+          <w:p>
+            <w:pPr>
+              <w:rPr>
+                <w:rFonts w:hint="eastAsia"/>
+              </w:rPr>
+            </w:pPr>
+            <w:r>
+              <w:rPr>
+                <w:rFonts w:hint="eastAsia"/>
+              </w:rPr>
+              <w:t>假設資料來源</w:t>
+            </w:r>
+          </w:p>
+        </w:tc>
+        <w:tc>
+          <w:tcPr>
+            <w:tcW w:w="1503" w:type="dxa"/>
+          </w:tcPr>
+          <w:p>
+            <w:pPr>
+              <w:rPr>
+                <w:rFonts w:hint="eastAsia"/>
+              </w:rPr>
+            </w:pPr>
+            <w:r>
+              <w:rPr>
+                <w:rFonts w:hint="eastAsia"/>
+              </w:rPr>
+              <w:t>樣本數</w:t>
+            </w:r>
+            <w:r>
+              <w:rPr>
+                <w:rFonts w:hint="eastAsia"/>
+              </w:rPr>
+              <w:t>(</w:t>
+            </w:r>
+            <w:r>
+              <w:rPr>
+                <w:rFonts w:hint="eastAsia"/>
+              </w:rPr>
+              <w:t>筆</w:t>
+            </w:r>
+            <w:r>
+              <w:rPr>
+                <w:rFonts w:hint="eastAsia"/>
+              </w:rPr>
+              <w:t>)</w:t>
+            </w:r>
+          </w:p>
+        </w:tc>
+        <w:tc>
+          <w:tcPr>
+            <w:tcW w:w="1503" w:type="dxa"/>
+          </w:tcPr>
+          <w:p>
+            <w:pPr>
+              <w:rPr>
+                <w:rFonts w:hint="eastAsia"/>
+              </w:rPr>
+            </w:pPr>
+            <w:r>
+              <w:rPr>
+                <w:rFonts w:hint="eastAsia"/>
+              </w:rPr>
+              <w:t>時間範圍</w:t>
+            </w:r>
+          </w:p>
+        </w:tc>
+        <w:tc>
+          <w:tcPr>
+            <w:tcW w:w="1503" w:type="dxa"/>
+          </w:tcPr>
+          <w:p>
+            <w:pPr>
+              <w:rPr>
+                <w:rFonts w:hint="eastAsia"/>
+              </w:rPr>
+            </w:pPr>
+            <w:r>
+              <w:rPr>
+                <w:rFonts w:hint="eastAsia"/>
+              </w:rPr>
+              <w:t>前處理方法</w:t>
+            </w:r>
+          </w:p>
+        </w:tc>
+      </w:tr>
+      <w:tr>
+        <w:tc>
+          <w:tcPr>
+            <w:tcW w:w="1502" w:type="dxa"/>
+          </w:tcPr>
+          <w:p>
+            <w:pPr>
+              <w:rPr>
+                <w:rFonts w:hint="eastAsia"/>
+              </w:rPr>
+            </w:pPr>
+            <w:r>
+              <w:rPr>
+                <w:rFonts w:hint="eastAsia"/>
+              </w:rPr>
+              <w:t>製造業</w:t>
+            </w:r>
+          </w:p>
+        </w:tc>
+        <w:tc>
+          <w:tcPr>
+            <w:tcW w:w="1502" w:type="dxa"/>
+          </w:tcPr>
+          <w:p>
+            <w:pPr>
+              <w:rPr>
+                <w:rFonts w:hint="eastAsia"/>
+              </w:rPr>
+            </w:pPr>
+            <w:r>
+              <w:rPr>
+                <w:rFonts w:hint="eastAsia"/>
+              </w:rPr>
+              <w:t>飛行器引擎感測數據</w:t>
+            </w:r>
+          </w:p>
+        </w:tc>
+        <w:tc>
+          <w:tcPr>
+            <w:tcW w:w="1503" w:type="dxa"/>
+          </w:tcPr>
+          <w:p>
+            <w:pPr>
+              <w:rPr>
+                <w:rFonts w:hint="eastAsia"/>
+              </w:rPr>
+            </w:pPr>
+            <w:r>
+              <w:rPr>
+                <w:rFonts w:hint="eastAsia"/>
+              </w:rPr>
+              <w:t>NASA C-MAPSS</w:t>
+            </w:r>
+            <w:r>
+              <w:rPr>
+                <w:rFonts w:hint="eastAsia"/>
+              </w:rPr>
+              <w:t>假設</w:t>
+            </w:r>
+          </w:p>
+        </w:tc>
+        <w:tc>
+          <w:tcPr>
+            <w:tcW w:w="1503" w:type="dxa"/>
+          </w:tcPr>
+          <w:p>
+            <w:pPr>
+              <w:rPr>
+                <w:rFonts w:hint="eastAsia"/>
+              </w:rPr>
+            </w:pPr>
+            <w:r>
+              <w:rPr>
+                <w:rFonts w:hint="eastAsia"/>
+              </w:rPr>
+              <w:t>~2,000</w:t>
+            </w:r>
+          </w:p>
+        </w:tc>
+        <w:tc>
+          <w:tcPr>
+            <w:tcW w:w="1503" w:type="dxa"/>
+          </w:tcPr>
+          <w:p>
+            <w:pPr>
+              <w:rPr>
+                <w:rFonts w:hint="eastAsia"/>
+              </w:rPr>
+            </w:pPr>
+            <w:r>
+              <w:rPr>
+                <w:rFonts w:hint="eastAsia"/>
+              </w:rPr>
+              <w:t>模擬壽命週期</w:t>
+            </w:r>
+          </w:p>
+        </w:tc>
+        <w:tc>
+          <w:tcPr>
+            <w:tcW w:w="1503" w:type="dxa"/>
+          </w:tcPr>
+          <w:p>
+            <w:pPr>
+              <w:rPr>
+                <w:rFonts w:hint="eastAsia"/>
+              </w:rPr>
+            </w:pPr>
+            <w:r>
+              <w:rPr>
+                <w:rFonts w:hint="eastAsia"/>
+              </w:rPr>
+              <w:t>異常值剔除、標準化</w:t>
+            </w:r>
+          </w:p>
+        </w:tc>
+      </w:tr>
+      <w:tr>
+        <w:tc>
+          <w:tcPr>
+            <w:tcW w:w="1502" w:type="dxa"/>
+          </w:tcPr>
+          <w:p>
+            <w:pPr>
+              <w:rPr>
+                <w:rFonts w:hint="eastAsia"/>
+              </w:rPr>
+            </w:pPr>
+            <w:r>
+              <w:rPr>
+                <w:rFonts w:hint="eastAsia"/>
+              </w:rPr>
+              <w:t>製造業</w:t>
+            </w:r>
+          </w:p>
+        </w:tc>
+        <w:tc>
+          <w:tcPr>
+            <w:tcW w:w="1502" w:type="dxa"/>
+          </w:tcPr>
+          <w:p>
+            <w:pPr>
+              <w:rPr>
+                <w:rFonts w:hint="eastAsia"/>
+              </w:rPr>
+            </w:pPr>
+            <w:r>
+              <w:rPr>
+                <w:rFonts w:hint="eastAsia"/>
+              </w:rPr>
+              <w:t>生產線日志</w:t>
+            </w:r>
+          </w:p>
+        </w:tc>
+        <w:tc>
+          <w:tcPr>
+            <w:tcW w:w="1503" w:type="dxa"/>
+          </w:tcPr>
+          <w:p>
+            <w:pPr>
+              <w:rPr>
+                <w:rFonts w:hint="eastAsia"/>
+              </w:rPr>
+            </w:pPr>
+            <w:r>
+              <w:rPr>
+                <w:rFonts w:hint="eastAsia"/>
+              </w:rPr>
+              <w:t>公開製造流程資料</w:t>
+            </w:r>
+          </w:p>
+        </w:tc>
+        <w:tc>
+          <w:tcPr>
+            <w:tcW w:w="1503" w:type="dxa"/>
+          </w:tcPr>
+          <w:p>
+            <w:pPr>
+              <w:rPr>
+                <w:rFonts w:hint="eastAsia"/>
+              </w:rPr>
+            </w:pPr>
+            <w:r>
+              <w:rPr>
+                <w:rFonts w:hint="eastAsia"/>
+              </w:rPr>
+              <w:t>~10,000</w:t>
+            </w:r>
+          </w:p>
+        </w:tc>
+        <w:tc>
+          <w:tcPr>
+            <w:tcW w:w="1503" w:type="dxa"/>
+          </w:tcPr>
+          <w:p>
+            <w:pPr>
+              <w:rPr>
+                <w:rFonts w:hint="eastAsia"/>
+              </w:rPr>
+            </w:pPr>
+            <w:r>
+              <w:rPr>
+                <w:rFonts w:hint="eastAsia"/>
+              </w:rPr>
+              <w:t>2020</w:t>
+            </w:r>
+            <w:proofErr w:type="gramStart"/>
+            <w:r>
+              <w:rPr>
+                <w:rFonts w:hint="eastAsia"/>
+              </w:rPr>
+              <w:t>–</w:t>
+            </w:r>
+            <w:proofErr w:type="gramEnd"/>
+            <w:r>
+              <w:rPr>
+                <w:rFonts w:hint="eastAsia"/>
+              </w:rPr>
+              <w:t>2024</w:t>
+            </w:r>
+            <w:r>
+              <w:rPr>
+                <w:rFonts w:hint="eastAsia"/>
+              </w:rPr>
+              <w:t>年</w:t>
+            </w:r>
+          </w:p>
+        </w:tc>
+        <w:tc>
+          <w:tcPr>
+            <w:tcW w:w="1503" w:type="dxa"/>
+          </w:tcPr>
+          <w:p>
+            <w:pPr>
+              <w:rPr>
+                <w:rFonts w:hint="eastAsia"/>
+              </w:rPr>
+            </w:pPr>
+            <w:r>
+              <w:rPr>
+                <w:rFonts w:hint="eastAsia"/>
+              </w:rPr>
+              <w:t>類別編碼、特徵篩選</w:t>
+            </w:r>
+          </w:p>
+        </w:tc>
+      </w:tr>
+      <w:tr>
+        <w:tc>
+          <w:tcPr>
+            <w:tcW w:w="1502" w:type="dxa"/>
+          </w:tcPr>
+          <w:p>
+            <w:pPr>
+              <w:rPr>
+                <w:rFonts w:hint="eastAsia"/>
+              </w:rPr>
+            </w:pPr>
+            <w:r>
+              <w:rPr>
+                <w:rFonts w:hint="eastAsia"/>
+              </w:rPr>
+              <w:t>金融業</w:t>
+            </w:r>
+          </w:p>
+        </w:tc>
+        <w:tc>
+          <w:tcPr>
+            <w:tcW w:w="1502" w:type="dxa"/>
+          </w:tcPr>
+          <w:p>
+            <w:pPr>
+              <w:rPr>
+                <w:rFonts w:hint="eastAsia"/>
+              </w:rPr>
+            </w:pPr>
+            <w:r>
+              <w:rPr>
+                <w:rFonts w:hint="eastAsia"/>
+              </w:rPr>
+              <w:t>股價與經濟指標</w:t>
+            </w:r>
+          </w:p>
+        </w:tc>
+        <w:tc>
+          <w:tcPr>
+            <w:tcW w:w="1503" w:type="dxa"/>
+          </w:tcPr>
+          <w:p>
+            <w:pPr>
+              <w:rPr>
+                <w:rFonts w:hint="eastAsia"/>
+              </w:rPr>
+            </w:pPr>
+            <w:r>
+              <w:rPr>
+                <w:rFonts w:hint="eastAsia"/>
+              </w:rPr>
+              <w:t>Yahoo Finance</w:t>
+            </w:r>
+            <w:r>
+              <w:rPr>
+                <w:rFonts w:hint="eastAsia"/>
+              </w:rPr>
+              <w:t>假設</w:t>
+            </w:r>
+          </w:p>
+        </w:tc>
+        <w:tc>
+          <w:tcPr>
+            <w:tcW w:w="1503" w:type="dxa"/>
+          </w:tcPr>
+          <w:p>
+            <w:pPr>
+              <w:rPr>
+                <w:rFonts w:hint="eastAsia"/>
+              </w:rPr>
+            </w:pPr>
+            <w:r>
+              <w:rPr>
+                <w:rFonts w:hint="eastAsia"/>
+              </w:rPr>
+              <w:t>~20,000</w:t>
+            </w:r>
+          </w:p>
+        </w:tc>
+        <w:tc>
+          <w:tcPr>
+            <w:tcW w:w="1503" w:type="dxa"/>
+          </w:tcPr>
+          <w:p>
+            <w:pPr>
+              <w:rPr>
+                <w:rFonts w:hint="eastAsia"/>
+              </w:rPr>
+            </w:pPr>
+            <w:r>
+              <w:rPr>
+                <w:rFonts w:hint="eastAsia"/>
+              </w:rPr>
+              <w:t>2000</w:t>
+            </w:r>
+            <w:proofErr w:type="gramStart"/>
+            <w:r>
+              <w:rPr>
+                <w:rFonts w:hint="eastAsia"/>
+              </w:rPr>
+              <w:t>–</w:t>
+            </w:r>
+            <w:proofErr w:type="gramEnd"/>
+            <w:r>
+              <w:rPr>
+                <w:rFonts w:hint="eastAsia"/>
+              </w:rPr>
+              <w:t>2025</w:t>
+            </w:r>
+            <w:r>
+              <w:rPr>
+                <w:rFonts w:hint="eastAsia"/>
+              </w:rPr>
+              <w:t>年</w:t>
+            </w:r>
+          </w:p>
+        </w:tc>
+        <w:tc>
+          <w:tcPr>
+            <w:tcW w:w="1503" w:type="dxa"/>
+          </w:tcPr>
+          <w:p>
+            <w:pPr>
+              <w:rPr>
+                <w:rFonts w:hint="eastAsia"/>
+              </w:rPr>
+            </w:pPr>
+            <w:r>
+              <w:rPr>
+                <w:rFonts w:hint="eastAsia"/>
+              </w:rPr>
+              <w:t>缺失</w:t>
+            </w:r>
+            <w:proofErr w:type="gramStart"/>
+            <w:r>
+              <w:rPr>
+                <w:rFonts w:hint="eastAsia"/>
+              </w:rPr>
+              <w:t>值插補</w:t>
+            </w:r>
+            <w:proofErr w:type="gramEnd"/>
+            <w:r>
+              <w:rPr>
+                <w:rFonts w:hint="eastAsia"/>
+              </w:rPr>
+              <w:t>、時間序列平滑</w:t>
+            </w:r>
+          </w:p>
+        </w:tc>
+      </w:tr>
+      <w:tr>
+        <w:tc>
+          <w:tcPr>
+            <w:tcW w:w="1502" w:type="dxa"/>
+          </w:tcPr>
+          <w:p>
+            <w:pPr>
+              <w:rPr>
+                <w:rFonts w:hint="eastAsia"/>
+              </w:rPr>
+            </w:pPr>
+            <w:r>
+              <w:rPr>
+                <w:rFonts w:hint="eastAsia"/>
+              </w:rPr>
+              <w:t>金融業</w:t>
+            </w:r>
+          </w:p>
+        </w:tc>
+        <w:tc>
+          <w:tcPr>
+            <w:tcW w:w="1502" w:type="dxa"/>
+          </w:tcPr>
+          <w:p>
+            <w:pPr>
+              <w:rPr>
+                <w:rFonts w:hint="eastAsia"/>
+              </w:rPr>
+            </w:pPr>
+            <w:r>
+              <w:rPr>
+                <w:rFonts w:hint="eastAsia"/>
+              </w:rPr>
+              <w:t>客戶交易與風險因子</w:t>
+            </w:r>
+          </w:p>
+        </w:tc>
+        <w:tc>
+          <w:tcPr>
+            <w:tcW w:w="1503" w:type="dxa"/>
+          </w:tcPr>
+          <w:p>
+            <w:pPr>
+              <w:rPr>
+                <w:rFonts w:hint="eastAsia"/>
+              </w:rPr>
+            </w:pPr>
+            <w:r>
+              <w:rPr>
+                <w:rFonts w:hint="eastAsia"/>
+              </w:rPr>
+              <w:t>政府統計資料</w:t>
+            </w:r>
+          </w:p>
+        </w:tc>
+        <w:tc>
+          <w:tcPr>
+            <w:tcW w:w="1503" w:type="dxa"/>
+          </w:tcPr>
+          <w:p>
+            <w:pPr>
+              <w:rPr>
+                <w:rFonts w:hint="eastAsia"/>
+              </w:rPr>
+            </w:pPr>
+            <w:r>
+              <w:rPr>
+                <w:rFonts w:hint="eastAsia"/>
+              </w:rPr>
+              <w:t>~15,000</w:t>
+            </w:r>
+          </w:p>
+        </w:tc>
+        <w:tc>
+          <w:tcPr>
+            <w:tcW w:w="1503" w:type="dxa"/>
+          </w:tcPr>
+          <w:p>
+            <w:pPr>
+              <w:rPr>
+                <w:rFonts w:hint="eastAsia"/>
+              </w:rPr>
+            </w:pPr>
+            <w:r>
+              <w:rPr>
+                <w:rFonts w:hint="eastAsia"/>
+              </w:rPr>
+              <w:t>2015</w:t>
+            </w:r>
+            <w:proofErr w:type="gramStart"/>
+            <w:r>
+              <w:rPr>
+                <w:rFonts w:hint="eastAsia"/>
+              </w:rPr>
+              <w:t>–</w:t>
+            </w:r>
+            <w:proofErr w:type="gramEnd"/>
+            <w:r>
+              <w:rPr>
+                <w:rFonts w:hint="eastAsia"/>
+              </w:rPr>
+              <w:t>2025</w:t>
+            </w:r>
+            <w:r>
+              <w:rPr>
+                <w:rFonts w:hint="eastAsia"/>
+              </w:rPr>
+              <w:t>年</w:t>
+            </w:r>
+          </w:p>
+        </w:tc>
+        <w:tc>
+          <w:tcPr>
+            <w:tcW w:w="1503" w:type="dxa"/>
+          </w:tcPr>
+          <w:p>
+            <w:pPr>
+              <w:rPr>
+                <w:rFonts w:hint="eastAsia"/>
+              </w:rPr>
+            </w:pPr>
+            <w:r>
+              <w:rPr>
+                <w:rFonts w:hint="eastAsia"/>
+              </w:rPr>
+              <w:t>特徵縮放、標籤平衡</w:t>
+            </w:r>
+          </w:p>
+        </w:tc>
+      </w:tr>
+    </w:tbl>
+    <w:p>
+      <w:pPr>
+        <w:rPr>
+          <w:rFonts w:hint="eastAsia"/>
+        </w:rPr>
+      </w:pPr>
+      <w:r>
+        <w:t>在模型與演算法選擇方面，本研究將比較不同</w:t>
+      </w:r>
+      <w:proofErr w:type="gramStart"/>
+      <w:r>
+        <w:t>工具與算法</w:t>
+      </w:r>
+      <w:proofErr w:type="gramEnd"/>
+      <w:r>
+        <w:t>在</w:t>
+      </w:r>
+      <w:r>
+        <w:rPr>
+          <w:rFonts w:ascii="Times New Roman" w:hAnsi="Times New Roman" w:cs="Times New Roman"/>
+        </w:rPr>
+        <w:t>DSS</w:t>
+      </w:r>
+      <w:r>
+        <w:t>中的表現（參考文獻）。</w:t>
+      </w:r>
+      <w:r>
+        <w:fldChar w:fldCharType="begin"/>
+      </w:r>
+      <w:r>
+        <w:instrText xml:space="preserve"> REF _Ref225133421 \h </w:instrText>
+      </w:r>
+      <w:r>
+        <w:fldChar w:fldCharType="separate"/>
+      </w:r>
+      <w:r>
+        <w:rPr>
+          <w:rFonts w:hint="eastAsia"/>
+        </w:rPr>
+        <w:t>表</w:t>
+      </w:r>
+      <w:r>
+        <w:rPr>
+          <w:rFonts w:hint="eastAsia"/>
+        </w:rPr>
+        <w:t xml:space="preserve"> </w:t>
+      </w:r>
+      <w:r>
+        <w:rPr>
+          <w:noProof/>
+        </w:rPr>
+        <w:t>2</w:t>
+      </w:r>
+      <w:r>
+        <w:fldChar w:fldCharType="end"/>
+      </w:r>
+      <w:r>
+        <w:t>比較了常用的</w:t>
+      </w:r>
+      <w:r>
+        <w:rPr>
+          <w:rFonts w:ascii="Times New Roman" w:hAnsi="Times New Roman" w:cs="Times New Roman"/>
+        </w:rPr>
+        <w:t>AI</w:t>
+      </w:r>
+      <w:r>
+        <w:t>演算法</w:t>
+      </w:r>
+      <w:r>
+        <w:t>。</w:t>
+      </w:r>
+    </w:p>
+    <w:p>
+      <w:pPr>
+        <w:pStyle w:val="af5"/>
+        <w:keepNext/>
+        <w:jc w:val="center"/>
+      </w:pPr>
+      <w:bookmarkStart w:id="30" w:name="_Ref225133421"/>
+      <w:bookmarkStart w:id="31" w:name="_Toc225136454"/>
+      <w:r>
+        <w:rPr>
+          <w:rFonts w:hint="eastAsia"/>
+        </w:rPr>
+        <w:t>表</w:t>
+      </w:r>
+      <w:r>
+        <w:rPr>
+          <w:rFonts w:hint="eastAsia"/>
+        </w:rPr>
+        <w:t xml:space="preserve"> </w:t>
+      </w:r>
+      <w:r>
+        <w:fldChar w:fldCharType="begin"/>
+      </w:r>
+      <w:r>
+        <w:instrText xml:space="preserve"> </w:instrText>
+      </w:r>
+      <w:r>
+        <w:rPr>
+          <w:rFonts w:hint="eastAsia"/>
+        </w:rPr>
+        <w:instrText xml:space="preserve">SEQ </w:instrText>
+      </w:r>
+      <w:r>
+        <w:rPr>
+          <w:rFonts w:hint="eastAsia"/>
+        </w:rPr>
+        <w:instrText>表</w:instrText>
+      </w:r>
+      <w:r>
+        <w:rPr>
+          <w:rFonts w:hint="eastAsia"/>
+        </w:rPr>
+        <w:instrText xml:space="preserve"> \* ARABIC</w:instrText>
+      </w:r>
+      <w:r>
+        <w:instrText xml:space="preserve"> </w:instrText>
+      </w:r>
+      <w:r>
+        <w:fldChar w:fldCharType="separate"/>
+      </w:r>
+      <w:r>
+        <w:rPr>
+          <w:noProof/>
+        </w:rPr>
+        <w:t>2</w:t>
+      </w:r>
+      <w:r>
+        <w:fldChar w:fldCharType="end"/>
+      </w:r>
+      <w:bookmarkEnd w:id="30"/>
+      <w:r>
+        <w:rPr>
+          <w:rFonts w:hint="eastAsia"/>
+        </w:rPr>
+        <w:t>常見</w:t>
+      </w:r>
+      <w:r>
+        <w:rPr>
+          <w:rFonts w:hint="eastAsia"/>
+        </w:rPr>
+        <w:t>AI</w:t>
+      </w:r>
+      <w:r>
+        <w:rPr>
+          <w:rFonts w:hint="eastAsia"/>
+        </w:rPr>
+        <w:t>演算法於決策支援系統中的優缺點比較</w:t>
+      </w:r>
+      <w:bookmarkEnd w:id="31"/>
+    </w:p>
+    <w:tbl>
+      <w:tblPr>
+        <w:tblStyle w:val="af6"/>
+        <w:tblW w:w="0" w:type="auto"/>
+        <w:tblLook w:val="04A0" w:firstRow="1" w:lastRow="0" w:firstColumn="1" w:lastColumn="0" w:noHBand="0" w:noVBand="1"/>
+      </w:tblPr>
+      <w:tblGrid>
+        <w:gridCol w:w="2192"/>
+        <w:gridCol w:w="2189"/>
+        <w:gridCol w:w="2198"/>
+        <w:gridCol w:w="2198"/>
+      </w:tblGrid>
+      <w:tr>
+        <w:tc>
+          <w:tcPr>
+            <w:tcW w:w="2254" w:type="dxa"/>
+          </w:tcPr>
+          <w:p>
+            <w:pPr>
+              <w:rPr>
+                <w:rFonts w:hint="eastAsia"/>
+              </w:rPr>
+            </w:pPr>
+            <w:r>
+              <w:rPr>
+                <w:rFonts w:hint="eastAsia"/>
+              </w:rPr>
+              <w:t>演算法</w:t>
+            </w:r>
+          </w:p>
+        </w:tc>
+        <w:tc>
+          <w:tcPr>
+            <w:tcW w:w="2254" w:type="dxa"/>
+          </w:tcPr>
+          <w:p>
+            <w:pPr>
+              <w:rPr>
+                <w:rFonts w:hint="eastAsia"/>
+              </w:rPr>
+            </w:pPr>
+            <w:r>
+              <w:rPr>
+                <w:rFonts w:hint="eastAsia"/>
+              </w:rPr>
+              <w:t>類別</w:t>
+            </w:r>
+          </w:p>
+        </w:tc>
+        <w:tc>
+          <w:tcPr>
+            <w:tcW w:w="2254" w:type="dxa"/>
+          </w:tcPr>
+          <w:p>
+            <w:pPr>
+              <w:rPr>
+                <w:rFonts w:hint="eastAsia"/>
+              </w:rPr>
+            </w:pPr>
+            <w:r>
+              <w:rPr>
+                <w:rFonts w:hint="eastAsia"/>
+              </w:rPr>
+              <w:t>主要優點</w:t>
+            </w:r>
+          </w:p>
+        </w:tc>
+        <w:tc>
+          <w:tcPr>
+            <w:tcW w:w="2254" w:type="dxa"/>
+          </w:tcPr>
+          <w:p>
+            <w:pPr>
+              <w:rPr>
+                <w:rFonts w:hint="eastAsia"/>
+              </w:rPr>
+            </w:pPr>
+            <w:r>
+              <w:rPr>
+                <w:rFonts w:hint="eastAsia"/>
+              </w:rPr>
+              <w:t>主要缺點</w:t>
+            </w:r>
+          </w:p>
+        </w:tc>
+      </w:tr>
+      <w:tr>
+        <w:tc>
+          <w:tcPr>
+            <w:tcW w:w="2254" w:type="dxa"/>
+          </w:tcPr>
+          <w:p>
+            <w:pPr>
+              <w:rPr>
+                <w:rFonts w:hint="eastAsia"/>
+              </w:rPr>
+            </w:pPr>
+            <w:r>
+              <w:rPr>
+                <w:rFonts w:hint="eastAsia"/>
+              </w:rPr>
+              <w:t>決策樹</w:t>
+            </w:r>
+          </w:p>
+        </w:tc>
+        <w:tc>
+          <w:tcPr>
+            <w:tcW w:w="2254" w:type="dxa"/>
+          </w:tcPr>
+          <w:p>
+            <w:pPr>
+              <w:rPr>
+                <w:rFonts w:hint="eastAsia"/>
+              </w:rPr>
+            </w:pPr>
+            <w:r>
+              <w:rPr>
+                <w:rFonts w:hint="eastAsia"/>
+              </w:rPr>
+              <w:t>監督式分類</w:t>
+            </w:r>
+          </w:p>
+        </w:tc>
+        <w:tc>
+          <w:tcPr>
+            <w:tcW w:w="2254" w:type="dxa"/>
+          </w:tcPr>
+          <w:p>
+            <w:pPr>
+              <w:rPr>
+                <w:rFonts w:hint="eastAsia"/>
+              </w:rPr>
+            </w:pPr>
+            <w:r>
+              <w:rPr>
+                <w:rFonts w:hint="eastAsia"/>
+              </w:rPr>
+              <w:t>易解釋，運算速度快</w:t>
+            </w:r>
+          </w:p>
+        </w:tc>
+        <w:tc>
+          <w:tcPr>
+            <w:tcW w:w="2254" w:type="dxa"/>
+          </w:tcPr>
+          <w:p>
+            <w:pPr>
+              <w:rPr>
+                <w:rFonts w:hint="eastAsia"/>
+              </w:rPr>
+            </w:pPr>
+            <w:proofErr w:type="gramStart"/>
+            <w:r>
+              <w:rPr>
+                <w:rFonts w:hint="eastAsia"/>
+              </w:rPr>
+              <w:t>易過擬</w:t>
+            </w:r>
+            <w:proofErr w:type="gramEnd"/>
+            <w:r>
+              <w:rPr>
+                <w:rFonts w:hint="eastAsia"/>
+              </w:rPr>
+              <w:t>合，對數據分布敏感</w:t>
+            </w:r>
+          </w:p>
+        </w:tc>
+      </w:tr>
+      <w:tr>
+        <w:tc>
+          <w:tcPr>
+            <w:tcW w:w="2254" w:type="dxa"/>
+          </w:tcPr>
+          <w:p>
+            <w:pPr>
+              <w:rPr>
+                <w:rFonts w:hint="eastAsia"/>
+              </w:rPr>
+            </w:pPr>
+            <w:r>
+              <w:rPr>
+                <w:rFonts w:hint="eastAsia"/>
+              </w:rPr>
+              <w:lastRenderedPageBreak/>
+              <w:t>隨機森林</w:t>
+            </w:r>
+          </w:p>
+        </w:tc>
+        <w:tc>
+          <w:tcPr>
+            <w:tcW w:w="2254" w:type="dxa"/>
+          </w:tcPr>
+          <w:p>
+            <w:pPr>
+              <w:rPr>
+                <w:rFonts w:hint="eastAsia"/>
+              </w:rPr>
+            </w:pPr>
+            <w:r>
+              <w:rPr>
+                <w:rFonts w:hint="eastAsia"/>
+              </w:rPr>
+              <w:t>監督式分類</w:t>
+            </w:r>
+          </w:p>
+        </w:tc>
+        <w:tc>
+          <w:tcPr>
+            <w:tcW w:w="2254" w:type="dxa"/>
+          </w:tcPr>
+          <w:p>
+            <w:pPr>
+              <w:rPr>
+                <w:rFonts w:hint="eastAsia"/>
+              </w:rPr>
+            </w:pPr>
+            <w:proofErr w:type="gramStart"/>
+            <w:r>
+              <w:rPr>
+                <w:rFonts w:hint="eastAsia"/>
+              </w:rPr>
+              <w:t>抗過擬</w:t>
+            </w:r>
+            <w:proofErr w:type="gramEnd"/>
+            <w:r>
+              <w:rPr>
+                <w:rFonts w:hint="eastAsia"/>
+              </w:rPr>
+              <w:t>合能力強，精度較高</w:t>
+            </w:r>
+          </w:p>
+        </w:tc>
+        <w:tc>
+          <w:tcPr>
+            <w:tcW w:w="2254" w:type="dxa"/>
+          </w:tcPr>
+          <w:p>
+            <w:pPr>
+              <w:rPr>
+                <w:rFonts w:hint="eastAsia"/>
+              </w:rPr>
+            </w:pPr>
+            <w:r>
+              <w:rPr>
+                <w:rFonts w:hint="eastAsia"/>
+              </w:rPr>
+              <w:t>較難解釋，模型較大</w:t>
+            </w:r>
+          </w:p>
+        </w:tc>
+      </w:tr>
+      <w:tr>
+        <w:tc>
+          <w:tcPr>
+            <w:tcW w:w="2254" w:type="dxa"/>
+          </w:tcPr>
+          <w:p>
+            <w:pPr>
+              <w:rPr>
+                <w:rFonts w:hint="eastAsia"/>
+              </w:rPr>
+            </w:pPr>
+            <w:r>
+              <w:rPr>
+                <w:rFonts w:hint="eastAsia"/>
+              </w:rPr>
+              <w:t>神經網路</w:t>
+            </w:r>
+            <w:r>
+              <w:rPr>
+                <w:rFonts w:hint="eastAsia"/>
+              </w:rPr>
+              <w:t>(</w:t>
+            </w:r>
+            <w:r>
+              <w:rPr>
+                <w:rFonts w:hint="eastAsia"/>
+              </w:rPr>
+              <w:t>深度學習</w:t>
+            </w:r>
+            <w:r>
+              <w:rPr>
+                <w:rFonts w:hint="eastAsia"/>
+              </w:rPr>
+              <w:t>)</w:t>
+            </w:r>
+          </w:p>
+        </w:tc>
+        <w:tc>
+          <w:tcPr>
+            <w:tcW w:w="2254" w:type="dxa"/>
+          </w:tcPr>
+          <w:p>
+            <w:pPr>
+              <w:rPr>
+                <w:rFonts w:hint="eastAsia"/>
+              </w:rPr>
+            </w:pPr>
+            <w:r>
+              <w:rPr>
+                <w:rFonts w:hint="eastAsia"/>
+              </w:rPr>
+              <w:t>監督式</w:t>
+            </w:r>
+            <w:r>
+              <w:rPr>
+                <w:rFonts w:hint="eastAsia"/>
+              </w:rPr>
+              <w:t>/</w:t>
+            </w:r>
+            <w:r>
+              <w:rPr>
+                <w:rFonts w:hint="eastAsia"/>
+              </w:rPr>
+              <w:t>非監督式</w:t>
+            </w:r>
+          </w:p>
+        </w:tc>
+        <w:tc>
+          <w:tcPr>
+            <w:tcW w:w="2254" w:type="dxa"/>
+          </w:tcPr>
+          <w:p>
+            <w:pPr>
+              <w:rPr>
+                <w:rFonts w:hint="eastAsia"/>
+              </w:rPr>
+            </w:pPr>
+            <w:r>
+              <w:rPr>
+                <w:rFonts w:hint="eastAsia"/>
+              </w:rPr>
+              <w:t>適用大量非線性數據，表現優異</w:t>
+            </w:r>
+          </w:p>
+        </w:tc>
+        <w:tc>
+          <w:tcPr>
+            <w:tcW w:w="2254" w:type="dxa"/>
+          </w:tcPr>
+          <w:p>
+            <w:pPr>
+              <w:rPr>
+                <w:rFonts w:hint="eastAsia"/>
+              </w:rPr>
+            </w:pPr>
+            <w:r>
+              <w:rPr>
+                <w:rFonts w:hint="eastAsia"/>
+              </w:rPr>
+              <w:t>訓練時間長，需大量資料，黑盒性質</w:t>
+            </w:r>
+          </w:p>
+        </w:tc>
+      </w:tr>
+    </w:tbl>
+    <w:p>
+      <w:pPr>
+        <w:rPr>
+          <w:rFonts w:hint="eastAsia"/>
+        </w:rPr>
+      </w:pPr>
+      <w:r>
+        <w:fldChar w:fldCharType="begin"/>
+      </w:r>
+      <w:r>
+        <w:instrText xml:space="preserve"> REF _Ref225136574 \h </w:instrText>
+      </w:r>
+      <w:r>
+        <w:fldChar w:fldCharType="separate"/>
+      </w:r>
+      <w:r>
+        <w:rPr>
+          <w:rFonts w:hint="eastAsia"/>
+        </w:rPr>
+        <w:t>表</w:t>
+      </w:r>
+      <w:r>
+        <w:rPr>
+          <w:rFonts w:hint="eastAsia"/>
+        </w:rPr>
+        <w:t xml:space="preserve"> </w:t>
+      </w:r>
+      <w:r>
+        <w:rPr>
+          <w:noProof/>
+        </w:rPr>
+        <w:t>3</w:t>
+      </w:r>
+      <w:r>
+        <w:fldChar w:fldCharType="end"/>
+      </w:r>
+      <w:r>
+        <w:t>則對比了傳統</w:t>
+      </w:r>
+      <w:r>
+        <w:rPr>
+          <w:rFonts w:ascii="Times New Roman" w:hAnsi="Times New Roman" w:cs="Times New Roman"/>
+        </w:rPr>
+        <w:t>DSS</w:t>
+      </w:r>
+      <w:r>
+        <w:t>與</w:t>
+      </w:r>
+      <w:r>
+        <w:rPr>
+          <w:rFonts w:ascii="Times New Roman" w:hAnsi="Times New Roman" w:cs="Times New Roman"/>
+        </w:rPr>
+        <w:t>AI-DSS</w:t>
+      </w:r>
+      <w:r>
+        <w:t>在資料處理方式、決策準確度等方面的差異，強調</w:t>
+      </w:r>
+      <w:r>
+        <w:rPr>
+          <w:rFonts w:ascii="Times New Roman" w:hAnsi="Times New Roman" w:cs="Times New Roman"/>
+        </w:rPr>
+        <w:t>AI-DSS</w:t>
+      </w:r>
+      <w:r>
+        <w:t>在數據處理能力與自適應學習上的優勢。</w:t>
+      </w:r>
+    </w:p>
+    <w:p>
+      <w:pPr>
+        <w:pStyle w:val="af5"/>
+        <w:keepNext/>
+        <w:jc w:val="center"/>
+      </w:pPr>
+      <w:bookmarkStart w:id="32" w:name="_Ref225136574"/>
+      <w:r>
+        <w:rPr>
+          <w:rFonts w:hint="eastAsia"/>
+        </w:rPr>
+        <w:t>表</w:t>
+      </w:r>
+      <w:r>
+        <w:rPr>
+          <w:rFonts w:hint="eastAsia"/>
+        </w:rPr>
+        <w:t xml:space="preserve"> </w:t>
+      </w:r>
+      <w:r>
+        <w:fldChar w:fldCharType="begin"/>
+      </w:r>
+      <w:r>
+        <w:instrText xml:space="preserve"> </w:instrText>
+      </w:r>
+      <w:r>
+        <w:rPr>
+          <w:rFonts w:hint="eastAsia"/>
+        </w:rPr>
+        <w:instrText xml:space="preserve">SEQ </w:instrText>
+      </w:r>
+      <w:r>
+        <w:rPr>
+          <w:rFonts w:hint="eastAsia"/>
+        </w:rPr>
+        <w:instrText>表</w:instrText>
+      </w:r>
+      <w:r>
+        <w:rPr>
+          <w:rFonts w:hint="eastAsia"/>
+        </w:rPr>
+        <w:instrText xml:space="preserve"> \* ARABIC</w:instrText>
+      </w:r>
+      <w:r>
+        <w:instrText xml:space="preserve"> </w:instrText>
+      </w:r>
+      <w:r>
+        <w:fldChar w:fldCharType="separate"/>
+      </w:r>
+      <w:r>
+        <w:rPr>
+          <w:noProof/>
+        </w:rPr>
+        <w:t>3</w:t>
+      </w:r>
+      <w:r>
+        <w:fldChar w:fldCharType="end"/>
+      </w:r>
+      <w:bookmarkEnd w:id="32"/>
+      <w:r>
+        <w:rPr>
+          <w:rFonts w:hint="eastAsia"/>
+        </w:rPr>
+        <w:t>傳統</w:t>
+      </w:r>
+      <w:r>
+        <w:rPr>
+          <w:rFonts w:hint="eastAsia"/>
+        </w:rPr>
+        <w:t xml:space="preserve"> DSS </w:t>
+      </w:r>
+      <w:r>
+        <w:rPr>
+          <w:rFonts w:hint="eastAsia"/>
+        </w:rPr>
+        <w:t>與</w:t>
+      </w:r>
+      <w:r>
+        <w:rPr>
+          <w:rFonts w:hint="eastAsia"/>
+        </w:rPr>
+        <w:t xml:space="preserve"> AI-DSS </w:t>
+      </w:r>
+      <w:r>
+        <w:rPr>
+          <w:rFonts w:hint="eastAsia"/>
+        </w:rPr>
+        <w:t>的差異比較表</w:t>
+      </w:r>
+    </w:p>
+    <w:tbl>
+      <w:tblPr>
+        <w:tblStyle w:val="af6"/>
+        <w:tblpPr w:leftFromText="180" w:rightFromText="180" w:vertAnchor="page" w:horzAnchor="margin" w:tblpY="5911"/>
+        <w:tblW w:w="0" w:type="auto"/>
+        <w:tblLook w:val="04A0" w:firstRow="1" w:lastRow="0" w:firstColumn="1" w:lastColumn="0" w:noHBand="0" w:noVBand="1"/>
+      </w:tblPr>
+      <w:tblGrid>
+        <w:gridCol w:w="2902"/>
+        <w:gridCol w:w="2936"/>
+        <w:gridCol w:w="2939"/>
+      </w:tblGrid>
+      <w:tr>
+        <w:tc>
+          <w:tcPr>
+            <w:tcW w:w="2902" w:type="dxa"/>
+          </w:tcPr>
+          <w:p>
+            <w:pPr>
+              <w:rPr>
+                <w:rFonts w:hint="eastAsia"/>
+              </w:rPr>
+            </w:pPr>
+            <w:r>
+              <w:rPr>
+                <w:rFonts w:hint="eastAsia"/>
+              </w:rPr>
+              <w:t>比較項目</w:t>
+            </w:r>
+          </w:p>
+        </w:tc>
+        <w:tc>
+          <w:tcPr>
+            <w:tcW w:w="2936" w:type="dxa"/>
+          </w:tcPr>
+          <w:p>
+            <w:pPr>
+              <w:rPr>
+                <w:rFonts w:hint="eastAsia"/>
+              </w:rPr>
+            </w:pPr>
+            <w:r>
+              <w:rPr>
+                <w:rFonts w:hint="eastAsia"/>
+              </w:rPr>
+              <w:t>傳統</w:t>
+            </w:r>
+            <w:r>
+              <w:rPr>
+                <w:rFonts w:hint="eastAsia"/>
+              </w:rPr>
+              <w:t xml:space="preserve"> DSS</w:t>
+            </w:r>
+            <w:r>
+              <w:rPr>
+                <w:rFonts w:hint="eastAsia"/>
+              </w:rPr>
+              <w:t>（</w:t>
+            </w:r>
+            <w:r>
+              <w:rPr>
+                <w:rFonts w:hint="eastAsia"/>
+              </w:rPr>
+              <w:t>Decision Support System</w:t>
+            </w:r>
+            <w:r>
+              <w:rPr>
+                <w:rFonts w:hint="eastAsia"/>
+              </w:rPr>
+              <w:t>）</w:t>
+            </w:r>
+          </w:p>
+        </w:tc>
+        <w:tc>
+          <w:tcPr>
+            <w:tcW w:w="2939" w:type="dxa"/>
+          </w:tcPr>
+          <w:p>
+            <w:pPr>
+              <w:rPr>
+                <w:rFonts w:hint="eastAsia"/>
+              </w:rPr>
+            </w:pPr>
+            <w:r>
+              <w:rPr>
+                <w:rFonts w:hint="eastAsia"/>
+              </w:rPr>
+              <w:t>AI-DSS</w:t>
+            </w:r>
+            <w:r>
+              <w:rPr>
+                <w:rFonts w:hint="eastAsia"/>
+              </w:rPr>
+              <w:t>（</w:t>
+            </w:r>
+            <w:r>
+              <w:rPr>
+                <w:rFonts w:hint="eastAsia"/>
+              </w:rPr>
+              <w:t>Artificial Intelligence Decision Support System</w:t>
+            </w:r>
+            <w:r>
+              <w:rPr>
+                <w:rFonts w:hint="eastAsia"/>
+              </w:rPr>
+              <w:t>）</w:t>
+            </w:r>
+          </w:p>
+        </w:tc>
+      </w:tr>
+      <w:tr>
+        <w:tc>
+          <w:tcPr>
+            <w:tcW w:w="2902" w:type="dxa"/>
+          </w:tcPr>
+          <w:p>
+            <w:pPr>
+              <w:rPr>
+                <w:rFonts w:hint="eastAsia"/>
+              </w:rPr>
+            </w:pPr>
+            <w:r>
+              <w:rPr>
+                <w:rFonts w:hint="eastAsia"/>
+              </w:rPr>
+              <w:t>資料處理方式</w:t>
+            </w:r>
+          </w:p>
+        </w:tc>
+        <w:tc>
+          <w:tcPr>
+            <w:tcW w:w="2936" w:type="dxa"/>
+          </w:tcPr>
+          <w:p>
+            <w:pPr>
+              <w:rPr>
+                <w:rFonts w:hint="eastAsia"/>
+              </w:rPr>
+            </w:pPr>
+            <w:r>
+              <w:rPr>
+                <w:rFonts w:hint="eastAsia"/>
+              </w:rPr>
+              <w:t>以結構化資料為主，透過資料庫與模型進行分析</w:t>
+            </w:r>
+          </w:p>
+        </w:tc>
+        <w:tc>
+          <w:tcPr>
+            <w:tcW w:w="2939" w:type="dxa"/>
+          </w:tcPr>
+          <w:p>
+            <w:pPr>
+              <w:rPr>
+                <w:rFonts w:hint="eastAsia"/>
+              </w:rPr>
+            </w:pPr>
+            <w:r>
+              <w:rPr>
+                <w:rFonts w:hint="eastAsia"/>
+              </w:rPr>
+              <w:t>可處理結構化與非結構化資料（如文字、圖片、大數據）</w:t>
+            </w:r>
+          </w:p>
+        </w:tc>
+      </w:tr>
+      <w:tr>
+        <w:tc>
+          <w:tcPr>
+            <w:tcW w:w="2902" w:type="dxa"/>
+          </w:tcPr>
+          <w:p>
+            <w:pPr>
+              <w:rPr>
+                <w:rFonts w:hint="eastAsia"/>
+              </w:rPr>
+            </w:pPr>
+            <w:r>
+              <w:rPr>
+                <w:rFonts w:hint="eastAsia"/>
+              </w:rPr>
+              <w:t>分析方法</w:t>
+            </w:r>
+          </w:p>
+        </w:tc>
+        <w:tc>
+          <w:tcPr>
+            <w:tcW w:w="2936" w:type="dxa"/>
+          </w:tcPr>
+          <w:p>
+            <w:pPr>
+              <w:rPr>
+                <w:rFonts w:hint="eastAsia"/>
+              </w:rPr>
+            </w:pPr>
+            <w:r>
+              <w:rPr>
+                <w:rFonts w:hint="eastAsia"/>
+              </w:rPr>
+              <w:t>統計分析、數學模型、規則式分析</w:t>
+            </w:r>
+          </w:p>
+        </w:tc>
+        <w:tc>
+          <w:tcPr>
+            <w:tcW w:w="2939" w:type="dxa"/>
+          </w:tcPr>
+          <w:p>
+            <w:pPr>
+              <w:rPr>
+                <w:rFonts w:hint="eastAsia"/>
+              </w:rPr>
+            </w:pPr>
+            <w:r>
+              <w:rPr>
+                <w:rFonts w:hint="eastAsia"/>
+              </w:rPr>
+              <w:t>機器學習、深度學習、資料探</w:t>
+            </w:r>
+            <w:proofErr w:type="gramStart"/>
+            <w:r>
+              <w:rPr>
+                <w:rFonts w:hint="eastAsia"/>
+              </w:rPr>
+              <w:t>勘</w:t>
+            </w:r>
+            <w:proofErr w:type="gramEnd"/>
+            <w:r>
+              <w:rPr>
+                <w:rFonts w:hint="eastAsia"/>
+              </w:rPr>
+              <w:t>、預測分析</w:t>
+            </w:r>
+          </w:p>
+        </w:tc>
+      </w:tr>
+      <w:tr>
+        <w:tc>
+          <w:tcPr>
+            <w:tcW w:w="2902" w:type="dxa"/>
+          </w:tcPr>
+          <w:p>
+            <w:pPr>
+              <w:rPr>
+                <w:rFonts w:hint="eastAsia"/>
+              </w:rPr>
+            </w:pPr>
+            <w:r>
+              <w:rPr>
+                <w:rFonts w:hint="eastAsia"/>
+              </w:rPr>
+              <w:t>決策準確度</w:t>
+            </w:r>
+          </w:p>
+        </w:tc>
+        <w:tc>
+          <w:tcPr>
+            <w:tcW w:w="2936" w:type="dxa"/>
+          </w:tcPr>
+          <w:p>
+            <w:pPr>
+              <w:rPr>
+                <w:rFonts w:hint="eastAsia"/>
+              </w:rPr>
+            </w:pPr>
+            <w:r>
+              <w:rPr>
+                <w:rFonts w:hint="eastAsia"/>
+              </w:rPr>
+              <w:t>依賴人工設定模型，準確度較固定</w:t>
+            </w:r>
+          </w:p>
+        </w:tc>
+        <w:tc>
+          <w:tcPr>
+            <w:tcW w:w="2939" w:type="dxa"/>
+          </w:tcPr>
+          <w:p>
+            <w:pPr>
+              <w:rPr>
+                <w:rFonts w:hint="eastAsia"/>
+              </w:rPr>
+            </w:pPr>
+            <w:r>
+              <w:rPr>
+                <w:rFonts w:hint="eastAsia"/>
+              </w:rPr>
+              <w:t>可透過大量資料訓練，提高預測與決策準確度</w:t>
+            </w:r>
+          </w:p>
+        </w:tc>
+      </w:tr>
+      <w:tr>
+        <w:tc>
+          <w:tcPr>
+            <w:tcW w:w="2902" w:type="dxa"/>
+          </w:tcPr>
+          <w:p>
+            <w:pPr>
+              <w:rPr>
+                <w:rFonts w:hint="eastAsia"/>
+              </w:rPr>
+            </w:pPr>
+            <w:r>
+              <w:rPr>
+                <w:rFonts w:hint="eastAsia"/>
+              </w:rPr>
+              <w:t>自適應學習</w:t>
+            </w:r>
+          </w:p>
+        </w:tc>
+        <w:tc>
+          <w:tcPr>
+            <w:tcW w:w="2936" w:type="dxa"/>
+          </w:tcPr>
+          <w:p>
+            <w:pPr>
+              <w:rPr>
+                <w:rFonts w:hint="eastAsia"/>
+              </w:rPr>
+            </w:pPr>
+            <w:r>
+              <w:rPr>
+                <w:rFonts w:hint="eastAsia"/>
+              </w:rPr>
+              <w:t>不具學習能力，需要人工修改模型</w:t>
+            </w:r>
+          </w:p>
+        </w:tc>
+        <w:tc>
+          <w:tcPr>
+            <w:tcW w:w="2939" w:type="dxa"/>
+          </w:tcPr>
+          <w:p>
+            <w:pPr>
+              <w:rPr>
+                <w:rFonts w:hint="eastAsia"/>
+              </w:rPr>
+            </w:pPr>
+            <w:r>
+              <w:rPr>
+                <w:rFonts w:hint="eastAsia"/>
+              </w:rPr>
+              <w:t>具有自我學習能力，可隨資料變化自動調整</w:t>
+            </w:r>
+          </w:p>
+        </w:tc>
+      </w:tr>
+      <w:tr>
+        <w:tc>
+          <w:tcPr>
+            <w:tcW w:w="2902" w:type="dxa"/>
+          </w:tcPr>
+          <w:p>
+            <w:pPr>
+              <w:rPr>
+                <w:rFonts w:hint="eastAsia"/>
+              </w:rPr>
+            </w:pPr>
+            <w:r>
+              <w:rPr>
+                <w:rFonts w:hint="eastAsia"/>
+              </w:rPr>
+              <w:t>決策方式</w:t>
+            </w:r>
+          </w:p>
+        </w:tc>
+        <w:tc>
+          <w:tcPr>
+            <w:tcW w:w="2936" w:type="dxa"/>
+          </w:tcPr>
+          <w:p>
+            <w:pPr>
+              <w:rPr>
+                <w:rFonts w:hint="eastAsia"/>
+              </w:rPr>
+            </w:pPr>
+            <w:r>
+              <w:rPr>
+                <w:rFonts w:hint="eastAsia"/>
+              </w:rPr>
+              <w:t>提供決策建議，由人類決策者判斷</w:t>
+            </w:r>
+          </w:p>
+        </w:tc>
+        <w:tc>
+          <w:tcPr>
+            <w:tcW w:w="2939" w:type="dxa"/>
+          </w:tcPr>
+          <w:p>
+            <w:pPr>
+              <w:rPr>
+                <w:rFonts w:hint="eastAsia"/>
+              </w:rPr>
+            </w:pPr>
+            <w:r>
+              <w:rPr>
+                <w:rFonts w:hint="eastAsia"/>
+              </w:rPr>
+              <w:t>可提供建議甚至自動決策</w:t>
+            </w:r>
+          </w:p>
+        </w:tc>
+      </w:tr>
+    </w:tbl>
+    <w:p>
+      <w:pPr>
+        <w:rPr>
+          <w:rFonts w:hint="eastAsia"/>
+        </w:rPr>
+      </w:pPr>
+    </w:p>
+    <w:p>
+      <w:pPr>
+        <w:pStyle w:val="1"/>
+        <w:rPr>
+          <w:rFonts w:ascii="標楷體" w:eastAsia="標楷體" w:hAnsi="標楷體" w:hint="eastAsia"/>
+          <w:sz w:val="36"/>
+          <w:szCs w:val="36"/>
+        </w:rPr>
+      </w:pPr>
+      <w:bookmarkStart w:id="33" w:name="_Toc225136444"/>
+      <w:r>
+        <w:rPr>
+          <w:rFonts w:ascii="標楷體" w:eastAsia="標楷體" w:hAnsi="標楷體"/>
+          <w:sz w:val="36"/>
+          <w:szCs w:val="36"/>
+        </w:rPr>
+        <w:lastRenderedPageBreak/>
+        <w:t>第四章 研究結果</w:t>
+      </w:r>
+      <w:bookmarkEnd w:id="33"/>
+    </w:p>
+    <w:p>
+      <w:pPr>
+        <w:pStyle w:val="2"/>
+        <w:rPr>
+          <w:rFonts w:ascii="標楷體" w:eastAsia="標楷體" w:hAnsi="標楷體"/>
+          <w:b/>
+          <w:bCs/>
+          <w:sz w:val="32"/>
+          <w:szCs w:val="32"/>
+        </w:rPr>
+      </w:pPr>
+      <w:bookmarkStart w:id="34" w:name="_Toc225136445"/>
+      <w:r>
+        <w:rPr>
+          <w:rFonts w:ascii="Times New Roman" w:hAnsi="Times New Roman" w:cs="Times New Roman"/>
+          <w:b/>
+          <w:bCs/>
+          <w:sz w:val="32"/>
+          <w:szCs w:val="32"/>
+        </w:rPr>
+        <w:t>4.1</w:t>
+      </w:r>
+      <w:r>
+        <w:rPr>
+          <w:rFonts w:ascii="標楷體" w:eastAsia="標楷體" w:hAnsi="標楷體"/>
+          <w:b/>
+          <w:bCs/>
+          <w:sz w:val="32"/>
+          <w:szCs w:val="32"/>
+        </w:rPr>
+        <w:t>主要發現</w:t>
+      </w:r>
+      <w:bookmarkEnd w:id="34"/>
+    </w:p>
+    <w:p>
+      <w:pPr>
+        <w:keepNext/>
+      </w:pPr>
+      <w:r>
+        <w:t>透過假設案例分析，我們得到以下主要結果。</w:t>
+      </w:r>
+      <w:r>
+        <w:rPr>
+          <w:rFonts w:ascii="Times New Roman" w:hAnsi="Times New Roman" w:cs="Times New Roman"/>
+        </w:rPr>
+        <w:t>AI-DSS</w:t>
+      </w:r>
+      <w:r>
+        <w:t>在</w:t>
+      </w:r>
+      <w:proofErr w:type="gramStart"/>
+      <w:r>
+        <w:t>兩個場</w:t>
+      </w:r>
+      <w:proofErr w:type="gramEnd"/>
+      <w:r>
+        <w:t>域均顯著提升了決策準確度和效率：在製造業故障預測任務上，深度學習模型（</w:t>
+      </w:r>
+      <w:r>
+        <w:rPr>
+          <w:rFonts w:ascii="Times New Roman" w:hAnsi="Times New Roman" w:cs="Times New Roman"/>
+        </w:rPr>
+        <w:t>RNN/LSTM</w:t>
+      </w:r>
+      <w:r>
+        <w:t>）達到約</w:t>
+      </w:r>
+      <w:r>
+        <w:t>90%</w:t>
+      </w:r>
+      <w:r>
+        <w:t>的分類準確度；在金融市場趨勢預測任務上，綜合利用股價與輿情資料的</w:t>
+      </w:r>
+      <w:r>
+        <w:t>RBLSTM</w:t>
+      </w:r>
+      <w:r>
+        <w:t>模型達到約</w:t>
+      </w:r>
+      <w:r>
+        <w:t>85%</w:t>
+      </w:r>
+      <w:r>
+        <w:t>的準確度（</w:t>
+      </w:r>
+      <w:r>
+        <w:rPr>
+          <w:b/>
+          <w:bCs/>
+        </w:rPr>
+        <w:t>假設</w:t>
+      </w:r>
+      <w:r>
+        <w:t>數據源如表</w:t>
+      </w:r>
+      <w:r>
+        <w:t>3</w:t>
+      </w:r>
+      <w:r>
+        <w:t>）。如</w:t>
+      </w:r>
+      <w:r>
+        <w:fldChar w:fldCharType="begin"/>
+      </w:r>
+      <w:r>
+        <w:instrText xml:space="preserve"> REF _Ref225133453 \h </w:instrText>
+      </w:r>
+      <w:r>
+        <w:fldChar w:fldCharType="separate"/>
+      </w:r>
+      <w:r>
+        <w:rPr>
+          <w:rFonts w:hint="eastAsia"/>
+        </w:rPr>
+        <w:t>圖</w:t>
+      </w:r>
+      <w:r>
+        <w:rPr>
+          <w:rFonts w:hint="eastAsia"/>
+        </w:rPr>
+        <w:t xml:space="preserve"> </w:t>
+      </w:r>
+      <w:r>
+        <w:rPr>
+          <w:noProof/>
+        </w:rPr>
+        <w:t>3</w:t>
+      </w:r>
+      <w:r>
+        <w:fldChar w:fldCharType="end"/>
+      </w:r>
+      <w:r>
+        <w:t>所示，</w:t>
+      </w:r>
+      <w:r>
+        <w:rPr>
+          <w:rFonts w:ascii="Times New Roman" w:hAnsi="Times New Roman" w:cs="Times New Roman"/>
+        </w:rPr>
+        <w:t>AI-DSS</w:t>
+      </w:r>
+      <w:r>
+        <w:t>在關鍵績效指標上明顯優於傳統方法：平均準確度達到</w:t>
+      </w:r>
+      <w:r>
+        <w:t>90%</w:t>
+      </w:r>
+      <w:r>
+        <w:t>，使用者信任度達</w:t>
+      </w:r>
+      <w:r>
+        <w:t>0.8</w:t>
+      </w:r>
+      <w:r>
+        <w:t>以上（滿分</w:t>
+      </w:r>
+      <w:r>
+        <w:t>1.0</w:t>
+      </w:r>
+      <w:r>
+        <w:t>）。表</w:t>
+      </w:r>
+      <w:r>
+        <w:t>5</w:t>
+      </w:r>
+      <w:r>
+        <w:t>進一步顯示製造業</w:t>
+      </w:r>
+      <w:r>
+        <w:rPr>
+          <w:rFonts w:ascii="Times New Roman" w:hAnsi="Times New Roman" w:cs="Times New Roman"/>
+        </w:rPr>
+        <w:t>AI-DSS</w:t>
+      </w:r>
+      <w:r>
+        <w:t>在召回率上高於金融業（</w:t>
+      </w:r>
+      <w:r>
+        <w:t>88% vs 82%</w:t>
+      </w:r>
+      <w:r>
+        <w:t>），可能因製造數據特徵較為穩定。整體而言，</w:t>
+      </w:r>
+      <w:r>
+        <w:rPr>
+          <w:rFonts w:ascii="Times New Roman" w:hAnsi="Times New Roman" w:cs="Times New Roman"/>
+        </w:rPr>
+        <w:t>AI</w:t>
+      </w:r>
+      <w:r>
+        <w:t>演算法對比基準模型（如傳統回歸或專家系統）均表現出</w:t>
+      </w:r>
+      <w:r>
+        <w:t>20%</w:t>
+      </w:r>
+      <w:r>
+        <w:t>以上的改善</w:t>
+      </w:r>
+      <w:r>
+        <w:rPr>
+          <w:rFonts w:hint="eastAsia"/>
+        </w:rPr>
+        <w:t>(</w:t>
+      </w:r>
+      <w:r>
+        <w:fldChar w:fldCharType="begin"/>
+      </w:r>
+      <w:r>
+        <w:instrText xml:space="preserve"> </w:instrText>
+      </w:r>
+      <w:r>
+        <w:rPr>
+          <w:rFonts w:hint="eastAsia"/>
+        </w:rPr>
+        <w:instrText>REF _Ref225132791 \h</w:instrText>
+      </w:r>
+      <w:r>
+        <w:instrText xml:space="preserve"> </w:instrText>
+      </w:r>
+      <w:r>
+        <w:fldChar w:fldCharType="separate"/>
+      </w:r>
+      <w:r>
+        <w:rPr>
+          <w:rFonts w:hint="eastAsia"/>
+        </w:rPr>
+        <w:t>圖</w:t>
+      </w:r>
+      <w:r>
+        <w:rPr>
+          <w:rFonts w:hint="eastAsia"/>
+        </w:rPr>
+        <w:t xml:space="preserve"> </w:t>
+      </w:r>
+      <w:r>
+        <w:rPr>
+          <w:noProof/>
+        </w:rPr>
         <w:t>4</w:t>
       </w:r>
       <w:r>
         <w:fldChar w:fldCharType="end"/>
       </w:r>
+      <w:r>
+        <w:rPr>
+          <w:rFonts w:hint="eastAsia"/>
+        </w:rPr>
+        <w:t>)</w:t>
+      </w:r>
+      <w:r>
+        <w:t>。</w:t>
+      </w:r>
+      <w:r>
+        <w:rPr>
+          <w:rFonts w:hint="eastAsia"/>
+          <w:noProof/>
+        </w:rPr>
+        <w:drawing>
+          <wp:inline distT="0" distB="0" distL="0" distR="0" wp14:anchorId="7C051578" wp14:editId="5CF0A5F6">
+            <wp:extent cx="5731510" cy="3209925"/>
+            <wp:effectExtent l="0" t="0" r="2540" b="9525"/>
+            <wp:docPr id="1139873644" name="圖片 3"/>
+            <wp:cNvGraphicFramePr>
+              <a:graphicFrameLocks xmlns:a="http://schemas.openxmlformats.org/drawingml/2006/main" noChangeAspect="1"/>
+            </wp:cNvGraphicFramePr>
+            <a:graphic xmlns:a="http://schemas.openxmlformats.org/drawingml/2006/main">
+              <a:graphicData uri="http://schemas.openxmlformats.org/drawingml/2006/picture">
+                <pic:pic xmlns:pic="http://schemas.openxmlformats.org/drawingml/2006/picture">
+                  <pic:nvPicPr>
+                    <pic:cNvPr id="1139873644" name="圖片 1139873644"/>
+                    <pic:cNvPicPr/>
+                  </pic:nvPicPr>
+                  <pic:blipFill>
+                    <a:blip r:embed="rId16" cstate="print">
+                      <a:extLst>
+                        <a:ext uri="{28A0092B-C50C-407E-A947-70E740481C1C}">
+                          <a14:useLocalDpi xmlns:a14="http://schemas.microsoft.com/office/drawing/2010/main" val="0"/>
+                        </a:ext>
+                      </a:extLst>
+                    </a:blip>
+                    <a:stretch>
+                      <a:fillRect/>
+                    </a:stretch>
+                  </pic:blipFill>
+                  <pic:spPr>
+                    <a:xfrm>
+                      <a:off x="0" y="0"/>
+                      <a:ext cx="5731510" cy="3209925"/>
+                    </a:xfrm>
+                    <a:prstGeom prst="rect">
+                      <a:avLst/>
+                    </a:prstGeom>
+                  </pic:spPr>
+                </pic:pic>
+              </a:graphicData>
+            </a:graphic>
+          </wp:inline>
+        </w:drawing>
+      </w:r>
+    </w:p>
+    <w:p>
+      <w:pPr>
+        <w:pStyle w:val="af5"/>
+      </w:pPr>
+      <w:bookmarkStart w:id="35" w:name="_Ref225133453"/>
+      <w:bookmarkStart w:id="36" w:name="_Toc225136451"/>
+      <w:r>
+        <w:rPr>
+          <w:rFonts w:hint="eastAsia"/>
+        </w:rPr>
+        <w:t>圖</w:t>
+      </w:r>
+      <w:r>
+        <w:rPr>
+          <w:rFonts w:hint="eastAsia"/>
+        </w:rPr>
+        <w:t xml:space="preserve"> </w:t>
+      </w:r>
+      <w:r>
+        <w:fldChar w:fldCharType="begin"/>
+      </w:r>
+      <w:r>
+        <w:instrText xml:space="preserve"> </w:instrText>
+      </w:r>
+      <w:r>
+        <w:rPr>
+          <w:rFonts w:hint="eastAsia"/>
+        </w:rPr>
+        <w:instrText xml:space="preserve">SEQ </w:instrText>
+      </w:r>
+      <w:r>
+        <w:rPr>
+          <w:rFonts w:hint="eastAsia"/>
+        </w:rPr>
+        <w:instrText>圖</w:instrText>
+      </w:r>
+      <w:r>
+        <w:rPr>
+          <w:rFonts w:hint="eastAsia"/>
+        </w:rPr>
+        <w:instrText xml:space="preserve"> \* ARABIC</w:instrText>
+      </w:r>
+      <w:r>
+        <w:instrText xml:space="preserve"> </w:instrText>
+      </w:r>
+      <w:r>
+        <w:fldChar w:fldCharType="separate"/>
+      </w:r>
+      <w:r>
+        <w:rPr>
+          <w:noProof/>
+        </w:rPr>
+        <w:t>3</w:t>
+      </w:r>
+      <w:r>
+        <w:fldChar w:fldCharType="end"/>
+      </w:r>
       <w:bookmarkEnd w:id="35"/>
       <w:r>
         <w:rPr>
@@ -7069,9 +6913,169 @@
         <w:rPr>
           <w:rFonts w:hint="eastAsia"/>
         </w:rPr>
+        <w:t>關鍵績效指標示意圖</w:t>
+      </w:r>
+      <w:bookmarkEnd w:id="36"/>
+    </w:p>
+    <w:p>
+      <w:pPr>
+        <w:keepNext/>
+      </w:pPr>
+      <w:r>
+        <w:rPr>
+          <w:noProof/>
+        </w:rPr>
+        <w:lastRenderedPageBreak/>
+        <w:fldChar w:fldCharType="begin"/>
+      </w:r>
+      <w:r>
+        <w:instrText xml:space="preserve"> REF _Ref225132791 \h </w:instrText>
+      </w:r>
+      <w:r>
+        <w:rPr>
+          <w:noProof/>
+        </w:rPr>
+      </w:r>
+      <w:r>
+        <w:rPr>
+          <w:noProof/>
+        </w:rPr>
+        <w:fldChar w:fldCharType="separate"/>
+      </w:r>
+      <w:r>
+        <w:rPr>
+          <w:noProof/>
+        </w:rPr>
+        <w:fldChar w:fldCharType="end"/>
+      </w:r>
+      <w:r>
+        <w:rPr>
+          <w:rFonts w:hint="eastAsia"/>
+          <w:noProof/>
+        </w:rPr>
+        <w:drawing>
+          <wp:inline distT="0" distB="0" distL="0" distR="0" wp14:anchorId="3C962346" wp14:editId="3039D37A">
+            <wp:extent cx="5731510" cy="3209925"/>
+            <wp:effectExtent l="0" t="0" r="2540" b="9525"/>
+            <wp:docPr id="2619786" name="圖片 4"/>
+            <wp:cNvGraphicFramePr>
+              <a:graphicFrameLocks xmlns:a="http://schemas.openxmlformats.org/drawingml/2006/main" noChangeAspect="1"/>
+            </wp:cNvGraphicFramePr>
+            <a:graphic xmlns:a="http://schemas.openxmlformats.org/drawingml/2006/main">
+              <a:graphicData uri="http://schemas.openxmlformats.org/drawingml/2006/picture">
+                <pic:pic xmlns:pic="http://schemas.openxmlformats.org/drawingml/2006/picture">
+                  <pic:nvPicPr>
+                    <pic:cNvPr id="2619786" name="圖片 2619786"/>
+                    <pic:cNvPicPr/>
+                  </pic:nvPicPr>
+                  <pic:blipFill>
+                    <a:blip r:embed="rId17" cstate="print">
+                      <a:extLst>
+                        <a:ext uri="{28A0092B-C50C-407E-A947-70E740481C1C}">
+                          <a14:useLocalDpi xmlns:a14="http://schemas.microsoft.com/office/drawing/2010/main" val="0"/>
+                        </a:ext>
+                      </a:extLst>
+                    </a:blip>
+                    <a:stretch>
+                      <a:fillRect/>
+                    </a:stretch>
+                  </pic:blipFill>
+                  <pic:spPr>
+                    <a:xfrm>
+                      <a:off x="0" y="0"/>
+                      <a:ext cx="5731510" cy="3209925"/>
+                    </a:xfrm>
+                    <a:prstGeom prst="rect">
+                      <a:avLst/>
+                    </a:prstGeom>
+                  </pic:spPr>
+                </pic:pic>
+              </a:graphicData>
+            </a:graphic>
+          </wp:inline>
+        </w:drawing>
+      </w:r>
+    </w:p>
+    <w:p>
+      <w:pPr>
+        <w:pStyle w:val="af5"/>
+        <w:rPr>
+          <w:rFonts w:hint="eastAsia"/>
+        </w:rPr>
+      </w:pPr>
+      <w:bookmarkStart w:id="37" w:name="_Ref225132791"/>
+      <w:bookmarkStart w:id="38" w:name="_Toc225136452"/>
+      <w:r>
+        <w:rPr>
+          <w:rFonts w:hint="eastAsia"/>
+        </w:rPr>
+        <w:t>圖</w:t>
+      </w:r>
+      <w:r>
+        <w:rPr>
+          <w:rFonts w:hint="eastAsia"/>
+        </w:rPr>
+        <w:t xml:space="preserve"> </w:t>
+      </w:r>
+      <w:r>
+        <w:fldChar w:fldCharType="begin"/>
+      </w:r>
+      <w:r>
+        <w:instrText xml:space="preserve"> </w:instrText>
+      </w:r>
+      <w:r>
+        <w:rPr>
+          <w:rFonts w:hint="eastAsia"/>
+        </w:rPr>
+        <w:instrText xml:space="preserve">SEQ </w:instrText>
+      </w:r>
+      <w:r>
+        <w:rPr>
+          <w:rFonts w:hint="eastAsia"/>
+        </w:rPr>
+        <w:instrText>圖</w:instrText>
+      </w:r>
+      <w:r>
+        <w:rPr>
+          <w:rFonts w:hint="eastAsia"/>
+        </w:rPr>
+        <w:instrText xml:space="preserve"> \* ARABIC</w:instrText>
+      </w:r>
+      <w:r>
+        <w:instrText xml:space="preserve"> </w:instrText>
+      </w:r>
+      <w:r>
+        <w:fldChar w:fldCharType="separate"/>
+      </w:r>
+      <w:r>
+        <w:rPr>
+          <w:noProof/>
+        </w:rPr>
+        <w:t>4</w:t>
+      </w:r>
+      <w:r>
+        <w:fldChar w:fldCharType="end"/>
+      </w:r>
+      <w:bookmarkEnd w:id="37"/>
+      <w:r>
+        <w:rPr>
+          <w:rFonts w:hint="eastAsia"/>
+        </w:rPr>
+        <w:t xml:space="preserve"> </w:t>
+      </w:r>
+      <w:r>
+        <w:rPr>
+          <w:rFonts w:hint="eastAsia"/>
+        </w:rPr>
+        <w:t>AI-DSS</w:t>
+      </w:r>
+      <w:r>
+        <w:rPr>
+          <w:rFonts w:hint="eastAsia"/>
+        </w:rPr>
         <w:t>在假設案例中的績效比較</w:t>
       </w:r>
-      <w:bookmarkEnd w:id="36"/>
+      <w:bookmarkEnd w:id="38"/>
     </w:p>
     <w:p>
       <w:pPr>
@@ -7084,7 +7088,7 @@
           <w:szCs w:val="28"/>
         </w:rPr>
       </w:pPr>
-      <w:bookmarkStart w:id="37" w:name="_Toc225133487"/>
+      <w:bookmarkStart w:id="39" w:name="_Toc225136446"/>
       <w:r>
         <w:rPr>
           <w:rFonts w:ascii="Times New Roman" w:hAnsi="Times New Roman" w:cs="Times New Roman"/>
@@ -7115,7 +7119,7 @@
         </w:rPr>
         <w:t>分析與討論：技術比較、產業差異與導入障礙</w:t>
       </w:r>
-      <w:bookmarkEnd w:id="37"/>
+      <w:bookmarkEnd w:id="39"/>
     </w:p>
     <w:p>
       <w:pPr>
@@ -7234,7 +7238,11 @@
         <w:t>XAI</w:t>
       </w:r>
       <w:r>
-        <w:t>技術以確保決策可靠性。最後須注意本研究之限制：由於使用假設資料與模型，結果為示例性質；未涵蓋實際商業環境下的策略整合與使用者行為影響，應以更大規模實驗驗證為後續工作。</w:t>
+        <w:t>技術以確保決策可靠性。最後須注意本研究之限制：由於使用假設資料與模型，結果為示例性質；未</w:t>
+      </w:r>
+      <w:r>
+        <w:lastRenderedPageBreak/>
+        <w:t>涵蓋實際商業環境下的策略整合與使用者行為影響，應以更大規模實驗驗證為後續工作。</w:t>
       </w:r>
     </w:p>
     <w:p>
@@ -7255,9 +7263,9 @@
         </w:rPr>
         <w:br w:type="page"/>
       </w:r>
-      <w:bookmarkStart w:id="38" w:name="_Toc223903938"/>
-      <w:bookmarkStart w:id="39" w:name="_Toc223909303"/>
-      <w:bookmarkStart w:id="40" w:name="_Toc225133488"/>
+      <w:bookmarkStart w:id="40" w:name="_Toc223903938"/>
+      <w:bookmarkStart w:id="41" w:name="_Toc223909303"/>
+      <w:bookmarkStart w:id="42" w:name="_Toc225136447"/>
       <w:r>
         <w:rPr>
           <w:rFonts w:ascii="標楷體" w:eastAsia="標楷體" w:hAnsi="標楷體"/>
@@ -7267,9 +7275,9 @@
         <w:lastRenderedPageBreak/>
         <w:t>第五章 結論與建議</w:t>
       </w:r>
-      <w:bookmarkEnd w:id="38"/>
-      <w:bookmarkEnd w:id="39"/>
       <w:bookmarkEnd w:id="40"/>
+      <w:bookmarkEnd w:id="41"/>
+      <w:bookmarkEnd w:id="42"/>
     </w:p>
     <w:p>
       <w:pPr>
@@ -7439,8 +7447,8 @@
           <w:szCs w:val="36"/>
         </w:rPr>
       </w:pPr>
-      <w:bookmarkStart w:id="41" w:name="_Toc223909306"/>
-      <w:bookmarkStart w:id="42" w:name="_Toc225133489"/>
+      <w:bookmarkStart w:id="43" w:name="_Toc223909306"/>
+      <w:bookmarkStart w:id="44" w:name="_Toc225136448"/>
       <w:r>
         <w:rPr>
           <w:rFonts w:ascii="標楷體" w:eastAsia="標楷體" w:hAnsi="標楷體" w:hint="eastAsia"/>
@@ -7450,8 +7458,8 @@
         <w:lastRenderedPageBreak/>
         <w:t>參考文獻</w:t>
       </w:r>
-      <w:bookmarkEnd w:id="41"/>
-      <w:bookmarkEnd w:id="42"/>
+      <w:bookmarkEnd w:id="43"/>
+      <w:bookmarkEnd w:id="44"/>
     </w:p>
     <w:p>
       <w:pPr>
@@ -7699,7 +7707,6 @@
       </w:pPr>
     </w:p>
     <w:sectPr>
-      <w:footerReference w:type="default" r:id="rId15"/>
       <w:pgSz w:w="11906" w:h="16838" w:code="9"/>
       <w:pgMar w:top="1418" w:right="1418" w:bottom="1418" w:left="1701" w:header="720" w:footer="720" w:gutter="0"/>
       <w:cols w:space="720"/>
@@ -7736,6 +7743,55 @@
 
 <file path=word/footer1.xml><?xml version="1.0" encoding="utf-8"?>
 <w:ftr xmlns:wpc="http://schemas.microsoft.com/office/word/2010/wordprocessingCanvas" xmlns:cx="http://schemas.microsoft.com/office/drawing/2014/chartex" xmlns:cx1="http://schemas.microsoft.com/office/drawing/2015/9/8/chartex" xmlns:cx2="http://schemas.microsoft.com/office/drawing/2015/10/21/chartex" xmlns:cx3="http://schemas.microsoft.com/office/drawing/2016/5/9/chartex" xmlns:cx4="http://schemas.microsoft.com/office/drawing/2016/5/10/chartex" xmlns:cx5="http://schemas.microsoft.com/office/drawing/2016/5/11/chartex" xmlns:cx6="http://schemas.microsoft.com/office/drawing/2016/5/12/chartex" xmlns:cx7="http://schemas.microsoft.com/office/drawing/2016/5/13/chartex" xmlns:cx8="http://schemas.microsoft.com/office/drawing/2016/5/14/chartex" xmlns:mc="http://schemas.openxmlformats.org/markup-compatibility/2006" xmlns:aink="http://schemas.microsoft.com/office/drawing/2016/ink" xmlns:am3d="http://schemas.microsoft.com/office/drawing/2017/model3d" xmlns:o="urn:schemas-microsoft-com:office:office" xmlns:oel="http://schemas.microsoft.com/office/2019/extlst" xmlns:r="http://schemas.openxmlformats.org/officeDocument/2006/relationships" xmlns:m="http://schemas.openxmlformats.org/officeDocument/2006/math" xmlns:v="urn:schemas-microsoft-com:vml" xmlns:wp14="http://schemas.microsoft.com/office/word/2010/wordprocessingDrawing" xmlns:wp="http://schemas.openxmlformats.org/drawingml/2006/wordprocessingDrawing" xmlns:w10="urn:schemas-microsoft-com:office:word" xmlns:w="http://schemas.openxmlformats.org/wordprocessingml/2006/main" xmlns:w14="http://schemas.microsoft.com/office/word/2010/wordml" xmlns:w15="http://schemas.microsoft.com/office/word/2012/wordml" xmlns:w16cex="http://schemas.microsoft.com/office/word/2018/wordml/cex" xmlns:w16cid="http://schemas.microsoft.com/office/word/2016/wordml/cid" xmlns:w16="http://schemas.microsoft.com/office/word/2018/wordml" xmlns:w16du="http://schemas.microsoft.com/office/word/2023/wordml/word16du" xmlns:w16sdtdh="http://schemas.microsoft.com/office/word/2020/wordml/sdtdatahash" xmlns:w16sdtfl="http://schemas.microsoft.com/office/word/2024/wordml/sdtformatlock" xmlns:w16se="http://schemas.microsoft.com/office/word/2015/wordml/symex" xmlns:wpg="http://schemas.microsoft.com/office/word/2010/wordprocessingGroup" xmlns:wpi="http://schemas.microsoft.com/office/word/2010/wordprocessingInk" xmlns:wne="http://schemas.microsoft.com/office/word/2006/wordml" xmlns:wps="http://schemas.microsoft.com/office/word/2010/wordprocessingShape" mc:Ignorable="w14 w15 w16se w16cid w16 w16cex w16sdtdh w16sdtfl w16du wp14">
+  <w:sdt>
+    <w:sdtPr>
+      <w:id w:val="-1400431165"/>
+      <w:docPartObj>
+        <w:docPartGallery w:val="Page Numbers (Bottom of Page)"/>
+        <w:docPartUnique/>
+      </w:docPartObj>
+    </w:sdtPr>
+    <w:sdtContent>
+      <w:p>
+        <w:pPr>
+          <w:pStyle w:val="af0"/>
+          <w:jc w:val="center"/>
+        </w:pPr>
+        <w:r>
+          <w:fldChar w:fldCharType="begin"/>
+        </w:r>
+        <w:r>
+          <w:instrText>PAGE   \* MERGEFORMAT</w:instrText>
+        </w:r>
+        <w:r>
+          <w:fldChar w:fldCharType="separate"/>
+        </w:r>
+        <w:r>
+          <w:rPr>
+            <w:lang w:val="zh-TW"/>
+          </w:rPr>
+          <w:t>2</w:t>
+        </w:r>
+        <w:r>
+          <w:fldChar w:fldCharType="end"/>
+        </w:r>
+      </w:p>
+    </w:sdtContent>
+  </w:sdt>
+  <w:p>
+    <w:pPr>
+      <w:pStyle w:val="af0"/>
+      <w:jc w:val="center"/>
+      <w:rPr>
+        <w:rFonts w:hint="eastAsia"/>
+      </w:rPr>
+    </w:pPr>
+  </w:p>
+</w:ftr>
+</file>
+
+<file path=word/footer2.xml><?xml version="1.0" encoding="utf-8"?>
+<w:ftr xmlns:wpc="http://schemas.microsoft.com/office/word/2010/wordprocessingCanvas" xmlns:cx="http://schemas.microsoft.com/office/drawing/2014/chartex" xmlns:cx1="http://schemas.microsoft.com/office/drawing/2015/9/8/chartex" xmlns:cx2="http://schemas.microsoft.com/office/drawing/2015/10/21/chartex" xmlns:cx3="http://schemas.microsoft.com/office/drawing/2016/5/9/chartex" xmlns:cx4="http://schemas.microsoft.com/office/drawing/2016/5/10/chartex" xmlns:cx5="http://schemas.microsoft.com/office/drawing/2016/5/11/chartex" xmlns:cx6="http://schemas.microsoft.com/office/drawing/2016/5/12/chartex" xmlns:cx7="http://schemas.microsoft.com/office/drawing/2016/5/13/chartex" xmlns:cx8="http://schemas.microsoft.com/office/drawing/2016/5/14/chartex" xmlns:mc="http://schemas.openxmlformats.org/markup-compatibility/2006" xmlns:aink="http://schemas.microsoft.com/office/drawing/2016/ink" xmlns:am3d="http://schemas.microsoft.com/office/drawing/2017/model3d" xmlns:o="urn:schemas-microsoft-com:office:office" xmlns:oel="http://schemas.microsoft.com/office/2019/extlst" xmlns:r="http://schemas.openxmlformats.org/officeDocument/2006/relationships" xmlns:m="http://schemas.openxmlformats.org/officeDocument/2006/math" xmlns:v="urn:schemas-microsoft-com:vml" xmlns:wp14="http://schemas.microsoft.com/office/word/2010/wordprocessingDrawing" xmlns:wp="http://schemas.openxmlformats.org/drawingml/2006/wordprocessingDrawing" xmlns:w10="urn:schemas-microsoft-com:office:word" xmlns:w="http://schemas.openxmlformats.org/wordprocessingml/2006/main" xmlns:w14="http://schemas.microsoft.com/office/word/2010/wordml" xmlns:w15="http://schemas.microsoft.com/office/word/2012/wordml" xmlns:w16cex="http://schemas.microsoft.com/office/word/2018/wordml/cex" xmlns:w16cid="http://schemas.microsoft.com/office/word/2016/wordml/cid" xmlns:w16="http://schemas.microsoft.com/office/word/2018/wordml" xmlns:w16du="http://schemas.microsoft.com/office/word/2023/wordml/word16du" xmlns:w16sdtdh="http://schemas.microsoft.com/office/word/2020/wordml/sdtdatahash" xmlns:w16sdtfl="http://schemas.microsoft.com/office/word/2024/wordml/sdtformatlock" xmlns:w16se="http://schemas.microsoft.com/office/word/2015/wordml/symex" xmlns:wpg="http://schemas.microsoft.com/office/word/2010/wordprocessingGroup" xmlns:wpi="http://schemas.microsoft.com/office/word/2010/wordprocessingInk" xmlns:wne="http://schemas.microsoft.com/office/word/2006/wordml" xmlns:wps="http://schemas.microsoft.com/office/word/2010/wordprocessingShape" mc:Ignorable="w14 w15 w16se w16cid w16 w16cex w16sdtdh w16sdtfl w16du wp14">
   <w:p>
     <w:pPr>
       <w:pStyle w:val="af0"/>
@@ -7745,11 +7801,11 @@
 </w:ftr>
 </file>
 
-<file path=word/footer2.xml><?xml version="1.0" encoding="utf-8"?>
+<file path=word/footer3.xml><?xml version="1.0" encoding="utf-8"?>
 <w:ftr xmlns:wpc="http://schemas.microsoft.com/office/word/2010/wordprocessingCanvas" xmlns:cx="http://schemas.microsoft.com/office/drawing/2014/chartex" xmlns:cx1="http://schemas.microsoft.com/office/drawing/2015/9/8/chartex" xmlns:cx2="http://schemas.microsoft.com/office/drawing/2015/10/21/chartex" xmlns:cx3="http://schemas.microsoft.com/office/drawing/2016/5/9/chartex" xmlns:cx4="http://schemas.microsoft.com/office/drawing/2016/5/10/chartex" xmlns:cx5="http://schemas.microsoft.com/office/drawing/2016/5/11/chartex" xmlns:cx6="http://schemas.microsoft.com/office/drawing/2016/5/12/chartex" xmlns:cx7="http://schemas.microsoft.com/office/drawing/2016/5/13/chartex" xmlns:cx8="http://schemas.microsoft.com/office/drawing/2016/5/14/chartex" xmlns:mc="http://schemas.openxmlformats.org/markup-compatibility/2006" xmlns:aink="http://schemas.microsoft.com/office/drawing/2016/ink" xmlns:am3d="http://schemas.microsoft.com/office/drawing/2017/model3d" xmlns:o="urn:schemas-microsoft-com:office:office" xmlns:oel="http://schemas.microsoft.com/office/2019/extlst" xmlns:r="http://schemas.openxmlformats.org/officeDocument/2006/relationships" xmlns:m="http://schemas.openxmlformats.org/officeDocument/2006/math" xmlns:v="urn:schemas-microsoft-com:vml" xmlns:wp14="http://schemas.microsoft.com/office/word/2010/wordprocessingDrawing" xmlns:wp="http://schemas.openxmlformats.org/drawingml/2006/wordprocessingDrawing" xmlns:w10="urn:schemas-microsoft-com:office:word" xmlns:w="http://schemas.openxmlformats.org/wordprocessingml/2006/main" xmlns:w14="http://schemas.microsoft.com/office/word/2010/wordml" xmlns:w15="http://schemas.microsoft.com/office/word/2012/wordml" xmlns:w16cex="http://schemas.microsoft.com/office/word/2018/wordml/cex" xmlns:w16cid="http://schemas.microsoft.com/office/word/2016/wordml/cid" xmlns:w16="http://schemas.microsoft.com/office/word/2018/wordml" xmlns:w16du="http://schemas.microsoft.com/office/word/2023/wordml/word16du" xmlns:w16sdtdh="http://schemas.microsoft.com/office/word/2020/wordml/sdtdatahash" xmlns:w16sdtfl="http://schemas.microsoft.com/office/word/2024/wordml/sdtformatlock" xmlns:w16se="http://schemas.microsoft.com/office/word/2015/wordml/symex" xmlns:wpg="http://schemas.microsoft.com/office/word/2010/wordprocessingGroup" xmlns:wpi="http://schemas.microsoft.com/office/word/2010/wordprocessingInk" xmlns:wne="http://schemas.microsoft.com/office/word/2006/wordml" xmlns:wps="http://schemas.microsoft.com/office/word/2010/wordprocessingShape" mc:Ignorable="w14 w15 w16se w16cid w16 w16cex w16sdtdh w16sdtfl w16du wp14">
   <w:sdt>
     <w:sdtPr>
-      <w:id w:val="-1651894005"/>
+      <w:id w:val="-74062007"/>
       <w:docPartObj>
         <w:docPartGallery w:val="Page Numbers (Bottom of Page)"/>
         <w:docPartUnique/>
@@ -7791,8 +7847,43 @@
 </w:ftr>
 </file>
 
-<file path=word/footer3.xml><?xml version="1.0" encoding="utf-8"?>
+<file path=word/footer4.xml><?xml version="1.0" encoding="utf-8"?>
 <w:ftr xmlns:wpc="http://schemas.microsoft.com/office/word/2010/wordprocessingCanvas" xmlns:cx="http://schemas.microsoft.com/office/drawing/2014/chartex" xmlns:cx1="http://schemas.microsoft.com/office/drawing/2015/9/8/chartex" xmlns:cx2="http://schemas.microsoft.com/office/drawing/2015/10/21/chartex" xmlns:cx3="http://schemas.microsoft.com/office/drawing/2016/5/9/chartex" xmlns:cx4="http://schemas.microsoft.com/office/drawing/2016/5/10/chartex" xmlns:cx5="http://schemas.microsoft.com/office/drawing/2016/5/11/chartex" xmlns:cx6="http://schemas.microsoft.com/office/drawing/2016/5/12/chartex" xmlns:cx7="http://schemas.microsoft.com/office/drawing/2016/5/13/chartex" xmlns:cx8="http://schemas.microsoft.com/office/drawing/2016/5/14/chartex" xmlns:mc="http://schemas.openxmlformats.org/markup-compatibility/2006" xmlns:aink="http://schemas.microsoft.com/office/drawing/2016/ink" xmlns:am3d="http://schemas.microsoft.com/office/drawing/2017/model3d" xmlns:o="urn:schemas-microsoft-com:office:office" xmlns:oel="http://schemas.microsoft.com/office/2019/extlst" xmlns:r="http://schemas.openxmlformats.org/officeDocument/2006/relationships" xmlns:m="http://schemas.openxmlformats.org/officeDocument/2006/math" xmlns:v="urn:schemas-microsoft-com:vml" xmlns:wp14="http://schemas.microsoft.com/office/word/2010/wordprocessingDrawing" xmlns:wp="http://schemas.openxmlformats.org/drawingml/2006/wordprocessingDrawing" xmlns:w10="urn:schemas-microsoft-com:office:word" xmlns:w="http://schemas.openxmlformats.org/wordprocessingml/2006/main" xmlns:w14="http://schemas.microsoft.com/office/word/2010/wordml" xmlns:w15="http://schemas.microsoft.com/office/word/2012/wordml" xmlns:w16cex="http://schemas.microsoft.com/office/word/2018/wordml/cex" xmlns:w16cid="http://schemas.microsoft.com/office/word/2016/wordml/cid" xmlns:w16="http://schemas.microsoft.com/office/word/2018/wordml" xmlns:w16du="http://schemas.microsoft.com/office/word/2023/wordml/word16du" xmlns:w16sdtdh="http://schemas.microsoft.com/office/word/2020/wordml/sdtdatahash" xmlns:w16sdtfl="http://schemas.microsoft.com/office/word/2024/wordml/sdtformatlock" xmlns:w16se="http://schemas.microsoft.com/office/word/2015/wordml/symex" xmlns:wpg="http://schemas.microsoft.com/office/word/2010/wordprocessingGroup" xmlns:wpi="http://schemas.microsoft.com/office/word/2010/wordprocessingInk" xmlns:wne="http://schemas.microsoft.com/office/word/2006/wordml" xmlns:wps="http://schemas.microsoft.com/office/word/2010/wordprocessingShape" mc:Ignorable="w14 w15 w16se w16cid w16 w16cex w16sdtdh w16sdtfl w16du wp14">
+  <w:sdt>
+    <w:sdtPr>
+      <w:id w:val="302515207"/>
+      <w:docPartObj>
+        <w:docPartGallery w:val="Page Numbers (Bottom of Page)"/>
+        <w:docPartUnique/>
+      </w:docPartObj>
+    </w:sdtPr>
+    <w:sdtContent>
+      <w:p>
+        <w:pPr>
+          <w:pStyle w:val="af0"/>
+          <w:jc w:val="center"/>
+        </w:pPr>
+        <w:r>
+          <w:fldChar w:fldCharType="begin"/>
+        </w:r>
+        <w:r>
+          <w:instrText>PAGE   \* MERGEFORMAT</w:instrText>
+        </w:r>
+        <w:r>
+          <w:fldChar w:fldCharType="separate"/>
+        </w:r>
+        <w:r>
+          <w:rPr>
+            <w:lang w:val="zh-TW"/>
+          </w:rPr>
+          <w:t>2</w:t>
+        </w:r>
+        <w:r>
+          <w:fldChar w:fldCharType="end"/>
+        </w:r>
+      </w:p>
+    </w:sdtContent>
+  </w:sdt>
   <w:p>
     <w:pPr>
       <w:pStyle w:val="af0"/>
@@ -7802,8 +7893,89 @@
 </w:ftr>
 </file>
 
-<file path=word/footer4.xml><?xml version="1.0" encoding="utf-8"?>
+<file path=word/footer5.xml><?xml version="1.0" encoding="utf-8"?>
 <w:ftr xmlns:wpc="http://schemas.microsoft.com/office/word/2010/wordprocessingCanvas" xmlns:cx="http://schemas.microsoft.com/office/drawing/2014/chartex" xmlns:cx1="http://schemas.microsoft.com/office/drawing/2015/9/8/chartex" xmlns:cx2="http://schemas.microsoft.com/office/drawing/2015/10/21/chartex" xmlns:cx3="http://schemas.microsoft.com/office/drawing/2016/5/9/chartex" xmlns:cx4="http://schemas.microsoft.com/office/drawing/2016/5/10/chartex" xmlns:cx5="http://schemas.microsoft.com/office/drawing/2016/5/11/chartex" xmlns:cx6="http://schemas.microsoft.com/office/drawing/2016/5/12/chartex" xmlns:cx7="http://schemas.microsoft.com/office/drawing/2016/5/13/chartex" xmlns:cx8="http://schemas.microsoft.com/office/drawing/2016/5/14/chartex" xmlns:mc="http://schemas.openxmlformats.org/markup-compatibility/2006" xmlns:aink="http://schemas.microsoft.com/office/drawing/2016/ink" xmlns:am3d="http://schemas.microsoft.com/office/drawing/2017/model3d" xmlns:o="urn:schemas-microsoft-com:office:office" xmlns:oel="http://schemas.microsoft.com/office/2019/extlst" xmlns:r="http://schemas.openxmlformats.org/officeDocument/2006/relationships" xmlns:m="http://schemas.openxmlformats.org/officeDocument/2006/math" xmlns:v="urn:schemas-microsoft-com:vml" xmlns:wp14="http://schemas.microsoft.com/office/word/2010/wordprocessingDrawing" xmlns:wp="http://schemas.openxmlformats.org/drawingml/2006/wordprocessingDrawing" xmlns:w10="urn:schemas-microsoft-com:office:word" xmlns:w="http://schemas.openxmlformats.org/wordprocessingml/2006/main" xmlns:w14="http://schemas.microsoft.com/office/word/2010/wordml" xmlns:w15="http://schemas.microsoft.com/office/word/2012/wordml" xmlns:w16cex="http://schemas.microsoft.com/office/word/2018/wordml/cex" xmlns:w16cid="http://schemas.microsoft.com/office/word/2016/wordml/cid" xmlns:w16="http://schemas.microsoft.com/office/word/2018/wordml" xmlns:w16du="http://schemas.microsoft.com/office/word/2023/wordml/word16du" xmlns:w16sdtdh="http://schemas.microsoft.com/office/word/2020/wordml/sdtdatahash" xmlns:w16sdtfl="http://schemas.microsoft.com/office/word/2024/wordml/sdtformatlock" xmlns:w16se="http://schemas.microsoft.com/office/word/2015/wordml/symex" xmlns:wpg="http://schemas.microsoft.com/office/word/2010/wordprocessingGroup" xmlns:wpi="http://schemas.microsoft.com/office/word/2010/wordprocessingInk" xmlns:wne="http://schemas.microsoft.com/office/word/2006/wordml" xmlns:wps="http://schemas.microsoft.com/office/word/2010/wordprocessingShape" mc:Ignorable="w14 w15 w16se w16cid w16 w16cex w16sdtdh w16sdtfl w16du wp14">
+  <w:sdt>
+    <w:sdtPr>
+      <w:id w:val="-1885092044"/>
+      <w:docPartObj>
+        <w:docPartGallery w:val="Page Numbers (Bottom of Page)"/>
+        <w:docPartUnique/>
+      </w:docPartObj>
+    </w:sdtPr>
+    <w:sdtContent>
+      <w:p>
+        <w:pPr>
+          <w:pStyle w:val="af0"/>
+          <w:jc w:val="center"/>
+        </w:pPr>
+        <w:r>
+          <w:fldChar w:fldCharType="begin"/>
+        </w:r>
+        <w:r>
+          <w:instrText>PAGE   \* MERGEFORMAT</w:instrText>
+        </w:r>
+        <w:r>
+          <w:fldChar w:fldCharType="separate"/>
+        </w:r>
+        <w:r>
+          <w:rPr>
+            <w:lang w:val="zh-TW"/>
+          </w:rPr>
+          <w:t>2</w:t>
+        </w:r>
+        <w:r>
+          <w:fldChar w:fldCharType="end"/>
+        </w:r>
+      </w:p>
+    </w:sdtContent>
+  </w:sdt>
+  <w:p>
+    <w:pPr>
+      <w:pStyle w:val="af0"/>
+      <w:jc w:val="center"/>
+    </w:pPr>
+  </w:p>
+</w:ftr>
+</file>
+
+<file path=word/footer6.xml><?xml version="1.0" encoding="utf-8"?>
+<w:ftr xmlns:wpc="http://schemas.microsoft.com/office/word/2010/wordprocessingCanvas" xmlns:cx="http://schemas.microsoft.com/office/drawing/2014/chartex" xmlns:cx1="http://schemas.microsoft.com/office/drawing/2015/9/8/chartex" xmlns:cx2="http://schemas.microsoft.com/office/drawing/2015/10/21/chartex" xmlns:cx3="http://schemas.microsoft.com/office/drawing/2016/5/9/chartex" xmlns:cx4="http://schemas.microsoft.com/office/drawing/2016/5/10/chartex" xmlns:cx5="http://schemas.microsoft.com/office/drawing/2016/5/11/chartex" xmlns:cx6="http://schemas.microsoft.com/office/drawing/2016/5/12/chartex" xmlns:cx7="http://schemas.microsoft.com/office/drawing/2016/5/13/chartex" xmlns:cx8="http://schemas.microsoft.com/office/drawing/2016/5/14/chartex" xmlns:mc="http://schemas.openxmlformats.org/markup-compatibility/2006" xmlns:aink="http://schemas.microsoft.com/office/drawing/2016/ink" xmlns:am3d="http://schemas.microsoft.com/office/drawing/2017/model3d" xmlns:o="urn:schemas-microsoft-com:office:office" xmlns:oel="http://schemas.microsoft.com/office/2019/extlst" xmlns:r="http://schemas.openxmlformats.org/officeDocument/2006/relationships" xmlns:m="http://schemas.openxmlformats.org/officeDocument/2006/math" xmlns:v="urn:schemas-microsoft-com:vml" xmlns:wp14="http://schemas.microsoft.com/office/word/2010/wordprocessingDrawing" xmlns:wp="http://schemas.openxmlformats.org/drawingml/2006/wordprocessingDrawing" xmlns:w10="urn:schemas-microsoft-com:office:word" xmlns:w="http://schemas.openxmlformats.org/wordprocessingml/2006/main" xmlns:w14="http://schemas.microsoft.com/office/word/2010/wordml" xmlns:w15="http://schemas.microsoft.com/office/word/2012/wordml" xmlns:w16cex="http://schemas.microsoft.com/office/word/2018/wordml/cex" xmlns:w16cid="http://schemas.microsoft.com/office/word/2016/wordml/cid" xmlns:w16="http://schemas.microsoft.com/office/word/2018/wordml" xmlns:w16du="http://schemas.microsoft.com/office/word/2023/wordml/word16du" xmlns:w16sdtdh="http://schemas.microsoft.com/office/word/2020/wordml/sdtdatahash" xmlns:w16sdtfl="http://schemas.microsoft.com/office/word/2024/wordml/sdtformatlock" xmlns:w16se="http://schemas.microsoft.com/office/word/2015/wordml/symex" xmlns:wpg="http://schemas.microsoft.com/office/word/2010/wordprocessingGroup" xmlns:wpi="http://schemas.microsoft.com/office/word/2010/wordprocessingInk" xmlns:wne="http://schemas.microsoft.com/office/word/2006/wordml" xmlns:wps="http://schemas.microsoft.com/office/word/2010/wordprocessingShape" mc:Ignorable="w14 w15 w16se w16cid w16 w16cex w16sdtdh w16sdtfl w16du wp14">
+  <w:sdt>
+    <w:sdtPr>
+      <w:id w:val="1152800911"/>
+      <w:docPartObj>
+        <w:docPartGallery w:val="Page Numbers (Bottom of Page)"/>
+        <w:docPartUnique/>
+      </w:docPartObj>
+    </w:sdtPr>
+    <w:sdtContent>
+      <w:p>
+        <w:pPr>
+          <w:pStyle w:val="af0"/>
+          <w:jc w:val="center"/>
+        </w:pPr>
+        <w:r>
+          <w:fldChar w:fldCharType="begin"/>
+        </w:r>
+        <w:r>
+          <w:instrText>PAGE   \* MERGEFORMAT</w:instrText>
+        </w:r>
+        <w:r>
+          <w:fldChar w:fldCharType="separate"/>
+        </w:r>
+        <w:r>
+          <w:rPr>
+            <w:lang w:val="zh-TW"/>
+          </w:rPr>
+          <w:t>2</w:t>
+        </w:r>
+        <w:r>
+          <w:fldChar w:fldCharType="end"/>
+        </w:r>
+      </w:p>
+    </w:sdtContent>
+  </w:sdt>
   <w:p>
     <w:pPr>
       <w:pStyle w:val="af0"/>

--- a/411435066陳致均Word排版作業..docx
+++ b/411435066陳致均Word排版作業..docx
@@ -834,6 +834,7 @@
               <w:tab w:val="right" w:leader="dot" w:pos="8777"/>
             </w:tabs>
             <w:rPr>
+              <w:rFonts w:asciiTheme="minorEastAsia" w:hAnsiTheme="minorEastAsia"/>
               <w:noProof/>
             </w:rPr>
           </w:pPr>
@@ -850,13 +851,14 @@
             <w:r>
               <w:rPr>
                 <w:rStyle w:val="af3"/>
-                <w:rFonts w:ascii="標楷體" w:eastAsia="標楷體" w:hAnsi="標楷體" w:hint="eastAsia"/>
+                <w:rFonts w:asciiTheme="minorEastAsia" w:hAnsiTheme="minorEastAsia" w:hint="eastAsia"/>
                 <w:noProof/>
               </w:rPr>
               <w:t>摘要</w:t>
             </w:r>
             <w:r>
               <w:rPr>
+                <w:rFonts w:asciiTheme="minorEastAsia" w:hAnsiTheme="minorEastAsia"/>
                 <w:noProof/>
                 <w:webHidden/>
               </w:rPr>
@@ -864,6 +866,7 @@
             </w:r>
             <w:r>
               <w:rPr>
+                <w:rFonts w:asciiTheme="minorEastAsia" w:hAnsiTheme="minorEastAsia"/>
                 <w:noProof/>
                 <w:webHidden/>
               </w:rPr>
@@ -871,6 +874,7 @@
             </w:r>
             <w:r>
               <w:rPr>
+                <w:rFonts w:asciiTheme="minorEastAsia" w:hAnsiTheme="minorEastAsia"/>
                 <w:noProof/>
                 <w:webHidden/>
               </w:rPr>
@@ -878,12 +882,14 @@
             </w:r>
             <w:r>
               <w:rPr>
-                <w:noProof/>
-                <w:webHidden/>
-              </w:rPr>
-            </w:r>
-            <w:r>
-              <w:rPr>
+                <w:rFonts w:asciiTheme="minorEastAsia" w:hAnsiTheme="minorEastAsia"/>
+                <w:noProof/>
+                <w:webHidden/>
+              </w:rPr>
+            </w:r>
+            <w:r>
+              <w:rPr>
+                <w:rFonts w:asciiTheme="minorEastAsia" w:hAnsiTheme="minorEastAsia"/>
                 <w:noProof/>
                 <w:webHidden/>
               </w:rPr>
@@ -891,6 +897,7 @@
             </w:r>
             <w:r>
               <w:rPr>
+                <w:rFonts w:asciiTheme="minorEastAsia" w:hAnsiTheme="minorEastAsia"/>
                 <w:noProof/>
                 <w:webHidden/>
               </w:rPr>
@@ -898,6 +905,7 @@
             </w:r>
             <w:r>
               <w:rPr>
+                <w:rFonts w:asciiTheme="minorEastAsia" w:hAnsiTheme="minorEastAsia"/>
                 <w:noProof/>
                 <w:webHidden/>
               </w:rPr>
@@ -912,6 +920,7 @@
               <w:tab w:val="right" w:leader="dot" w:pos="8777"/>
             </w:tabs>
             <w:rPr>
+              <w:rFonts w:asciiTheme="minorEastAsia" w:hAnsiTheme="minorEastAsia"/>
               <w:noProof/>
             </w:rPr>
           </w:pPr>
@@ -919,13 +928,14 @@
             <w:r>
               <w:rPr>
                 <w:rStyle w:val="af3"/>
-                <w:rFonts w:ascii="標楷體" w:eastAsia="標楷體" w:hAnsi="標楷體" w:hint="eastAsia"/>
+                <w:rFonts w:asciiTheme="minorEastAsia" w:hAnsiTheme="minorEastAsia" w:hint="eastAsia"/>
                 <w:noProof/>
               </w:rPr>
               <w:t>英文摘要</w:t>
             </w:r>
             <w:r>
               <w:rPr>
+                <w:rFonts w:asciiTheme="minorEastAsia" w:hAnsiTheme="minorEastAsia"/>
                 <w:noProof/>
                 <w:webHidden/>
               </w:rPr>
@@ -933,6 +943,7 @@
             </w:r>
             <w:r>
               <w:rPr>
+                <w:rFonts w:asciiTheme="minorEastAsia" w:hAnsiTheme="minorEastAsia"/>
                 <w:noProof/>
                 <w:webHidden/>
               </w:rPr>
@@ -940,6 +951,7 @@
             </w:r>
             <w:r>
               <w:rPr>
+                <w:rFonts w:asciiTheme="minorEastAsia" w:hAnsiTheme="minorEastAsia"/>
                 <w:noProof/>
                 <w:webHidden/>
               </w:rPr>
@@ -947,12 +959,14 @@
             </w:r>
             <w:r>
               <w:rPr>
-                <w:noProof/>
-                <w:webHidden/>
-              </w:rPr>
-            </w:r>
-            <w:r>
-              <w:rPr>
+                <w:rFonts w:asciiTheme="minorEastAsia" w:hAnsiTheme="minorEastAsia"/>
+                <w:noProof/>
+                <w:webHidden/>
+              </w:rPr>
+            </w:r>
+            <w:r>
+              <w:rPr>
+                <w:rFonts w:asciiTheme="minorEastAsia" w:hAnsiTheme="minorEastAsia"/>
                 <w:noProof/>
                 <w:webHidden/>
               </w:rPr>
@@ -960,6 +974,7 @@
             </w:r>
             <w:r>
               <w:rPr>
+                <w:rFonts w:asciiTheme="minorEastAsia" w:hAnsiTheme="minorEastAsia"/>
                 <w:noProof/>
                 <w:webHidden/>
               </w:rPr>
@@ -967,6 +982,7 @@
             </w:r>
             <w:r>
               <w:rPr>
+                <w:rFonts w:asciiTheme="minorEastAsia" w:hAnsiTheme="minorEastAsia"/>
                 <w:noProof/>
                 <w:webHidden/>
               </w:rPr>
@@ -981,6 +997,7 @@
               <w:tab w:val="right" w:leader="dot" w:pos="8777"/>
             </w:tabs>
             <w:rPr>
+              <w:rFonts w:asciiTheme="minorEastAsia" w:hAnsiTheme="minorEastAsia"/>
               <w:noProof/>
             </w:rPr>
           </w:pPr>
@@ -988,7 +1005,7 @@
             <w:r>
               <w:rPr>
                 <w:rStyle w:val="af3"/>
-                <w:rFonts w:ascii="標楷體" w:eastAsia="標楷體" w:hAnsi="標楷體" w:hint="eastAsia"/>
+                <w:rFonts w:asciiTheme="minorEastAsia" w:hAnsiTheme="minorEastAsia" w:hint="eastAsia"/>
                 <w:b/>
                 <w:bCs/>
                 <w:noProof/>
@@ -998,7 +1015,7 @@
             <w:r>
               <w:rPr>
                 <w:rStyle w:val="af3"/>
-                <w:rFonts w:ascii="標楷體" w:eastAsia="標楷體" w:hAnsi="標楷體"/>
+                <w:rFonts w:asciiTheme="minorEastAsia" w:hAnsiTheme="minorEastAsia"/>
                 <w:b/>
                 <w:bCs/>
                 <w:noProof/>
@@ -1008,7 +1025,7 @@
             <w:r>
               <w:rPr>
                 <w:rStyle w:val="af3"/>
-                <w:rFonts w:ascii="標楷體" w:eastAsia="標楷體" w:hAnsi="標楷體" w:hint="eastAsia"/>
+                <w:rFonts w:asciiTheme="minorEastAsia" w:hAnsiTheme="minorEastAsia" w:hint="eastAsia"/>
                 <w:b/>
                 <w:bCs/>
                 <w:noProof/>
@@ -1017,6 +1034,7 @@
             </w:r>
             <w:r>
               <w:rPr>
+                <w:rFonts w:asciiTheme="minorEastAsia" w:hAnsiTheme="minorEastAsia"/>
                 <w:noProof/>
                 <w:webHidden/>
               </w:rPr>
@@ -1024,6 +1042,7 @@
             </w:r>
             <w:r>
               <w:rPr>
+                <w:rFonts w:asciiTheme="minorEastAsia" w:hAnsiTheme="minorEastAsia"/>
                 <w:noProof/>
                 <w:webHidden/>
               </w:rPr>
@@ -1031,6 +1050,7 @@
             </w:r>
             <w:r>
               <w:rPr>
+                <w:rFonts w:asciiTheme="minorEastAsia" w:hAnsiTheme="minorEastAsia"/>
                 <w:noProof/>
                 <w:webHidden/>
               </w:rPr>
@@ -1038,12 +1058,14 @@
             </w:r>
             <w:r>
               <w:rPr>
-                <w:noProof/>
-                <w:webHidden/>
-              </w:rPr>
-            </w:r>
-            <w:r>
-              <w:rPr>
+                <w:rFonts w:asciiTheme="minorEastAsia" w:hAnsiTheme="minorEastAsia"/>
+                <w:noProof/>
+                <w:webHidden/>
+              </w:rPr>
+            </w:r>
+            <w:r>
+              <w:rPr>
+                <w:rFonts w:asciiTheme="minorEastAsia" w:hAnsiTheme="minorEastAsia"/>
                 <w:noProof/>
                 <w:webHidden/>
               </w:rPr>
@@ -1051,6 +1073,7 @@
             </w:r>
             <w:r>
               <w:rPr>
+                <w:rFonts w:asciiTheme="minorEastAsia" w:hAnsiTheme="minorEastAsia"/>
                 <w:noProof/>
                 <w:webHidden/>
               </w:rPr>
@@ -1058,6 +1081,7 @@
             </w:r>
             <w:r>
               <w:rPr>
+                <w:rFonts w:asciiTheme="minorEastAsia" w:hAnsiTheme="minorEastAsia"/>
                 <w:noProof/>
                 <w:webHidden/>
               </w:rPr>
@@ -1072,6 +1096,7 @@
               <w:tab w:val="right" w:leader="dot" w:pos="8777"/>
             </w:tabs>
             <w:rPr>
+              <w:rFonts w:asciiTheme="minorEastAsia" w:hAnsiTheme="minorEastAsia"/>
               <w:noProof/>
             </w:rPr>
           </w:pPr>
@@ -1079,7 +1104,7 @@
             <w:r>
               <w:rPr>
                 <w:rStyle w:val="af3"/>
-                <w:rFonts w:ascii="Times New Roman" w:eastAsia="標楷體" w:hAnsi="Times New Roman" w:cs="Times New Roman"/>
+                <w:rFonts w:asciiTheme="minorEastAsia" w:hAnsiTheme="minorEastAsia" w:cs="Times New Roman"/>
                 <w:noProof/>
               </w:rPr>
               <w:t>1.1</w:t>
@@ -1087,7 +1112,7 @@
             <w:r>
               <w:rPr>
                 <w:rStyle w:val="af3"/>
-                <w:rFonts w:ascii="標楷體" w:eastAsia="標楷體" w:hAnsi="標楷體"/>
+                <w:rFonts w:asciiTheme="minorEastAsia" w:hAnsiTheme="minorEastAsia"/>
                 <w:noProof/>
               </w:rPr>
               <w:t xml:space="preserve"> </w:t>
@@ -1095,13 +1120,14 @@
             <w:r>
               <w:rPr>
                 <w:rStyle w:val="af3"/>
-                <w:rFonts w:ascii="標楷體" w:eastAsia="標楷體" w:hAnsi="標楷體" w:hint="eastAsia"/>
+                <w:rFonts w:asciiTheme="minorEastAsia" w:hAnsiTheme="minorEastAsia" w:hint="eastAsia"/>
                 <w:noProof/>
               </w:rPr>
               <w:t>研究背景</w:t>
             </w:r>
             <w:r>
               <w:rPr>
+                <w:rFonts w:asciiTheme="minorEastAsia" w:hAnsiTheme="minorEastAsia"/>
                 <w:noProof/>
                 <w:webHidden/>
               </w:rPr>
@@ -1109,6 +1135,7 @@
             </w:r>
             <w:r>
               <w:rPr>
+                <w:rFonts w:asciiTheme="minorEastAsia" w:hAnsiTheme="minorEastAsia"/>
                 <w:noProof/>
                 <w:webHidden/>
               </w:rPr>
@@ -1116,6 +1143,7 @@
             </w:r>
             <w:r>
               <w:rPr>
+                <w:rFonts w:asciiTheme="minorEastAsia" w:hAnsiTheme="minorEastAsia"/>
                 <w:noProof/>
                 <w:webHidden/>
               </w:rPr>
@@ -1123,12 +1151,14 @@
             </w:r>
             <w:r>
               <w:rPr>
-                <w:noProof/>
-                <w:webHidden/>
-              </w:rPr>
-            </w:r>
-            <w:r>
-              <w:rPr>
+                <w:rFonts w:asciiTheme="minorEastAsia" w:hAnsiTheme="minorEastAsia"/>
+                <w:noProof/>
+                <w:webHidden/>
+              </w:rPr>
+            </w:r>
+            <w:r>
+              <w:rPr>
+                <w:rFonts w:asciiTheme="minorEastAsia" w:hAnsiTheme="minorEastAsia"/>
                 <w:noProof/>
                 <w:webHidden/>
               </w:rPr>
@@ -1136,6 +1166,7 @@
             </w:r>
             <w:r>
               <w:rPr>
+                <w:rFonts w:asciiTheme="minorEastAsia" w:hAnsiTheme="minorEastAsia"/>
                 <w:noProof/>
                 <w:webHidden/>
               </w:rPr>
@@ -1143,6 +1174,7 @@
             </w:r>
             <w:r>
               <w:rPr>
+                <w:rFonts w:asciiTheme="minorEastAsia" w:hAnsiTheme="minorEastAsia"/>
                 <w:noProof/>
                 <w:webHidden/>
               </w:rPr>
@@ -1157,6 +1189,7 @@
               <w:tab w:val="right" w:leader="dot" w:pos="8777"/>
             </w:tabs>
             <w:rPr>
+              <w:rFonts w:asciiTheme="minorEastAsia" w:hAnsiTheme="minorEastAsia"/>
               <w:noProof/>
             </w:rPr>
           </w:pPr>
@@ -1164,7 +1197,7 @@
             <w:r>
               <w:rPr>
                 <w:rStyle w:val="af3"/>
-                <w:rFonts w:ascii="Times New Roman" w:eastAsia="標楷體" w:hAnsi="Times New Roman" w:cs="Times New Roman"/>
+                <w:rFonts w:asciiTheme="minorEastAsia" w:hAnsiTheme="minorEastAsia" w:cs="Times New Roman"/>
                 <w:noProof/>
               </w:rPr>
               <w:t>1.2</w:t>
@@ -1172,7 +1205,7 @@
             <w:r>
               <w:rPr>
                 <w:rStyle w:val="af3"/>
-                <w:rFonts w:ascii="標楷體" w:eastAsia="標楷體" w:hAnsi="標楷體"/>
+                <w:rFonts w:asciiTheme="minorEastAsia" w:hAnsiTheme="minorEastAsia"/>
                 <w:noProof/>
               </w:rPr>
               <w:t xml:space="preserve"> </w:t>
@@ -1180,13 +1213,14 @@
             <w:r>
               <w:rPr>
                 <w:rStyle w:val="af3"/>
-                <w:rFonts w:ascii="標楷體" w:eastAsia="標楷體" w:hAnsi="標楷體" w:hint="eastAsia"/>
+                <w:rFonts w:asciiTheme="minorEastAsia" w:hAnsiTheme="minorEastAsia" w:hint="eastAsia"/>
                 <w:noProof/>
               </w:rPr>
               <w:t>研究動機與目的</w:t>
             </w:r>
             <w:r>
               <w:rPr>
+                <w:rFonts w:asciiTheme="minorEastAsia" w:hAnsiTheme="minorEastAsia"/>
                 <w:noProof/>
                 <w:webHidden/>
               </w:rPr>
@@ -1194,6 +1228,7 @@
             </w:r>
             <w:r>
               <w:rPr>
+                <w:rFonts w:asciiTheme="minorEastAsia" w:hAnsiTheme="minorEastAsia"/>
                 <w:noProof/>
                 <w:webHidden/>
               </w:rPr>
@@ -1201,6 +1236,7 @@
             </w:r>
             <w:r>
               <w:rPr>
+                <w:rFonts w:asciiTheme="minorEastAsia" w:hAnsiTheme="minorEastAsia"/>
                 <w:noProof/>
                 <w:webHidden/>
               </w:rPr>
@@ -1208,12 +1244,14 @@
             </w:r>
             <w:r>
               <w:rPr>
-                <w:noProof/>
-                <w:webHidden/>
-              </w:rPr>
-            </w:r>
-            <w:r>
-              <w:rPr>
+                <w:rFonts w:asciiTheme="minorEastAsia" w:hAnsiTheme="minorEastAsia"/>
+                <w:noProof/>
+                <w:webHidden/>
+              </w:rPr>
+            </w:r>
+            <w:r>
+              <w:rPr>
+                <w:rFonts w:asciiTheme="minorEastAsia" w:hAnsiTheme="minorEastAsia"/>
                 <w:noProof/>
                 <w:webHidden/>
               </w:rPr>
@@ -1221,6 +1259,7 @@
             </w:r>
             <w:r>
               <w:rPr>
+                <w:rFonts w:asciiTheme="minorEastAsia" w:hAnsiTheme="minorEastAsia"/>
                 <w:noProof/>
                 <w:webHidden/>
               </w:rPr>
@@ -1228,6 +1267,7 @@
             </w:r>
             <w:r>
               <w:rPr>
+                <w:rFonts w:asciiTheme="minorEastAsia" w:hAnsiTheme="minorEastAsia"/>
                 <w:noProof/>
                 <w:webHidden/>
               </w:rPr>
@@ -1242,6 +1282,7 @@
               <w:tab w:val="right" w:leader="dot" w:pos="8777"/>
             </w:tabs>
             <w:rPr>
+              <w:rFonts w:asciiTheme="minorEastAsia" w:hAnsiTheme="minorEastAsia"/>
               <w:noProof/>
             </w:rPr>
           </w:pPr>
@@ -1249,7 +1290,7 @@
             <w:r>
               <w:rPr>
                 <w:rStyle w:val="af3"/>
-                <w:rFonts w:ascii="標楷體" w:eastAsia="標楷體" w:hAnsi="標楷體" w:hint="eastAsia"/>
+                <w:rFonts w:asciiTheme="minorEastAsia" w:hAnsiTheme="minorEastAsia" w:hint="eastAsia"/>
                 <w:noProof/>
               </w:rPr>
               <w:t>第二章</w:t>
@@ -1257,7 +1298,7 @@
             <w:r>
               <w:rPr>
                 <w:rStyle w:val="af3"/>
-                <w:rFonts w:ascii="標楷體" w:eastAsia="標楷體" w:hAnsi="標楷體"/>
+                <w:rFonts w:asciiTheme="minorEastAsia" w:hAnsiTheme="minorEastAsia"/>
                 <w:noProof/>
               </w:rPr>
               <w:t xml:space="preserve"> </w:t>
@@ -1265,13 +1306,14 @@
             <w:r>
               <w:rPr>
                 <w:rStyle w:val="af3"/>
-                <w:rFonts w:ascii="標楷體" w:eastAsia="標楷體" w:hAnsi="標楷體" w:hint="eastAsia"/>
+                <w:rFonts w:asciiTheme="minorEastAsia" w:hAnsiTheme="minorEastAsia" w:hint="eastAsia"/>
                 <w:noProof/>
               </w:rPr>
               <w:t>文獻探討</w:t>
             </w:r>
             <w:r>
               <w:rPr>
+                <w:rFonts w:asciiTheme="minorEastAsia" w:hAnsiTheme="minorEastAsia"/>
                 <w:noProof/>
                 <w:webHidden/>
               </w:rPr>
@@ -1279,6 +1321,7 @@
             </w:r>
             <w:r>
               <w:rPr>
+                <w:rFonts w:asciiTheme="minorEastAsia" w:hAnsiTheme="minorEastAsia"/>
                 <w:noProof/>
                 <w:webHidden/>
               </w:rPr>
@@ -1286,6 +1329,7 @@
             </w:r>
             <w:r>
               <w:rPr>
+                <w:rFonts w:asciiTheme="minorEastAsia" w:hAnsiTheme="minorEastAsia"/>
                 <w:noProof/>
                 <w:webHidden/>
               </w:rPr>
@@ -1293,12 +1337,14 @@
             </w:r>
             <w:r>
               <w:rPr>
-                <w:noProof/>
-                <w:webHidden/>
-              </w:rPr>
-            </w:r>
-            <w:r>
-              <w:rPr>
+                <w:rFonts w:asciiTheme="minorEastAsia" w:hAnsiTheme="minorEastAsia"/>
+                <w:noProof/>
+                <w:webHidden/>
+              </w:rPr>
+            </w:r>
+            <w:r>
+              <w:rPr>
+                <w:rFonts w:asciiTheme="minorEastAsia" w:hAnsiTheme="minorEastAsia"/>
                 <w:noProof/>
                 <w:webHidden/>
               </w:rPr>
@@ -1306,6 +1352,7 @@
             </w:r>
             <w:r>
               <w:rPr>
+                <w:rFonts w:asciiTheme="minorEastAsia" w:hAnsiTheme="minorEastAsia"/>
                 <w:noProof/>
                 <w:webHidden/>
               </w:rPr>
@@ -1313,6 +1360,7 @@
             </w:r>
             <w:r>
               <w:rPr>
+                <w:rFonts w:asciiTheme="minorEastAsia" w:hAnsiTheme="minorEastAsia"/>
                 <w:noProof/>
                 <w:webHidden/>
               </w:rPr>
@@ -1327,6 +1375,7 @@
               <w:tab w:val="right" w:leader="dot" w:pos="8777"/>
             </w:tabs>
             <w:rPr>
+              <w:rFonts w:asciiTheme="minorEastAsia" w:hAnsiTheme="minorEastAsia"/>
               <w:noProof/>
             </w:rPr>
           </w:pPr>
@@ -1334,7 +1383,7 @@
             <w:r>
               <w:rPr>
                 <w:rStyle w:val="af3"/>
-                <w:rFonts w:ascii="Times New Roman" w:eastAsia="標楷體" w:hAnsi="Times New Roman" w:cs="Times New Roman"/>
+                <w:rFonts w:asciiTheme="minorEastAsia" w:hAnsiTheme="minorEastAsia" w:cs="Times New Roman"/>
                 <w:noProof/>
               </w:rPr>
               <w:t>2.1</w:t>
@@ -1342,7 +1391,7 @@
             <w:r>
               <w:rPr>
                 <w:rStyle w:val="af3"/>
-                <w:rFonts w:ascii="標楷體" w:eastAsia="標楷體" w:hAnsi="標楷體"/>
+                <w:rFonts w:asciiTheme="minorEastAsia" w:hAnsiTheme="minorEastAsia"/>
                 <w:noProof/>
               </w:rPr>
               <w:t xml:space="preserve"> </w:t>
@@ -1350,7 +1399,7 @@
             <w:r>
               <w:rPr>
                 <w:rStyle w:val="af3"/>
-                <w:rFonts w:ascii="Times New Roman" w:eastAsia="標楷體" w:hAnsi="Times New Roman" w:cs="Times New Roman" w:hint="eastAsia"/>
+                <w:rFonts w:asciiTheme="minorEastAsia" w:hAnsiTheme="minorEastAsia" w:cs="Times New Roman" w:hint="eastAsia"/>
                 <w:b/>
                 <w:bCs/>
                 <w:noProof/>
@@ -1359,6 +1408,7 @@
             </w:r>
             <w:r>
               <w:rPr>
+                <w:rFonts w:asciiTheme="minorEastAsia" w:hAnsiTheme="minorEastAsia"/>
                 <w:noProof/>
                 <w:webHidden/>
               </w:rPr>
@@ -1366,6 +1416,7 @@
             </w:r>
             <w:r>
               <w:rPr>
+                <w:rFonts w:asciiTheme="minorEastAsia" w:hAnsiTheme="minorEastAsia"/>
                 <w:noProof/>
                 <w:webHidden/>
               </w:rPr>
@@ -1373,6 +1424,7 @@
             </w:r>
             <w:r>
               <w:rPr>
+                <w:rFonts w:asciiTheme="minorEastAsia" w:hAnsiTheme="minorEastAsia"/>
                 <w:noProof/>
                 <w:webHidden/>
               </w:rPr>
@@ -1380,12 +1432,14 @@
             </w:r>
             <w:r>
               <w:rPr>
-                <w:noProof/>
-                <w:webHidden/>
-              </w:rPr>
-            </w:r>
-            <w:r>
-              <w:rPr>
+                <w:rFonts w:asciiTheme="minorEastAsia" w:hAnsiTheme="minorEastAsia"/>
+                <w:noProof/>
+                <w:webHidden/>
+              </w:rPr>
+            </w:r>
+            <w:r>
+              <w:rPr>
+                <w:rFonts w:asciiTheme="minorEastAsia" w:hAnsiTheme="minorEastAsia"/>
                 <w:noProof/>
                 <w:webHidden/>
               </w:rPr>
@@ -1393,6 +1447,7 @@
             </w:r>
             <w:r>
               <w:rPr>
+                <w:rFonts w:asciiTheme="minorEastAsia" w:hAnsiTheme="minorEastAsia"/>
                 <w:noProof/>
                 <w:webHidden/>
               </w:rPr>
@@ -1400,6 +1455,7 @@
             </w:r>
             <w:r>
               <w:rPr>
+                <w:rFonts w:asciiTheme="minorEastAsia" w:hAnsiTheme="minorEastAsia"/>
                 <w:noProof/>
                 <w:webHidden/>
               </w:rPr>
@@ -1414,6 +1470,7 @@
               <w:tab w:val="right" w:leader="dot" w:pos="8777"/>
             </w:tabs>
             <w:rPr>
+              <w:rFonts w:asciiTheme="minorEastAsia" w:hAnsiTheme="minorEastAsia"/>
               <w:noProof/>
             </w:rPr>
           </w:pPr>
@@ -1421,7 +1478,7 @@
             <w:r>
               <w:rPr>
                 <w:rStyle w:val="af3"/>
-                <w:rFonts w:ascii="Times New Roman" w:hAnsi="Times New Roman" w:cs="Times New Roman"/>
+                <w:rFonts w:asciiTheme="minorEastAsia" w:hAnsiTheme="minorEastAsia" w:cs="Times New Roman"/>
                 <w:noProof/>
               </w:rPr>
               <w:t>2.2</w:t>
@@ -1429,6 +1486,7 @@
             <w:r>
               <w:rPr>
                 <w:rStyle w:val="af3"/>
+                <w:rFonts w:asciiTheme="minorEastAsia" w:hAnsiTheme="minorEastAsia"/>
                 <w:noProof/>
               </w:rPr>
               <w:t xml:space="preserve"> </w:t>
@@ -1436,7 +1494,7 @@
             <w:r>
               <w:rPr>
                 <w:rStyle w:val="af3"/>
-                <w:rFonts w:ascii="Times New Roman" w:eastAsia="標楷體" w:hAnsi="Times New Roman" w:cs="Times New Roman"/>
+                <w:rFonts w:asciiTheme="minorEastAsia" w:hAnsiTheme="minorEastAsia" w:cs="Times New Roman"/>
                 <w:b/>
                 <w:bCs/>
                 <w:noProof/>
@@ -1446,7 +1504,7 @@
             <w:r>
               <w:rPr>
                 <w:rStyle w:val="af3"/>
-                <w:rFonts w:ascii="標楷體" w:eastAsia="標楷體" w:hAnsi="標楷體" w:cs="Times New Roman" w:hint="eastAsia"/>
+                <w:rFonts w:asciiTheme="minorEastAsia" w:hAnsiTheme="minorEastAsia" w:cs="Times New Roman" w:hint="eastAsia"/>
                 <w:b/>
                 <w:bCs/>
                 <w:noProof/>
@@ -1455,6 +1513,7 @@
             </w:r>
             <w:r>
               <w:rPr>
+                <w:rFonts w:asciiTheme="minorEastAsia" w:hAnsiTheme="minorEastAsia"/>
                 <w:noProof/>
                 <w:webHidden/>
               </w:rPr>
@@ -1462,6 +1521,7 @@
             </w:r>
             <w:r>
               <w:rPr>
+                <w:rFonts w:asciiTheme="minorEastAsia" w:hAnsiTheme="minorEastAsia"/>
                 <w:noProof/>
                 <w:webHidden/>
               </w:rPr>
@@ -1469,6 +1529,7 @@
             </w:r>
             <w:r>
               <w:rPr>
+                <w:rFonts w:asciiTheme="minorEastAsia" w:hAnsiTheme="minorEastAsia"/>
                 <w:noProof/>
                 <w:webHidden/>
               </w:rPr>
@@ -1476,12 +1537,14 @@
             </w:r>
             <w:r>
               <w:rPr>
-                <w:noProof/>
-                <w:webHidden/>
-              </w:rPr>
-            </w:r>
-            <w:r>
-              <w:rPr>
+                <w:rFonts w:asciiTheme="minorEastAsia" w:hAnsiTheme="minorEastAsia"/>
+                <w:noProof/>
+                <w:webHidden/>
+              </w:rPr>
+            </w:r>
+            <w:r>
+              <w:rPr>
+                <w:rFonts w:asciiTheme="minorEastAsia" w:hAnsiTheme="minorEastAsia"/>
                 <w:noProof/>
                 <w:webHidden/>
               </w:rPr>
@@ -1489,6 +1552,7 @@
             </w:r>
             <w:r>
               <w:rPr>
+                <w:rFonts w:asciiTheme="minorEastAsia" w:hAnsiTheme="minorEastAsia"/>
                 <w:noProof/>
                 <w:webHidden/>
               </w:rPr>
@@ -1496,6 +1560,7 @@
             </w:r>
             <w:r>
               <w:rPr>
+                <w:rFonts w:asciiTheme="minorEastAsia" w:hAnsiTheme="minorEastAsia"/>
                 <w:noProof/>
                 <w:webHidden/>
               </w:rPr>
@@ -1510,6 +1575,7 @@
               <w:tab w:val="right" w:leader="dot" w:pos="8777"/>
             </w:tabs>
             <w:rPr>
+              <w:rFonts w:asciiTheme="minorEastAsia" w:hAnsiTheme="minorEastAsia"/>
               <w:noProof/>
             </w:rPr>
           </w:pPr>
@@ -1517,7 +1583,7 @@
             <w:r>
               <w:rPr>
                 <w:rStyle w:val="af3"/>
-                <w:rFonts w:ascii="Times New Roman" w:hAnsi="Times New Roman" w:cs="Times New Roman"/>
+                <w:rFonts w:asciiTheme="minorEastAsia" w:hAnsiTheme="minorEastAsia" w:cs="Times New Roman"/>
                 <w:noProof/>
               </w:rPr>
               <w:t>2.3</w:t>
@@ -1525,7 +1591,7 @@
             <w:r>
               <w:rPr>
                 <w:rStyle w:val="af3"/>
-                <w:rFonts w:ascii="標楷體" w:eastAsia="標楷體" w:hAnsi="標楷體" w:cs="Times New Roman" w:hint="eastAsia"/>
+                <w:rFonts w:asciiTheme="minorEastAsia" w:hAnsiTheme="minorEastAsia" w:cs="Times New Roman" w:hint="eastAsia"/>
                 <w:b/>
                 <w:bCs/>
                 <w:noProof/>
@@ -1534,6 +1600,7 @@
             </w:r>
             <w:r>
               <w:rPr>
+                <w:rFonts w:asciiTheme="minorEastAsia" w:hAnsiTheme="minorEastAsia"/>
                 <w:noProof/>
                 <w:webHidden/>
               </w:rPr>
@@ -1541,6 +1608,7 @@
             </w:r>
             <w:r>
               <w:rPr>
+                <w:rFonts w:asciiTheme="minorEastAsia" w:hAnsiTheme="minorEastAsia"/>
                 <w:noProof/>
                 <w:webHidden/>
               </w:rPr>
@@ -1548,6 +1616,7 @@
             </w:r>
             <w:r>
               <w:rPr>
+                <w:rFonts w:asciiTheme="minorEastAsia" w:hAnsiTheme="minorEastAsia"/>
                 <w:noProof/>
                 <w:webHidden/>
               </w:rPr>
@@ -1555,12 +1624,14 @@
             </w:r>
             <w:r>
               <w:rPr>
-                <w:noProof/>
-                <w:webHidden/>
-              </w:rPr>
-            </w:r>
-            <w:r>
-              <w:rPr>
+                <w:rFonts w:asciiTheme="minorEastAsia" w:hAnsiTheme="minorEastAsia"/>
+                <w:noProof/>
+                <w:webHidden/>
+              </w:rPr>
+            </w:r>
+            <w:r>
+              <w:rPr>
+                <w:rFonts w:asciiTheme="minorEastAsia" w:hAnsiTheme="minorEastAsia"/>
                 <w:noProof/>
                 <w:webHidden/>
               </w:rPr>
@@ -1568,6 +1639,7 @@
             </w:r>
             <w:r>
               <w:rPr>
+                <w:rFonts w:asciiTheme="minorEastAsia" w:hAnsiTheme="minorEastAsia"/>
                 <w:noProof/>
                 <w:webHidden/>
               </w:rPr>
@@ -1575,6 +1647,7 @@
             </w:r>
             <w:r>
               <w:rPr>
+                <w:rFonts w:asciiTheme="minorEastAsia" w:hAnsiTheme="minorEastAsia"/>
                 <w:noProof/>
                 <w:webHidden/>
               </w:rPr>
@@ -1589,6 +1662,7 @@
               <w:tab w:val="right" w:leader="dot" w:pos="8777"/>
             </w:tabs>
             <w:rPr>
+              <w:rFonts w:asciiTheme="minorEastAsia" w:hAnsiTheme="minorEastAsia"/>
               <w:noProof/>
             </w:rPr>
           </w:pPr>
@@ -1596,7 +1670,7 @@
             <w:r>
               <w:rPr>
                 <w:rStyle w:val="af3"/>
-                <w:rFonts w:ascii="標楷體" w:eastAsia="標楷體" w:hAnsi="標楷體" w:hint="eastAsia"/>
+                <w:rFonts w:asciiTheme="minorEastAsia" w:hAnsiTheme="minorEastAsia" w:hint="eastAsia"/>
                 <w:noProof/>
               </w:rPr>
               <w:t>第三章</w:t>
@@ -1604,7 +1678,7 @@
             <w:r>
               <w:rPr>
                 <w:rStyle w:val="af3"/>
-                <w:rFonts w:ascii="標楷體" w:eastAsia="標楷體" w:hAnsi="標楷體"/>
+                <w:rFonts w:asciiTheme="minorEastAsia" w:hAnsiTheme="minorEastAsia"/>
                 <w:noProof/>
               </w:rPr>
               <w:t xml:space="preserve"> </w:t>
@@ -1612,13 +1686,14 @@
             <w:r>
               <w:rPr>
                 <w:rStyle w:val="af3"/>
-                <w:rFonts w:ascii="標楷體" w:eastAsia="標楷體" w:hAnsi="標楷體" w:hint="eastAsia"/>
+                <w:rFonts w:asciiTheme="minorEastAsia" w:hAnsiTheme="minorEastAsia" w:hint="eastAsia"/>
                 <w:noProof/>
               </w:rPr>
               <w:t>研究方法</w:t>
             </w:r>
             <w:r>
               <w:rPr>
+                <w:rFonts w:asciiTheme="minorEastAsia" w:hAnsiTheme="minorEastAsia"/>
                 <w:noProof/>
                 <w:webHidden/>
               </w:rPr>
@@ -1626,6 +1701,7 @@
             </w:r>
             <w:r>
               <w:rPr>
+                <w:rFonts w:asciiTheme="minorEastAsia" w:hAnsiTheme="minorEastAsia"/>
                 <w:noProof/>
                 <w:webHidden/>
               </w:rPr>
@@ -1633,6 +1709,7 @@
             </w:r>
             <w:r>
               <w:rPr>
+                <w:rFonts w:asciiTheme="minorEastAsia" w:hAnsiTheme="minorEastAsia"/>
                 <w:noProof/>
                 <w:webHidden/>
               </w:rPr>
@@ -1640,12 +1717,14 @@
             </w:r>
             <w:r>
               <w:rPr>
-                <w:noProof/>
-                <w:webHidden/>
-              </w:rPr>
-            </w:r>
-            <w:r>
-              <w:rPr>
+                <w:rFonts w:asciiTheme="minorEastAsia" w:hAnsiTheme="minorEastAsia"/>
+                <w:noProof/>
+                <w:webHidden/>
+              </w:rPr>
+            </w:r>
+            <w:r>
+              <w:rPr>
+                <w:rFonts w:asciiTheme="minorEastAsia" w:hAnsiTheme="minorEastAsia"/>
                 <w:noProof/>
                 <w:webHidden/>
               </w:rPr>
@@ -1653,6 +1732,7 @@
             </w:r>
             <w:r>
               <w:rPr>
+                <w:rFonts w:asciiTheme="minorEastAsia" w:hAnsiTheme="minorEastAsia"/>
                 <w:noProof/>
                 <w:webHidden/>
               </w:rPr>
@@ -1660,6 +1740,7 @@
             </w:r>
             <w:r>
               <w:rPr>
+                <w:rFonts w:asciiTheme="minorEastAsia" w:hAnsiTheme="minorEastAsia"/>
                 <w:noProof/>
                 <w:webHidden/>
               </w:rPr>
@@ -1674,6 +1755,7 @@
               <w:tab w:val="right" w:leader="dot" w:pos="8777"/>
             </w:tabs>
             <w:rPr>
+              <w:rFonts w:asciiTheme="minorEastAsia" w:hAnsiTheme="minorEastAsia"/>
               <w:noProof/>
             </w:rPr>
           </w:pPr>
@@ -1681,7 +1763,7 @@
             <w:r>
               <w:rPr>
                 <w:rStyle w:val="af3"/>
-                <w:rFonts w:ascii="Times New Roman" w:eastAsia="微軟正黑體" w:hAnsi="Times New Roman" w:cs="Times New Roman"/>
+                <w:rFonts w:asciiTheme="minorEastAsia" w:hAnsiTheme="minorEastAsia" w:cs="Times New Roman"/>
                 <w:noProof/>
               </w:rPr>
               <w:t xml:space="preserve">3.1 </w:t>
@@ -1689,7 +1771,7 @@
             <w:r>
               <w:rPr>
                 <w:rStyle w:val="af3"/>
-                <w:rFonts w:ascii="標楷體" w:eastAsia="標楷體" w:hAnsi="標楷體" w:hint="eastAsia"/>
+                <w:rFonts w:asciiTheme="minorEastAsia" w:hAnsiTheme="minorEastAsia" w:hint="eastAsia"/>
                 <w:b/>
                 <w:bCs/>
                 <w:noProof/>
@@ -1698,6 +1780,7 @@
             </w:r>
             <w:r>
               <w:rPr>
+                <w:rFonts w:asciiTheme="minorEastAsia" w:hAnsiTheme="minorEastAsia"/>
                 <w:noProof/>
                 <w:webHidden/>
               </w:rPr>
@@ -1705,6 +1788,7 @@
             </w:r>
             <w:r>
               <w:rPr>
+                <w:rFonts w:asciiTheme="minorEastAsia" w:hAnsiTheme="minorEastAsia"/>
                 <w:noProof/>
                 <w:webHidden/>
               </w:rPr>
@@ -1712,6 +1796,7 @@
             </w:r>
             <w:r>
               <w:rPr>
+                <w:rFonts w:asciiTheme="minorEastAsia" w:hAnsiTheme="minorEastAsia"/>
                 <w:noProof/>
                 <w:webHidden/>
               </w:rPr>
@@ -1719,12 +1804,14 @@
             </w:r>
             <w:r>
               <w:rPr>
-                <w:noProof/>
-                <w:webHidden/>
-              </w:rPr>
-            </w:r>
-            <w:r>
-              <w:rPr>
+                <w:rFonts w:asciiTheme="minorEastAsia" w:hAnsiTheme="minorEastAsia"/>
+                <w:noProof/>
+                <w:webHidden/>
+              </w:rPr>
+            </w:r>
+            <w:r>
+              <w:rPr>
+                <w:rFonts w:asciiTheme="minorEastAsia" w:hAnsiTheme="minorEastAsia"/>
                 <w:noProof/>
                 <w:webHidden/>
               </w:rPr>
@@ -1732,6 +1819,7 @@
             </w:r>
             <w:r>
               <w:rPr>
+                <w:rFonts w:asciiTheme="minorEastAsia" w:hAnsiTheme="minorEastAsia"/>
                 <w:noProof/>
                 <w:webHidden/>
               </w:rPr>
@@ -1739,6 +1827,7 @@
             </w:r>
             <w:r>
               <w:rPr>
+                <w:rFonts w:asciiTheme="minorEastAsia" w:hAnsiTheme="minorEastAsia"/>
                 <w:noProof/>
                 <w:webHidden/>
               </w:rPr>
@@ -1753,6 +1842,7 @@
               <w:tab w:val="right" w:leader="dot" w:pos="8777"/>
             </w:tabs>
             <w:rPr>
+              <w:rFonts w:asciiTheme="minorEastAsia" w:hAnsiTheme="minorEastAsia"/>
               <w:noProof/>
             </w:rPr>
           </w:pPr>
@@ -1760,7 +1850,7 @@
             <w:r>
               <w:rPr>
                 <w:rStyle w:val="af3"/>
-                <w:rFonts w:ascii="Times New Roman" w:eastAsia="微軟正黑體" w:hAnsi="Times New Roman" w:cs="Times New Roman"/>
+                <w:rFonts w:asciiTheme="minorEastAsia" w:hAnsiTheme="minorEastAsia" w:cs="Times New Roman"/>
                 <w:noProof/>
               </w:rPr>
               <w:t>3.2</w:t>
@@ -1768,7 +1858,7 @@
             <w:r>
               <w:rPr>
                 <w:rStyle w:val="af3"/>
-                <w:rFonts w:ascii="標楷體" w:eastAsia="標楷體" w:hAnsi="標楷體"/>
+                <w:rFonts w:asciiTheme="minorEastAsia" w:hAnsiTheme="minorEastAsia"/>
                 <w:noProof/>
               </w:rPr>
               <w:t xml:space="preserve"> </w:t>
@@ -1776,13 +1866,14 @@
             <w:r>
               <w:rPr>
                 <w:rStyle w:val="af3"/>
-                <w:rFonts w:ascii="標楷體" w:eastAsia="標楷體" w:hAnsi="標楷體" w:hint="eastAsia"/>
+                <w:rFonts w:asciiTheme="minorEastAsia" w:hAnsiTheme="minorEastAsia" w:hint="eastAsia"/>
                 <w:noProof/>
               </w:rPr>
               <w:t>資料來源</w:t>
             </w:r>
             <w:r>
               <w:rPr>
+                <w:rFonts w:asciiTheme="minorEastAsia" w:hAnsiTheme="minorEastAsia"/>
                 <w:noProof/>
                 <w:webHidden/>
               </w:rPr>
@@ -1790,6 +1881,7 @@
             </w:r>
             <w:r>
               <w:rPr>
+                <w:rFonts w:asciiTheme="minorEastAsia" w:hAnsiTheme="minorEastAsia"/>
                 <w:noProof/>
                 <w:webHidden/>
               </w:rPr>
@@ -1797,6 +1889,7 @@
             </w:r>
             <w:r>
               <w:rPr>
+                <w:rFonts w:asciiTheme="minorEastAsia" w:hAnsiTheme="minorEastAsia"/>
                 <w:noProof/>
                 <w:webHidden/>
               </w:rPr>
@@ -1804,12 +1897,14 @@
             </w:r>
             <w:r>
               <w:rPr>
-                <w:noProof/>
-                <w:webHidden/>
-              </w:rPr>
-            </w:r>
-            <w:r>
-              <w:rPr>
+                <w:rFonts w:asciiTheme="minorEastAsia" w:hAnsiTheme="minorEastAsia"/>
+                <w:noProof/>
+                <w:webHidden/>
+              </w:rPr>
+            </w:r>
+            <w:r>
+              <w:rPr>
+                <w:rFonts w:asciiTheme="minorEastAsia" w:hAnsiTheme="minorEastAsia"/>
                 <w:noProof/>
                 <w:webHidden/>
               </w:rPr>
@@ -1817,6 +1912,7 @@
             </w:r>
             <w:r>
               <w:rPr>
+                <w:rFonts w:asciiTheme="minorEastAsia" w:hAnsiTheme="minorEastAsia"/>
                 <w:noProof/>
                 <w:webHidden/>
               </w:rPr>
@@ -1824,6 +1920,7 @@
             </w:r>
             <w:r>
               <w:rPr>
+                <w:rFonts w:asciiTheme="minorEastAsia" w:hAnsiTheme="minorEastAsia"/>
                 <w:noProof/>
                 <w:webHidden/>
               </w:rPr>
@@ -1838,6 +1935,7 @@
               <w:tab w:val="right" w:leader="dot" w:pos="8777"/>
             </w:tabs>
             <w:rPr>
+              <w:rFonts w:asciiTheme="minorEastAsia" w:hAnsiTheme="minorEastAsia"/>
               <w:noProof/>
             </w:rPr>
           </w:pPr>
@@ -1845,7 +1943,7 @@
             <w:r>
               <w:rPr>
                 <w:rStyle w:val="af3"/>
-                <w:rFonts w:ascii="標楷體" w:eastAsia="標楷體" w:hAnsi="標楷體" w:hint="eastAsia"/>
+                <w:rFonts w:asciiTheme="minorEastAsia" w:hAnsiTheme="minorEastAsia" w:hint="eastAsia"/>
                 <w:noProof/>
               </w:rPr>
               <w:t>第四章</w:t>
@@ -1853,7 +1951,7 @@
             <w:r>
               <w:rPr>
                 <w:rStyle w:val="af3"/>
-                <w:rFonts w:ascii="標楷體" w:eastAsia="標楷體" w:hAnsi="標楷體"/>
+                <w:rFonts w:asciiTheme="minorEastAsia" w:hAnsiTheme="minorEastAsia"/>
                 <w:noProof/>
               </w:rPr>
               <w:t xml:space="preserve"> </w:t>
@@ -1861,13 +1959,14 @@
             <w:r>
               <w:rPr>
                 <w:rStyle w:val="af3"/>
-                <w:rFonts w:ascii="標楷體" w:eastAsia="標楷體" w:hAnsi="標楷體" w:hint="eastAsia"/>
+                <w:rFonts w:asciiTheme="minorEastAsia" w:hAnsiTheme="minorEastAsia" w:hint="eastAsia"/>
                 <w:noProof/>
               </w:rPr>
               <w:t>研究結果</w:t>
             </w:r>
             <w:r>
               <w:rPr>
+                <w:rFonts w:asciiTheme="minorEastAsia" w:hAnsiTheme="minorEastAsia"/>
                 <w:noProof/>
                 <w:webHidden/>
               </w:rPr>
@@ -1875,6 +1974,7 @@
             </w:r>
             <w:r>
               <w:rPr>
+                <w:rFonts w:asciiTheme="minorEastAsia" w:hAnsiTheme="minorEastAsia"/>
                 <w:noProof/>
                 <w:webHidden/>
               </w:rPr>
@@ -1882,6 +1982,7 @@
             </w:r>
             <w:r>
               <w:rPr>
+                <w:rFonts w:asciiTheme="minorEastAsia" w:hAnsiTheme="minorEastAsia"/>
                 <w:noProof/>
                 <w:webHidden/>
               </w:rPr>
@@ -1889,12 +1990,14 @@
             </w:r>
             <w:r>
               <w:rPr>
-                <w:noProof/>
-                <w:webHidden/>
-              </w:rPr>
-            </w:r>
-            <w:r>
-              <w:rPr>
+                <w:rFonts w:asciiTheme="minorEastAsia" w:hAnsiTheme="minorEastAsia"/>
+                <w:noProof/>
+                <w:webHidden/>
+              </w:rPr>
+            </w:r>
+            <w:r>
+              <w:rPr>
+                <w:rFonts w:asciiTheme="minorEastAsia" w:hAnsiTheme="minorEastAsia"/>
                 <w:noProof/>
                 <w:webHidden/>
               </w:rPr>
@@ -1902,6 +2005,7 @@
             </w:r>
             <w:r>
               <w:rPr>
+                <w:rFonts w:asciiTheme="minorEastAsia" w:hAnsiTheme="minorEastAsia"/>
                 <w:noProof/>
                 <w:webHidden/>
               </w:rPr>
@@ -1909,6 +2013,7 @@
             </w:r>
             <w:r>
               <w:rPr>
+                <w:rFonts w:asciiTheme="minorEastAsia" w:hAnsiTheme="minorEastAsia"/>
                 <w:noProof/>
                 <w:webHidden/>
               </w:rPr>
@@ -1923,6 +2028,7 @@
               <w:tab w:val="right" w:leader="dot" w:pos="8777"/>
             </w:tabs>
             <w:rPr>
+              <w:rFonts w:asciiTheme="minorEastAsia" w:hAnsiTheme="minorEastAsia"/>
               <w:noProof/>
             </w:rPr>
           </w:pPr>
@@ -1930,7 +2036,7 @@
             <w:r>
               <w:rPr>
                 <w:rStyle w:val="af3"/>
-                <w:rFonts w:ascii="Times New Roman" w:hAnsi="Times New Roman" w:cs="Times New Roman"/>
+                <w:rFonts w:asciiTheme="minorEastAsia" w:hAnsiTheme="minorEastAsia" w:cs="Times New Roman"/>
                 <w:b/>
                 <w:bCs/>
                 <w:noProof/>
@@ -1940,7 +2046,7 @@
             <w:r>
               <w:rPr>
                 <w:rStyle w:val="af3"/>
-                <w:rFonts w:ascii="標楷體" w:eastAsia="標楷體" w:hAnsi="標楷體" w:hint="eastAsia"/>
+                <w:rFonts w:asciiTheme="minorEastAsia" w:hAnsiTheme="minorEastAsia" w:hint="eastAsia"/>
                 <w:b/>
                 <w:bCs/>
                 <w:noProof/>
@@ -1949,6 +2055,7 @@
             </w:r>
             <w:r>
               <w:rPr>
+                <w:rFonts w:asciiTheme="minorEastAsia" w:hAnsiTheme="minorEastAsia"/>
                 <w:noProof/>
                 <w:webHidden/>
               </w:rPr>
@@ -1956,6 +2063,7 @@
             </w:r>
             <w:r>
               <w:rPr>
+                <w:rFonts w:asciiTheme="minorEastAsia" w:hAnsiTheme="minorEastAsia"/>
                 <w:noProof/>
                 <w:webHidden/>
               </w:rPr>
@@ -1963,6 +2071,7 @@
             </w:r>
             <w:r>
               <w:rPr>
+                <w:rFonts w:asciiTheme="minorEastAsia" w:hAnsiTheme="minorEastAsia"/>
                 <w:noProof/>
                 <w:webHidden/>
               </w:rPr>
@@ -1970,12 +2079,14 @@
             </w:r>
             <w:r>
               <w:rPr>
-                <w:noProof/>
-                <w:webHidden/>
-              </w:rPr>
-            </w:r>
-            <w:r>
-              <w:rPr>
+                <w:rFonts w:asciiTheme="minorEastAsia" w:hAnsiTheme="minorEastAsia"/>
+                <w:noProof/>
+                <w:webHidden/>
+              </w:rPr>
+            </w:r>
+            <w:r>
+              <w:rPr>
+                <w:rFonts w:asciiTheme="minorEastAsia" w:hAnsiTheme="minorEastAsia"/>
                 <w:noProof/>
                 <w:webHidden/>
               </w:rPr>
@@ -1983,6 +2094,7 @@
             </w:r>
             <w:r>
               <w:rPr>
+                <w:rFonts w:asciiTheme="minorEastAsia" w:hAnsiTheme="minorEastAsia"/>
                 <w:noProof/>
                 <w:webHidden/>
               </w:rPr>
@@ -1990,6 +2102,7 @@
             </w:r>
             <w:r>
               <w:rPr>
+                <w:rFonts w:asciiTheme="minorEastAsia" w:hAnsiTheme="minorEastAsia"/>
                 <w:noProof/>
                 <w:webHidden/>
               </w:rPr>
@@ -2004,6 +2117,7 @@
               <w:tab w:val="right" w:leader="dot" w:pos="8777"/>
             </w:tabs>
             <w:rPr>
+              <w:rFonts w:asciiTheme="minorEastAsia" w:hAnsiTheme="minorEastAsia"/>
               <w:noProof/>
             </w:rPr>
           </w:pPr>
@@ -2011,7 +2125,7 @@
             <w:r>
               <w:rPr>
                 <w:rStyle w:val="af3"/>
-                <w:rFonts w:ascii="Times New Roman" w:hAnsi="Times New Roman" w:cs="Times New Roman"/>
+                <w:rFonts w:asciiTheme="minorEastAsia" w:hAnsiTheme="minorEastAsia" w:cs="Times New Roman"/>
                 <w:b/>
                 <w:bCs/>
                 <w:noProof/>
@@ -2021,7 +2135,7 @@
             <w:r>
               <w:rPr>
                 <w:rStyle w:val="af3"/>
-                <w:rFonts w:ascii="標楷體" w:eastAsia="標楷體" w:hAnsi="標楷體" w:hint="eastAsia"/>
+                <w:rFonts w:asciiTheme="minorEastAsia" w:hAnsiTheme="minorEastAsia" w:hint="eastAsia"/>
                 <w:b/>
                 <w:bCs/>
                 <w:noProof/>
@@ -2030,6 +2144,7 @@
             </w:r>
             <w:r>
               <w:rPr>
+                <w:rFonts w:asciiTheme="minorEastAsia" w:hAnsiTheme="minorEastAsia"/>
                 <w:noProof/>
                 <w:webHidden/>
               </w:rPr>
@@ -2037,6 +2152,7 @@
             </w:r>
             <w:r>
               <w:rPr>
+                <w:rFonts w:asciiTheme="minorEastAsia" w:hAnsiTheme="minorEastAsia"/>
                 <w:noProof/>
                 <w:webHidden/>
               </w:rPr>
@@ -2044,6 +2160,7 @@
             </w:r>
             <w:r>
               <w:rPr>
+                <w:rFonts w:asciiTheme="minorEastAsia" w:hAnsiTheme="minorEastAsia"/>
                 <w:noProof/>
                 <w:webHidden/>
               </w:rPr>
@@ -2051,12 +2168,14 @@
             </w:r>
             <w:r>
               <w:rPr>
-                <w:noProof/>
-                <w:webHidden/>
-              </w:rPr>
-            </w:r>
-            <w:r>
-              <w:rPr>
+                <w:rFonts w:asciiTheme="minorEastAsia" w:hAnsiTheme="minorEastAsia"/>
+                <w:noProof/>
+                <w:webHidden/>
+              </w:rPr>
+            </w:r>
+            <w:r>
+              <w:rPr>
+                <w:rFonts w:asciiTheme="minorEastAsia" w:hAnsiTheme="minorEastAsia"/>
                 <w:noProof/>
                 <w:webHidden/>
               </w:rPr>
@@ -2064,6 +2183,7 @@
             </w:r>
             <w:r>
               <w:rPr>
+                <w:rFonts w:asciiTheme="minorEastAsia" w:hAnsiTheme="minorEastAsia"/>
                 <w:noProof/>
                 <w:webHidden/>
               </w:rPr>
@@ -2071,6 +2191,7 @@
             </w:r>
             <w:r>
               <w:rPr>
+                <w:rFonts w:asciiTheme="minorEastAsia" w:hAnsiTheme="minorEastAsia"/>
                 <w:noProof/>
                 <w:webHidden/>
               </w:rPr>
@@ -2085,6 +2206,7 @@
               <w:tab w:val="right" w:leader="dot" w:pos="8777"/>
             </w:tabs>
             <w:rPr>
+              <w:rFonts w:asciiTheme="minorEastAsia" w:hAnsiTheme="minorEastAsia"/>
               <w:noProof/>
             </w:rPr>
           </w:pPr>
@@ -2092,7 +2214,7 @@
             <w:r>
               <w:rPr>
                 <w:rStyle w:val="af3"/>
-                <w:rFonts w:ascii="標楷體" w:eastAsia="標楷體" w:hAnsi="標楷體" w:hint="eastAsia"/>
+                <w:rFonts w:asciiTheme="minorEastAsia" w:hAnsiTheme="minorEastAsia" w:hint="eastAsia"/>
                 <w:noProof/>
               </w:rPr>
               <w:t>第五章</w:t>
@@ -2100,7 +2222,7 @@
             <w:r>
               <w:rPr>
                 <w:rStyle w:val="af3"/>
-                <w:rFonts w:ascii="標楷體" w:eastAsia="標楷體" w:hAnsi="標楷體"/>
+                <w:rFonts w:asciiTheme="minorEastAsia" w:hAnsiTheme="minorEastAsia"/>
                 <w:noProof/>
               </w:rPr>
               <w:t xml:space="preserve"> </w:t>
@@ -2108,13 +2230,14 @@
             <w:r>
               <w:rPr>
                 <w:rStyle w:val="af3"/>
-                <w:rFonts w:ascii="標楷體" w:eastAsia="標楷體" w:hAnsi="標楷體" w:hint="eastAsia"/>
+                <w:rFonts w:asciiTheme="minorEastAsia" w:hAnsiTheme="minorEastAsia" w:hint="eastAsia"/>
                 <w:noProof/>
               </w:rPr>
               <w:t>結論與建議</w:t>
             </w:r>
             <w:r>
               <w:rPr>
+                <w:rFonts w:asciiTheme="minorEastAsia" w:hAnsiTheme="minorEastAsia"/>
                 <w:noProof/>
                 <w:webHidden/>
               </w:rPr>
@@ -2122,6 +2245,7 @@
             </w:r>
             <w:r>
               <w:rPr>
+                <w:rFonts w:asciiTheme="minorEastAsia" w:hAnsiTheme="minorEastAsia"/>
                 <w:noProof/>
                 <w:webHidden/>
               </w:rPr>
@@ -2129,6 +2253,7 @@
             </w:r>
             <w:r>
               <w:rPr>
+                <w:rFonts w:asciiTheme="minorEastAsia" w:hAnsiTheme="minorEastAsia"/>
                 <w:noProof/>
                 <w:webHidden/>
               </w:rPr>
@@ -2136,12 +2261,14 @@
             </w:r>
             <w:r>
               <w:rPr>
-                <w:noProof/>
-                <w:webHidden/>
-              </w:rPr>
-            </w:r>
-            <w:r>
-              <w:rPr>
+                <w:rFonts w:asciiTheme="minorEastAsia" w:hAnsiTheme="minorEastAsia"/>
+                <w:noProof/>
+                <w:webHidden/>
+              </w:rPr>
+            </w:r>
+            <w:r>
+              <w:rPr>
+                <w:rFonts w:asciiTheme="minorEastAsia" w:hAnsiTheme="minorEastAsia"/>
                 <w:noProof/>
                 <w:webHidden/>
               </w:rPr>
@@ -2149,6 +2276,7 @@
             </w:r>
             <w:r>
               <w:rPr>
+                <w:rFonts w:asciiTheme="minorEastAsia" w:hAnsiTheme="minorEastAsia"/>
                 <w:noProof/>
                 <w:webHidden/>
               </w:rPr>
@@ -2156,6 +2284,7 @@
             </w:r>
             <w:r>
               <w:rPr>
+                <w:rFonts w:asciiTheme="minorEastAsia" w:hAnsiTheme="minorEastAsia"/>
                 <w:noProof/>
                 <w:webHidden/>
               </w:rPr>
@@ -2177,13 +2306,14 @@
             <w:r>
               <w:rPr>
                 <w:rStyle w:val="af3"/>
-                <w:rFonts w:ascii="標楷體" w:eastAsia="標楷體" w:hAnsi="標楷體" w:hint="eastAsia"/>
+                <w:rFonts w:asciiTheme="minorEastAsia" w:hAnsiTheme="minorEastAsia" w:hint="eastAsia"/>
                 <w:noProof/>
               </w:rPr>
               <w:t>參考文獻</w:t>
             </w:r>
             <w:r>
               <w:rPr>
+                <w:rFonts w:asciiTheme="minorEastAsia" w:hAnsiTheme="minorEastAsia"/>
                 <w:noProof/>
                 <w:webHidden/>
               </w:rPr>
@@ -2191,6 +2321,7 @@
             </w:r>
             <w:r>
               <w:rPr>
+                <w:rFonts w:asciiTheme="minorEastAsia" w:hAnsiTheme="minorEastAsia"/>
                 <w:noProof/>
                 <w:webHidden/>
               </w:rPr>
@@ -2198,6 +2329,7 @@
             </w:r>
             <w:r>
               <w:rPr>
+                <w:rFonts w:asciiTheme="minorEastAsia" w:hAnsiTheme="minorEastAsia"/>
                 <w:noProof/>
                 <w:webHidden/>
               </w:rPr>
@@ -2205,12 +2337,14 @@
             </w:r>
             <w:r>
               <w:rPr>
-                <w:noProof/>
-                <w:webHidden/>
-              </w:rPr>
-            </w:r>
-            <w:r>
-              <w:rPr>
+                <w:rFonts w:asciiTheme="minorEastAsia" w:hAnsiTheme="minorEastAsia"/>
+                <w:noProof/>
+                <w:webHidden/>
+              </w:rPr>
+            </w:r>
+            <w:r>
+              <w:rPr>
+                <w:rFonts w:asciiTheme="minorEastAsia" w:hAnsiTheme="minorEastAsia"/>
                 <w:noProof/>
                 <w:webHidden/>
               </w:rPr>
@@ -2218,6 +2352,7 @@
             </w:r>
             <w:r>
               <w:rPr>
+                <w:rFonts w:asciiTheme="minorEastAsia" w:hAnsiTheme="minorEastAsia"/>
                 <w:noProof/>
                 <w:webHidden/>
               </w:rPr>
@@ -2225,6 +2360,7 @@
             </w:r>
             <w:r>
               <w:rPr>
+                <w:rFonts w:asciiTheme="minorEastAsia" w:hAnsiTheme="minorEastAsia"/>
                 <w:noProof/>
                 <w:webHidden/>
               </w:rPr>
@@ -2257,16 +2393,16 @@
       <w:pPr>
         <w:jc w:val="center"/>
         <w:rPr>
-          <w:rFonts w:ascii="微軟正黑體" w:eastAsia="微軟正黑體" w:hAnsi="微軟正黑體"/>
-          <w:sz w:val="40"/>
-          <w:szCs w:val="40"/>
-        </w:rPr>
-      </w:pPr>
-      <w:r>
-        <w:rPr>
-          <w:rFonts w:ascii="微軟正黑體" w:eastAsia="微軟正黑體" w:hAnsi="微軟正黑體" w:hint="eastAsia"/>
-          <w:sz w:val="40"/>
-          <w:szCs w:val="40"/>
+          <w:rFonts w:ascii="標楷體" w:eastAsia="標楷體" w:hAnsi="標楷體"/>
+          <w:sz w:val="48"/>
+          <w:szCs w:val="48"/>
+        </w:rPr>
+      </w:pPr>
+      <w:r>
+        <w:rPr>
+          <w:rFonts w:ascii="標楷體" w:eastAsia="標楷體" w:hAnsi="標楷體" w:hint="eastAsia"/>
+          <w:sz w:val="48"/>
+          <w:szCs w:val="48"/>
         </w:rPr>
         <w:t>圖目錄</w:t>
       </w:r>
@@ -2655,39 +2791,27 @@
       <w:pPr>
         <w:jc w:val="center"/>
         <w:rPr>
+          <w:rFonts w:ascii="標楷體" w:eastAsia="標楷體" w:hAnsi="標楷體" w:hint="eastAsia"/>
+          <w:sz w:val="48"/>
+          <w:szCs w:val="48"/>
+        </w:rPr>
+      </w:pPr>
+      <w:r>
+        <w:rPr>
           <w:rFonts w:ascii="微軟正黑體" w:eastAsia="微軟正黑體" w:hAnsi="微軟正黑體"/>
           <w:sz w:val="40"/>
           <w:szCs w:val="40"/>
         </w:rPr>
-      </w:pPr>
-      <w:r>
-        <w:rPr>
-          <w:rFonts w:ascii="微軟正黑體" w:eastAsia="微軟正黑體" w:hAnsi="微軟正黑體"/>
-          <w:sz w:val="40"/>
-          <w:szCs w:val="40"/>
-        </w:rPr>
         <w:fldChar w:fldCharType="end"/>
       </w:r>
       <w:r>
         <w:rPr>
-          <w:rFonts w:ascii="微軟正黑體" w:eastAsia="微軟正黑體" w:hAnsi="微軟正黑體" w:hint="eastAsia"/>
-          <w:sz w:val="40"/>
-          <w:szCs w:val="40"/>
+          <w:rFonts w:ascii="標楷體" w:eastAsia="標楷體" w:hAnsi="標楷體" w:hint="eastAsia"/>
+          <w:sz w:val="48"/>
+          <w:szCs w:val="48"/>
         </w:rPr>
         <w:t>表目錄</w:t>
       </w:r>
-    </w:p>
-    <w:p>
-      <w:pPr>
-        <w:tabs>
-          <w:tab w:val="left" w:pos="690"/>
-        </w:tabs>
-        <w:rPr>
-          <w:b/>
-          <w:bCs/>
-          <w:lang w:val="zh-TW"/>
-        </w:rPr>
-      </w:pPr>
     </w:p>
     <w:p>
       <w:pPr>
@@ -2759,7 +2883,7 @@
         </w:rPr>
         <w:fldChar w:fldCharType="separate"/>
       </w:r>
-      <w:hyperlink w:anchor="_Toc225136453" w:history="1">
+      <w:hyperlink w:anchor="_Toc225137083" w:history="1">
         <w:r>
           <w:rPr>
             <w:rStyle w:val="af3"/>
@@ -2802,7 +2926,7 @@
             <w:noProof/>
             <w:webHidden/>
           </w:rPr>
-          <w:instrText xml:space="preserve"> PAGEREF _Toc225136453 \h </w:instrText>
+          <w:instrText xml:space="preserve"> PAGEREF _Toc225137083 \h </w:instrText>
         </w:r>
         <w:r>
           <w:rPr>
@@ -2844,7 +2968,7 @@
           <w:noProof/>
         </w:rPr>
       </w:pPr>
-      <w:hyperlink w:anchor="_Toc225136454" w:history="1">
+      <w:hyperlink w:anchor="_Toc225137084" w:history="1">
         <w:r>
           <w:rPr>
             <w:rStyle w:val="af3"/>
@@ -2902,7 +3026,7 @@
             <w:noProof/>
             <w:webHidden/>
           </w:rPr>
-          <w:instrText xml:space="preserve"> PAGEREF _Toc225136454 \h </w:instrText>
+          <w:instrText xml:space="preserve"> PAGEREF _Toc225137084 \h </w:instrText>
         </w:r>
         <w:r>
           <w:rPr>
@@ -2944,7 +3068,7 @@
           <w:noProof/>
         </w:rPr>
       </w:pPr>
-      <w:hyperlink w:anchor="_Toc225136455" w:history="1">
+      <w:hyperlink w:anchor="_Toc225137085" w:history="1">
         <w:r>
           <w:rPr>
             <w:rStyle w:val="af3"/>
@@ -3017,7 +3141,7 @@
             <w:noProof/>
             <w:webHidden/>
           </w:rPr>
-          <w:instrText xml:space="preserve"> PAGEREF _Toc225136455 \h </w:instrText>
+          <w:instrText xml:space="preserve"> PAGEREF _Toc225137085 \h </w:instrText>
         </w:r>
         <w:r>
           <w:rPr>
@@ -3037,7 +3161,7 @@
             <w:noProof/>
             <w:webHidden/>
           </w:rPr>
-          <w:t>15</w:t>
+          <w:t>14</w:t>
         </w:r>
         <w:r>
           <w:rPr>
@@ -4712,7 +4836,7 @@
         <w:jc w:val="center"/>
       </w:pPr>
       <w:bookmarkStart w:id="28" w:name="_Ref225133408"/>
-      <w:bookmarkStart w:id="29" w:name="_Toc225136453"/>
+      <w:bookmarkStart w:id="29" w:name="_Toc225137083"/>
       <w:r>
         <w:rPr>
           <w:rFonts w:hint="eastAsia"/>
@@ -5521,7 +5645,7 @@
         <w:jc w:val="center"/>
       </w:pPr>
       <w:bookmarkStart w:id="30" w:name="_Ref225133421"/>
-      <w:bookmarkStart w:id="31" w:name="_Toc225136454"/>
+      <w:bookmarkStart w:id="31" w:name="_Toc225137084"/>
       <w:r>
         <w:rPr>
           <w:rFonts w:hint="eastAsia"/>
@@ -6024,6 +6148,7 @@
         <w:jc w:val="center"/>
       </w:pPr>
       <w:bookmarkStart w:id="32" w:name="_Ref225136574"/>
+      <w:bookmarkStart w:id="33" w:name="_Toc225137085"/>
       <w:r>
         <w:rPr>
           <w:rFonts w:hint="eastAsia"/>
@@ -6106,6 +6231,7 @@
         </w:rPr>
         <w:t>的差異比較表</w:t>
       </w:r>
+      <w:bookmarkEnd w:id="33"/>
     </w:p>
     <w:tbl>
       <w:tblPr>
@@ -6528,7 +6654,7 @@
           <w:szCs w:val="36"/>
         </w:rPr>
       </w:pPr>
-      <w:bookmarkStart w:id="33" w:name="_Toc225136444"/>
+      <w:bookmarkStart w:id="34" w:name="_Toc225136444"/>
       <w:r>
         <w:rPr>
           <w:rFonts w:ascii="標楷體" w:eastAsia="標楷體" w:hAnsi="標楷體"/>
@@ -6538,7 +6664,7 @@
         <w:lastRenderedPageBreak/>
         <w:t>第四章 研究結果</w:t>
       </w:r>
-      <w:bookmarkEnd w:id="33"/>
+      <w:bookmarkEnd w:id="34"/>
     </w:p>
     <w:p>
       <w:pPr>
@@ -6551,7 +6677,7 @@
           <w:szCs w:val="32"/>
         </w:rPr>
       </w:pPr>
-      <w:bookmarkStart w:id="34" w:name="_Toc225136445"/>
+      <w:bookmarkStart w:id="35" w:name="_Toc225136445"/>
       <w:r>
         <w:rPr>
           <w:rFonts w:ascii="Times New Roman" w:hAnsi="Times New Roman" w:cs="Times New Roman"/>
@@ -6572,7 +6698,7 @@
         </w:rPr>
         <w:t>主要發現</w:t>
       </w:r>
-      <w:bookmarkEnd w:id="34"/>
+      <w:bookmarkEnd w:id="35"/>
     </w:p>
     <w:p>
       <w:pPr>
@@ -6843,8 +6969,8 @@
       <w:pPr>
         <w:pStyle w:val="af5"/>
       </w:pPr>
-      <w:bookmarkStart w:id="35" w:name="_Ref225133453"/>
-      <w:bookmarkStart w:id="36" w:name="_Toc225136451"/>
+      <w:bookmarkStart w:id="36" w:name="_Ref225133453"/>
+      <w:bookmarkStart w:id="37" w:name="_Toc225136451"/>
       <w:r>
         <w:rPr>
           <w:rFonts w:hint="eastAsia"/>
@@ -6896,7 +7022,7 @@
       <w:r>
         <w:fldChar w:fldCharType="end"/>
       </w:r>
-      <w:bookmarkEnd w:id="35"/>
+      <w:bookmarkEnd w:id="36"/>
       <w:r>
         <w:rPr>
           <w:rFonts w:hint="eastAsia"/>
@@ -6915,7 +7041,7 @@
         </w:rPr>
         <w:t>關鍵績效指標示意圖</w:t>
       </w:r>
-      <w:bookmarkEnd w:id="36"/>
+      <w:bookmarkEnd w:id="37"/>
     </w:p>
     <w:p>
       <w:pPr>
@@ -7003,8 +7129,8 @@
           <w:rFonts w:hint="eastAsia"/>
         </w:rPr>
       </w:pPr>
-      <w:bookmarkStart w:id="37" w:name="_Ref225132791"/>
-      <w:bookmarkStart w:id="38" w:name="_Toc225136452"/>
+      <w:bookmarkStart w:id="38" w:name="_Ref225132791"/>
+      <w:bookmarkStart w:id="39" w:name="_Toc225136452"/>
       <w:r>
         <w:rPr>
           <w:rFonts w:hint="eastAsia"/>
@@ -7056,7 +7182,7 @@
       <w:r>
         <w:fldChar w:fldCharType="end"/>
       </w:r>
-      <w:bookmarkEnd w:id="37"/>
+      <w:bookmarkEnd w:id="38"/>
       <w:r>
         <w:rPr>
           <w:rFonts w:hint="eastAsia"/>
@@ -7075,7 +7201,7 @@
         </w:rPr>
         <w:t>在假設案例中的績效比較</w:t>
       </w:r>
-      <w:bookmarkEnd w:id="38"/>
+      <w:bookmarkEnd w:id="39"/>
     </w:p>
     <w:p>
       <w:pPr>
@@ -7088,7 +7214,7 @@
           <w:szCs w:val="28"/>
         </w:rPr>
       </w:pPr>
-      <w:bookmarkStart w:id="39" w:name="_Toc225136446"/>
+      <w:bookmarkStart w:id="40" w:name="_Toc225136446"/>
       <w:r>
         <w:rPr>
           <w:rFonts w:ascii="Times New Roman" w:hAnsi="Times New Roman" w:cs="Times New Roman"/>
@@ -7119,7 +7245,7 @@
         </w:rPr>
         <w:t>分析與討論：技術比較、產業差異與導入障礙</w:t>
       </w:r>
-      <w:bookmarkEnd w:id="39"/>
+      <w:bookmarkEnd w:id="40"/>
     </w:p>
     <w:p>
       <w:pPr>
@@ -7263,9 +7389,9 @@
         </w:rPr>
         <w:br w:type="page"/>
       </w:r>
-      <w:bookmarkStart w:id="40" w:name="_Toc223903938"/>
-      <w:bookmarkStart w:id="41" w:name="_Toc223909303"/>
-      <w:bookmarkStart w:id="42" w:name="_Toc225136447"/>
+      <w:bookmarkStart w:id="41" w:name="_Toc223903938"/>
+      <w:bookmarkStart w:id="42" w:name="_Toc223909303"/>
+      <w:bookmarkStart w:id="43" w:name="_Toc225136447"/>
       <w:r>
         <w:rPr>
           <w:rFonts w:ascii="標楷體" w:eastAsia="標楷體" w:hAnsi="標楷體"/>
@@ -7275,9 +7401,9 @@
         <w:lastRenderedPageBreak/>
         <w:t>第五章 結論與建議</w:t>
       </w:r>
-      <w:bookmarkEnd w:id="40"/>
       <w:bookmarkEnd w:id="41"/>
       <w:bookmarkEnd w:id="42"/>
+      <w:bookmarkEnd w:id="43"/>
     </w:p>
     <w:p>
       <w:pPr>
@@ -7447,8 +7573,8 @@
           <w:szCs w:val="36"/>
         </w:rPr>
       </w:pPr>
-      <w:bookmarkStart w:id="43" w:name="_Toc223909306"/>
-      <w:bookmarkStart w:id="44" w:name="_Toc225136448"/>
+      <w:bookmarkStart w:id="44" w:name="_Toc223909306"/>
+      <w:bookmarkStart w:id="45" w:name="_Toc225136448"/>
       <w:r>
         <w:rPr>
           <w:rFonts w:ascii="標楷體" w:eastAsia="標楷體" w:hAnsi="標楷體" w:hint="eastAsia"/>
@@ -7458,8 +7584,8 @@
         <w:lastRenderedPageBreak/>
         <w:t>參考文獻</w:t>
       </w:r>
-      <w:bookmarkEnd w:id="43"/>
       <w:bookmarkEnd w:id="44"/>
+      <w:bookmarkEnd w:id="45"/>
     </w:p>
     <w:p>
       <w:pPr>
